--- a/Data_Preparation_and_Modeling_Report_over_lisa .docx
+++ b/Data_Preparation_and_Modeling_Report_over_lisa .docx
@@ -4658,6 +4658,394 @@
       <w:bookmarkStart w:id="0" w:name="_Toc222761251"/>
       <w:r>
         <w:lastRenderedPageBreak/>
+        <w:t>Introduction</w:t>
+      </w:r>
+    </w:p>
+    <w:p>
+      <w:pPr>
+        <w:spacing w:before="120" w:after="120"/>
+        <w:rPr>
+          <w:shd w:val="clear" w:color="auto" w:fill="FFFFFF"/>
+        </w:rPr>
+      </w:pPr>
+      <w:r>
+        <w:t xml:space="preserve">Studies show that </w:t>
+      </w:r>
+      <w:r>
+        <w:rPr>
+          <w:shd w:val="clear" w:color="auto" w:fill="FFFFFF"/>
+        </w:rPr>
+        <w:t xml:space="preserve">Americans believe aggressive driving has increased since the COVID-19 pandemic, and super majorities believe that one or more of the following specific behaviors have increased: distracted driving, driving too fast, and reckless driving including weaving, tailgating, and running red lights. </w:t>
+      </w:r>
+      <w:r>
+        <w:t>(</w:t>
+      </w:r>
+      <w:proofErr w:type="spellStart"/>
+      <w:r>
+        <w:t>Leppert</w:t>
+      </w:r>
+      <w:proofErr w:type="spellEnd"/>
+      <w:r>
+        <w:t>, 2024, November 12)</w:t>
+      </w:r>
+      <w:r>
+        <w:t>. None of the evaluated studies show if</w:t>
+      </w:r>
+      <w:r>
+        <w:rPr>
+          <w:shd w:val="clear" w:color="auto" w:fill="FFFFFF"/>
+        </w:rPr>
+        <w:t xml:space="preserve"> </w:t>
+      </w:r>
+      <w:r>
+        <w:rPr>
+          <w:shd w:val="clear" w:color="auto" w:fill="FFFFFF"/>
+        </w:rPr>
+        <w:t xml:space="preserve">there was a </w:t>
+      </w:r>
+      <w:r>
+        <w:rPr>
+          <w:shd w:val="clear" w:color="auto" w:fill="FFFFFF"/>
+        </w:rPr>
+        <w:t>statistically</w:t>
+      </w:r>
+      <w:r>
+        <w:rPr>
+          <w:shd w:val="clear" w:color="auto" w:fill="FFFFFF"/>
+        </w:rPr>
+        <w:t xml:space="preserve"> significant increase in </w:t>
+      </w:r>
+      <w:r>
+        <w:rPr>
+          <w:shd w:val="clear" w:color="auto" w:fill="FFFFFF"/>
+        </w:rPr>
+        <w:t xml:space="preserve">aggressive driving </w:t>
+      </w:r>
+      <w:r>
+        <w:rPr>
+          <w:shd w:val="clear" w:color="auto" w:fill="FFFFFF"/>
+        </w:rPr>
+        <w:t xml:space="preserve">during COVID-19 </w:t>
+      </w:r>
+      <w:r>
+        <w:rPr>
+          <w:shd w:val="clear" w:color="auto" w:fill="FFFFFF"/>
+        </w:rPr>
+        <w:t xml:space="preserve">or </w:t>
+      </w:r>
+      <w:r>
+        <w:rPr>
+          <w:shd w:val="clear" w:color="auto" w:fill="FFFFFF"/>
+        </w:rPr>
+        <w:t xml:space="preserve">if it </w:t>
+      </w:r>
+      <w:r>
+        <w:rPr>
+          <w:shd w:val="clear" w:color="auto" w:fill="FFFFFF"/>
+        </w:rPr>
+        <w:t xml:space="preserve">has since </w:t>
+      </w:r>
+      <w:r>
+        <w:rPr>
+          <w:shd w:val="clear" w:color="auto" w:fill="FFFFFF"/>
+        </w:rPr>
+        <w:t>declined or stabilized.</w:t>
+      </w:r>
+    </w:p>
+    <w:p>
+      <w:pPr>
+        <w:pStyle w:val="Heading2"/>
+        <w:rPr>
+          <w:shd w:val="clear" w:color="auto" w:fill="FFFFFF"/>
+        </w:rPr>
+      </w:pPr>
+      <w:r>
+        <w:rPr>
+          <w:shd w:val="clear" w:color="auto" w:fill="FFFFFF"/>
+        </w:rPr>
+        <w:t>Primary Objective</w:t>
+      </w:r>
+    </w:p>
+    <w:p>
+      <w:pPr>
+        <w:spacing w:before="120" w:after="120"/>
+        <w:rPr>
+          <w:shd w:val="clear" w:color="auto" w:fill="FFFFFF"/>
+        </w:rPr>
+      </w:pPr>
+      <w:r>
+        <w:t>The primary objective of this project is to d</w:t>
+      </w:r>
+      <w:r>
+        <w:t xml:space="preserve">etermine whether </w:t>
+      </w:r>
+      <w:r>
+        <w:t xml:space="preserve">there has been a statistically significant increase in </w:t>
+      </w:r>
+      <w:r>
+        <w:t xml:space="preserve">aggressive driving </w:t>
+      </w:r>
+      <w:r>
+        <w:t>since the COVID-19 pandemic to provide evidence-based conclusions for PA Data Discourse readers about driving risks.</w:t>
+      </w:r>
+      <w:r>
+        <w:t xml:space="preserve"> </w:t>
+      </w:r>
+      <w:r>
+        <w:rPr>
+          <w:shd w:val="clear" w:color="auto" w:fill="FFFFFF"/>
+        </w:rPr>
+        <w:t>Based on several models, aggressive driving did not increase during COVID-19</w:t>
+      </w:r>
+      <w:r>
+        <w:rPr>
+          <w:shd w:val="clear" w:color="auto" w:fill="FFFFFF"/>
+        </w:rPr>
+        <w:t xml:space="preserve"> and </w:t>
+      </w:r>
+      <w:r>
+        <w:rPr>
+          <w:shd w:val="clear" w:color="auto" w:fill="FFFFFF"/>
+        </w:rPr>
+        <w:t xml:space="preserve">did not </w:t>
+      </w:r>
+      <w:r>
+        <w:rPr>
+          <w:shd w:val="clear" w:color="auto" w:fill="FFFFFF"/>
+        </w:rPr>
+        <w:t>remain high afterward</w:t>
+      </w:r>
+      <w:r>
+        <w:rPr>
+          <w:shd w:val="clear" w:color="auto" w:fill="FFFFFF"/>
+        </w:rPr>
+        <w:t xml:space="preserve">. </w:t>
+      </w:r>
+    </w:p>
+    <w:p>
+      <w:pPr>
+        <w:pStyle w:val="Heading2"/>
+        <w:rPr>
+          <w:shd w:val="clear" w:color="auto" w:fill="FFFFFF"/>
+        </w:rPr>
+      </w:pPr>
+      <w:r>
+        <w:rPr>
+          <w:shd w:val="clear" w:color="auto" w:fill="FFFFFF"/>
+        </w:rPr>
+        <w:t>Secondary Objectives</w:t>
+      </w:r>
+    </w:p>
+    <w:p>
+      <w:pPr>
+        <w:spacing w:before="120" w:after="120"/>
+      </w:pPr>
+      <w:r>
+        <w:t>I</w:t>
+      </w:r>
+      <w:r>
+        <w:t>dentify specific aggressive driving behaviors that increased during COVID-19</w:t>
+      </w:r>
+      <w:r>
+        <w:t xml:space="preserve">. </w:t>
+      </w:r>
+      <w:r>
+        <w:t xml:space="preserve">The data indicate that no specific aggressive behavior (available in the public dataset) increased </w:t>
+      </w:r>
+      <w:r>
+        <w:rPr>
+          <w:shd w:val="clear" w:color="auto" w:fill="FFFFFF"/>
+        </w:rPr>
+        <w:t xml:space="preserve">during COVID-19 </w:t>
+      </w:r>
+      <w:r>
+        <w:rPr>
+          <w:shd w:val="clear" w:color="auto" w:fill="FFFFFF"/>
+        </w:rPr>
+        <w:t>or</w:t>
+      </w:r>
+      <w:r>
+        <w:rPr>
+          <w:shd w:val="clear" w:color="auto" w:fill="FFFFFF"/>
+        </w:rPr>
+        <w:t xml:space="preserve"> remain</w:t>
+      </w:r>
+      <w:r>
+        <w:rPr>
+          <w:shd w:val="clear" w:color="auto" w:fill="FFFFFF"/>
+        </w:rPr>
+        <w:t>ed</w:t>
+      </w:r>
+      <w:r>
+        <w:rPr>
+          <w:shd w:val="clear" w:color="auto" w:fill="FFFFFF"/>
+        </w:rPr>
+        <w:t xml:space="preserve"> high afterward.</w:t>
+      </w:r>
+      <w:r>
+        <w:t xml:space="preserve"> </w:t>
+      </w:r>
+    </w:p>
+    <w:p>
+      <w:pPr>
+        <w:spacing w:before="120" w:after="120"/>
+      </w:pPr>
+      <w:r>
+        <w:t>Identify co-factors for crashes involving aggressive driving, such as age, day of week, geography, terrain, or atmospheric conditions</w:t>
+      </w:r>
+      <w:r>
+        <w:t xml:space="preserve">. Demographics such as age of the driver, urban or rural location of the crash, driver impairment, and status of the driver’s license were modeled along with the COVID-19 flag to determine if any of these factors covaried with aggressive driving behaviors. Resulting models indicated that none of these factors </w:t>
+      </w:r>
+      <w:r>
+        <w:t xml:space="preserve">sufficiently </w:t>
+      </w:r>
+      <w:r>
+        <w:t>predicted aggressive driving.</w:t>
+      </w:r>
+    </w:p>
+    <w:p>
+      <w:pPr>
+        <w:snapToGrid w:val="0"/>
+      </w:pPr>
+      <w:r>
+        <w:t>Another secondary objective of this project is to d</w:t>
+      </w:r>
+      <w:r>
+        <w:t>evelop accessible visualizations for public understanding.</w:t>
+      </w:r>
+      <w:r>
+        <w:t xml:space="preserve"> Times series plots were created to show the </w:t>
+      </w:r>
+      <w:r>
+        <w:t>patterns</w:t>
+      </w:r>
+      <w:r>
+        <w:t xml:space="preserve"> in aggressive driving as defined as</w:t>
+      </w:r>
+      <w:r>
+        <w:t xml:space="preserve"> </w:t>
+      </w:r>
+      <w:r>
+        <w:t>at least one aggressive behavior action,</w:t>
+      </w:r>
+      <w:r>
+        <w:t xml:space="preserve"> at least two </w:t>
+      </w:r>
+      <w:r>
+        <w:t>aggressive behavior actions</w:t>
+      </w:r>
+      <w:r>
+        <w:t xml:space="preserve"> (NHTSA)</w:t>
+      </w:r>
+      <w:r>
+        <w:t xml:space="preserve">, and specific aggressive behaviors </w:t>
+      </w:r>
+      <w:r>
+        <w:t xml:space="preserve">that are </w:t>
+      </w:r>
+      <w:r>
+        <w:t>available in the public dataset</w:t>
+      </w:r>
+      <w:r>
+        <w:t>.</w:t>
+      </w:r>
+    </w:p>
+    <w:p>
+      <w:pPr>
+        <w:snapToGrid w:val="0"/>
+      </w:pPr>
+    </w:p>
+    <w:p>
+      <w:pPr>
+        <w:snapToGrid w:val="0"/>
+      </w:pPr>
+      <w:r>
+        <w:t>['POST_COVID',</w:t>
+      </w:r>
+    </w:p>
+    <w:p>
+      <w:pPr>
+        <w:snapToGrid w:val="0"/>
+      </w:pPr>
+      <w:r>
+        <w:t xml:space="preserve"> 'CELL_PHONE',</w:t>
+      </w:r>
+    </w:p>
+    <w:p>
+      <w:pPr>
+        <w:snapToGrid w:val="0"/>
+      </w:pPr>
+      <w:r>
+        <w:t xml:space="preserve"> 'IMPAIRED_DRIVER',</w:t>
+      </w:r>
+    </w:p>
+    <w:p>
+      <w:pPr>
+        <w:snapToGrid w:val="0"/>
+      </w:pPr>
+      <w:r>
+        <w:t xml:space="preserve"> 'MATURE_DRIVER',</w:t>
+      </w:r>
+    </w:p>
+    <w:p>
+      <w:pPr>
+        <w:snapToGrid w:val="0"/>
+      </w:pPr>
+      <w:r>
+        <w:t xml:space="preserve"> 'YOUNG_DRIVER',</w:t>
+      </w:r>
+    </w:p>
+    <w:p>
+      <w:pPr>
+        <w:snapToGrid w:val="0"/>
+      </w:pPr>
+      <w:r>
+        <w:t xml:space="preserve"> 'FATIGUE_ASLEEP',</w:t>
+      </w:r>
+    </w:p>
+    <w:p>
+      <w:pPr>
+        <w:snapToGrid w:val="0"/>
+      </w:pPr>
+      <w:r>
+        <w:t xml:space="preserve"> 'HIT_RUN',</w:t>
+      </w:r>
+    </w:p>
+    <w:p>
+      <w:pPr>
+        <w:snapToGrid w:val="0"/>
+      </w:pPr>
+      <w:r>
+        <w:t xml:space="preserve"> 'UNLICENSED',</w:t>
+      </w:r>
+    </w:p>
+    <w:p>
+      <w:pPr>
+        <w:snapToGrid w:val="0"/>
+      </w:pPr>
+      <w:r>
+        <w:t xml:space="preserve"> '</w:t>
+      </w:r>
+      <w:proofErr w:type="spellStart"/>
+      <w:r>
+        <w:t>URBAN_RURALx</w:t>
+      </w:r>
+      <w:proofErr w:type="spellEnd"/>
+      <w:r>
+        <w:t>']</w:t>
+      </w:r>
+    </w:p>
+    <w:p>
+      <w:pPr>
+        <w:snapToGrid w:val="0"/>
+      </w:pPr>
+    </w:p>
+    <w:p>
+      <w:pPr>
+        <w:pStyle w:val="Heading1"/>
+      </w:pPr>
+      <w:r>
+        <w:lastRenderedPageBreak/>
         <w:t xml:space="preserve">Section 1: </w:t>
       </w:r>
       <w:r>
@@ -4683,24 +5071,49 @@
       <w:pPr>
         <w:pStyle w:val="Heading3"/>
       </w:pPr>
-      <w:bookmarkStart w:id="2" w:name="_Toc222761253"/>
-      <w:r>
-        <w:t xml:space="preserve">Update to </w:t>
-      </w:r>
-      <w:r>
-        <w:t xml:space="preserve">Data </w:t>
-      </w:r>
-      <w:r>
-        <w:t>Understanding</w:t>
-      </w:r>
-      <w:bookmarkEnd w:id="2"/>
+      <w:r>
+        <w:t>Aggressive Driving Variables</w:t>
+      </w:r>
     </w:p>
     <w:p>
       <w:pPr>
-        <w:pStyle w:val="Heading4"/>
-      </w:pPr>
-      <w:r>
-        <w:t>Driver Age Variables</w:t>
+        <w:spacing w:before="120" w:after="120"/>
+      </w:pPr>
+      <w:r>
+        <w:t xml:space="preserve">R. Ranieri (personal communication, February 19, 2026) confirmed </w:t>
+      </w:r>
+      <w:r>
+        <w:t xml:space="preserve">that </w:t>
+      </w:r>
+      <w:r>
+        <w:t xml:space="preserve">the behaviors </w:t>
+      </w:r>
+      <w:r>
+        <w:t xml:space="preserve">in </w:t>
+      </w:r>
+      <w:r>
+        <w:t>t</w:t>
+      </w:r>
+      <w:r>
+        <w:t>he following table</w:t>
+      </w:r>
+      <w:r>
+        <w:t xml:space="preserve"> </w:t>
+      </w:r>
+      <w:r>
+        <w:t xml:space="preserve">are </w:t>
+      </w:r>
+      <w:r>
+        <w:t>classif</w:t>
+      </w:r>
+      <w:r>
+        <w:t>ied</w:t>
+      </w:r>
+      <w:r>
+        <w:t xml:space="preserve"> as aggressive driving </w:t>
+      </w:r>
+      <w:r>
+        <w:t>and mapped each behavior to a FLAGS variable, if one exists. The public dataset does not contain a FLAGS variable for every aggressive driving behavior.</w:t>
       </w:r>
     </w:p>
     <w:p>
@@ -4708,185 +5121,31 @@
         <w:spacing w:before="120" w:after="120"/>
       </w:pPr>
       <w:r>
-        <w:t>R. Ranieri</w:t>
-      </w:r>
-      <w:r>
-        <w:t xml:space="preserve"> (personal communication, February 19, 2026)</w:t>
-      </w:r>
-      <w:r>
-        <w:t xml:space="preserve">, </w:t>
-      </w:r>
-      <w:r>
-        <w:t>Crash Analysis Manager</w:t>
-      </w:r>
-      <w:r>
-        <w:t xml:space="preserve"> for PennDOT</w:t>
-      </w:r>
-      <w:r>
-        <w:t xml:space="preserve">, confirmed </w:t>
-      </w:r>
-      <w:r>
-        <w:t xml:space="preserve">that variables in the </w:t>
-      </w:r>
-      <w:r>
-        <w:t xml:space="preserve">FLAGS dataset </w:t>
-      </w:r>
-      <w:r>
-        <w:t>are</w:t>
-      </w:r>
-      <w:r>
-        <w:t xml:space="preserve"> derived from all collection datasets</w:t>
-      </w:r>
-      <w:r>
-        <w:t>—COMMVEH, CYCLE, PERSON, ROADWAY, TRAILVEH, VEHICLE—</w:t>
-      </w:r>
-      <w:r>
-        <w:t>from the Pennsylvania Crash Information Tool (</w:t>
-      </w:r>
-      <w:r>
-        <w:rPr>
-          <w:i/>
-          <w:iCs/>
-        </w:rPr>
-        <w:t>Pennsylvania Crash Information Tool</w:t>
-      </w:r>
-      <w:r>
-        <w:t>, n.d.).</w:t>
+        <w:t>PennDOT</w:t>
       </w:r>
       <w:r>
         <w:t xml:space="preserve"> </w:t>
       </w:r>
-    </w:p>
-    <w:p>
-      <w:pPr>
-        <w:spacing w:before="120" w:after="120"/>
-      </w:pPr>
-      <w:r>
-        <w:t xml:space="preserve">R. </w:t>
-      </w:r>
-      <w:r>
-        <w:t xml:space="preserve">Ranieri also stated that the DRIVER_COUNT_&lt;age&gt; variables </w:t>
-      </w:r>
-      <w:r>
-        <w:t xml:space="preserve">in CRASH </w:t>
-      </w:r>
-      <w:r>
-        <w:t xml:space="preserve">were </w:t>
-      </w:r>
-      <w:r>
-        <w:t xml:space="preserve">also </w:t>
-      </w:r>
-      <w:r>
-        <w:t xml:space="preserve">derived from the PERSON collection table. </w:t>
-      </w:r>
-      <w:r>
-        <w:t>R. Ranieri suggests that i</w:t>
-      </w:r>
-      <w:r>
-        <w:t xml:space="preserve">f there are discrepancies between the </w:t>
-      </w:r>
-      <w:r>
-        <w:t xml:space="preserve">DRIVER_&lt;age&gt; variables in FLAGS and the corresponding </w:t>
-      </w:r>
-      <w:r>
-        <w:t>DRIVER_COUNT_&lt;age&gt; variables in CRASH, th</w:t>
-      </w:r>
-      <w:r>
-        <w:t>o</w:t>
-      </w:r>
-      <w:r>
-        <w:t xml:space="preserve">se </w:t>
-      </w:r>
-      <w:r>
-        <w:t>values could be derived directly from</w:t>
-      </w:r>
-      <w:r>
-        <w:t xml:space="preserve"> the PERSON table. </w:t>
-      </w:r>
-      <w:r>
-        <w:t xml:space="preserve">After evaluating missingness for AGE in PERSON, </w:t>
-      </w:r>
-      <w:r>
-        <w:t>it was determined that it</w:t>
-      </w:r>
-      <w:r>
-        <w:t xml:space="preserve"> does not make sense to evaluate age as a covariant with aggressive driving. Age is </w:t>
-      </w:r>
-      <w:r>
-        <w:t>unknown</w:t>
-      </w:r>
-      <w:r>
-        <w:t xml:space="preserve"> (</w:t>
-      </w:r>
-      <w:r>
-        <w:t>PERSON.</w:t>
-      </w:r>
-      <w:r>
-        <w:t>AGE=99) for 49.5% of drivers (</w:t>
-      </w:r>
-      <w:r>
-        <w:t>PERSON.</w:t>
-      </w:r>
-      <w:r>
-        <w:t>PERSON_TYPE=1).</w:t>
-      </w:r>
-      <w:r>
-        <w:t xml:space="preserve"> </w:t>
-      </w:r>
-      <w:r>
-        <w:t>T</w:t>
-      </w:r>
-      <w:r>
-        <w:t>his breaks down to AGE being unknown for 34% of drivers of motor vehicles in transit and for 65.9% of drivers of hit and run.</w:t>
-      </w:r>
-    </w:p>
-    <w:p>
-      <w:pPr>
-        <w:pStyle w:val="Heading4"/>
-      </w:pPr>
-      <w:r>
-        <w:t>Aggressive Driving Variables</w:t>
-      </w:r>
-    </w:p>
-    <w:p>
-      <w:pPr>
-        <w:spacing w:before="120" w:after="120"/>
-      </w:pPr>
-      <w:r>
-        <w:t xml:space="preserve">R. Ranieri (personal communication, February 19, 2026) confirmed </w:t>
-      </w:r>
-      <w:r>
-        <w:t xml:space="preserve">that </w:t>
-      </w:r>
-      <w:r>
-        <w:t xml:space="preserve">the behaviors </w:t>
-      </w:r>
-      <w:r>
-        <w:t xml:space="preserve">in </w:t>
-      </w:r>
-      <w:r>
-        <w:t>t</w:t>
-      </w:r>
-      <w:r>
-        <w:t>he following table</w:t>
-      </w:r>
-      <w:r>
-        <w:t xml:space="preserve"> </w:t>
-      </w:r>
-      <w:r>
-        <w:t xml:space="preserve">are </w:t>
-      </w:r>
-      <w:r>
-        <w:t>classif</w:t>
-      </w:r>
-      <w:r>
-        <w:t>ied</w:t>
-      </w:r>
-      <w:r>
-        <w:t xml:space="preserve"> as aggressive driving </w:t>
-      </w:r>
-      <w:r>
-        <w:t>and mapped each behavior to a FLAGS variable, if one exists. The public dataset does not contain a FLAGS variable for every aggressive driving behavior.</w:t>
+      <w:r>
+        <w:t xml:space="preserve">derived </w:t>
+      </w:r>
+      <w:r>
+        <w:t xml:space="preserve">AGGRESSIVE_DRIVING and NHTSA_AGG_DRIVING from all </w:t>
+      </w:r>
+      <w:r>
+        <w:t xml:space="preserve">aggressive driving behaviors </w:t>
+      </w:r>
+      <w:r>
+        <w:t xml:space="preserve">listed </w:t>
+      </w:r>
+      <w:r>
+        <w:t xml:space="preserve">below, including </w:t>
+      </w:r>
+      <w:r>
+        <w:t>those</w:t>
+      </w:r>
+      <w:r>
+        <w:t xml:space="preserve"> not included in the public dataset. </w:t>
       </w:r>
     </w:p>
     <w:tbl>
@@ -4910,7 +5169,7 @@
           </w:tcPr>
           <w:p>
             <w:pPr>
-              <w:spacing w:before="120" w:after="120"/>
+              <w:snapToGrid w:val="0"/>
             </w:pPr>
             <w:r>
               <w:t>Behavior</w:t>
@@ -4923,7 +5182,7 @@
           </w:tcPr>
           <w:p>
             <w:pPr>
-              <w:spacing w:before="120" w:after="120"/>
+              <w:snapToGrid w:val="0"/>
               <w:cnfStyle w:val="100000000000" w:firstRow="1" w:lastRow="0" w:firstColumn="0" w:lastColumn="0" w:oddVBand="0" w:evenVBand="0" w:oddHBand="0" w:evenHBand="0" w:firstRowFirstColumn="0" w:firstRowLastColumn="0" w:lastRowFirstColumn="0" w:lastRowLastColumn="0"/>
             </w:pPr>
             <w:r>
@@ -4946,7 +5205,7 @@
           </w:tcPr>
           <w:p>
             <w:pPr>
-              <w:spacing w:before="120" w:after="120"/>
+              <w:snapToGrid w:val="0"/>
               <w:rPr>
                 <w:sz w:val="20"/>
                 <w:szCs w:val="20"/>
@@ -4978,7 +5237,7 @@
           </w:tcPr>
           <w:p>
             <w:pPr>
-              <w:spacing w:before="120" w:after="120"/>
+              <w:snapToGrid w:val="0"/>
               <w:cnfStyle w:val="000000100000" w:firstRow="0" w:lastRow="0" w:firstColumn="0" w:lastColumn="0" w:oddVBand="0" w:evenVBand="0" w:oddHBand="1" w:evenHBand="0" w:firstRowFirstColumn="0" w:firstRowLastColumn="0" w:lastRowFirstColumn="0" w:lastRowLastColumn="0"/>
               <w:rPr>
                 <w:sz w:val="20"/>
@@ -4996,7 +5255,7 @@
           </w:tcPr>
           <w:p>
             <w:pPr>
-              <w:spacing w:before="120" w:after="120"/>
+              <w:snapToGrid w:val="0"/>
               <w:rPr>
                 <w:sz w:val="20"/>
                 <w:szCs w:val="20"/>
@@ -5018,7 +5277,7 @@
           </w:tcPr>
           <w:p>
             <w:pPr>
-              <w:spacing w:before="120" w:after="120"/>
+              <w:snapToGrid w:val="0"/>
               <w:cnfStyle w:val="000000000000" w:firstRow="0" w:lastRow="0" w:firstColumn="0" w:lastColumn="0" w:oddVBand="0" w:evenVBand="0" w:oddHBand="0" w:evenHBand="0" w:firstRowFirstColumn="0" w:firstRowLastColumn="0" w:lastRowFirstColumn="0" w:lastRowLastColumn="0"/>
               <w:rPr>
                 <w:sz w:val="20"/>
@@ -5039,7 +5298,7 @@
           </w:tcPr>
           <w:p>
             <w:pPr>
-              <w:spacing w:before="120" w:after="120"/>
+              <w:snapToGrid w:val="0"/>
               <w:rPr>
                 <w:sz w:val="20"/>
                 <w:szCs w:val="20"/>
@@ -5061,7 +5320,7 @@
           </w:tcPr>
           <w:p>
             <w:pPr>
-              <w:spacing w:before="120" w:after="120"/>
+              <w:snapToGrid w:val="0"/>
               <w:cnfStyle w:val="000000100000" w:firstRow="0" w:lastRow="0" w:firstColumn="0" w:lastColumn="0" w:oddVBand="0" w:evenVBand="0" w:oddHBand="1" w:evenHBand="0" w:firstRowFirstColumn="0" w:firstRowLastColumn="0" w:lastRowFirstColumn="0" w:lastRowLastColumn="0"/>
               <w:rPr>
                 <w:sz w:val="20"/>
@@ -5079,7 +5338,7 @@
           </w:tcPr>
           <w:p>
             <w:pPr>
-              <w:spacing w:before="120" w:after="120"/>
+              <w:snapToGrid w:val="0"/>
               <w:rPr>
                 <w:sz w:val="20"/>
                 <w:szCs w:val="20"/>
@@ -5101,7 +5360,7 @@
           </w:tcPr>
           <w:p>
             <w:pPr>
-              <w:spacing w:before="120" w:after="120"/>
+              <w:snapToGrid w:val="0"/>
               <w:cnfStyle w:val="000000000000" w:firstRow="0" w:lastRow="0" w:firstColumn="0" w:lastColumn="0" w:oddVBand="0" w:evenVBand="0" w:oddHBand="0" w:evenHBand="0" w:firstRowFirstColumn="0" w:firstRowLastColumn="0" w:lastRowFirstColumn="0" w:lastRowLastColumn="0"/>
               <w:rPr>
                 <w:sz w:val="20"/>
@@ -5130,7 +5389,7 @@
           </w:tcPr>
           <w:p>
             <w:pPr>
-              <w:spacing w:before="120" w:after="120"/>
+              <w:snapToGrid w:val="0"/>
               <w:rPr>
                 <w:sz w:val="20"/>
                 <w:szCs w:val="20"/>
@@ -5152,7 +5411,7 @@
           </w:tcPr>
           <w:p>
             <w:pPr>
-              <w:spacing w:before="120" w:after="120"/>
+              <w:snapToGrid w:val="0"/>
               <w:cnfStyle w:val="000000100000" w:firstRow="0" w:lastRow="0" w:firstColumn="0" w:lastColumn="0" w:oddVBand="0" w:evenVBand="0" w:oddHBand="1" w:evenHBand="0" w:firstRowFirstColumn="0" w:firstRowLastColumn="0" w:lastRowFirstColumn="0" w:lastRowLastColumn="0"/>
               <w:rPr>
                 <w:sz w:val="20"/>
@@ -5178,7 +5437,7 @@
           </w:tcPr>
           <w:p>
             <w:pPr>
-              <w:spacing w:before="120" w:after="120"/>
+              <w:snapToGrid w:val="0"/>
               <w:rPr>
                 <w:color w:val="000000" w:themeColor="text1"/>
                 <w:sz w:val="20"/>
@@ -5201,7 +5460,7 @@
           </w:tcPr>
           <w:p>
             <w:pPr>
-              <w:spacing w:before="120" w:after="120"/>
+              <w:snapToGrid w:val="0"/>
               <w:cnfStyle w:val="000000000000" w:firstRow="0" w:lastRow="0" w:firstColumn="0" w:lastColumn="0" w:oddVBand="0" w:evenVBand="0" w:oddHBand="0" w:evenHBand="0" w:firstRowFirstColumn="0" w:firstRowLastColumn="0" w:lastRowFirstColumn="0" w:lastRowLastColumn="0"/>
               <w:rPr>
                 <w:color w:val="000000" w:themeColor="text1"/>
@@ -5223,7 +5482,7 @@
           </w:tcPr>
           <w:p>
             <w:pPr>
-              <w:spacing w:before="120" w:after="120"/>
+              <w:snapToGrid w:val="0"/>
               <w:rPr>
                 <w:color w:val="000000" w:themeColor="text1"/>
                 <w:sz w:val="20"/>
@@ -5246,7 +5505,7 @@
           </w:tcPr>
           <w:p>
             <w:pPr>
-              <w:spacing w:before="120" w:after="120"/>
+              <w:snapToGrid w:val="0"/>
               <w:cnfStyle w:val="000000100000" w:firstRow="0" w:lastRow="0" w:firstColumn="0" w:lastColumn="0" w:oddVBand="0" w:evenVBand="0" w:oddHBand="1" w:evenHBand="0" w:firstRowFirstColumn="0" w:firstRowLastColumn="0" w:lastRowFirstColumn="0" w:lastRowLastColumn="0"/>
               <w:rPr>
                 <w:color w:val="000000" w:themeColor="text1"/>
@@ -5273,7 +5532,7 @@
           </w:tcPr>
           <w:p>
             <w:pPr>
-              <w:spacing w:before="120" w:after="120"/>
+              <w:snapToGrid w:val="0"/>
               <w:rPr>
                 <w:color w:val="000000" w:themeColor="text1"/>
                 <w:sz w:val="20"/>
@@ -5296,7 +5555,7 @@
           </w:tcPr>
           <w:p>
             <w:pPr>
-              <w:spacing w:before="120" w:after="120"/>
+              <w:snapToGrid w:val="0"/>
               <w:cnfStyle w:val="000000000000" w:firstRow="0" w:lastRow="0" w:firstColumn="0" w:lastColumn="0" w:oddVBand="0" w:evenVBand="0" w:oddHBand="0" w:evenHBand="0" w:firstRowFirstColumn="0" w:firstRowLastColumn="0" w:lastRowFirstColumn="0" w:lastRowLastColumn="0"/>
               <w:rPr>
                 <w:color w:val="000000" w:themeColor="text1"/>
@@ -5326,7 +5585,7 @@
           </w:tcPr>
           <w:p>
             <w:pPr>
-              <w:spacing w:before="120" w:after="120"/>
+              <w:snapToGrid w:val="0"/>
               <w:rPr>
                 <w:color w:val="000000" w:themeColor="text1"/>
                 <w:sz w:val="20"/>
@@ -5349,7 +5608,7 @@
           </w:tcPr>
           <w:p>
             <w:pPr>
-              <w:spacing w:before="120" w:after="120"/>
+              <w:snapToGrid w:val="0"/>
               <w:cnfStyle w:val="000000100000" w:firstRow="0" w:lastRow="0" w:firstColumn="0" w:lastColumn="0" w:oddVBand="0" w:evenVBand="0" w:oddHBand="1" w:evenHBand="0" w:firstRowFirstColumn="0" w:firstRowLastColumn="0" w:lastRowFirstColumn="0" w:lastRowLastColumn="0"/>
               <w:rPr>
                 <w:color w:val="000000" w:themeColor="text1"/>
@@ -5368,7 +5627,7 @@
           </w:tcPr>
           <w:p>
             <w:pPr>
-              <w:spacing w:before="120" w:after="120"/>
+              <w:snapToGrid w:val="0"/>
               <w:rPr>
                 <w:color w:val="000000" w:themeColor="text1"/>
                 <w:sz w:val="20"/>
@@ -5391,7 +5650,7 @@
           </w:tcPr>
           <w:p>
             <w:pPr>
-              <w:spacing w:before="120" w:after="120"/>
+              <w:snapToGrid w:val="0"/>
               <w:cnfStyle w:val="000000000000" w:firstRow="0" w:lastRow="0" w:firstColumn="0" w:lastColumn="0" w:oddVBand="0" w:evenVBand="0" w:oddHBand="0" w:evenHBand="0" w:firstRowFirstColumn="0" w:firstRowLastColumn="0" w:lastRowFirstColumn="0" w:lastRowLastColumn="0"/>
               <w:rPr>
                 <w:color w:val="000000" w:themeColor="text1"/>
@@ -5413,7 +5672,7 @@
           </w:tcPr>
           <w:p>
             <w:pPr>
-              <w:spacing w:before="120" w:after="120"/>
+              <w:snapToGrid w:val="0"/>
               <w:rPr>
                 <w:color w:val="000000" w:themeColor="text1"/>
                 <w:sz w:val="20"/>
@@ -5426,7 +5685,6 @@
                 <w:sz w:val="20"/>
                 <w:szCs w:val="20"/>
               </w:rPr>
-              <w:lastRenderedPageBreak/>
               <w:t>Passing in no passing zone</w:t>
             </w:r>
           </w:p>
@@ -5437,7 +5695,7 @@
           </w:tcPr>
           <w:p>
             <w:pPr>
-              <w:spacing w:before="120" w:after="120"/>
+              <w:snapToGrid w:val="0"/>
               <w:cnfStyle w:val="000000100000" w:firstRow="0" w:lastRow="0" w:firstColumn="0" w:lastColumn="0" w:oddVBand="0" w:evenVBand="0" w:oddHBand="1" w:evenHBand="0" w:firstRowFirstColumn="0" w:firstRowLastColumn="0" w:lastRowFirstColumn="0" w:lastRowLastColumn="0"/>
               <w:rPr>
                 <w:color w:val="000000" w:themeColor="text1"/>
@@ -5456,7 +5714,7 @@
           </w:tcPr>
           <w:p>
             <w:pPr>
-              <w:spacing w:before="120" w:after="120"/>
+              <w:snapToGrid w:val="0"/>
               <w:rPr>
                 <w:color w:val="000000" w:themeColor="text1"/>
                 <w:sz w:val="20"/>
@@ -5479,7 +5737,7 @@
           </w:tcPr>
           <w:p>
             <w:pPr>
-              <w:spacing w:before="120" w:after="120"/>
+              <w:snapToGrid w:val="0"/>
               <w:cnfStyle w:val="000000000000" w:firstRow="0" w:lastRow="0" w:firstColumn="0" w:lastColumn="0" w:oddVBand="0" w:evenVBand="0" w:oddHBand="0" w:evenHBand="0" w:firstRowFirstColumn="0" w:firstRowLastColumn="0" w:lastRowFirstColumn="0" w:lastRowLastColumn="0"/>
               <w:rPr>
                 <w:color w:val="000000" w:themeColor="text1"/>
@@ -5501,7 +5759,7 @@
           </w:tcPr>
           <w:p>
             <w:pPr>
-              <w:spacing w:before="120" w:after="120"/>
+              <w:snapToGrid w:val="0"/>
               <w:rPr>
                 <w:color w:val="000000" w:themeColor="text1"/>
                 <w:sz w:val="20"/>
@@ -5524,7 +5782,7 @@
           </w:tcPr>
           <w:p>
             <w:pPr>
-              <w:spacing w:before="120" w:after="120"/>
+              <w:snapToGrid w:val="0"/>
               <w:cnfStyle w:val="000000100000" w:firstRow="0" w:lastRow="0" w:firstColumn="0" w:lastColumn="0" w:oddVBand="0" w:evenVBand="0" w:oddHBand="1" w:evenHBand="0" w:firstRowFirstColumn="0" w:firstRowLastColumn="0" w:lastRowFirstColumn="0" w:lastRowLastColumn="0"/>
               <w:rPr>
                 <w:color w:val="000000" w:themeColor="text1"/>
@@ -5543,7 +5801,7 @@
           </w:tcPr>
           <w:p>
             <w:pPr>
-              <w:spacing w:before="120" w:after="120"/>
+              <w:snapToGrid w:val="0"/>
               <w:rPr>
                 <w:color w:val="000000" w:themeColor="text1"/>
                 <w:sz w:val="20"/>
@@ -5566,7 +5824,7 @@
           </w:tcPr>
           <w:p>
             <w:pPr>
-              <w:spacing w:before="120" w:after="120"/>
+              <w:snapToGrid w:val="0"/>
               <w:cnfStyle w:val="000000000000" w:firstRow="0" w:lastRow="0" w:firstColumn="0" w:lastColumn="0" w:oddVBand="0" w:evenVBand="0" w:oddHBand="0" w:evenHBand="0" w:firstRowFirstColumn="0" w:firstRowLastColumn="0" w:lastRowFirstColumn="0" w:lastRowLastColumn="0"/>
               <w:rPr>
                 <w:color w:val="000000" w:themeColor="text1"/>
@@ -5619,7 +5877,7 @@
           </w:tcPr>
           <w:p>
             <w:pPr>
-              <w:spacing w:before="120" w:after="120"/>
+              <w:snapToGrid w:val="0"/>
               <w:rPr>
                 <w:color w:val="000000" w:themeColor="text1"/>
                 <w:sz w:val="20"/>
@@ -5642,7 +5900,7 @@
           </w:tcPr>
           <w:p>
             <w:pPr>
-              <w:spacing w:before="120" w:after="120"/>
+              <w:snapToGrid w:val="0"/>
               <w:cnfStyle w:val="000000100000" w:firstRow="0" w:lastRow="0" w:firstColumn="0" w:lastColumn="0" w:oddVBand="0" w:evenVBand="0" w:oddHBand="1" w:evenHBand="0" w:firstRowFirstColumn="0" w:firstRowLastColumn="0" w:lastRowFirstColumn="0" w:lastRowLastColumn="0"/>
               <w:rPr>
                 <w:color w:val="000000" w:themeColor="text1"/>
@@ -5680,7 +5938,7 @@
           </w:tcPr>
           <w:p>
             <w:pPr>
-              <w:spacing w:before="120" w:after="120"/>
+              <w:snapToGrid w:val="0"/>
               <w:rPr>
                 <w:color w:val="000000" w:themeColor="text1"/>
                 <w:sz w:val="20"/>
@@ -5703,7 +5961,7 @@
           </w:tcPr>
           <w:p>
             <w:pPr>
-              <w:spacing w:before="120" w:after="120"/>
+              <w:snapToGrid w:val="0"/>
               <w:cnfStyle w:val="000000000000" w:firstRow="0" w:lastRow="0" w:firstColumn="0" w:lastColumn="0" w:oddVBand="0" w:evenVBand="0" w:oddHBand="0" w:evenHBand="0" w:firstRowFirstColumn="0" w:firstRowLastColumn="0" w:lastRowFirstColumn="0" w:lastRowLastColumn="0"/>
               <w:rPr>
                 <w:color w:val="000000" w:themeColor="text1"/>
@@ -5735,7 +5993,7 @@
       <w:pPr>
         <w:pStyle w:val="Heading3"/>
       </w:pPr>
-      <w:bookmarkStart w:id="3" w:name="_Toc222761254"/>
+      <w:bookmarkStart w:id="2" w:name="_Toc222761254"/>
       <w:r>
         <w:t>†</w:t>
       </w:r>
@@ -5746,38 +6004,18 @@
         <w:t xml:space="preserve"> </w:t>
       </w:r>
       <w:r>
-        <w:rPr>
-          <w:rFonts w:cs="Times New Roman"/>
-          <w:color w:val="000000" w:themeColor="text1"/>
-        </w:rPr>
         <w:t>SPEEDING_RELATED encompasses all three of speeding, driving too fast for conditions, and driver fleeing police</w:t>
       </w:r>
       <w:r>
-        <w:rPr>
-          <w:rFonts w:cs="Times New Roman"/>
-          <w:color w:val="000000" w:themeColor="text1"/>
-        </w:rPr>
         <w:t xml:space="preserve"> (</w:t>
       </w:r>
       <w:r>
-        <w:rPr>
-          <w:rFonts w:cs="Times New Roman"/>
-          <w:color w:val="000000" w:themeColor="text1"/>
-        </w:rPr>
         <w:t>R. Ranieri</w:t>
       </w:r>
       <w:r>
-        <w:rPr>
-          <w:rFonts w:cs="Times New Roman"/>
-          <w:color w:val="000000" w:themeColor="text1"/>
-        </w:rPr>
         <w:t>,</w:t>
       </w:r>
       <w:r>
-        <w:rPr>
-          <w:rFonts w:cs="Times New Roman"/>
-          <w:color w:val="000000" w:themeColor="text1"/>
-        </w:rPr>
         <w:t xml:space="preserve"> personal communication, February 19, 2026)</w:t>
       </w:r>
     </w:p>
@@ -5788,7 +6026,7 @@
       <w:r>
         <w:t>Variable Selection</w:t>
       </w:r>
-      <w:bookmarkEnd w:id="3"/>
+      <w:bookmarkEnd w:id="2"/>
     </w:p>
     <w:p>
       <w:r>
@@ -5805,18 +6043,19 @@
         <w:tblLook w:val="04A0" w:firstRow="1" w:lastRow="0" w:firstColumn="1" w:lastColumn="0" w:noHBand="0" w:noVBand="1"/>
       </w:tblPr>
       <w:tblGrid>
-        <w:gridCol w:w="3415"/>
-        <w:gridCol w:w="1440"/>
-        <w:gridCol w:w="4495"/>
+        <w:gridCol w:w="2520"/>
+        <w:gridCol w:w="1080"/>
+        <w:gridCol w:w="5750"/>
       </w:tblGrid>
       <w:tr>
         <w:trPr>
           <w:cnfStyle w:val="100000000000" w:firstRow="1" w:lastRow="0" w:firstColumn="0" w:lastColumn="0" w:oddVBand="0" w:evenVBand="0" w:oddHBand="0" w:evenHBand="0" w:firstRowFirstColumn="0" w:firstRowLastColumn="0" w:lastRowFirstColumn="0" w:lastRowLastColumn="0"/>
+          <w:tblHeader/>
         </w:trPr>
         <w:tc>
           <w:tcPr>
             <w:cnfStyle w:val="001000000000" w:firstRow="0" w:lastRow="0" w:firstColumn="1" w:lastColumn="0" w:oddVBand="0" w:evenVBand="0" w:oddHBand="0" w:evenHBand="0" w:firstRowFirstColumn="0" w:firstRowLastColumn="0" w:lastRowFirstColumn="0" w:lastRowLastColumn="0"/>
-            <w:tcW w:w="3415" w:type="dxa"/>
+            <w:tcW w:w="2520" w:type="dxa"/>
           </w:tcPr>
           <w:p>
             <w:pPr>
@@ -5836,7 +6075,7 @@
         </w:tc>
         <w:tc>
           <w:tcPr>
-            <w:tcW w:w="1440" w:type="dxa"/>
+            <w:tcW w:w="1080" w:type="dxa"/>
           </w:tcPr>
           <w:p>
             <w:pPr>
@@ -5857,7 +6096,7 @@
         </w:tc>
         <w:tc>
           <w:tcPr>
-            <w:tcW w:w="4495" w:type="dxa"/>
+            <w:tcW w:w="5750" w:type="dxa"/>
           </w:tcPr>
           <w:p>
             <w:pPr>
@@ -5884,7 +6123,7 @@
         <w:tc>
           <w:tcPr>
             <w:cnfStyle w:val="001000000000" w:firstRow="0" w:lastRow="0" w:firstColumn="1" w:lastColumn="0" w:oddVBand="0" w:evenVBand="0" w:oddHBand="0" w:evenHBand="0" w:firstRowFirstColumn="0" w:firstRowLastColumn="0" w:lastRowFirstColumn="0" w:lastRowLastColumn="0"/>
-            <w:tcW w:w="3415" w:type="dxa"/>
+            <w:tcW w:w="2520" w:type="dxa"/>
           </w:tcPr>
           <w:p>
             <w:pPr>
@@ -5904,7 +6143,7 @@
         </w:tc>
         <w:tc>
           <w:tcPr>
-            <w:tcW w:w="1440" w:type="dxa"/>
+            <w:tcW w:w="1080" w:type="dxa"/>
           </w:tcPr>
           <w:p>
             <w:pPr>
@@ -5925,7 +6164,7 @@
         </w:tc>
         <w:tc>
           <w:tcPr>
-            <w:tcW w:w="4495" w:type="dxa"/>
+            <w:tcW w:w="5750" w:type="dxa"/>
           </w:tcPr>
           <w:p>
             <w:pPr>
@@ -5949,7 +6188,7 @@
         <w:tc>
           <w:tcPr>
             <w:cnfStyle w:val="001000000000" w:firstRow="0" w:lastRow="0" w:firstColumn="1" w:lastColumn="0" w:oddVBand="0" w:evenVBand="0" w:oddHBand="0" w:evenHBand="0" w:firstRowFirstColumn="0" w:firstRowLastColumn="0" w:lastRowFirstColumn="0" w:lastRowLastColumn="0"/>
-            <w:tcW w:w="3415" w:type="dxa"/>
+            <w:tcW w:w="2520" w:type="dxa"/>
           </w:tcPr>
           <w:p>
             <w:pPr>
@@ -5969,7 +6208,7 @@
         </w:tc>
         <w:tc>
           <w:tcPr>
-            <w:tcW w:w="1440" w:type="dxa"/>
+            <w:tcW w:w="1080" w:type="dxa"/>
           </w:tcPr>
           <w:p>
             <w:pPr>
@@ -5990,7 +6229,7 @@
         </w:tc>
         <w:tc>
           <w:tcPr>
-            <w:tcW w:w="4495" w:type="dxa"/>
+            <w:tcW w:w="5750" w:type="dxa"/>
           </w:tcPr>
           <w:p>
             <w:pPr>
@@ -6031,7 +6270,7 @@
         <w:tc>
           <w:tcPr>
             <w:cnfStyle w:val="001000000000" w:firstRow="0" w:lastRow="0" w:firstColumn="1" w:lastColumn="0" w:oddVBand="0" w:evenVBand="0" w:oddHBand="0" w:evenHBand="0" w:firstRowFirstColumn="0" w:firstRowLastColumn="0" w:lastRowFirstColumn="0" w:lastRowLastColumn="0"/>
-            <w:tcW w:w="3415" w:type="dxa"/>
+            <w:tcW w:w="2520" w:type="dxa"/>
           </w:tcPr>
           <w:p>
             <w:pPr>
@@ -6051,7 +6290,7 @@
         </w:tc>
         <w:tc>
           <w:tcPr>
-            <w:tcW w:w="1440" w:type="dxa"/>
+            <w:tcW w:w="1080" w:type="dxa"/>
           </w:tcPr>
           <w:p>
             <w:pPr>
@@ -6072,7 +6311,7 @@
         </w:tc>
         <w:tc>
           <w:tcPr>
-            <w:tcW w:w="4495" w:type="dxa"/>
+            <w:tcW w:w="5750" w:type="dxa"/>
           </w:tcPr>
           <w:p>
             <w:pPr>
@@ -6103,7 +6342,7 @@
         <w:tc>
           <w:tcPr>
             <w:cnfStyle w:val="001000000000" w:firstRow="0" w:lastRow="0" w:firstColumn="1" w:lastColumn="0" w:oddVBand="0" w:evenVBand="0" w:oddHBand="0" w:evenHBand="0" w:firstRowFirstColumn="0" w:firstRowLastColumn="0" w:lastRowFirstColumn="0" w:lastRowLastColumn="0"/>
-            <w:tcW w:w="3415" w:type="dxa"/>
+            <w:tcW w:w="2520" w:type="dxa"/>
           </w:tcPr>
           <w:p>
             <w:pPr>
@@ -6123,7 +6362,7 @@
         </w:tc>
         <w:tc>
           <w:tcPr>
-            <w:tcW w:w="1440" w:type="dxa"/>
+            <w:tcW w:w="1080" w:type="dxa"/>
           </w:tcPr>
           <w:p>
             <w:pPr>
@@ -6144,7 +6383,7 @@
         </w:tc>
         <w:tc>
           <w:tcPr>
-            <w:tcW w:w="4495" w:type="dxa"/>
+            <w:tcW w:w="5750" w:type="dxa"/>
           </w:tcPr>
           <w:p>
             <w:pPr>
@@ -6178,7 +6417,7 @@
         <w:tc>
           <w:tcPr>
             <w:cnfStyle w:val="001000000000" w:firstRow="0" w:lastRow="0" w:firstColumn="1" w:lastColumn="0" w:oddVBand="0" w:evenVBand="0" w:oddHBand="0" w:evenHBand="0" w:firstRowFirstColumn="0" w:firstRowLastColumn="0" w:lastRowFirstColumn="0" w:lastRowLastColumn="0"/>
-            <w:tcW w:w="3415" w:type="dxa"/>
+            <w:tcW w:w="2520" w:type="dxa"/>
           </w:tcPr>
           <w:p>
             <w:pPr>
@@ -6198,7 +6437,7 @@
         </w:tc>
         <w:tc>
           <w:tcPr>
-            <w:tcW w:w="1440" w:type="dxa"/>
+            <w:tcW w:w="1080" w:type="dxa"/>
           </w:tcPr>
           <w:p>
             <w:pPr>
@@ -6219,7 +6458,7 @@
         </w:tc>
         <w:tc>
           <w:tcPr>
-            <w:tcW w:w="4495" w:type="dxa"/>
+            <w:tcW w:w="5750" w:type="dxa"/>
           </w:tcPr>
           <w:p>
             <w:pPr>
@@ -6234,7 +6473,35 @@
                 <w:sz w:val="20"/>
                 <w:szCs w:val="20"/>
               </w:rPr>
-              <w:t>Outcome variable as 1 if after March 30, 2020 and 0 if on or before March 30, 2020.</w:t>
+              <w:t xml:space="preserve">Outcome variable as 1 if </w:t>
+            </w:r>
+            <w:r>
+              <w:rPr>
+                <w:sz w:val="20"/>
+                <w:szCs w:val="20"/>
+              </w:rPr>
+              <w:t xml:space="preserve">on or </w:t>
+            </w:r>
+            <w:r>
+              <w:rPr>
+                <w:sz w:val="20"/>
+                <w:szCs w:val="20"/>
+              </w:rPr>
+              <w:t xml:space="preserve">after March </w:t>
+            </w:r>
+            <w:r>
+              <w:rPr>
+                <w:sz w:val="20"/>
+                <w:szCs w:val="20"/>
+              </w:rPr>
+              <w:t>1</w:t>
+            </w:r>
+            <w:r>
+              <w:rPr>
+                <w:sz w:val="20"/>
+                <w:szCs w:val="20"/>
+              </w:rPr>
+              <w:t>, 2020 and 0 if before March 30, 2020.</w:t>
             </w:r>
           </w:p>
         </w:tc>
@@ -6243,7 +6510,7 @@
         <w:tc>
           <w:tcPr>
             <w:cnfStyle w:val="001000000000" w:firstRow="0" w:lastRow="0" w:firstColumn="1" w:lastColumn="0" w:oddVBand="0" w:evenVBand="0" w:oddHBand="0" w:evenHBand="0" w:firstRowFirstColumn="0" w:firstRowLastColumn="0" w:lastRowFirstColumn="0" w:lastRowLastColumn="0"/>
-            <w:tcW w:w="3415" w:type="dxa"/>
+            <w:tcW w:w="2520" w:type="dxa"/>
           </w:tcPr>
           <w:p>
             <w:pPr>
@@ -6257,13 +6524,13 @@
                 <w:sz w:val="18"/>
                 <w:szCs w:val="18"/>
               </w:rPr>
-              <w:t>COVID</w:t>
-            </w:r>
-          </w:p>
-        </w:tc>
-        <w:tc>
-          <w:tcPr>
-            <w:tcW w:w="1440" w:type="dxa"/>
+              <w:t>CRN</w:t>
+            </w:r>
+          </w:p>
+        </w:tc>
+        <w:tc>
+          <w:tcPr>
+            <w:tcW w:w="1080" w:type="dxa"/>
           </w:tcPr>
           <w:p>
             <w:pPr>
@@ -6278,13 +6545,13 @@
                 <w:sz w:val="18"/>
                 <w:szCs w:val="18"/>
               </w:rPr>
-              <w:t>DERIVED</w:t>
-            </w:r>
-          </w:p>
-        </w:tc>
-        <w:tc>
-          <w:tcPr>
-            <w:tcW w:w="4495" w:type="dxa"/>
+              <w:t>FLAGS</w:t>
+            </w:r>
+          </w:p>
+        </w:tc>
+        <w:tc>
+          <w:tcPr>
+            <w:tcW w:w="5750" w:type="dxa"/>
           </w:tcPr>
           <w:p>
             <w:pPr>
@@ -6299,39 +6566,7 @@
                 <w:sz w:val="20"/>
                 <w:szCs w:val="20"/>
               </w:rPr>
-              <w:t>Outcome variable as ‘</w:t>
-            </w:r>
-            <w:proofErr w:type="spellStart"/>
-            <w:r>
-              <w:rPr>
-                <w:sz w:val="20"/>
-                <w:szCs w:val="20"/>
-              </w:rPr>
-              <w:t>Post_COVID</w:t>
-            </w:r>
-            <w:proofErr w:type="spellEnd"/>
-            <w:r>
-              <w:rPr>
-                <w:sz w:val="20"/>
-                <w:szCs w:val="20"/>
-              </w:rPr>
-              <w:t>’ if after March 30, 2020 and ‘</w:t>
-            </w:r>
-            <w:proofErr w:type="spellStart"/>
-            <w:r>
-              <w:rPr>
-                <w:sz w:val="20"/>
-                <w:szCs w:val="20"/>
-              </w:rPr>
-              <w:t>Pre_COVID</w:t>
-            </w:r>
-            <w:proofErr w:type="spellEnd"/>
-            <w:r>
-              <w:rPr>
-                <w:sz w:val="20"/>
-                <w:szCs w:val="20"/>
-              </w:rPr>
-              <w:t>’ if on or before March 30, 2020.</w:t>
+              <w:t>Primary and foreign key for merging</w:t>
             </w:r>
           </w:p>
         </w:tc>
@@ -6343,7 +6578,7 @@
         <w:tc>
           <w:tcPr>
             <w:cnfStyle w:val="001000000000" w:firstRow="0" w:lastRow="0" w:firstColumn="1" w:lastColumn="0" w:oddVBand="0" w:evenVBand="0" w:oddHBand="0" w:evenHBand="0" w:firstRowFirstColumn="0" w:firstRowLastColumn="0" w:lastRowFirstColumn="0" w:lastRowLastColumn="0"/>
-            <w:tcW w:w="3415" w:type="dxa"/>
+            <w:tcW w:w="2520" w:type="dxa"/>
           </w:tcPr>
           <w:p>
             <w:pPr>
@@ -6357,13 +6592,13 @@
                 <w:sz w:val="18"/>
                 <w:szCs w:val="18"/>
               </w:rPr>
-              <w:t>CRN</w:t>
-            </w:r>
-          </w:p>
-        </w:tc>
-        <w:tc>
-          <w:tcPr>
-            <w:tcW w:w="1440" w:type="dxa"/>
+              <w:t>AGGRESSIVE_DRIVING</w:t>
+            </w:r>
+          </w:p>
+        </w:tc>
+        <w:tc>
+          <w:tcPr>
+            <w:tcW w:w="1080" w:type="dxa"/>
           </w:tcPr>
           <w:p>
             <w:pPr>
@@ -6384,7 +6619,7 @@
         </w:tc>
         <w:tc>
           <w:tcPr>
-            <w:tcW w:w="4495" w:type="dxa"/>
+            <w:tcW w:w="5750" w:type="dxa"/>
           </w:tcPr>
           <w:p>
             <w:pPr>
@@ -6399,7 +6634,21 @@
                 <w:sz w:val="20"/>
                 <w:szCs w:val="20"/>
               </w:rPr>
-              <w:t>Primary and foreign key for merging</w:t>
+              <w:t xml:space="preserve">To </w:t>
+            </w:r>
+            <w:r>
+              <w:rPr>
+                <w:sz w:val="20"/>
+                <w:szCs w:val="20"/>
+              </w:rPr>
+              <w:t>determine if instances of any aggressive driving increased during COVID</w:t>
+            </w:r>
+            <w:r>
+              <w:rPr>
+                <w:sz w:val="20"/>
+                <w:szCs w:val="20"/>
+              </w:rPr>
+              <w:t>-19</w:t>
             </w:r>
           </w:p>
         </w:tc>
@@ -6408,7 +6657,7 @@
         <w:tc>
           <w:tcPr>
             <w:cnfStyle w:val="001000000000" w:firstRow="0" w:lastRow="0" w:firstColumn="1" w:lastColumn="0" w:oddVBand="0" w:evenVBand="0" w:oddHBand="0" w:evenHBand="0" w:firstRowFirstColumn="0" w:firstRowLastColumn="0" w:lastRowFirstColumn="0" w:lastRowLastColumn="0"/>
-            <w:tcW w:w="3415" w:type="dxa"/>
+            <w:tcW w:w="2520" w:type="dxa"/>
           </w:tcPr>
           <w:p>
             <w:pPr>
@@ -6422,13 +6671,13 @@
                 <w:sz w:val="18"/>
                 <w:szCs w:val="18"/>
               </w:rPr>
-              <w:t>AGGRESSIVE_DRIVING</w:t>
-            </w:r>
-          </w:p>
-        </w:tc>
-        <w:tc>
-          <w:tcPr>
-            <w:tcW w:w="1440" w:type="dxa"/>
+              <w:t>CELL_PHONE</w:t>
+            </w:r>
+          </w:p>
+        </w:tc>
+        <w:tc>
+          <w:tcPr>
+            <w:tcW w:w="1080" w:type="dxa"/>
           </w:tcPr>
           <w:p>
             <w:pPr>
@@ -6449,7 +6698,7 @@
         </w:tc>
         <w:tc>
           <w:tcPr>
-            <w:tcW w:w="4495" w:type="dxa"/>
+            <w:tcW w:w="5750" w:type="dxa"/>
           </w:tcPr>
           <w:p>
             <w:pPr>
@@ -6464,21 +6713,7 @@
                 <w:sz w:val="20"/>
                 <w:szCs w:val="20"/>
               </w:rPr>
-              <w:t xml:space="preserve">To </w:t>
-            </w:r>
-            <w:r>
-              <w:rPr>
-                <w:sz w:val="20"/>
-                <w:szCs w:val="20"/>
-              </w:rPr>
-              <w:t>determine if instances of any aggressive driving increased during COVID</w:t>
-            </w:r>
-            <w:r>
-              <w:rPr>
-                <w:sz w:val="20"/>
-                <w:szCs w:val="20"/>
-              </w:rPr>
-              <w:t>-19</w:t>
+              <w:t>To determine if instances of cell phone use increased during COVID-19</w:t>
             </w:r>
           </w:p>
         </w:tc>
@@ -6490,7 +6725,7 @@
         <w:tc>
           <w:tcPr>
             <w:cnfStyle w:val="001000000000" w:firstRow="0" w:lastRow="0" w:firstColumn="1" w:lastColumn="0" w:oddVBand="0" w:evenVBand="0" w:oddHBand="0" w:evenHBand="0" w:firstRowFirstColumn="0" w:firstRowLastColumn="0" w:lastRowFirstColumn="0" w:lastRowLastColumn="0"/>
-            <w:tcW w:w="3415" w:type="dxa"/>
+            <w:tcW w:w="2520" w:type="dxa"/>
           </w:tcPr>
           <w:p>
             <w:pPr>
@@ -6504,13 +6739,14 @@
                 <w:sz w:val="18"/>
                 <w:szCs w:val="18"/>
               </w:rPr>
-              <w:t>NHTSA_AGG_DRIVING</w:t>
-            </w:r>
-          </w:p>
-        </w:tc>
-        <w:tc>
-          <w:tcPr>
-            <w:tcW w:w="1440" w:type="dxa"/>
+              <w:lastRenderedPageBreak/>
+              <w:t>DISTRACTED</w:t>
+            </w:r>
+          </w:p>
+        </w:tc>
+        <w:tc>
+          <w:tcPr>
+            <w:tcW w:w="1080" w:type="dxa"/>
           </w:tcPr>
           <w:p>
             <w:pPr>
@@ -6531,7 +6767,7 @@
         </w:tc>
         <w:tc>
           <w:tcPr>
-            <w:tcW w:w="4495" w:type="dxa"/>
+            <w:tcW w:w="5750" w:type="dxa"/>
           </w:tcPr>
           <w:p>
             <w:pPr>
@@ -6546,14 +6782,21 @@
                 <w:sz w:val="20"/>
                 <w:szCs w:val="20"/>
               </w:rPr>
-              <w:t>To determine if instances of aggressive driving as defined by NHTSA increased during COVID</w:t>
-            </w:r>
-            <w:r>
-              <w:rPr>
-                <w:sz w:val="20"/>
-                <w:szCs w:val="20"/>
-              </w:rPr>
-              <w:t>-19</w:t>
+              <w:t xml:space="preserve">To determine if instances of </w:t>
+            </w:r>
+            <w:r>
+              <w:rPr>
+                <w:sz w:val="20"/>
+                <w:szCs w:val="20"/>
+              </w:rPr>
+              <w:t>distracted driving</w:t>
+            </w:r>
+            <w:r>
+              <w:rPr>
+                <w:sz w:val="20"/>
+                <w:szCs w:val="20"/>
+              </w:rPr>
+              <w:t xml:space="preserve"> increased during COVID-19</w:t>
             </w:r>
           </w:p>
         </w:tc>
@@ -6562,7 +6805,7 @@
         <w:tc>
           <w:tcPr>
             <w:cnfStyle w:val="001000000000" w:firstRow="0" w:lastRow="0" w:firstColumn="1" w:lastColumn="0" w:oddVBand="0" w:evenVBand="0" w:oddHBand="0" w:evenHBand="0" w:firstRowFirstColumn="0" w:firstRowLastColumn="0" w:lastRowFirstColumn="0" w:lastRowLastColumn="0"/>
-            <w:tcW w:w="3415" w:type="dxa"/>
+            <w:tcW w:w="2520" w:type="dxa"/>
           </w:tcPr>
           <w:p>
             <w:pPr>
@@ -6576,13 +6819,13 @@
                 <w:sz w:val="18"/>
                 <w:szCs w:val="18"/>
               </w:rPr>
-              <w:t>NO_CLEARANCE</w:t>
-            </w:r>
-          </w:p>
-        </w:tc>
-        <w:tc>
-          <w:tcPr>
-            <w:tcW w:w="1440" w:type="dxa"/>
+              <w:t>FATIGUE_ASLEEP</w:t>
+            </w:r>
+          </w:p>
+        </w:tc>
+        <w:tc>
+          <w:tcPr>
+            <w:tcW w:w="1080" w:type="dxa"/>
           </w:tcPr>
           <w:p>
             <w:pPr>
@@ -6603,7 +6846,7 @@
         </w:tc>
         <w:tc>
           <w:tcPr>
-            <w:tcW w:w="4495" w:type="dxa"/>
+            <w:tcW w:w="5750" w:type="dxa"/>
           </w:tcPr>
           <w:p>
             <w:pPr>
@@ -6618,14 +6861,21 @@
                 <w:sz w:val="20"/>
                 <w:szCs w:val="20"/>
               </w:rPr>
-              <w:t>To determine if instances of drivers proceeding without clearance increased during COVID</w:t>
-            </w:r>
-            <w:r>
-              <w:rPr>
-                <w:sz w:val="20"/>
-                <w:szCs w:val="20"/>
-              </w:rPr>
-              <w:t>-19</w:t>
+              <w:t xml:space="preserve">To determine if driver </w:t>
+            </w:r>
+            <w:r>
+              <w:rPr>
+                <w:sz w:val="20"/>
+                <w:szCs w:val="20"/>
+              </w:rPr>
+              <w:t>fatigue or being asleep</w:t>
+            </w:r>
+            <w:r>
+              <w:rPr>
+                <w:sz w:val="20"/>
+                <w:szCs w:val="20"/>
+              </w:rPr>
+              <w:t xml:space="preserve"> is a co-factor with COVID-19 in predicting aggressive driving</w:t>
             </w:r>
           </w:p>
         </w:tc>
@@ -6637,7 +6887,7 @@
         <w:tc>
           <w:tcPr>
             <w:cnfStyle w:val="001000000000" w:firstRow="0" w:lastRow="0" w:firstColumn="1" w:lastColumn="0" w:oddVBand="0" w:evenVBand="0" w:oddHBand="0" w:evenHBand="0" w:firstRowFirstColumn="0" w:firstRowLastColumn="0" w:lastRowFirstColumn="0" w:lastRowLastColumn="0"/>
-            <w:tcW w:w="3415" w:type="dxa"/>
+            <w:tcW w:w="2520" w:type="dxa"/>
           </w:tcPr>
           <w:p>
             <w:pPr>
@@ -6651,13 +6901,13 @@
                 <w:sz w:val="18"/>
                 <w:szCs w:val="18"/>
               </w:rPr>
-              <w:t>RUNNING_RED_LT</w:t>
-            </w:r>
-          </w:p>
-        </w:tc>
-        <w:tc>
-          <w:tcPr>
-            <w:tcW w:w="1440" w:type="dxa"/>
+              <w:t>HIT_RUN</w:t>
+            </w:r>
+          </w:p>
+        </w:tc>
+        <w:tc>
+          <w:tcPr>
+            <w:tcW w:w="1080" w:type="dxa"/>
           </w:tcPr>
           <w:p>
             <w:pPr>
@@ -6678,7 +6928,7 @@
         </w:tc>
         <w:tc>
           <w:tcPr>
-            <w:tcW w:w="4495" w:type="dxa"/>
+            <w:tcW w:w="5750" w:type="dxa"/>
           </w:tcPr>
           <w:p>
             <w:pPr>
@@ -6693,14 +6943,21 @@
                 <w:sz w:val="20"/>
                 <w:szCs w:val="20"/>
               </w:rPr>
-              <w:t>To determine if instances of running red lights increased during COVID</w:t>
-            </w:r>
-            <w:r>
-              <w:rPr>
-                <w:sz w:val="20"/>
-                <w:szCs w:val="20"/>
-              </w:rPr>
-              <w:t>-19</w:t>
+              <w:t xml:space="preserve">To determine if driver </w:t>
+            </w:r>
+            <w:r>
+              <w:rPr>
+                <w:sz w:val="20"/>
+                <w:szCs w:val="20"/>
+              </w:rPr>
+              <w:t>hit and run</w:t>
+            </w:r>
+            <w:r>
+              <w:rPr>
+                <w:sz w:val="20"/>
+                <w:szCs w:val="20"/>
+              </w:rPr>
+              <w:t xml:space="preserve"> is a co-factor with COVID-19 in predicting aggressive driving</w:t>
             </w:r>
           </w:p>
         </w:tc>
@@ -6709,7 +6966,7 @@
         <w:tc>
           <w:tcPr>
             <w:cnfStyle w:val="001000000000" w:firstRow="0" w:lastRow="0" w:firstColumn="1" w:lastColumn="0" w:oddVBand="0" w:evenVBand="0" w:oddHBand="0" w:evenHBand="0" w:firstRowFirstColumn="0" w:firstRowLastColumn="0" w:lastRowFirstColumn="0" w:lastRowLastColumn="0"/>
-            <w:tcW w:w="3415" w:type="dxa"/>
+            <w:tcW w:w="2520" w:type="dxa"/>
           </w:tcPr>
           <w:p>
             <w:pPr>
@@ -6723,13 +6980,13 @@
                 <w:sz w:val="18"/>
                 <w:szCs w:val="18"/>
               </w:rPr>
-              <w:t>RUNNING_STOP_SIGN</w:t>
-            </w:r>
-          </w:p>
-        </w:tc>
-        <w:tc>
-          <w:tcPr>
-            <w:tcW w:w="1440" w:type="dxa"/>
+              <w:t>IMPAIRED_DRIVER</w:t>
+            </w:r>
+          </w:p>
+        </w:tc>
+        <w:tc>
+          <w:tcPr>
+            <w:tcW w:w="1080" w:type="dxa"/>
           </w:tcPr>
           <w:p>
             <w:pPr>
@@ -6750,7 +7007,7 @@
         </w:tc>
         <w:tc>
           <w:tcPr>
-            <w:tcW w:w="4495" w:type="dxa"/>
+            <w:tcW w:w="5750" w:type="dxa"/>
           </w:tcPr>
           <w:p>
             <w:pPr>
@@ -6765,14 +7022,7 @@
                 <w:sz w:val="20"/>
                 <w:szCs w:val="20"/>
               </w:rPr>
-              <w:t>To determine if instances of running stop signs increased during COVID</w:t>
-            </w:r>
-            <w:r>
-              <w:rPr>
-                <w:sz w:val="20"/>
-                <w:szCs w:val="20"/>
-              </w:rPr>
-              <w:t>-19</w:t>
+              <w:t>To determine if driver impairment is a co-factor with COVID-19 in predicting aggressive driving</w:t>
             </w:r>
           </w:p>
         </w:tc>
@@ -6784,7 +7034,7 @@
         <w:tc>
           <w:tcPr>
             <w:cnfStyle w:val="001000000000" w:firstRow="0" w:lastRow="0" w:firstColumn="1" w:lastColumn="0" w:oddVBand="0" w:evenVBand="0" w:oddHBand="0" w:evenHBand="0" w:firstRowFirstColumn="0" w:firstRowLastColumn="0" w:lastRowFirstColumn="0" w:lastRowLastColumn="0"/>
-            <w:tcW w:w="3415" w:type="dxa"/>
+            <w:tcW w:w="2520" w:type="dxa"/>
           </w:tcPr>
           <w:p>
             <w:pPr>
@@ -6798,13 +7048,13 @@
                 <w:sz w:val="18"/>
                 <w:szCs w:val="18"/>
               </w:rPr>
-              <w:t>SPEEDING</w:t>
-            </w:r>
-          </w:p>
-        </w:tc>
-        <w:tc>
-          <w:tcPr>
-            <w:tcW w:w="1440" w:type="dxa"/>
+              <w:t>NHTSA_AGG_DRIVING</w:t>
+            </w:r>
+          </w:p>
+        </w:tc>
+        <w:tc>
+          <w:tcPr>
+            <w:tcW w:w="1080" w:type="dxa"/>
           </w:tcPr>
           <w:p>
             <w:pPr>
@@ -6825,7 +7075,7 @@
         </w:tc>
         <w:tc>
           <w:tcPr>
-            <w:tcW w:w="4495" w:type="dxa"/>
+            <w:tcW w:w="5750" w:type="dxa"/>
           </w:tcPr>
           <w:p>
             <w:pPr>
@@ -6840,7 +7090,7 @@
                 <w:sz w:val="20"/>
                 <w:szCs w:val="20"/>
               </w:rPr>
-              <w:t>To determine if instances of speeding increased during COVID</w:t>
+              <w:t>To determine if instances of aggressive driving as defined by NHTSA increased during COVID</w:t>
             </w:r>
             <w:r>
               <w:rPr>
@@ -6856,7 +7106,7 @@
         <w:tc>
           <w:tcPr>
             <w:cnfStyle w:val="001000000000" w:firstRow="0" w:lastRow="0" w:firstColumn="1" w:lastColumn="0" w:oddVBand="0" w:evenVBand="0" w:oddHBand="0" w:evenHBand="0" w:firstRowFirstColumn="0" w:firstRowLastColumn="0" w:lastRowFirstColumn="0" w:lastRowLastColumn="0"/>
-            <w:tcW w:w="3415" w:type="dxa"/>
+            <w:tcW w:w="2520" w:type="dxa"/>
           </w:tcPr>
           <w:p>
             <w:pPr>
@@ -6870,34 +7120,41 @@
                 <w:sz w:val="18"/>
                 <w:szCs w:val="18"/>
               </w:rPr>
-              <w:t>SPEEDING_RELATED</w:t>
-            </w:r>
-          </w:p>
-        </w:tc>
-        <w:tc>
-          <w:tcPr>
-            <w:tcW w:w="1440" w:type="dxa"/>
-          </w:tcPr>
-          <w:p>
-            <w:pPr>
-              <w:cnfStyle w:val="000000000000" w:firstRow="0" w:lastRow="0" w:firstColumn="0" w:lastColumn="0" w:oddVBand="0" w:evenVBand="0" w:oddHBand="0" w:evenHBand="0" w:firstRowFirstColumn="0" w:firstRowLastColumn="0" w:lastRowFirstColumn="0" w:lastRowLastColumn="0"/>
+              <w:t>MATURE</w:t>
+            </w:r>
+            <w:r>
               <w:rPr>
                 <w:sz w:val="18"/>
                 <w:szCs w:val="18"/>
               </w:rPr>
-            </w:pPr>
-            <w:r>
+              <w:t>_DRIVER</w:t>
+            </w:r>
+          </w:p>
+        </w:tc>
+        <w:tc>
+          <w:tcPr>
+            <w:tcW w:w="1080" w:type="dxa"/>
+          </w:tcPr>
+          <w:p>
+            <w:pPr>
+              <w:cnfStyle w:val="000000000000" w:firstRow="0" w:lastRow="0" w:firstColumn="0" w:lastColumn="0" w:oddVBand="0" w:evenVBand="0" w:oddHBand="0" w:evenHBand="0" w:firstRowFirstColumn="0" w:firstRowLastColumn="0" w:lastRowFirstColumn="0" w:lastRowLastColumn="0"/>
               <w:rPr>
                 <w:sz w:val="18"/>
                 <w:szCs w:val="18"/>
               </w:rPr>
+            </w:pPr>
+            <w:r>
+              <w:rPr>
+                <w:sz w:val="18"/>
+                <w:szCs w:val="18"/>
+              </w:rPr>
               <w:t>FLAGS</w:t>
             </w:r>
           </w:p>
         </w:tc>
         <w:tc>
           <w:tcPr>
-            <w:tcW w:w="4495" w:type="dxa"/>
+            <w:tcW w:w="5750" w:type="dxa"/>
           </w:tcPr>
           <w:p>
             <w:pPr>
@@ -6912,14 +7169,21 @@
                 <w:sz w:val="20"/>
                 <w:szCs w:val="20"/>
               </w:rPr>
-              <w:t>To determine if instances of speeding, driving too fast for conditions, or driver fleeing police increased during COVID</w:t>
-            </w:r>
-            <w:r>
-              <w:rPr>
-                <w:sz w:val="20"/>
-                <w:szCs w:val="20"/>
-              </w:rPr>
-              <w:t>-19</w:t>
+              <w:t xml:space="preserve">To determine if driver </w:t>
+            </w:r>
+            <w:r>
+              <w:rPr>
+                <w:sz w:val="20"/>
+                <w:szCs w:val="20"/>
+              </w:rPr>
+              <w:t>age</w:t>
+            </w:r>
+            <w:r>
+              <w:rPr>
+                <w:sz w:val="20"/>
+                <w:szCs w:val="20"/>
+              </w:rPr>
+              <w:t xml:space="preserve"> is a co-factor with COVID-19 in predicting aggressive driving</w:t>
             </w:r>
           </w:p>
         </w:tc>
@@ -6931,7 +7195,7 @@
         <w:tc>
           <w:tcPr>
             <w:cnfStyle w:val="001000000000" w:firstRow="0" w:lastRow="0" w:firstColumn="1" w:lastColumn="0" w:oddVBand="0" w:evenVBand="0" w:oddHBand="0" w:evenHBand="0" w:firstRowFirstColumn="0" w:firstRowLastColumn="0" w:lastRowFirstColumn="0" w:lastRowLastColumn="0"/>
-            <w:tcW w:w="3415" w:type="dxa"/>
+            <w:tcW w:w="2520" w:type="dxa"/>
           </w:tcPr>
           <w:p>
             <w:pPr>
@@ -6945,13 +7209,13 @@
                 <w:sz w:val="18"/>
                 <w:szCs w:val="18"/>
               </w:rPr>
-              <w:t>TAILGATING</w:t>
-            </w:r>
-          </w:p>
-        </w:tc>
-        <w:tc>
-          <w:tcPr>
-            <w:tcW w:w="1440" w:type="dxa"/>
+              <w:t>NO_CLEARANCE</w:t>
+            </w:r>
+          </w:p>
+        </w:tc>
+        <w:tc>
+          <w:tcPr>
+            <w:tcW w:w="1080" w:type="dxa"/>
           </w:tcPr>
           <w:p>
             <w:pPr>
@@ -6972,7 +7236,7 @@
         </w:tc>
         <w:tc>
           <w:tcPr>
-            <w:tcW w:w="4495" w:type="dxa"/>
+            <w:tcW w:w="5750" w:type="dxa"/>
           </w:tcPr>
           <w:p>
             <w:pPr>
@@ -6987,7 +7251,7 @@
                 <w:sz w:val="20"/>
                 <w:szCs w:val="20"/>
               </w:rPr>
-              <w:t>To determine if instances of tailgating decreased during COVID</w:t>
+              <w:t>To determine if instances of drivers proceeding without clearance increased during COVID</w:t>
             </w:r>
             <w:r>
               <w:rPr>
@@ -7003,7 +7267,7 @@
         <w:tc>
           <w:tcPr>
             <w:cnfStyle w:val="001000000000" w:firstRow="0" w:lastRow="0" w:firstColumn="1" w:lastColumn="0" w:oddVBand="0" w:evenVBand="0" w:oddHBand="0" w:evenHBand="0" w:firstRowFirstColumn="0" w:firstRowLastColumn="0" w:lastRowFirstColumn="0" w:lastRowLastColumn="0"/>
-            <w:tcW w:w="3415" w:type="dxa"/>
+            <w:tcW w:w="2520" w:type="dxa"/>
           </w:tcPr>
           <w:p>
             <w:pPr>
@@ -7017,13 +7281,13 @@
                 <w:sz w:val="18"/>
                 <w:szCs w:val="18"/>
               </w:rPr>
-              <w:t>CRN</w:t>
-            </w:r>
-          </w:p>
-        </w:tc>
-        <w:tc>
-          <w:tcPr>
-            <w:tcW w:w="1440" w:type="dxa"/>
+              <w:t>RUNNING_RED_LT</w:t>
+            </w:r>
+          </w:p>
+        </w:tc>
+        <w:tc>
+          <w:tcPr>
+            <w:tcW w:w="1080" w:type="dxa"/>
           </w:tcPr>
           <w:p>
             <w:pPr>
@@ -7038,13 +7302,13 @@
                 <w:sz w:val="18"/>
                 <w:szCs w:val="18"/>
               </w:rPr>
-              <w:t>VEHICLE</w:t>
-            </w:r>
-          </w:p>
-        </w:tc>
-        <w:tc>
-          <w:tcPr>
-            <w:tcW w:w="4495" w:type="dxa"/>
+              <w:t>FLAGS</w:t>
+            </w:r>
+          </w:p>
+        </w:tc>
+        <w:tc>
+          <w:tcPr>
+            <w:tcW w:w="5750" w:type="dxa"/>
           </w:tcPr>
           <w:p>
             <w:pPr>
@@ -7059,7 +7323,14 @@
                 <w:sz w:val="20"/>
                 <w:szCs w:val="20"/>
               </w:rPr>
-              <w:t>Primary and foreign key for merging</w:t>
+              <w:t>To determine if instances of running red lights increased during COVID</w:t>
+            </w:r>
+            <w:r>
+              <w:rPr>
+                <w:sz w:val="20"/>
+                <w:szCs w:val="20"/>
+              </w:rPr>
+              <w:t>-19</w:t>
             </w:r>
           </w:p>
         </w:tc>
@@ -7071,7 +7342,7 @@
         <w:tc>
           <w:tcPr>
             <w:cnfStyle w:val="001000000000" w:firstRow="0" w:lastRow="0" w:firstColumn="1" w:lastColumn="0" w:oddVBand="0" w:evenVBand="0" w:oddHBand="0" w:evenHBand="0" w:firstRowFirstColumn="0" w:firstRowLastColumn="0" w:lastRowFirstColumn="0" w:lastRowLastColumn="0"/>
-            <w:tcW w:w="3415" w:type="dxa"/>
+            <w:tcW w:w="2520" w:type="dxa"/>
           </w:tcPr>
           <w:p>
             <w:pPr>
@@ -7085,13 +7356,13 @@
                 <w:sz w:val="18"/>
                 <w:szCs w:val="18"/>
               </w:rPr>
-              <w:t>UNIT_NUM</w:t>
-            </w:r>
-          </w:p>
-        </w:tc>
-        <w:tc>
-          <w:tcPr>
-            <w:tcW w:w="1440" w:type="dxa"/>
+              <w:t>RUNNING_STOP_SIGN</w:t>
+            </w:r>
+          </w:p>
+        </w:tc>
+        <w:tc>
+          <w:tcPr>
+            <w:tcW w:w="1080" w:type="dxa"/>
           </w:tcPr>
           <w:p>
             <w:pPr>
@@ -7106,13 +7377,13 @@
                 <w:sz w:val="18"/>
                 <w:szCs w:val="18"/>
               </w:rPr>
-              <w:t>VEHICLE</w:t>
-            </w:r>
-          </w:p>
-        </w:tc>
-        <w:tc>
-          <w:tcPr>
-            <w:tcW w:w="4495" w:type="dxa"/>
+              <w:t>FLAGS</w:t>
+            </w:r>
+          </w:p>
+        </w:tc>
+        <w:tc>
+          <w:tcPr>
+            <w:tcW w:w="5750" w:type="dxa"/>
           </w:tcPr>
           <w:p>
             <w:pPr>
@@ -7127,7 +7398,14 @@
                 <w:sz w:val="20"/>
                 <w:szCs w:val="20"/>
               </w:rPr>
-              <w:t>Primary key and foreign key for merging</w:t>
+              <w:t>To determine if instances of running stop signs increased during COVID</w:t>
+            </w:r>
+            <w:r>
+              <w:rPr>
+                <w:sz w:val="20"/>
+                <w:szCs w:val="20"/>
+              </w:rPr>
+              <w:t>-19</w:t>
             </w:r>
           </w:p>
         </w:tc>
@@ -7136,7 +7414,7 @@
         <w:tc>
           <w:tcPr>
             <w:cnfStyle w:val="001000000000" w:firstRow="0" w:lastRow="0" w:firstColumn="1" w:lastColumn="0" w:oddVBand="0" w:evenVBand="0" w:oddHBand="0" w:evenHBand="0" w:firstRowFirstColumn="0" w:firstRowLastColumn="0" w:lastRowFirstColumn="0" w:lastRowLastColumn="0"/>
-            <w:tcW w:w="3415" w:type="dxa"/>
+            <w:tcW w:w="2520" w:type="dxa"/>
           </w:tcPr>
           <w:p>
             <w:pPr>
@@ -7150,13 +7428,13 @@
                 <w:sz w:val="18"/>
                 <w:szCs w:val="18"/>
               </w:rPr>
-              <w:t>UNIT_TYPE</w:t>
-            </w:r>
-          </w:p>
-        </w:tc>
-        <w:tc>
-          <w:tcPr>
-            <w:tcW w:w="1440" w:type="dxa"/>
+              <w:t>SPEEDING</w:t>
+            </w:r>
+          </w:p>
+        </w:tc>
+        <w:tc>
+          <w:tcPr>
+            <w:tcW w:w="1080" w:type="dxa"/>
           </w:tcPr>
           <w:p>
             <w:pPr>
@@ -7171,13 +7449,615 @@
                 <w:sz w:val="18"/>
                 <w:szCs w:val="18"/>
               </w:rPr>
+              <w:t>FLAGS</w:t>
+            </w:r>
+          </w:p>
+        </w:tc>
+        <w:tc>
+          <w:tcPr>
+            <w:tcW w:w="5750" w:type="dxa"/>
+          </w:tcPr>
+          <w:p>
+            <w:pPr>
+              <w:cnfStyle w:val="000000000000" w:firstRow="0" w:lastRow="0" w:firstColumn="0" w:lastColumn="0" w:oddVBand="0" w:evenVBand="0" w:oddHBand="0" w:evenHBand="0" w:firstRowFirstColumn="0" w:firstRowLastColumn="0" w:lastRowFirstColumn="0" w:lastRowLastColumn="0"/>
+              <w:rPr>
+                <w:sz w:val="20"/>
+                <w:szCs w:val="20"/>
+              </w:rPr>
+            </w:pPr>
+            <w:r>
+              <w:rPr>
+                <w:sz w:val="20"/>
+                <w:szCs w:val="20"/>
+              </w:rPr>
+              <w:t>To determine if instances of speeding increased during COVID</w:t>
+            </w:r>
+            <w:r>
+              <w:rPr>
+                <w:sz w:val="20"/>
+                <w:szCs w:val="20"/>
+              </w:rPr>
+              <w:t>-19</w:t>
+            </w:r>
+          </w:p>
+        </w:tc>
+      </w:tr>
+      <w:tr>
+        <w:trPr>
+          <w:cnfStyle w:val="000000100000" w:firstRow="0" w:lastRow="0" w:firstColumn="0" w:lastColumn="0" w:oddVBand="0" w:evenVBand="0" w:oddHBand="1" w:evenHBand="0" w:firstRowFirstColumn="0" w:firstRowLastColumn="0" w:lastRowFirstColumn="0" w:lastRowLastColumn="0"/>
+        </w:trPr>
+        <w:tc>
+          <w:tcPr>
+            <w:cnfStyle w:val="001000000000" w:firstRow="0" w:lastRow="0" w:firstColumn="1" w:lastColumn="0" w:oddVBand="0" w:evenVBand="0" w:oddHBand="0" w:evenHBand="0" w:firstRowFirstColumn="0" w:firstRowLastColumn="0" w:lastRowFirstColumn="0" w:lastRowLastColumn="0"/>
+            <w:tcW w:w="2520" w:type="dxa"/>
+          </w:tcPr>
+          <w:p>
+            <w:pPr>
+              <w:rPr>
+                <w:sz w:val="18"/>
+                <w:szCs w:val="18"/>
+              </w:rPr>
+            </w:pPr>
+            <w:r>
+              <w:rPr>
+                <w:sz w:val="18"/>
+                <w:szCs w:val="18"/>
+              </w:rPr>
+              <w:t>SPEEDING_RELATED</w:t>
+            </w:r>
+          </w:p>
+        </w:tc>
+        <w:tc>
+          <w:tcPr>
+            <w:tcW w:w="1080" w:type="dxa"/>
+          </w:tcPr>
+          <w:p>
+            <w:pPr>
+              <w:cnfStyle w:val="000000100000" w:firstRow="0" w:lastRow="0" w:firstColumn="0" w:lastColumn="0" w:oddVBand="0" w:evenVBand="0" w:oddHBand="1" w:evenHBand="0" w:firstRowFirstColumn="0" w:firstRowLastColumn="0" w:lastRowFirstColumn="0" w:lastRowLastColumn="0"/>
+              <w:rPr>
+                <w:sz w:val="18"/>
+                <w:szCs w:val="18"/>
+              </w:rPr>
+            </w:pPr>
+            <w:r>
+              <w:rPr>
+                <w:sz w:val="18"/>
+                <w:szCs w:val="18"/>
+              </w:rPr>
+              <w:t>FLAGS</w:t>
+            </w:r>
+          </w:p>
+        </w:tc>
+        <w:tc>
+          <w:tcPr>
+            <w:tcW w:w="5750" w:type="dxa"/>
+          </w:tcPr>
+          <w:p>
+            <w:pPr>
+              <w:cnfStyle w:val="000000100000" w:firstRow="0" w:lastRow="0" w:firstColumn="0" w:lastColumn="0" w:oddVBand="0" w:evenVBand="0" w:oddHBand="1" w:evenHBand="0" w:firstRowFirstColumn="0" w:firstRowLastColumn="0" w:lastRowFirstColumn="0" w:lastRowLastColumn="0"/>
+              <w:rPr>
+                <w:sz w:val="20"/>
+                <w:szCs w:val="20"/>
+              </w:rPr>
+            </w:pPr>
+            <w:r>
+              <w:rPr>
+                <w:sz w:val="20"/>
+                <w:szCs w:val="20"/>
+              </w:rPr>
+              <w:t>To determine if instances of speeding, driving too fast for conditions, or driver fleeing police increased during COVID</w:t>
+            </w:r>
+            <w:r>
+              <w:rPr>
+                <w:sz w:val="20"/>
+                <w:szCs w:val="20"/>
+              </w:rPr>
+              <w:t>-19</w:t>
+            </w:r>
+          </w:p>
+        </w:tc>
+      </w:tr>
+      <w:tr>
+        <w:tc>
+          <w:tcPr>
+            <w:cnfStyle w:val="001000000000" w:firstRow="0" w:lastRow="0" w:firstColumn="1" w:lastColumn="0" w:oddVBand="0" w:evenVBand="0" w:oddHBand="0" w:evenHBand="0" w:firstRowFirstColumn="0" w:firstRowLastColumn="0" w:lastRowFirstColumn="0" w:lastRowLastColumn="0"/>
+            <w:tcW w:w="2520" w:type="dxa"/>
+          </w:tcPr>
+          <w:p>
+            <w:pPr>
+              <w:rPr>
+                <w:sz w:val="18"/>
+                <w:szCs w:val="18"/>
+              </w:rPr>
+            </w:pPr>
+            <w:r>
+              <w:rPr>
+                <w:sz w:val="18"/>
+                <w:szCs w:val="18"/>
+              </w:rPr>
+              <w:t>TAILGATING</w:t>
+            </w:r>
+          </w:p>
+        </w:tc>
+        <w:tc>
+          <w:tcPr>
+            <w:tcW w:w="1080" w:type="dxa"/>
+          </w:tcPr>
+          <w:p>
+            <w:pPr>
+              <w:cnfStyle w:val="000000000000" w:firstRow="0" w:lastRow="0" w:firstColumn="0" w:lastColumn="0" w:oddVBand="0" w:evenVBand="0" w:oddHBand="0" w:evenHBand="0" w:firstRowFirstColumn="0" w:firstRowLastColumn="0" w:lastRowFirstColumn="0" w:lastRowLastColumn="0"/>
+              <w:rPr>
+                <w:sz w:val="18"/>
+                <w:szCs w:val="18"/>
+              </w:rPr>
+            </w:pPr>
+            <w:r>
+              <w:rPr>
+                <w:sz w:val="18"/>
+                <w:szCs w:val="18"/>
+              </w:rPr>
+              <w:t>FLAGS</w:t>
+            </w:r>
+          </w:p>
+        </w:tc>
+        <w:tc>
+          <w:tcPr>
+            <w:tcW w:w="5750" w:type="dxa"/>
+          </w:tcPr>
+          <w:p>
+            <w:pPr>
+              <w:cnfStyle w:val="000000000000" w:firstRow="0" w:lastRow="0" w:firstColumn="0" w:lastColumn="0" w:oddVBand="0" w:evenVBand="0" w:oddHBand="0" w:evenHBand="0" w:firstRowFirstColumn="0" w:firstRowLastColumn="0" w:lastRowFirstColumn="0" w:lastRowLastColumn="0"/>
+              <w:rPr>
+                <w:sz w:val="20"/>
+                <w:szCs w:val="20"/>
+              </w:rPr>
+            </w:pPr>
+            <w:r>
+              <w:rPr>
+                <w:sz w:val="20"/>
+                <w:szCs w:val="20"/>
+              </w:rPr>
+              <w:t>To determine if instances of tailgating decreased during COVID</w:t>
+            </w:r>
+            <w:r>
+              <w:rPr>
+                <w:sz w:val="20"/>
+                <w:szCs w:val="20"/>
+              </w:rPr>
+              <w:t>-19</w:t>
+            </w:r>
+          </w:p>
+        </w:tc>
+      </w:tr>
+      <w:tr>
+        <w:trPr>
+          <w:cnfStyle w:val="000000100000" w:firstRow="0" w:lastRow="0" w:firstColumn="0" w:lastColumn="0" w:oddVBand="0" w:evenVBand="0" w:oddHBand="1" w:evenHBand="0" w:firstRowFirstColumn="0" w:firstRowLastColumn="0" w:lastRowFirstColumn="0" w:lastRowLastColumn="0"/>
+        </w:trPr>
+        <w:tc>
+          <w:tcPr>
+            <w:cnfStyle w:val="001000000000" w:firstRow="0" w:lastRow="0" w:firstColumn="1" w:lastColumn="0" w:oddVBand="0" w:evenVBand="0" w:oddHBand="0" w:evenHBand="0" w:firstRowFirstColumn="0" w:firstRowLastColumn="0" w:lastRowFirstColumn="0" w:lastRowLastColumn="0"/>
+            <w:tcW w:w="2520" w:type="dxa"/>
+          </w:tcPr>
+          <w:p>
+            <w:pPr>
+              <w:rPr>
+                <w:sz w:val="18"/>
+                <w:szCs w:val="18"/>
+              </w:rPr>
+            </w:pPr>
+            <w:r>
+              <w:rPr>
+                <w:sz w:val="18"/>
+                <w:szCs w:val="18"/>
+              </w:rPr>
+              <w:t>UNLICENSED</w:t>
+            </w:r>
+          </w:p>
+        </w:tc>
+        <w:tc>
+          <w:tcPr>
+            <w:tcW w:w="1080" w:type="dxa"/>
+          </w:tcPr>
+          <w:p>
+            <w:pPr>
+              <w:cnfStyle w:val="000000100000" w:firstRow="0" w:lastRow="0" w:firstColumn="0" w:lastColumn="0" w:oddVBand="0" w:evenVBand="0" w:oddHBand="1" w:evenHBand="0" w:firstRowFirstColumn="0" w:firstRowLastColumn="0" w:lastRowFirstColumn="0" w:lastRowLastColumn="0"/>
+              <w:rPr>
+                <w:sz w:val="18"/>
+                <w:szCs w:val="18"/>
+              </w:rPr>
+            </w:pPr>
+            <w:r>
+              <w:rPr>
+                <w:sz w:val="18"/>
+                <w:szCs w:val="18"/>
+              </w:rPr>
+              <w:t>FLAGS</w:t>
+            </w:r>
+          </w:p>
+        </w:tc>
+        <w:tc>
+          <w:tcPr>
+            <w:tcW w:w="5750" w:type="dxa"/>
+          </w:tcPr>
+          <w:p>
+            <w:pPr>
+              <w:cnfStyle w:val="000000100000" w:firstRow="0" w:lastRow="0" w:firstColumn="0" w:lastColumn="0" w:oddVBand="0" w:evenVBand="0" w:oddHBand="1" w:evenHBand="0" w:firstRowFirstColumn="0" w:firstRowLastColumn="0" w:lastRowFirstColumn="0" w:lastRowLastColumn="0"/>
+              <w:rPr>
+                <w:sz w:val="20"/>
+                <w:szCs w:val="20"/>
+              </w:rPr>
+            </w:pPr>
+            <w:r>
+              <w:rPr>
+                <w:sz w:val="20"/>
+                <w:szCs w:val="20"/>
+              </w:rPr>
+              <w:t>To determine if driver</w:t>
+            </w:r>
+            <w:r>
+              <w:rPr>
+                <w:sz w:val="20"/>
+                <w:szCs w:val="20"/>
+              </w:rPr>
+              <w:t xml:space="preserve"> being unlicensed</w:t>
+            </w:r>
+            <w:r>
+              <w:rPr>
+                <w:sz w:val="20"/>
+                <w:szCs w:val="20"/>
+              </w:rPr>
+              <w:t xml:space="preserve"> is a co-factor with COVID-19 in predicting aggressive driving</w:t>
+            </w:r>
+          </w:p>
+        </w:tc>
+      </w:tr>
+      <w:tr>
+        <w:tc>
+          <w:tcPr>
+            <w:cnfStyle w:val="001000000000" w:firstRow="0" w:lastRow="0" w:firstColumn="1" w:lastColumn="0" w:oddVBand="0" w:evenVBand="0" w:oddHBand="0" w:evenHBand="0" w:firstRowFirstColumn="0" w:firstRowLastColumn="0" w:lastRowFirstColumn="0" w:lastRowLastColumn="0"/>
+            <w:tcW w:w="2520" w:type="dxa"/>
+          </w:tcPr>
+          <w:p>
+            <w:pPr>
+              <w:rPr>
+                <w:sz w:val="18"/>
+                <w:szCs w:val="18"/>
+              </w:rPr>
+            </w:pPr>
+            <w:r>
+              <w:rPr>
+                <w:sz w:val="18"/>
+                <w:szCs w:val="18"/>
+              </w:rPr>
+              <w:t>URBAN_RURAL</w:t>
+            </w:r>
+          </w:p>
+        </w:tc>
+        <w:tc>
+          <w:tcPr>
+            <w:tcW w:w="1080" w:type="dxa"/>
+          </w:tcPr>
+          <w:p>
+            <w:pPr>
+              <w:cnfStyle w:val="000000000000" w:firstRow="0" w:lastRow="0" w:firstColumn="0" w:lastColumn="0" w:oddVBand="0" w:evenVBand="0" w:oddHBand="0" w:evenHBand="0" w:firstRowFirstColumn="0" w:firstRowLastColumn="0" w:lastRowFirstColumn="0" w:lastRowLastColumn="0"/>
+              <w:rPr>
+                <w:sz w:val="18"/>
+                <w:szCs w:val="18"/>
+              </w:rPr>
+            </w:pPr>
+            <w:r>
+              <w:rPr>
+                <w:sz w:val="18"/>
+                <w:szCs w:val="18"/>
+              </w:rPr>
+              <w:t>FLAGS</w:t>
+            </w:r>
+          </w:p>
+        </w:tc>
+        <w:tc>
+          <w:tcPr>
+            <w:tcW w:w="5750" w:type="dxa"/>
+          </w:tcPr>
+          <w:p>
+            <w:pPr>
+              <w:cnfStyle w:val="000000000000" w:firstRow="0" w:lastRow="0" w:firstColumn="0" w:lastColumn="0" w:oddVBand="0" w:evenVBand="0" w:oddHBand="0" w:evenHBand="0" w:firstRowFirstColumn="0" w:firstRowLastColumn="0" w:lastRowFirstColumn="0" w:lastRowLastColumn="0"/>
+              <w:rPr>
+                <w:sz w:val="20"/>
+                <w:szCs w:val="20"/>
+              </w:rPr>
+            </w:pPr>
+            <w:r>
+              <w:rPr>
+                <w:sz w:val="20"/>
+                <w:szCs w:val="20"/>
+              </w:rPr>
+              <w:t xml:space="preserve">To determine if </w:t>
+            </w:r>
+            <w:r>
+              <w:rPr>
+                <w:sz w:val="20"/>
+                <w:szCs w:val="20"/>
+              </w:rPr>
+              <w:t>crash urban or rural location</w:t>
+            </w:r>
+            <w:r>
+              <w:rPr>
+                <w:sz w:val="20"/>
+                <w:szCs w:val="20"/>
+              </w:rPr>
+              <w:t xml:space="preserve"> is a co-factor with COVID-19 in predicting aggressive driving</w:t>
+            </w:r>
+          </w:p>
+        </w:tc>
+      </w:tr>
+      <w:tr>
+        <w:trPr>
+          <w:cnfStyle w:val="000000100000" w:firstRow="0" w:lastRow="0" w:firstColumn="0" w:lastColumn="0" w:oddVBand="0" w:evenVBand="0" w:oddHBand="1" w:evenHBand="0" w:firstRowFirstColumn="0" w:firstRowLastColumn="0" w:lastRowFirstColumn="0" w:lastRowLastColumn="0"/>
+        </w:trPr>
+        <w:tc>
+          <w:tcPr>
+            <w:cnfStyle w:val="001000000000" w:firstRow="0" w:lastRow="0" w:firstColumn="1" w:lastColumn="0" w:oddVBand="0" w:evenVBand="0" w:oddHBand="0" w:evenHBand="0" w:firstRowFirstColumn="0" w:firstRowLastColumn="0" w:lastRowFirstColumn="0" w:lastRowLastColumn="0"/>
+            <w:tcW w:w="2520" w:type="dxa"/>
+          </w:tcPr>
+          <w:p>
+            <w:pPr>
+              <w:rPr>
+                <w:sz w:val="18"/>
+                <w:szCs w:val="18"/>
+              </w:rPr>
+            </w:pPr>
+            <w:r>
+              <w:rPr>
+                <w:sz w:val="18"/>
+                <w:szCs w:val="18"/>
+              </w:rPr>
+              <w:t>YOUNG</w:t>
+            </w:r>
+            <w:r>
+              <w:rPr>
+                <w:sz w:val="18"/>
+                <w:szCs w:val="18"/>
+              </w:rPr>
+              <w:t>_DRIVER</w:t>
+            </w:r>
+          </w:p>
+        </w:tc>
+        <w:tc>
+          <w:tcPr>
+            <w:tcW w:w="1080" w:type="dxa"/>
+          </w:tcPr>
+          <w:p>
+            <w:pPr>
+              <w:cnfStyle w:val="000000100000" w:firstRow="0" w:lastRow="0" w:firstColumn="0" w:lastColumn="0" w:oddVBand="0" w:evenVBand="0" w:oddHBand="1" w:evenHBand="0" w:firstRowFirstColumn="0" w:firstRowLastColumn="0" w:lastRowFirstColumn="0" w:lastRowLastColumn="0"/>
+              <w:rPr>
+                <w:sz w:val="18"/>
+                <w:szCs w:val="18"/>
+              </w:rPr>
+            </w:pPr>
+            <w:r>
+              <w:rPr>
+                <w:sz w:val="18"/>
+                <w:szCs w:val="18"/>
+              </w:rPr>
+              <w:t>FLAGS</w:t>
+            </w:r>
+          </w:p>
+        </w:tc>
+        <w:tc>
+          <w:tcPr>
+            <w:tcW w:w="5750" w:type="dxa"/>
+          </w:tcPr>
+          <w:p>
+            <w:pPr>
+              <w:cnfStyle w:val="000000100000" w:firstRow="0" w:lastRow="0" w:firstColumn="0" w:lastColumn="0" w:oddVBand="0" w:evenVBand="0" w:oddHBand="1" w:evenHBand="0" w:firstRowFirstColumn="0" w:firstRowLastColumn="0" w:lastRowFirstColumn="0" w:lastRowLastColumn="0"/>
+              <w:rPr>
+                <w:sz w:val="20"/>
+                <w:szCs w:val="20"/>
+              </w:rPr>
+            </w:pPr>
+            <w:r>
+              <w:rPr>
+                <w:sz w:val="20"/>
+                <w:szCs w:val="20"/>
+              </w:rPr>
+              <w:t xml:space="preserve">To determine if driver </w:t>
+            </w:r>
+            <w:r>
+              <w:rPr>
+                <w:sz w:val="20"/>
+                <w:szCs w:val="20"/>
+              </w:rPr>
+              <w:t>age</w:t>
+            </w:r>
+            <w:r>
+              <w:rPr>
+                <w:sz w:val="20"/>
+                <w:szCs w:val="20"/>
+              </w:rPr>
+              <w:t xml:space="preserve"> is a co-factor with COVID-19 in predicting aggressive driving</w:t>
+            </w:r>
+          </w:p>
+        </w:tc>
+      </w:tr>
+      <w:tr>
+        <w:tc>
+          <w:tcPr>
+            <w:cnfStyle w:val="001000000000" w:firstRow="0" w:lastRow="0" w:firstColumn="1" w:lastColumn="0" w:oddVBand="0" w:evenVBand="0" w:oddHBand="0" w:evenHBand="0" w:firstRowFirstColumn="0" w:firstRowLastColumn="0" w:lastRowFirstColumn="0" w:lastRowLastColumn="0"/>
+            <w:tcW w:w="2520" w:type="dxa"/>
+          </w:tcPr>
+          <w:p>
+            <w:pPr>
+              <w:rPr>
+                <w:sz w:val="18"/>
+                <w:szCs w:val="18"/>
+              </w:rPr>
+            </w:pPr>
+            <w:r>
+              <w:rPr>
+                <w:sz w:val="18"/>
+                <w:szCs w:val="18"/>
+              </w:rPr>
+              <w:t>CRN</w:t>
+            </w:r>
+          </w:p>
+        </w:tc>
+        <w:tc>
+          <w:tcPr>
+            <w:tcW w:w="1080" w:type="dxa"/>
+          </w:tcPr>
+          <w:p>
+            <w:pPr>
+              <w:cnfStyle w:val="000000000000" w:firstRow="0" w:lastRow="0" w:firstColumn="0" w:lastColumn="0" w:oddVBand="0" w:evenVBand="0" w:oddHBand="0" w:evenHBand="0" w:firstRowFirstColumn="0" w:firstRowLastColumn="0" w:lastRowFirstColumn="0" w:lastRowLastColumn="0"/>
+              <w:rPr>
+                <w:sz w:val="18"/>
+                <w:szCs w:val="18"/>
+              </w:rPr>
+            </w:pPr>
+            <w:r>
+              <w:rPr>
+                <w:sz w:val="18"/>
+                <w:szCs w:val="18"/>
+              </w:rPr>
               <w:t>VEHICLE</w:t>
             </w:r>
           </w:p>
         </w:tc>
         <w:tc>
           <w:tcPr>
-            <w:tcW w:w="4495" w:type="dxa"/>
+            <w:tcW w:w="5750" w:type="dxa"/>
+          </w:tcPr>
+          <w:p>
+            <w:pPr>
+              <w:cnfStyle w:val="000000000000" w:firstRow="0" w:lastRow="0" w:firstColumn="0" w:lastColumn="0" w:oddVBand="0" w:evenVBand="0" w:oddHBand="0" w:evenHBand="0" w:firstRowFirstColumn="0" w:firstRowLastColumn="0" w:lastRowFirstColumn="0" w:lastRowLastColumn="0"/>
+              <w:rPr>
+                <w:sz w:val="20"/>
+                <w:szCs w:val="20"/>
+              </w:rPr>
+            </w:pPr>
+            <w:r>
+              <w:rPr>
+                <w:sz w:val="20"/>
+                <w:szCs w:val="20"/>
+              </w:rPr>
+              <w:t>Primary and foreign key for merging</w:t>
+            </w:r>
+          </w:p>
+        </w:tc>
+      </w:tr>
+      <w:tr>
+        <w:trPr>
+          <w:cnfStyle w:val="000000100000" w:firstRow="0" w:lastRow="0" w:firstColumn="0" w:lastColumn="0" w:oddVBand="0" w:evenVBand="0" w:oddHBand="1" w:evenHBand="0" w:firstRowFirstColumn="0" w:firstRowLastColumn="0" w:lastRowFirstColumn="0" w:lastRowLastColumn="0"/>
+        </w:trPr>
+        <w:tc>
+          <w:tcPr>
+            <w:cnfStyle w:val="001000000000" w:firstRow="0" w:lastRow="0" w:firstColumn="1" w:lastColumn="0" w:oddVBand="0" w:evenVBand="0" w:oddHBand="0" w:evenHBand="0" w:firstRowFirstColumn="0" w:firstRowLastColumn="0" w:lastRowFirstColumn="0" w:lastRowLastColumn="0"/>
+            <w:tcW w:w="2520" w:type="dxa"/>
+          </w:tcPr>
+          <w:p>
+            <w:pPr>
+              <w:rPr>
+                <w:sz w:val="18"/>
+                <w:szCs w:val="18"/>
+              </w:rPr>
+            </w:pPr>
+            <w:r>
+              <w:rPr>
+                <w:sz w:val="18"/>
+                <w:szCs w:val="18"/>
+              </w:rPr>
+              <w:t>UNIT_NUM</w:t>
+            </w:r>
+          </w:p>
+        </w:tc>
+        <w:tc>
+          <w:tcPr>
+            <w:tcW w:w="1080" w:type="dxa"/>
+          </w:tcPr>
+          <w:p>
+            <w:pPr>
+              <w:cnfStyle w:val="000000100000" w:firstRow="0" w:lastRow="0" w:firstColumn="0" w:lastColumn="0" w:oddVBand="0" w:evenVBand="0" w:oddHBand="1" w:evenHBand="0" w:firstRowFirstColumn="0" w:firstRowLastColumn="0" w:lastRowFirstColumn="0" w:lastRowLastColumn="0"/>
+              <w:rPr>
+                <w:sz w:val="18"/>
+                <w:szCs w:val="18"/>
+              </w:rPr>
+            </w:pPr>
+            <w:r>
+              <w:rPr>
+                <w:sz w:val="18"/>
+                <w:szCs w:val="18"/>
+              </w:rPr>
+              <w:t>VEHICLE</w:t>
+            </w:r>
+          </w:p>
+        </w:tc>
+        <w:tc>
+          <w:tcPr>
+            <w:tcW w:w="5750" w:type="dxa"/>
+          </w:tcPr>
+          <w:p>
+            <w:pPr>
+              <w:cnfStyle w:val="000000100000" w:firstRow="0" w:lastRow="0" w:firstColumn="0" w:lastColumn="0" w:oddVBand="0" w:evenVBand="0" w:oddHBand="1" w:evenHBand="0" w:firstRowFirstColumn="0" w:firstRowLastColumn="0" w:lastRowFirstColumn="0" w:lastRowLastColumn="0"/>
+              <w:rPr>
+                <w:sz w:val="20"/>
+                <w:szCs w:val="20"/>
+              </w:rPr>
+            </w:pPr>
+            <w:r>
+              <w:rPr>
+                <w:sz w:val="20"/>
+                <w:szCs w:val="20"/>
+              </w:rPr>
+              <w:t>Primary key and foreign key for merging</w:t>
+            </w:r>
+          </w:p>
+        </w:tc>
+      </w:tr>
+      <w:tr>
+        <w:tc>
+          <w:tcPr>
+            <w:cnfStyle w:val="001000000000" w:firstRow="0" w:lastRow="0" w:firstColumn="1" w:lastColumn="0" w:oddVBand="0" w:evenVBand="0" w:oddHBand="0" w:evenHBand="0" w:firstRowFirstColumn="0" w:firstRowLastColumn="0" w:lastRowFirstColumn="0" w:lastRowLastColumn="0"/>
+            <w:tcW w:w="2520" w:type="dxa"/>
+          </w:tcPr>
+          <w:p>
+            <w:pPr>
+              <w:rPr>
+                <w:sz w:val="18"/>
+                <w:szCs w:val="18"/>
+              </w:rPr>
+            </w:pPr>
+            <w:r>
+              <w:rPr>
+                <w:sz w:val="18"/>
+                <w:szCs w:val="18"/>
+              </w:rPr>
+              <w:t>UNIT_TYPE</w:t>
+            </w:r>
+          </w:p>
+        </w:tc>
+        <w:tc>
+          <w:tcPr>
+            <w:tcW w:w="1080" w:type="dxa"/>
+          </w:tcPr>
+          <w:p>
+            <w:pPr>
+              <w:cnfStyle w:val="000000000000" w:firstRow="0" w:lastRow="0" w:firstColumn="0" w:lastColumn="0" w:oddVBand="0" w:evenVBand="0" w:oddHBand="0" w:evenHBand="0" w:firstRowFirstColumn="0" w:firstRowLastColumn="0" w:lastRowFirstColumn="0" w:lastRowLastColumn="0"/>
+              <w:rPr>
+                <w:sz w:val="18"/>
+                <w:szCs w:val="18"/>
+              </w:rPr>
+            </w:pPr>
+            <w:r>
+              <w:rPr>
+                <w:sz w:val="18"/>
+                <w:szCs w:val="18"/>
+              </w:rPr>
+              <w:t>VEHICLE</w:t>
+            </w:r>
+          </w:p>
+        </w:tc>
+        <w:tc>
+          <w:tcPr>
+            <w:tcW w:w="5750" w:type="dxa"/>
           </w:tcPr>
           <w:p>
             <w:pPr>
@@ -7203,82 +8083,300 @@
       <w:pPr>
         <w:pStyle w:val="Heading3"/>
       </w:pPr>
-      <w:bookmarkStart w:id="4" w:name="_Toc222761255"/>
-      <w:r>
-        <w:lastRenderedPageBreak/>
+      <w:bookmarkStart w:id="3" w:name="_Toc222761255"/>
+      <w:r>
         <w:t>Temporal Selection</w:t>
+      </w:r>
+      <w:bookmarkEnd w:id="3"/>
+    </w:p>
+    <w:p>
+      <w:r>
+        <w:t xml:space="preserve">All records from 2005 through 2024 will be used in the analysis. The established trends before COVID-19 are necessary for determining change points </w:t>
+      </w:r>
+      <w:r>
+        <w:t>and altered trends during and after</w:t>
+      </w:r>
+      <w:r>
+        <w:t xml:space="preserve"> COVID-19.</w:t>
+      </w:r>
+    </w:p>
+    <w:p>
+      <w:pPr>
+        <w:pStyle w:val="Heading3"/>
+      </w:pPr>
+      <w:bookmarkStart w:id="4" w:name="_Toc222761256"/>
+      <w:r>
+        <w:t>Record Selection</w:t>
       </w:r>
       <w:bookmarkEnd w:id="4"/>
     </w:p>
     <w:p>
       <w:r>
-        <w:t xml:space="preserve">All records from 2005 through 2024 will be used in the analysis. The established trends before COVID-19 are necessary for determining change points </w:t>
-      </w:r>
-      <w:r>
-        <w:t>and altered trends during and after</w:t>
-      </w:r>
-      <w:r>
-        <w:t xml:space="preserve"> COVID-19.</w:t>
+        <w:t xml:space="preserve">Per R. Ranieri (personal communication, February 19, 2026), </w:t>
+      </w:r>
+      <w:r>
+        <w:t>crashes that involved at least one motor vehicle in transit or that was a hit and run are the records of interest for analyzing aggressive driving behaviors.</w:t>
+      </w:r>
+      <w:r>
+        <w:t xml:space="preserve"> There has to be a driver of a vehicle in motion for there to be aggressive driving.</w:t>
       </w:r>
     </w:p>
     <w:p>
       <w:pPr>
         <w:pStyle w:val="Heading3"/>
       </w:pPr>
-      <w:bookmarkStart w:id="5" w:name="_Toc222761256"/>
-      <w:r>
-        <w:t>Record Selection</w:t>
+      <w:bookmarkStart w:id="5" w:name="_Toc222761257"/>
+      <w:r>
+        <w:t>Sampling Strategy</w:t>
       </w:r>
       <w:bookmarkEnd w:id="5"/>
     </w:p>
     <w:p>
-      <w:r>
-        <w:t xml:space="preserve">Per R. Ranieri (personal communication, February 19, 2026), </w:t>
-      </w:r>
-      <w:r>
-        <w:t>crashes that involved at least one motor vehicle in transit or that was a hit and run are the records of interest for analyzing aggressive driving behaviors.</w:t>
-      </w:r>
-      <w:r>
-        <w:t xml:space="preserve"> There has to be a driver of a vehicle in motion for there to be aggressive driving.</w:t>
+      <w:pPr>
+        <w:spacing w:before="120" w:after="120"/>
+      </w:pPr>
+      <w:r>
+        <w:t>The dataset was prepared for time series analysis</w:t>
+      </w:r>
+      <w:r>
+        <w:t xml:space="preserve"> to produce visualizations of the trends</w:t>
+      </w:r>
+      <w:r>
+        <w:t xml:space="preserve">. This involved creating a datetime variable from the CRASH_MONTH and CRASH_YEAR where the day was consistently the first of the month. </w:t>
+      </w:r>
+      <w:r>
+        <w:t xml:space="preserve">Then </w:t>
+      </w:r>
+      <w:proofErr w:type="spellStart"/>
+      <w:proofErr w:type="gramStart"/>
+      <w:r>
+        <w:t>df.resample</w:t>
+      </w:r>
+      <w:proofErr w:type="spellEnd"/>
+      <w:proofErr w:type="gramEnd"/>
+      <w:r>
+        <w:t>(‘MS’).mean() was used to summarize the dataset by taking the mean value over the months.</w:t>
       </w:r>
     </w:p>
     <w:p>
       <w:pPr>
+        <w:spacing w:before="120" w:after="120"/>
+      </w:pPr>
+      <w:r>
+        <w:lastRenderedPageBreak/>
+        <w:t>The dataset was prepared for Random</w:t>
+      </w:r>
+      <w:r>
+        <w:t xml:space="preserve"> </w:t>
+      </w:r>
+      <w:r>
+        <w:t>Forest, Logistic</w:t>
+      </w:r>
+      <w:r>
+        <w:t xml:space="preserve"> </w:t>
+      </w:r>
+      <w:r>
+        <w:t xml:space="preserve">Regression, and </w:t>
+      </w:r>
+      <w:proofErr w:type="spellStart"/>
+      <w:r>
+        <w:t>XGBoost</w:t>
+      </w:r>
+      <w:proofErr w:type="spellEnd"/>
+      <w:r>
+        <w:t xml:space="preserve"> machine learning algorithms by splitting the data into </w:t>
+      </w:r>
+      <w:r>
+        <w:t>training and test sets.</w:t>
+      </w:r>
+      <w:r>
+        <w:t xml:space="preserve"> The </w:t>
+      </w:r>
+      <w:proofErr w:type="spellStart"/>
+      <w:r>
+        <w:t>random_state</w:t>
+      </w:r>
+      <w:proofErr w:type="spellEnd"/>
+      <w:r>
+        <w:t xml:space="preserve"> parameter was set to the same value for all training-test splits and all algorithms to ensure consistent and comparable results.</w:t>
+      </w:r>
+    </w:p>
+    <w:p>
+      <w:pPr>
         <w:pStyle w:val="Heading3"/>
       </w:pPr>
-      <w:bookmarkStart w:id="6" w:name="_Toc222761257"/>
-      <w:r>
-        <w:t>Sampling Strategy</w:t>
+      <w:bookmarkStart w:id="6" w:name="_Toc222761258"/>
+      <w:r>
+        <w:t>Connection to Data Science Goals from Business and Data Understanding</w:t>
       </w:r>
       <w:bookmarkEnd w:id="6"/>
     </w:p>
     <w:p>
-      <w:r>
-        <w:t xml:space="preserve">The dataset was prepared for time series analysis using ARIMA. This involved creating a datetime variable from the CRASH_MONTH and CRASH_YEAR where the day was consistently the first of the month. </w:t>
-      </w:r>
-      <w:r>
-        <w:t xml:space="preserve">Then </w:t>
+      <w:pPr>
+        <w:spacing w:before="120" w:after="120"/>
+      </w:pPr>
+      <w:r>
+        <w:t>One</w:t>
+      </w:r>
+      <w:r>
+        <w:t xml:space="preserve"> impetus for this study was </w:t>
+      </w:r>
+      <w:r>
+        <w:t>the Pew Research Study “</w:t>
+      </w:r>
+      <w:r>
+        <w:t>Many Americans perceive a rise in dangerous driving; 78% see cellphone distraction as major problem</w:t>
+      </w:r>
+      <w:r>
+        <w:t>”</w:t>
+      </w:r>
+      <w:r>
+        <w:t xml:space="preserve"> </w:t>
+      </w:r>
+      <w:r>
+        <w:t>(</w:t>
       </w:r>
       <w:proofErr w:type="spellStart"/>
-      <w:proofErr w:type="gramStart"/>
-      <w:r>
-        <w:t>df.resample</w:t>
+      <w:r>
+        <w:t>Leppert</w:t>
       </w:r>
       <w:proofErr w:type="spellEnd"/>
-      <w:proofErr w:type="gramEnd"/>
-      <w:r>
-        <w:t>(‘MS’).mean() was used to summarize the dataset by taking the mean value over the months.</w:t>
+      <w:r>
+        <w:t>, 2024, November 12)</w:t>
+      </w:r>
+      <w:r>
+        <w:t>. This study</w:t>
+      </w:r>
+      <w:r>
+        <w:t xml:space="preserve"> </w:t>
+      </w:r>
+      <w:r>
+        <w:t>showed</w:t>
+      </w:r>
+      <w:r>
+        <w:t xml:space="preserve"> that</w:t>
+      </w:r>
+      <w:r>
+        <w:t xml:space="preserve"> </w:t>
+      </w:r>
+      <w:r>
+        <w:t>Americans believe</w:t>
+      </w:r>
+      <w:r>
+        <w:t xml:space="preserve"> </w:t>
+      </w:r>
+      <w:r>
+        <w:t xml:space="preserve">that both </w:t>
+      </w:r>
+      <w:r>
+        <w:t xml:space="preserve">aggressive </w:t>
+      </w:r>
+      <w:r>
+        <w:t xml:space="preserve">and distracted </w:t>
+      </w:r>
+      <w:r>
+        <w:t>driving increased during COVID-19 and</w:t>
+      </w:r>
+      <w:r>
+        <w:t xml:space="preserve"> </w:t>
+      </w:r>
+      <w:r>
+        <w:t xml:space="preserve">remain high. </w:t>
+      </w:r>
+      <w:r>
+        <w:t xml:space="preserve">The choice of variables includes the aggressive driving behaviors in the public dataset and two other flags: CELL_PHONE and DISTRACTED. This choice was made to address public sentiments around aggressive driving and cell phone use or distracted driving. </w:t>
       </w:r>
     </w:p>
     <w:p>
       <w:pPr>
-        <w:pStyle w:val="Heading3"/>
-      </w:pPr>
-      <w:bookmarkStart w:id="7" w:name="_Toc222761258"/>
-      <w:r>
-        <w:t>Connection to Data Science Goals from Business and Data Understanding</w:t>
-      </w:r>
-      <w:bookmarkEnd w:id="7"/>
+        <w:spacing w:before="120" w:after="120"/>
+      </w:pPr>
+      <w:r>
+        <w:t>A</w:t>
+      </w:r>
+      <w:r>
+        <w:t xml:space="preserve">lgorithms for this study </w:t>
+      </w:r>
+      <w:r>
+        <w:t xml:space="preserve">were </w:t>
+      </w:r>
+      <w:r>
+        <w:t>selected</w:t>
+      </w:r>
+      <w:r>
+        <w:t xml:space="preserve"> to </w:t>
+      </w:r>
+      <w:r>
+        <w:t>predict</w:t>
+      </w:r>
+      <w:r>
+        <w:t xml:space="preserve"> </w:t>
+      </w:r>
+      <w:r>
+        <w:t xml:space="preserve">if crashes </w:t>
+      </w:r>
+      <w:r>
+        <w:t xml:space="preserve">before and after COVID </w:t>
+      </w:r>
+      <w:r>
+        <w:t xml:space="preserve">could be </w:t>
+      </w:r>
+      <w:r>
+        <w:t xml:space="preserve">classified into one of two classes: crashes that involved </w:t>
+      </w:r>
+      <w:r>
+        <w:t>aggressive or distracted driving</w:t>
+      </w:r>
+      <w:r>
+        <w:t xml:space="preserve"> and those that did not</w:t>
+      </w:r>
+      <w:r>
+        <w:t xml:space="preserve">. </w:t>
+      </w:r>
+      <w:r>
+        <w:t xml:space="preserve">A </w:t>
+      </w:r>
+      <w:r>
+        <w:t>change in behavior would be confirmed</w:t>
+      </w:r>
+      <w:r>
+        <w:t xml:space="preserve"> if more crashes during and after COVID-19 involve aggressive or distracted driving than before COVID-19, and public sentiment would also be confirmed. </w:t>
+      </w:r>
+    </w:p>
+    <w:p>
+      <w:pPr>
+        <w:spacing w:before="120" w:after="120"/>
+      </w:pPr>
+      <w:r>
+        <w:t>Methods for detecting a change in behavior included</w:t>
+      </w:r>
+      <w:r>
+        <w:t xml:space="preserve"> a confusion matrix and measures of performance for classification, including accuracy, sensitivity, specificity, F-measure, and Area Under the Curve (AUC). </w:t>
+      </w:r>
+      <w:r>
+        <w:t>T</w:t>
+      </w:r>
+      <w:r>
+        <w:t xml:space="preserve">he </w:t>
+      </w:r>
+      <w:r>
+        <w:t xml:space="preserve">final </w:t>
+      </w:r>
+      <w:r>
+        <w:t xml:space="preserve">model </w:t>
+      </w:r>
+      <w:r>
+        <w:t>must</w:t>
+      </w:r>
+      <w:r>
+        <w:t xml:space="preserve"> perform with F-measure and AUC each greater than 0.7</w:t>
+      </w:r>
+      <w:r>
+        <w:t xml:space="preserve"> to confirm a change in behavior</w:t>
+      </w:r>
+      <w:r>
+        <w:t>.</w:t>
+      </w:r>
     </w:p>
     <w:p>
       <w:pPr>
@@ -7288,53 +8386,53 @@
           <w:numId w:val="22"/>
         </w:numPr>
       </w:pPr>
-      <w:bookmarkStart w:id="8" w:name="_Toc222761259"/>
+      <w:bookmarkStart w:id="7" w:name="_Toc222761259"/>
       <w:r>
         <w:t>Data Cleaning Process</w:t>
+      </w:r>
+      <w:bookmarkEnd w:id="7"/>
+    </w:p>
+    <w:p>
+      <w:pPr>
+        <w:pStyle w:val="Heading3"/>
+      </w:pPr>
+      <w:bookmarkStart w:id="8" w:name="_Toc222761260"/>
+      <w:r>
+        <w:t>Missing Data Treatment</w:t>
       </w:r>
       <w:bookmarkEnd w:id="8"/>
     </w:p>
     <w:p>
       <w:pPr>
+        <w:spacing w:before="120" w:after="120"/>
+      </w:pPr>
+      <w:r>
+        <w:t xml:space="preserve">There are no missing values in the selected </w:t>
+      </w:r>
+      <w:r>
+        <w:t xml:space="preserve">row and </w:t>
+      </w:r>
+      <w:r>
+        <w:t>columns of the CRASH</w:t>
+      </w:r>
+      <w:r>
+        <w:t xml:space="preserve"> and </w:t>
+      </w:r>
+      <w:r>
+        <w:t>FLAGS datasets.</w:t>
+      </w:r>
+    </w:p>
+    <w:p>
+      <w:pPr>
         <w:pStyle w:val="Heading3"/>
       </w:pPr>
-      <w:bookmarkStart w:id="9" w:name="_Toc222761260"/>
-      <w:r>
-        <w:t>Missing Data Treatment</w:t>
+      <w:bookmarkStart w:id="9" w:name="_Toc222761261"/>
+      <w:r>
+        <w:t>Outlier Detection and Handling</w:t>
       </w:r>
       <w:bookmarkEnd w:id="9"/>
     </w:p>
     <w:p>
-      <w:pPr>
-        <w:spacing w:before="120" w:after="120"/>
-      </w:pPr>
-      <w:r>
-        <w:t xml:space="preserve">There are no missing values in the selected </w:t>
-      </w:r>
-      <w:r>
-        <w:t xml:space="preserve">row and </w:t>
-      </w:r>
-      <w:r>
-        <w:t>columns of the CRASH</w:t>
-      </w:r>
-      <w:r>
-        <w:t xml:space="preserve"> and </w:t>
-      </w:r>
-      <w:r>
-        <w:t>FLAGS datasets.</w:t>
-      </w:r>
-    </w:p>
-    <w:p>
-      <w:pPr>
-        <w:pStyle w:val="Heading3"/>
-      </w:pPr>
-      <w:bookmarkStart w:id="10" w:name="_Toc222761261"/>
-      <w:r>
-        <w:t>Outlier Detection and Handling</w:t>
-      </w:r>
-      <w:bookmarkEnd w:id="10"/>
-    </w:p>
-    <w:p>
       <w:r>
         <w:t>O</w:t>
       </w:r>
@@ -7355,6 +8453,15 @@
       </w:r>
       <w:r>
         <w:t xml:space="preserve"> </w:t>
+      </w:r>
+      <w:r>
+        <w:t xml:space="preserve">The drops, spikes, and changes in trend are visual outliers that are important for this analysis; </w:t>
+      </w:r>
+      <w:r>
+        <w:t>they may be the change points sought after in this project. T</w:t>
+      </w:r>
+      <w:r>
+        <w:t>herefore, they will not be removed or modified in any way.</w:t>
       </w:r>
     </w:p>
     <w:tbl>
@@ -7386,6 +8493,7 @@
               <w:rPr>
                 <w:noProof/>
               </w:rPr>
+              <w:lastRenderedPageBreak/>
               <w:drawing>
                 <wp:inline distT="0" distB="0" distL="0" distR="0" wp14:anchorId="7D143E56" wp14:editId="534E8B01">
                   <wp:extent cx="3084021" cy="2313016"/>
@@ -7465,7 +8573,6 @@
               <w:rPr>
                 <w:noProof/>
               </w:rPr>
-              <w:lastRenderedPageBreak/>
               <w:drawing>
                 <wp:inline distT="0" distB="0" distL="0" distR="0" wp14:anchorId="70F0285E" wp14:editId="25D5A371">
                   <wp:extent cx="3137074" cy="2352805"/>
@@ -7594,29 +8701,23 @@
       </w:tr>
     </w:tbl>
     <w:p>
-      <w:r>
-        <w:t>The</w:t>
-      </w:r>
-      <w:r>
-        <w:t xml:space="preserve"> drops, spikes, and changes in trend are visual outliers that are important for this analysis; therefore, they will</w:t>
-      </w:r>
-      <w:r>
-        <w:t xml:space="preserve"> </w:t>
-      </w:r>
-      <w:r>
-        <w:t>not be removed or modified in any way</w:t>
-      </w:r>
-      <w:r>
-        <w:t>.</w:t>
-      </w:r>
+      <w:pPr>
+        <w:pStyle w:val="Heading3"/>
+      </w:pPr>
+      <w:bookmarkStart w:id="10" w:name="_Toc222761262"/>
+      <w:r>
+        <w:t>Inconsistency Resolution</w:t>
+      </w:r>
+      <w:bookmarkEnd w:id="10"/>
     </w:p>
+    <w:p/>
     <w:p>
       <w:pPr>
         <w:pStyle w:val="Heading3"/>
       </w:pPr>
-      <w:bookmarkStart w:id="11" w:name="_Toc222761262"/>
-      <w:r>
-        <w:t>Inconsistency Resolution</w:t>
+      <w:bookmarkStart w:id="11" w:name="_Toc222761263"/>
+      <w:r>
+        <w:t>Error Correction</w:t>
       </w:r>
       <w:bookmarkEnd w:id="11"/>
     </w:p>
@@ -7625,22 +8726,12 @@
       <w:pPr>
         <w:pStyle w:val="Heading3"/>
       </w:pPr>
-      <w:bookmarkStart w:id="12" w:name="_Toc222761263"/>
-      <w:r>
-        <w:t>Error Correction</w:t>
+      <w:bookmarkStart w:id="12" w:name="_Toc222761264"/>
+      <w:r>
+        <w:lastRenderedPageBreak/>
+        <w:t>Impact Assessment</w:t>
       </w:r>
       <w:bookmarkEnd w:id="12"/>
-    </w:p>
-    <w:p/>
-    <w:p>
-      <w:pPr>
-        <w:pStyle w:val="Heading3"/>
-      </w:pPr>
-      <w:bookmarkStart w:id="13" w:name="_Toc222761264"/>
-      <w:r>
-        <w:t>Impact Assessment</w:t>
-      </w:r>
-      <w:bookmarkEnd w:id="13"/>
     </w:p>
     <w:p/>
     <w:p>
@@ -7651,21 +8742,21 @@
           <w:numId w:val="22"/>
         </w:numPr>
       </w:pPr>
-      <w:bookmarkStart w:id="14" w:name="_Toc222761265"/>
+      <w:bookmarkStart w:id="13" w:name="_Toc222761265"/>
       <w:r>
         <w:t>Feature Engineering</w:t>
       </w:r>
-      <w:bookmarkEnd w:id="14"/>
+      <w:bookmarkEnd w:id="13"/>
     </w:p>
     <w:p>
       <w:pPr>
         <w:pStyle w:val="Heading3"/>
       </w:pPr>
-      <w:bookmarkStart w:id="15" w:name="_Toc222761266"/>
+      <w:bookmarkStart w:id="14" w:name="_Toc222761266"/>
       <w:r>
         <w:t>Derived Features</w:t>
       </w:r>
-      <w:bookmarkEnd w:id="15"/>
+      <w:bookmarkEnd w:id="14"/>
     </w:p>
     <w:tbl>
       <w:tblPr>
@@ -7728,7 +8819,6 @@
           </w:tcPr>
           <w:p>
             <w:r>
-              <w:lastRenderedPageBreak/>
               <w:t>POST_COVID</w:t>
             </w:r>
           </w:p>
@@ -7750,9 +8840,14 @@
             <w:tcW w:w="3415" w:type="dxa"/>
           </w:tcPr>
           <w:p>
-            <w:r>
-              <w:t>COVID</w:t>
-            </w:r>
+            <w:proofErr w:type="spellStart"/>
+            <w:r>
+              <w:t>POST_COVID</w:t>
+            </w:r>
+            <w:r>
+              <w:t>x</w:t>
+            </w:r>
+            <w:proofErr w:type="spellEnd"/>
           </w:p>
         </w:tc>
         <w:tc>
@@ -7761,7 +8856,16 @@
           </w:tcPr>
           <w:p>
             <w:r>
-              <w:t>To create a text outcome variable</w:t>
+              <w:t xml:space="preserve">To create a text </w:t>
+            </w:r>
+            <w:r>
+              <w:t xml:space="preserve">POST_COVID </w:t>
+            </w:r>
+            <w:r>
+              <w:t>variable</w:t>
+            </w:r>
+            <w:r>
+              <w:t xml:space="preserve"> for use in legends</w:t>
             </w:r>
           </w:p>
         </w:tc>
@@ -7772,9 +8876,20 @@
       <w:pPr>
         <w:pStyle w:val="Heading3"/>
       </w:pPr>
-      <w:bookmarkStart w:id="16" w:name="_Toc222761267"/>
+      <w:bookmarkStart w:id="15" w:name="_Toc222761267"/>
       <w:r>
         <w:t>Transformations</w:t>
+      </w:r>
+      <w:bookmarkEnd w:id="15"/>
+    </w:p>
+    <w:p/>
+    <w:p>
+      <w:pPr>
+        <w:pStyle w:val="Heading3"/>
+      </w:pPr>
+      <w:bookmarkStart w:id="16" w:name="_Toc222761268"/>
+      <w:r>
+        <w:t>Temporal Features</w:t>
       </w:r>
       <w:bookmarkEnd w:id="16"/>
     </w:p>
@@ -7783,9 +8898,9 @@
       <w:pPr>
         <w:pStyle w:val="Heading3"/>
       </w:pPr>
-      <w:bookmarkStart w:id="17" w:name="_Toc222761268"/>
-      <w:r>
-        <w:t>Temporal Features</w:t>
+      <w:bookmarkStart w:id="17" w:name="_Toc222761269"/>
+      <w:r>
+        <w:t>Domain-specific Features</w:t>
       </w:r>
       <w:bookmarkEnd w:id="17"/>
     </w:p>
@@ -7794,22 +8909,11 @@
       <w:pPr>
         <w:pStyle w:val="Heading3"/>
       </w:pPr>
-      <w:bookmarkStart w:id="18" w:name="_Toc222761269"/>
-      <w:r>
-        <w:t>Domain-specific Features</w:t>
+      <w:bookmarkStart w:id="18" w:name="_Toc222761270"/>
+      <w:r>
+        <w:t>Feature Justification</w:t>
       </w:r>
       <w:bookmarkEnd w:id="18"/>
-    </w:p>
-    <w:p/>
-    <w:p>
-      <w:pPr>
-        <w:pStyle w:val="Heading3"/>
-      </w:pPr>
-      <w:bookmarkStart w:id="19" w:name="_Toc222761270"/>
-      <w:r>
-        <w:t>Feature Justification</w:t>
-      </w:r>
-      <w:bookmarkEnd w:id="19"/>
     </w:p>
     <w:p/>
     <w:p>
@@ -7823,7 +8927,7 @@
           <w:rFonts w:eastAsia="Times New Roman"/>
         </w:rPr>
       </w:pPr>
-      <w:bookmarkStart w:id="20" w:name="_Toc222761271"/>
+      <w:bookmarkStart w:id="19" w:name="_Toc222761271"/>
       <w:r>
         <w:rPr>
           <w:rFonts w:eastAsia="Times New Roman"/>
@@ -7836,15 +8940,26 @@
         </w:rPr>
         <w:t xml:space="preserve"> and Final Preparation</w:t>
       </w:r>
+      <w:bookmarkEnd w:id="19"/>
+    </w:p>
+    <w:p>
+      <w:pPr>
+        <w:pStyle w:val="Heading3"/>
+      </w:pPr>
+      <w:bookmarkStart w:id="20" w:name="_Toc222761272"/>
+      <w:r>
+        <w:t>Integration Approach</w:t>
+      </w:r>
       <w:bookmarkEnd w:id="20"/>
     </w:p>
+    <w:p/>
     <w:p>
       <w:pPr>
         <w:pStyle w:val="Heading3"/>
       </w:pPr>
-      <w:bookmarkStart w:id="21" w:name="_Toc222761272"/>
-      <w:r>
-        <w:t>Integration Approach</w:t>
+      <w:bookmarkStart w:id="21" w:name="_Toc222761273"/>
+      <w:r>
+        <w:t>Data Formatting</w:t>
       </w:r>
       <w:bookmarkEnd w:id="21"/>
     </w:p>
@@ -7853,9 +8968,9 @@
       <w:pPr>
         <w:pStyle w:val="Heading3"/>
       </w:pPr>
-      <w:bookmarkStart w:id="22" w:name="_Toc222761273"/>
-      <w:r>
-        <w:t>Data Formatting</w:t>
+      <w:bookmarkStart w:id="22" w:name="_Toc222761274"/>
+      <w:r>
+        <w:t>Train/Validation/Test Splitting</w:t>
       </w:r>
       <w:bookmarkEnd w:id="22"/>
     </w:p>
@@ -7864,9 +8979,9 @@
       <w:pPr>
         <w:pStyle w:val="Heading3"/>
       </w:pPr>
-      <w:bookmarkStart w:id="23" w:name="_Toc222761274"/>
-      <w:r>
-        <w:t>Train/Validation/Test Splitting</w:t>
+      <w:bookmarkStart w:id="23" w:name="_Toc222761275"/>
+      <w:r>
+        <w:t>Final Dataset Characteristics</w:t>
       </w:r>
       <w:bookmarkEnd w:id="23"/>
     </w:p>
@@ -7875,56 +8990,57 @@
       <w:pPr>
         <w:pStyle w:val="Heading3"/>
       </w:pPr>
-      <w:bookmarkStart w:id="24" w:name="_Toc222761275"/>
-      <w:r>
-        <w:t>Final Dataset Characteristics</w:t>
+      <w:bookmarkStart w:id="24" w:name="_Toc222761276"/>
+      <w:r>
+        <w:lastRenderedPageBreak/>
+        <w:t>Preparation Pipeline</w:t>
       </w:r>
       <w:bookmarkEnd w:id="24"/>
+    </w:p>
+    <w:p>
+      <w:pPr>
+        <w:pStyle w:val="Heading1"/>
+      </w:pPr>
+      <w:bookmarkStart w:id="25" w:name="_Toc222761277"/>
+      <w:r>
+        <w:t xml:space="preserve">Section 2: </w:t>
+      </w:r>
+      <w:r>
+        <w:t>Modeling</w:t>
+      </w:r>
+      <w:bookmarkEnd w:id="25"/>
+    </w:p>
+    <w:p>
+      <w:pPr>
+        <w:pStyle w:val="Heading2"/>
+      </w:pPr>
+      <w:bookmarkStart w:id="26" w:name="_Toc222761278"/>
+      <w:r>
+        <w:t xml:space="preserve">2.1 </w:t>
+      </w:r>
+      <w:r>
+        <w:t>Modeling Strategy</w:t>
+      </w:r>
+      <w:bookmarkEnd w:id="26"/>
+    </w:p>
+    <w:p>
+      <w:pPr>
+        <w:pStyle w:val="Heading3"/>
+      </w:pPr>
+      <w:bookmarkStart w:id="27" w:name="_Toc222761279"/>
+      <w:r>
+        <w:t>Problem Framing</w:t>
+      </w:r>
+      <w:bookmarkEnd w:id="27"/>
     </w:p>
     <w:p/>
     <w:p>
       <w:pPr>
         <w:pStyle w:val="Heading3"/>
       </w:pPr>
-      <w:bookmarkStart w:id="25" w:name="_Toc222761276"/>
-      <w:r>
-        <w:t>Preparation Pipeline</w:t>
-      </w:r>
-      <w:bookmarkEnd w:id="25"/>
-    </w:p>
-    <w:p>
-      <w:pPr>
-        <w:pStyle w:val="Heading1"/>
-      </w:pPr>
-      <w:bookmarkStart w:id="26" w:name="_Toc222761277"/>
-      <w:r>
-        <w:t xml:space="preserve">Section 2: </w:t>
-      </w:r>
-      <w:r>
-        <w:t>Modeling</w:t>
-      </w:r>
-      <w:bookmarkEnd w:id="26"/>
-    </w:p>
-    <w:p>
-      <w:pPr>
-        <w:pStyle w:val="Heading2"/>
-      </w:pPr>
-      <w:bookmarkStart w:id="27" w:name="_Toc222761278"/>
-      <w:r>
-        <w:t xml:space="preserve">2.1 </w:t>
-      </w:r>
-      <w:r>
-        <w:t>Modeling Strategy</w:t>
-      </w:r>
-      <w:bookmarkEnd w:id="27"/>
-    </w:p>
-    <w:p>
-      <w:pPr>
-        <w:pStyle w:val="Heading3"/>
-      </w:pPr>
-      <w:bookmarkStart w:id="28" w:name="_Toc222761279"/>
-      <w:r>
-        <w:t>Problem Framing</w:t>
+      <w:bookmarkStart w:id="28" w:name="_Toc222761280"/>
+      <w:r>
+        <w:t>Algorithm Selection Rationale</w:t>
       </w:r>
       <w:bookmarkEnd w:id="28"/>
     </w:p>
@@ -7933,9 +9049,9 @@
       <w:pPr>
         <w:pStyle w:val="Heading3"/>
       </w:pPr>
-      <w:bookmarkStart w:id="29" w:name="_Toc222761280"/>
-      <w:r>
-        <w:t>Algorithm Selection Rationale</w:t>
+      <w:bookmarkStart w:id="29" w:name="_Toc222761281"/>
+      <w:r>
+        <w:t>Evaluation Strategy</w:t>
       </w:r>
       <w:bookmarkEnd w:id="29"/>
     </w:p>
@@ -7944,10 +9060,9 @@
       <w:pPr>
         <w:pStyle w:val="Heading3"/>
       </w:pPr>
-      <w:bookmarkStart w:id="30" w:name="_Toc222761281"/>
-      <w:r>
-        <w:lastRenderedPageBreak/>
-        <w:t>Evaluation Strategy</w:t>
+      <w:bookmarkStart w:id="30" w:name="_Toc222761282"/>
+      <w:r>
+        <w:t>Computational Considerations</w:t>
       </w:r>
       <w:bookmarkEnd w:id="30"/>
     </w:p>
@@ -7956,41 +9071,41 @@
       <w:pPr>
         <w:pStyle w:val="Heading3"/>
       </w:pPr>
-      <w:bookmarkStart w:id="31" w:name="_Toc222761282"/>
-      <w:r>
-        <w:t>Computational Considerations</w:t>
+      <w:bookmarkStart w:id="31" w:name="_Toc222761283"/>
+      <w:r>
+        <w:t>Connection to Data Science Goals and Success Criteria</w:t>
       </w:r>
       <w:bookmarkEnd w:id="31"/>
     </w:p>
     <w:p/>
     <w:p>
       <w:pPr>
+        <w:pStyle w:val="Heading2"/>
+      </w:pPr>
+      <w:bookmarkStart w:id="32" w:name="_Toc222761284"/>
+      <w:r>
+        <w:t>2.2 Model Development</w:t>
+      </w:r>
+      <w:bookmarkEnd w:id="32"/>
+    </w:p>
+    <w:p>
+      <w:pPr>
         <w:pStyle w:val="Heading3"/>
       </w:pPr>
-      <w:bookmarkStart w:id="32" w:name="_Toc222761283"/>
-      <w:r>
-        <w:t>Connection to Data Science Goals and Success Criteria</w:t>
-      </w:r>
-      <w:bookmarkEnd w:id="32"/>
+      <w:bookmarkStart w:id="33" w:name="_Toc222761285"/>
+      <w:r>
+        <w:t>Baseline Model</w:t>
+      </w:r>
+      <w:bookmarkEnd w:id="33"/>
     </w:p>
     <w:p/>
     <w:p>
       <w:pPr>
-        <w:pStyle w:val="Heading2"/>
-      </w:pPr>
-      <w:bookmarkStart w:id="33" w:name="_Toc222761284"/>
-      <w:r>
-        <w:t>2.2 Model Development</w:t>
-      </w:r>
-      <w:bookmarkEnd w:id="33"/>
-    </w:p>
-    <w:p>
-      <w:pPr>
         <w:pStyle w:val="Heading3"/>
       </w:pPr>
-      <w:bookmarkStart w:id="34" w:name="_Toc222761285"/>
-      <w:r>
-        <w:t>Baseline Model</w:t>
+      <w:bookmarkStart w:id="34" w:name="_Toc222761286"/>
+      <w:r>
+        <w:t>Primary Models</w:t>
       </w:r>
       <w:bookmarkEnd w:id="34"/>
     </w:p>
@@ -7999,9 +9114,9 @@
       <w:pPr>
         <w:pStyle w:val="Heading3"/>
       </w:pPr>
-      <w:bookmarkStart w:id="35" w:name="_Toc222761286"/>
-      <w:r>
-        <w:t>Primary Models</w:t>
+      <w:bookmarkStart w:id="35" w:name="_Toc222761287"/>
+      <w:r>
+        <w:t>Computational Requirements</w:t>
       </w:r>
       <w:bookmarkEnd w:id="35"/>
     </w:p>
@@ -8010,41 +9125,41 @@
       <w:pPr>
         <w:pStyle w:val="Heading3"/>
       </w:pPr>
-      <w:bookmarkStart w:id="36" w:name="_Toc222761287"/>
-      <w:r>
-        <w:t>Computational Requirements</w:t>
+      <w:bookmarkStart w:id="36" w:name="_Toc222761288"/>
+      <w:r>
+        <w:t>Model Interpretation</w:t>
       </w:r>
       <w:bookmarkEnd w:id="36"/>
     </w:p>
     <w:p/>
     <w:p>
       <w:pPr>
+        <w:pStyle w:val="Heading2"/>
+      </w:pPr>
+      <w:bookmarkStart w:id="37" w:name="_Toc222761289"/>
+      <w:r>
+        <w:t>2.3 Model Evaluation and Comparison</w:t>
+      </w:r>
+      <w:bookmarkEnd w:id="37"/>
+    </w:p>
+    <w:p>
+      <w:pPr>
         <w:pStyle w:val="Heading3"/>
       </w:pPr>
-      <w:bookmarkStart w:id="37" w:name="_Toc222761288"/>
-      <w:r>
-        <w:t>Model Interpretation</w:t>
-      </w:r>
-      <w:bookmarkEnd w:id="37"/>
+      <w:bookmarkStart w:id="38" w:name="_Toc222761290"/>
+      <w:r>
+        <w:t>Performance Metrics</w:t>
+      </w:r>
+      <w:bookmarkEnd w:id="38"/>
     </w:p>
     <w:p/>
     <w:p>
       <w:pPr>
-        <w:pStyle w:val="Heading2"/>
-      </w:pPr>
-      <w:bookmarkStart w:id="38" w:name="_Toc222761289"/>
-      <w:r>
-        <w:t>2.3 Model Evaluation and Comparison</w:t>
-      </w:r>
-      <w:bookmarkEnd w:id="38"/>
-    </w:p>
-    <w:p>
-      <w:pPr>
         <w:pStyle w:val="Heading3"/>
       </w:pPr>
-      <w:bookmarkStart w:id="39" w:name="_Toc222761290"/>
-      <w:r>
-        <w:t>Performance Metrics</w:t>
+      <w:bookmarkStart w:id="39" w:name="_Toc222761291"/>
+      <w:r>
+        <w:t>Comparative Analysis</w:t>
       </w:r>
       <w:bookmarkEnd w:id="39"/>
     </w:p>
@@ -8053,9 +9168,10 @@
       <w:pPr>
         <w:pStyle w:val="Heading3"/>
       </w:pPr>
-      <w:bookmarkStart w:id="40" w:name="_Toc222761291"/>
-      <w:r>
-        <w:t>Comparative Analysis</w:t>
+      <w:bookmarkStart w:id="40" w:name="_Toc222761292"/>
+      <w:r>
+        <w:lastRenderedPageBreak/>
+        <w:t>Diagnostic Evaluation</w:t>
       </w:r>
       <w:bookmarkEnd w:id="40"/>
     </w:p>
@@ -8064,9 +9180,9 @@
       <w:pPr>
         <w:pStyle w:val="Heading3"/>
       </w:pPr>
-      <w:bookmarkStart w:id="41" w:name="_Toc222761292"/>
-      <w:r>
-        <w:t>Diagnostic Evaluation</w:t>
+      <w:bookmarkStart w:id="41" w:name="_Toc222761293"/>
+      <w:r>
+        <w:t>Robustness Testing</w:t>
       </w:r>
       <w:bookmarkEnd w:id="41"/>
     </w:p>
@@ -8075,31 +9191,31 @@
       <w:pPr>
         <w:pStyle w:val="Heading3"/>
       </w:pPr>
-      <w:bookmarkStart w:id="42" w:name="_Toc222761293"/>
-      <w:r>
-        <w:t>Robustness Testing</w:t>
+      <w:bookmarkStart w:id="42" w:name="_Toc222761294"/>
+      <w:r>
+        <w:t>Organizational Metric Translation</w:t>
       </w:r>
       <w:bookmarkEnd w:id="42"/>
     </w:p>
     <w:p/>
     <w:p>
       <w:pPr>
-        <w:pStyle w:val="Heading3"/>
-      </w:pPr>
-      <w:bookmarkStart w:id="43" w:name="_Toc222761294"/>
-      <w:r>
-        <w:t>Organizational Metric Translation</w:t>
+        <w:pStyle w:val="Heading2"/>
+      </w:pPr>
+      <w:bookmarkStart w:id="43" w:name="_Toc222761295"/>
+      <w:r>
+        <w:t>2.4 Model Selection and Recommendations</w:t>
       </w:r>
       <w:bookmarkEnd w:id="43"/>
     </w:p>
     <w:p/>
     <w:p>
       <w:pPr>
-        <w:pStyle w:val="Heading2"/>
-      </w:pPr>
-      <w:bookmarkStart w:id="44" w:name="_Toc222761295"/>
-      <w:r>
-        <w:t>2.4 Model Selection and Recommendations</w:t>
+        <w:pStyle w:val="Heading3"/>
+      </w:pPr>
+      <w:bookmarkStart w:id="44" w:name="_Toc222761296"/>
+      <w:r>
+        <w:t>Selected Model</w:t>
       </w:r>
       <w:bookmarkEnd w:id="44"/>
     </w:p>
@@ -8108,10 +9224,9 @@
       <w:pPr>
         <w:pStyle w:val="Heading3"/>
       </w:pPr>
-      <w:bookmarkStart w:id="45" w:name="_Toc222761296"/>
-      <w:r>
-        <w:lastRenderedPageBreak/>
-        <w:t>Selected Model</w:t>
+      <w:bookmarkStart w:id="45" w:name="_Toc222761297"/>
+      <w:r>
+        <w:t>Selection Justification</w:t>
       </w:r>
       <w:bookmarkEnd w:id="45"/>
     </w:p>
@@ -8120,22 +9235,11 @@
       <w:pPr>
         <w:pStyle w:val="Heading3"/>
       </w:pPr>
-      <w:bookmarkStart w:id="46" w:name="_Toc222761297"/>
-      <w:r>
-        <w:t>Selection Justification</w:t>
+      <w:bookmarkStart w:id="46" w:name="_Toc222761298"/>
+      <w:r>
+        <w:t>Limitations and Risks</w:t>
       </w:r>
       <w:bookmarkEnd w:id="46"/>
-    </w:p>
-    <w:p/>
-    <w:p>
-      <w:pPr>
-        <w:pStyle w:val="Heading3"/>
-      </w:pPr>
-      <w:bookmarkStart w:id="47" w:name="_Toc222761298"/>
-      <w:r>
-        <w:t>Limitations and Risks</w:t>
-      </w:r>
-      <w:bookmarkEnd w:id="47"/>
     </w:p>
     <w:p/>
     <w:p>
@@ -8162,8 +9266,8 @@
       <w:pPr>
         <w:pStyle w:val="Heading1"/>
       </w:pPr>
-      <w:bookmarkStart w:id="48" w:name="_Ref222161412"/>
-      <w:bookmarkStart w:id="49" w:name="_Toc222761299"/>
+      <w:bookmarkStart w:id="47" w:name="_Ref222161412"/>
+      <w:bookmarkStart w:id="48" w:name="_Toc222761299"/>
       <w:r>
         <w:lastRenderedPageBreak/>
         <w:t xml:space="preserve">Appendix A: </w:t>
@@ -8171,8 +9275,8 @@
       <w:r>
         <w:t>Data Dictionary for CRASH</w:t>
       </w:r>
+      <w:bookmarkEnd w:id="47"/>
       <w:bookmarkEnd w:id="48"/>
-      <w:bookmarkEnd w:id="49"/>
     </w:p>
     <w:tbl>
       <w:tblPr>
@@ -9385,9 +10489,9 @@
           <w14:ligatures w14:val="standardContextual"/>
         </w:rPr>
       </w:pPr>
-      <w:bookmarkStart w:id="50" w:name="_Ref221829932"/>
-      <w:bookmarkStart w:id="51" w:name="_Ref221359088"/>
-      <w:bookmarkStart w:id="52" w:name="_Ref221449793"/>
+      <w:bookmarkStart w:id="49" w:name="_Ref221829932"/>
+      <w:bookmarkStart w:id="50" w:name="_Ref221359088"/>
+      <w:bookmarkStart w:id="51" w:name="_Ref221449793"/>
       <w:r>
         <w:br w:type="page"/>
       </w:r>
@@ -9396,15 +10500,15 @@
       <w:pPr>
         <w:pStyle w:val="Heading1"/>
       </w:pPr>
-      <w:bookmarkStart w:id="53" w:name="_Ref222161414"/>
-      <w:bookmarkStart w:id="54" w:name="_Toc222761300"/>
-      <w:bookmarkEnd w:id="50"/>
+      <w:bookmarkStart w:id="52" w:name="_Ref222161414"/>
+      <w:bookmarkStart w:id="53" w:name="_Toc222761300"/>
+      <w:bookmarkEnd w:id="49"/>
       <w:r>
         <w:lastRenderedPageBreak/>
         <w:t>Appendix B: Data Dictionary for FLAGS</w:t>
       </w:r>
+      <w:bookmarkEnd w:id="52"/>
       <w:bookmarkEnd w:id="53"/>
-      <w:bookmarkEnd w:id="54"/>
     </w:p>
     <w:tbl>
       <w:tblPr>
@@ -11278,11 +12382,11 @@
       <w:pPr>
         <w:pStyle w:val="Heading1"/>
       </w:pPr>
-      <w:bookmarkStart w:id="55" w:name="_Ref221902899"/>
-      <w:bookmarkStart w:id="56" w:name="_Toc222761301"/>
-      <w:bookmarkStart w:id="57" w:name="_Ref221819746"/>
+      <w:bookmarkStart w:id="54" w:name="_Ref221902899"/>
+      <w:bookmarkStart w:id="55" w:name="_Toc222761301"/>
+      <w:bookmarkStart w:id="56" w:name="_Ref221819746"/>
+      <w:bookmarkEnd w:id="50"/>
       <w:bookmarkEnd w:id="51"/>
-      <w:bookmarkEnd w:id="52"/>
       <w:r>
         <w:lastRenderedPageBreak/>
         <w:t xml:space="preserve">Appendix </w:t>
@@ -11315,8 +12419,8 @@
       <w:r>
         <w:t xml:space="preserve"> Fields</w:t>
       </w:r>
+      <w:bookmarkEnd w:id="54"/>
       <w:bookmarkEnd w:id="55"/>
-      <w:bookmarkEnd w:id="56"/>
     </w:p>
     <w:tbl>
       <w:tblPr>
@@ -12245,7 +13349,7 @@
       <w:pPr>
         <w:pStyle w:val="Heading1"/>
       </w:pPr>
-      <w:bookmarkStart w:id="58" w:name="_Ref221902922"/>
+      <w:bookmarkStart w:id="57" w:name="_Ref221902922"/>
     </w:p>
     <w:p>
       <w:pPr>
@@ -12266,7 +13370,7 @@
       <w:pPr>
         <w:pStyle w:val="Heading1"/>
       </w:pPr>
-      <w:bookmarkStart w:id="59" w:name="_Toc222761302"/>
+      <w:bookmarkStart w:id="58" w:name="_Toc222761302"/>
       <w:r>
         <w:lastRenderedPageBreak/>
         <w:t xml:space="preserve">Appendix </w:t>
@@ -12286,9 +13390,9 @@
       <w:r>
         <w:t>ounties</w:t>
       </w:r>
+      <w:bookmarkEnd w:id="56"/>
       <w:bookmarkEnd w:id="57"/>
       <w:bookmarkEnd w:id="58"/>
-      <w:bookmarkEnd w:id="59"/>
     </w:p>
     <w:p/>
     <w:tbl>
@@ -16182,12 +17286,12 @@
       <w:pPr>
         <w:pStyle w:val="Heading1"/>
       </w:pPr>
-      <w:bookmarkStart w:id="60" w:name="_Toc222761304"/>
+      <w:bookmarkStart w:id="59" w:name="_Toc222761304"/>
       <w:r>
         <w:lastRenderedPageBreak/>
         <w:t>AI Statement of Use</w:t>
       </w:r>
-      <w:bookmarkEnd w:id="60"/>
+      <w:bookmarkEnd w:id="59"/>
     </w:p>
     <w:p>
       <w:r>
@@ -16208,11 +17312,11 @@
       <w:pPr>
         <w:pStyle w:val="Heading1"/>
       </w:pPr>
-      <w:bookmarkStart w:id="61" w:name="_Toc222761305"/>
+      <w:bookmarkStart w:id="60" w:name="_Toc222761305"/>
       <w:r>
         <w:t>Bibliography</w:t>
       </w:r>
-      <w:bookmarkEnd w:id="61"/>
+      <w:bookmarkEnd w:id="60"/>
     </w:p>
     <w:p/>
     <w:p>
@@ -16465,43 +17569,29 @@
       <w:pPr>
         <w:spacing w:line="480" w:lineRule="auto"/>
         <w:ind w:left="480" w:hanging="480"/>
-        <w:rPr>
-          <w:highlight w:val="yellow"/>
-        </w:rPr>
       </w:pPr>
       <w:proofErr w:type="spellStart"/>
       <w:r>
-        <w:rPr>
-          <w:highlight w:val="yellow"/>
-        </w:rPr>
         <w:t>Leppert</w:t>
       </w:r>
       <w:proofErr w:type="spellEnd"/>
       <w:r>
-        <w:rPr>
-          <w:highlight w:val="yellow"/>
-        </w:rPr>
         <w:t xml:space="preserve">, A. J. and R. (2024, November 12). Many Americans perceive a rise in dangerous driving; 78% see cellphone distraction as major problem. </w:t>
       </w:r>
       <w:r>
         <w:rPr>
           <w:i/>
           <w:iCs/>
-          <w:highlight w:val="yellow"/>
         </w:rPr>
         <w:t>Pew Research Center</w:t>
       </w:r>
       <w:r>
-        <w:rPr>
-          <w:highlight w:val="yellow"/>
-        </w:rPr>
         <w:t xml:space="preserve">. </w:t>
       </w:r>
       <w:hyperlink r:id="rId20" w:history="1">
         <w:r>
           <w:rPr>
             <w:rStyle w:val="Hyperlink"/>
-            <w:highlight w:val="yellow"/>
           </w:rPr>
           <w:t>https://www.pewresearch.org/short-reads/2024/11/12/many-americans-perceive-a-rise-in-dangerous-driving-78-see-cellphone-distraction-as-major-problem/</w:t>
         </w:r>
@@ -19567,7 +20657,7 @@
   <w:abstractNum w:abstractNumId="19" w15:restartNumberingAfterBreak="0">
     <w:nsid w:val="52903122"/>
     <w:multiLevelType w:val="hybridMultilevel"/>
-    <w:tmpl w:val="450EB026"/>
+    <w:tmpl w:val="7FF2F870"/>
     <w:lvl w:ilvl="0" w:tplc="04090001">
       <w:start w:val="1"/>
       <w:numFmt w:val="bullet"/>
@@ -20701,7 +21791,7 @@
     <w:uiPriority w:val="9"/>
     <w:unhideWhenUsed/>
     <w:qFormat/>
-    <w:rsid w:val="007750D2"/>
+    <w:rsid w:val="00867E70"/>
     <w:pPr>
       <w:keepNext/>
       <w:keepLines/>
@@ -20818,7 +21908,7 @@
     <w:basedOn w:val="DefaultParagraphFont"/>
     <w:link w:val="Heading3"/>
     <w:uiPriority w:val="9"/>
-    <w:rsid w:val="007750D2"/>
+    <w:rsid w:val="00867E70"/>
     <w:rPr>
       <w:rFonts w:ascii="Times New Roman" w:eastAsiaTheme="majorEastAsia" w:hAnsi="Times New Roman" w:cs="Times New Roman (Headings CS)"/>
       <w:color w:val="1F3763" w:themeColor="accent1" w:themeShade="7F"/>

--- a/Data_Preparation_and_Modeling_Report_over_lisa .docx
+++ b/Data_Preparation_and_Modeling_Report_over_lisa .docx
@@ -4838,7 +4838,12 @@
     </w:p>
     <w:p>
       <w:pPr>
-        <w:spacing w:before="120" w:after="120"/>
+        <w:pStyle w:val="ListParagraph"/>
+        <w:numPr>
+          <w:ilvl w:val="0"/>
+          <w:numId w:val="25"/>
+        </w:numPr>
+        <w:ind w:left="360"/>
       </w:pPr>
       <w:r>
         <w:t>I</w:t>
@@ -4849,6 +4854,11 @@
       <w:r>
         <w:t xml:space="preserve">. </w:t>
       </w:r>
+    </w:p>
+    <w:p>
+      <w:pPr>
+        <w:ind w:left="360"/>
+      </w:pPr>
       <w:r>
         <w:t xml:space="preserve">The data indicate that no specific aggressive behavior (available in the public dataset) increased </w:t>
       </w:r>
@@ -4888,164 +4898,102 @@
     </w:p>
     <w:p>
       <w:pPr>
-        <w:spacing w:before="120" w:after="120"/>
+        <w:pStyle w:val="ListParagraph"/>
+        <w:numPr>
+          <w:ilvl w:val="0"/>
+          <w:numId w:val="25"/>
+        </w:numPr>
+        <w:ind w:left="360"/>
       </w:pPr>
       <w:r>
         <w:t>Identify co-factors for crashes involving aggressive driving, such as age, day of week, geography, terrain, or atmospheric conditions</w:t>
       </w:r>
       <w:r>
-        <w:t xml:space="preserve">. Demographics such as age of the driver, urban or rural location of the crash, driver impairment, and status of the driver’s license were modeled along with the COVID-19 flag to determine if any of these factors covaried with aggressive driving behaviors. Resulting models indicated that none of these factors </w:t>
-      </w:r>
-      <w:r>
-        <w:t xml:space="preserve">sufficiently </w:t>
-      </w:r>
-      <w:r>
-        <w:t>predicted aggressive driving.</w:t>
+        <w:t xml:space="preserve">. </w:t>
       </w:r>
     </w:p>
     <w:p>
       <w:pPr>
-        <w:snapToGrid w:val="0"/>
-      </w:pPr>
-      <w:r>
-        <w:t>Another secondary objective of this project is to d</w:t>
-      </w:r>
-      <w:r>
-        <w:t>evelop accessible visualizations for public understanding.</w:t>
-      </w:r>
-      <w:r>
-        <w:t xml:space="preserve"> Times series plots were created to show the </w:t>
-      </w:r>
-      <w:r>
-        <w:t>patterns</w:t>
-      </w:r>
-      <w:r>
-        <w:t xml:space="preserve"> in aggressive driving as defined as</w:t>
-      </w:r>
-      <w:r>
-        <w:t xml:space="preserve"> </w:t>
-      </w:r>
-      <w:r>
-        <w:t>at least one aggressive behavior action,</w:t>
-      </w:r>
-      <w:r>
-        <w:t xml:space="preserve"> at least two </w:t>
-      </w:r>
-      <w:r>
-        <w:t>aggressive behavior actions</w:t>
-      </w:r>
-      <w:r>
-        <w:t xml:space="preserve"> (NHTSA)</w:t>
-      </w:r>
-      <w:r>
-        <w:t xml:space="preserve">, and specific aggressive behaviors </w:t>
-      </w:r>
-      <w:r>
-        <w:t xml:space="preserve">that are </w:t>
-      </w:r>
-      <w:r>
-        <w:t>available in the public dataset</w:t>
-      </w:r>
-      <w:r>
-        <w:t>.</w:t>
+        <w:ind w:left="360"/>
+      </w:pPr>
+      <w:r>
+        <w:t xml:space="preserve">Demographics such as age of the driver, urban or rural location of the crash, driver impairment, and status of the driver’s license were modeled along with the COVID-19 flag to determine if any of these factors covaried with aggressive driving behaviors. Resulting models indicated that none of these factors </w:t>
+      </w:r>
+      <w:r>
+        <w:t xml:space="preserve">sufficiently </w:t>
+      </w:r>
+      <w:r>
+        <w:t>predicted aggressive driving.</w:t>
       </w:r>
     </w:p>
     <w:p>
       <w:pPr>
+        <w:pStyle w:val="ListParagraph"/>
+        <w:numPr>
+          <w:ilvl w:val="0"/>
+          <w:numId w:val="25"/>
+        </w:numPr>
         <w:snapToGrid w:val="0"/>
-      </w:pPr>
+        <w:ind w:left="360"/>
+      </w:pPr>
+      <w:r>
+        <w:t>D</w:t>
+      </w:r>
+      <w:r>
+        <w:t>evelop accessible visualizations for public understanding.</w:t>
+      </w:r>
+      <w:r>
+        <w:t xml:space="preserve"> </w:t>
+      </w:r>
     </w:p>
     <w:p>
       <w:pPr>
         <w:snapToGrid w:val="0"/>
-      </w:pPr>
-      <w:r>
-        <w:t>['POST_COVID',</w:t>
+        <w:spacing w:before="120" w:after="120"/>
+        <w:ind w:left="360"/>
+      </w:pPr>
+      <w:r>
+        <w:t xml:space="preserve">Times series plots were created to show the </w:t>
+      </w:r>
+      <w:r>
+        <w:t>patterns</w:t>
+      </w:r>
+      <w:r>
+        <w:t xml:space="preserve"> in aggressive driving as defined as</w:t>
+      </w:r>
+      <w:r>
+        <w:t xml:space="preserve"> </w:t>
+      </w:r>
+      <w:r>
+        <w:t>at least one aggressive behavior action,</w:t>
+      </w:r>
+      <w:r>
+        <w:t xml:space="preserve"> at least two </w:t>
+      </w:r>
+      <w:r>
+        <w:t>aggressive behavior actions</w:t>
+      </w:r>
+      <w:r>
+        <w:t xml:space="preserve"> (NHTSA)</w:t>
+      </w:r>
+      <w:r>
+        <w:t xml:space="preserve">, and specific aggressive behaviors </w:t>
+      </w:r>
+      <w:r>
+        <w:t xml:space="preserve">that are </w:t>
+      </w:r>
+      <w:r>
+        <w:t>available in the public dataset</w:t>
+      </w:r>
+      <w:r>
+        <w:t>.</w:t>
       </w:r>
     </w:p>
     <w:p>
       <w:pPr>
-        <w:snapToGrid w:val="0"/>
-      </w:pPr>
-      <w:r>
-        <w:t xml:space="preserve"> 'CELL_PHONE',</w:t>
-      </w:r>
-    </w:p>
-    <w:p>
-      <w:pPr>
-        <w:snapToGrid w:val="0"/>
-      </w:pPr>
-      <w:r>
-        <w:t xml:space="preserve"> 'IMPAIRED_DRIVER',</w:t>
-      </w:r>
-    </w:p>
-    <w:p>
-      <w:pPr>
-        <w:snapToGrid w:val="0"/>
-      </w:pPr>
-      <w:r>
-        <w:t xml:space="preserve"> 'MATURE_DRIVER',</w:t>
-      </w:r>
-    </w:p>
-    <w:p>
-      <w:pPr>
-        <w:snapToGrid w:val="0"/>
-      </w:pPr>
-      <w:r>
-        <w:t xml:space="preserve"> 'YOUNG_DRIVER',</w:t>
-      </w:r>
-    </w:p>
-    <w:p>
-      <w:pPr>
-        <w:snapToGrid w:val="0"/>
-      </w:pPr>
-      <w:r>
-        <w:t xml:space="preserve"> 'FATIGUE_ASLEEP',</w:t>
-      </w:r>
-    </w:p>
-    <w:p>
-      <w:pPr>
-        <w:snapToGrid w:val="0"/>
-      </w:pPr>
-      <w:r>
-        <w:t xml:space="preserve"> 'HIT_RUN',</w:t>
-      </w:r>
-    </w:p>
-    <w:p>
-      <w:pPr>
-        <w:snapToGrid w:val="0"/>
-      </w:pPr>
-      <w:r>
-        <w:t xml:space="preserve"> 'UNLICENSED',</w:t>
-      </w:r>
-    </w:p>
-    <w:p>
-      <w:pPr>
-        <w:snapToGrid w:val="0"/>
-      </w:pPr>
-      <w:r>
-        <w:t xml:space="preserve"> '</w:t>
-      </w:r>
-      <w:proofErr w:type="spellStart"/>
-      <w:r>
-        <w:t>URBAN_RURALx</w:t>
-      </w:r>
-      <w:proofErr w:type="spellEnd"/>
-      <w:r>
-        <w:t>']</w:t>
-      </w:r>
-    </w:p>
-    <w:p>
-      <w:pPr>
-        <w:snapToGrid w:val="0"/>
-      </w:pPr>
-    </w:p>
-    <w:p>
-      <w:pPr>
         <w:pStyle w:val="Heading1"/>
       </w:pPr>
       <w:r>
-        <w:lastRenderedPageBreak/>
         <w:t xml:space="preserve">Section 1: </w:t>
       </w:r>
       <w:r>
@@ -5072,48 +5020,31 @@
         <w:pStyle w:val="Heading3"/>
       </w:pPr>
       <w:r>
-        <w:t>Aggressive Driving Variables</w:t>
+        <w:t>Introduction</w:t>
       </w:r>
     </w:p>
     <w:p>
-      <w:pPr>
-        <w:spacing w:before="120" w:after="120"/>
-      </w:pPr>
-      <w:r>
-        <w:t xml:space="preserve">R. Ranieri (personal communication, February 19, 2026) confirmed </w:t>
-      </w:r>
-      <w:r>
-        <w:t xml:space="preserve">that </w:t>
-      </w:r>
-      <w:r>
-        <w:t xml:space="preserve">the behaviors </w:t>
-      </w:r>
-      <w:r>
-        <w:t xml:space="preserve">in </w:t>
-      </w:r>
-      <w:r>
-        <w:t>t</w:t>
-      </w:r>
-      <w:r>
-        <w:t>he following table</w:t>
-      </w:r>
-      <w:r>
-        <w:t xml:space="preserve"> </w:t>
-      </w:r>
-      <w:r>
-        <w:t xml:space="preserve">are </w:t>
-      </w:r>
-      <w:r>
-        <w:t>classif</w:t>
-      </w:r>
-      <w:r>
-        <w:t>ied</w:t>
-      </w:r>
-      <w:r>
-        <w:t xml:space="preserve"> as aggressive driving </w:t>
-      </w:r>
-      <w:r>
-        <w:t>and mapped each behavior to a FLAGS variable, if one exists. The public dataset does not contain a FLAGS variable for every aggressive driving behavior.</w:t>
+      <w:r>
+        <w:t xml:space="preserve">Data selection was influenced by personal communication with </w:t>
+      </w:r>
+      <w:r>
+        <w:t xml:space="preserve">R. Ranieri (personal communication, February 19, 2026), </w:t>
+      </w:r>
+      <w:r>
+        <w:t>Crash Analysis Manager</w:t>
+      </w:r>
+      <w:r>
+        <w:t xml:space="preserve"> for PennDOT, confirmed that variables in the FLAGS dataset are derived from all collection datasets—COMMVEH, CYCLE, PERSON, ROADWAY, TRAILVEH, VEHICLE—from the Pennsylvania Crash Information Tool (</w:t>
+      </w:r>
+      <w:r>
+        <w:rPr>
+          <w:i/>
+          <w:iCs/>
+        </w:rPr>
+        <w:t>Pennsylvania Crash Information Tool</w:t>
+      </w:r>
+      <w:r>
+        <w:t>, n.d.).</w:t>
       </w:r>
     </w:p>
     <w:p>
@@ -5121,6 +5052,61 @@
         <w:spacing w:before="120" w:after="120"/>
       </w:pPr>
       <w:r>
+        <w:t xml:space="preserve">R. Ranieri (personal communication, February 19, 2026) confirmed </w:t>
+      </w:r>
+      <w:r>
+        <w:t xml:space="preserve">that </w:t>
+      </w:r>
+      <w:r>
+        <w:t xml:space="preserve">the behaviors </w:t>
+      </w:r>
+      <w:r>
+        <w:t xml:space="preserve">in </w:t>
+      </w:r>
+      <w:r>
+        <w:t>t</w:t>
+      </w:r>
+      <w:r>
+        <w:t>he following table</w:t>
+      </w:r>
+      <w:r>
+        <w:t xml:space="preserve"> </w:t>
+      </w:r>
+      <w:r>
+        <w:t xml:space="preserve">are </w:t>
+      </w:r>
+      <w:r>
+        <w:t>classif</w:t>
+      </w:r>
+      <w:r>
+        <w:t>ied</w:t>
+      </w:r>
+      <w:r>
+        <w:t xml:space="preserve"> as aggressive driving</w:t>
+      </w:r>
+      <w:r>
+        <w:t>,</w:t>
+      </w:r>
+      <w:r>
+        <w:t xml:space="preserve"> </w:t>
+      </w:r>
+      <w:r>
+        <w:t xml:space="preserve">and </w:t>
+      </w:r>
+      <w:r>
+        <w:t xml:space="preserve">he </w:t>
+      </w:r>
+      <w:r>
+        <w:t xml:space="preserve">mapped each behavior to a FLAGS variable, if one exists. The public dataset does not contain a FLAGS variable for every </w:t>
+      </w:r>
+      <w:r>
+        <w:lastRenderedPageBreak/>
+        <w:t>aggressive driving behavior.</w:t>
+      </w:r>
+      <w:r>
+        <w:t xml:space="preserve"> </w:t>
+      </w:r>
+      <w:r>
         <w:t>PennDOT</w:t>
       </w:r>
       <w:r>
@@ -5130,7 +5116,10 @@
         <w:t xml:space="preserve">derived </w:t>
       </w:r>
       <w:r>
-        <w:t xml:space="preserve">AGGRESSIVE_DRIVING and NHTSA_AGG_DRIVING from all </w:t>
+        <w:t xml:space="preserve">AGGRESSIVE_DRIVING and NHTSA_AGG_DRIVING from </w:t>
+      </w:r>
+      <w:r>
+        <w:t xml:space="preserve">the </w:t>
       </w:r>
       <w:r>
         <w:t xml:space="preserve">aggressive driving behaviors </w:t>
@@ -5169,6 +5158,7 @@
           </w:tcPr>
           <w:p>
             <w:pPr>
+              <w:keepNext/>
               <w:snapToGrid w:val="0"/>
             </w:pPr>
             <w:r>
@@ -5182,6 +5172,7 @@
           </w:tcPr>
           <w:p>
             <w:pPr>
+              <w:keepNext/>
               <w:snapToGrid w:val="0"/>
               <w:cnfStyle w:val="100000000000" w:firstRow="1" w:lastRow="0" w:firstColumn="0" w:lastColumn="0" w:oddVBand="0" w:evenVBand="0" w:oddHBand="0" w:evenHBand="0" w:firstRowFirstColumn="0" w:firstRowLastColumn="0" w:lastRowFirstColumn="0" w:lastRowLastColumn="0"/>
             </w:pPr>
@@ -6739,7 +6730,6 @@
                 <w:sz w:val="18"/>
                 <w:szCs w:val="18"/>
               </w:rPr>
-              <w:lastRenderedPageBreak/>
               <w:t>DISTRACTED</w:t>
             </w:r>
           </w:p>
@@ -7120,6 +7110,7 @@
                 <w:sz w:val="18"/>
                 <w:szCs w:val="18"/>
               </w:rPr>
+              <w:lastRenderedPageBreak/>
               <w:t>MATURE</w:t>
             </w:r>
             <w:r>
@@ -8118,7 +8109,13 @@
         <w:t>crashes that involved at least one motor vehicle in transit or that was a hit and run are the records of interest for analyzing aggressive driving behaviors.</w:t>
       </w:r>
       <w:r>
-        <w:t xml:space="preserve"> There has to be a driver of a vehicle in motion for there to be aggressive driving.</w:t>
+        <w:t xml:space="preserve"> There has to be a</w:t>
+      </w:r>
+      <w:r>
+        <w:t>t least one</w:t>
+      </w:r>
+      <w:r>
+        <w:t xml:space="preserve"> driver of a vehicle in motion for there to be aggressive driving.</w:t>
       </w:r>
     </w:p>
     <w:p>
@@ -8163,7 +8160,6 @@
         <w:spacing w:before="120" w:after="120"/>
       </w:pPr>
       <w:r>
-        <w:lastRenderedPageBreak/>
         <w:t>The dataset was prepared for Random</w:t>
       </w:r>
       <w:r>
@@ -8242,7 +8238,11 @@
       </w:r>
       <w:proofErr w:type="spellEnd"/>
       <w:r>
-        <w:t>, 2024, November 12)</w:t>
+        <w:t xml:space="preserve">, 2024, November </w:t>
+      </w:r>
+      <w:r>
+        <w:lastRenderedPageBreak/>
+        <w:t>12)</w:t>
       </w:r>
       <w:r>
         <w:t>. This study</w:t>
@@ -8416,10 +8416,19 @@
         <w:t>columns of the CRASH</w:t>
       </w:r>
       <w:r>
-        <w:t xml:space="preserve"> and </w:t>
-      </w:r>
-      <w:r>
-        <w:t>FLAGS datasets.</w:t>
+        <w:t>,</w:t>
+      </w:r>
+      <w:r>
+        <w:t xml:space="preserve"> </w:t>
+      </w:r>
+      <w:r>
+        <w:t>FLAGS</w:t>
+      </w:r>
+      <w:r>
+        <w:t>, or VEHICLE</w:t>
+      </w:r>
+      <w:r>
+        <w:t xml:space="preserve"> datasets.</w:t>
       </w:r>
     </w:p>
     <w:p>
@@ -8493,7 +8502,6 @@
               <w:rPr>
                 <w:noProof/>
               </w:rPr>
-              <w:lastRenderedPageBreak/>
               <w:drawing>
                 <wp:inline distT="0" distB="0" distL="0" distR="0" wp14:anchorId="7D143E56" wp14:editId="534E8B01">
                   <wp:extent cx="3084021" cy="2313016"/>
@@ -8573,6 +8581,7 @@
               <w:rPr>
                 <w:noProof/>
               </w:rPr>
+              <w:lastRenderedPageBreak/>
               <w:drawing>
                 <wp:inline distT="0" distB="0" distL="0" distR="0" wp14:anchorId="70F0285E" wp14:editId="25D5A371">
                   <wp:extent cx="3137074" cy="2352805"/>
@@ -8710,25 +8719,157 @@
       </w:r>
       <w:bookmarkEnd w:id="10"/>
     </w:p>
-    <w:p/>
     <w:p>
       <w:pPr>
+        <w:spacing w:before="120" w:after="120"/>
+      </w:pPr>
+      <w:r>
+        <w:t>R. Ranieri (personal communication, February 19, 2026)</w:t>
+      </w:r>
+      <w:r>
+        <w:t xml:space="preserve"> recommended using the collection tables to derive variable flags if inconsistencies exist between FLAGS variables and the related collection data. This may not be possible in every case because the public dataset does not include all possible variables.</w:t>
+      </w:r>
+    </w:p>
+    <w:p>
+      <w:pPr>
+        <w:spacing w:before="120" w:after="120"/>
+      </w:pPr>
+      <w:r>
+        <w:t>The table below shows i</w:t>
+      </w:r>
+      <w:r>
+        <w:t xml:space="preserve">nconsistencies between the </w:t>
+      </w:r>
+      <w:r>
+        <w:t>URBAN_RURAL vari</w:t>
+      </w:r>
+      <w:r>
+        <w:t>a</w:t>
+      </w:r>
+      <w:r>
+        <w:t xml:space="preserve">ble </w:t>
+      </w:r>
+      <w:r>
+        <w:t>in</w:t>
+      </w:r>
+      <w:r>
+        <w:t xml:space="preserve"> CRASH and the </w:t>
+      </w:r>
+      <w:r>
+        <w:t xml:space="preserve">two FLAGS variables </w:t>
+      </w:r>
+      <w:r>
+        <w:t>URBAN and RURAL.</w:t>
+      </w:r>
+      <w:r>
+        <w:t xml:space="preserve"> </w:t>
+      </w:r>
+    </w:p>
+    <w:p>
+      <w:r>
+        <w:rPr>
+          <w:noProof/>
+          <w14:ligatures w14:val="standardContextual"/>
+        </w:rPr>
+        <w:drawing>
+          <wp:inline distT="0" distB="0" distL="0" distR="0" wp14:anchorId="4158CD9C" wp14:editId="772B7F45">
+            <wp:extent cx="1869440" cy="645516"/>
+            <wp:effectExtent l="0" t="0" r="0" b="2540"/>
+            <wp:docPr id="2129024962" name="Picture 4"/>
+            <wp:cNvGraphicFramePr>
+              <a:graphicFrameLocks xmlns:a="http://schemas.openxmlformats.org/drawingml/2006/main" noChangeAspect="1"/>
+            </wp:cNvGraphicFramePr>
+            <a:graphic xmlns:a="http://schemas.openxmlformats.org/drawingml/2006/main">
+              <a:graphicData uri="http://schemas.openxmlformats.org/drawingml/2006/picture">
+                <pic:pic xmlns:pic="http://schemas.openxmlformats.org/drawingml/2006/picture">
+                  <pic:nvPicPr>
+                    <pic:cNvPr id="2129024962" name="Picture 2129024962"/>
+                    <pic:cNvPicPr/>
+                  </pic:nvPicPr>
+                  <pic:blipFill rotWithShape="1">
+                    <a:blip r:embed="rId12" cstate="print">
+                      <a:extLst>
+                        <a:ext uri="{28A0092B-C50C-407E-A947-70E740481C1C}">
+                          <a14:useLocalDpi xmlns:a14="http://schemas.microsoft.com/office/drawing/2010/main" val="0"/>
+                        </a:ext>
+                      </a:extLst>
+                    </a:blip>
+                    <a:srcRect r="847" b="2650"/>
+                    <a:stretch/>
+                  </pic:blipFill>
+                  <pic:spPr bwMode="auto">
+                    <a:xfrm>
+                      <a:off x="0" y="0"/>
+                      <a:ext cx="1926755" cy="665307"/>
+                    </a:xfrm>
+                    <a:prstGeom prst="rect">
+                      <a:avLst/>
+                    </a:prstGeom>
+                    <a:ln>
+                      <a:noFill/>
+                    </a:ln>
+                    <a:extLst>
+                      <a:ext uri="{53640926-AAD7-44D8-BBD7-CCE9431645EC}">
+                        <a14:shadowObscured xmlns:a14="http://schemas.microsoft.com/office/drawing/2010/main"/>
+                      </a:ext>
+                    </a:extLst>
+                  </pic:spPr>
+                </pic:pic>
+              </a:graphicData>
+            </a:graphic>
+          </wp:inline>
+        </w:drawing>
+      </w:r>
+    </w:p>
+    <w:p>
+      <w:pPr>
+        <w:snapToGrid w:val="0"/>
+        <w:spacing w:before="120" w:after="120"/>
+      </w:pPr>
+      <w:r>
+        <w:t>T</w:t>
+      </w:r>
+      <w:r>
+        <w:t xml:space="preserve">he CRASH variable URBAN_RURAL was </w:t>
+      </w:r>
+      <w:r>
+        <w:t xml:space="preserve">selected for the secondary objective to </w:t>
+      </w:r>
+      <w:r>
+        <w:t>determine if urban/rural location is a co-factor with COVID-19 in predicting aggressive or distracted driving</w:t>
+      </w:r>
+      <w:r>
+        <w:t>.</w:t>
+      </w:r>
+    </w:p>
+    <w:p>
+      <w:pPr>
+        <w:snapToGrid w:val="0"/>
+        <w:spacing w:before="120" w:after="120"/>
+      </w:pPr>
+    </w:p>
+    <w:p>
+      <w:pPr>
         <w:pStyle w:val="Heading3"/>
       </w:pPr>
       <w:bookmarkStart w:id="11" w:name="_Toc222761263"/>
       <w:r>
+        <w:lastRenderedPageBreak/>
         <w:t>Error Correction</w:t>
       </w:r>
       <w:bookmarkEnd w:id="11"/>
     </w:p>
-    <w:p/>
     <w:p>
+      <w:r>
+        <w:t xml:space="preserve">No errors </w:t>
+      </w:r>
+    </w:p>
+    <w:p>
       <w:pPr>
         <w:pStyle w:val="Heading3"/>
       </w:pPr>
       <w:bookmarkStart w:id="12" w:name="_Toc222761264"/>
       <w:r>
-        <w:lastRenderedPageBreak/>
         <w:t>Impact Assessment</w:t>
       </w:r>
       <w:bookmarkEnd w:id="12"/>
@@ -8748,6 +8889,7 @@
       </w:r>
       <w:bookmarkEnd w:id="13"/>
     </w:p>
+    <w:p/>
     <w:p>
       <w:pPr>
         <w:pStyle w:val="Heading3"/>
@@ -8981,6 +9123,7 @@
       </w:pPr>
       <w:bookmarkStart w:id="23" w:name="_Toc222761275"/>
       <w:r>
+        <w:lastRenderedPageBreak/>
         <w:t>Final Dataset Characteristics</w:t>
       </w:r>
       <w:bookmarkEnd w:id="23"/>
@@ -8992,7 +9135,6 @@
       </w:pPr>
       <w:bookmarkStart w:id="24" w:name="_Toc222761276"/>
       <w:r>
-        <w:lastRenderedPageBreak/>
         <w:t>Preparation Pipeline</w:t>
       </w:r>
       <w:bookmarkEnd w:id="24"/>
@@ -9159,6 +9301,7 @@
       </w:pPr>
       <w:bookmarkStart w:id="39" w:name="_Toc222761291"/>
       <w:r>
+        <w:lastRenderedPageBreak/>
         <w:t>Comparative Analysis</w:t>
       </w:r>
       <w:bookmarkEnd w:id="39"/>
@@ -9170,7 +9313,6 @@
       </w:pPr>
       <w:bookmarkStart w:id="40" w:name="_Toc222761292"/>
       <w:r>
-        <w:lastRenderedPageBreak/>
         <w:t>Diagnostic Evaluation</w:t>
       </w:r>
       <w:bookmarkEnd w:id="40"/>
@@ -9251,9 +9393,9 @@
     <w:p>
       <w:pPr>
         <w:sectPr>
-          <w:footerReference w:type="even" r:id="rId12"/>
-          <w:footerReference w:type="default" r:id="rId13"/>
-          <w:footerReference w:type="first" r:id="rId14"/>
+          <w:footerReference w:type="even" r:id="rId13"/>
+          <w:footerReference w:type="default" r:id="rId14"/>
+          <w:footerReference w:type="first" r:id="rId15"/>
           <w:pgSz w:w="12240" w:h="15840"/>
           <w:pgMar w:top="1440" w:right="1440" w:bottom="1440" w:left="1440" w:header="720" w:footer="720" w:gutter="0"/>
           <w:cols w:space="720"/>
@@ -17369,7 +17511,7 @@
       <w:r>
         <w:t xml:space="preserve">(2), 339–367. </w:t>
       </w:r>
-      <w:hyperlink r:id="rId15" w:history="1">
+      <w:hyperlink r:id="rId16" w:history="1">
         <w:r>
           <w:rPr>
             <w:rStyle w:val="Hyperlink"/>
@@ -17398,7 +17540,7 @@
       <w:r>
         <w:t xml:space="preserve">. </w:t>
       </w:r>
-      <w:hyperlink r:id="rId16" w:history="1">
+      <w:hyperlink r:id="rId17" w:history="1">
         <w:r>
           <w:rPr>
             <w:rStyle w:val="Hyperlink"/>
@@ -17422,7 +17564,7 @@
       <w:r>
         <w:t xml:space="preserve">. (n.d.). Retrieved February 1, 2026, from </w:t>
       </w:r>
-      <w:hyperlink r:id="rId17" w:history="1">
+      <w:hyperlink r:id="rId18" w:history="1">
         <w:r>
           <w:rPr>
             <w:rStyle w:val="Hyperlink"/>
@@ -17518,7 +17660,7 @@
       <w:r>
         <w:t xml:space="preserve"> </w:t>
       </w:r>
-      <w:hyperlink r:id="rId18" w:history="1">
+      <w:hyperlink r:id="rId19" w:history="1">
         <w:r>
           <w:rPr>
             <w:rStyle w:val="Hyperlink"/>
@@ -17555,7 +17697,7 @@
         </w:rPr>
         <w:t xml:space="preserve">. </w:t>
       </w:r>
-      <w:hyperlink r:id="rId19" w:history="1">
+      <w:hyperlink r:id="rId20" w:history="1">
         <w:r>
           <w:rPr>
             <w:rStyle w:val="Hyperlink"/>
@@ -17588,7 +17730,7 @@
       <w:r>
         <w:t xml:space="preserve">. </w:t>
       </w:r>
-      <w:hyperlink r:id="rId20" w:history="1">
+      <w:hyperlink r:id="rId21" w:history="1">
         <w:r>
           <w:rPr>
             <w:rStyle w:val="Hyperlink"/>
@@ -17630,7 +17772,7 @@
         </w:rPr>
         <w:t xml:space="preserve">. WHP. </w:t>
       </w:r>
-      <w:hyperlink r:id="rId21" w:history="1">
+      <w:hyperlink r:id="rId22" w:history="1">
         <w:r>
           <w:rPr>
             <w:rStyle w:val="Hyperlink"/>
@@ -17658,7 +17800,7 @@
       <w:r>
         <w:t xml:space="preserve"> [Text]. Retrieved January 22, 2026, from </w:t>
       </w:r>
-      <w:hyperlink r:id="rId22" w:history="1">
+      <w:hyperlink r:id="rId23" w:history="1">
         <w:r>
           <w:rPr>
             <w:rStyle w:val="Hyperlink"/>
@@ -17695,7 +17837,7 @@
         </w:rPr>
         <w:t xml:space="preserve">. </w:t>
       </w:r>
-      <w:hyperlink r:id="rId23" w:history="1">
+      <w:hyperlink r:id="rId24" w:history="1">
         <w:r>
           <w:rPr>
             <w:rStyle w:val="Hyperlink"/>
@@ -17723,7 +17865,7 @@
       <w:r>
         <w:t xml:space="preserve">. </w:t>
       </w:r>
-      <w:hyperlink r:id="rId24" w:history="1">
+      <w:hyperlink r:id="rId25" w:history="1">
         <w:r>
           <w:rPr>
             <w:rStyle w:val="Hyperlink"/>
@@ -17753,7 +17895,7 @@
       <w:r>
         <w:t xml:space="preserve">. Retrieved January 22, 2026, from </w:t>
       </w:r>
-      <w:hyperlink r:id="rId25" w:history="1">
+      <w:hyperlink r:id="rId26" w:history="1">
         <w:r>
           <w:rPr>
             <w:rStyle w:val="Hyperlink"/>
@@ -17777,7 +17919,7 @@
       <w:r>
         <w:t xml:space="preserve">. (n.d.). Pennsylvania Department of Transportation. Retrieved January 25, 2026, from </w:t>
       </w:r>
-      <w:hyperlink r:id="rId26" w:history="1">
+      <w:hyperlink r:id="rId27" w:history="1">
         <w:r>
           <w:rPr>
             <w:rStyle w:val="Hyperlink"/>
@@ -17804,7 +17946,7 @@
       <w:r>
         <w:t xml:space="preserve">. (n.d.). Retrieved January 25, 2026, from </w:t>
       </w:r>
-      <w:hyperlink r:id="rId27" w:history="1">
+      <w:hyperlink r:id="rId28" w:history="1">
         <w:r>
           <w:rPr>
             <w:rStyle w:val="Hyperlink"/>
@@ -17848,7 +17990,7 @@
         </w:rPr>
         <w:t xml:space="preserve">. </w:t>
       </w:r>
-      <w:hyperlink r:id="rId28" w:history="1">
+      <w:hyperlink r:id="rId29" w:history="1">
         <w:r>
           <w:rPr>
             <w:rStyle w:val="Hyperlink"/>
@@ -17922,7 +18064,7 @@
         </w:rPr>
         <w:t xml:space="preserve">. </w:t>
       </w:r>
-      <w:hyperlink r:id="rId29" w:history="1">
+      <w:hyperlink r:id="rId30" w:history="1">
         <w:r>
           <w:rPr>
             <w:rStyle w:val="Hyperlink"/>
@@ -18007,7 +18149,7 @@
         </w:rPr>
         <w:t xml:space="preserve">. </w:t>
       </w:r>
-      <w:hyperlink r:id="rId30" w:history="1">
+      <w:hyperlink r:id="rId31" w:history="1">
         <w:r>
           <w:rPr>
             <w:rStyle w:val="Hyperlink"/>
@@ -18035,7 +18177,7 @@
       <w:r>
         <w:t xml:space="preserve">. Medium. </w:t>
       </w:r>
-      <w:hyperlink r:id="rId31" w:history="1">
+      <w:hyperlink r:id="rId32" w:history="1">
         <w:r>
           <w:rPr>
             <w:rStyle w:val="Hyperlink"/>
@@ -18069,7 +18211,7 @@
         </w:rPr>
         <w:t xml:space="preserve"> PennLive. </w:t>
       </w:r>
-      <w:hyperlink r:id="rId32" w:history="1">
+      <w:hyperlink r:id="rId33" w:history="1">
         <w:r>
           <w:rPr>
             <w:rStyle w:val="Hyperlink"/>
@@ -20542,6 +20684,119 @@
     </w:lvl>
   </w:abstractNum>
   <w:abstractNum w:abstractNumId="18" w15:restartNumberingAfterBreak="0">
+    <w:nsid w:val="4EAC6BED"/>
+    <w:multiLevelType w:val="hybridMultilevel"/>
+    <w:tmpl w:val="A8A6975A"/>
+    <w:lvl w:ilvl="0" w:tplc="04090001">
+      <w:start w:val="1"/>
+      <w:numFmt w:val="bullet"/>
+      <w:lvlText w:val=""/>
+      <w:lvlJc w:val="left"/>
+      <w:pPr>
+        <w:ind w:left="720" w:hanging="360"/>
+      </w:pPr>
+      <w:rPr>
+        <w:rFonts w:ascii="Symbol" w:hAnsi="Symbol" w:hint="default"/>
+      </w:rPr>
+    </w:lvl>
+    <w:lvl w:ilvl="1" w:tplc="04090003" w:tentative="1">
+      <w:start w:val="1"/>
+      <w:numFmt w:val="bullet"/>
+      <w:lvlText w:val="o"/>
+      <w:lvlJc w:val="left"/>
+      <w:pPr>
+        <w:ind w:left="1440" w:hanging="360"/>
+      </w:pPr>
+      <w:rPr>
+        <w:rFonts w:ascii="Courier New" w:hAnsi="Courier New" w:cs="Courier New" w:hint="default"/>
+      </w:rPr>
+    </w:lvl>
+    <w:lvl w:ilvl="2" w:tplc="04090005" w:tentative="1">
+      <w:start w:val="1"/>
+      <w:numFmt w:val="bullet"/>
+      <w:lvlText w:val=""/>
+      <w:lvlJc w:val="left"/>
+      <w:pPr>
+        <w:ind w:left="2160" w:hanging="360"/>
+      </w:pPr>
+      <w:rPr>
+        <w:rFonts w:ascii="Wingdings" w:hAnsi="Wingdings" w:hint="default"/>
+      </w:rPr>
+    </w:lvl>
+    <w:lvl w:ilvl="3" w:tplc="04090001" w:tentative="1">
+      <w:start w:val="1"/>
+      <w:numFmt w:val="bullet"/>
+      <w:lvlText w:val=""/>
+      <w:lvlJc w:val="left"/>
+      <w:pPr>
+        <w:ind w:left="2880" w:hanging="360"/>
+      </w:pPr>
+      <w:rPr>
+        <w:rFonts w:ascii="Symbol" w:hAnsi="Symbol" w:hint="default"/>
+      </w:rPr>
+    </w:lvl>
+    <w:lvl w:ilvl="4" w:tplc="04090003" w:tentative="1">
+      <w:start w:val="1"/>
+      <w:numFmt w:val="bullet"/>
+      <w:lvlText w:val="o"/>
+      <w:lvlJc w:val="left"/>
+      <w:pPr>
+        <w:ind w:left="3600" w:hanging="360"/>
+      </w:pPr>
+      <w:rPr>
+        <w:rFonts w:ascii="Courier New" w:hAnsi="Courier New" w:cs="Courier New" w:hint="default"/>
+      </w:rPr>
+    </w:lvl>
+    <w:lvl w:ilvl="5" w:tplc="04090005" w:tentative="1">
+      <w:start w:val="1"/>
+      <w:numFmt w:val="bullet"/>
+      <w:lvlText w:val=""/>
+      <w:lvlJc w:val="left"/>
+      <w:pPr>
+        <w:ind w:left="4320" w:hanging="360"/>
+      </w:pPr>
+      <w:rPr>
+        <w:rFonts w:ascii="Wingdings" w:hAnsi="Wingdings" w:hint="default"/>
+      </w:rPr>
+    </w:lvl>
+    <w:lvl w:ilvl="6" w:tplc="04090001" w:tentative="1">
+      <w:start w:val="1"/>
+      <w:numFmt w:val="bullet"/>
+      <w:lvlText w:val=""/>
+      <w:lvlJc w:val="left"/>
+      <w:pPr>
+        <w:ind w:left="5040" w:hanging="360"/>
+      </w:pPr>
+      <w:rPr>
+        <w:rFonts w:ascii="Symbol" w:hAnsi="Symbol" w:hint="default"/>
+      </w:rPr>
+    </w:lvl>
+    <w:lvl w:ilvl="7" w:tplc="04090003" w:tentative="1">
+      <w:start w:val="1"/>
+      <w:numFmt w:val="bullet"/>
+      <w:lvlText w:val="o"/>
+      <w:lvlJc w:val="left"/>
+      <w:pPr>
+        <w:ind w:left="5760" w:hanging="360"/>
+      </w:pPr>
+      <w:rPr>
+        <w:rFonts w:ascii="Courier New" w:hAnsi="Courier New" w:cs="Courier New" w:hint="default"/>
+      </w:rPr>
+    </w:lvl>
+    <w:lvl w:ilvl="8" w:tplc="04090005" w:tentative="1">
+      <w:start w:val="1"/>
+      <w:numFmt w:val="bullet"/>
+      <w:lvlText w:val=""/>
+      <w:lvlJc w:val="left"/>
+      <w:pPr>
+        <w:ind w:left="6480" w:hanging="360"/>
+      </w:pPr>
+      <w:rPr>
+        <w:rFonts w:ascii="Wingdings" w:hAnsi="Wingdings" w:hint="default"/>
+      </w:rPr>
+    </w:lvl>
+  </w:abstractNum>
+  <w:abstractNum w:abstractNumId="19" w15:restartNumberingAfterBreak="0">
     <w:nsid w:val="4F693856"/>
     <w:multiLevelType w:val="hybridMultilevel"/>
     <w:tmpl w:val="EF7A9A4C"/>
@@ -20654,7 +20909,7 @@
       </w:rPr>
     </w:lvl>
   </w:abstractNum>
-  <w:abstractNum w:abstractNumId="19" w15:restartNumberingAfterBreak="0">
+  <w:abstractNum w:abstractNumId="20" w15:restartNumberingAfterBreak="0">
     <w:nsid w:val="52903122"/>
     <w:multiLevelType w:val="hybridMultilevel"/>
     <w:tmpl w:val="7FF2F870"/>
@@ -20767,7 +21022,7 @@
       </w:rPr>
     </w:lvl>
   </w:abstractNum>
-  <w:abstractNum w:abstractNumId="20" w15:restartNumberingAfterBreak="0">
+  <w:abstractNum w:abstractNumId="21" w15:restartNumberingAfterBreak="0">
     <w:nsid w:val="731B1EC2"/>
     <w:multiLevelType w:val="multilevel"/>
     <w:tmpl w:val="5114D4E0"/>
@@ -20916,7 +21171,7 @@
       </w:rPr>
     </w:lvl>
   </w:abstractNum>
-  <w:abstractNum w:abstractNumId="21" w15:restartNumberingAfterBreak="0">
+  <w:abstractNum w:abstractNumId="22" w15:restartNumberingAfterBreak="0">
     <w:nsid w:val="73903B8D"/>
     <w:multiLevelType w:val="multilevel"/>
     <w:tmpl w:val="81EA4EF4"/>
@@ -21029,7 +21284,7 @@
       </w:rPr>
     </w:lvl>
   </w:abstractNum>
-  <w:abstractNum w:abstractNumId="22" w15:restartNumberingAfterBreak="0">
+  <w:abstractNum w:abstractNumId="23" w15:restartNumberingAfterBreak="0">
     <w:nsid w:val="7BEC5E51"/>
     <w:multiLevelType w:val="hybridMultilevel"/>
     <w:tmpl w:val="484CF998"/>
@@ -21142,7 +21397,7 @@
       </w:rPr>
     </w:lvl>
   </w:abstractNum>
-  <w:abstractNum w:abstractNumId="23" w15:restartNumberingAfterBreak="0">
+  <w:abstractNum w:abstractNumId="24" w15:restartNumberingAfterBreak="0">
     <w:nsid w:val="7ED87885"/>
     <w:multiLevelType w:val="hybridMultilevel"/>
     <w:tmpl w:val="B2D2915E"/>
@@ -21265,7 +21520,7 @@
     <w:abstractNumId w:val="5"/>
   </w:num>
   <w:num w:numId="4" w16cid:durableId="82846230">
-    <w:abstractNumId w:val="19"/>
+    <w:abstractNumId w:val="20"/>
   </w:num>
   <w:num w:numId="5" w16cid:durableId="562913700">
     <w:abstractNumId w:val="3"/>
@@ -21274,7 +21529,7 @@
     <w:abstractNumId w:val="4"/>
   </w:num>
   <w:num w:numId="7" w16cid:durableId="1076123842">
-    <w:abstractNumId w:val="18"/>
+    <w:abstractNumId w:val="19"/>
   </w:num>
   <w:num w:numId="8" w16cid:durableId="575552567">
     <w:abstractNumId w:val="12"/>
@@ -21289,7 +21544,7 @@
     <w:abstractNumId w:val="10"/>
   </w:num>
   <w:num w:numId="12" w16cid:durableId="105007220">
-    <w:abstractNumId w:val="20"/>
+    <w:abstractNumId w:val="21"/>
   </w:num>
   <w:num w:numId="13" w16cid:durableId="265115310">
     <w:abstractNumId w:val="14"/>
@@ -21298,13 +21553,13 @@
     <w:abstractNumId w:val="0"/>
   </w:num>
   <w:num w:numId="15" w16cid:durableId="1045955663">
-    <w:abstractNumId w:val="22"/>
+    <w:abstractNumId w:val="23"/>
   </w:num>
   <w:num w:numId="16" w16cid:durableId="447746503">
     <w:abstractNumId w:val="9"/>
   </w:num>
   <w:num w:numId="17" w16cid:durableId="454179633">
-    <w:abstractNumId w:val="23"/>
+    <w:abstractNumId w:val="24"/>
   </w:num>
   <w:num w:numId="18" w16cid:durableId="209851477">
     <w:abstractNumId w:val="13"/>
@@ -21319,13 +21574,16 @@
     <w:abstractNumId w:val="2"/>
   </w:num>
   <w:num w:numId="22" w16cid:durableId="819688135">
-    <w:abstractNumId w:val="21"/>
+    <w:abstractNumId w:val="22"/>
   </w:num>
   <w:num w:numId="23" w16cid:durableId="399522726">
     <w:abstractNumId w:val="1"/>
   </w:num>
   <w:num w:numId="24" w16cid:durableId="431825019">
     <w:abstractNumId w:val="16"/>
+  </w:num>
+  <w:num w:numId="25" w16cid:durableId="1162235991">
+    <w:abstractNumId w:val="18"/>
   </w:num>
 </w:numbering>
 </file>

--- a/Data_Preparation_and_Modeling_Report_over_lisa .docx
+++ b/Data_Preparation_and_Modeling_Report_over_lisa .docx
@@ -6020,8 +6020,17 @@
       <w:bookmarkEnd w:id="2"/>
     </w:p>
     <w:p>
-      <w:r>
-        <w:t>The variables selected for analysis</w:t>
+      <w:pPr>
+        <w:spacing w:before="120" w:after="120"/>
+      </w:pPr>
+      <w:r>
+        <w:t>The features for this project were selected or derived to address the primary and secondary objectives.</w:t>
+      </w:r>
+      <w:r>
+        <w:t xml:space="preserve"> </w:t>
+      </w:r>
+      <w:r>
+        <w:t>The variables</w:t>
       </w:r>
       <w:r>
         <w:t>, their source, and reason for selection are provided below.</w:t>
@@ -8727,7 +8736,13 @@
         <w:t>R. Ranieri (personal communication, February 19, 2026)</w:t>
       </w:r>
       <w:r>
-        <w:t xml:space="preserve"> recommended using the collection tables to derive variable flags if inconsistencies exist between FLAGS variables and the related collection data. This may not be possible in every case because the public dataset does not include all possible variables.</w:t>
+        <w:t xml:space="preserve"> recommended using the collection tables to derive variable flags if inconsistencies exist between FLAGS variables and the related collection data. This may not be possible in every case because the public dataset does not include all variables</w:t>
+      </w:r>
+      <w:r>
+        <w:t xml:space="preserve"> that PennDOT used to create the FLAGS dataset</w:t>
+      </w:r>
+      <w:r>
+        <w:t>.</w:t>
       </w:r>
     </w:p>
     <w:p>
@@ -8735,7 +8750,10 @@
         <w:spacing w:before="120" w:after="120"/>
       </w:pPr>
       <w:r>
-        <w:t>The table below shows i</w:t>
+        <w:t xml:space="preserve">Unique combinations of URBAN_RURAL, URBAN, and RURAL values in the table below show </w:t>
+      </w:r>
+      <w:r>
+        <w:t>i</w:t>
       </w:r>
       <w:r>
         <w:t xml:space="preserve">nconsistencies between the </w:t>
@@ -8830,7 +8848,13 @@
         <w:t>T</w:t>
       </w:r>
       <w:r>
-        <w:t xml:space="preserve">he CRASH variable URBAN_RURAL was </w:t>
+        <w:t>he</w:t>
+      </w:r>
+      <w:r>
+        <w:t>refore, the</w:t>
+      </w:r>
+      <w:r>
+        <w:t xml:space="preserve"> CRASH variable URBAN_RURAL was </w:t>
       </w:r>
       <w:r>
         <w:t xml:space="preserve">selected for the secondary objective to </w:t>
@@ -8847,21 +8871,120 @@
         <w:snapToGrid w:val="0"/>
         <w:spacing w:before="120" w:after="120"/>
       </w:pPr>
+      <w:r>
+        <w:t xml:space="preserve">There were also inconsistencies between driver age counts in CRASH and the corresponding flag variable in FLAGS. </w:t>
+      </w:r>
+      <w:r>
+        <w:t xml:space="preserve">Driver age counts in CRASH were derived from the PERSON table. </w:t>
+      </w:r>
+      <w:r>
+        <w:t xml:space="preserve">The </w:t>
+      </w:r>
+      <w:r>
+        <w:lastRenderedPageBreak/>
+        <w:t>number of crashes where the driver age c</w:t>
+      </w:r>
+      <w:r>
+        <w:t>ount</w:t>
+      </w:r>
+      <w:r>
+        <w:t xml:space="preserve"> was 0 and the corresponding flag was 1 appear in the table below.</w:t>
+      </w:r>
+      <w:r>
+        <w:t xml:space="preserve"> </w:t>
+      </w:r>
     </w:p>
     <w:p>
       <w:pPr>
+        <w:snapToGrid w:val="0"/>
+        <w:spacing w:before="120" w:after="120"/>
+      </w:pPr>
+      <w:r>
+        <w:t xml:space="preserve">An attempt was made to calculate the counts and derive the flags. R. </w:t>
+      </w:r>
+      <w:r>
+        <w:t>Ranieri (personal communication, February 19, 2026)</w:t>
+      </w:r>
+      <w:r>
+        <w:t xml:space="preserve"> </w:t>
+      </w:r>
+      <w:r>
+        <w:t>instructed to use crashes that involved a vehicle in transit or hit and run and to filter out bicycles as the VEHICLE dataset includes bicycles. Most calculated counts matched the counts in the CRASH dataset with only 138 still not matching. The difficulty in performing the same calculation as PennDOT made this activity untenable for the time available for this project. The FLAGS variables MATURE_DRIVER and YOUNG_DRIVER were used to determine if age was a co-factor with COVID-19 in predicting aggressive or distracted driving.</w:t>
+      </w:r>
+    </w:p>
+    <w:p>
+      <w:pPr>
+        <w:snapToGrid w:val="0"/>
+        <w:spacing w:before="120" w:after="120"/>
+      </w:pPr>
+      <w:r>
+        <w:rPr>
+          <w:noProof/>
+          <w14:ligatures w14:val="standardContextual"/>
+        </w:rPr>
+        <w:drawing>
+          <wp:inline distT="0" distB="0" distL="0" distR="0" wp14:anchorId="4B54CB77" wp14:editId="52F858B0">
+            <wp:extent cx="1930400" cy="1199088"/>
+            <wp:effectExtent l="0" t="0" r="0" b="0"/>
+            <wp:docPr id="1501513612" name="Picture 5"/>
+            <wp:cNvGraphicFramePr>
+              <a:graphicFrameLocks xmlns:a="http://schemas.openxmlformats.org/drawingml/2006/main" noChangeAspect="1"/>
+            </wp:cNvGraphicFramePr>
+            <a:graphic xmlns:a="http://schemas.openxmlformats.org/drawingml/2006/main">
+              <a:graphicData uri="http://schemas.openxmlformats.org/drawingml/2006/picture">
+                <pic:pic xmlns:pic="http://schemas.openxmlformats.org/drawingml/2006/picture">
+                  <pic:nvPicPr>
+                    <pic:cNvPr id="1501513612" name="Picture 1501513612"/>
+                    <pic:cNvPicPr/>
+                  </pic:nvPicPr>
+                  <pic:blipFill rotWithShape="1">
+                    <a:blip r:embed="rId13" cstate="print">
+                      <a:extLst>
+                        <a:ext uri="{28A0092B-C50C-407E-A947-70E740481C1C}">
+                          <a14:useLocalDpi xmlns:a14="http://schemas.microsoft.com/office/drawing/2010/main" val="0"/>
+                        </a:ext>
+                      </a:extLst>
+                    </a:blip>
+                    <a:srcRect l="-1" t="-1" r="256" b="953"/>
+                    <a:stretch/>
+                  </pic:blipFill>
+                  <pic:spPr bwMode="auto">
+                    <a:xfrm>
+                      <a:off x="0" y="0"/>
+                      <a:ext cx="1983547" cy="1232101"/>
+                    </a:xfrm>
+                    <a:prstGeom prst="rect">
+                      <a:avLst/>
+                    </a:prstGeom>
+                    <a:ln>
+                      <a:noFill/>
+                    </a:ln>
+                    <a:extLst>
+                      <a:ext uri="{53640926-AAD7-44D8-BBD7-CCE9431645EC}">
+                        <a14:shadowObscured xmlns:a14="http://schemas.microsoft.com/office/drawing/2010/main"/>
+                      </a:ext>
+                    </a:extLst>
+                  </pic:spPr>
+                </pic:pic>
+              </a:graphicData>
+            </a:graphic>
+          </wp:inline>
+        </w:drawing>
+      </w:r>
+    </w:p>
+    <w:p>
+      <w:pPr>
         <w:pStyle w:val="Heading3"/>
       </w:pPr>
       <w:bookmarkStart w:id="11" w:name="_Toc222761263"/>
       <w:r>
-        <w:lastRenderedPageBreak/>
         <w:t>Error Correction</w:t>
       </w:r>
       <w:bookmarkEnd w:id="11"/>
     </w:p>
     <w:p>
       <w:r>
-        <w:t xml:space="preserve">No errors </w:t>
+        <w:t>The fact that the public dataset does not include all variables used to derive FLAGS variables makes it impractical and unfeasible to determine if errors exist or to resolve errors if they are suspected. No corrections were made to the data for this project.</w:t>
       </w:r>
     </w:p>
     <w:p>
@@ -8874,7 +8997,11 @@
       </w:r>
       <w:bookmarkEnd w:id="12"/>
     </w:p>
-    <w:p/>
+    <w:p>
+      <w:r>
+        <w:t xml:space="preserve">No cleaning was performed to correct the inconsistencies noted above. The evaluation informed the data selection process only. </w:t>
+      </w:r>
+    </w:p>
     <w:p>
       <w:pPr>
         <w:pStyle w:val="Heading2"/>
@@ -8889,7 +9016,6 @@
       </w:r>
       <w:bookmarkEnd w:id="13"/>
     </w:p>
-    <w:p/>
     <w:p>
       <w:pPr>
         <w:pStyle w:val="Heading3"/>
@@ -8899,35 +9025,168 @@
         <w:t>Derived Features</w:t>
       </w:r>
       <w:bookmarkEnd w:id="14"/>
+    </w:p>
+    <w:p>
+      <w:pPr>
+        <w:spacing w:before="120" w:after="120"/>
+      </w:pPr>
+      <w:r>
+        <w:t xml:space="preserve">POST_COVID was derived as a flag variable to indicate if a month was before COVID-19 or during or after. </w:t>
+      </w:r>
+      <w:r>
+        <w:t xml:space="preserve">The lockdown for COVID-19 began </w:t>
+      </w:r>
+      <w:r>
+        <w:t xml:space="preserve">in early March of 2020. </w:t>
+      </w:r>
+      <w:r>
+        <w:t>The</w:t>
+      </w:r>
+      <w:r>
+        <w:t xml:space="preserve"> POST_COVID</w:t>
+      </w:r>
+      <w:r>
+        <w:t xml:space="preserve"> variable was set to 1 </w:t>
+      </w:r>
+      <w:r>
+        <w:t xml:space="preserve">for </w:t>
+      </w:r>
+      <w:r>
+        <w:t>crashes</w:t>
+      </w:r>
+      <w:r>
+        <w:t xml:space="preserve"> where CRASH_YEAR is greater than 2020 or where CRASH_YEAR is equal to 2020 and CRASH_MONTH </w:t>
+      </w:r>
+      <w:r>
+        <w:t>i</w:t>
+      </w:r>
+      <w:r>
+        <w:t>s greater than or equal to 3 to indicate the crash occurred during or after COVID-19. Otherwise, POST_COVID was set to 0 to indicate the crash occurred before COVID-19.</w:t>
+      </w:r>
+      <w:r>
+        <w:t xml:space="preserve"> </w:t>
+      </w:r>
+    </w:p>
+    <w:p>
+      <w:pPr>
+        <w:spacing w:before="120" w:after="120"/>
+      </w:pPr>
+      <w:r>
+        <w:t>CRASH_DATE was derived from CRASH_MONTH and CRASH_YEAR to create a timestamp for visualizing the data as a time series. This showed the trend and seasonality of variables with respect to COVID-19.</w:t>
+      </w:r>
+    </w:p>
+    <w:p>
+      <w:pPr>
+        <w:pStyle w:val="Heading3"/>
+      </w:pPr>
+      <w:bookmarkStart w:id="15" w:name="_Toc222761267"/>
+      <w:r>
+        <w:t>Transformations</w:t>
+      </w:r>
+      <w:bookmarkEnd w:id="15"/>
+    </w:p>
+    <w:p>
+      <w:pPr>
+        <w:spacing w:before="120" w:after="120"/>
+      </w:pPr>
+      <w:r>
+        <w:t>Transformations to numerically encoded variables were derived to make evaluation more understandable and to use in visualization legends, axis names, and titles. Examples are shown below.</w:t>
+      </w:r>
     </w:p>
     <w:tbl>
       <w:tblPr>
         <w:tblStyle w:val="TableGrid"/>
         <w:tblW w:w="0" w:type="auto"/>
+        <w:tblBorders>
+          <w:top w:val="none" w:sz="0" w:space="0" w:color="auto"/>
+          <w:left w:val="none" w:sz="0" w:space="0" w:color="auto"/>
+          <w:bottom w:val="none" w:sz="0" w:space="0" w:color="auto"/>
+          <w:right w:val="none" w:sz="0" w:space="0" w:color="auto"/>
+          <w:insideH w:val="none" w:sz="0" w:space="0" w:color="auto"/>
+          <w:insideV w:val="none" w:sz="0" w:space="0" w:color="auto"/>
+        </w:tblBorders>
         <w:tblLook w:val="04A0" w:firstRow="1" w:lastRow="0" w:firstColumn="1" w:lastColumn="0" w:noHBand="0" w:noVBand="1"/>
       </w:tblPr>
       <w:tblGrid>
-        <w:gridCol w:w="3415"/>
-        <w:gridCol w:w="4495"/>
+        <w:gridCol w:w="4675"/>
+        <w:gridCol w:w="4675"/>
       </w:tblGrid>
       <w:tr>
         <w:tc>
           <w:tcPr>
-            <w:tcW w:w="3415" w:type="dxa"/>
-          </w:tcPr>
-          <w:p>
-            <w:r>
-              <w:t>Variable</w:t>
-            </w:r>
-          </w:p>
-        </w:tc>
-        <w:tc>
-          <w:tcPr>
-            <w:tcW w:w="4495" w:type="dxa"/>
-          </w:tcPr>
-          <w:p>
-            <w:r>
-              <w:t>Reason</w:t>
+            <w:tcW w:w="4675" w:type="dxa"/>
+          </w:tcPr>
+          <w:p>
+            <w:pPr>
+              <w:spacing w:before="120" w:after="120"/>
+              <w:jc w:val="center"/>
+            </w:pPr>
+            <w:r>
+              <w:rPr>
+                <w:noProof/>
+                <w14:ligatures w14:val="standardContextual"/>
+              </w:rPr>
+              <w:lastRenderedPageBreak/>
+              <w:drawing>
+                <wp:inline distT="0" distB="0" distL="0" distR="0" wp14:anchorId="0D7BD968" wp14:editId="63501317">
+                  <wp:extent cx="2768600" cy="2076451"/>
+                  <wp:effectExtent l="0" t="0" r="0" b="6350"/>
+                  <wp:docPr id="1923003045" name="Picture 6"/>
+                  <wp:cNvGraphicFramePr>
+                    <a:graphicFrameLocks xmlns:a="http://schemas.openxmlformats.org/drawingml/2006/main" noChangeAspect="1"/>
+                  </wp:cNvGraphicFramePr>
+                  <a:graphic xmlns:a="http://schemas.openxmlformats.org/drawingml/2006/main">
+                    <a:graphicData uri="http://schemas.openxmlformats.org/drawingml/2006/picture">
+                      <pic:pic xmlns:pic="http://schemas.openxmlformats.org/drawingml/2006/picture">
+                        <pic:nvPicPr>
+                          <pic:cNvPr id="1923003045" name="Picture 1923003045"/>
+                          <pic:cNvPicPr/>
+                        </pic:nvPicPr>
+                        <pic:blipFill>
+                          <a:blip r:embed="rId14">
+                            <a:extLst>
+                              <a:ext uri="{28A0092B-C50C-407E-A947-70E740481C1C}">
+                                <a14:useLocalDpi xmlns:a14="http://schemas.microsoft.com/office/drawing/2010/main" val="0"/>
+                              </a:ext>
+                            </a:extLst>
+                          </a:blip>
+                          <a:stretch>
+                            <a:fillRect/>
+                          </a:stretch>
+                        </pic:blipFill>
+                        <pic:spPr>
+                          <a:xfrm>
+                            <a:off x="0" y="0"/>
+                            <a:ext cx="2792437" cy="2094329"/>
+                          </a:xfrm>
+                          <a:prstGeom prst="rect">
+                            <a:avLst/>
+                          </a:prstGeom>
+                        </pic:spPr>
+                      </pic:pic>
+                    </a:graphicData>
+                  </a:graphic>
+                </wp:inline>
+              </w:drawing>
+            </w:r>
+          </w:p>
+        </w:tc>
+        <w:tc>
+          <w:tcPr>
+            <w:tcW w:w="4675" w:type="dxa"/>
+            <w:vAlign w:val="center"/>
+          </w:tcPr>
+          <w:p>
+            <w:pPr>
+              <w:spacing w:before="120" w:after="120"/>
+            </w:pPr>
+            <w:proofErr w:type="spellStart"/>
+            <w:r>
+              <w:t>POST_COVIDx</w:t>
+            </w:r>
+            <w:proofErr w:type="spellEnd"/>
+            <w:r>
+              <w:t xml:space="preserve"> is a text variable used in the legend of the time series plots.</w:t>
             </w:r>
           </w:p>
         </w:tc>
@@ -8935,96 +9194,132 @@
       <w:tr>
         <w:tc>
           <w:tcPr>
-            <w:tcW w:w="3415" w:type="dxa"/>
-          </w:tcPr>
-          <w:p>
-            <w:r>
-              <w:t>CRASH_DATE</w:t>
-            </w:r>
-          </w:p>
-        </w:tc>
-        <w:tc>
-          <w:tcPr>
-            <w:tcW w:w="4495" w:type="dxa"/>
-          </w:tcPr>
-          <w:p>
-            <w:r>
-              <w:t>To visualize and analyze as a time series</w:t>
-            </w:r>
-          </w:p>
-        </w:tc>
-      </w:tr>
-      <w:tr>
-        <w:tc>
-          <w:tcPr>
-            <w:tcW w:w="3415" w:type="dxa"/>
-          </w:tcPr>
-          <w:p>
-            <w:r>
-              <w:t>POST_COVID</w:t>
-            </w:r>
-          </w:p>
-        </w:tc>
-        <w:tc>
-          <w:tcPr>
-            <w:tcW w:w="4495" w:type="dxa"/>
-          </w:tcPr>
-          <w:p>
-            <w:r>
-              <w:t>To create an outcome variable for visualization and supervised models</w:t>
-            </w:r>
-          </w:p>
-        </w:tc>
-      </w:tr>
-      <w:tr>
-        <w:tc>
-          <w:tcPr>
-            <w:tcW w:w="3415" w:type="dxa"/>
-          </w:tcPr>
-          <w:p>
+            <w:tcW w:w="4675" w:type="dxa"/>
+          </w:tcPr>
+          <w:p>
+            <w:pPr>
+              <w:spacing w:before="120" w:after="120"/>
+              <w:jc w:val="center"/>
+              <w:rPr>
+                <w:noProof/>
+                <w14:ligatures w14:val="standardContextual"/>
+              </w:rPr>
+            </w:pPr>
+            <w:r>
+              <w:rPr>
+                <w:noProof/>
+                <w14:ligatures w14:val="standardContextual"/>
+              </w:rPr>
+              <w:drawing>
+                <wp:inline distT="0" distB="0" distL="0" distR="0" wp14:anchorId="11F94EEC" wp14:editId="245566FD">
+                  <wp:extent cx="1869440" cy="645516"/>
+                  <wp:effectExtent l="0" t="0" r="0" b="2540"/>
+                  <wp:docPr id="1426569371" name="Picture 4"/>
+                  <wp:cNvGraphicFramePr>
+                    <a:graphicFrameLocks xmlns:a="http://schemas.openxmlformats.org/drawingml/2006/main" noChangeAspect="1"/>
+                  </wp:cNvGraphicFramePr>
+                  <a:graphic xmlns:a="http://schemas.openxmlformats.org/drawingml/2006/main">
+                    <a:graphicData uri="http://schemas.openxmlformats.org/drawingml/2006/picture">
+                      <pic:pic xmlns:pic="http://schemas.openxmlformats.org/drawingml/2006/picture">
+                        <pic:nvPicPr>
+                          <pic:cNvPr id="2129024962" name="Picture 2129024962"/>
+                          <pic:cNvPicPr/>
+                        </pic:nvPicPr>
+                        <pic:blipFill rotWithShape="1">
+                          <a:blip r:embed="rId12" cstate="print">
+                            <a:extLst>
+                              <a:ext uri="{28A0092B-C50C-407E-A947-70E740481C1C}">
+                                <a14:useLocalDpi xmlns:a14="http://schemas.microsoft.com/office/drawing/2010/main" val="0"/>
+                              </a:ext>
+                            </a:extLst>
+                          </a:blip>
+                          <a:srcRect r="847" b="2650"/>
+                          <a:stretch/>
+                        </pic:blipFill>
+                        <pic:spPr bwMode="auto">
+                          <a:xfrm>
+                            <a:off x="0" y="0"/>
+                            <a:ext cx="1926755" cy="665307"/>
+                          </a:xfrm>
+                          <a:prstGeom prst="rect">
+                            <a:avLst/>
+                          </a:prstGeom>
+                          <a:ln>
+                            <a:noFill/>
+                          </a:ln>
+                          <a:extLst>
+                            <a:ext uri="{53640926-AAD7-44D8-BBD7-CCE9431645EC}">
+                              <a14:shadowObscured xmlns:a14="http://schemas.microsoft.com/office/drawing/2010/main"/>
+                            </a:ext>
+                          </a:extLst>
+                        </pic:spPr>
+                      </pic:pic>
+                    </a:graphicData>
+                  </a:graphic>
+                </wp:inline>
+              </w:drawing>
+            </w:r>
+          </w:p>
+        </w:tc>
+        <w:tc>
+          <w:tcPr>
+            <w:tcW w:w="4675" w:type="dxa"/>
+            <w:vAlign w:val="center"/>
+          </w:tcPr>
+          <w:p>
+            <w:pPr>
+              <w:spacing w:before="120" w:after="120"/>
+              <w:rPr>
+                <w:noProof/>
+                <w14:ligatures w14:val="standardContextual"/>
+              </w:rPr>
+            </w:pPr>
             <w:proofErr w:type="spellStart"/>
             <w:r>
-              <w:t>POST_COVID</w:t>
-            </w:r>
-            <w:r>
-              <w:t>x</w:t>
+              <w:t>URBAN_RURALx</w:t>
             </w:r>
             <w:proofErr w:type="spellEnd"/>
-          </w:p>
-        </w:tc>
-        <w:tc>
-          <w:tcPr>
-            <w:tcW w:w="4495" w:type="dxa"/>
-          </w:tcPr>
-          <w:p>
-            <w:r>
-              <w:t xml:space="preserve">To create a text </w:t>
-            </w:r>
-            <w:r>
-              <w:t xml:space="preserve">POST_COVID </w:t>
-            </w:r>
-            <w:r>
-              <w:t>variable</w:t>
-            </w:r>
-            <w:r>
-              <w:t xml:space="preserve"> for use in legends</w:t>
+            <w:r>
+              <w:t xml:space="preserve"> was used in the quality assessment of URBAN_RURAL, URBAN, and RURAL variables.</w:t>
             </w:r>
           </w:p>
         </w:tc>
       </w:tr>
     </w:tbl>
-    <w:p/>
     <w:p>
       <w:pPr>
-        <w:pStyle w:val="Heading3"/>
-      </w:pPr>
-      <w:bookmarkStart w:id="15" w:name="_Toc222761267"/>
-      <w:r>
-        <w:t>Transformations</w:t>
-      </w:r>
-      <w:bookmarkEnd w:id="15"/>
+        <w:spacing w:before="120" w:after="120"/>
+      </w:pPr>
+      <w:r>
+        <w:t>URBAN_RURAL was transformed into one-hot encoded variables in the preprocessing step of the modeling pipelines.</w:t>
+      </w:r>
     </w:p>
-    <w:p/>
+    <w:p>
+      <w:pPr>
+        <w:spacing w:before="120" w:after="120"/>
+      </w:pPr>
+      <w:r>
+        <w:t>No variables were transformed</w:t>
+      </w:r>
+      <w:r>
+        <w:t xml:space="preserve"> </w:t>
+      </w:r>
+      <w:r>
+        <w:t>to be</w:t>
+      </w:r>
+      <w:r>
+        <w:t xml:space="preserve"> normally distributed</w:t>
+      </w:r>
+      <w:r>
+        <w:t xml:space="preserve"> as normality in predictors and outcomes is not required in logistic regression</w:t>
+      </w:r>
+      <w:r>
+        <w:t xml:space="preserve"> or random forest classification</w:t>
+      </w:r>
+      <w:r>
+        <w:t>.</w:t>
+      </w:r>
+    </w:p>
     <w:p>
       <w:pPr>
         <w:pStyle w:val="Heading3"/>
@@ -9035,7 +9330,11 @@
       </w:r>
       <w:bookmarkEnd w:id="16"/>
     </w:p>
-    <w:p/>
+    <w:p>
+      <w:r>
+        <w:t>The POST_COVID flag was used in time series plots to clearly differentiate between pre- and post-COVID-19 crashes. This enabled a preliminary, visual review of changes in aggressive driving patterns during and after COVID-19, if they occurred.</w:t>
+      </w:r>
+    </w:p>
     <w:p>
       <w:pPr>
         <w:pStyle w:val="Heading3"/>
@@ -9046,7 +9345,11 @@
       </w:r>
       <w:bookmarkEnd w:id="17"/>
     </w:p>
-    <w:p/>
+    <w:p>
+      <w:r>
+        <w:t>No domain-specific features were created.</w:t>
+      </w:r>
+    </w:p>
     <w:p>
       <w:pPr>
         <w:pStyle w:val="Heading3"/>
@@ -9057,19 +9360,103 @@
       </w:r>
       <w:bookmarkEnd w:id="18"/>
     </w:p>
-    <w:p/>
     <w:p>
       <w:pPr>
+        <w:spacing w:before="120" w:after="120"/>
+      </w:pPr>
+      <w:r>
+        <w:t xml:space="preserve">The POST_COVID flag was a critical predictor variable for the models to determine if aggressive or distracted driving could be predicted by COVID-19. </w:t>
+      </w:r>
+    </w:p>
+    <w:p>
+      <w:pPr>
+        <w:spacing w:before="120" w:after="120"/>
+      </w:pPr>
+      <w:r>
+        <w:t xml:space="preserve">CRASH_DATE was necessary for creating time series visualizations, which revealed the trend and seasonality of the data before and after COVID-19. Below is an example of </w:t>
+      </w:r>
+      <w:r>
+        <w:t xml:space="preserve">NO_CLEARANCE, which shows a drop in crashes involving a driver proceeding without clearance near the start of the lockdown when there were fewer cars to pull out in front of. It also shows a spike when more people began driving again. The violation then dropped and has started to be no more frequent than before COVID-19. </w:t>
+      </w:r>
+    </w:p>
+    <w:p>
+      <w:pPr>
+        <w:spacing w:before="120" w:after="120"/>
+      </w:pPr>
+      <w:r>
+        <w:rPr>
+          <w:noProof/>
+          <w14:ligatures w14:val="standardContextual"/>
+        </w:rPr>
+        <w:lastRenderedPageBreak/>
+        <w:drawing>
+          <wp:inline distT="0" distB="0" distL="0" distR="0" wp14:anchorId="134D7D4C" wp14:editId="5C97F872">
+            <wp:extent cx="3342640" cy="2506980"/>
+            <wp:effectExtent l="0" t="0" r="0" b="0"/>
+            <wp:docPr id="1429711889" name="Picture 7"/>
+            <wp:cNvGraphicFramePr>
+              <a:graphicFrameLocks xmlns:a="http://schemas.openxmlformats.org/drawingml/2006/main" noChangeAspect="1"/>
+            </wp:cNvGraphicFramePr>
+            <a:graphic xmlns:a="http://schemas.openxmlformats.org/drawingml/2006/main">
+              <a:graphicData uri="http://schemas.openxmlformats.org/drawingml/2006/picture">
+                <pic:pic xmlns:pic="http://schemas.openxmlformats.org/drawingml/2006/picture">
+                  <pic:nvPicPr>
+                    <pic:cNvPr id="1429711889" name="Picture 1429711889"/>
+                    <pic:cNvPicPr/>
+                  </pic:nvPicPr>
+                  <pic:blipFill>
+                    <a:blip r:embed="rId15">
+                      <a:extLst>
+                        <a:ext uri="{28A0092B-C50C-407E-A947-70E740481C1C}">
+                          <a14:useLocalDpi xmlns:a14="http://schemas.microsoft.com/office/drawing/2010/main" val="0"/>
+                        </a:ext>
+                      </a:extLst>
+                    </a:blip>
+                    <a:stretch>
+                      <a:fillRect/>
+                    </a:stretch>
+                  </pic:blipFill>
+                  <pic:spPr>
+                    <a:xfrm>
+                      <a:off x="0" y="0"/>
+                      <a:ext cx="3357213" cy="2517910"/>
+                    </a:xfrm>
+                    <a:prstGeom prst="rect">
+                      <a:avLst/>
+                    </a:prstGeom>
+                  </pic:spPr>
+                </pic:pic>
+              </a:graphicData>
+            </a:graphic>
+          </wp:inline>
+        </w:drawing>
+      </w:r>
+    </w:p>
+    <w:p>
+      <w:pPr>
+        <w:spacing w:before="120" w:after="120"/>
+      </w:pPr>
+      <w:r>
+        <w:t xml:space="preserve">Even in the numerically encoded form, the URBAN_RURAL variable needed to be transformed to one-hot encoded variables for use in the models. </w:t>
+      </w:r>
+      <w:r>
+        <w:t xml:space="preserve">This prevented the machine learning algorithms from assuming, incorrectly, that the categories had an ordinal or other type of relationship. </w:t>
+      </w:r>
+      <w:bookmarkStart w:id="19" w:name="_Toc222761271"/>
+    </w:p>
+    <w:p>
+      <w:pPr>
         <w:pStyle w:val="Heading2"/>
-        <w:numPr>
-          <w:ilvl w:val="1"/>
-          <w:numId w:val="22"/>
-        </w:numPr>
         <w:rPr>
           <w:rFonts w:eastAsia="Times New Roman"/>
         </w:rPr>
       </w:pPr>
-      <w:bookmarkStart w:id="19" w:name="_Toc222761271"/>
+      <w:r>
+        <w:rPr>
+          <w:rFonts w:eastAsia="Times New Roman"/>
+        </w:rPr>
+        <w:t xml:space="preserve">1.4 </w:t>
+      </w:r>
       <w:r>
         <w:rPr>
           <w:rFonts w:eastAsia="Times New Roman"/>
@@ -9123,7 +9510,6 @@
       </w:pPr>
       <w:bookmarkStart w:id="23" w:name="_Toc222761275"/>
       <w:r>
-        <w:lastRenderedPageBreak/>
         <w:t>Final Dataset Characteristics</w:t>
       </w:r>
       <w:bookmarkEnd w:id="23"/>
@@ -9193,6 +9579,7 @@
       </w:pPr>
       <w:bookmarkStart w:id="29" w:name="_Toc222761281"/>
       <w:r>
+        <w:lastRenderedPageBreak/>
         <w:t>Evaluation Strategy</w:t>
       </w:r>
       <w:bookmarkEnd w:id="29"/>
@@ -9301,7 +9688,6 @@
       </w:pPr>
       <w:bookmarkStart w:id="39" w:name="_Toc222761291"/>
       <w:r>
-        <w:lastRenderedPageBreak/>
         <w:t>Comparative Analysis</w:t>
       </w:r>
       <w:bookmarkEnd w:id="39"/>
@@ -9357,6 +9743,7 @@
       </w:pPr>
       <w:bookmarkStart w:id="44" w:name="_Toc222761296"/>
       <w:r>
+        <w:lastRenderedPageBreak/>
         <w:t>Selected Model</w:t>
       </w:r>
       <w:bookmarkEnd w:id="44"/>
@@ -9393,9 +9780,9 @@
     <w:p>
       <w:pPr>
         <w:sectPr>
-          <w:footerReference w:type="even" r:id="rId13"/>
-          <w:footerReference w:type="default" r:id="rId14"/>
-          <w:footerReference w:type="first" r:id="rId15"/>
+          <w:footerReference w:type="even" r:id="rId16"/>
+          <w:footerReference w:type="default" r:id="rId17"/>
+          <w:footerReference w:type="first" r:id="rId18"/>
           <w:pgSz w:w="12240" w:h="15840"/>
           <w:pgMar w:top="1440" w:right="1440" w:bottom="1440" w:left="1440" w:header="720" w:footer="720" w:gutter="0"/>
           <w:cols w:space="720"/>
@@ -17511,7 +17898,7 @@
       <w:r>
         <w:t xml:space="preserve">(2), 339–367. </w:t>
       </w:r>
-      <w:hyperlink r:id="rId16" w:history="1">
+      <w:hyperlink r:id="rId19" w:history="1">
         <w:r>
           <w:rPr>
             <w:rStyle w:val="Hyperlink"/>
@@ -17540,7 +17927,7 @@
       <w:r>
         <w:t xml:space="preserve">. </w:t>
       </w:r>
-      <w:hyperlink r:id="rId17" w:history="1">
+      <w:hyperlink r:id="rId20" w:history="1">
         <w:r>
           <w:rPr>
             <w:rStyle w:val="Hyperlink"/>
@@ -17564,7 +17951,7 @@
       <w:r>
         <w:t xml:space="preserve">. (n.d.). Retrieved February 1, 2026, from </w:t>
       </w:r>
-      <w:hyperlink r:id="rId18" w:history="1">
+      <w:hyperlink r:id="rId21" w:history="1">
         <w:r>
           <w:rPr>
             <w:rStyle w:val="Hyperlink"/>
@@ -17660,7 +18047,7 @@
       <w:r>
         <w:t xml:space="preserve"> </w:t>
       </w:r>
-      <w:hyperlink r:id="rId19" w:history="1">
+      <w:hyperlink r:id="rId22" w:history="1">
         <w:r>
           <w:rPr>
             <w:rStyle w:val="Hyperlink"/>
@@ -17697,7 +18084,7 @@
         </w:rPr>
         <w:t xml:space="preserve">. </w:t>
       </w:r>
-      <w:hyperlink r:id="rId20" w:history="1">
+      <w:hyperlink r:id="rId23" w:history="1">
         <w:r>
           <w:rPr>
             <w:rStyle w:val="Hyperlink"/>
@@ -17730,7 +18117,7 @@
       <w:r>
         <w:t xml:space="preserve">. </w:t>
       </w:r>
-      <w:hyperlink r:id="rId21" w:history="1">
+      <w:hyperlink r:id="rId24" w:history="1">
         <w:r>
           <w:rPr>
             <w:rStyle w:val="Hyperlink"/>
@@ -17772,7 +18159,7 @@
         </w:rPr>
         <w:t xml:space="preserve">. WHP. </w:t>
       </w:r>
-      <w:hyperlink r:id="rId22" w:history="1">
+      <w:hyperlink r:id="rId25" w:history="1">
         <w:r>
           <w:rPr>
             <w:rStyle w:val="Hyperlink"/>
@@ -17800,7 +18187,7 @@
       <w:r>
         <w:t xml:space="preserve"> [Text]. Retrieved January 22, 2026, from </w:t>
       </w:r>
-      <w:hyperlink r:id="rId23" w:history="1">
+      <w:hyperlink r:id="rId26" w:history="1">
         <w:r>
           <w:rPr>
             <w:rStyle w:val="Hyperlink"/>
@@ -17837,7 +18224,7 @@
         </w:rPr>
         <w:t xml:space="preserve">. </w:t>
       </w:r>
-      <w:hyperlink r:id="rId24" w:history="1">
+      <w:hyperlink r:id="rId27" w:history="1">
         <w:r>
           <w:rPr>
             <w:rStyle w:val="Hyperlink"/>
@@ -17865,7 +18252,7 @@
       <w:r>
         <w:t xml:space="preserve">. </w:t>
       </w:r>
-      <w:hyperlink r:id="rId25" w:history="1">
+      <w:hyperlink r:id="rId28" w:history="1">
         <w:r>
           <w:rPr>
             <w:rStyle w:val="Hyperlink"/>
@@ -17895,7 +18282,7 @@
       <w:r>
         <w:t xml:space="preserve">. Retrieved January 22, 2026, from </w:t>
       </w:r>
-      <w:hyperlink r:id="rId26" w:history="1">
+      <w:hyperlink r:id="rId29" w:history="1">
         <w:r>
           <w:rPr>
             <w:rStyle w:val="Hyperlink"/>
@@ -17919,7 +18306,7 @@
       <w:r>
         <w:t xml:space="preserve">. (n.d.). Pennsylvania Department of Transportation. Retrieved January 25, 2026, from </w:t>
       </w:r>
-      <w:hyperlink r:id="rId27" w:history="1">
+      <w:hyperlink r:id="rId30" w:history="1">
         <w:r>
           <w:rPr>
             <w:rStyle w:val="Hyperlink"/>
@@ -17946,7 +18333,7 @@
       <w:r>
         <w:t xml:space="preserve">. (n.d.). Retrieved January 25, 2026, from </w:t>
       </w:r>
-      <w:hyperlink r:id="rId28" w:history="1">
+      <w:hyperlink r:id="rId31" w:history="1">
         <w:r>
           <w:rPr>
             <w:rStyle w:val="Hyperlink"/>
@@ -17990,7 +18377,7 @@
         </w:rPr>
         <w:t xml:space="preserve">. </w:t>
       </w:r>
-      <w:hyperlink r:id="rId29" w:history="1">
+      <w:hyperlink r:id="rId32" w:history="1">
         <w:r>
           <w:rPr>
             <w:rStyle w:val="Hyperlink"/>
@@ -18064,7 +18451,7 @@
         </w:rPr>
         <w:t xml:space="preserve">. </w:t>
       </w:r>
-      <w:hyperlink r:id="rId30" w:history="1">
+      <w:hyperlink r:id="rId33" w:history="1">
         <w:r>
           <w:rPr>
             <w:rStyle w:val="Hyperlink"/>
@@ -18149,7 +18536,7 @@
         </w:rPr>
         <w:t xml:space="preserve">. </w:t>
       </w:r>
-      <w:hyperlink r:id="rId31" w:history="1">
+      <w:hyperlink r:id="rId34" w:history="1">
         <w:r>
           <w:rPr>
             <w:rStyle w:val="Hyperlink"/>
@@ -18177,7 +18564,7 @@
       <w:r>
         <w:t xml:space="preserve">. Medium. </w:t>
       </w:r>
-      <w:hyperlink r:id="rId32" w:history="1">
+      <w:hyperlink r:id="rId35" w:history="1">
         <w:r>
           <w:rPr>
             <w:rStyle w:val="Hyperlink"/>
@@ -18211,7 +18598,7 @@
         </w:rPr>
         <w:t xml:space="preserve"> PennLive. </w:t>
       </w:r>
-      <w:hyperlink r:id="rId33" w:history="1">
+      <w:hyperlink r:id="rId36" w:history="1">
         <w:r>
           <w:rPr>
             <w:rStyle w:val="Hyperlink"/>

--- a/Data_Preparation_and_Modeling_Report_over_lisa .docx
+++ b/Data_Preparation_and_Modeling_Report_over_lisa .docx
@@ -10098,8 +10098,12 @@
       </w:r>
       <w:bookmarkEnd w:id="27"/>
     </w:p>
-    <w:p/>
     <w:p>
+      <w:r>
+        <w:t xml:space="preserve">Framed as a binary classification problem to predict aggressive driving because this directly addresses the business goal of identifying if aggressive driving increased during COVID-19 and remained high. </w:t>
+      </w:r>
+    </w:p>
+    <w:p>
       <w:pPr>
         <w:pStyle w:val="Heading3"/>
       </w:pPr>
@@ -10108,69 +10112,424 @@
         <w:t>Algorithm Selection Rationale</w:t>
       </w:r>
       <w:bookmarkEnd w:id="28"/>
+    </w:p>
+    <w:p>
+      <w:pPr>
+        <w:spacing w:before="120" w:after="120"/>
+      </w:pPr>
+      <w:r>
+        <w:t>Selected logistic regression because the results are easy to interpret</w:t>
+      </w:r>
+      <w:r>
+        <w:t>;</w:t>
+      </w:r>
+      <w:r>
+        <w:t xml:space="preserve"> random forest because it </w:t>
+      </w:r>
+      <w:r>
+        <w:t xml:space="preserve">is a nonparametric algorithm that </w:t>
+      </w:r>
+      <w:r>
+        <w:t>handles both linear and non-linear relationships</w:t>
+      </w:r>
+      <w:r>
+        <w:t>, is resistant to noise and outliers, and provides estimates of feature relevance;</w:t>
+      </w:r>
+      <w:r>
+        <w:t xml:space="preserve"> and</w:t>
+      </w:r>
+      <w:r>
+        <w:t xml:space="preserve"> gradient boosting because it handles imbalanced data well</w:t>
+      </w:r>
+      <w:r>
+        <w:t xml:space="preserve"> and provides maximum predictive performance</w:t>
+      </w:r>
+      <w:r>
+        <w:t xml:space="preserve">. These three algorithms </w:t>
+      </w:r>
+      <w:r>
+        <w:t xml:space="preserve">provide both </w:t>
+      </w:r>
+      <w:r>
+        <w:t xml:space="preserve">simple and complex modeling </w:t>
+      </w:r>
+      <w:r>
+        <w:t>for thorough analysis and comparison</w:t>
+      </w:r>
+      <w:r>
+        <w:t>.</w:t>
+      </w:r>
+    </w:p>
+    <w:p>
+      <w:pPr>
+        <w:spacing w:before="120" w:after="120"/>
+      </w:pPr>
+      <w:r>
+        <w:t xml:space="preserve">One-class classification </w:t>
+      </w:r>
+      <w:r>
+        <w:t xml:space="preserve">was </w:t>
+      </w:r>
+      <w:r>
+        <w:t xml:space="preserve">also </w:t>
+      </w:r>
+      <w:r>
+        <w:t>chosen because it handles imbalanced data</w:t>
+      </w:r>
+      <w:r>
+        <w:t xml:space="preserve"> well</w:t>
+      </w:r>
+      <w:r>
+        <w:t>.</w:t>
+      </w:r>
+      <w:r>
+        <w:t xml:space="preserve"> One class classification</w:t>
+      </w:r>
+      <w:r>
+        <w:t xml:space="preserve"> is an unsupervised learning algorithm that learns of the majority class and then </w:t>
+      </w:r>
+      <w:r>
+        <w:lastRenderedPageBreak/>
+        <w:t>classifies each record in the minority class as either an inlier or outlier.</w:t>
+      </w:r>
+      <w:r>
+        <w:t xml:space="preserve"> This algorithm was selected to model outcome variables when the minority class comprised less than 15% of the data.</w:t>
+      </w:r>
+    </w:p>
+    <w:p>
+      <w:pPr>
+        <w:pStyle w:val="Heading3"/>
+      </w:pPr>
+      <w:bookmarkStart w:id="29" w:name="_Toc222761281"/>
+      <w:r>
+        <w:t>Evaluation Strategy</w:t>
+      </w:r>
+      <w:bookmarkEnd w:id="29"/>
+    </w:p>
+    <w:p>
+      <w:pPr>
+        <w:spacing w:before="120" w:after="120"/>
+      </w:pPr>
+      <w:r>
+        <w:t xml:space="preserve">Evaluation involved an 80/20 train/test split </w:t>
+      </w:r>
+      <w:r>
+        <w:t>with</w:t>
+      </w:r>
+      <w:r>
+        <w:t xml:space="preserve"> </w:t>
+      </w:r>
+      <w:r>
+        <w:t>precision</w:t>
+      </w:r>
+      <w:r>
+        <w:t xml:space="preserve">, </w:t>
+      </w:r>
+      <w:r>
+        <w:t>recall</w:t>
+      </w:r>
+      <w:r>
+        <w:t>, and</w:t>
+      </w:r>
+      <w:r>
+        <w:t xml:space="preserve"> ROC AUC as the primary metrics. </w:t>
+      </w:r>
+    </w:p>
+    <w:p>
+      <w:pPr>
+        <w:spacing w:before="120" w:after="120"/>
+      </w:pPr>
+      <w:r>
+        <w:t xml:space="preserve">Precision is a measure of how accurate the model is in predicting positive results; a higher precision means fewer false positives. </w:t>
+      </w:r>
+    </w:p>
+    <w:p>
+      <w:pPr>
+        <w:spacing w:before="120" w:after="120"/>
+      </w:pPr>
+      <w:r>
+        <w:t>Recall is a measure of the ability of the model to find all positive instances; a higher recall means fewer false negatives.</w:t>
+      </w:r>
+      <w:r>
+        <w:t xml:space="preserve"> It is more important for both precision and recall to be high than for either one to be much higher than the other or perfect. </w:t>
+      </w:r>
+    </w:p>
+    <w:p>
+      <w:pPr>
+        <w:spacing w:before="120" w:after="120"/>
+      </w:pPr>
+      <w:r>
+        <w:t xml:space="preserve">The </w:t>
+      </w:r>
+      <w:r>
+        <w:t xml:space="preserve">ROC AUC is the area under the curve of the </w:t>
+      </w:r>
+      <w:r>
+        <w:t xml:space="preserve">true positive rate </w:t>
+      </w:r>
+      <w:r>
+        <w:t xml:space="preserve">(recall) </w:t>
+      </w:r>
+      <w:r>
+        <w:t>plotted against the</w:t>
+      </w:r>
+      <w:r>
+        <w:t xml:space="preserve"> false positive</w:t>
+      </w:r>
+      <w:r>
+        <w:t xml:space="preserve"> rate.</w:t>
+      </w:r>
+    </w:p>
+    <w:p>
+      <w:pPr>
+        <w:spacing w:before="120" w:after="120"/>
+      </w:pPr>
+      <w:r>
+        <w:t xml:space="preserve">Both F1 </w:t>
+      </w:r>
+      <w:r>
+        <w:t xml:space="preserve">score </w:t>
+      </w:r>
+      <w:r>
+        <w:t xml:space="preserve">and ROC AUC </w:t>
+      </w:r>
+      <w:r>
+        <w:t>are expected</w:t>
+      </w:r>
+      <w:r>
+        <w:t xml:space="preserve"> to be at least 0.7 to meet the business goal of predicting aggressive driving.</w:t>
+      </w:r>
+    </w:p>
+    <w:p>
+      <w:pPr>
+        <w:pStyle w:val="Heading3"/>
+      </w:pPr>
+      <w:bookmarkStart w:id="30" w:name="_Toc222761282"/>
+      <w:r>
+        <w:t>Computational Considerations</w:t>
+      </w:r>
+      <w:bookmarkEnd w:id="30"/>
+    </w:p>
+    <w:p>
+      <w:r>
+        <w:t xml:space="preserve">Working with a large dataset with </w:t>
+      </w:r>
+      <w:r>
+        <w:t>almost 2.5M records.</w:t>
+      </w:r>
+      <w:r>
+        <w:t xml:space="preserve"> </w:t>
+      </w:r>
+      <w:r>
+        <w:t xml:space="preserve">The number of features were kept to less than 10 because </w:t>
+      </w:r>
+      <w:r>
+        <w:t xml:space="preserve">the dataset includes </w:t>
+      </w:r>
+      <w:r>
+        <w:t xml:space="preserve">variables that </w:t>
+      </w:r>
+      <w:r>
+        <w:t>combine many factors into one</w:t>
+      </w:r>
+      <w:r>
+        <w:t xml:space="preserve">, </w:t>
+      </w:r>
+      <w:r>
+        <w:t xml:space="preserve">e.g., YOUNG_DRIVER combines drivers aged 16-20. </w:t>
+      </w:r>
+      <w:r>
+        <w:t xml:space="preserve">Standard models without grid search were initially run on a standard laptop. </w:t>
+      </w:r>
+      <w:proofErr w:type="spellStart"/>
+      <w:r>
+        <w:t>When</w:t>
+      </w:r>
+      <w:proofErr w:type="spellEnd"/>
+      <w:r>
+        <w:t xml:space="preserve"> using grid search and cross validation, Google </w:t>
+      </w:r>
+      <w:proofErr w:type="spellStart"/>
+      <w:r>
+        <w:t>Colaboratory</w:t>
+      </w:r>
+      <w:proofErr w:type="spellEnd"/>
+      <w:r>
+        <w:t xml:space="preserve"> was used</w:t>
+      </w:r>
+      <w:r>
+        <w:t xml:space="preserve"> </w:t>
+      </w:r>
+      <w:r>
+        <w:t>with a reduced number of fits</w:t>
+      </w:r>
+      <w:r>
+        <w:t xml:space="preserve"> by running the </w:t>
+      </w:r>
+      <w:proofErr w:type="gramStart"/>
+      <w:r>
+        <w:t>models</w:t>
+      </w:r>
+      <w:proofErr w:type="gramEnd"/>
+      <w:r>
+        <w:t xml:space="preserve"> multiple times with fewer parameter options </w:t>
+      </w:r>
+      <w:r>
+        <w:t>on</w:t>
+      </w:r>
+      <w:r>
+        <w:t xml:space="preserve"> each run.</w:t>
+      </w:r>
+    </w:p>
+    <w:p>
+      <w:pPr>
+        <w:pStyle w:val="Heading3"/>
+      </w:pPr>
+      <w:bookmarkStart w:id="31" w:name="_Toc222761283"/>
+      <w:r>
+        <w:t>Connection to Data Science Goals and Success Criteria</w:t>
+      </w:r>
+      <w:bookmarkEnd w:id="31"/>
+    </w:p>
+    <w:p>
+      <w:pPr>
+        <w:spacing w:before="120" w:after="120"/>
+      </w:pPr>
+    </w:p>
+    <w:p>
+      <w:pPr>
+        <w:spacing w:before="120" w:after="120"/>
+      </w:pPr>
+      <w:r>
+        <w:t xml:space="preserve">Model evaluation prioritizes F1 score and ROC AUC. </w:t>
+      </w:r>
+      <w:r>
+        <w:t xml:space="preserve">The F1 score is the ratio of </w:t>
+      </w:r>
+      <w:r>
+        <w:t xml:space="preserve">Both precision and recall are important in determining whether COVID-19 predicts aggressive driving. Too many false positives or false negatives indicates a failure to identify a clear change in behavior. ROC AUC is important </w:t>
+      </w:r>
+      <w:r>
+        <w:t xml:space="preserve">because it tells how well the model distinguishes between classes. The </w:t>
+      </w:r>
+      <w:proofErr w:type="spellStart"/>
+      <w:r>
+        <w:t>The</w:t>
+      </w:r>
+      <w:proofErr w:type="spellEnd"/>
+      <w:r>
+        <w:t xml:space="preserve"> ratio </w:t>
+      </w:r>
+    </w:p>
+    <w:p>
+      <w:pPr>
+        <w:pStyle w:val="Heading2"/>
+      </w:pPr>
+      <w:bookmarkStart w:id="32" w:name="_Toc222761284"/>
+      <w:r>
+        <w:t>2.2 Model Development</w:t>
+      </w:r>
+      <w:bookmarkEnd w:id="32"/>
+    </w:p>
+    <w:p>
+      <w:pPr>
+        <w:pStyle w:val="Heading3"/>
+      </w:pPr>
+      <w:bookmarkStart w:id="33" w:name="_Toc222761285"/>
+      <w:r>
+        <w:t>Baseline Model</w:t>
+      </w:r>
+      <w:bookmarkEnd w:id="33"/>
+    </w:p>
+    <w:p>
+      <w:r>
+        <w:t>LGR – AGGRESSIVE_DRIVING</w:t>
+      </w:r>
+      <w:r>
+        <w:t xml:space="preserve"> </w:t>
+      </w:r>
+      <w:r>
+        <w:t>–</w:t>
+      </w:r>
+      <w:r>
+        <w:t xml:space="preserve"> PRIM</w:t>
+      </w:r>
+      <w:r>
+        <w:t xml:space="preserve"> 6</w:t>
+      </w:r>
+    </w:p>
+    <w:p>
+      <w:r>
+        <w:t>RF – AGGRESSIVE_DRIVING</w:t>
+      </w:r>
+      <w:r>
+        <w:t xml:space="preserve"> </w:t>
+      </w:r>
+      <w:r>
+        <w:t>–</w:t>
+      </w:r>
+      <w:r>
+        <w:t xml:space="preserve"> PRIM</w:t>
+      </w:r>
+      <w:r>
+        <w:t xml:space="preserve"> 6</w:t>
+      </w:r>
+    </w:p>
+    <w:p>
+      <w:r>
+        <w:t>RF – NHTSA_AGG_DRIVING</w:t>
+      </w:r>
+      <w:r>
+        <w:t xml:space="preserve"> </w:t>
+      </w:r>
+      <w:r>
+        <w:t>–</w:t>
+      </w:r>
+      <w:r>
+        <w:t xml:space="preserve"> PRIM</w:t>
+      </w:r>
+      <w:r>
+        <w:t xml:space="preserve"> 7</w:t>
+      </w:r>
+    </w:p>
+    <w:p>
+      <w:r>
+        <w:t>XGB – NHTSA_AGG_DRIVING</w:t>
+      </w:r>
+      <w:r>
+        <w:t xml:space="preserve"> – PRIM</w:t>
+      </w:r>
+      <w:r>
+        <w:t xml:space="preserve"> 7</w:t>
+      </w:r>
+    </w:p>
+    <w:p>
+      <w:r>
+        <w:t xml:space="preserve">SVM – all vars </w:t>
+      </w:r>
+      <w:r>
+        <w:t>–</w:t>
+      </w:r>
+      <w:r>
+        <w:t xml:space="preserve"> SEC</w:t>
+      </w:r>
+      <w:r>
+        <w:t xml:space="preserve"> 8</w:t>
+      </w:r>
+    </w:p>
+    <w:p>
+      <w:r>
+        <w:t>LGR/RF/XGB – AGGRESSIVE_DRIVING – SEC 9</w:t>
+      </w:r>
     </w:p>
     <w:p/>
     <w:p>
       <w:pPr>
         <w:pStyle w:val="Heading3"/>
       </w:pPr>
-      <w:bookmarkStart w:id="29" w:name="_Toc222761281"/>
-      <w:r>
-        <w:t>Evaluation Strategy</w:t>
-      </w:r>
-      <w:bookmarkEnd w:id="29"/>
-    </w:p>
-    <w:p/>
-    <w:p>
-      <w:pPr>
-        <w:pStyle w:val="Heading3"/>
-      </w:pPr>
-      <w:bookmarkStart w:id="30" w:name="_Toc222761282"/>
-      <w:r>
-        <w:t>Computational Considerations</w:t>
-      </w:r>
-      <w:bookmarkEnd w:id="30"/>
-    </w:p>
-    <w:p/>
-    <w:p>
-      <w:pPr>
-        <w:pStyle w:val="Heading3"/>
-      </w:pPr>
-      <w:bookmarkStart w:id="31" w:name="_Toc222761283"/>
+      <w:bookmarkStart w:id="34" w:name="_Toc222761286"/>
       <w:r>
         <w:lastRenderedPageBreak/>
-        <w:t>Connection to Data Science Goals and Success Criteria</w:t>
-      </w:r>
-      <w:bookmarkEnd w:id="31"/>
-    </w:p>
-    <w:p/>
-    <w:p>
-      <w:pPr>
-        <w:pStyle w:val="Heading2"/>
-      </w:pPr>
-      <w:bookmarkStart w:id="32" w:name="_Toc222761284"/>
-      <w:r>
-        <w:t>2.2 Model Development</w:t>
-      </w:r>
-      <w:bookmarkEnd w:id="32"/>
-    </w:p>
-    <w:p>
-      <w:pPr>
-        <w:pStyle w:val="Heading3"/>
-      </w:pPr>
-      <w:bookmarkStart w:id="33" w:name="_Toc222761285"/>
-      <w:r>
-        <w:t>Baseline Model</w:t>
-      </w:r>
-      <w:bookmarkEnd w:id="33"/>
-    </w:p>
-    <w:p/>
-    <w:p>
-      <w:pPr>
-        <w:pStyle w:val="Heading3"/>
-      </w:pPr>
-      <w:bookmarkStart w:id="34" w:name="_Toc222761286"/>
-      <w:r>
         <w:t>Primary Models</w:t>
       </w:r>
       <w:bookmarkEnd w:id="34"/>
@@ -10302,7 +10661,6 @@
       </w:pPr>
       <w:bookmarkStart w:id="46" w:name="_Toc222761298"/>
       <w:r>
-        <w:lastRenderedPageBreak/>
         <w:t>Limitations and Risks</w:t>
       </w:r>
       <w:bookmarkEnd w:id="46"/>
@@ -10310,9 +10668,13 @@
     <w:p/>
     <w:p>
       <w:pPr>
-        <w:pStyle w:val="Heading3"/>
-      </w:pPr>
+        <w:pStyle w:val="Heading2"/>
+      </w:pPr>
+      <w:r>
+        <w:t>Conclusion</w:t>
+      </w:r>
     </w:p>
+    <w:p/>
     <w:p/>
     <w:p>
       <w:pPr>
@@ -13950,94 +14312,6 @@
         <w:spacing w:line="480" w:lineRule="auto"/>
         <w:ind w:left="480" w:hanging="480"/>
       </w:pPr>
-      <w:proofErr w:type="spellStart"/>
-      <w:r>
-        <w:t>Aminikhanghahi</w:t>
-      </w:r>
-      <w:proofErr w:type="spellEnd"/>
-      <w:r>
-        <w:t xml:space="preserve">, S., &amp; Cook, D. J. (2017). A survey of methods for time series </w:t>
-      </w:r>
-      <w:proofErr w:type="gramStart"/>
-      <w:r>
-        <w:t>change</w:t>
-      </w:r>
-      <w:proofErr w:type="gramEnd"/>
-      <w:r>
-        <w:t xml:space="preserve"> point detection. </w:t>
-      </w:r>
-      <w:proofErr w:type="spellStart"/>
-      <w:r>
-        <w:rPr>
-          <w:i/>
-          <w:iCs/>
-        </w:rPr>
-        <w:t>Knowl</w:t>
-      </w:r>
-      <w:proofErr w:type="spellEnd"/>
-      <w:r>
-        <w:rPr>
-          <w:i/>
-          <w:iCs/>
-        </w:rPr>
-        <w:t>. Inf. Syst.</w:t>
-      </w:r>
-      <w:r>
-        <w:t xml:space="preserve">, </w:t>
-      </w:r>
-      <w:r>
-        <w:rPr>
-          <w:i/>
-          <w:iCs/>
-        </w:rPr>
-        <w:t>51</w:t>
-      </w:r>
-      <w:r>
-        <w:t xml:space="preserve">(2), 339–367. </w:t>
-      </w:r>
-      <w:hyperlink r:id="rId19" w:history="1">
-        <w:r>
-          <w:rPr>
-            <w:rStyle w:val="Hyperlink"/>
-          </w:rPr>
-          <w:t>https://doi.org/10.1007/s10115-016-0987-z</w:t>
-        </w:r>
-      </w:hyperlink>
-    </w:p>
-    <w:p>
-      <w:pPr>
-        <w:spacing w:line="480" w:lineRule="auto"/>
-        <w:ind w:left="480" w:hanging="480"/>
-      </w:pPr>
-      <w:r>
-        <w:t xml:space="preserve">Anderson, D. (2017, February 18). Paul J. Miller, 21—PA |. </w:t>
-      </w:r>
-      <w:proofErr w:type="spellStart"/>
-      <w:r>
-        <w:rPr>
-          <w:i/>
-          <w:iCs/>
-        </w:rPr>
-        <w:t>EndDD</w:t>
-      </w:r>
-      <w:proofErr w:type="spellEnd"/>
-      <w:r>
-        <w:t xml:space="preserve">. </w:t>
-      </w:r>
-      <w:hyperlink r:id="rId20" w:history="1">
-        <w:r>
-          <w:rPr>
-            <w:rStyle w:val="Hyperlink"/>
-          </w:rPr>
-          <w:t>https://www.enddd.org/the-impact/paul-j-miller-21-pa/</w:t>
-        </w:r>
-      </w:hyperlink>
-    </w:p>
-    <w:p>
-      <w:pPr>
-        <w:spacing w:line="480" w:lineRule="auto"/>
-        <w:ind w:left="480" w:hanging="480"/>
-      </w:pPr>
       <w:r>
         <w:rPr>
           <w:i/>
@@ -14048,7 +14322,7 @@
       <w:r>
         <w:t xml:space="preserve">. (n.d.). Retrieved February 1, 2026, from </w:t>
       </w:r>
-      <w:hyperlink r:id="rId21" w:history="1">
+      <w:hyperlink r:id="rId19" w:history="1">
         <w:r>
           <w:rPr>
             <w:rStyle w:val="Hyperlink"/>
@@ -14064,140 +14338,6 @@
       </w:pPr>
       <w:proofErr w:type="spellStart"/>
       <w:r>
-        <w:t>Chmielinski</w:t>
-      </w:r>
-      <w:proofErr w:type="spellEnd"/>
-      <w:r>
-        <w:t xml:space="preserve">, K., Newman, S., </w:t>
-      </w:r>
-      <w:proofErr w:type="spellStart"/>
-      <w:r>
-        <w:t>Kranzinger</w:t>
-      </w:r>
-      <w:proofErr w:type="spellEnd"/>
-      <w:r>
-        <w:t xml:space="preserve">, C. N., Hind, M., Vaughan, J. W., Mitchell, M., </w:t>
-      </w:r>
-      <w:proofErr w:type="spellStart"/>
-      <w:r>
-        <w:t>Stoyanovich</w:t>
-      </w:r>
-      <w:proofErr w:type="spellEnd"/>
-      <w:r>
-        <w:t xml:space="preserve">, J., McMillan-Major, A., McReynolds, E., </w:t>
-      </w:r>
-      <w:proofErr w:type="spellStart"/>
-      <w:r>
-        <w:t>Esfahany</w:t>
-      </w:r>
-      <w:proofErr w:type="spellEnd"/>
-      <w:r>
-        <w:t xml:space="preserve">, K., Gray, M. L., Hudson, M., &amp; Chang, A. (2024, May). </w:t>
-      </w:r>
-      <w:r>
-        <w:rPr>
-          <w:i/>
-          <w:iCs/>
-        </w:rPr>
-        <w:t xml:space="preserve">The </w:t>
-      </w:r>
-      <w:proofErr w:type="spellStart"/>
-      <w:r>
-        <w:rPr>
-          <w:i/>
-          <w:iCs/>
-        </w:rPr>
-        <w:t>CLeAR</w:t>
-      </w:r>
-      <w:proofErr w:type="spellEnd"/>
-      <w:r>
-        <w:rPr>
-          <w:i/>
-          <w:iCs/>
-        </w:rPr>
-        <w:t xml:space="preserve"> Documentation Framework for AI Transparency</w:t>
-      </w:r>
-      <w:r>
-        <w:t>.</w:t>
-      </w:r>
-    </w:p>
-    <w:p>
-      <w:pPr>
-        <w:spacing w:line="480" w:lineRule="auto"/>
-        <w:ind w:left="480" w:hanging="480"/>
-      </w:pPr>
-      <w:proofErr w:type="spellStart"/>
-      <w:r>
-        <w:t>D’Ignazio</w:t>
-      </w:r>
-      <w:proofErr w:type="spellEnd"/>
-      <w:r>
-        <w:t xml:space="preserve">, C., &amp; Klein, L. F. (2020). </w:t>
-      </w:r>
-      <w:r>
-        <w:rPr>
-          <w:i/>
-          <w:iCs/>
-        </w:rPr>
-        <w:t>Data Feminism – A new way of thinking about data science and data ethics that is informed by the ideas of intersectional feminism.</w:t>
-      </w:r>
-      <w:r>
-        <w:t xml:space="preserve"> </w:t>
-      </w:r>
-      <w:hyperlink r:id="rId22" w:history="1">
-        <w:r>
-          <w:rPr>
-            <w:rStyle w:val="Hyperlink"/>
-          </w:rPr>
-          <w:t>https://datafeminism.io/</w:t>
-        </w:r>
-      </w:hyperlink>
-    </w:p>
-    <w:p>
-      <w:pPr>
-        <w:spacing w:line="480" w:lineRule="auto"/>
-        <w:ind w:left="480" w:hanging="480"/>
-        <w:rPr>
-          <w:highlight w:val="yellow"/>
-        </w:rPr>
-      </w:pPr>
-      <w:r>
-        <w:rPr>
-          <w:highlight w:val="yellow"/>
-        </w:rPr>
-        <w:t xml:space="preserve">Henderson, T. (2023, November 13). Less driving but more deaths: Spike in traffic fatalities puzzles lawmakers. </w:t>
-      </w:r>
-      <w:r>
-        <w:rPr>
-          <w:i/>
-          <w:iCs/>
-          <w:highlight w:val="yellow"/>
-        </w:rPr>
-        <w:t>Pennsylvania Capital-Star</w:t>
-      </w:r>
-      <w:r>
-        <w:rPr>
-          <w:highlight w:val="yellow"/>
-        </w:rPr>
-        <w:t xml:space="preserve">. </w:t>
-      </w:r>
-      <w:hyperlink r:id="rId23" w:history="1">
-        <w:r>
-          <w:rPr>
-            <w:rStyle w:val="Hyperlink"/>
-            <w:highlight w:val="yellow"/>
-          </w:rPr>
-          <w:t>https://penncapital-star.com/transportation-infrastructure/less-driving-but-more-deaths-spike-in-traffic-fatalities-puzzles-lawmakers/</w:t>
-        </w:r>
-      </w:hyperlink>
-    </w:p>
-    <w:p>
-      <w:pPr>
-        <w:spacing w:line="480" w:lineRule="auto"/>
-        <w:ind w:left="480" w:hanging="480"/>
-      </w:pPr>
-      <w:proofErr w:type="spellStart"/>
-      <w:r>
         <w:t>Leppert</w:t>
       </w:r>
       <w:proofErr w:type="spellEnd"/>
@@ -14214,7 +14354,7 @@
       <w:r>
         <w:t xml:space="preserve">. </w:t>
       </w:r>
-      <w:hyperlink r:id="rId24" w:history="1">
+      <w:hyperlink r:id="rId20" w:history="1">
         <w:r>
           <w:rPr>
             <w:rStyle w:val="Hyperlink"/>
@@ -14228,114 +14368,6 @@
         <w:spacing w:line="480" w:lineRule="auto"/>
         <w:ind w:left="480" w:hanging="480"/>
       </w:pPr>
-      <w:proofErr w:type="spellStart"/>
-      <w:r>
-        <w:rPr>
-          <w:highlight w:val="yellow"/>
-        </w:rPr>
-        <w:t>Magensky</w:t>
-      </w:r>
-      <w:proofErr w:type="spellEnd"/>
-      <w:r>
-        <w:rPr>
-          <w:highlight w:val="yellow"/>
-        </w:rPr>
-        <w:t xml:space="preserve">, M. (2021, August 16). </w:t>
-      </w:r>
-      <w:r>
-        <w:rPr>
-          <w:i/>
-          <w:iCs/>
-          <w:highlight w:val="yellow"/>
-        </w:rPr>
-        <w:t>Statistics show pandemic causing dangerous driving habits</w:t>
-      </w:r>
-      <w:r>
-        <w:rPr>
-          <w:highlight w:val="yellow"/>
-        </w:rPr>
-        <w:t xml:space="preserve">. WHP. </w:t>
-      </w:r>
-      <w:hyperlink r:id="rId25" w:history="1">
-        <w:r>
-          <w:rPr>
-            <w:rStyle w:val="Hyperlink"/>
-            <w:highlight w:val="yellow"/>
-          </w:rPr>
-          <w:t>https://local21news.com/news/local/statistics-show-pandemic-causing-dangerous-driving-habits</w:t>
-        </w:r>
-      </w:hyperlink>
-    </w:p>
-    <w:p>
-      <w:pPr>
-        <w:spacing w:line="480" w:lineRule="auto"/>
-        <w:ind w:left="480" w:hanging="480"/>
-      </w:pPr>
-      <w:r>
-        <w:t xml:space="preserve">NHTSA. (n.d.). </w:t>
-      </w:r>
-      <w:r>
-        <w:rPr>
-          <w:i/>
-          <w:iCs/>
-        </w:rPr>
-        <w:t>Aggressive Driving and Other Laws</w:t>
-      </w:r>
-      <w:r>
-        <w:t xml:space="preserve"> [Text]. Retrieved January 22, 2026, from </w:t>
-      </w:r>
-      <w:hyperlink r:id="rId26" w:history="1">
-        <w:r>
-          <w:rPr>
-            <w:rStyle w:val="Hyperlink"/>
-          </w:rPr>
-          <w:t>https://www.nhtsa.gov/book/countermeasures-that-work/speeding-and-speed-management/countermeasures/unproven-further-evaluation/aggressive</w:t>
-        </w:r>
-      </w:hyperlink>
-    </w:p>
-    <w:p>
-      <w:pPr>
-        <w:spacing w:line="480" w:lineRule="auto"/>
-        <w:ind w:left="480" w:hanging="480"/>
-        <w:rPr>
-          <w:rStyle w:val="Hyperlink"/>
-        </w:rPr>
-      </w:pPr>
-      <w:r>
-        <w:rPr>
-          <w:highlight w:val="yellow"/>
-        </w:rPr>
-        <w:t xml:space="preserve">NSC. (2020, July 21). </w:t>
-      </w:r>
-      <w:r>
-        <w:rPr>
-          <w:i/>
-          <w:iCs/>
-          <w:highlight w:val="yellow"/>
-        </w:rPr>
-        <w:t>Motor Vehicle Fatality Rates Rose 23.5% in May, Despite Quarantines—National Safety Council</w:t>
-      </w:r>
-      <w:r>
-        <w:rPr>
-          <w:highlight w:val="yellow"/>
-        </w:rPr>
-        <w:t xml:space="preserve">. </w:t>
-      </w:r>
-      <w:hyperlink r:id="rId27" w:history="1">
-        <w:r>
-          <w:rPr>
-            <w:rStyle w:val="Hyperlink"/>
-            <w:highlight w:val="yellow"/>
-          </w:rPr>
-          <w:t>https://www.nsc.org/newsroom/motor-vehicle-fatality-rates-rose-23-5-in-may-desp</w:t>
-        </w:r>
-      </w:hyperlink>
-    </w:p>
-    <w:p>
-      <w:pPr>
-        <w:spacing w:line="480" w:lineRule="auto"/>
-        <w:ind w:left="480" w:hanging="480"/>
-      </w:pPr>
       <w:r>
         <w:t xml:space="preserve">PennDOT. (2025). </w:t>
       </w:r>
@@ -14349,7 +14381,7 @@
       <w:r>
         <w:t xml:space="preserve">. </w:t>
       </w:r>
-      <w:hyperlink r:id="rId28" w:history="1">
+      <w:hyperlink r:id="rId21" w:history="1">
         <w:r>
           <w:rPr>
             <w:rStyle w:val="Hyperlink"/>
@@ -14379,7 +14411,7 @@
       <w:r>
         <w:t xml:space="preserve">. Retrieved January 22, 2026, from </w:t>
       </w:r>
-      <w:hyperlink r:id="rId29" w:history="1">
+      <w:hyperlink r:id="rId22" w:history="1">
         <w:r>
           <w:rPr>
             <w:rStyle w:val="Hyperlink"/>
@@ -14403,7 +14435,7 @@
       <w:r>
         <w:t xml:space="preserve">. (n.d.). Pennsylvania Department of Transportation. Retrieved January 25, 2026, from </w:t>
       </w:r>
-      <w:hyperlink r:id="rId30" w:history="1">
+      <w:hyperlink r:id="rId23" w:history="1">
         <w:r>
           <w:rPr>
             <w:rStyle w:val="Hyperlink"/>
@@ -14430,19 +14462,19 @@
       <w:r>
         <w:t xml:space="preserve">. (n.d.). Retrieved January 25, 2026, from </w:t>
       </w:r>
-      <w:hyperlink r:id="rId31" w:history="1">
+      <w:hyperlink r:id="rId24" w:history="1">
         <w:r>
           <w:rPr>
             <w:rStyle w:val="Hyperlink"/>
           </w:rPr>
-          <w:t>https://crashinfo.penndot.pa.gov/PCIT/welcome.html?TYPE=33554433&amp;REALMOID=06-6e7f3fd5-ee48-4b22-8067-774762688650&amp;GUID=&amp;SMAUTHREASON=0&amp;METHOD=GET&amp;SMAGENTNAME=-</w:t>
+          <w:t>https://crashinfo.penndot.pa.gov/PCIT/welcome.html?TYPE=33554433&amp;REALMOID=06-6e7f3fd5-ee48-4b22-8067-774762688650&amp;GUID=&amp;SMAUTHREASON=0&amp;METHOD=GET&amp;SMAGENTNAME=-SM-</w:t>
         </w:r>
         <w:r>
           <w:rPr>
             <w:rStyle w:val="Hyperlink"/>
           </w:rPr>
           <w:lastRenderedPageBreak/>
-          <w:t>SM-E%2bZZmVPChvgeLWKfG1BgkUwXVkEogJGcRA5yj1Pa9OazD3%2fSbooshnw8PzBLhpiK&amp;TARGET=-SM-https%3a%2f%2fcrashinfo%2epenndot%2epa%2egov%2f#</w:t>
+          <w:t>E%2bZZmVPChvgeLWKfG1BgkUwXVkEogJGcRA5yj1Pa9OazD3%2fSbooshnw8PzBLhpiK&amp;TARGET=-SM-https%3a%2f%2fcrashinfo%2epenndot%2epa%2egov%2f#</w:t>
         </w:r>
       </w:hyperlink>
     </w:p>
@@ -14450,37 +14482,44 @@
       <w:pPr>
         <w:spacing w:line="480" w:lineRule="auto"/>
         <w:ind w:left="480" w:hanging="480"/>
-        <w:rPr>
-          <w:highlight w:val="yellow"/>
-        </w:rPr>
-      </w:pPr>
-      <w:r>
-        <w:rPr>
-          <w:highlight w:val="yellow"/>
-        </w:rPr>
-        <w:t xml:space="preserve">Sandino, D. (2025, April 3). </w:t>
+      </w:pPr>
+    </w:p>
+    <w:p>
+      <w:pPr>
+        <w:spacing w:line="480" w:lineRule="auto"/>
+        <w:ind w:left="480" w:hanging="480"/>
+      </w:pPr>
+    </w:p>
+    <w:p>
+      <w:pPr>
+        <w:spacing w:line="480" w:lineRule="auto"/>
+        <w:ind w:left="480" w:hanging="480"/>
+      </w:pPr>
+    </w:p>
+    <w:p>
+      <w:pPr>
+        <w:spacing w:line="480" w:lineRule="auto"/>
+        <w:ind w:left="480" w:hanging="480"/>
+      </w:pPr>
+      <w:r>
+        <w:t xml:space="preserve">Brownlee, J. (2019, December 22). A Gentle Introduction to Imbalanced Classification. </w:t>
       </w:r>
       <w:r>
         <w:rPr>
           <w:i/>
           <w:iCs/>
-          <w:highlight w:val="yellow"/>
         </w:rPr>
-        <w:t>Shapiro Administration Urges Drivers to Put the Phone Down and Drive Safely</w:t>
-      </w:r>
-      <w:r>
-        <w:rPr>
-          <w:highlight w:val="yellow"/>
-        </w:rPr>
+        <w:t>MachineLearningMastery.Com</w:t>
+      </w:r>
+      <w:r>
         <w:t xml:space="preserve">. </w:t>
       </w:r>
-      <w:hyperlink r:id="rId32" w:history="1">
+      <w:hyperlink r:id="rId25" w:history="1">
         <w:r>
           <w:rPr>
             <w:rStyle w:val="Hyperlink"/>
-            <w:highlight w:val="yellow"/>
           </w:rPr>
-          <w:t>https://www.pa.gov/agencies/insurance/newsroom/shapiro-administration-urges-drivers-to-put-the-phone-down-and-d</w:t>
+          <w:t>https://www.machinelearningmastery.com/what-is-imbalanced-classification/</w:t>
         </w:r>
       </w:hyperlink>
     </w:p>
@@ -14488,73 +14527,26 @@
       <w:pPr>
         <w:spacing w:line="480" w:lineRule="auto"/>
         <w:ind w:left="480" w:hanging="480"/>
-        <w:rPr>
-          <w:highlight w:val="yellow"/>
-        </w:rPr>
-      </w:pPr>
-      <w:proofErr w:type="spellStart"/>
-      <w:r>
-        <w:rPr>
-          <w:highlight w:val="yellow"/>
-        </w:rPr>
-        <w:t>Tefft</w:t>
-      </w:r>
-      <w:proofErr w:type="spellEnd"/>
-      <w:r>
-        <w:rPr>
-          <w:highlight w:val="yellow"/>
-        </w:rPr>
-        <w:t xml:space="preserve">, B. C., </w:t>
-      </w:r>
-      <w:proofErr w:type="spellStart"/>
-      <w:r>
-        <w:rPr>
-          <w:highlight w:val="yellow"/>
-        </w:rPr>
-        <w:t>Añorve</w:t>
-      </w:r>
-      <w:proofErr w:type="spellEnd"/>
-      <w:r>
-        <w:rPr>
-          <w:highlight w:val="yellow"/>
-        </w:rPr>
-        <w:t xml:space="preserve">, V., </w:t>
-      </w:r>
-      <w:proofErr w:type="spellStart"/>
-      <w:r>
-        <w:rPr>
-          <w:highlight w:val="yellow"/>
-        </w:rPr>
-        <w:t>Woon</w:t>
-      </w:r>
-      <w:proofErr w:type="spellEnd"/>
-      <w:r>
-        <w:rPr>
-          <w:highlight w:val="yellow"/>
-        </w:rPr>
-        <w:t xml:space="preserve">, K., &amp; Kelley-Baker, T. (2021). Travel in the United States Before and During the COVID-19 Pandemic. </w:t>
+      </w:pPr>
+      <w:r>
+        <w:t xml:space="preserve">Brownlee, J. (2020, February 13). One-Class Classification Algorithms for Imbalanced Datasets. </w:t>
       </w:r>
       <w:r>
         <w:rPr>
           <w:i/>
           <w:iCs/>
-          <w:highlight w:val="yellow"/>
         </w:rPr>
-        <w:t>AAA Foundation for Traffic Safety</w:t>
-      </w:r>
-      <w:r>
-        <w:rPr>
-          <w:highlight w:val="yellow"/>
-        </w:rPr>
+        <w:t>MachineLearningMastery.Com</w:t>
+      </w:r>
+      <w:r>
         <w:t xml:space="preserve">. </w:t>
       </w:r>
-      <w:hyperlink r:id="rId33" w:history="1">
+      <w:hyperlink r:id="rId26" w:history="1">
         <w:r>
           <w:rPr>
             <w:rStyle w:val="Hyperlink"/>
-            <w:highlight w:val="yellow"/>
           </w:rPr>
-          <w:t>https://aaafoundation.org/travel-in-the-united-states-before-and-during-the-covid-19-pandemic/</w:t>
+          <w:t>https://www.machinelearningmastery.com/one-class-classification-algorithms/</w:t>
         </w:r>
       </w:hyperlink>
     </w:p>
@@ -14563,83 +14555,30 @@
         <w:spacing w:line="480" w:lineRule="auto"/>
         <w:ind w:left="480" w:hanging="480"/>
       </w:pPr>
-      <w:proofErr w:type="spellStart"/>
-      <w:r>
-        <w:rPr>
-          <w:highlight w:val="yellow"/>
-        </w:rPr>
-        <w:t>Tefft</w:t>
-      </w:r>
-      <w:proofErr w:type="spellEnd"/>
-      <w:r>
-        <w:rPr>
-          <w:highlight w:val="yellow"/>
-        </w:rPr>
-        <w:t xml:space="preserve">, B. C., Villavicencio, L., Benson, A., Arnold, L., </w:t>
-      </w:r>
-      <w:proofErr w:type="spellStart"/>
-      <w:r>
-        <w:rPr>
-          <w:highlight w:val="yellow"/>
-        </w:rPr>
-        <w:t>Woon</w:t>
-      </w:r>
-      <w:proofErr w:type="spellEnd"/>
-      <w:r>
-        <w:rPr>
-          <w:highlight w:val="yellow"/>
-        </w:rPr>
-        <w:t xml:space="preserve">, K., </w:t>
-      </w:r>
-      <w:proofErr w:type="spellStart"/>
-      <w:r>
-        <w:rPr>
-          <w:highlight w:val="yellow"/>
-        </w:rPr>
-        <w:t>Añorve</w:t>
-      </w:r>
-      <w:proofErr w:type="spellEnd"/>
-      <w:r>
-        <w:rPr>
-          <w:highlight w:val="yellow"/>
-        </w:rPr>
-        <w:t xml:space="preserve">, V., &amp; </w:t>
-      </w:r>
-      <w:proofErr w:type="spellStart"/>
-      <w:r>
-        <w:rPr>
-          <w:highlight w:val="yellow"/>
-        </w:rPr>
-        <w:t>Horrey</w:t>
-      </w:r>
-      <w:proofErr w:type="spellEnd"/>
-      <w:r>
-        <w:rPr>
-          <w:highlight w:val="yellow"/>
-        </w:rPr>
-        <w:t xml:space="preserve">, W. J. (2022). Self-Reported Risky Driving in Relation to Changes in Amount of Driving During the COVID-19 Pandemic. </w:t>
-      </w:r>
       <w:r>
         <w:rPr>
           <w:i/>
           <w:iCs/>
-          <w:highlight w:val="yellow"/>
         </w:rPr>
-        <w:t>AAA Foundation for Traffic Safety</w:t>
-      </w:r>
-      <w:r>
-        <w:rPr>
-          <w:highlight w:val="yellow"/>
-        </w:rPr>
+        <w:t>Precision and Recall in Machine Learning</w:t>
+      </w:r>
+      <w:r>
+        <w:t xml:space="preserve">. (01:58:47+00:00). </w:t>
+      </w:r>
+      <w:proofErr w:type="spellStart"/>
+      <w:r>
+        <w:t>GeeksforGeeks</w:t>
+      </w:r>
+      <w:proofErr w:type="spellEnd"/>
+      <w:r>
         <w:t xml:space="preserve">. </w:t>
       </w:r>
-      <w:hyperlink r:id="rId34" w:history="1">
+      <w:hyperlink r:id="rId27" w:history="1">
         <w:r>
           <w:rPr>
             <w:rStyle w:val="Hyperlink"/>
-            <w:highlight w:val="yellow"/>
           </w:rPr>
-          <w:t>https://aaafoundation.org/self-reported-risky-driving-in-relation-to-changes-in-amount-of-driving-during-the-covid-19-pandemic/</w:t>
+          <w:t>https://www.geeksforgeeks.org/machine-learning/precision-and-recall-in-machine-learning/</w:t>
         </w:r>
       </w:hyperlink>
     </w:p>
@@ -14649,59 +14588,29 @@
         <w:ind w:left="480" w:hanging="480"/>
       </w:pPr>
       <w:r>
-        <w:t xml:space="preserve">WANGPRATHAM, N. (2023, January 31). </w:t>
-      </w:r>
-      <w:r>
         <w:rPr>
           <w:i/>
           <w:iCs/>
         </w:rPr>
-        <w:t>Maximize Your Time Series Analysis with Python’s Change Point Detection Tools</w:t>
-      </w:r>
-      <w:r>
-        <w:t xml:space="preserve">. Medium. </w:t>
-      </w:r>
-      <w:hyperlink r:id="rId35" w:history="1">
+        <w:t>What are the Advantages and Disadvantages of Random Forest?</w:t>
+      </w:r>
+      <w:r>
+        <w:t xml:space="preserve"> (17:42:10+00:00). </w:t>
+      </w:r>
+      <w:proofErr w:type="spellStart"/>
+      <w:r>
+        <w:t>GeeksforGeeks</w:t>
+      </w:r>
+      <w:proofErr w:type="spellEnd"/>
+      <w:r>
+        <w:t xml:space="preserve">. </w:t>
+      </w:r>
+      <w:hyperlink r:id="rId28" w:history="1">
         <w:r>
           <w:rPr>
             <w:rStyle w:val="Hyperlink"/>
           </w:rPr>
-          <w:t>https://medium.datadriveninvestor.com/maximize-your-time-series-analysis-with-pythons-change-point-detection-tools-39ce2bc63be</w:t>
-        </w:r>
-      </w:hyperlink>
-    </w:p>
-    <w:p>
-      <w:pPr>
-        <w:spacing w:line="480" w:lineRule="auto"/>
-        <w:ind w:left="480" w:hanging="480"/>
-      </w:pPr>
-      <w:r>
-        <w:rPr>
-          <w:highlight w:val="yellow"/>
-        </w:rPr>
-        <w:t xml:space="preserve">Wolman, J. (2020, July 30). </w:t>
-      </w:r>
-      <w:r>
-        <w:rPr>
-          <w:i/>
-          <w:iCs/>
-          <w:highlight w:val="yellow"/>
-        </w:rPr>
-        <w:t>Pa. Roads were less congested during the pandemic, but were they safer?</w:t>
-      </w:r>
-      <w:r>
-        <w:rPr>
-          <w:highlight w:val="yellow"/>
-        </w:rPr>
-        <w:t xml:space="preserve"> PennLive. </w:t>
-      </w:r>
-      <w:hyperlink r:id="rId36" w:history="1">
-        <w:r>
-          <w:rPr>
-            <w:rStyle w:val="Hyperlink"/>
-            <w:highlight w:val="yellow"/>
-          </w:rPr>
-          <w:t>https://www.pennlive.com/news/2020/07/pa-roads-were-less-congested-during-the-pandemic-but-were-they-safer.html</w:t>
+          <w:t>https://www.geeksforgeeks.org/machine-learning/what-are-the-advantages-and-disadvantages-of-random-forest/</w:t>
         </w:r>
       </w:hyperlink>
     </w:p>

--- a/Data_Preparation_and_Modeling_Report_over_lisa .docx
+++ b/Data_Preparation_and_Modeling_Report_over_lisa .docx
@@ -6178,7 +6178,6 @@
                 <w:b w:val="0"/>
                 <w:bCs w:val="0"/>
               </w:rPr>
-              <w:lastRenderedPageBreak/>
               <w:t>CRASH_DATE</w:t>
             </w:r>
           </w:p>
@@ -6237,6 +6236,7 @@
                 <w:b w:val="0"/>
                 <w:bCs w:val="0"/>
               </w:rPr>
+              <w:lastRenderedPageBreak/>
               <w:t xml:space="preserve">CRASH_MONTH </w:t>
             </w:r>
           </w:p>
@@ -7335,7 +7335,6 @@
                 <w:b w:val="0"/>
                 <w:bCs w:val="0"/>
               </w:rPr>
-              <w:lastRenderedPageBreak/>
               <w:t>YOUNG</w:t>
             </w:r>
             <w:r>
@@ -7398,6 +7397,7 @@
                 <w:b w:val="0"/>
                 <w:bCs w:val="0"/>
               </w:rPr>
+              <w:lastRenderedPageBreak/>
               <w:t>CRN</w:t>
             </w:r>
           </w:p>
@@ -7812,11 +7812,7 @@
         <w:t>Methods for detecting a change in behavior included</w:t>
       </w:r>
       <w:r>
-        <w:t xml:space="preserve"> a confusion matrix and measures of performance for classification, including accuracy, sensitivity, specificity, F-measure, and Area </w:t>
-      </w:r>
-      <w:r>
-        <w:lastRenderedPageBreak/>
-        <w:t xml:space="preserve">Under the Curve (AUC). </w:t>
+        <w:t xml:space="preserve"> a confusion matrix and measures of performance for classification, including accuracy, sensitivity, specificity, F-measure, and Area Under the Curve (AUC). </w:t>
       </w:r>
       <w:r>
         <w:t>T</w:t>
@@ -7853,6 +7849,7 @@
       </w:pPr>
       <w:bookmarkStart w:id="10" w:name="_Toc225109723"/>
       <w:r>
+        <w:lastRenderedPageBreak/>
         <w:t>Data Cleaning Process</w:t>
       </w:r>
       <w:bookmarkEnd w:id="10"/>
@@ -9769,11 +9766,7 @@
         <w:t xml:space="preserve"> is an unsupervised learning algorithm that learns of the majority class and then classifies each record in the minority class as either an inlier or outlier.</w:t>
       </w:r>
       <w:r>
-        <w:t xml:space="preserve"> This algorithm was </w:t>
-      </w:r>
-      <w:r>
-        <w:lastRenderedPageBreak/>
-        <w:t>selected to model outcome variables when the minority class comprised less than 15% of the data.</w:t>
+        <w:t xml:space="preserve"> This algorithm was selected to model outcome variables when the minority class comprised less than 15% of the data.</w:t>
       </w:r>
       <w:r>
         <w:t xml:space="preserve"> (Brownlee, 2019</w:t>
@@ -9791,6 +9784,7 @@
       </w:pPr>
       <w:bookmarkStart w:id="32" w:name="_Toc225109745"/>
       <w:r>
+        <w:lastRenderedPageBreak/>
         <w:t>Evaluation Strategy</w:t>
       </w:r>
       <w:bookmarkEnd w:id="32"/>
@@ -10193,7 +10187,6 @@
       </w:pPr>
       <w:bookmarkStart w:id="35" w:name="_Toc225109748"/>
       <w:r>
-        <w:lastRenderedPageBreak/>
         <w:t>2.2 Model Development</w:t>
       </w:r>
       <w:bookmarkEnd w:id="35"/>
@@ -10260,6 +10253,7 @@
                 <w:sz w:val="22"/>
                 <w:szCs w:val="22"/>
               </w:rPr>
+              <w:lastRenderedPageBreak/>
               <w:t>Objective/</w:t>
             </w:r>
             <w:r>
@@ -11198,7 +11192,6 @@
                 <w:sz w:val="22"/>
                 <w:szCs w:val="22"/>
               </w:rPr>
-              <w:lastRenderedPageBreak/>
               <w:t xml:space="preserve">Objective </w:t>
             </w:r>
             <w:r>
@@ -11457,6 +11450,7 @@
       </w:pPr>
       <w:bookmarkStart w:id="37" w:name="_Toc225109750"/>
       <w:r>
+        <w:lastRenderedPageBreak/>
         <w:t>Primary Models</w:t>
       </w:r>
       <w:bookmarkEnd w:id="37"/>
@@ -12293,7 +12287,6 @@
         <w:spacing w:before="120" w:after="120"/>
       </w:pPr>
       <w:r>
-        <w:lastRenderedPageBreak/>
         <w:t>Hyperparameter tuning approach</w:t>
       </w:r>
       <w:r>
@@ -12314,6 +12307,7 @@
         <w:spacing w:before="120" w:after="120"/>
       </w:pPr>
       <w:r>
+        <w:lastRenderedPageBreak/>
         <w:t>Training performance metrics</w:t>
       </w:r>
     </w:p>
@@ -14209,6 +14203,18 @@
       </w:r>
       <w:bookmarkEnd w:id="41"/>
     </w:p>
+    <w:p>
+      <w:pPr>
+        <w:pStyle w:val="Heading4"/>
+        <w:spacing w:before="120" w:after="120"/>
+      </w:pPr>
+      <w:r>
+        <w:t>Logistic Regression</w:t>
+      </w:r>
+      <w:r>
+        <w:t xml:space="preserve"> (C=0.01, l1_ratio=0)</w:t>
+      </w:r>
+    </w:p>
     <w:tbl>
       <w:tblPr>
         <w:tblStyle w:val="GridTable2-Accent3"/>
@@ -14217,11 +14223,11 @@
       </w:tblPr>
       <w:tblGrid>
         <w:gridCol w:w="2844"/>
-        <w:gridCol w:w="1392"/>
-        <w:gridCol w:w="1380"/>
-        <w:gridCol w:w="1242"/>
-        <w:gridCol w:w="1251"/>
-        <w:gridCol w:w="1251"/>
+        <w:gridCol w:w="1296"/>
+        <w:gridCol w:w="1350"/>
+        <w:gridCol w:w="1170"/>
+        <w:gridCol w:w="1260"/>
+        <w:gridCol w:w="1440"/>
       </w:tblGrid>
       <w:tr>
         <w:trPr>
@@ -14232,7 +14238,7 @@
         <w:tc>
           <w:tcPr>
             <w:cnfStyle w:val="001000000000" w:firstRow="0" w:lastRow="0" w:firstColumn="1" w:lastColumn="0" w:oddVBand="0" w:evenVBand="0" w:oddHBand="0" w:evenHBand="0" w:firstRowFirstColumn="0" w:firstRowLastColumn="0" w:lastRowFirstColumn="0" w:lastRowLastColumn="0"/>
-            <w:tcW w:w="2057" w:type="dxa"/>
+            <w:tcW w:w="2844" w:type="dxa"/>
           </w:tcPr>
           <w:p>
             <w:r>
@@ -14242,7 +14248,7 @@
         </w:tc>
         <w:tc>
           <w:tcPr>
-            <w:tcW w:w="1494" w:type="dxa"/>
+            <w:tcW w:w="1296" w:type="dxa"/>
           </w:tcPr>
           <w:p>
             <w:pPr>
@@ -14256,7 +14262,7 @@
         </w:tc>
         <w:tc>
           <w:tcPr>
-            <w:tcW w:w="1490" w:type="dxa"/>
+            <w:tcW w:w="1350" w:type="dxa"/>
           </w:tcPr>
           <w:p>
             <w:pPr>
@@ -14270,7 +14276,7 @@
         </w:tc>
         <w:tc>
           <w:tcPr>
-            <w:tcW w:w="1437" w:type="dxa"/>
+            <w:tcW w:w="1170" w:type="dxa"/>
           </w:tcPr>
           <w:p>
             <w:pPr>
@@ -14284,7 +14290,7 @@
         </w:tc>
         <w:tc>
           <w:tcPr>
-            <w:tcW w:w="1441" w:type="dxa"/>
+            <w:tcW w:w="1260" w:type="dxa"/>
           </w:tcPr>
           <w:p>
             <w:pPr>
@@ -14298,7 +14304,7 @@
         </w:tc>
         <w:tc>
           <w:tcPr>
-            <w:tcW w:w="1441" w:type="dxa"/>
+            <w:tcW w:w="1440" w:type="dxa"/>
           </w:tcPr>
           <w:p>
             <w:pPr>
@@ -14320,7 +14326,7 @@
         <w:tc>
           <w:tcPr>
             <w:cnfStyle w:val="001000000000" w:firstRow="0" w:lastRow="0" w:firstColumn="1" w:lastColumn="0" w:oddVBand="0" w:evenVBand="0" w:oddHBand="0" w:evenHBand="0" w:firstRowFirstColumn="0" w:firstRowLastColumn="0" w:lastRowFirstColumn="0" w:lastRowLastColumn="0"/>
-            <w:tcW w:w="2057" w:type="dxa"/>
+            <w:tcW w:w="2844" w:type="dxa"/>
           </w:tcPr>
           <w:p>
             <w:pPr>
@@ -14356,7 +14362,7 @@
         </w:tc>
         <w:tc>
           <w:tcPr>
-            <w:tcW w:w="1494" w:type="dxa"/>
+            <w:tcW w:w="1296" w:type="dxa"/>
           </w:tcPr>
           <w:p>
             <w:pPr>
@@ -14370,7 +14376,7 @@
         </w:tc>
         <w:tc>
           <w:tcPr>
-            <w:tcW w:w="1490" w:type="dxa"/>
+            <w:tcW w:w="1350" w:type="dxa"/>
           </w:tcPr>
           <w:p>
             <w:pPr>
@@ -14384,7 +14390,7 @@
         </w:tc>
         <w:tc>
           <w:tcPr>
-            <w:tcW w:w="1437" w:type="dxa"/>
+            <w:tcW w:w="1170" w:type="dxa"/>
           </w:tcPr>
           <w:p>
             <w:pPr>
@@ -14398,7 +14404,7 @@
         </w:tc>
         <w:tc>
           <w:tcPr>
-            <w:tcW w:w="1441" w:type="dxa"/>
+            <w:tcW w:w="1260" w:type="dxa"/>
           </w:tcPr>
           <w:p>
             <w:pPr>
@@ -14412,7 +14418,7 @@
         </w:tc>
         <w:tc>
           <w:tcPr>
-            <w:tcW w:w="1441" w:type="dxa"/>
+            <w:tcW w:w="1440" w:type="dxa"/>
           </w:tcPr>
           <w:p>
             <w:pPr>
@@ -14428,11 +14434,12 @@
       <w:tr>
         <w:trPr>
           <w:cantSplit/>
+          <w:trHeight w:val="2704"/>
         </w:trPr>
         <w:tc>
           <w:tcPr>
             <w:cnfStyle w:val="001000000000" w:firstRow="0" w:lastRow="0" w:firstColumn="1" w:lastColumn="0" w:oddVBand="0" w:evenVBand="0" w:oddHBand="0" w:evenHBand="0" w:firstRowFirstColumn="0" w:firstRowLastColumn="0" w:lastRowFirstColumn="0" w:lastRowLastColumn="0"/>
-            <w:tcW w:w="2057" w:type="dxa"/>
+            <w:tcW w:w="2844" w:type="dxa"/>
           </w:tcPr>
           <w:p>
             <w:pPr>
@@ -14447,61 +14454,179 @@
                 <w:b w:val="0"/>
                 <w:bCs w:val="0"/>
               </w:rPr>
-              <w:t xml:space="preserve">Objective 2: </w:t>
-            </w:r>
-          </w:p>
-          <w:p>
-            <w:pPr>
-              <w:rPr>
-                <w:b w:val="0"/>
-                <w:bCs w:val="0"/>
-              </w:rPr>
-            </w:pPr>
-            <w:r>
-              <w:rPr>
-                <w:b w:val="0"/>
-                <w:bCs w:val="0"/>
-              </w:rPr>
-              <w:t>POST_COVID ~ NO_CLEARNACE</w:t>
-            </w:r>
-          </w:p>
-        </w:tc>
-        <w:tc>
-          <w:tcPr>
-            <w:tcW w:w="1494" w:type="dxa"/>
+              <w:lastRenderedPageBreak/>
+              <w:t xml:space="preserve">Objective 3: </w:t>
+            </w:r>
+          </w:p>
+          <w:p>
+            <w:pPr>
+              <w:rPr>
+                <w:b w:val="0"/>
+                <w:bCs w:val="0"/>
+              </w:rPr>
+            </w:pPr>
+            <w:r>
+              <w:rPr>
+                <w:b w:val="0"/>
+                <w:bCs w:val="0"/>
+              </w:rPr>
+              <w:t xml:space="preserve">POST_COVID, CELL_PHONE, </w:t>
+            </w:r>
+            <w:r>
+              <w:rPr>
+                <w:b w:val="0"/>
+                <w:bCs w:val="0"/>
+              </w:rPr>
+              <w:t>IMPAIRED_DRIVER</w:t>
+            </w:r>
+            <w:r>
+              <w:rPr>
+                <w:b w:val="0"/>
+                <w:bCs w:val="0"/>
+              </w:rPr>
+              <w:t xml:space="preserve">, </w:t>
+            </w:r>
+            <w:r>
+              <w:rPr>
+                <w:b w:val="0"/>
+                <w:bCs w:val="0"/>
+              </w:rPr>
+              <w:t>MATURE_DRIVER</w:t>
+            </w:r>
+            <w:r>
+              <w:rPr>
+                <w:b w:val="0"/>
+                <w:bCs w:val="0"/>
+              </w:rPr>
+              <w:t xml:space="preserve">, </w:t>
+            </w:r>
+            <w:r>
+              <w:rPr>
+                <w:b w:val="0"/>
+                <w:bCs w:val="0"/>
+              </w:rPr>
+              <w:t>YOUNG_DRIVER</w:t>
+            </w:r>
+            <w:r>
+              <w:rPr>
+                <w:b w:val="0"/>
+                <w:bCs w:val="0"/>
+              </w:rPr>
+              <w:t xml:space="preserve">, </w:t>
+            </w:r>
+            <w:r>
+              <w:rPr>
+                <w:b w:val="0"/>
+                <w:bCs w:val="0"/>
+              </w:rPr>
+              <w:t>FATIGUE_ASLEEP</w:t>
+            </w:r>
+            <w:r>
+              <w:rPr>
+                <w:b w:val="0"/>
+                <w:bCs w:val="0"/>
+              </w:rPr>
+              <w:t xml:space="preserve">, </w:t>
+            </w:r>
+            <w:r>
+              <w:rPr>
+                <w:b w:val="0"/>
+                <w:bCs w:val="0"/>
+              </w:rPr>
+              <w:t>HIT_RUN</w:t>
+            </w:r>
+            <w:r>
+              <w:rPr>
+                <w:b w:val="0"/>
+                <w:bCs w:val="0"/>
+              </w:rPr>
+              <w:t xml:space="preserve">, </w:t>
+            </w:r>
+            <w:r>
+              <w:rPr>
+                <w:b w:val="0"/>
+                <w:bCs w:val="0"/>
+              </w:rPr>
+              <w:t>UNLICENSED</w:t>
+            </w:r>
+            <w:r>
+              <w:rPr>
+                <w:b w:val="0"/>
+                <w:bCs w:val="0"/>
+              </w:rPr>
+              <w:t xml:space="preserve">, </w:t>
+            </w:r>
+            <w:proofErr w:type="spellStart"/>
+            <w:r>
+              <w:rPr>
+                <w:b w:val="0"/>
+                <w:bCs w:val="0"/>
+              </w:rPr>
+              <w:t>URBAN_RURALx</w:t>
+            </w:r>
+            <w:proofErr w:type="spellEnd"/>
+            <w:r>
+              <w:rPr>
+                <w:b w:val="0"/>
+                <w:bCs w:val="0"/>
+              </w:rPr>
+              <w:t xml:space="preserve"> ~</w:t>
+            </w:r>
+            <w:r>
+              <w:rPr>
+                <w:b w:val="0"/>
+                <w:bCs w:val="0"/>
+              </w:rPr>
+              <w:br/>
+              <w:t xml:space="preserve">                                                                                              AGGRESSIVE_DRIVING</w:t>
+            </w:r>
+          </w:p>
+        </w:tc>
+        <w:tc>
+          <w:tcPr>
+            <w:tcW w:w="1296" w:type="dxa"/>
           </w:tcPr>
           <w:p>
             <w:pPr>
               <w:jc w:val="center"/>
               <w:cnfStyle w:val="000000000000" w:firstRow="0" w:lastRow="0" w:firstColumn="0" w:lastColumn="0" w:oddVBand="0" w:evenVBand="0" w:oddHBand="0" w:evenHBand="0" w:firstRowFirstColumn="0" w:firstRowLastColumn="0" w:lastRowFirstColumn="0" w:lastRowLastColumn="0"/>
             </w:pPr>
-          </w:p>
-        </w:tc>
-        <w:tc>
-          <w:tcPr>
-            <w:tcW w:w="1490" w:type="dxa"/>
+            <w:r>
+              <w:t>0.5598</w:t>
+            </w:r>
+          </w:p>
+        </w:tc>
+        <w:tc>
+          <w:tcPr>
+            <w:tcW w:w="1350" w:type="dxa"/>
           </w:tcPr>
           <w:p>
             <w:pPr>
               <w:jc w:val="center"/>
               <w:cnfStyle w:val="000000000000" w:firstRow="0" w:lastRow="0" w:firstColumn="0" w:lastColumn="0" w:oddVBand="0" w:evenVBand="0" w:oddHBand="0" w:evenHBand="0" w:firstRowFirstColumn="0" w:firstRowLastColumn="0" w:lastRowFirstColumn="0" w:lastRowLastColumn="0"/>
             </w:pPr>
-          </w:p>
-        </w:tc>
-        <w:tc>
-          <w:tcPr>
-            <w:tcW w:w="1437" w:type="dxa"/>
+            <w:r>
+              <w:t>0.5598</w:t>
+            </w:r>
+          </w:p>
+        </w:tc>
+        <w:tc>
+          <w:tcPr>
+            <w:tcW w:w="1170" w:type="dxa"/>
           </w:tcPr>
           <w:p>
             <w:pPr>
               <w:jc w:val="center"/>
               <w:cnfStyle w:val="000000000000" w:firstRow="0" w:lastRow="0" w:firstColumn="0" w:lastColumn="0" w:oddVBand="0" w:evenVBand="0" w:oddHBand="0" w:evenHBand="0" w:firstRowFirstColumn="0" w:firstRowLastColumn="0" w:lastRowFirstColumn="0" w:lastRowLastColumn="0"/>
             </w:pPr>
-          </w:p>
-        </w:tc>
-        <w:tc>
-          <w:tcPr>
-            <w:tcW w:w="1441" w:type="dxa"/>
+            <w:r>
+              <w:t>1</w:t>
+            </w:r>
+          </w:p>
+        </w:tc>
+        <w:tc>
+          <w:tcPr>
+            <w:tcW w:w="1260" w:type="dxa"/>
           </w:tcPr>
           <w:p>
             <w:pPr>
@@ -14509,19 +14634,1077 @@
               <w:cnfStyle w:val="000000000000" w:firstRow="0" w:lastRow="0" w:firstColumn="0" w:lastColumn="0" w:oddVBand="0" w:evenVBand="0" w:oddHBand="0" w:evenHBand="0" w:firstRowFirstColumn="0" w:firstRowLastColumn="0" w:lastRowFirstColumn="0" w:lastRowLastColumn="0"/>
             </w:pPr>
             <w:r>
-              <w:t>0.1280</w:t>
-            </w:r>
-          </w:p>
-        </w:tc>
-        <w:tc>
-          <w:tcPr>
-            <w:tcW w:w="1441" w:type="dxa"/>
+              <w:t>0.7178</w:t>
+            </w:r>
+          </w:p>
+        </w:tc>
+        <w:tc>
+          <w:tcPr>
+            <w:tcW w:w="1440" w:type="dxa"/>
           </w:tcPr>
           <w:p>
             <w:pPr>
               <w:jc w:val="center"/>
               <w:cnfStyle w:val="000000000000" w:firstRow="0" w:lastRow="0" w:firstColumn="0" w:lastColumn="0" w:oddVBand="0" w:evenVBand="0" w:oddHBand="0" w:evenHBand="0" w:firstRowFirstColumn="0" w:firstRowLastColumn="0" w:lastRowFirstColumn="0" w:lastRowLastColumn="0"/>
             </w:pPr>
+            <w:r>
+              <w:t>0.5193</w:t>
+            </w:r>
+          </w:p>
+        </w:tc>
+      </w:tr>
+    </w:tbl>
+    <w:p/>
+    <w:p>
+      <w:pPr>
+        <w:pStyle w:val="Heading4"/>
+        <w:spacing w:before="120" w:after="120"/>
+      </w:pPr>
+      <w:r>
+        <w:t>Random Forest</w:t>
+      </w:r>
+      <w:r>
+        <w:t xml:space="preserve"> (</w:t>
+      </w:r>
+      <w:proofErr w:type="spellStart"/>
+      <w:r>
+        <w:t>n_estimators</w:t>
+      </w:r>
+      <w:proofErr w:type="spellEnd"/>
+      <w:r>
+        <w:t xml:space="preserve">=50, </w:t>
+      </w:r>
+      <w:proofErr w:type="spellStart"/>
+      <w:r>
+        <w:t>max_depth</w:t>
+      </w:r>
+      <w:proofErr w:type="spellEnd"/>
+      <w:r>
+        <w:t>=None)</w:t>
+      </w:r>
+    </w:p>
+    <w:tbl>
+      <w:tblPr>
+        <w:tblStyle w:val="GridTable2-Accent3"/>
+        <w:tblW w:w="0" w:type="auto"/>
+        <w:tblLook w:val="04A0" w:firstRow="1" w:lastRow="0" w:firstColumn="1" w:lastColumn="0" w:noHBand="0" w:noVBand="1"/>
+      </w:tblPr>
+      <w:tblGrid>
+        <w:gridCol w:w="2844"/>
+        <w:gridCol w:w="1296"/>
+        <w:gridCol w:w="1350"/>
+        <w:gridCol w:w="1170"/>
+        <w:gridCol w:w="1260"/>
+        <w:gridCol w:w="1440"/>
+      </w:tblGrid>
+      <w:tr>
+        <w:trPr>
+          <w:cnfStyle w:val="100000000000" w:firstRow="1" w:lastRow="0" w:firstColumn="0" w:lastColumn="0" w:oddVBand="0" w:evenVBand="0" w:oddHBand="0" w:evenHBand="0" w:firstRowFirstColumn="0" w:firstRowLastColumn="0" w:lastRowFirstColumn="0" w:lastRowLastColumn="0"/>
+          <w:cantSplit/>
+          <w:tblHeader/>
+        </w:trPr>
+        <w:tc>
+          <w:tcPr>
+            <w:cnfStyle w:val="001000000000" w:firstRow="0" w:lastRow="0" w:firstColumn="1" w:lastColumn="0" w:oddVBand="0" w:evenVBand="0" w:oddHBand="0" w:evenHBand="0" w:firstRowFirstColumn="0" w:firstRowLastColumn="0" w:lastRowFirstColumn="0" w:lastRowLastColumn="0"/>
+            <w:tcW w:w="2844" w:type="dxa"/>
+          </w:tcPr>
+          <w:p>
+            <w:r>
+              <w:t>Objective/Model</w:t>
+            </w:r>
+          </w:p>
+        </w:tc>
+        <w:tc>
+          <w:tcPr>
+            <w:tcW w:w="1296" w:type="dxa"/>
+          </w:tcPr>
+          <w:p>
+            <w:pPr>
+              <w:jc w:val="center"/>
+              <w:cnfStyle w:val="100000000000" w:firstRow="1" w:lastRow="0" w:firstColumn="0" w:lastColumn="0" w:oddVBand="0" w:evenVBand="0" w:oddHBand="0" w:evenHBand="0" w:firstRowFirstColumn="0" w:firstRowLastColumn="0" w:lastRowFirstColumn="0" w:lastRowLastColumn="0"/>
+            </w:pPr>
+            <w:r>
+              <w:t>Accuracy</w:t>
+            </w:r>
+          </w:p>
+        </w:tc>
+        <w:tc>
+          <w:tcPr>
+            <w:tcW w:w="1350" w:type="dxa"/>
+          </w:tcPr>
+          <w:p>
+            <w:pPr>
+              <w:jc w:val="center"/>
+              <w:cnfStyle w:val="100000000000" w:firstRow="1" w:lastRow="0" w:firstColumn="0" w:lastColumn="0" w:oddVBand="0" w:evenVBand="0" w:oddHBand="0" w:evenHBand="0" w:firstRowFirstColumn="0" w:firstRowLastColumn="0" w:lastRowFirstColumn="0" w:lastRowLastColumn="0"/>
+            </w:pPr>
+            <w:r>
+              <w:t>Precision</w:t>
+            </w:r>
+          </w:p>
+        </w:tc>
+        <w:tc>
+          <w:tcPr>
+            <w:tcW w:w="1170" w:type="dxa"/>
+          </w:tcPr>
+          <w:p>
+            <w:pPr>
+              <w:jc w:val="center"/>
+              <w:cnfStyle w:val="100000000000" w:firstRow="1" w:lastRow="0" w:firstColumn="0" w:lastColumn="0" w:oddVBand="0" w:evenVBand="0" w:oddHBand="0" w:evenHBand="0" w:firstRowFirstColumn="0" w:firstRowLastColumn="0" w:lastRowFirstColumn="0" w:lastRowLastColumn="0"/>
+            </w:pPr>
+            <w:r>
+              <w:t>Recall</w:t>
+            </w:r>
+          </w:p>
+        </w:tc>
+        <w:tc>
+          <w:tcPr>
+            <w:tcW w:w="1260" w:type="dxa"/>
+          </w:tcPr>
+          <w:p>
+            <w:pPr>
+              <w:jc w:val="center"/>
+              <w:cnfStyle w:val="100000000000" w:firstRow="1" w:lastRow="0" w:firstColumn="0" w:lastColumn="0" w:oddVBand="0" w:evenVBand="0" w:oddHBand="0" w:evenHBand="0" w:firstRowFirstColumn="0" w:firstRowLastColumn="0" w:lastRowFirstColumn="0" w:lastRowLastColumn="0"/>
+            </w:pPr>
+            <w:r>
+              <w:t>F1 Score</w:t>
+            </w:r>
+          </w:p>
+        </w:tc>
+        <w:tc>
+          <w:tcPr>
+            <w:tcW w:w="1440" w:type="dxa"/>
+          </w:tcPr>
+          <w:p>
+            <w:pPr>
+              <w:jc w:val="center"/>
+              <w:cnfStyle w:val="100000000000" w:firstRow="1" w:lastRow="0" w:firstColumn="0" w:lastColumn="0" w:oddVBand="0" w:evenVBand="0" w:oddHBand="0" w:evenHBand="0" w:firstRowFirstColumn="0" w:firstRowLastColumn="0" w:lastRowFirstColumn="0" w:lastRowLastColumn="0"/>
+            </w:pPr>
+            <w:r>
+              <w:t>ROC AUC</w:t>
+            </w:r>
+          </w:p>
+        </w:tc>
+      </w:tr>
+      <w:tr>
+        <w:trPr>
+          <w:cnfStyle w:val="000000100000" w:firstRow="0" w:lastRow="0" w:firstColumn="0" w:lastColumn="0" w:oddVBand="0" w:evenVBand="0" w:oddHBand="1" w:evenHBand="0" w:firstRowFirstColumn="0" w:firstRowLastColumn="0" w:lastRowFirstColumn="0" w:lastRowLastColumn="0"/>
+          <w:cantSplit/>
+          <w:trHeight w:val="951"/>
+        </w:trPr>
+        <w:tc>
+          <w:tcPr>
+            <w:cnfStyle w:val="001000000000" w:firstRow="0" w:lastRow="0" w:firstColumn="1" w:lastColumn="0" w:oddVBand="0" w:evenVBand="0" w:oddHBand="0" w:evenHBand="0" w:firstRowFirstColumn="0" w:firstRowLastColumn="0" w:lastRowFirstColumn="0" w:lastRowLastColumn="0"/>
+            <w:tcW w:w="2844" w:type="dxa"/>
+          </w:tcPr>
+          <w:p>
+            <w:pPr>
+              <w:spacing w:before="120" w:after="120"/>
+              <w:rPr>
+                <w:b w:val="0"/>
+                <w:bCs w:val="0"/>
+              </w:rPr>
+            </w:pPr>
+            <w:r>
+              <w:rPr>
+                <w:b w:val="0"/>
+                <w:bCs w:val="0"/>
+              </w:rPr>
+              <w:t xml:space="preserve">Objective 1: </w:t>
+            </w:r>
+          </w:p>
+          <w:p>
+            <w:pPr>
+              <w:rPr>
+                <w:b w:val="0"/>
+                <w:bCs w:val="0"/>
+              </w:rPr>
+            </w:pPr>
+            <w:r>
+              <w:rPr>
+                <w:b w:val="0"/>
+                <w:bCs w:val="0"/>
+              </w:rPr>
+              <w:t>POST_COVID ~ AGGRESSIVE_DRIVING</w:t>
+            </w:r>
+          </w:p>
+        </w:tc>
+        <w:tc>
+          <w:tcPr>
+            <w:tcW w:w="1296" w:type="dxa"/>
+          </w:tcPr>
+          <w:p>
+            <w:pPr>
+              <w:jc w:val="center"/>
+              <w:cnfStyle w:val="000000100000" w:firstRow="0" w:lastRow="0" w:firstColumn="0" w:lastColumn="0" w:oddVBand="0" w:evenVBand="0" w:oddHBand="1" w:evenHBand="0" w:firstRowFirstColumn="0" w:firstRowLastColumn="0" w:lastRowFirstColumn="0" w:lastRowLastColumn="0"/>
+            </w:pPr>
+            <w:r>
+              <w:t>0.5598</w:t>
+            </w:r>
+          </w:p>
+        </w:tc>
+        <w:tc>
+          <w:tcPr>
+            <w:tcW w:w="1350" w:type="dxa"/>
+          </w:tcPr>
+          <w:p>
+            <w:pPr>
+              <w:jc w:val="center"/>
+              <w:cnfStyle w:val="000000100000" w:firstRow="0" w:lastRow="0" w:firstColumn="0" w:lastColumn="0" w:oddVBand="0" w:evenVBand="0" w:oddHBand="1" w:evenHBand="0" w:firstRowFirstColumn="0" w:firstRowLastColumn="0" w:lastRowFirstColumn="0" w:lastRowLastColumn="0"/>
+            </w:pPr>
+            <w:r>
+              <w:t>0.5598</w:t>
+            </w:r>
+          </w:p>
+        </w:tc>
+        <w:tc>
+          <w:tcPr>
+            <w:tcW w:w="1170" w:type="dxa"/>
+          </w:tcPr>
+          <w:p>
+            <w:pPr>
+              <w:jc w:val="center"/>
+              <w:cnfStyle w:val="000000100000" w:firstRow="0" w:lastRow="0" w:firstColumn="0" w:lastColumn="0" w:oddVBand="0" w:evenVBand="0" w:oddHBand="1" w:evenHBand="0" w:firstRowFirstColumn="0" w:firstRowLastColumn="0" w:lastRowFirstColumn="0" w:lastRowLastColumn="0"/>
+            </w:pPr>
+            <w:r>
+              <w:t>1</w:t>
+            </w:r>
+          </w:p>
+        </w:tc>
+        <w:tc>
+          <w:tcPr>
+            <w:tcW w:w="1260" w:type="dxa"/>
+          </w:tcPr>
+          <w:p>
+            <w:pPr>
+              <w:jc w:val="center"/>
+              <w:cnfStyle w:val="000000100000" w:firstRow="0" w:lastRow="0" w:firstColumn="0" w:lastColumn="0" w:oddVBand="0" w:evenVBand="0" w:oddHBand="1" w:evenHBand="0" w:firstRowFirstColumn="0" w:firstRowLastColumn="0" w:lastRowFirstColumn="0" w:lastRowLastColumn="0"/>
+            </w:pPr>
+            <w:r>
+              <w:t>0.7178</w:t>
+            </w:r>
+          </w:p>
+        </w:tc>
+        <w:tc>
+          <w:tcPr>
+            <w:tcW w:w="1440" w:type="dxa"/>
+          </w:tcPr>
+          <w:p>
+            <w:pPr>
+              <w:jc w:val="center"/>
+              <w:cnfStyle w:val="000000100000" w:firstRow="0" w:lastRow="0" w:firstColumn="0" w:lastColumn="0" w:oddVBand="0" w:evenVBand="0" w:oddHBand="1" w:evenHBand="0" w:firstRowFirstColumn="0" w:firstRowLastColumn="0" w:lastRowFirstColumn="0" w:lastRowLastColumn="0"/>
+            </w:pPr>
+            <w:r>
+              <w:t>0.5030</w:t>
+            </w:r>
+          </w:p>
+        </w:tc>
+      </w:tr>
+      <w:tr>
+        <w:trPr>
+          <w:cantSplit/>
+          <w:trHeight w:val="2704"/>
+        </w:trPr>
+        <w:tc>
+          <w:tcPr>
+            <w:cnfStyle w:val="001000000000" w:firstRow="0" w:lastRow="0" w:firstColumn="1" w:lastColumn="0" w:oddVBand="0" w:evenVBand="0" w:oddHBand="0" w:evenHBand="0" w:firstRowFirstColumn="0" w:firstRowLastColumn="0" w:lastRowFirstColumn="0" w:lastRowLastColumn="0"/>
+            <w:tcW w:w="2844" w:type="dxa"/>
+          </w:tcPr>
+          <w:p>
+            <w:pPr>
+              <w:spacing w:before="120" w:after="120"/>
+              <w:rPr>
+                <w:b w:val="0"/>
+                <w:bCs w:val="0"/>
+              </w:rPr>
+            </w:pPr>
+            <w:r>
+              <w:rPr>
+                <w:b w:val="0"/>
+                <w:bCs w:val="0"/>
+              </w:rPr>
+              <w:t xml:space="preserve">Objective 3: </w:t>
+            </w:r>
+          </w:p>
+          <w:p>
+            <w:pPr>
+              <w:rPr>
+                <w:b w:val="0"/>
+                <w:bCs w:val="0"/>
+              </w:rPr>
+            </w:pPr>
+            <w:r>
+              <w:rPr>
+                <w:b w:val="0"/>
+                <w:bCs w:val="0"/>
+              </w:rPr>
+              <w:t xml:space="preserve">POST_COVID, CELL_PHONE, </w:t>
+            </w:r>
+            <w:r>
+              <w:rPr>
+                <w:b w:val="0"/>
+                <w:bCs w:val="0"/>
+              </w:rPr>
+              <w:t>IMPAIRED_DRIVER</w:t>
+            </w:r>
+            <w:r>
+              <w:rPr>
+                <w:b w:val="0"/>
+                <w:bCs w:val="0"/>
+              </w:rPr>
+              <w:t xml:space="preserve">, </w:t>
+            </w:r>
+            <w:r>
+              <w:rPr>
+                <w:b w:val="0"/>
+                <w:bCs w:val="0"/>
+              </w:rPr>
+              <w:t>MATURE_DRIVER</w:t>
+            </w:r>
+            <w:r>
+              <w:rPr>
+                <w:b w:val="0"/>
+                <w:bCs w:val="0"/>
+              </w:rPr>
+              <w:t xml:space="preserve">, </w:t>
+            </w:r>
+            <w:r>
+              <w:rPr>
+                <w:b w:val="0"/>
+                <w:bCs w:val="0"/>
+              </w:rPr>
+              <w:t>YOUNG_DRIVER</w:t>
+            </w:r>
+            <w:r>
+              <w:rPr>
+                <w:b w:val="0"/>
+                <w:bCs w:val="0"/>
+              </w:rPr>
+              <w:t xml:space="preserve">, </w:t>
+            </w:r>
+            <w:r>
+              <w:rPr>
+                <w:b w:val="0"/>
+                <w:bCs w:val="0"/>
+              </w:rPr>
+              <w:t>FATIGUE_ASLEEP</w:t>
+            </w:r>
+            <w:r>
+              <w:rPr>
+                <w:b w:val="0"/>
+                <w:bCs w:val="0"/>
+              </w:rPr>
+              <w:t xml:space="preserve">, </w:t>
+            </w:r>
+            <w:r>
+              <w:rPr>
+                <w:b w:val="0"/>
+                <w:bCs w:val="0"/>
+              </w:rPr>
+              <w:t>HIT_RUN</w:t>
+            </w:r>
+            <w:r>
+              <w:rPr>
+                <w:b w:val="0"/>
+                <w:bCs w:val="0"/>
+              </w:rPr>
+              <w:t xml:space="preserve">, </w:t>
+            </w:r>
+            <w:r>
+              <w:rPr>
+                <w:b w:val="0"/>
+                <w:bCs w:val="0"/>
+              </w:rPr>
+              <w:t>UNLICENSED</w:t>
+            </w:r>
+            <w:r>
+              <w:rPr>
+                <w:b w:val="0"/>
+                <w:bCs w:val="0"/>
+              </w:rPr>
+              <w:t xml:space="preserve">, </w:t>
+            </w:r>
+            <w:proofErr w:type="spellStart"/>
+            <w:r>
+              <w:rPr>
+                <w:b w:val="0"/>
+                <w:bCs w:val="0"/>
+              </w:rPr>
+              <w:t>URBAN_RURALx</w:t>
+            </w:r>
+            <w:proofErr w:type="spellEnd"/>
+            <w:r>
+              <w:rPr>
+                <w:b w:val="0"/>
+                <w:bCs w:val="0"/>
+              </w:rPr>
+              <w:t xml:space="preserve"> ~</w:t>
+            </w:r>
+            <w:r>
+              <w:rPr>
+                <w:b w:val="0"/>
+                <w:bCs w:val="0"/>
+              </w:rPr>
+              <w:br/>
+              <w:t xml:space="preserve">                                                                                              AGGRESSIVE_DRIVING</w:t>
+            </w:r>
+          </w:p>
+        </w:tc>
+        <w:tc>
+          <w:tcPr>
+            <w:tcW w:w="1296" w:type="dxa"/>
+          </w:tcPr>
+          <w:p>
+            <w:pPr>
+              <w:jc w:val="center"/>
+              <w:cnfStyle w:val="000000000000" w:firstRow="0" w:lastRow="0" w:firstColumn="0" w:lastColumn="0" w:oddVBand="0" w:evenVBand="0" w:oddHBand="0" w:evenHBand="0" w:firstRowFirstColumn="0" w:firstRowLastColumn="0" w:lastRowFirstColumn="0" w:lastRowLastColumn="0"/>
+            </w:pPr>
+            <w:r>
+              <w:t>0.5598</w:t>
+            </w:r>
+          </w:p>
+        </w:tc>
+        <w:tc>
+          <w:tcPr>
+            <w:tcW w:w="1350" w:type="dxa"/>
+          </w:tcPr>
+          <w:p>
+            <w:pPr>
+              <w:jc w:val="center"/>
+              <w:cnfStyle w:val="000000000000" w:firstRow="0" w:lastRow="0" w:firstColumn="0" w:lastColumn="0" w:oddVBand="0" w:evenVBand="0" w:oddHBand="0" w:evenHBand="0" w:firstRowFirstColumn="0" w:firstRowLastColumn="0" w:lastRowFirstColumn="0" w:lastRowLastColumn="0"/>
+            </w:pPr>
+            <w:r>
+              <w:t>0.5598</w:t>
+            </w:r>
+          </w:p>
+        </w:tc>
+        <w:tc>
+          <w:tcPr>
+            <w:tcW w:w="1170" w:type="dxa"/>
+          </w:tcPr>
+          <w:p>
+            <w:pPr>
+              <w:jc w:val="center"/>
+              <w:cnfStyle w:val="000000000000" w:firstRow="0" w:lastRow="0" w:firstColumn="0" w:lastColumn="0" w:oddVBand="0" w:evenVBand="0" w:oddHBand="0" w:evenHBand="0" w:firstRowFirstColumn="0" w:firstRowLastColumn="0" w:lastRowFirstColumn="0" w:lastRowLastColumn="0"/>
+            </w:pPr>
+            <w:r>
+              <w:t>1</w:t>
+            </w:r>
+          </w:p>
+        </w:tc>
+        <w:tc>
+          <w:tcPr>
+            <w:tcW w:w="1260" w:type="dxa"/>
+          </w:tcPr>
+          <w:p>
+            <w:pPr>
+              <w:jc w:val="center"/>
+              <w:cnfStyle w:val="000000000000" w:firstRow="0" w:lastRow="0" w:firstColumn="0" w:lastColumn="0" w:oddVBand="0" w:evenVBand="0" w:oddHBand="0" w:evenHBand="0" w:firstRowFirstColumn="0" w:firstRowLastColumn="0" w:lastRowFirstColumn="0" w:lastRowLastColumn="0"/>
+            </w:pPr>
+            <w:r>
+              <w:t>0.7178</w:t>
+            </w:r>
+          </w:p>
+        </w:tc>
+        <w:tc>
+          <w:tcPr>
+            <w:tcW w:w="1440" w:type="dxa"/>
+          </w:tcPr>
+          <w:p>
+            <w:pPr>
+              <w:jc w:val="center"/>
+              <w:cnfStyle w:val="000000000000" w:firstRow="0" w:lastRow="0" w:firstColumn="0" w:lastColumn="0" w:oddVBand="0" w:evenVBand="0" w:oddHBand="0" w:evenHBand="0" w:firstRowFirstColumn="0" w:firstRowLastColumn="0" w:lastRowFirstColumn="0" w:lastRowLastColumn="0"/>
+            </w:pPr>
+            <w:r>
+              <w:t>0.5193</w:t>
+            </w:r>
+          </w:p>
+        </w:tc>
+      </w:tr>
+    </w:tbl>
+    <w:p/>
+    <w:p>
+      <w:pPr>
+        <w:pStyle w:val="Heading4"/>
+        <w:spacing w:before="120" w:after="120"/>
+      </w:pPr>
+      <w:proofErr w:type="spellStart"/>
+      <w:r>
+        <w:t>XGBoost</w:t>
+      </w:r>
+      <w:proofErr w:type="spellEnd"/>
+      <w:r>
+        <w:t xml:space="preserve"> (</w:t>
+      </w:r>
+      <w:r>
+        <w:t>default</w:t>
+      </w:r>
+      <w:r>
+        <w:t>)</w:t>
+      </w:r>
+    </w:p>
+    <w:tbl>
+      <w:tblPr>
+        <w:tblStyle w:val="GridTable2-Accent3"/>
+        <w:tblW w:w="0" w:type="auto"/>
+        <w:tblLook w:val="04A0" w:firstRow="1" w:lastRow="0" w:firstColumn="1" w:lastColumn="0" w:noHBand="0" w:noVBand="1"/>
+      </w:tblPr>
+      <w:tblGrid>
+        <w:gridCol w:w="2844"/>
+        <w:gridCol w:w="1296"/>
+        <w:gridCol w:w="1350"/>
+        <w:gridCol w:w="1170"/>
+        <w:gridCol w:w="1260"/>
+        <w:gridCol w:w="1440"/>
+      </w:tblGrid>
+      <w:tr>
+        <w:trPr>
+          <w:cnfStyle w:val="100000000000" w:firstRow="1" w:lastRow="0" w:firstColumn="0" w:lastColumn="0" w:oddVBand="0" w:evenVBand="0" w:oddHBand="0" w:evenHBand="0" w:firstRowFirstColumn="0" w:firstRowLastColumn="0" w:lastRowFirstColumn="0" w:lastRowLastColumn="0"/>
+          <w:cantSplit/>
+          <w:tblHeader/>
+        </w:trPr>
+        <w:tc>
+          <w:tcPr>
+            <w:cnfStyle w:val="001000000000" w:firstRow="0" w:lastRow="0" w:firstColumn="1" w:lastColumn="0" w:oddVBand="0" w:evenVBand="0" w:oddHBand="0" w:evenHBand="0" w:firstRowFirstColumn="0" w:firstRowLastColumn="0" w:lastRowFirstColumn="0" w:lastRowLastColumn="0"/>
+            <w:tcW w:w="2844" w:type="dxa"/>
+          </w:tcPr>
+          <w:p>
+            <w:r>
+              <w:t>Objective/Model</w:t>
+            </w:r>
+          </w:p>
+        </w:tc>
+        <w:tc>
+          <w:tcPr>
+            <w:tcW w:w="1296" w:type="dxa"/>
+          </w:tcPr>
+          <w:p>
+            <w:pPr>
+              <w:jc w:val="center"/>
+              <w:cnfStyle w:val="100000000000" w:firstRow="1" w:lastRow="0" w:firstColumn="0" w:lastColumn="0" w:oddVBand="0" w:evenVBand="0" w:oddHBand="0" w:evenHBand="0" w:firstRowFirstColumn="0" w:firstRowLastColumn="0" w:lastRowFirstColumn="0" w:lastRowLastColumn="0"/>
+            </w:pPr>
+            <w:r>
+              <w:t>Accuracy</w:t>
+            </w:r>
+          </w:p>
+        </w:tc>
+        <w:tc>
+          <w:tcPr>
+            <w:tcW w:w="1350" w:type="dxa"/>
+          </w:tcPr>
+          <w:p>
+            <w:pPr>
+              <w:jc w:val="center"/>
+              <w:cnfStyle w:val="100000000000" w:firstRow="1" w:lastRow="0" w:firstColumn="0" w:lastColumn="0" w:oddVBand="0" w:evenVBand="0" w:oddHBand="0" w:evenHBand="0" w:firstRowFirstColumn="0" w:firstRowLastColumn="0" w:lastRowFirstColumn="0" w:lastRowLastColumn="0"/>
+            </w:pPr>
+            <w:r>
+              <w:t>Precision</w:t>
+            </w:r>
+          </w:p>
+        </w:tc>
+        <w:tc>
+          <w:tcPr>
+            <w:tcW w:w="1170" w:type="dxa"/>
+          </w:tcPr>
+          <w:p>
+            <w:pPr>
+              <w:jc w:val="center"/>
+              <w:cnfStyle w:val="100000000000" w:firstRow="1" w:lastRow="0" w:firstColumn="0" w:lastColumn="0" w:oddVBand="0" w:evenVBand="0" w:oddHBand="0" w:evenHBand="0" w:firstRowFirstColumn="0" w:firstRowLastColumn="0" w:lastRowFirstColumn="0" w:lastRowLastColumn="0"/>
+            </w:pPr>
+            <w:r>
+              <w:t>Recall</w:t>
+            </w:r>
+          </w:p>
+        </w:tc>
+        <w:tc>
+          <w:tcPr>
+            <w:tcW w:w="1260" w:type="dxa"/>
+          </w:tcPr>
+          <w:p>
+            <w:pPr>
+              <w:jc w:val="center"/>
+              <w:cnfStyle w:val="100000000000" w:firstRow="1" w:lastRow="0" w:firstColumn="0" w:lastColumn="0" w:oddVBand="0" w:evenVBand="0" w:oddHBand="0" w:evenHBand="0" w:firstRowFirstColumn="0" w:firstRowLastColumn="0" w:lastRowFirstColumn="0" w:lastRowLastColumn="0"/>
+            </w:pPr>
+            <w:r>
+              <w:t>F1 Score</w:t>
+            </w:r>
+          </w:p>
+        </w:tc>
+        <w:tc>
+          <w:tcPr>
+            <w:tcW w:w="1440" w:type="dxa"/>
+          </w:tcPr>
+          <w:p>
+            <w:pPr>
+              <w:jc w:val="center"/>
+              <w:cnfStyle w:val="100000000000" w:firstRow="1" w:lastRow="0" w:firstColumn="0" w:lastColumn="0" w:oddVBand="0" w:evenVBand="0" w:oddHBand="0" w:evenHBand="0" w:firstRowFirstColumn="0" w:firstRowLastColumn="0" w:lastRowFirstColumn="0" w:lastRowLastColumn="0"/>
+            </w:pPr>
+            <w:r>
+              <w:t>ROC AUC</w:t>
+            </w:r>
+          </w:p>
+        </w:tc>
+      </w:tr>
+      <w:tr>
+        <w:trPr>
+          <w:cnfStyle w:val="000000100000" w:firstRow="0" w:lastRow="0" w:firstColumn="0" w:lastColumn="0" w:oddVBand="0" w:evenVBand="0" w:oddHBand="1" w:evenHBand="0" w:firstRowFirstColumn="0" w:firstRowLastColumn="0" w:lastRowFirstColumn="0" w:lastRowLastColumn="0"/>
+          <w:cantSplit/>
+          <w:trHeight w:val="951"/>
+        </w:trPr>
+        <w:tc>
+          <w:tcPr>
+            <w:cnfStyle w:val="001000000000" w:firstRow="0" w:lastRow="0" w:firstColumn="1" w:lastColumn="0" w:oddVBand="0" w:evenVBand="0" w:oddHBand="0" w:evenHBand="0" w:firstRowFirstColumn="0" w:firstRowLastColumn="0" w:lastRowFirstColumn="0" w:lastRowLastColumn="0"/>
+            <w:tcW w:w="2844" w:type="dxa"/>
+          </w:tcPr>
+          <w:p>
+            <w:pPr>
+              <w:spacing w:before="120" w:after="120"/>
+              <w:rPr>
+                <w:b w:val="0"/>
+                <w:bCs w:val="0"/>
+              </w:rPr>
+            </w:pPr>
+            <w:r>
+              <w:rPr>
+                <w:b w:val="0"/>
+                <w:bCs w:val="0"/>
+              </w:rPr>
+              <w:t xml:space="preserve">Objective 1: </w:t>
+            </w:r>
+          </w:p>
+          <w:p>
+            <w:pPr>
+              <w:rPr>
+                <w:b w:val="0"/>
+                <w:bCs w:val="0"/>
+              </w:rPr>
+            </w:pPr>
+            <w:r>
+              <w:rPr>
+                <w:b w:val="0"/>
+                <w:bCs w:val="0"/>
+              </w:rPr>
+              <w:t>POST_COVID ~ AGGRESSIVE_DRIVING</w:t>
+            </w:r>
+          </w:p>
+        </w:tc>
+        <w:tc>
+          <w:tcPr>
+            <w:tcW w:w="1296" w:type="dxa"/>
+          </w:tcPr>
+          <w:p>
+            <w:pPr>
+              <w:jc w:val="center"/>
+              <w:cnfStyle w:val="000000100000" w:firstRow="0" w:lastRow="0" w:firstColumn="0" w:lastColumn="0" w:oddVBand="0" w:evenVBand="0" w:oddHBand="1" w:evenHBand="0" w:firstRowFirstColumn="0" w:firstRowLastColumn="0" w:lastRowFirstColumn="0" w:lastRowLastColumn="0"/>
+            </w:pPr>
+            <w:r>
+              <w:t>0.559</w:t>
+            </w:r>
+            <w:r>
+              <w:t>7</w:t>
+            </w:r>
+          </w:p>
+        </w:tc>
+        <w:tc>
+          <w:tcPr>
+            <w:tcW w:w="1350" w:type="dxa"/>
+          </w:tcPr>
+          <w:p>
+            <w:pPr>
+              <w:jc w:val="center"/>
+              <w:cnfStyle w:val="000000100000" w:firstRow="0" w:lastRow="0" w:firstColumn="0" w:lastColumn="0" w:oddVBand="0" w:evenVBand="0" w:oddHBand="1" w:evenHBand="0" w:firstRowFirstColumn="0" w:firstRowLastColumn="0" w:lastRowFirstColumn="0" w:lastRowLastColumn="0"/>
+            </w:pPr>
+            <w:r>
+              <w:t>0.559</w:t>
+            </w:r>
+            <w:r>
+              <w:t>7</w:t>
+            </w:r>
+          </w:p>
+        </w:tc>
+        <w:tc>
+          <w:tcPr>
+            <w:tcW w:w="1170" w:type="dxa"/>
+          </w:tcPr>
+          <w:p>
+            <w:pPr>
+              <w:jc w:val="center"/>
+              <w:cnfStyle w:val="000000100000" w:firstRow="0" w:lastRow="0" w:firstColumn="0" w:lastColumn="0" w:oddVBand="0" w:evenVBand="0" w:oddHBand="1" w:evenHBand="0" w:firstRowFirstColumn="0" w:firstRowLastColumn="0" w:lastRowFirstColumn="0" w:lastRowLastColumn="0"/>
+            </w:pPr>
+            <w:r>
+              <w:t>1</w:t>
+            </w:r>
+          </w:p>
+        </w:tc>
+        <w:tc>
+          <w:tcPr>
+            <w:tcW w:w="1260" w:type="dxa"/>
+          </w:tcPr>
+          <w:p>
+            <w:pPr>
+              <w:jc w:val="center"/>
+              <w:cnfStyle w:val="000000100000" w:firstRow="0" w:lastRow="0" w:firstColumn="0" w:lastColumn="0" w:oddVBand="0" w:evenVBand="0" w:oddHBand="1" w:evenHBand="0" w:firstRowFirstColumn="0" w:firstRowLastColumn="0" w:lastRowFirstColumn="0" w:lastRowLastColumn="0"/>
+            </w:pPr>
+            <w:r>
+              <w:t>0.717</w:t>
+            </w:r>
+            <w:r>
+              <w:t>7</w:t>
+            </w:r>
+          </w:p>
+        </w:tc>
+        <w:tc>
+          <w:tcPr>
+            <w:tcW w:w="1440" w:type="dxa"/>
+          </w:tcPr>
+          <w:p>
+            <w:pPr>
+              <w:jc w:val="center"/>
+              <w:cnfStyle w:val="000000100000" w:firstRow="0" w:lastRow="0" w:firstColumn="0" w:lastColumn="0" w:oddVBand="0" w:evenVBand="0" w:oddHBand="1" w:evenHBand="0" w:firstRowFirstColumn="0" w:firstRowLastColumn="0" w:lastRowFirstColumn="0" w:lastRowLastColumn="0"/>
+            </w:pPr>
+            <w:r>
+              <w:t>0.503</w:t>
+            </w:r>
+            <w:r>
+              <w:t>9</w:t>
+            </w:r>
+          </w:p>
+        </w:tc>
+      </w:tr>
+      <w:tr>
+        <w:trPr>
+          <w:cantSplit/>
+          <w:trHeight w:val="2704"/>
+        </w:trPr>
+        <w:tc>
+          <w:tcPr>
+            <w:cnfStyle w:val="001000000000" w:firstRow="0" w:lastRow="0" w:firstColumn="1" w:lastColumn="0" w:oddVBand="0" w:evenVBand="0" w:oddHBand="0" w:evenHBand="0" w:firstRowFirstColumn="0" w:firstRowLastColumn="0" w:lastRowFirstColumn="0" w:lastRowLastColumn="0"/>
+            <w:tcW w:w="2844" w:type="dxa"/>
+          </w:tcPr>
+          <w:p>
+            <w:pPr>
+              <w:spacing w:before="120" w:after="120"/>
+              <w:rPr>
+                <w:b w:val="0"/>
+                <w:bCs w:val="0"/>
+              </w:rPr>
+            </w:pPr>
+            <w:r>
+              <w:rPr>
+                <w:b w:val="0"/>
+                <w:bCs w:val="0"/>
+              </w:rPr>
+              <w:lastRenderedPageBreak/>
+              <w:t xml:space="preserve">Objective 3: </w:t>
+            </w:r>
+          </w:p>
+          <w:p>
+            <w:pPr>
+              <w:rPr>
+                <w:b w:val="0"/>
+                <w:bCs w:val="0"/>
+              </w:rPr>
+            </w:pPr>
+            <w:r>
+              <w:rPr>
+                <w:b w:val="0"/>
+                <w:bCs w:val="0"/>
+              </w:rPr>
+              <w:t xml:space="preserve">POST_COVID, CELL_PHONE, </w:t>
+            </w:r>
+            <w:r>
+              <w:rPr>
+                <w:b w:val="0"/>
+                <w:bCs w:val="0"/>
+              </w:rPr>
+              <w:t>IMPAIRED_DRIVER</w:t>
+            </w:r>
+            <w:r>
+              <w:rPr>
+                <w:b w:val="0"/>
+                <w:bCs w:val="0"/>
+              </w:rPr>
+              <w:t xml:space="preserve">, </w:t>
+            </w:r>
+            <w:r>
+              <w:rPr>
+                <w:b w:val="0"/>
+                <w:bCs w:val="0"/>
+              </w:rPr>
+              <w:t>MATURE_DRIVER</w:t>
+            </w:r>
+            <w:r>
+              <w:rPr>
+                <w:b w:val="0"/>
+                <w:bCs w:val="0"/>
+              </w:rPr>
+              <w:t xml:space="preserve">, </w:t>
+            </w:r>
+            <w:r>
+              <w:rPr>
+                <w:b w:val="0"/>
+                <w:bCs w:val="0"/>
+              </w:rPr>
+              <w:t>YOUNG_DRIVER</w:t>
+            </w:r>
+            <w:r>
+              <w:rPr>
+                <w:b w:val="0"/>
+                <w:bCs w:val="0"/>
+              </w:rPr>
+              <w:t xml:space="preserve">, </w:t>
+            </w:r>
+            <w:r>
+              <w:rPr>
+                <w:b w:val="0"/>
+                <w:bCs w:val="0"/>
+              </w:rPr>
+              <w:t>FATIGUE_ASLEEP</w:t>
+            </w:r>
+            <w:r>
+              <w:rPr>
+                <w:b w:val="0"/>
+                <w:bCs w:val="0"/>
+              </w:rPr>
+              <w:t xml:space="preserve">, </w:t>
+            </w:r>
+            <w:r>
+              <w:rPr>
+                <w:b w:val="0"/>
+                <w:bCs w:val="0"/>
+              </w:rPr>
+              <w:t>HIT_RUN</w:t>
+            </w:r>
+            <w:r>
+              <w:rPr>
+                <w:b w:val="0"/>
+                <w:bCs w:val="0"/>
+              </w:rPr>
+              <w:t xml:space="preserve">, </w:t>
+            </w:r>
+            <w:r>
+              <w:rPr>
+                <w:b w:val="0"/>
+                <w:bCs w:val="0"/>
+              </w:rPr>
+              <w:t>UNLICENSED</w:t>
+            </w:r>
+            <w:r>
+              <w:rPr>
+                <w:b w:val="0"/>
+                <w:bCs w:val="0"/>
+              </w:rPr>
+              <w:t xml:space="preserve">, </w:t>
+            </w:r>
+            <w:proofErr w:type="spellStart"/>
+            <w:r>
+              <w:rPr>
+                <w:b w:val="0"/>
+                <w:bCs w:val="0"/>
+              </w:rPr>
+              <w:t>URBAN_RURALx</w:t>
+            </w:r>
+            <w:proofErr w:type="spellEnd"/>
+            <w:r>
+              <w:rPr>
+                <w:b w:val="0"/>
+                <w:bCs w:val="0"/>
+              </w:rPr>
+              <w:t xml:space="preserve"> ~</w:t>
+            </w:r>
+            <w:r>
+              <w:rPr>
+                <w:b w:val="0"/>
+                <w:bCs w:val="0"/>
+              </w:rPr>
+              <w:br/>
+              <w:t xml:space="preserve">                                                                                              AGGRESSIVE_DRIVING</w:t>
+            </w:r>
+          </w:p>
+        </w:tc>
+        <w:tc>
+          <w:tcPr>
+            <w:tcW w:w="1296" w:type="dxa"/>
+          </w:tcPr>
+          <w:p>
+            <w:pPr>
+              <w:jc w:val="center"/>
+              <w:cnfStyle w:val="000000000000" w:firstRow="0" w:lastRow="0" w:firstColumn="0" w:lastColumn="0" w:oddVBand="0" w:evenVBand="0" w:oddHBand="0" w:evenHBand="0" w:firstRowFirstColumn="0" w:firstRowLastColumn="0" w:lastRowFirstColumn="0" w:lastRowLastColumn="0"/>
+            </w:pPr>
+            <w:r>
+              <w:t>0.5598</w:t>
+            </w:r>
+          </w:p>
+        </w:tc>
+        <w:tc>
+          <w:tcPr>
+            <w:tcW w:w="1350" w:type="dxa"/>
+          </w:tcPr>
+          <w:p>
+            <w:pPr>
+              <w:jc w:val="center"/>
+              <w:cnfStyle w:val="000000000000" w:firstRow="0" w:lastRow="0" w:firstColumn="0" w:lastColumn="0" w:oddVBand="0" w:evenVBand="0" w:oddHBand="0" w:evenHBand="0" w:firstRowFirstColumn="0" w:firstRowLastColumn="0" w:lastRowFirstColumn="0" w:lastRowLastColumn="0"/>
+            </w:pPr>
+            <w:r>
+              <w:t>0.5598</w:t>
+            </w:r>
+          </w:p>
+        </w:tc>
+        <w:tc>
+          <w:tcPr>
+            <w:tcW w:w="1170" w:type="dxa"/>
+          </w:tcPr>
+          <w:p>
+            <w:pPr>
+              <w:jc w:val="center"/>
+              <w:cnfStyle w:val="000000000000" w:firstRow="0" w:lastRow="0" w:firstColumn="0" w:lastColumn="0" w:oddVBand="0" w:evenVBand="0" w:oddHBand="0" w:evenHBand="0" w:firstRowFirstColumn="0" w:firstRowLastColumn="0" w:lastRowFirstColumn="0" w:lastRowLastColumn="0"/>
+            </w:pPr>
+            <w:r>
+              <w:t>1</w:t>
+            </w:r>
+          </w:p>
+        </w:tc>
+        <w:tc>
+          <w:tcPr>
+            <w:tcW w:w="1260" w:type="dxa"/>
+          </w:tcPr>
+          <w:p>
+            <w:pPr>
+              <w:jc w:val="center"/>
+              <w:cnfStyle w:val="000000000000" w:firstRow="0" w:lastRow="0" w:firstColumn="0" w:lastColumn="0" w:oddVBand="0" w:evenVBand="0" w:oddHBand="0" w:evenHBand="0" w:firstRowFirstColumn="0" w:firstRowLastColumn="0" w:lastRowFirstColumn="0" w:lastRowLastColumn="0"/>
+            </w:pPr>
+            <w:r>
+              <w:t>0.7178</w:t>
+            </w:r>
+          </w:p>
+        </w:tc>
+        <w:tc>
+          <w:tcPr>
+            <w:tcW w:w="1440" w:type="dxa"/>
+          </w:tcPr>
+          <w:p>
+            <w:pPr>
+              <w:jc w:val="center"/>
+              <w:cnfStyle w:val="000000000000" w:firstRow="0" w:lastRow="0" w:firstColumn="0" w:lastColumn="0" w:oddVBand="0" w:evenVBand="0" w:oddHBand="0" w:evenHBand="0" w:firstRowFirstColumn="0" w:firstRowLastColumn="0" w:lastRowFirstColumn="0" w:lastRowLastColumn="0"/>
+            </w:pPr>
+            <w:r>
+              <w:t>0.5193</w:t>
+            </w:r>
+          </w:p>
+        </w:tc>
+      </w:tr>
+    </w:tbl>
+    <w:p/>
+    <w:p>
+      <w:pPr>
+        <w:pStyle w:val="Heading4"/>
+      </w:pPr>
+      <w:r>
+        <w:t xml:space="preserve">Support Vector Machine </w:t>
+      </w:r>
+      <w:r>
+        <w:t>(nu=0.01)</w:t>
+      </w:r>
+    </w:p>
+    <w:p/>
+    <w:tbl>
+      <w:tblPr>
+        <w:tblStyle w:val="GridTable2-Accent3"/>
+        <w:tblW w:w="0" w:type="auto"/>
+        <w:tblLook w:val="04A0" w:firstRow="1" w:lastRow="0" w:firstColumn="1" w:lastColumn="0" w:noHBand="0" w:noVBand="1"/>
+      </w:tblPr>
+      <w:tblGrid>
+        <w:gridCol w:w="2844"/>
+        <w:gridCol w:w="1296"/>
+        <w:gridCol w:w="1350"/>
+        <w:gridCol w:w="1260"/>
+        <w:gridCol w:w="1260"/>
+        <w:gridCol w:w="1350"/>
+      </w:tblGrid>
+      <w:tr>
+        <w:trPr>
+          <w:cnfStyle w:val="100000000000" w:firstRow="1" w:lastRow="0" w:firstColumn="0" w:lastColumn="0" w:oddVBand="0" w:evenVBand="0" w:oddHBand="0" w:evenHBand="0" w:firstRowFirstColumn="0" w:firstRowLastColumn="0" w:lastRowFirstColumn="0" w:lastRowLastColumn="0"/>
+          <w:cantSplit/>
+          <w:tblHeader/>
+        </w:trPr>
+        <w:tc>
+          <w:tcPr>
+            <w:cnfStyle w:val="001000000000" w:firstRow="0" w:lastRow="0" w:firstColumn="1" w:lastColumn="0" w:oddVBand="0" w:evenVBand="0" w:oddHBand="0" w:evenHBand="0" w:firstRowFirstColumn="0" w:firstRowLastColumn="0" w:lastRowFirstColumn="0" w:lastRowLastColumn="0"/>
+            <w:tcW w:w="2844" w:type="dxa"/>
+          </w:tcPr>
+          <w:p>
+            <w:r>
+              <w:t>Objective/Model</w:t>
+            </w:r>
+          </w:p>
+        </w:tc>
+        <w:tc>
+          <w:tcPr>
+            <w:tcW w:w="1296" w:type="dxa"/>
+          </w:tcPr>
+          <w:p>
+            <w:pPr>
+              <w:jc w:val="center"/>
+              <w:cnfStyle w:val="100000000000" w:firstRow="1" w:lastRow="0" w:firstColumn="0" w:lastColumn="0" w:oddVBand="0" w:evenVBand="0" w:oddHBand="0" w:evenHBand="0" w:firstRowFirstColumn="0" w:firstRowLastColumn="0" w:lastRowFirstColumn="0" w:lastRowLastColumn="0"/>
+            </w:pPr>
+            <w:r>
+              <w:t>Accuracy</w:t>
+            </w:r>
+          </w:p>
+        </w:tc>
+        <w:tc>
+          <w:tcPr>
+            <w:tcW w:w="1350" w:type="dxa"/>
+          </w:tcPr>
+          <w:p>
+            <w:pPr>
+              <w:jc w:val="center"/>
+              <w:cnfStyle w:val="100000000000" w:firstRow="1" w:lastRow="0" w:firstColumn="0" w:lastColumn="0" w:oddVBand="0" w:evenVBand="0" w:oddHBand="0" w:evenHBand="0" w:firstRowFirstColumn="0" w:firstRowLastColumn="0" w:lastRowFirstColumn="0" w:lastRowLastColumn="0"/>
+            </w:pPr>
+            <w:r>
+              <w:t>Precision</w:t>
+            </w:r>
+          </w:p>
+        </w:tc>
+        <w:tc>
+          <w:tcPr>
+            <w:tcW w:w="1260" w:type="dxa"/>
+          </w:tcPr>
+          <w:p>
+            <w:pPr>
+              <w:jc w:val="center"/>
+              <w:cnfStyle w:val="100000000000" w:firstRow="1" w:lastRow="0" w:firstColumn="0" w:lastColumn="0" w:oddVBand="0" w:evenVBand="0" w:oddHBand="0" w:evenHBand="0" w:firstRowFirstColumn="0" w:firstRowLastColumn="0" w:lastRowFirstColumn="0" w:lastRowLastColumn="0"/>
+            </w:pPr>
+            <w:r>
+              <w:t>Recall</w:t>
+            </w:r>
+          </w:p>
+        </w:tc>
+        <w:tc>
+          <w:tcPr>
+            <w:tcW w:w="1260" w:type="dxa"/>
+          </w:tcPr>
+          <w:p>
+            <w:pPr>
+              <w:jc w:val="center"/>
+              <w:cnfStyle w:val="100000000000" w:firstRow="1" w:lastRow="0" w:firstColumn="0" w:lastColumn="0" w:oddVBand="0" w:evenVBand="0" w:oddHBand="0" w:evenHBand="0" w:firstRowFirstColumn="0" w:firstRowLastColumn="0" w:lastRowFirstColumn="0" w:lastRowLastColumn="0"/>
+            </w:pPr>
+            <w:r>
+              <w:t>F1 Score</w:t>
+            </w:r>
+          </w:p>
+        </w:tc>
+        <w:tc>
+          <w:tcPr>
+            <w:tcW w:w="1350" w:type="dxa"/>
+          </w:tcPr>
+          <w:p>
+            <w:pPr>
+              <w:jc w:val="center"/>
+              <w:cnfStyle w:val="100000000000" w:firstRow="1" w:lastRow="0" w:firstColumn="0" w:lastColumn="0" w:oddVBand="0" w:evenVBand="0" w:oddHBand="0" w:evenHBand="0" w:firstRowFirstColumn="0" w:firstRowLastColumn="0" w:lastRowFirstColumn="0" w:lastRowLastColumn="0"/>
+            </w:pPr>
+            <w:r>
+              <w:t>ROC AUC</w:t>
+            </w:r>
           </w:p>
         </w:tc>
       </w:tr>
@@ -14533,7 +15716,7 @@
         <w:tc>
           <w:tcPr>
             <w:cnfStyle w:val="001000000000" w:firstRow="0" w:lastRow="0" w:firstColumn="1" w:lastColumn="0" w:oddVBand="0" w:evenVBand="0" w:oddHBand="0" w:evenHBand="0" w:firstRowFirstColumn="0" w:firstRowLastColumn="0" w:lastRowFirstColumn="0" w:lastRowLastColumn="0"/>
-            <w:tcW w:w="2057" w:type="dxa"/>
+            <w:tcW w:w="2844" w:type="dxa"/>
           </w:tcPr>
           <w:p>
             <w:pPr>
@@ -14548,7 +15731,6 @@
                 <w:b w:val="0"/>
                 <w:bCs w:val="0"/>
               </w:rPr>
-              <w:lastRenderedPageBreak/>
               <w:t xml:space="preserve">Objective 2: </w:t>
             </w:r>
           </w:p>
@@ -14564,13 +15746,13 @@
                 <w:b w:val="0"/>
                 <w:bCs w:val="0"/>
               </w:rPr>
-              <w:t>POST_COVID ~ CELL_PHONE</w:t>
-            </w:r>
-          </w:p>
-        </w:tc>
-        <w:tc>
-          <w:tcPr>
-            <w:tcW w:w="1494" w:type="dxa"/>
+              <w:t>POST_COVID ~ NO_CLEARNACE</w:t>
+            </w:r>
+          </w:p>
+        </w:tc>
+        <w:tc>
+          <w:tcPr>
+            <w:tcW w:w="1296" w:type="dxa"/>
           </w:tcPr>
           <w:p>
             <w:pPr>
@@ -14581,7 +15763,7 @@
         </w:tc>
         <w:tc>
           <w:tcPr>
-            <w:tcW w:w="1490" w:type="dxa"/>
+            <w:tcW w:w="1350" w:type="dxa"/>
           </w:tcPr>
           <w:p>
             <w:pPr>
@@ -14592,7 +15774,7 @@
         </w:tc>
         <w:tc>
           <w:tcPr>
-            <w:tcW w:w="1437" w:type="dxa"/>
+            <w:tcW w:w="1260" w:type="dxa"/>
           </w:tcPr>
           <w:p>
             <w:pPr>
@@ -14603,7 +15785,7 @@
         </w:tc>
         <w:tc>
           <w:tcPr>
-            <w:tcW w:w="1441" w:type="dxa"/>
+            <w:tcW w:w="1260" w:type="dxa"/>
           </w:tcPr>
           <w:p>
             <w:pPr>
@@ -14611,13 +15793,13 @@
               <w:cnfStyle w:val="000000100000" w:firstRow="0" w:lastRow="0" w:firstColumn="0" w:lastColumn="0" w:oddVBand="0" w:evenVBand="0" w:oddHBand="1" w:evenHBand="0" w:firstRowFirstColumn="0" w:firstRowLastColumn="0" w:lastRowFirstColumn="0" w:lastRowLastColumn="0"/>
             </w:pPr>
             <w:r>
-              <w:t>0.0000</w:t>
-            </w:r>
-          </w:p>
-        </w:tc>
-        <w:tc>
-          <w:tcPr>
-            <w:tcW w:w="1441" w:type="dxa"/>
+              <w:t>0.1280</w:t>
+            </w:r>
+          </w:p>
+        </w:tc>
+        <w:tc>
+          <w:tcPr>
+            <w:tcW w:w="1350" w:type="dxa"/>
           </w:tcPr>
           <w:p>
             <w:pPr>
@@ -14634,7 +15816,7 @@
         <w:tc>
           <w:tcPr>
             <w:cnfStyle w:val="001000000000" w:firstRow="0" w:lastRow="0" w:firstColumn="1" w:lastColumn="0" w:oddVBand="0" w:evenVBand="0" w:oddHBand="0" w:evenHBand="0" w:firstRowFirstColumn="0" w:firstRowLastColumn="0" w:lastRowFirstColumn="0" w:lastRowLastColumn="0"/>
-            <w:tcW w:w="2057" w:type="dxa"/>
+            <w:tcW w:w="2844" w:type="dxa"/>
           </w:tcPr>
           <w:p>
             <w:pPr>
@@ -14664,13 +15846,13 @@
                 <w:b w:val="0"/>
                 <w:bCs w:val="0"/>
               </w:rPr>
-              <w:t>POST_COVID ~ DISTRACTED</w:t>
-            </w:r>
-          </w:p>
-        </w:tc>
-        <w:tc>
-          <w:tcPr>
-            <w:tcW w:w="1494" w:type="dxa"/>
+              <w:t>POST_COVID ~ CELL_PHONE</w:t>
+            </w:r>
+          </w:p>
+        </w:tc>
+        <w:tc>
+          <w:tcPr>
+            <w:tcW w:w="1296" w:type="dxa"/>
           </w:tcPr>
           <w:p>
             <w:pPr>
@@ -14681,7 +15863,7 @@
         </w:tc>
         <w:tc>
           <w:tcPr>
-            <w:tcW w:w="1490" w:type="dxa"/>
+            <w:tcW w:w="1350" w:type="dxa"/>
           </w:tcPr>
           <w:p>
             <w:pPr>
@@ -14692,7 +15874,7 @@
         </w:tc>
         <w:tc>
           <w:tcPr>
-            <w:tcW w:w="1437" w:type="dxa"/>
+            <w:tcW w:w="1260" w:type="dxa"/>
           </w:tcPr>
           <w:p>
             <w:pPr>
@@ -14703,7 +15885,7 @@
         </w:tc>
         <w:tc>
           <w:tcPr>
-            <w:tcW w:w="1441" w:type="dxa"/>
+            <w:tcW w:w="1260" w:type="dxa"/>
           </w:tcPr>
           <w:p>
             <w:pPr>
@@ -14717,7 +15899,7 @@
         </w:tc>
         <w:tc>
           <w:tcPr>
-            <w:tcW w:w="1441" w:type="dxa"/>
+            <w:tcW w:w="1350" w:type="dxa"/>
           </w:tcPr>
           <w:p>
             <w:pPr>
@@ -14735,7 +15917,7 @@
         <w:tc>
           <w:tcPr>
             <w:cnfStyle w:val="001000000000" w:firstRow="0" w:lastRow="0" w:firstColumn="1" w:lastColumn="0" w:oddVBand="0" w:evenVBand="0" w:oddHBand="0" w:evenHBand="0" w:firstRowFirstColumn="0" w:firstRowLastColumn="0" w:lastRowFirstColumn="0" w:lastRowLastColumn="0"/>
-            <w:tcW w:w="2057" w:type="dxa"/>
+            <w:tcW w:w="2844" w:type="dxa"/>
           </w:tcPr>
           <w:p>
             <w:pPr>
@@ -14765,13 +15947,13 @@
                 <w:b w:val="0"/>
                 <w:bCs w:val="0"/>
               </w:rPr>
-              <w:t>POST_COVID ~ RUNNING_RED_LT</w:t>
-            </w:r>
-          </w:p>
-        </w:tc>
-        <w:tc>
-          <w:tcPr>
-            <w:tcW w:w="1494" w:type="dxa"/>
+              <w:t>POST_COVID ~ DISTRACTED</w:t>
+            </w:r>
+          </w:p>
+        </w:tc>
+        <w:tc>
+          <w:tcPr>
+            <w:tcW w:w="1296" w:type="dxa"/>
           </w:tcPr>
           <w:p>
             <w:pPr>
@@ -14782,7 +15964,7 @@
         </w:tc>
         <w:tc>
           <w:tcPr>
-            <w:tcW w:w="1490" w:type="dxa"/>
+            <w:tcW w:w="1350" w:type="dxa"/>
           </w:tcPr>
           <w:p>
             <w:pPr>
@@ -14793,7 +15975,7 @@
         </w:tc>
         <w:tc>
           <w:tcPr>
-            <w:tcW w:w="1437" w:type="dxa"/>
+            <w:tcW w:w="1260" w:type="dxa"/>
           </w:tcPr>
           <w:p>
             <w:pPr>
@@ -14804,7 +15986,7 @@
         </w:tc>
         <w:tc>
           <w:tcPr>
-            <w:tcW w:w="1441" w:type="dxa"/>
+            <w:tcW w:w="1260" w:type="dxa"/>
           </w:tcPr>
           <w:p>
             <w:pPr>
@@ -14818,7 +16000,7 @@
         </w:tc>
         <w:tc>
           <w:tcPr>
-            <w:tcW w:w="1441" w:type="dxa"/>
+            <w:tcW w:w="1350" w:type="dxa"/>
           </w:tcPr>
           <w:p>
             <w:pPr>
@@ -14835,7 +16017,7 @@
         <w:tc>
           <w:tcPr>
             <w:cnfStyle w:val="001000000000" w:firstRow="0" w:lastRow="0" w:firstColumn="1" w:lastColumn="0" w:oddVBand="0" w:evenVBand="0" w:oddHBand="0" w:evenHBand="0" w:firstRowFirstColumn="0" w:firstRowLastColumn="0" w:lastRowFirstColumn="0" w:lastRowLastColumn="0"/>
-            <w:tcW w:w="2057" w:type="dxa"/>
+            <w:tcW w:w="2844" w:type="dxa"/>
           </w:tcPr>
           <w:p>
             <w:pPr>
@@ -14865,13 +16047,13 @@
                 <w:b w:val="0"/>
                 <w:bCs w:val="0"/>
               </w:rPr>
-              <w:t>POST_COVID ~ RUNNING_STOP_SIGN</w:t>
-            </w:r>
-          </w:p>
-        </w:tc>
-        <w:tc>
-          <w:tcPr>
-            <w:tcW w:w="1494" w:type="dxa"/>
+              <w:t>POST_COVID ~ RUNNING_RED_LT</w:t>
+            </w:r>
+          </w:p>
+        </w:tc>
+        <w:tc>
+          <w:tcPr>
+            <w:tcW w:w="1296" w:type="dxa"/>
           </w:tcPr>
           <w:p>
             <w:pPr>
@@ -14882,7 +16064,7 @@
         </w:tc>
         <w:tc>
           <w:tcPr>
-            <w:tcW w:w="1490" w:type="dxa"/>
+            <w:tcW w:w="1350" w:type="dxa"/>
           </w:tcPr>
           <w:p>
             <w:pPr>
@@ -14893,7 +16075,7 @@
         </w:tc>
         <w:tc>
           <w:tcPr>
-            <w:tcW w:w="1437" w:type="dxa"/>
+            <w:tcW w:w="1260" w:type="dxa"/>
           </w:tcPr>
           <w:p>
             <w:pPr>
@@ -14904,7 +16086,7 @@
         </w:tc>
         <w:tc>
           <w:tcPr>
-            <w:tcW w:w="1441" w:type="dxa"/>
+            <w:tcW w:w="1260" w:type="dxa"/>
           </w:tcPr>
           <w:p>
             <w:pPr>
@@ -14918,7 +16100,7 @@
         </w:tc>
         <w:tc>
           <w:tcPr>
-            <w:tcW w:w="1441" w:type="dxa"/>
+            <w:tcW w:w="1350" w:type="dxa"/>
           </w:tcPr>
           <w:p>
             <w:pPr>
@@ -14936,7 +16118,7 @@
         <w:tc>
           <w:tcPr>
             <w:cnfStyle w:val="001000000000" w:firstRow="0" w:lastRow="0" w:firstColumn="1" w:lastColumn="0" w:oddVBand="0" w:evenVBand="0" w:oddHBand="0" w:evenHBand="0" w:firstRowFirstColumn="0" w:firstRowLastColumn="0" w:lastRowFirstColumn="0" w:lastRowLastColumn="0"/>
-            <w:tcW w:w="2057" w:type="dxa"/>
+            <w:tcW w:w="2844" w:type="dxa"/>
           </w:tcPr>
           <w:p>
             <w:pPr>
@@ -14966,13 +16148,13 @@
                 <w:b w:val="0"/>
                 <w:bCs w:val="0"/>
               </w:rPr>
-              <w:t>POST_COVID ~ SPEEDING</w:t>
-            </w:r>
-          </w:p>
-        </w:tc>
-        <w:tc>
-          <w:tcPr>
-            <w:tcW w:w="1494" w:type="dxa"/>
+              <w:t>POST_COVID ~ RUNNING_STOP_SIGN</w:t>
+            </w:r>
+          </w:p>
+        </w:tc>
+        <w:tc>
+          <w:tcPr>
+            <w:tcW w:w="1296" w:type="dxa"/>
           </w:tcPr>
           <w:p>
             <w:pPr>
@@ -14983,7 +16165,7 @@
         </w:tc>
         <w:tc>
           <w:tcPr>
-            <w:tcW w:w="1490" w:type="dxa"/>
+            <w:tcW w:w="1350" w:type="dxa"/>
           </w:tcPr>
           <w:p>
             <w:pPr>
@@ -14994,7 +16176,7 @@
         </w:tc>
         <w:tc>
           <w:tcPr>
-            <w:tcW w:w="1437" w:type="dxa"/>
+            <w:tcW w:w="1260" w:type="dxa"/>
           </w:tcPr>
           <w:p>
             <w:pPr>
@@ -15005,7 +16187,7 @@
         </w:tc>
         <w:tc>
           <w:tcPr>
-            <w:tcW w:w="1441" w:type="dxa"/>
+            <w:tcW w:w="1260" w:type="dxa"/>
           </w:tcPr>
           <w:p>
             <w:pPr>
@@ -15019,7 +16201,7 @@
         </w:tc>
         <w:tc>
           <w:tcPr>
-            <w:tcW w:w="1441" w:type="dxa"/>
+            <w:tcW w:w="1350" w:type="dxa"/>
           </w:tcPr>
           <w:p>
             <w:pPr>
@@ -15036,7 +16218,7 @@
         <w:tc>
           <w:tcPr>
             <w:cnfStyle w:val="001000000000" w:firstRow="0" w:lastRow="0" w:firstColumn="1" w:lastColumn="0" w:oddVBand="0" w:evenVBand="0" w:oddHBand="0" w:evenHBand="0" w:firstRowFirstColumn="0" w:firstRowLastColumn="0" w:lastRowFirstColumn="0" w:lastRowLastColumn="0"/>
-            <w:tcW w:w="2057" w:type="dxa"/>
+            <w:tcW w:w="2844" w:type="dxa"/>
           </w:tcPr>
           <w:p>
             <w:pPr>
@@ -15066,13 +16248,13 @@
                 <w:b w:val="0"/>
                 <w:bCs w:val="0"/>
               </w:rPr>
-              <w:t>POST_COVID ~ SPEEDING_RELATED</w:t>
-            </w:r>
-          </w:p>
-        </w:tc>
-        <w:tc>
-          <w:tcPr>
-            <w:tcW w:w="1494" w:type="dxa"/>
+              <w:t>POST_COVID ~ SPEEDING</w:t>
+            </w:r>
+          </w:p>
+        </w:tc>
+        <w:tc>
+          <w:tcPr>
+            <w:tcW w:w="1296" w:type="dxa"/>
           </w:tcPr>
           <w:p>
             <w:pPr>
@@ -15083,7 +16265,7 @@
         </w:tc>
         <w:tc>
           <w:tcPr>
-            <w:tcW w:w="1490" w:type="dxa"/>
+            <w:tcW w:w="1350" w:type="dxa"/>
           </w:tcPr>
           <w:p>
             <w:pPr>
@@ -15094,7 +16276,7 @@
         </w:tc>
         <w:tc>
           <w:tcPr>
-            <w:tcW w:w="1437" w:type="dxa"/>
+            <w:tcW w:w="1260" w:type="dxa"/>
           </w:tcPr>
           <w:p>
             <w:pPr>
@@ -15105,7 +16287,7 @@
         </w:tc>
         <w:tc>
           <w:tcPr>
-            <w:tcW w:w="1441" w:type="dxa"/>
+            <w:tcW w:w="1260" w:type="dxa"/>
           </w:tcPr>
           <w:p>
             <w:pPr>
@@ -15113,13 +16295,13 @@
               <w:cnfStyle w:val="000000000000" w:firstRow="0" w:lastRow="0" w:firstColumn="0" w:lastColumn="0" w:oddVBand="0" w:evenVBand="0" w:oddHBand="0" w:evenHBand="0" w:firstRowFirstColumn="0" w:firstRowLastColumn="0" w:lastRowFirstColumn="0" w:lastRowLastColumn="0"/>
             </w:pPr>
             <w:r>
-              <w:t>0.4020</w:t>
-            </w:r>
-          </w:p>
-        </w:tc>
-        <w:tc>
-          <w:tcPr>
-            <w:tcW w:w="1441" w:type="dxa"/>
+              <w:t>0.0000</w:t>
+            </w:r>
+          </w:p>
+        </w:tc>
+        <w:tc>
+          <w:tcPr>
+            <w:tcW w:w="1350" w:type="dxa"/>
           </w:tcPr>
           <w:p>
             <w:pPr>
@@ -15137,7 +16319,7 @@
         <w:tc>
           <w:tcPr>
             <w:cnfStyle w:val="001000000000" w:firstRow="0" w:lastRow="0" w:firstColumn="1" w:lastColumn="0" w:oddVBand="0" w:evenVBand="0" w:oddHBand="0" w:evenHBand="0" w:firstRowFirstColumn="0" w:firstRowLastColumn="0" w:lastRowFirstColumn="0" w:lastRowLastColumn="0"/>
-            <w:tcW w:w="2057" w:type="dxa"/>
+            <w:tcW w:w="2844" w:type="dxa"/>
           </w:tcPr>
           <w:p>
             <w:pPr>
@@ -15167,13 +16349,13 @@
                 <w:b w:val="0"/>
                 <w:bCs w:val="0"/>
               </w:rPr>
-              <w:t>POST_COVID ~ TAILGAITING</w:t>
-            </w:r>
-          </w:p>
-        </w:tc>
-        <w:tc>
-          <w:tcPr>
-            <w:tcW w:w="1494" w:type="dxa"/>
+              <w:t>POST_COVID ~ SPEEDING_RELATED</w:t>
+            </w:r>
+          </w:p>
+        </w:tc>
+        <w:tc>
+          <w:tcPr>
+            <w:tcW w:w="1296" w:type="dxa"/>
           </w:tcPr>
           <w:p>
             <w:pPr>
@@ -15184,7 +16366,7 @@
         </w:tc>
         <w:tc>
           <w:tcPr>
-            <w:tcW w:w="1490" w:type="dxa"/>
+            <w:tcW w:w="1350" w:type="dxa"/>
           </w:tcPr>
           <w:p>
             <w:pPr>
@@ -15195,7 +16377,7 @@
         </w:tc>
         <w:tc>
           <w:tcPr>
-            <w:tcW w:w="1437" w:type="dxa"/>
+            <w:tcW w:w="1260" w:type="dxa"/>
           </w:tcPr>
           <w:p>
             <w:pPr>
@@ -15206,7 +16388,7 @@
         </w:tc>
         <w:tc>
           <w:tcPr>
-            <w:tcW w:w="1441" w:type="dxa"/>
+            <w:tcW w:w="1260" w:type="dxa"/>
           </w:tcPr>
           <w:p>
             <w:pPr>
@@ -15214,18 +16396,320 @@
               <w:cnfStyle w:val="000000100000" w:firstRow="0" w:lastRow="0" w:firstColumn="0" w:lastColumn="0" w:oddVBand="0" w:evenVBand="0" w:oddHBand="1" w:evenHBand="0" w:firstRowFirstColumn="0" w:firstRowLastColumn="0" w:lastRowFirstColumn="0" w:lastRowLastColumn="0"/>
             </w:pPr>
             <w:r>
-              <w:t>0.0890</w:t>
-            </w:r>
-          </w:p>
-        </w:tc>
-        <w:tc>
-          <w:tcPr>
-            <w:tcW w:w="1441" w:type="dxa"/>
+              <w:t>0.4020</w:t>
+            </w:r>
+          </w:p>
+        </w:tc>
+        <w:tc>
+          <w:tcPr>
+            <w:tcW w:w="1350" w:type="dxa"/>
           </w:tcPr>
           <w:p>
             <w:pPr>
               <w:jc w:val="center"/>
               <w:cnfStyle w:val="000000100000" w:firstRow="0" w:lastRow="0" w:firstColumn="0" w:lastColumn="0" w:oddVBand="0" w:evenVBand="0" w:oddHBand="1" w:evenHBand="0" w:firstRowFirstColumn="0" w:firstRowLastColumn="0" w:lastRowFirstColumn="0" w:lastRowLastColumn="0"/>
+            </w:pPr>
+          </w:p>
+        </w:tc>
+      </w:tr>
+      <w:tr>
+        <w:trPr>
+          <w:cantSplit/>
+        </w:trPr>
+        <w:tc>
+          <w:tcPr>
+            <w:cnfStyle w:val="001000000000" w:firstRow="0" w:lastRow="0" w:firstColumn="1" w:lastColumn="0" w:oddVBand="0" w:evenVBand="0" w:oddHBand="0" w:evenHBand="0" w:firstRowFirstColumn="0" w:firstRowLastColumn="0" w:lastRowFirstColumn="0" w:lastRowLastColumn="0"/>
+            <w:tcW w:w="2844" w:type="dxa"/>
+          </w:tcPr>
+          <w:p>
+            <w:pPr>
+              <w:spacing w:before="120" w:after="120"/>
+              <w:rPr>
+                <w:b w:val="0"/>
+                <w:bCs w:val="0"/>
+              </w:rPr>
+            </w:pPr>
+            <w:r>
+              <w:rPr>
+                <w:b w:val="0"/>
+                <w:bCs w:val="0"/>
+              </w:rPr>
+              <w:lastRenderedPageBreak/>
+              <w:t xml:space="preserve">Objective 2: </w:t>
+            </w:r>
+          </w:p>
+          <w:p>
+            <w:pPr>
+              <w:rPr>
+                <w:b w:val="0"/>
+                <w:bCs w:val="0"/>
+              </w:rPr>
+            </w:pPr>
+            <w:r>
+              <w:rPr>
+                <w:b w:val="0"/>
+                <w:bCs w:val="0"/>
+              </w:rPr>
+              <w:t>POST_COVID ~ TAILGAITING</w:t>
+            </w:r>
+          </w:p>
+        </w:tc>
+        <w:tc>
+          <w:tcPr>
+            <w:tcW w:w="1296" w:type="dxa"/>
+          </w:tcPr>
+          <w:p>
+            <w:pPr>
+              <w:jc w:val="center"/>
+              <w:cnfStyle w:val="000000000000" w:firstRow="0" w:lastRow="0" w:firstColumn="0" w:lastColumn="0" w:oddVBand="0" w:evenVBand="0" w:oddHBand="0" w:evenHBand="0" w:firstRowFirstColumn="0" w:firstRowLastColumn="0" w:lastRowFirstColumn="0" w:lastRowLastColumn="0"/>
+            </w:pPr>
+          </w:p>
+        </w:tc>
+        <w:tc>
+          <w:tcPr>
+            <w:tcW w:w="1350" w:type="dxa"/>
+          </w:tcPr>
+          <w:p>
+            <w:pPr>
+              <w:jc w:val="center"/>
+              <w:cnfStyle w:val="000000000000" w:firstRow="0" w:lastRow="0" w:firstColumn="0" w:lastColumn="0" w:oddVBand="0" w:evenVBand="0" w:oddHBand="0" w:evenHBand="0" w:firstRowFirstColumn="0" w:firstRowLastColumn="0" w:lastRowFirstColumn="0" w:lastRowLastColumn="0"/>
+            </w:pPr>
+          </w:p>
+        </w:tc>
+        <w:tc>
+          <w:tcPr>
+            <w:tcW w:w="1260" w:type="dxa"/>
+          </w:tcPr>
+          <w:p>
+            <w:pPr>
+              <w:jc w:val="center"/>
+              <w:cnfStyle w:val="000000000000" w:firstRow="0" w:lastRow="0" w:firstColumn="0" w:lastColumn="0" w:oddVBand="0" w:evenVBand="0" w:oddHBand="0" w:evenHBand="0" w:firstRowFirstColumn="0" w:firstRowLastColumn="0" w:lastRowFirstColumn="0" w:lastRowLastColumn="0"/>
+            </w:pPr>
+          </w:p>
+        </w:tc>
+        <w:tc>
+          <w:tcPr>
+            <w:tcW w:w="1260" w:type="dxa"/>
+          </w:tcPr>
+          <w:p>
+            <w:pPr>
+              <w:jc w:val="center"/>
+              <w:cnfStyle w:val="000000000000" w:firstRow="0" w:lastRow="0" w:firstColumn="0" w:lastColumn="0" w:oddVBand="0" w:evenVBand="0" w:oddHBand="0" w:evenHBand="0" w:firstRowFirstColumn="0" w:firstRowLastColumn="0" w:lastRowFirstColumn="0" w:lastRowLastColumn="0"/>
+            </w:pPr>
+            <w:r>
+              <w:t>0.0890</w:t>
+            </w:r>
+          </w:p>
+        </w:tc>
+        <w:tc>
+          <w:tcPr>
+            <w:tcW w:w="1350" w:type="dxa"/>
+          </w:tcPr>
+          <w:p>
+            <w:pPr>
+              <w:jc w:val="center"/>
+              <w:cnfStyle w:val="000000000000" w:firstRow="0" w:lastRow="0" w:firstColumn="0" w:lastColumn="0" w:oddVBand="0" w:evenVBand="0" w:oddHBand="0" w:evenHBand="0" w:firstRowFirstColumn="0" w:firstRowLastColumn="0" w:lastRowFirstColumn="0" w:lastRowLastColumn="0"/>
+            </w:pPr>
+          </w:p>
+        </w:tc>
+      </w:tr>
+    </w:tbl>
+    <w:p/>
+    <w:p>
+      <w:pPr>
+        <w:pStyle w:val="Heading3"/>
+      </w:pPr>
+      <w:bookmarkStart w:id="42" w:name="_Toc225109755"/>
+      <w:r>
+        <w:t>Comparative Analysis</w:t>
+      </w:r>
+      <w:bookmarkEnd w:id="42"/>
+    </w:p>
+    <w:p>
+      <w:r>
+        <w:t xml:space="preserve">Logistic regression provides coefficients for independent variables that are easily interpretable to a wide audience. Random forest is not as easily interpreted for public </w:t>
+      </w:r>
+      <w:proofErr w:type="gramStart"/>
+      <w:r>
+        <w:t>consumption,</w:t>
+      </w:r>
+      <w:proofErr w:type="gramEnd"/>
+      <w:r>
+        <w:t xml:space="preserve"> however, it </w:t>
+      </w:r>
+      <w:r>
+        <w:t>is a good option for comparison</w:t>
+      </w:r>
+      <w:r>
+        <w:t xml:space="preserve"> </w:t>
+      </w:r>
+      <w:r>
+        <w:t xml:space="preserve">because it is a </w:t>
+      </w:r>
+      <w:r>
+        <w:t>nonparametric algorithm that handles both linear and non-linear relationships</w:t>
+      </w:r>
+      <w:r>
+        <w:t xml:space="preserve"> and</w:t>
+      </w:r>
+      <w:r>
+        <w:t xml:space="preserve"> is resistant to noise and outliers</w:t>
+      </w:r>
+      <w:r>
+        <w:t xml:space="preserve"> </w:t>
+      </w:r>
+      <w:r>
+        <w:t>(Geeks for Geeks, 2025a)</w:t>
+      </w:r>
+      <w:r>
+        <w:t>. G</w:t>
+      </w:r>
+      <w:r>
+        <w:t xml:space="preserve">radient boosting </w:t>
+      </w:r>
+      <w:r>
+        <w:t>handles</w:t>
+      </w:r>
+      <w:r>
+        <w:t xml:space="preserve"> imbalanced data well and provides maximum predictive performance. </w:t>
+      </w:r>
+    </w:p>
+    <w:p>
+      <w:pPr>
+        <w:pStyle w:val="Heading3"/>
+      </w:pPr>
+      <w:bookmarkStart w:id="43" w:name="_Toc225109756"/>
+      <w:r>
+        <w:t>Diagnostic Evaluation</w:t>
+      </w:r>
+      <w:bookmarkEnd w:id="43"/>
+    </w:p>
+    <w:p>
+      <w:r>
+        <w:t>Confusion matrices were not obtained for support vector machine models.</w:t>
+      </w:r>
+      <w:r>
+        <w:t xml:space="preserve"> The confusion matrices below</w:t>
+      </w:r>
+      <w:r>
+        <w:t>, along with the low ROC AUC</w:t>
+      </w:r>
+      <w:r>
+        <w:t xml:space="preserve"> values</w:t>
+      </w:r>
+      <w:r>
+        <w:t xml:space="preserve">, </w:t>
+      </w:r>
+      <w:r>
+        <w:t>suggest</w:t>
+      </w:r>
+      <w:r>
+        <w:t xml:space="preserve"> that all models are overfitting the data.</w:t>
+      </w:r>
+    </w:p>
+    <w:p>
+      <w:pPr>
+        <w:pStyle w:val="Heading4"/>
+        <w:spacing w:before="120" w:after="120"/>
+      </w:pPr>
+      <w:bookmarkStart w:id="44" w:name="_Toc225109757"/>
+      <w:r>
+        <w:t>Logistic Regression (C=0.01, l1_ratio=0)</w:t>
+      </w:r>
+    </w:p>
+    <w:tbl>
+      <w:tblPr>
+        <w:tblStyle w:val="GridTable2-Accent3"/>
+        <w:tblW w:w="9540" w:type="dxa"/>
+        <w:tblLook w:val="04A0" w:firstRow="1" w:lastRow="0" w:firstColumn="1" w:lastColumn="0" w:noHBand="0" w:noVBand="1"/>
+      </w:tblPr>
+      <w:tblGrid>
+        <w:gridCol w:w="4751"/>
+        <w:gridCol w:w="4789"/>
+      </w:tblGrid>
+      <w:tr>
+        <w:trPr>
+          <w:cnfStyle w:val="100000000000" w:firstRow="1" w:lastRow="0" w:firstColumn="0" w:lastColumn="0" w:oddVBand="0" w:evenVBand="0" w:oddHBand="0" w:evenHBand="0" w:firstRowFirstColumn="0" w:firstRowLastColumn="0" w:lastRowFirstColumn="0" w:lastRowLastColumn="0"/>
+          <w:cantSplit/>
+          <w:tblHeader/>
+        </w:trPr>
+        <w:tc>
+          <w:tcPr>
+            <w:cnfStyle w:val="001000000000" w:firstRow="0" w:lastRow="0" w:firstColumn="1" w:lastColumn="0" w:oddVBand="0" w:evenVBand="0" w:oddHBand="0" w:evenHBand="0" w:firstRowFirstColumn="0" w:firstRowLastColumn="0" w:lastRowFirstColumn="0" w:lastRowLastColumn="0"/>
+            <w:tcW w:w="4751" w:type="dxa"/>
+          </w:tcPr>
+          <w:p>
+            <w:r>
+              <w:t>Objective/Model</w:t>
+            </w:r>
+          </w:p>
+        </w:tc>
+        <w:tc>
+          <w:tcPr>
+            <w:tcW w:w="4789" w:type="dxa"/>
+          </w:tcPr>
+          <w:p>
+            <w:pPr>
+              <w:cnfStyle w:val="100000000000" w:firstRow="1" w:lastRow="0" w:firstColumn="0" w:lastColumn="0" w:oddVBand="0" w:evenVBand="0" w:oddHBand="0" w:evenHBand="0" w:firstRowFirstColumn="0" w:firstRowLastColumn="0" w:lastRowFirstColumn="0" w:lastRowLastColumn="0"/>
+            </w:pPr>
+          </w:p>
+        </w:tc>
+      </w:tr>
+      <w:tr>
+        <w:trPr>
+          <w:cnfStyle w:val="000000100000" w:firstRow="0" w:lastRow="0" w:firstColumn="0" w:lastColumn="0" w:oddVBand="0" w:evenVBand="0" w:oddHBand="1" w:evenHBand="0" w:firstRowFirstColumn="0" w:firstRowLastColumn="0" w:lastRowFirstColumn="0" w:lastRowLastColumn="0"/>
+          <w:cantSplit/>
+          <w:trHeight w:val="951"/>
+        </w:trPr>
+        <w:tc>
+          <w:tcPr>
+            <w:cnfStyle w:val="001000000000" w:firstRow="0" w:lastRow="0" w:firstColumn="1" w:lastColumn="0" w:oddVBand="0" w:evenVBand="0" w:oddHBand="0" w:evenHBand="0" w:firstRowFirstColumn="0" w:firstRowLastColumn="0" w:lastRowFirstColumn="0" w:lastRowLastColumn="0"/>
+            <w:tcW w:w="4751" w:type="dxa"/>
+          </w:tcPr>
+          <w:p>
+            <w:pPr>
+              <w:spacing w:before="120" w:after="120"/>
+              <w:rPr>
+                <w:b w:val="0"/>
+                <w:bCs w:val="0"/>
+              </w:rPr>
+            </w:pPr>
+            <w:r>
+              <w:rPr>
+                <w:b w:val="0"/>
+                <w:bCs w:val="0"/>
+              </w:rPr>
+              <w:t xml:space="preserve">Objective 1: </w:t>
+            </w:r>
+          </w:p>
+          <w:p>
+            <w:pPr>
+              <w:rPr>
+                <w:b w:val="0"/>
+                <w:bCs w:val="0"/>
+              </w:rPr>
+            </w:pPr>
+            <w:r>
+              <w:rPr>
+                <w:b w:val="0"/>
+                <w:bCs w:val="0"/>
+              </w:rPr>
+              <w:t>POST_COVID ~ AGGRESSIVE_DRIVING</w:t>
+            </w:r>
+          </w:p>
+        </w:tc>
+        <w:tc>
+          <w:tcPr>
+            <w:tcW w:w="4789" w:type="dxa"/>
+          </w:tcPr>
+          <w:p>
+            <w:pPr>
+              <w:spacing w:before="120" w:after="120"/>
+              <w:cnfStyle w:val="000000100000" w:firstRow="0" w:lastRow="0" w:firstColumn="0" w:lastColumn="0" w:oddVBand="0" w:evenVBand="0" w:oddHBand="1" w:evenHBand="0" w:firstRowFirstColumn="0" w:firstRowLastColumn="0" w:lastRowFirstColumn="0" w:lastRowLastColumn="0"/>
+              <w:rPr>
+                <w:b/>
+                <w:bCs/>
+              </w:rPr>
             </w:pPr>
           </w:p>
         </w:tc>
@@ -15238,7 +16722,7 @@
         <w:tc>
           <w:tcPr>
             <w:cnfStyle w:val="001000000000" w:firstRow="0" w:lastRow="0" w:firstColumn="1" w:lastColumn="0" w:oddVBand="0" w:evenVBand="0" w:oddHBand="0" w:evenHBand="0" w:firstRowFirstColumn="0" w:firstRowLastColumn="0" w:lastRowFirstColumn="0" w:lastRowLastColumn="0"/>
-            <w:tcW w:w="2057" w:type="dxa"/>
+            <w:tcW w:w="4751" w:type="dxa"/>
           </w:tcPr>
           <w:p>
             <w:pPr>
@@ -15382,105 +16866,701 @@
         </w:tc>
         <w:tc>
           <w:tcPr>
-            <w:tcW w:w="1494" w:type="dxa"/>
-          </w:tcPr>
-          <w:p>
-            <w:pPr>
-              <w:jc w:val="center"/>
+            <w:tcW w:w="4789" w:type="dxa"/>
+          </w:tcPr>
+          <w:p>
+            <w:pPr>
+              <w:spacing w:before="120" w:after="120"/>
               <w:cnfStyle w:val="000000000000" w:firstRow="0" w:lastRow="0" w:firstColumn="0" w:lastColumn="0" w:oddVBand="0" w:evenVBand="0" w:oddHBand="0" w:evenHBand="0" w:firstRowFirstColumn="0" w:firstRowLastColumn="0" w:lastRowFirstColumn="0" w:lastRowLastColumn="0"/>
-            </w:pPr>
-            <w:r>
-              <w:t>0.5598</w:t>
-            </w:r>
-          </w:p>
-        </w:tc>
-        <w:tc>
-          <w:tcPr>
-            <w:tcW w:w="1490" w:type="dxa"/>
-          </w:tcPr>
-          <w:p>
-            <w:pPr>
-              <w:jc w:val="center"/>
-              <w:cnfStyle w:val="000000000000" w:firstRow="0" w:lastRow="0" w:firstColumn="0" w:lastColumn="0" w:oddVBand="0" w:evenVBand="0" w:oddHBand="0" w:evenHBand="0" w:firstRowFirstColumn="0" w:firstRowLastColumn="0" w:lastRowFirstColumn="0" w:lastRowLastColumn="0"/>
-            </w:pPr>
-            <w:r>
-              <w:t>0.5598</w:t>
-            </w:r>
-          </w:p>
-        </w:tc>
-        <w:tc>
-          <w:tcPr>
-            <w:tcW w:w="1437" w:type="dxa"/>
-          </w:tcPr>
-          <w:p>
-            <w:pPr>
-              <w:jc w:val="center"/>
-              <w:cnfStyle w:val="000000000000" w:firstRow="0" w:lastRow="0" w:firstColumn="0" w:lastColumn="0" w:oddVBand="0" w:evenVBand="0" w:oddHBand="0" w:evenHBand="0" w:firstRowFirstColumn="0" w:firstRowLastColumn="0" w:lastRowFirstColumn="0" w:lastRowLastColumn="0"/>
-            </w:pPr>
-            <w:r>
-              <w:t>1</w:t>
-            </w:r>
-          </w:p>
-        </w:tc>
-        <w:tc>
-          <w:tcPr>
-            <w:tcW w:w="1441" w:type="dxa"/>
-          </w:tcPr>
-          <w:p>
-            <w:pPr>
-              <w:jc w:val="center"/>
-              <w:cnfStyle w:val="000000000000" w:firstRow="0" w:lastRow="0" w:firstColumn="0" w:lastColumn="0" w:oddVBand="0" w:evenVBand="0" w:oddHBand="0" w:evenHBand="0" w:firstRowFirstColumn="0" w:firstRowLastColumn="0" w:lastRowFirstColumn="0" w:lastRowLastColumn="0"/>
-            </w:pPr>
-            <w:r>
-              <w:t>0.7178</w:t>
-            </w:r>
-          </w:p>
-        </w:tc>
-        <w:tc>
-          <w:tcPr>
-            <w:tcW w:w="1441" w:type="dxa"/>
-          </w:tcPr>
-          <w:p>
-            <w:pPr>
-              <w:jc w:val="center"/>
-              <w:cnfStyle w:val="000000000000" w:firstRow="0" w:lastRow="0" w:firstColumn="0" w:lastColumn="0" w:oddVBand="0" w:evenVBand="0" w:oddHBand="0" w:evenHBand="0" w:firstRowFirstColumn="0" w:firstRowLastColumn="0" w:lastRowFirstColumn="0" w:lastRowLastColumn="0"/>
-            </w:pPr>
-            <w:r>
-              <w:t>0.5193</w:t>
+              <w:rPr>
+                <w:b/>
+                <w:bCs/>
+              </w:rPr>
+            </w:pPr>
+            <w:r>
+              <w:rPr>
+                <w:b/>
+                <w:bCs/>
+                <w:noProof/>
+                <w14:ligatures w14:val="standardContextual"/>
+              </w:rPr>
+              <w:drawing>
+                <wp:inline distT="0" distB="0" distL="0" distR="0" wp14:anchorId="495B72E2" wp14:editId="200F13B9">
+                  <wp:extent cx="2868219" cy="2298865"/>
+                  <wp:effectExtent l="0" t="0" r="2540" b="0"/>
+                  <wp:docPr id="607470904" name="Picture 8"/>
+                  <wp:cNvGraphicFramePr>
+                    <a:graphicFrameLocks xmlns:a="http://schemas.openxmlformats.org/drawingml/2006/main" noChangeAspect="1"/>
+                  </wp:cNvGraphicFramePr>
+                  <a:graphic xmlns:a="http://schemas.openxmlformats.org/drawingml/2006/main">
+                    <a:graphicData uri="http://schemas.openxmlformats.org/drawingml/2006/picture">
+                      <pic:pic xmlns:pic="http://schemas.openxmlformats.org/drawingml/2006/picture">
+                        <pic:nvPicPr>
+                          <pic:cNvPr id="607470904" name="Picture 607470904"/>
+                          <pic:cNvPicPr/>
+                        </pic:nvPicPr>
+                        <pic:blipFill>
+                          <a:blip r:embed="rId16" cstate="print">
+                            <a:extLst>
+                              <a:ext uri="{28A0092B-C50C-407E-A947-70E740481C1C}">
+                                <a14:useLocalDpi xmlns:a14="http://schemas.microsoft.com/office/drawing/2010/main" val="0"/>
+                              </a:ext>
+                            </a:extLst>
+                          </a:blip>
+                          <a:stretch>
+                            <a:fillRect/>
+                          </a:stretch>
+                        </pic:blipFill>
+                        <pic:spPr>
+                          <a:xfrm>
+                            <a:off x="0" y="0"/>
+                            <a:ext cx="2958659" cy="2371352"/>
+                          </a:xfrm>
+                          <a:prstGeom prst="rect">
+                            <a:avLst/>
+                          </a:prstGeom>
+                        </pic:spPr>
+                      </pic:pic>
+                    </a:graphicData>
+                  </a:graphic>
+                </wp:inline>
+              </w:drawing>
             </w:r>
           </w:p>
         </w:tc>
       </w:tr>
     </w:tbl>
-    <w:p/>
     <w:p>
       <w:pPr>
         <w:pStyle w:val="Heading3"/>
       </w:pPr>
-      <w:bookmarkStart w:id="42" w:name="_Toc225109755"/>
-      <w:r>
-        <w:t>Comparative Analysis</w:t>
-      </w:r>
-      <w:bookmarkEnd w:id="42"/>
     </w:p>
-    <w:p/>
     <w:p>
       <w:pPr>
+        <w:pStyle w:val="Heading4"/>
+        <w:spacing w:before="120" w:after="120"/>
+      </w:pPr>
+      <w:r>
+        <w:t>Random Forest (</w:t>
+      </w:r>
+      <w:proofErr w:type="spellStart"/>
+      <w:r>
+        <w:t>n_estimators</w:t>
+      </w:r>
+      <w:proofErr w:type="spellEnd"/>
+      <w:r>
+        <w:t xml:space="preserve">=50, </w:t>
+      </w:r>
+      <w:proofErr w:type="spellStart"/>
+      <w:r>
+        <w:t>max_depth</w:t>
+      </w:r>
+      <w:proofErr w:type="spellEnd"/>
+      <w:r>
+        <w:t>=None)</w:t>
+      </w:r>
+    </w:p>
+    <w:tbl>
+      <w:tblPr>
+        <w:tblStyle w:val="GridTable2-Accent3"/>
+        <w:tblW w:w="9540" w:type="dxa"/>
+        <w:tblLook w:val="04A0" w:firstRow="1" w:lastRow="0" w:firstColumn="1" w:lastColumn="0" w:noHBand="0" w:noVBand="1"/>
+      </w:tblPr>
+      <w:tblGrid>
+        <w:gridCol w:w="4751"/>
+        <w:gridCol w:w="4789"/>
+      </w:tblGrid>
+      <w:tr>
+        <w:trPr>
+          <w:cnfStyle w:val="100000000000" w:firstRow="1" w:lastRow="0" w:firstColumn="0" w:lastColumn="0" w:oddVBand="0" w:evenVBand="0" w:oddHBand="0" w:evenHBand="0" w:firstRowFirstColumn="0" w:firstRowLastColumn="0" w:lastRowFirstColumn="0" w:lastRowLastColumn="0"/>
+          <w:cantSplit/>
+          <w:tblHeader/>
+        </w:trPr>
+        <w:tc>
+          <w:tcPr>
+            <w:cnfStyle w:val="001000000000" w:firstRow="0" w:lastRow="0" w:firstColumn="1" w:lastColumn="0" w:oddVBand="0" w:evenVBand="0" w:oddHBand="0" w:evenHBand="0" w:firstRowFirstColumn="0" w:firstRowLastColumn="0" w:lastRowFirstColumn="0" w:lastRowLastColumn="0"/>
+            <w:tcW w:w="4751" w:type="dxa"/>
+          </w:tcPr>
+          <w:p>
+            <w:r>
+              <w:t>Objective/Model</w:t>
+            </w:r>
+          </w:p>
+        </w:tc>
+        <w:tc>
+          <w:tcPr>
+            <w:tcW w:w="4789" w:type="dxa"/>
+          </w:tcPr>
+          <w:p>
+            <w:pPr>
+              <w:cnfStyle w:val="100000000000" w:firstRow="1" w:lastRow="0" w:firstColumn="0" w:lastColumn="0" w:oddVBand="0" w:evenVBand="0" w:oddHBand="0" w:evenHBand="0" w:firstRowFirstColumn="0" w:firstRowLastColumn="0" w:lastRowFirstColumn="0" w:lastRowLastColumn="0"/>
+            </w:pPr>
+          </w:p>
+        </w:tc>
+      </w:tr>
+      <w:tr>
+        <w:trPr>
+          <w:cnfStyle w:val="000000100000" w:firstRow="0" w:lastRow="0" w:firstColumn="0" w:lastColumn="0" w:oddVBand="0" w:evenVBand="0" w:oddHBand="1" w:evenHBand="0" w:firstRowFirstColumn="0" w:firstRowLastColumn="0" w:lastRowFirstColumn="0" w:lastRowLastColumn="0"/>
+          <w:cantSplit/>
+          <w:trHeight w:val="951"/>
+        </w:trPr>
+        <w:tc>
+          <w:tcPr>
+            <w:cnfStyle w:val="001000000000" w:firstRow="0" w:lastRow="0" w:firstColumn="1" w:lastColumn="0" w:oddVBand="0" w:evenVBand="0" w:oddHBand="0" w:evenHBand="0" w:firstRowFirstColumn="0" w:firstRowLastColumn="0" w:lastRowFirstColumn="0" w:lastRowLastColumn="0"/>
+            <w:tcW w:w="4751" w:type="dxa"/>
+          </w:tcPr>
+          <w:p>
+            <w:pPr>
+              <w:spacing w:before="120" w:after="120"/>
+              <w:rPr>
+                <w:b w:val="0"/>
+                <w:bCs w:val="0"/>
+              </w:rPr>
+            </w:pPr>
+            <w:r>
+              <w:rPr>
+                <w:b w:val="0"/>
+                <w:bCs w:val="0"/>
+              </w:rPr>
+              <w:t xml:space="preserve">Objective 1: </w:t>
+            </w:r>
+          </w:p>
+          <w:p>
+            <w:pPr>
+              <w:rPr>
+                <w:b w:val="0"/>
+                <w:bCs w:val="0"/>
+              </w:rPr>
+            </w:pPr>
+            <w:r>
+              <w:rPr>
+                <w:b w:val="0"/>
+                <w:bCs w:val="0"/>
+              </w:rPr>
+              <w:t>POST_COVID ~ AGGRESSIVE_DRIVING</w:t>
+            </w:r>
+          </w:p>
+        </w:tc>
+        <w:tc>
+          <w:tcPr>
+            <w:tcW w:w="4789" w:type="dxa"/>
+          </w:tcPr>
+          <w:p>
+            <w:pPr>
+              <w:spacing w:before="120" w:after="120"/>
+              <w:cnfStyle w:val="000000100000" w:firstRow="0" w:lastRow="0" w:firstColumn="0" w:lastColumn="0" w:oddVBand="0" w:evenVBand="0" w:oddHBand="1" w:evenHBand="0" w:firstRowFirstColumn="0" w:firstRowLastColumn="0" w:lastRowFirstColumn="0" w:lastRowLastColumn="0"/>
+              <w:rPr>
+                <w:b/>
+                <w:bCs/>
+              </w:rPr>
+            </w:pPr>
+          </w:p>
+        </w:tc>
+      </w:tr>
+      <w:tr>
+        <w:trPr>
+          <w:cantSplit/>
+          <w:trHeight w:val="2704"/>
+        </w:trPr>
+        <w:tc>
+          <w:tcPr>
+            <w:cnfStyle w:val="001000000000" w:firstRow="0" w:lastRow="0" w:firstColumn="1" w:lastColumn="0" w:oddVBand="0" w:evenVBand="0" w:oddHBand="0" w:evenHBand="0" w:firstRowFirstColumn="0" w:firstRowLastColumn="0" w:lastRowFirstColumn="0" w:lastRowLastColumn="0"/>
+            <w:tcW w:w="4751" w:type="dxa"/>
+          </w:tcPr>
+          <w:p>
+            <w:pPr>
+              <w:spacing w:before="120" w:after="120"/>
+              <w:rPr>
+                <w:b w:val="0"/>
+                <w:bCs w:val="0"/>
+              </w:rPr>
+            </w:pPr>
+            <w:r>
+              <w:rPr>
+                <w:b w:val="0"/>
+                <w:bCs w:val="0"/>
+              </w:rPr>
+              <w:lastRenderedPageBreak/>
+              <w:t xml:space="preserve">Objective 3: </w:t>
+            </w:r>
+          </w:p>
+          <w:p>
+            <w:pPr>
+              <w:rPr>
+                <w:b w:val="0"/>
+                <w:bCs w:val="0"/>
+              </w:rPr>
+            </w:pPr>
+            <w:r>
+              <w:rPr>
+                <w:b w:val="0"/>
+                <w:bCs w:val="0"/>
+              </w:rPr>
+              <w:t xml:space="preserve">POST_COVID, CELL_PHONE, </w:t>
+            </w:r>
+            <w:r>
+              <w:rPr>
+                <w:b w:val="0"/>
+                <w:bCs w:val="0"/>
+              </w:rPr>
+              <w:t>IMPAIRED_DRIVER</w:t>
+            </w:r>
+            <w:r>
+              <w:rPr>
+                <w:b w:val="0"/>
+                <w:bCs w:val="0"/>
+              </w:rPr>
+              <w:t xml:space="preserve">, </w:t>
+            </w:r>
+            <w:r>
+              <w:rPr>
+                <w:b w:val="0"/>
+                <w:bCs w:val="0"/>
+              </w:rPr>
+              <w:t>MATURE_DRIVER</w:t>
+            </w:r>
+            <w:r>
+              <w:rPr>
+                <w:b w:val="0"/>
+                <w:bCs w:val="0"/>
+              </w:rPr>
+              <w:t xml:space="preserve">, </w:t>
+            </w:r>
+            <w:r>
+              <w:rPr>
+                <w:b w:val="0"/>
+                <w:bCs w:val="0"/>
+              </w:rPr>
+              <w:t>YOUNG_DRIVER</w:t>
+            </w:r>
+            <w:r>
+              <w:rPr>
+                <w:b w:val="0"/>
+                <w:bCs w:val="0"/>
+              </w:rPr>
+              <w:t xml:space="preserve">, </w:t>
+            </w:r>
+            <w:r>
+              <w:rPr>
+                <w:b w:val="0"/>
+                <w:bCs w:val="0"/>
+              </w:rPr>
+              <w:t>FATIGUE_ASLEEP</w:t>
+            </w:r>
+            <w:r>
+              <w:rPr>
+                <w:b w:val="0"/>
+                <w:bCs w:val="0"/>
+              </w:rPr>
+              <w:t xml:space="preserve">, </w:t>
+            </w:r>
+            <w:r>
+              <w:rPr>
+                <w:b w:val="0"/>
+                <w:bCs w:val="0"/>
+              </w:rPr>
+              <w:t>HIT_RUN</w:t>
+            </w:r>
+            <w:r>
+              <w:rPr>
+                <w:b w:val="0"/>
+                <w:bCs w:val="0"/>
+              </w:rPr>
+              <w:t xml:space="preserve">, </w:t>
+            </w:r>
+            <w:r>
+              <w:rPr>
+                <w:b w:val="0"/>
+                <w:bCs w:val="0"/>
+              </w:rPr>
+              <w:t>UNLICENSED</w:t>
+            </w:r>
+            <w:r>
+              <w:rPr>
+                <w:b w:val="0"/>
+                <w:bCs w:val="0"/>
+              </w:rPr>
+              <w:t xml:space="preserve">, </w:t>
+            </w:r>
+            <w:proofErr w:type="spellStart"/>
+            <w:r>
+              <w:rPr>
+                <w:b w:val="0"/>
+                <w:bCs w:val="0"/>
+              </w:rPr>
+              <w:t>URBAN_RURALx</w:t>
+            </w:r>
+            <w:proofErr w:type="spellEnd"/>
+            <w:r>
+              <w:rPr>
+                <w:b w:val="0"/>
+                <w:bCs w:val="0"/>
+              </w:rPr>
+              <w:t xml:space="preserve"> ~</w:t>
+            </w:r>
+            <w:r>
+              <w:rPr>
+                <w:b w:val="0"/>
+                <w:bCs w:val="0"/>
+              </w:rPr>
+              <w:br/>
+              <w:t xml:space="preserve">                                                                                              AGGRESSIVE_DRIVING</w:t>
+            </w:r>
+          </w:p>
+        </w:tc>
+        <w:tc>
+          <w:tcPr>
+            <w:tcW w:w="4789" w:type="dxa"/>
+          </w:tcPr>
+          <w:p>
+            <w:pPr>
+              <w:spacing w:before="120" w:after="120"/>
+              <w:cnfStyle w:val="000000000000" w:firstRow="0" w:lastRow="0" w:firstColumn="0" w:lastColumn="0" w:oddVBand="0" w:evenVBand="0" w:oddHBand="0" w:evenHBand="0" w:firstRowFirstColumn="0" w:firstRowLastColumn="0" w:lastRowFirstColumn="0" w:lastRowLastColumn="0"/>
+              <w:rPr>
+                <w:b/>
+                <w:bCs/>
+              </w:rPr>
+            </w:pPr>
+            <w:r>
+              <w:rPr>
+                <w:b/>
+                <w:bCs/>
+                <w:noProof/>
+                <w14:ligatures w14:val="standardContextual"/>
+              </w:rPr>
+              <w:drawing>
+                <wp:inline distT="0" distB="0" distL="0" distR="0" wp14:anchorId="147D8EEE" wp14:editId="33A982C2">
+                  <wp:extent cx="2862470" cy="2297621"/>
+                  <wp:effectExtent l="0" t="0" r="0" b="1270"/>
+                  <wp:docPr id="721386571" name="Picture 9"/>
+                  <wp:cNvGraphicFramePr>
+                    <a:graphicFrameLocks xmlns:a="http://schemas.openxmlformats.org/drawingml/2006/main" noChangeAspect="1"/>
+                  </wp:cNvGraphicFramePr>
+                  <a:graphic xmlns:a="http://schemas.openxmlformats.org/drawingml/2006/main">
+                    <a:graphicData uri="http://schemas.openxmlformats.org/drawingml/2006/picture">
+                      <pic:pic xmlns:pic="http://schemas.openxmlformats.org/drawingml/2006/picture">
+                        <pic:nvPicPr>
+                          <pic:cNvPr id="721386571" name="Picture 721386571"/>
+                          <pic:cNvPicPr/>
+                        </pic:nvPicPr>
+                        <pic:blipFill>
+                          <a:blip r:embed="rId17" cstate="print">
+                            <a:extLst>
+                              <a:ext uri="{28A0092B-C50C-407E-A947-70E740481C1C}">
+                                <a14:useLocalDpi xmlns:a14="http://schemas.microsoft.com/office/drawing/2010/main" val="0"/>
+                              </a:ext>
+                            </a:extLst>
+                          </a:blip>
+                          <a:stretch>
+                            <a:fillRect/>
+                          </a:stretch>
+                        </pic:blipFill>
+                        <pic:spPr>
+                          <a:xfrm>
+                            <a:off x="0" y="0"/>
+                            <a:ext cx="2875103" cy="2307761"/>
+                          </a:xfrm>
+                          <a:prstGeom prst="rect">
+                            <a:avLst/>
+                          </a:prstGeom>
+                        </pic:spPr>
+                      </pic:pic>
+                    </a:graphicData>
+                  </a:graphic>
+                </wp:inline>
+              </w:drawing>
+            </w:r>
+          </w:p>
+        </w:tc>
+      </w:tr>
+    </w:tbl>
+    <w:p>
+      <w:pPr>
+        <w:spacing w:before="120" w:after="120"/>
+      </w:pPr>
+    </w:p>
+    <w:p>
+      <w:pPr>
+        <w:pStyle w:val="Heading4"/>
+        <w:spacing w:before="120" w:after="120"/>
+      </w:pPr>
+      <w:r>
+        <w:t>XGBoost (default)</w:t>
+      </w:r>
+    </w:p>
+    <w:tbl>
+      <w:tblPr>
+        <w:tblStyle w:val="GridTable2-Accent3"/>
+        <w:tblW w:w="9540" w:type="dxa"/>
+        <w:tblLook w:val="04A0" w:firstRow="1" w:lastRow="0" w:firstColumn="1" w:lastColumn="0" w:noHBand="0" w:noVBand="1"/>
+      </w:tblPr>
+      <w:tblGrid>
+        <w:gridCol w:w="4751"/>
+        <w:gridCol w:w="4789"/>
+      </w:tblGrid>
+      <w:tr>
+        <w:trPr>
+          <w:cnfStyle w:val="100000000000" w:firstRow="1" w:lastRow="0" w:firstColumn="0" w:lastColumn="0" w:oddVBand="0" w:evenVBand="0" w:oddHBand="0" w:evenHBand="0" w:firstRowFirstColumn="0" w:firstRowLastColumn="0" w:lastRowFirstColumn="0" w:lastRowLastColumn="0"/>
+          <w:cantSplit/>
+          <w:tblHeader/>
+        </w:trPr>
+        <w:tc>
+          <w:tcPr>
+            <w:cnfStyle w:val="001000000000" w:firstRow="0" w:lastRow="0" w:firstColumn="1" w:lastColumn="0" w:oddVBand="0" w:evenVBand="0" w:oddHBand="0" w:evenHBand="0" w:firstRowFirstColumn="0" w:firstRowLastColumn="0" w:lastRowFirstColumn="0" w:lastRowLastColumn="0"/>
+            <w:tcW w:w="4751" w:type="dxa"/>
+          </w:tcPr>
+          <w:p>
+            <w:r>
+              <w:t>Objective/Model</w:t>
+            </w:r>
+          </w:p>
+        </w:tc>
+        <w:tc>
+          <w:tcPr>
+            <w:tcW w:w="4789" w:type="dxa"/>
+          </w:tcPr>
+          <w:p>
+            <w:pPr>
+              <w:cnfStyle w:val="100000000000" w:firstRow="1" w:lastRow="0" w:firstColumn="0" w:lastColumn="0" w:oddVBand="0" w:evenVBand="0" w:oddHBand="0" w:evenHBand="0" w:firstRowFirstColumn="0" w:firstRowLastColumn="0" w:lastRowFirstColumn="0" w:lastRowLastColumn="0"/>
+            </w:pPr>
+          </w:p>
+        </w:tc>
+      </w:tr>
+      <w:tr>
+        <w:trPr>
+          <w:cnfStyle w:val="000000100000" w:firstRow="0" w:lastRow="0" w:firstColumn="0" w:lastColumn="0" w:oddVBand="0" w:evenVBand="0" w:oddHBand="1" w:evenHBand="0" w:firstRowFirstColumn="0" w:firstRowLastColumn="0" w:lastRowFirstColumn="0" w:lastRowLastColumn="0"/>
+          <w:cantSplit/>
+          <w:trHeight w:val="951"/>
+        </w:trPr>
+        <w:tc>
+          <w:tcPr>
+            <w:cnfStyle w:val="001000000000" w:firstRow="0" w:lastRow="0" w:firstColumn="1" w:lastColumn="0" w:oddVBand="0" w:evenVBand="0" w:oddHBand="0" w:evenHBand="0" w:firstRowFirstColumn="0" w:firstRowLastColumn="0" w:lastRowFirstColumn="0" w:lastRowLastColumn="0"/>
+            <w:tcW w:w="4751" w:type="dxa"/>
+          </w:tcPr>
+          <w:p>
+            <w:pPr>
+              <w:spacing w:before="120" w:after="120"/>
+              <w:rPr>
+                <w:b w:val="0"/>
+                <w:bCs w:val="0"/>
+              </w:rPr>
+            </w:pPr>
+            <w:r>
+              <w:rPr>
+                <w:b w:val="0"/>
+                <w:bCs w:val="0"/>
+              </w:rPr>
+              <w:t xml:space="preserve">Objective 1: </w:t>
+            </w:r>
+          </w:p>
+          <w:p>
+            <w:pPr>
+              <w:rPr>
+                <w:b w:val="0"/>
+                <w:bCs w:val="0"/>
+              </w:rPr>
+            </w:pPr>
+            <w:r>
+              <w:rPr>
+                <w:b w:val="0"/>
+                <w:bCs w:val="0"/>
+              </w:rPr>
+              <w:t>POST_COVID ~ AGGRESSIVE_DRIVING</w:t>
+            </w:r>
+          </w:p>
+        </w:tc>
+        <w:tc>
+          <w:tcPr>
+            <w:tcW w:w="4789" w:type="dxa"/>
+          </w:tcPr>
+          <w:p>
+            <w:pPr>
+              <w:spacing w:before="120" w:after="120"/>
+              <w:cnfStyle w:val="000000100000" w:firstRow="0" w:lastRow="0" w:firstColumn="0" w:lastColumn="0" w:oddVBand="0" w:evenVBand="0" w:oddHBand="1" w:evenHBand="0" w:firstRowFirstColumn="0" w:firstRowLastColumn="0" w:lastRowFirstColumn="0" w:lastRowLastColumn="0"/>
+              <w:rPr>
+                <w:b/>
+                <w:bCs/>
+              </w:rPr>
+            </w:pPr>
+          </w:p>
+        </w:tc>
+      </w:tr>
+      <w:tr>
+        <w:trPr>
+          <w:cantSplit/>
+          <w:trHeight w:val="2704"/>
+        </w:trPr>
+        <w:tc>
+          <w:tcPr>
+            <w:cnfStyle w:val="001000000000" w:firstRow="0" w:lastRow="0" w:firstColumn="1" w:lastColumn="0" w:oddVBand="0" w:evenVBand="0" w:oddHBand="0" w:evenHBand="0" w:firstRowFirstColumn="0" w:firstRowLastColumn="0" w:lastRowFirstColumn="0" w:lastRowLastColumn="0"/>
+            <w:tcW w:w="4751" w:type="dxa"/>
+          </w:tcPr>
+          <w:p>
+            <w:pPr>
+              <w:spacing w:before="120" w:after="120"/>
+              <w:rPr>
+                <w:b w:val="0"/>
+                <w:bCs w:val="0"/>
+              </w:rPr>
+            </w:pPr>
+            <w:r>
+              <w:rPr>
+                <w:b w:val="0"/>
+                <w:bCs w:val="0"/>
+              </w:rPr>
+              <w:t xml:space="preserve">Objective 3: </w:t>
+            </w:r>
+          </w:p>
+          <w:p>
+            <w:pPr>
+              <w:rPr>
+                <w:b w:val="0"/>
+                <w:bCs w:val="0"/>
+              </w:rPr>
+            </w:pPr>
+            <w:r>
+              <w:rPr>
+                <w:b w:val="0"/>
+                <w:bCs w:val="0"/>
+              </w:rPr>
+              <w:t xml:space="preserve">POST_COVID, CELL_PHONE, </w:t>
+            </w:r>
+            <w:r>
+              <w:rPr>
+                <w:b w:val="0"/>
+                <w:bCs w:val="0"/>
+              </w:rPr>
+              <w:t>IMPAIRED_DRIVER</w:t>
+            </w:r>
+            <w:r>
+              <w:rPr>
+                <w:b w:val="0"/>
+                <w:bCs w:val="0"/>
+              </w:rPr>
+              <w:t xml:space="preserve">, </w:t>
+            </w:r>
+            <w:r>
+              <w:rPr>
+                <w:b w:val="0"/>
+                <w:bCs w:val="0"/>
+              </w:rPr>
+              <w:t>MATURE_DRIVER</w:t>
+            </w:r>
+            <w:r>
+              <w:rPr>
+                <w:b w:val="0"/>
+                <w:bCs w:val="0"/>
+              </w:rPr>
+              <w:t xml:space="preserve">, </w:t>
+            </w:r>
+            <w:r>
+              <w:rPr>
+                <w:b w:val="0"/>
+                <w:bCs w:val="0"/>
+              </w:rPr>
+              <w:t>YOUNG_DRIVER</w:t>
+            </w:r>
+            <w:r>
+              <w:rPr>
+                <w:b w:val="0"/>
+                <w:bCs w:val="0"/>
+              </w:rPr>
+              <w:t xml:space="preserve">, </w:t>
+            </w:r>
+            <w:r>
+              <w:rPr>
+                <w:b w:val="0"/>
+                <w:bCs w:val="0"/>
+              </w:rPr>
+              <w:t>FATIGUE_ASLEEP</w:t>
+            </w:r>
+            <w:r>
+              <w:rPr>
+                <w:b w:val="0"/>
+                <w:bCs w:val="0"/>
+              </w:rPr>
+              <w:t xml:space="preserve">, </w:t>
+            </w:r>
+            <w:r>
+              <w:rPr>
+                <w:b w:val="0"/>
+                <w:bCs w:val="0"/>
+              </w:rPr>
+              <w:t>HIT_RUN</w:t>
+            </w:r>
+            <w:r>
+              <w:rPr>
+                <w:b w:val="0"/>
+                <w:bCs w:val="0"/>
+              </w:rPr>
+              <w:t xml:space="preserve">, </w:t>
+            </w:r>
+            <w:r>
+              <w:rPr>
+                <w:b w:val="0"/>
+                <w:bCs w:val="0"/>
+              </w:rPr>
+              <w:t>UNLICENSED</w:t>
+            </w:r>
+            <w:r>
+              <w:rPr>
+                <w:b w:val="0"/>
+                <w:bCs w:val="0"/>
+              </w:rPr>
+              <w:t xml:space="preserve">, </w:t>
+            </w:r>
+            <w:proofErr w:type="spellStart"/>
+            <w:r>
+              <w:rPr>
+                <w:b w:val="0"/>
+                <w:bCs w:val="0"/>
+              </w:rPr>
+              <w:t>URBAN_RURALx</w:t>
+            </w:r>
+            <w:proofErr w:type="spellEnd"/>
+            <w:r>
+              <w:rPr>
+                <w:b w:val="0"/>
+                <w:bCs w:val="0"/>
+              </w:rPr>
+              <w:t xml:space="preserve"> ~</w:t>
+            </w:r>
+            <w:r>
+              <w:rPr>
+                <w:b w:val="0"/>
+                <w:bCs w:val="0"/>
+              </w:rPr>
+              <w:br/>
+              <w:t xml:space="preserve">                                                                                              AGGRESSIVE_DRIVING</w:t>
+            </w:r>
+          </w:p>
+        </w:tc>
+        <w:tc>
+          <w:tcPr>
+            <w:tcW w:w="4789" w:type="dxa"/>
+          </w:tcPr>
+          <w:p>
+            <w:pPr>
+              <w:spacing w:before="120" w:after="120"/>
+              <w:cnfStyle w:val="000000000000" w:firstRow="0" w:lastRow="0" w:firstColumn="0" w:lastColumn="0" w:oddVBand="0" w:evenVBand="0" w:oddHBand="0" w:evenHBand="0" w:firstRowFirstColumn="0" w:firstRowLastColumn="0" w:lastRowFirstColumn="0" w:lastRowLastColumn="0"/>
+              <w:rPr>
+                <w:b/>
+                <w:bCs/>
+              </w:rPr>
+            </w:pPr>
+          </w:p>
+        </w:tc>
+      </w:tr>
+    </w:tbl>
+    <w:p>
+      <w:pPr>
         <w:pStyle w:val="Heading3"/>
       </w:pPr>
-      <w:bookmarkStart w:id="43" w:name="_Toc225109756"/>
-      <w:r>
-        <w:lastRenderedPageBreak/>
-        <w:t>Diagnostic Evaluation</w:t>
-      </w:r>
-      <w:bookmarkEnd w:id="43"/>
     </w:p>
-    <w:p/>
     <w:p>
       <w:pPr>
         <w:pStyle w:val="Heading3"/>
       </w:pPr>
-      <w:bookmarkStart w:id="44" w:name="_Toc225109757"/>
       <w:r>
         <w:t>Robustness Testing</w:t>
       </w:r>
@@ -15526,6 +17606,7 @@
       </w:pPr>
       <w:bookmarkStart w:id="48" w:name="_Toc225109761"/>
       <w:r>
+        <w:lastRenderedPageBreak/>
         <w:t>Selection Justification</w:t>
       </w:r>
       <w:bookmarkEnd w:id="48"/>
@@ -15557,9 +17638,9 @@
     <w:p>
       <w:pPr>
         <w:sectPr>
-          <w:footerReference w:type="even" r:id="rId16"/>
-          <w:footerReference w:type="default" r:id="rId17"/>
-          <w:footerReference w:type="first" r:id="rId18"/>
+          <w:footerReference w:type="even" r:id="rId18"/>
+          <w:footerReference w:type="default" r:id="rId19"/>
+          <w:footerReference w:type="first" r:id="rId20"/>
           <w:pgSz w:w="12240" w:h="15840"/>
           <w:pgMar w:top="1440" w:right="1440" w:bottom="1440" w:left="1440" w:header="720" w:footer="720" w:gutter="0"/>
           <w:cols w:space="720"/>
@@ -19202,7 +21283,7 @@
       <w:r>
         <w:t xml:space="preserve">. </w:t>
       </w:r>
-      <w:hyperlink r:id="rId19" w:history="1">
+      <w:hyperlink r:id="rId21" w:history="1">
         <w:r>
           <w:rPr>
             <w:rStyle w:val="Hyperlink"/>
@@ -19229,7 +21310,7 @@
       <w:r>
         <w:t xml:space="preserve">. </w:t>
       </w:r>
-      <w:hyperlink r:id="rId20" w:history="1">
+      <w:hyperlink r:id="rId22" w:history="1">
         <w:r>
           <w:rPr>
             <w:rStyle w:val="Hyperlink"/>
@@ -19253,7 +21334,7 @@
       <w:r>
         <w:t xml:space="preserve">. (n.d.). Retrieved February 1, 2026, from </w:t>
       </w:r>
-      <w:hyperlink r:id="rId21" w:history="1">
+      <w:hyperlink r:id="rId23" w:history="1">
         <w:r>
           <w:rPr>
             <w:rStyle w:val="Hyperlink"/>
@@ -19294,7 +21375,7 @@
       <w:r>
         <w:t xml:space="preserve">. </w:t>
       </w:r>
-      <w:hyperlink r:id="rId22" w:history="1">
+      <w:hyperlink r:id="rId24" w:history="1">
         <w:r>
           <w:rPr>
             <w:rStyle w:val="Hyperlink"/>
@@ -19329,7 +21410,7 @@
       <w:r>
         <w:t xml:space="preserve">. </w:t>
       </w:r>
-      <w:hyperlink r:id="rId23" w:history="1">
+      <w:hyperlink r:id="rId25" w:history="1">
         <w:r>
           <w:rPr>
             <w:rStyle w:val="Hyperlink"/>
@@ -19364,7 +21445,7 @@
       <w:r>
         <w:t xml:space="preserve">. </w:t>
       </w:r>
-      <w:hyperlink r:id="rId24" w:history="1">
+      <w:hyperlink r:id="rId26" w:history="1">
         <w:r>
           <w:rPr>
             <w:rStyle w:val="Hyperlink"/>
@@ -19391,7 +21472,7 @@
       <w:r>
         <w:t xml:space="preserve">. </w:t>
       </w:r>
-      <w:hyperlink r:id="rId25" w:history="1">
+      <w:hyperlink r:id="rId27" w:history="1">
         <w:r>
           <w:rPr>
             <w:rStyle w:val="Hyperlink"/>
@@ -19424,7 +21505,7 @@
       <w:r>
         <w:t xml:space="preserve">. </w:t>
       </w:r>
-      <w:hyperlink r:id="rId26" w:history="1">
+      <w:hyperlink r:id="rId28" w:history="1">
         <w:r>
           <w:rPr>
             <w:rStyle w:val="Hyperlink"/>
@@ -19451,7 +21532,7 @@
       <w:r>
         <w:t xml:space="preserve">. </w:t>
       </w:r>
-      <w:hyperlink r:id="rId27" w:history="1">
+      <w:hyperlink r:id="rId29" w:history="1">
         <w:r>
           <w:rPr>
             <w:rStyle w:val="Hyperlink"/>
@@ -19481,7 +21562,7 @@
       <w:r>
         <w:t xml:space="preserve">. Retrieved January 22, 2026, from </w:t>
       </w:r>
-      <w:hyperlink r:id="rId28" w:history="1">
+      <w:hyperlink r:id="rId30" w:history="1">
         <w:r>
           <w:rPr>
             <w:rStyle w:val="Hyperlink"/>
@@ -19505,7 +21586,7 @@
       <w:r>
         <w:t xml:space="preserve">. (n.d.). Pennsylvania Department of Transportation. Retrieved January 25, 2026, from </w:t>
       </w:r>
-      <w:hyperlink r:id="rId29" w:history="1">
+      <w:hyperlink r:id="rId31" w:history="1">
         <w:r>
           <w:rPr>
             <w:rStyle w:val="Hyperlink"/>
@@ -19532,7 +21613,7 @@
       <w:r>
         <w:t xml:space="preserve">. (n.d.). Retrieved January 25, 2026, from </w:t>
       </w:r>
-      <w:hyperlink r:id="rId30" w:history="1">
+      <w:hyperlink r:id="rId32" w:history="1">
         <w:r>
           <w:rPr>
             <w:rStyle w:val="Hyperlink"/>
@@ -19578,7 +21659,7 @@
       <w:r>
         <w:t xml:space="preserve">. </w:t>
       </w:r>
-      <w:hyperlink r:id="rId31" w:history="1">
+      <w:hyperlink r:id="rId33" w:history="1">
         <w:r>
           <w:rPr>
             <w:rStyle w:val="Hyperlink"/>
@@ -19605,7 +21686,7 @@
       <w:r>
         <w:t xml:space="preserve">. </w:t>
       </w:r>
-      <w:hyperlink r:id="rId32" w:history="1">
+      <w:hyperlink r:id="rId34" w:history="1">
         <w:r>
           <w:rPr>
             <w:rStyle w:val="Hyperlink"/>
@@ -19637,7 +21718,7 @@
       <w:r>
         <w:t xml:space="preserve">. </w:t>
       </w:r>
-      <w:hyperlink r:id="rId33" w:history="1">
+      <w:hyperlink r:id="rId35" w:history="1">
         <w:r>
           <w:rPr>
             <w:rStyle w:val="Hyperlink"/>
@@ -19669,7 +21750,7 @@
       <w:r>
         <w:t xml:space="preserve">. </w:t>
       </w:r>
-      <w:hyperlink r:id="rId34" w:history="1">
+      <w:hyperlink r:id="rId36" w:history="1">
         <w:r>
           <w:rPr>
             <w:rStyle w:val="Hyperlink"/>
@@ -24165,11 +26246,11 @@
     <w:uiPriority w:val="9"/>
     <w:unhideWhenUsed/>
     <w:qFormat/>
-    <w:rsid w:val="00867E70"/>
+    <w:rsid w:val="00A86AB9"/>
     <w:pPr>
       <w:keepNext/>
       <w:keepLines/>
-      <w:spacing w:before="240" w:after="120"/>
+      <w:spacing w:before="120" w:after="120"/>
       <w:outlineLvl w:val="2"/>
     </w:pPr>
     <w:rPr>
@@ -24282,7 +26363,7 @@
     <w:basedOn w:val="DefaultParagraphFont"/>
     <w:link w:val="Heading3"/>
     <w:uiPriority w:val="9"/>
-    <w:rsid w:val="00867E70"/>
+    <w:rsid w:val="00A86AB9"/>
     <w:rPr>
       <w:rFonts w:ascii="Times New Roman" w:eastAsiaTheme="majorEastAsia" w:hAnsi="Times New Roman" w:cs="Times New Roman (Headings CS)"/>
       <w:color w:val="1F3763" w:themeColor="accent1" w:themeShade="7F"/>

--- a/Data_Preparation_and_Modeling_Report_over_lisa .docx
+++ b/Data_Preparation_and_Modeling_Report_over_lisa .docx
@@ -12187,7 +12187,25 @@
                 <w:sz w:val="22"/>
                 <w:szCs w:val="22"/>
               </w:rPr>
-              <w:t>NHTSA_AGG_DRIVING</w:t>
+              <w:t>AGG</w:t>
+            </w:r>
+            <w:r>
+              <w:rPr>
+                <w:b w:val="0"/>
+                <w:bCs w:val="0"/>
+                <w:sz w:val="22"/>
+                <w:szCs w:val="22"/>
+              </w:rPr>
+              <w:t>RESSIVE</w:t>
+            </w:r>
+            <w:r>
+              <w:rPr>
+                <w:b w:val="0"/>
+                <w:bCs w:val="0"/>
+                <w:sz w:val="22"/>
+                <w:szCs w:val="22"/>
+              </w:rPr>
+              <w:t>_DRIVING</w:t>
             </w:r>
           </w:p>
         </w:tc>
@@ -16527,13 +16545,17 @@
     </w:p>
     <w:p>
       <w:r>
-        <w:t xml:space="preserve">Logistic regression provides coefficients for independent variables that are easily interpretable to a wide audience. Random forest is not as easily interpreted for public </w:t>
-      </w:r>
-      <w:proofErr w:type="gramStart"/>
-      <w:r>
-        <w:t>consumption,</w:t>
-      </w:r>
-      <w:proofErr w:type="gramEnd"/>
+        <w:t xml:space="preserve">Logistic regression provides coefficients for independent variables that are easily interpretable to a wide audience. Random forest is not as easily interpreted for </w:t>
+      </w:r>
+      <w:r>
+        <w:t xml:space="preserve">the </w:t>
+      </w:r>
+      <w:r>
+        <w:t>public</w:t>
+      </w:r>
+      <w:r>
+        <w:t>;</w:t>
+      </w:r>
       <w:r>
         <w:t xml:space="preserve"> however, it </w:t>
       </w:r>
@@ -16711,6 +16733,55 @@
                 <w:bCs/>
               </w:rPr>
             </w:pPr>
+            <w:r>
+              <w:rPr>
+                <w:b/>
+                <w:bCs/>
+                <w:noProof/>
+                <w14:ligatures w14:val="standardContextual"/>
+              </w:rPr>
+              <w:drawing>
+                <wp:inline distT="0" distB="0" distL="0" distR="0" wp14:anchorId="768D485F" wp14:editId="6018DF04">
+                  <wp:extent cx="2855146" cy="2260324"/>
+                  <wp:effectExtent l="0" t="0" r="2540" b="635"/>
+                  <wp:docPr id="1374515369" name="Picture 11"/>
+                  <wp:cNvGraphicFramePr>
+                    <a:graphicFrameLocks xmlns:a="http://schemas.openxmlformats.org/drawingml/2006/main" noChangeAspect="1"/>
+                  </wp:cNvGraphicFramePr>
+                  <a:graphic xmlns:a="http://schemas.openxmlformats.org/drawingml/2006/main">
+                    <a:graphicData uri="http://schemas.openxmlformats.org/drawingml/2006/picture">
+                      <pic:pic xmlns:pic="http://schemas.openxmlformats.org/drawingml/2006/picture">
+                        <pic:nvPicPr>
+                          <pic:cNvPr id="1374515369" name="Picture 1374515369"/>
+                          <pic:cNvPicPr/>
+                        </pic:nvPicPr>
+                        <pic:blipFill>
+                          <a:blip r:embed="rId16" cstate="print">
+                            <a:extLst>
+                              <a:ext uri="{28A0092B-C50C-407E-A947-70E740481C1C}">
+                                <a14:useLocalDpi xmlns:a14="http://schemas.microsoft.com/office/drawing/2010/main" val="0"/>
+                              </a:ext>
+                            </a:extLst>
+                          </a:blip>
+                          <a:stretch>
+                            <a:fillRect/>
+                          </a:stretch>
+                        </pic:blipFill>
+                        <pic:spPr>
+                          <a:xfrm>
+                            <a:off x="0" y="0"/>
+                            <a:ext cx="2898502" cy="2294647"/>
+                          </a:xfrm>
+                          <a:prstGeom prst="rect">
+                            <a:avLst/>
+                          </a:prstGeom>
+                        </pic:spPr>
+                      </pic:pic>
+                    </a:graphicData>
+                  </a:graphic>
+                </wp:inline>
+              </w:drawing>
+            </w:r>
           </w:p>
         </w:tc>
       </w:tr>
@@ -16737,6 +16808,7 @@
                 <w:b w:val="0"/>
                 <w:bCs w:val="0"/>
               </w:rPr>
+              <w:lastRenderedPageBreak/>
               <w:t xml:space="preserve">Objective 3: </w:t>
             </w:r>
           </w:p>
@@ -16900,7 +16972,7 @@
                           <pic:cNvPicPr/>
                         </pic:nvPicPr>
                         <pic:blipFill>
-                          <a:blip r:embed="rId16" cstate="print">
+                          <a:blip r:embed="rId17" cstate="print">
                             <a:extLst>
                               <a:ext uri="{28A0092B-C50C-407E-A947-70E740481C1C}">
                                 <a14:useLocalDpi xmlns:a14="http://schemas.microsoft.com/office/drawing/2010/main" val="0"/>
@@ -17080,7 +17152,6 @@
                 <w:b w:val="0"/>
                 <w:bCs w:val="0"/>
               </w:rPr>
-              <w:lastRenderedPageBreak/>
               <w:t xml:space="preserve">Objective 3: </w:t>
             </w:r>
           </w:p>
@@ -17244,7 +17315,7 @@
                           <pic:cNvPicPr/>
                         </pic:nvPicPr>
                         <pic:blipFill>
-                          <a:blip r:embed="rId17" cstate="print">
+                          <a:blip r:embed="rId18" cstate="print">
                             <a:extLst>
                               <a:ext uri="{28A0092B-C50C-407E-A947-70E740481C1C}">
                                 <a14:useLocalDpi xmlns:a14="http://schemas.microsoft.com/office/drawing/2010/main" val="0"/>
@@ -17295,8 +17366,8 @@
         <w:tblLook w:val="04A0" w:firstRow="1" w:lastRow="0" w:firstColumn="1" w:lastColumn="0" w:noHBand="0" w:noVBand="1"/>
       </w:tblPr>
       <w:tblGrid>
-        <w:gridCol w:w="4751"/>
-        <w:gridCol w:w="4789"/>
+        <w:gridCol w:w="4644"/>
+        <w:gridCol w:w="4896"/>
       </w:tblGrid>
       <w:tr>
         <w:trPr>
@@ -17408,6 +17479,7 @@
                 <w:b w:val="0"/>
                 <w:bCs w:val="0"/>
               </w:rPr>
+              <w:lastRenderedPageBreak/>
               <w:t xml:space="preserve">Objective 3: </w:t>
             </w:r>
           </w:p>
@@ -17548,6 +17620,55 @@
                 <w:bCs/>
               </w:rPr>
             </w:pPr>
+            <w:r>
+              <w:rPr>
+                <w:b/>
+                <w:bCs/>
+                <w:noProof/>
+                <w14:ligatures w14:val="standardContextual"/>
+              </w:rPr>
+              <w:drawing>
+                <wp:inline distT="0" distB="0" distL="0" distR="0" wp14:anchorId="4BFE7D00" wp14:editId="70A34EE3">
+                  <wp:extent cx="2968486" cy="2382719"/>
+                  <wp:effectExtent l="0" t="0" r="3810" b="5080"/>
+                  <wp:docPr id="333232734" name="Picture 10"/>
+                  <wp:cNvGraphicFramePr>
+                    <a:graphicFrameLocks xmlns:a="http://schemas.openxmlformats.org/drawingml/2006/main" noChangeAspect="1"/>
+                  </wp:cNvGraphicFramePr>
+                  <a:graphic xmlns:a="http://schemas.openxmlformats.org/drawingml/2006/main">
+                    <a:graphicData uri="http://schemas.openxmlformats.org/drawingml/2006/picture">
+                      <pic:pic xmlns:pic="http://schemas.openxmlformats.org/drawingml/2006/picture">
+                        <pic:nvPicPr>
+                          <pic:cNvPr id="333232734" name="Picture 333232734"/>
+                          <pic:cNvPicPr/>
+                        </pic:nvPicPr>
+                        <pic:blipFill>
+                          <a:blip r:embed="rId19" cstate="print">
+                            <a:extLst>
+                              <a:ext uri="{28A0092B-C50C-407E-A947-70E740481C1C}">
+                                <a14:useLocalDpi xmlns:a14="http://schemas.microsoft.com/office/drawing/2010/main" val="0"/>
+                              </a:ext>
+                            </a:extLst>
+                          </a:blip>
+                          <a:stretch>
+                            <a:fillRect/>
+                          </a:stretch>
+                        </pic:blipFill>
+                        <pic:spPr>
+                          <a:xfrm>
+                            <a:off x="0" y="0"/>
+                            <a:ext cx="3010451" cy="2416403"/>
+                          </a:xfrm>
+                          <a:prstGeom prst="rect">
+                            <a:avLst/>
+                          </a:prstGeom>
+                        </pic:spPr>
+                      </pic:pic>
+                    </a:graphicData>
+                  </a:graphic>
+                </wp:inline>
+              </w:drawing>
+            </w:r>
           </w:p>
         </w:tc>
       </w:tr>
@@ -17566,7 +17687,29 @@
       </w:r>
       <w:bookmarkEnd w:id="44"/>
     </w:p>
-    <w:p/>
+    <w:p>
+      <w:r>
+        <w:t xml:space="preserve">Demographics such as age of the driver, urban or rural location of the crash, driver impairment, and status of the driver’s license were modeled along with </w:t>
+      </w:r>
+      <w:r>
+        <w:t>POST_COVID</w:t>
+      </w:r>
+      <w:r>
+        <w:t xml:space="preserve"> to determine if any of these factors covaried with aggressive driving behaviors.</w:t>
+      </w:r>
+      <w:r>
+        <w:t xml:space="preserve"> The data were not split up for this analysis.</w:t>
+      </w:r>
+      <w:r>
+        <w:t xml:space="preserve"> </w:t>
+      </w:r>
+      <w:r>
+        <w:t xml:space="preserve">All </w:t>
+      </w:r>
+      <w:r>
+        <w:t>models were run on the complete dataset.</w:t>
+      </w:r>
+    </w:p>
     <w:p>
       <w:pPr>
         <w:pStyle w:val="Heading3"/>
@@ -17577,6 +17720,697 @@
       </w:r>
       <w:bookmarkEnd w:id="45"/>
     </w:p>
+    <w:tbl>
+      <w:tblPr>
+        <w:tblStyle w:val="GridTable2-Accent3"/>
+        <w:tblW w:w="9540" w:type="dxa"/>
+        <w:tblLook w:val="04A0" w:firstRow="1" w:lastRow="0" w:firstColumn="1" w:lastColumn="0" w:noHBand="0" w:noVBand="1"/>
+      </w:tblPr>
+      <w:tblGrid>
+        <w:gridCol w:w="4680"/>
+        <w:gridCol w:w="4860"/>
+      </w:tblGrid>
+      <w:tr>
+        <w:trPr>
+          <w:cnfStyle w:val="100000000000" w:firstRow="1" w:lastRow="0" w:firstColumn="0" w:lastColumn="0" w:oddVBand="0" w:evenVBand="0" w:oddHBand="0" w:evenHBand="0" w:firstRowFirstColumn="0" w:firstRowLastColumn="0" w:lastRowFirstColumn="0" w:lastRowLastColumn="0"/>
+        </w:trPr>
+        <w:tc>
+          <w:tcPr>
+            <w:cnfStyle w:val="001000000000" w:firstRow="0" w:lastRow="0" w:firstColumn="1" w:lastColumn="0" w:oddVBand="0" w:evenVBand="0" w:oddHBand="0" w:evenHBand="0" w:firstRowFirstColumn="0" w:firstRowLastColumn="0" w:lastRowFirstColumn="0" w:lastRowLastColumn="0"/>
+            <w:tcW w:w="4680" w:type="dxa"/>
+            <w:vAlign w:val="center"/>
+          </w:tcPr>
+          <w:p>
+            <w:pPr>
+              <w:rPr>
+                <w:sz w:val="22"/>
+                <w:szCs w:val="22"/>
+              </w:rPr>
+            </w:pPr>
+            <w:r>
+              <w:rPr>
+                <w:sz w:val="22"/>
+                <w:szCs w:val="22"/>
+              </w:rPr>
+              <w:t>Objective/Model</w:t>
+            </w:r>
+          </w:p>
+        </w:tc>
+        <w:tc>
+          <w:tcPr>
+            <w:tcW w:w="4860" w:type="dxa"/>
+            <w:vAlign w:val="center"/>
+          </w:tcPr>
+          <w:p>
+            <w:pPr>
+              <w:cnfStyle w:val="100000000000" w:firstRow="1" w:lastRow="0" w:firstColumn="0" w:lastColumn="0" w:oddVBand="0" w:evenVBand="0" w:oddHBand="0" w:evenHBand="0" w:firstRowFirstColumn="0" w:firstRowLastColumn="0" w:lastRowFirstColumn="0" w:lastRowLastColumn="0"/>
+              <w:rPr>
+                <w:sz w:val="22"/>
+                <w:szCs w:val="22"/>
+              </w:rPr>
+            </w:pPr>
+            <w:r>
+              <w:rPr>
+                <w:sz w:val="22"/>
+                <w:szCs w:val="22"/>
+              </w:rPr>
+              <w:t>Metric Translation</w:t>
+            </w:r>
+          </w:p>
+        </w:tc>
+      </w:tr>
+      <w:tr>
+        <w:trPr>
+          <w:cnfStyle w:val="000000100000" w:firstRow="0" w:lastRow="0" w:firstColumn="0" w:lastColumn="0" w:oddVBand="0" w:evenVBand="0" w:oddHBand="1" w:evenHBand="0" w:firstRowFirstColumn="0" w:firstRowLastColumn="0" w:lastRowFirstColumn="0" w:lastRowLastColumn="0"/>
+          <w:trHeight w:val="924"/>
+        </w:trPr>
+        <w:tc>
+          <w:tcPr>
+            <w:cnfStyle w:val="001000000000" w:firstRow="0" w:lastRow="0" w:firstColumn="1" w:lastColumn="0" w:oddVBand="0" w:evenVBand="0" w:oddHBand="0" w:evenHBand="0" w:firstRowFirstColumn="0" w:firstRowLastColumn="0" w:lastRowFirstColumn="0" w:lastRowLastColumn="0"/>
+            <w:tcW w:w="4680" w:type="dxa"/>
+            <w:vAlign w:val="center"/>
+          </w:tcPr>
+          <w:p>
+            <w:pPr>
+              <w:spacing w:before="120" w:after="120"/>
+              <w:rPr>
+                <w:b w:val="0"/>
+                <w:bCs w:val="0"/>
+                <w:sz w:val="22"/>
+                <w:szCs w:val="22"/>
+              </w:rPr>
+            </w:pPr>
+            <w:r>
+              <w:rPr>
+                <w:b w:val="0"/>
+                <w:bCs w:val="0"/>
+                <w:sz w:val="22"/>
+                <w:szCs w:val="22"/>
+              </w:rPr>
+              <w:t xml:space="preserve">Objective 1: </w:t>
+            </w:r>
+          </w:p>
+          <w:p>
+            <w:pPr>
+              <w:spacing w:before="120" w:after="120"/>
+              <w:rPr>
+                <w:b w:val="0"/>
+                <w:bCs w:val="0"/>
+                <w:sz w:val="22"/>
+                <w:szCs w:val="22"/>
+              </w:rPr>
+            </w:pPr>
+            <w:r>
+              <w:rPr>
+                <w:b w:val="0"/>
+                <w:bCs w:val="0"/>
+                <w:sz w:val="22"/>
+                <w:szCs w:val="22"/>
+              </w:rPr>
+              <w:t>POST_COVID ~ AGGRESSIVE_DRIVING</w:t>
+            </w:r>
+          </w:p>
+          <w:p>
+            <w:pPr>
+              <w:jc w:val="center"/>
+              <w:rPr>
+                <w:b w:val="0"/>
+                <w:bCs w:val="0"/>
+                <w:sz w:val="22"/>
+                <w:szCs w:val="22"/>
+              </w:rPr>
+            </w:pPr>
+          </w:p>
+        </w:tc>
+        <w:tc>
+          <w:tcPr>
+            <w:tcW w:w="4860" w:type="dxa"/>
+            <w:vAlign w:val="center"/>
+          </w:tcPr>
+          <w:p>
+            <w:pPr>
+              <w:spacing w:before="120" w:after="120"/>
+              <w:cnfStyle w:val="000000100000" w:firstRow="0" w:lastRow="0" w:firstColumn="0" w:lastColumn="0" w:oddVBand="0" w:evenVBand="0" w:oddHBand="1" w:evenHBand="0" w:firstRowFirstColumn="0" w:firstRowLastColumn="0" w:lastRowFirstColumn="0" w:lastRowLastColumn="0"/>
+              <w:rPr>
+                <w:sz w:val="22"/>
+                <w:szCs w:val="22"/>
+              </w:rPr>
+            </w:pPr>
+            <w:r>
+              <w:rPr>
+                <w:sz w:val="22"/>
+                <w:szCs w:val="22"/>
+              </w:rPr>
+              <w:t xml:space="preserve">Although the F1 scores for the models met the </w:t>
+            </w:r>
+            <w:r>
+              <w:rPr>
+                <w:sz w:val="22"/>
+                <w:szCs w:val="22"/>
+              </w:rPr>
+              <w:t>success</w:t>
+            </w:r>
+            <w:r>
+              <w:rPr>
+                <w:sz w:val="22"/>
+                <w:szCs w:val="22"/>
+              </w:rPr>
+              <w:t xml:space="preserve"> criteria at 0.718</w:t>
+            </w:r>
+            <w:r>
+              <w:rPr>
+                <w:sz w:val="22"/>
+                <w:szCs w:val="22"/>
+              </w:rPr>
+              <w:t>, the ROC AUC values were low at 0.5. This means the model is not good at distinguishing between the classes. There is no evidence that aggressive driving increased during COVID-19 and remained high after.</w:t>
+            </w:r>
+          </w:p>
+        </w:tc>
+      </w:tr>
+      <w:tr>
+        <w:trPr>
+          <w:trHeight w:val="3694"/>
+        </w:trPr>
+        <w:tc>
+          <w:tcPr>
+            <w:cnfStyle w:val="001000000000" w:firstRow="0" w:lastRow="0" w:firstColumn="1" w:lastColumn="0" w:oddVBand="0" w:evenVBand="0" w:oddHBand="0" w:evenHBand="0" w:firstRowFirstColumn="0" w:firstRowLastColumn="0" w:lastRowFirstColumn="0" w:lastRowLastColumn="0"/>
+            <w:tcW w:w="4680" w:type="dxa"/>
+            <w:vAlign w:val="center"/>
+          </w:tcPr>
+          <w:p>
+            <w:pPr>
+              <w:spacing w:before="120" w:after="120"/>
+              <w:rPr>
+                <w:b w:val="0"/>
+                <w:bCs w:val="0"/>
+                <w:sz w:val="22"/>
+                <w:szCs w:val="22"/>
+              </w:rPr>
+            </w:pPr>
+            <w:r>
+              <w:rPr>
+                <w:b w:val="0"/>
+                <w:bCs w:val="0"/>
+                <w:sz w:val="22"/>
+                <w:szCs w:val="22"/>
+              </w:rPr>
+              <w:t xml:space="preserve">Objective 2: </w:t>
+            </w:r>
+          </w:p>
+          <w:p>
+            <w:pPr>
+              <w:spacing w:before="120" w:after="120"/>
+              <w:rPr>
+                <w:b w:val="0"/>
+                <w:bCs w:val="0"/>
+                <w:sz w:val="22"/>
+                <w:szCs w:val="22"/>
+              </w:rPr>
+            </w:pPr>
+            <w:r>
+              <w:rPr>
+                <w:b w:val="0"/>
+                <w:bCs w:val="0"/>
+                <w:sz w:val="22"/>
+                <w:szCs w:val="22"/>
+              </w:rPr>
+              <w:t>POST_COVID ~ NO_CLEARNACE</w:t>
+            </w:r>
+          </w:p>
+          <w:p>
+            <w:pPr>
+              <w:spacing w:before="120" w:after="120"/>
+              <w:rPr>
+                <w:b w:val="0"/>
+                <w:bCs w:val="0"/>
+                <w:sz w:val="22"/>
+                <w:szCs w:val="22"/>
+              </w:rPr>
+            </w:pPr>
+            <w:r>
+              <w:rPr>
+                <w:b w:val="0"/>
+                <w:bCs w:val="0"/>
+                <w:sz w:val="22"/>
+                <w:szCs w:val="22"/>
+              </w:rPr>
+              <w:t>POST_COVID ~ CELL_PHONE</w:t>
+            </w:r>
+          </w:p>
+          <w:p>
+            <w:pPr>
+              <w:spacing w:before="120" w:after="120"/>
+              <w:rPr>
+                <w:b w:val="0"/>
+                <w:bCs w:val="0"/>
+                <w:sz w:val="22"/>
+                <w:szCs w:val="22"/>
+              </w:rPr>
+            </w:pPr>
+            <w:r>
+              <w:rPr>
+                <w:b w:val="0"/>
+                <w:bCs w:val="0"/>
+                <w:sz w:val="22"/>
+                <w:szCs w:val="22"/>
+              </w:rPr>
+              <w:t>POST_COVID ~ DISTRACTED</w:t>
+            </w:r>
+          </w:p>
+          <w:p>
+            <w:pPr>
+              <w:spacing w:before="120" w:after="120"/>
+              <w:rPr>
+                <w:b w:val="0"/>
+                <w:bCs w:val="0"/>
+                <w:sz w:val="22"/>
+                <w:szCs w:val="22"/>
+              </w:rPr>
+            </w:pPr>
+            <w:r>
+              <w:rPr>
+                <w:b w:val="0"/>
+                <w:bCs w:val="0"/>
+                <w:sz w:val="22"/>
+                <w:szCs w:val="22"/>
+              </w:rPr>
+              <w:t>POST_COVID ~ RUNNING_RED_LT</w:t>
+            </w:r>
+          </w:p>
+          <w:p>
+            <w:pPr>
+              <w:spacing w:before="120" w:after="120"/>
+              <w:rPr>
+                <w:b w:val="0"/>
+                <w:bCs w:val="0"/>
+                <w:sz w:val="22"/>
+                <w:szCs w:val="22"/>
+              </w:rPr>
+            </w:pPr>
+            <w:r>
+              <w:rPr>
+                <w:b w:val="0"/>
+                <w:bCs w:val="0"/>
+                <w:sz w:val="22"/>
+                <w:szCs w:val="22"/>
+              </w:rPr>
+              <w:t>POST_COVID ~ RUNNING_STOP_SIGN</w:t>
+            </w:r>
+          </w:p>
+          <w:p>
+            <w:pPr>
+              <w:spacing w:before="120" w:after="120"/>
+              <w:rPr>
+                <w:b w:val="0"/>
+                <w:bCs w:val="0"/>
+                <w:sz w:val="22"/>
+                <w:szCs w:val="22"/>
+              </w:rPr>
+            </w:pPr>
+            <w:r>
+              <w:rPr>
+                <w:b w:val="0"/>
+                <w:bCs w:val="0"/>
+                <w:sz w:val="22"/>
+                <w:szCs w:val="22"/>
+              </w:rPr>
+              <w:t>POST_COVID ~ SPEEDING</w:t>
+            </w:r>
+          </w:p>
+          <w:p>
+            <w:pPr>
+              <w:spacing w:before="120" w:after="120"/>
+              <w:rPr>
+                <w:b w:val="0"/>
+                <w:bCs w:val="0"/>
+                <w:sz w:val="22"/>
+                <w:szCs w:val="22"/>
+              </w:rPr>
+            </w:pPr>
+            <w:r>
+              <w:rPr>
+                <w:b w:val="0"/>
+                <w:bCs w:val="0"/>
+                <w:sz w:val="22"/>
+                <w:szCs w:val="22"/>
+              </w:rPr>
+              <w:t>POST_COVID ~ SPEEDING_RELATED</w:t>
+            </w:r>
+          </w:p>
+          <w:p>
+            <w:pPr>
+              <w:rPr>
+                <w:b w:val="0"/>
+                <w:bCs w:val="0"/>
+                <w:sz w:val="22"/>
+                <w:szCs w:val="22"/>
+              </w:rPr>
+            </w:pPr>
+            <w:r>
+              <w:rPr>
+                <w:b w:val="0"/>
+                <w:bCs w:val="0"/>
+                <w:sz w:val="22"/>
+                <w:szCs w:val="22"/>
+              </w:rPr>
+              <w:t>POST_COVID ~ TAILGAITING</w:t>
+            </w:r>
+          </w:p>
+        </w:tc>
+        <w:tc>
+          <w:tcPr>
+            <w:tcW w:w="4860" w:type="dxa"/>
+            <w:vAlign w:val="center"/>
+          </w:tcPr>
+          <w:p>
+            <w:pPr>
+              <w:spacing w:before="120" w:after="120"/>
+              <w:cnfStyle w:val="000000000000" w:firstRow="0" w:lastRow="0" w:firstColumn="0" w:lastColumn="0" w:oddVBand="0" w:evenVBand="0" w:oddHBand="0" w:evenHBand="0" w:firstRowFirstColumn="0" w:firstRowLastColumn="0" w:lastRowFirstColumn="0" w:lastRowLastColumn="0"/>
+              <w:rPr>
+                <w:sz w:val="22"/>
+                <w:szCs w:val="22"/>
+              </w:rPr>
+            </w:pPr>
+            <w:r>
+              <w:rPr>
+                <w:sz w:val="22"/>
+                <w:szCs w:val="22"/>
+              </w:rPr>
+              <w:t xml:space="preserve">The F1 score is the only metric collected from these models. No scores met the success criteria of 0.7. There is no evidence that any specific aggressive driving behavior increased during COVID-19 and remained high. </w:t>
+            </w:r>
+          </w:p>
+        </w:tc>
+      </w:tr>
+      <w:tr>
+        <w:trPr>
+          <w:cnfStyle w:val="000000100000" w:firstRow="0" w:lastRow="0" w:firstColumn="0" w:lastColumn="0" w:oddVBand="0" w:evenVBand="0" w:oddHBand="1" w:evenHBand="0" w:firstRowFirstColumn="0" w:firstRowLastColumn="0" w:lastRowFirstColumn="0" w:lastRowLastColumn="0"/>
+          <w:trHeight w:val="355"/>
+        </w:trPr>
+        <w:tc>
+          <w:tcPr>
+            <w:cnfStyle w:val="001000000000" w:firstRow="0" w:lastRow="0" w:firstColumn="1" w:lastColumn="0" w:oddVBand="0" w:evenVBand="0" w:oddHBand="0" w:evenHBand="0" w:firstRowFirstColumn="0" w:firstRowLastColumn="0" w:lastRowFirstColumn="0" w:lastRowLastColumn="0"/>
+            <w:tcW w:w="4680" w:type="dxa"/>
+            <w:vAlign w:val="center"/>
+          </w:tcPr>
+          <w:p>
+            <w:pPr>
+              <w:spacing w:before="120" w:after="120"/>
+              <w:rPr>
+                <w:b w:val="0"/>
+                <w:bCs w:val="0"/>
+                <w:sz w:val="22"/>
+                <w:szCs w:val="22"/>
+              </w:rPr>
+            </w:pPr>
+            <w:r>
+              <w:rPr>
+                <w:b w:val="0"/>
+                <w:bCs w:val="0"/>
+                <w:sz w:val="22"/>
+                <w:szCs w:val="22"/>
+              </w:rPr>
+              <w:lastRenderedPageBreak/>
+              <w:t>Objective 3:</w:t>
+            </w:r>
+          </w:p>
+          <w:p>
+            <w:pPr>
+              <w:spacing w:before="120" w:after="120"/>
+              <w:rPr>
+                <w:b w:val="0"/>
+                <w:bCs w:val="0"/>
+                <w:sz w:val="22"/>
+                <w:szCs w:val="22"/>
+              </w:rPr>
+            </w:pPr>
+            <w:r>
+              <w:rPr>
+                <w:b w:val="0"/>
+                <w:bCs w:val="0"/>
+                <w:sz w:val="22"/>
+                <w:szCs w:val="22"/>
+              </w:rPr>
+              <w:t>POST_COVID, CELL_PHONE,</w:t>
+            </w:r>
+            <w:r>
+              <w:rPr>
+                <w:b w:val="0"/>
+                <w:bCs w:val="0"/>
+                <w:sz w:val="22"/>
+                <w:szCs w:val="22"/>
+              </w:rPr>
+              <w:br/>
+            </w:r>
+            <w:r>
+              <w:rPr>
+                <w:b w:val="0"/>
+                <w:bCs w:val="0"/>
+                <w:sz w:val="22"/>
+                <w:szCs w:val="22"/>
+              </w:rPr>
+              <w:t>IMPAIRED_DRIVER</w:t>
+            </w:r>
+            <w:r>
+              <w:rPr>
+                <w:b w:val="0"/>
+                <w:bCs w:val="0"/>
+                <w:sz w:val="22"/>
+                <w:szCs w:val="22"/>
+              </w:rPr>
+              <w:t xml:space="preserve">, </w:t>
+            </w:r>
+            <w:r>
+              <w:rPr>
+                <w:b w:val="0"/>
+                <w:bCs w:val="0"/>
+                <w:sz w:val="22"/>
+                <w:szCs w:val="22"/>
+              </w:rPr>
+              <w:t>MATURE_DRIVER</w:t>
+            </w:r>
+            <w:r>
+              <w:rPr>
+                <w:b w:val="0"/>
+                <w:bCs w:val="0"/>
+                <w:sz w:val="22"/>
+                <w:szCs w:val="22"/>
+              </w:rPr>
+              <w:t xml:space="preserve">, </w:t>
+            </w:r>
+            <w:r>
+              <w:rPr>
+                <w:b w:val="0"/>
+                <w:bCs w:val="0"/>
+                <w:sz w:val="22"/>
+                <w:szCs w:val="22"/>
+              </w:rPr>
+              <w:t>YOUNG_DRIVER</w:t>
+            </w:r>
+            <w:r>
+              <w:rPr>
+                <w:b w:val="0"/>
+                <w:bCs w:val="0"/>
+                <w:sz w:val="22"/>
+                <w:szCs w:val="22"/>
+              </w:rPr>
+              <w:t xml:space="preserve">, </w:t>
+            </w:r>
+            <w:r>
+              <w:rPr>
+                <w:b w:val="0"/>
+                <w:bCs w:val="0"/>
+                <w:sz w:val="22"/>
+                <w:szCs w:val="22"/>
+              </w:rPr>
+              <w:t>FATIGUE_ASLEEP</w:t>
+            </w:r>
+            <w:r>
+              <w:rPr>
+                <w:b w:val="0"/>
+                <w:bCs w:val="0"/>
+                <w:sz w:val="22"/>
+                <w:szCs w:val="22"/>
+              </w:rPr>
+              <w:t xml:space="preserve">, </w:t>
+            </w:r>
+            <w:r>
+              <w:rPr>
+                <w:b w:val="0"/>
+                <w:bCs w:val="0"/>
+                <w:sz w:val="22"/>
+                <w:szCs w:val="22"/>
+              </w:rPr>
+              <w:t>HIT_RUN</w:t>
+            </w:r>
+            <w:r>
+              <w:rPr>
+                <w:b w:val="0"/>
+                <w:bCs w:val="0"/>
+                <w:sz w:val="22"/>
+                <w:szCs w:val="22"/>
+              </w:rPr>
+              <w:t xml:space="preserve">, </w:t>
+            </w:r>
+            <w:r>
+              <w:rPr>
+                <w:b w:val="0"/>
+                <w:bCs w:val="0"/>
+                <w:sz w:val="22"/>
+                <w:szCs w:val="22"/>
+              </w:rPr>
+              <w:t>UNLICENSED</w:t>
+            </w:r>
+            <w:r>
+              <w:rPr>
+                <w:b w:val="0"/>
+                <w:bCs w:val="0"/>
+                <w:sz w:val="22"/>
+                <w:szCs w:val="22"/>
+              </w:rPr>
+              <w:t xml:space="preserve">, </w:t>
+            </w:r>
+            <w:proofErr w:type="spellStart"/>
+            <w:r>
+              <w:rPr>
+                <w:b w:val="0"/>
+                <w:bCs w:val="0"/>
+                <w:sz w:val="22"/>
+                <w:szCs w:val="22"/>
+              </w:rPr>
+              <w:t>URBAN_RURALx</w:t>
+            </w:r>
+            <w:proofErr w:type="spellEnd"/>
+            <w:r>
+              <w:rPr>
+                <w:b w:val="0"/>
+                <w:bCs w:val="0"/>
+                <w:sz w:val="22"/>
+                <w:szCs w:val="22"/>
+              </w:rPr>
+              <w:t xml:space="preserve"> ~</w:t>
+            </w:r>
+          </w:p>
+          <w:p>
+            <w:pPr>
+              <w:spacing w:before="120" w:after="120"/>
+              <w:rPr>
+                <w:b w:val="0"/>
+                <w:bCs w:val="0"/>
+                <w:sz w:val="22"/>
+                <w:szCs w:val="22"/>
+              </w:rPr>
+            </w:pPr>
+            <w:r>
+              <w:rPr>
+                <w:b w:val="0"/>
+                <w:bCs w:val="0"/>
+                <w:sz w:val="22"/>
+                <w:szCs w:val="22"/>
+              </w:rPr>
+              <w:t>AGG</w:t>
+            </w:r>
+            <w:r>
+              <w:rPr>
+                <w:b w:val="0"/>
+                <w:bCs w:val="0"/>
+                <w:sz w:val="22"/>
+                <w:szCs w:val="22"/>
+              </w:rPr>
+              <w:t>RESSIVE</w:t>
+            </w:r>
+            <w:r>
+              <w:rPr>
+                <w:b w:val="0"/>
+                <w:bCs w:val="0"/>
+                <w:sz w:val="22"/>
+                <w:szCs w:val="22"/>
+              </w:rPr>
+              <w:t>_DRIVING</w:t>
+            </w:r>
+          </w:p>
+        </w:tc>
+        <w:tc>
+          <w:tcPr>
+            <w:tcW w:w="4860" w:type="dxa"/>
+            <w:vAlign w:val="center"/>
+          </w:tcPr>
+          <w:p>
+            <w:pPr>
+              <w:spacing w:before="120" w:after="120"/>
+              <w:cnfStyle w:val="000000100000" w:firstRow="0" w:lastRow="0" w:firstColumn="0" w:lastColumn="0" w:oddVBand="0" w:evenVBand="0" w:oddHBand="1" w:evenHBand="0" w:firstRowFirstColumn="0" w:firstRowLastColumn="0" w:lastRowFirstColumn="0" w:lastRowLastColumn="0"/>
+              <w:rPr>
+                <w:sz w:val="22"/>
+                <w:szCs w:val="22"/>
+              </w:rPr>
+            </w:pPr>
+            <w:r>
+              <w:rPr>
+                <w:sz w:val="22"/>
+                <w:szCs w:val="22"/>
+              </w:rPr>
+              <w:t>Although the F1 scores for the models met the success criteria at 0.718, the ROC AUC values were low at 0.5</w:t>
+            </w:r>
+            <w:r>
+              <w:rPr>
+                <w:sz w:val="22"/>
+                <w:szCs w:val="22"/>
+              </w:rPr>
+              <w:t>2</w:t>
+            </w:r>
+            <w:r>
+              <w:rPr>
+                <w:sz w:val="22"/>
+                <w:szCs w:val="22"/>
+              </w:rPr>
+              <w:t xml:space="preserve">. This means the model is not good at distinguishing between the classes. There is no evidence that aggressive driving </w:t>
+            </w:r>
+            <w:r>
+              <w:rPr>
+                <w:sz w:val="22"/>
+                <w:szCs w:val="22"/>
+              </w:rPr>
+              <w:t xml:space="preserve">increased </w:t>
+            </w:r>
+            <w:r>
+              <w:rPr>
+                <w:sz w:val="22"/>
+                <w:szCs w:val="22"/>
+              </w:rPr>
+              <w:t>during COVID-19 and remained high</w:t>
+            </w:r>
+            <w:r>
+              <w:rPr>
+                <w:sz w:val="22"/>
+                <w:szCs w:val="22"/>
+              </w:rPr>
+              <w:t xml:space="preserve"> or that co-factors, such as </w:t>
+            </w:r>
+            <w:r>
+              <w:rPr>
+                <w:sz w:val="22"/>
+                <w:szCs w:val="22"/>
+              </w:rPr>
+              <w:t>age of the driver, urban or rural location of the crash, driver impairment, and status of the driver’s license</w:t>
+            </w:r>
+            <w:r>
+              <w:rPr>
+                <w:sz w:val="22"/>
+                <w:szCs w:val="22"/>
+              </w:rPr>
+              <w:t xml:space="preserve"> contributed to an increase</w:t>
+            </w:r>
+            <w:r>
+              <w:rPr>
+                <w:sz w:val="22"/>
+                <w:szCs w:val="22"/>
+              </w:rPr>
+              <w:t>.</w:t>
+            </w:r>
+          </w:p>
+        </w:tc>
+      </w:tr>
+    </w:tbl>
+    <w:p/>
     <w:p/>
     <w:p>
       <w:pPr>
@@ -17606,7 +18440,6 @@
       </w:pPr>
       <w:bookmarkStart w:id="48" w:name="_Toc225109761"/>
       <w:r>
-        <w:lastRenderedPageBreak/>
         <w:t>Selection Justification</w:t>
       </w:r>
       <w:bookmarkEnd w:id="48"/>
@@ -17638,9 +18471,9 @@
     <w:p>
       <w:pPr>
         <w:sectPr>
-          <w:footerReference w:type="even" r:id="rId18"/>
-          <w:footerReference w:type="default" r:id="rId19"/>
-          <w:footerReference w:type="first" r:id="rId20"/>
+          <w:footerReference w:type="even" r:id="rId20"/>
+          <w:footerReference w:type="default" r:id="rId21"/>
+          <w:footerReference w:type="first" r:id="rId22"/>
           <w:pgSz w:w="12240" w:h="15840"/>
           <w:pgMar w:top="1440" w:right="1440" w:bottom="1440" w:left="1440" w:header="720" w:footer="720" w:gutter="0"/>
           <w:cols w:space="720"/>
@@ -21283,7 +22116,7 @@
       <w:r>
         <w:t xml:space="preserve">. </w:t>
       </w:r>
-      <w:hyperlink r:id="rId21" w:history="1">
+      <w:hyperlink r:id="rId23" w:history="1">
         <w:r>
           <w:rPr>
             <w:rStyle w:val="Hyperlink"/>
@@ -21310,7 +22143,7 @@
       <w:r>
         <w:t xml:space="preserve">. </w:t>
       </w:r>
-      <w:hyperlink r:id="rId22" w:history="1">
+      <w:hyperlink r:id="rId24" w:history="1">
         <w:r>
           <w:rPr>
             <w:rStyle w:val="Hyperlink"/>
@@ -21334,7 +22167,7 @@
       <w:r>
         <w:t xml:space="preserve">. (n.d.). Retrieved February 1, 2026, from </w:t>
       </w:r>
-      <w:hyperlink r:id="rId23" w:history="1">
+      <w:hyperlink r:id="rId25" w:history="1">
         <w:r>
           <w:rPr>
             <w:rStyle w:val="Hyperlink"/>
@@ -21375,7 +22208,7 @@
       <w:r>
         <w:t xml:space="preserve">. </w:t>
       </w:r>
-      <w:hyperlink r:id="rId24" w:history="1">
+      <w:hyperlink r:id="rId26" w:history="1">
         <w:r>
           <w:rPr>
             <w:rStyle w:val="Hyperlink"/>
@@ -21410,7 +22243,7 @@
       <w:r>
         <w:t xml:space="preserve">. </w:t>
       </w:r>
-      <w:hyperlink r:id="rId25" w:history="1">
+      <w:hyperlink r:id="rId27" w:history="1">
         <w:r>
           <w:rPr>
             <w:rStyle w:val="Hyperlink"/>
@@ -21445,7 +22278,7 @@
       <w:r>
         <w:t xml:space="preserve">. </w:t>
       </w:r>
-      <w:hyperlink r:id="rId26" w:history="1">
+      <w:hyperlink r:id="rId28" w:history="1">
         <w:r>
           <w:rPr>
             <w:rStyle w:val="Hyperlink"/>
@@ -21472,7 +22305,7 @@
       <w:r>
         <w:t xml:space="preserve">. </w:t>
       </w:r>
-      <w:hyperlink r:id="rId27" w:history="1">
+      <w:hyperlink r:id="rId29" w:history="1">
         <w:r>
           <w:rPr>
             <w:rStyle w:val="Hyperlink"/>
@@ -21505,7 +22338,7 @@
       <w:r>
         <w:t xml:space="preserve">. </w:t>
       </w:r>
-      <w:hyperlink r:id="rId28" w:history="1">
+      <w:hyperlink r:id="rId30" w:history="1">
         <w:r>
           <w:rPr>
             <w:rStyle w:val="Hyperlink"/>
@@ -21532,7 +22365,7 @@
       <w:r>
         <w:t xml:space="preserve">. </w:t>
       </w:r>
-      <w:hyperlink r:id="rId29" w:history="1">
+      <w:hyperlink r:id="rId31" w:history="1">
         <w:r>
           <w:rPr>
             <w:rStyle w:val="Hyperlink"/>
@@ -21562,7 +22395,7 @@
       <w:r>
         <w:t xml:space="preserve">. Retrieved January 22, 2026, from </w:t>
       </w:r>
-      <w:hyperlink r:id="rId30" w:history="1">
+      <w:hyperlink r:id="rId32" w:history="1">
         <w:r>
           <w:rPr>
             <w:rStyle w:val="Hyperlink"/>
@@ -21586,7 +22419,7 @@
       <w:r>
         <w:t xml:space="preserve">. (n.d.). Pennsylvania Department of Transportation. Retrieved January 25, 2026, from </w:t>
       </w:r>
-      <w:hyperlink r:id="rId31" w:history="1">
+      <w:hyperlink r:id="rId33" w:history="1">
         <w:r>
           <w:rPr>
             <w:rStyle w:val="Hyperlink"/>
@@ -21613,7 +22446,7 @@
       <w:r>
         <w:t xml:space="preserve">. (n.d.). Retrieved January 25, 2026, from </w:t>
       </w:r>
-      <w:hyperlink r:id="rId32" w:history="1">
+      <w:hyperlink r:id="rId34" w:history="1">
         <w:r>
           <w:rPr>
             <w:rStyle w:val="Hyperlink"/>
@@ -21659,7 +22492,7 @@
       <w:r>
         <w:t xml:space="preserve">. </w:t>
       </w:r>
-      <w:hyperlink r:id="rId33" w:history="1">
+      <w:hyperlink r:id="rId35" w:history="1">
         <w:r>
           <w:rPr>
             <w:rStyle w:val="Hyperlink"/>
@@ -21686,7 +22519,7 @@
       <w:r>
         <w:t xml:space="preserve">. </w:t>
       </w:r>
-      <w:hyperlink r:id="rId34" w:history="1">
+      <w:hyperlink r:id="rId36" w:history="1">
         <w:r>
           <w:rPr>
             <w:rStyle w:val="Hyperlink"/>
@@ -21718,7 +22551,7 @@
       <w:r>
         <w:t xml:space="preserve">. </w:t>
       </w:r>
-      <w:hyperlink r:id="rId35" w:history="1">
+      <w:hyperlink r:id="rId37" w:history="1">
         <w:r>
           <w:rPr>
             <w:rStyle w:val="Hyperlink"/>
@@ -21750,7 +22583,7 @@
       <w:r>
         <w:t xml:space="preserve">. </w:t>
       </w:r>
-      <w:hyperlink r:id="rId36" w:history="1">
+      <w:hyperlink r:id="rId38" w:history="1">
         <w:r>
           <w:rPr>
             <w:rStyle w:val="Hyperlink"/>

--- a/Data_Preparation_and_Modeling_Report_over_lisa .docx
+++ b/Data_Preparation_and_Modeling_Report_over_lisa .docx
@@ -537,6 +537,8 @@
       <w:sdtPr>
         <w:rPr>
           <w:rFonts w:ascii="Times New Roman" w:eastAsiaTheme="minorHAnsi" w:hAnsi="Times New Roman" w:cstheme="minorBidi"/>
+          <w:b w:val="0"/>
+          <w:bCs w:val="0"/>
           <w:color w:val="auto"/>
           <w:kern w:val="2"/>
           <w:sz w:val="24"/>
@@ -552,8 +554,6 @@
       <w:sdtEndPr>
         <w:rPr>
           <w:rFonts w:eastAsia="Times New Roman" w:cs="Times New Roman"/>
-          <w:b w:val="0"/>
-          <w:bCs w:val="0"/>
           <w:noProof/>
           <w:kern w:val="0"/>
           <w14:ligatures w14:val="none"/>
@@ -600,7 +600,7 @@
             </w:rPr>
             <w:fldChar w:fldCharType="separate"/>
           </w:r>
-          <w:hyperlink w:anchor="_Toc225109713" w:history="1">
+          <w:hyperlink w:anchor="_Toc225179756" w:history="1">
             <w:r>
               <w:rPr>
                 <w:rStyle w:val="Hyperlink"/>
@@ -627,7 +627,7 @@
                 <w:noProof/>
                 <w:webHidden/>
               </w:rPr>
-              <w:instrText xml:space="preserve"> PAGEREF _Toc225109713 \h </w:instrText>
+              <w:instrText xml:space="preserve"> PAGEREF _Toc225179756 \h </w:instrText>
             </w:r>
             <w:r>
               <w:rPr>
@@ -673,7 +673,7 @@
               <w:noProof/>
             </w:rPr>
           </w:pPr>
-          <w:hyperlink w:anchor="_Toc225109714" w:history="1">
+          <w:hyperlink w:anchor="_Toc225179757" w:history="1">
             <w:r>
               <w:rPr>
                 <w:rStyle w:val="Hyperlink"/>
@@ -700,7 +700,7 @@
                 <w:noProof/>
                 <w:webHidden/>
               </w:rPr>
-              <w:instrText xml:space="preserve"> PAGEREF _Toc225109714 \h </w:instrText>
+              <w:instrText xml:space="preserve"> PAGEREF _Toc225179757 \h </w:instrText>
             </w:r>
             <w:r>
               <w:rPr>
@@ -747,7 +747,7 @@
               <w:szCs w:val="24"/>
             </w:rPr>
           </w:pPr>
-          <w:hyperlink w:anchor="_Toc225109715" w:history="1">
+          <w:hyperlink w:anchor="_Toc225179758" w:history="1">
             <w:r>
               <w:rPr>
                 <w:rStyle w:val="Hyperlink"/>
@@ -792,7 +792,7 @@
                 <w:noProof/>
                 <w:webHidden/>
               </w:rPr>
-              <w:instrText xml:space="preserve"> PAGEREF _Toc225109715 \h </w:instrText>
+              <w:instrText xml:space="preserve"> PAGEREF _Toc225179758 \h </w:instrText>
             </w:r>
             <w:r>
               <w:rPr>
@@ -836,7 +836,7 @@
               <w:szCs w:val="24"/>
             </w:rPr>
           </w:pPr>
-          <w:hyperlink w:anchor="_Toc225109716" w:history="1">
+          <w:hyperlink w:anchor="_Toc225179759" w:history="1">
             <w:r>
               <w:rPr>
                 <w:rStyle w:val="Hyperlink"/>
@@ -863,7 +863,7 @@
                 <w:noProof/>
                 <w:webHidden/>
               </w:rPr>
-              <w:instrText xml:space="preserve"> PAGEREF _Toc225109716 \h </w:instrText>
+              <w:instrText xml:space="preserve"> PAGEREF _Toc225179759 \h </w:instrText>
             </w:r>
             <w:r>
               <w:rPr>
@@ -907,28 +907,13 @@
               <w:szCs w:val="24"/>
             </w:rPr>
           </w:pPr>
-          <w:hyperlink w:anchor="_Toc225109717" w:history="1">
+          <w:hyperlink w:anchor="_Toc225179760" w:history="1">
             <w:r>
               <w:rPr>
                 <w:rStyle w:val="Hyperlink"/>
                 <w:noProof/>
               </w:rPr>
-              <w:t>†</w:t>
-            </w:r>
-            <w:r>
-              <w:rPr>
-                <w:rStyle w:val="Hyperlink"/>
-                <w:noProof/>
-                <w:vertAlign w:val="superscript"/>
-              </w:rPr>
-              <w:t xml:space="preserve"> </w:t>
-            </w:r>
-            <w:r>
-              <w:rPr>
-                <w:rStyle w:val="Hyperlink"/>
-                <w:noProof/>
-              </w:rPr>
-              <w:t>SPEEDING_RELATED encompasses all three of speeding, driving too fast for conditions, and driver fleeing police (R. Ranieri, personal communication, February 19, 2026)</w:t>
+              <w:t>Variable Selection</w:t>
             </w:r>
             <w:r>
               <w:rPr>
@@ -949,7 +934,7 @@
                 <w:noProof/>
                 <w:webHidden/>
               </w:rPr>
-              <w:instrText xml:space="preserve"> PAGEREF _Toc225109717 \h </w:instrText>
+              <w:instrText xml:space="preserve"> PAGEREF _Toc225179760 \h </w:instrText>
             </w:r>
             <w:r>
               <w:rPr>
@@ -993,13 +978,13 @@
               <w:szCs w:val="24"/>
             </w:rPr>
           </w:pPr>
-          <w:hyperlink w:anchor="_Toc225109718" w:history="1">
+          <w:hyperlink w:anchor="_Toc225179761" w:history="1">
             <w:r>
               <w:rPr>
                 <w:rStyle w:val="Hyperlink"/>
                 <w:noProof/>
               </w:rPr>
-              <w:t>Variable Selection</w:t>
+              <w:t>Temporal Selection</w:t>
             </w:r>
             <w:r>
               <w:rPr>
@@ -1020,7 +1005,7 @@
                 <w:noProof/>
                 <w:webHidden/>
               </w:rPr>
-              <w:instrText xml:space="preserve"> PAGEREF _Toc225109718 \h </w:instrText>
+              <w:instrText xml:space="preserve"> PAGEREF _Toc225179761 \h </w:instrText>
             </w:r>
             <w:r>
               <w:rPr>
@@ -1040,7 +1025,7 @@
                 <w:noProof/>
                 <w:webHidden/>
               </w:rPr>
-              <w:t>5</w:t>
+              <w:t>7</w:t>
             </w:r>
             <w:r>
               <w:rPr>
@@ -1064,13 +1049,13 @@
               <w:szCs w:val="24"/>
             </w:rPr>
           </w:pPr>
-          <w:hyperlink w:anchor="_Toc225109719" w:history="1">
+          <w:hyperlink w:anchor="_Toc225179762" w:history="1">
             <w:r>
               <w:rPr>
                 <w:rStyle w:val="Hyperlink"/>
                 <w:noProof/>
               </w:rPr>
-              <w:t>Temporal Selection</w:t>
+              <w:t>Record Selection</w:t>
             </w:r>
             <w:r>
               <w:rPr>
@@ -1091,7 +1076,7 @@
                 <w:noProof/>
                 <w:webHidden/>
               </w:rPr>
-              <w:instrText xml:space="preserve"> PAGEREF _Toc225109719 \h </w:instrText>
+              <w:instrText xml:space="preserve"> PAGEREF _Toc225179762 \h </w:instrText>
             </w:r>
             <w:r>
               <w:rPr>
@@ -1111,7 +1096,7 @@
                 <w:noProof/>
                 <w:webHidden/>
               </w:rPr>
-              <w:t>6</w:t>
+              <w:t>7</w:t>
             </w:r>
             <w:r>
               <w:rPr>
@@ -1135,13 +1120,13 @@
               <w:szCs w:val="24"/>
             </w:rPr>
           </w:pPr>
-          <w:hyperlink w:anchor="_Toc225109720" w:history="1">
+          <w:hyperlink w:anchor="_Toc225179763" w:history="1">
             <w:r>
               <w:rPr>
                 <w:rStyle w:val="Hyperlink"/>
                 <w:noProof/>
               </w:rPr>
-              <w:t>Record Selection</w:t>
+              <w:t>Sampling Strategy</w:t>
             </w:r>
             <w:r>
               <w:rPr>
@@ -1162,7 +1147,7 @@
                 <w:noProof/>
                 <w:webHidden/>
               </w:rPr>
-              <w:instrText xml:space="preserve"> PAGEREF _Toc225109720 \h </w:instrText>
+              <w:instrText xml:space="preserve"> PAGEREF _Toc225179763 \h </w:instrText>
             </w:r>
             <w:r>
               <w:rPr>
@@ -1182,7 +1167,7 @@
                 <w:noProof/>
                 <w:webHidden/>
               </w:rPr>
-              <w:t>6</w:t>
+              <w:t>7</w:t>
             </w:r>
             <w:r>
               <w:rPr>
@@ -1206,13 +1191,13 @@
               <w:szCs w:val="24"/>
             </w:rPr>
           </w:pPr>
-          <w:hyperlink w:anchor="_Toc225109721" w:history="1">
+          <w:hyperlink w:anchor="_Toc225179764" w:history="1">
             <w:r>
               <w:rPr>
                 <w:rStyle w:val="Hyperlink"/>
                 <w:noProof/>
               </w:rPr>
-              <w:t>Sampling Strategy</w:t>
+              <w:t>Connection to Data Science Goals from Business and Data Understanding</w:t>
             </w:r>
             <w:r>
               <w:rPr>
@@ -1233,78 +1218,7 @@
                 <w:noProof/>
                 <w:webHidden/>
               </w:rPr>
-              <w:instrText xml:space="preserve"> PAGEREF _Toc225109721 \h </w:instrText>
-            </w:r>
-            <w:r>
-              <w:rPr>
-                <w:noProof/>
-                <w:webHidden/>
-              </w:rPr>
-            </w:r>
-            <w:r>
-              <w:rPr>
-                <w:noProof/>
-                <w:webHidden/>
-              </w:rPr>
-              <w:fldChar w:fldCharType="separate"/>
-            </w:r>
-            <w:r>
-              <w:rPr>
-                <w:noProof/>
-                <w:webHidden/>
-              </w:rPr>
-              <w:t>7</w:t>
-            </w:r>
-            <w:r>
-              <w:rPr>
-                <w:noProof/>
-                <w:webHidden/>
-              </w:rPr>
-              <w:fldChar w:fldCharType="end"/>
-            </w:r>
-          </w:hyperlink>
-        </w:p>
-        <w:p>
-          <w:pPr>
-            <w:pStyle w:val="TOC3"/>
-            <w:tabs>
-              <w:tab w:val="right" w:leader="dot" w:pos="9350"/>
-            </w:tabs>
-            <w:rPr>
-              <w:rFonts w:eastAsiaTheme="minorEastAsia" w:cstheme="minorBidi"/>
-              <w:noProof/>
-              <w:sz w:val="24"/>
-              <w:szCs w:val="24"/>
-            </w:rPr>
-          </w:pPr>
-          <w:hyperlink w:anchor="_Toc225109722" w:history="1">
-            <w:r>
-              <w:rPr>
-                <w:rStyle w:val="Hyperlink"/>
-                <w:noProof/>
-              </w:rPr>
-              <w:t>Connection to Data Science Goals from Business and Data Understanding</w:t>
-            </w:r>
-            <w:r>
-              <w:rPr>
-                <w:noProof/>
-                <w:webHidden/>
-              </w:rPr>
-              <w:tab/>
-            </w:r>
-            <w:r>
-              <w:rPr>
-                <w:noProof/>
-                <w:webHidden/>
-              </w:rPr>
-              <w:fldChar w:fldCharType="begin"/>
-            </w:r>
-            <w:r>
-              <w:rPr>
-                <w:noProof/>
-                <w:webHidden/>
-              </w:rPr>
-              <w:instrText xml:space="preserve"> PAGEREF _Toc225109722 \h </w:instrText>
+              <w:instrText xml:space="preserve"> PAGEREF _Toc225179764 \h </w:instrText>
             </w:r>
             <w:r>
               <w:rPr>
@@ -1351,7 +1265,7 @@
               <w:szCs w:val="24"/>
             </w:rPr>
           </w:pPr>
-          <w:hyperlink w:anchor="_Toc225109723" w:history="1">
+          <w:hyperlink w:anchor="_Toc225179765" w:history="1">
             <w:r>
               <w:rPr>
                 <w:rStyle w:val="Hyperlink"/>
@@ -1396,7 +1310,7 @@
                 <w:noProof/>
                 <w:webHidden/>
               </w:rPr>
-              <w:instrText xml:space="preserve"> PAGEREF _Toc225109723 \h </w:instrText>
+              <w:instrText xml:space="preserve"> PAGEREF _Toc225179765 \h </w:instrText>
             </w:r>
             <w:r>
               <w:rPr>
@@ -1416,7 +1330,7 @@
                 <w:noProof/>
                 <w:webHidden/>
               </w:rPr>
-              <w:t>7</w:t>
+              <w:t>8</w:t>
             </w:r>
             <w:r>
               <w:rPr>
@@ -1440,7 +1354,7 @@
               <w:szCs w:val="24"/>
             </w:rPr>
           </w:pPr>
-          <w:hyperlink w:anchor="_Toc225109724" w:history="1">
+          <w:hyperlink w:anchor="_Toc225179766" w:history="1">
             <w:r>
               <w:rPr>
                 <w:rStyle w:val="Hyperlink"/>
@@ -1467,7 +1381,7 @@
                 <w:noProof/>
                 <w:webHidden/>
               </w:rPr>
-              <w:instrText xml:space="preserve"> PAGEREF _Toc225109724 \h </w:instrText>
+              <w:instrText xml:space="preserve"> PAGEREF _Toc225179766 \h </w:instrText>
             </w:r>
             <w:r>
               <w:rPr>
@@ -1487,7 +1401,7 @@
                 <w:noProof/>
                 <w:webHidden/>
               </w:rPr>
-              <w:t>7</w:t>
+              <w:t>8</w:t>
             </w:r>
             <w:r>
               <w:rPr>
@@ -1511,7 +1425,7 @@
               <w:szCs w:val="24"/>
             </w:rPr>
           </w:pPr>
-          <w:hyperlink w:anchor="_Toc225109725" w:history="1">
+          <w:hyperlink w:anchor="_Toc225179767" w:history="1">
             <w:r>
               <w:rPr>
                 <w:rStyle w:val="Hyperlink"/>
@@ -1538,7 +1452,7 @@
                 <w:noProof/>
                 <w:webHidden/>
               </w:rPr>
-              <w:instrText xml:space="preserve"> PAGEREF _Toc225109725 \h </w:instrText>
+              <w:instrText xml:space="preserve"> PAGEREF _Toc225179767 \h </w:instrText>
             </w:r>
             <w:r>
               <w:rPr>
@@ -1558,7 +1472,7 @@
                 <w:noProof/>
                 <w:webHidden/>
               </w:rPr>
-              <w:t>7</w:t>
+              <w:t>8</w:t>
             </w:r>
             <w:r>
               <w:rPr>
@@ -1582,7 +1496,7 @@
               <w:szCs w:val="24"/>
             </w:rPr>
           </w:pPr>
-          <w:hyperlink w:anchor="_Toc225109726" w:history="1">
+          <w:hyperlink w:anchor="_Toc225179768" w:history="1">
             <w:r>
               <w:rPr>
                 <w:rStyle w:val="Hyperlink"/>
@@ -1609,7 +1523,7 @@
                 <w:noProof/>
                 <w:webHidden/>
               </w:rPr>
-              <w:instrText xml:space="preserve"> PAGEREF _Toc225109726 \h </w:instrText>
+              <w:instrText xml:space="preserve"> PAGEREF _Toc225179768 \h </w:instrText>
             </w:r>
             <w:r>
               <w:rPr>
@@ -1629,7 +1543,7 @@
                 <w:noProof/>
                 <w:webHidden/>
               </w:rPr>
-              <w:t>8</w:t>
+              <w:t>9</w:t>
             </w:r>
             <w:r>
               <w:rPr>
@@ -1653,7 +1567,7 @@
               <w:szCs w:val="24"/>
             </w:rPr>
           </w:pPr>
-          <w:hyperlink w:anchor="_Toc225109727" w:history="1">
+          <w:hyperlink w:anchor="_Toc225179769" w:history="1">
             <w:r>
               <w:rPr>
                 <w:rStyle w:val="Hyperlink"/>
@@ -1680,7 +1594,7 @@
                 <w:noProof/>
                 <w:webHidden/>
               </w:rPr>
-              <w:instrText xml:space="preserve"> PAGEREF _Toc225109727 \h </w:instrText>
+              <w:instrText xml:space="preserve"> PAGEREF _Toc225179769 \h </w:instrText>
             </w:r>
             <w:r>
               <w:rPr>
@@ -1700,7 +1614,7 @@
                 <w:noProof/>
                 <w:webHidden/>
               </w:rPr>
-              <w:t>9</w:t>
+              <w:t>10</w:t>
             </w:r>
             <w:r>
               <w:rPr>
@@ -1724,7 +1638,7 @@
               <w:szCs w:val="24"/>
             </w:rPr>
           </w:pPr>
-          <w:hyperlink w:anchor="_Toc225109728" w:history="1">
+          <w:hyperlink w:anchor="_Toc225179770" w:history="1">
             <w:r>
               <w:rPr>
                 <w:rStyle w:val="Hyperlink"/>
@@ -1751,7 +1665,7 @@
                 <w:noProof/>
                 <w:webHidden/>
               </w:rPr>
-              <w:instrText xml:space="preserve"> PAGEREF _Toc225109728 \h </w:instrText>
+              <w:instrText xml:space="preserve"> PAGEREF _Toc225179770 \h </w:instrText>
             </w:r>
             <w:r>
               <w:rPr>
@@ -1771,7 +1685,7 @@
                 <w:noProof/>
                 <w:webHidden/>
               </w:rPr>
-              <w:t>9</w:t>
+              <w:t>10</w:t>
             </w:r>
             <w:r>
               <w:rPr>
@@ -1798,7 +1712,7 @@
               <w:szCs w:val="24"/>
             </w:rPr>
           </w:pPr>
-          <w:hyperlink w:anchor="_Toc225109729" w:history="1">
+          <w:hyperlink w:anchor="_Toc225179771" w:history="1">
             <w:r>
               <w:rPr>
                 <w:rStyle w:val="Hyperlink"/>
@@ -1843,7 +1757,7 @@
                 <w:noProof/>
                 <w:webHidden/>
               </w:rPr>
-              <w:instrText xml:space="preserve"> PAGEREF _Toc225109729 \h </w:instrText>
+              <w:instrText xml:space="preserve"> PAGEREF _Toc225179771 \h </w:instrText>
             </w:r>
             <w:r>
               <w:rPr>
@@ -1863,7 +1777,7 @@
                 <w:noProof/>
                 <w:webHidden/>
               </w:rPr>
-              <w:t>9</w:t>
+              <w:t>10</w:t>
             </w:r>
             <w:r>
               <w:rPr>
@@ -1887,7 +1801,7 @@
               <w:szCs w:val="24"/>
             </w:rPr>
           </w:pPr>
-          <w:hyperlink w:anchor="_Toc225109730" w:history="1">
+          <w:hyperlink w:anchor="_Toc225179772" w:history="1">
             <w:r>
               <w:rPr>
                 <w:rStyle w:val="Hyperlink"/>
@@ -1914,7 +1828,7 @@
                 <w:noProof/>
                 <w:webHidden/>
               </w:rPr>
-              <w:instrText xml:space="preserve"> PAGEREF _Toc225109730 \h </w:instrText>
+              <w:instrText xml:space="preserve"> PAGEREF _Toc225179772 \h </w:instrText>
             </w:r>
             <w:r>
               <w:rPr>
@@ -1934,7 +1848,7 @@
                 <w:noProof/>
                 <w:webHidden/>
               </w:rPr>
-              <w:t>9</w:t>
+              <w:t>10</w:t>
             </w:r>
             <w:r>
               <w:rPr>
@@ -1958,7 +1872,7 @@
               <w:szCs w:val="24"/>
             </w:rPr>
           </w:pPr>
-          <w:hyperlink w:anchor="_Toc225109731" w:history="1">
+          <w:hyperlink w:anchor="_Toc225179773" w:history="1">
             <w:r>
               <w:rPr>
                 <w:rStyle w:val="Hyperlink"/>
@@ -1985,7 +1899,7 @@
                 <w:noProof/>
                 <w:webHidden/>
               </w:rPr>
-              <w:instrText xml:space="preserve"> PAGEREF _Toc225109731 \h </w:instrText>
+              <w:instrText xml:space="preserve"> PAGEREF _Toc225179773 \h </w:instrText>
             </w:r>
             <w:r>
               <w:rPr>
@@ -2029,7 +1943,7 @@
               <w:szCs w:val="24"/>
             </w:rPr>
           </w:pPr>
-          <w:hyperlink w:anchor="_Toc225109732" w:history="1">
+          <w:hyperlink w:anchor="_Toc225179774" w:history="1">
             <w:r>
               <w:rPr>
                 <w:rStyle w:val="Hyperlink"/>
@@ -2056,7 +1970,7 @@
                 <w:noProof/>
                 <w:webHidden/>
               </w:rPr>
-              <w:instrText xml:space="preserve"> PAGEREF _Toc225109732 \h </w:instrText>
+              <w:instrText xml:space="preserve"> PAGEREF _Toc225179774 \h </w:instrText>
             </w:r>
             <w:r>
               <w:rPr>
@@ -2076,7 +1990,7 @@
                 <w:noProof/>
                 <w:webHidden/>
               </w:rPr>
-              <w:t>10</w:t>
+              <w:t>11</w:t>
             </w:r>
             <w:r>
               <w:rPr>
@@ -2100,7 +2014,7 @@
               <w:szCs w:val="24"/>
             </w:rPr>
           </w:pPr>
-          <w:hyperlink w:anchor="_Toc225109733" w:history="1">
+          <w:hyperlink w:anchor="_Toc225179775" w:history="1">
             <w:r>
               <w:rPr>
                 <w:rStyle w:val="Hyperlink"/>
@@ -2127,7 +2041,7 @@
                 <w:noProof/>
                 <w:webHidden/>
               </w:rPr>
-              <w:instrText xml:space="preserve"> PAGEREF _Toc225109733 \h </w:instrText>
+              <w:instrText xml:space="preserve"> PAGEREF _Toc225179775 \h </w:instrText>
             </w:r>
             <w:r>
               <w:rPr>
@@ -2147,7 +2061,7 @@
                 <w:noProof/>
                 <w:webHidden/>
               </w:rPr>
-              <w:t>10</w:t>
+              <w:t>11</w:t>
             </w:r>
             <w:r>
               <w:rPr>
@@ -2171,7 +2085,7 @@
               <w:szCs w:val="24"/>
             </w:rPr>
           </w:pPr>
-          <w:hyperlink w:anchor="_Toc225109734" w:history="1">
+          <w:hyperlink w:anchor="_Toc225179776" w:history="1">
             <w:r>
               <w:rPr>
                 <w:rStyle w:val="Hyperlink"/>
@@ -2198,7 +2112,7 @@
                 <w:noProof/>
                 <w:webHidden/>
               </w:rPr>
-              <w:instrText xml:space="preserve"> PAGEREF _Toc225109734 \h </w:instrText>
+              <w:instrText xml:space="preserve"> PAGEREF _Toc225179776 \h </w:instrText>
             </w:r>
             <w:r>
               <w:rPr>
@@ -2244,7 +2158,7 @@
               <w:szCs w:val="24"/>
             </w:rPr>
           </w:pPr>
-          <w:hyperlink w:anchor="_Toc225109735" w:history="1">
+          <w:hyperlink w:anchor="_Toc225179777" w:history="1">
             <w:r>
               <w:rPr>
                 <w:rStyle w:val="Hyperlink"/>
@@ -2272,7 +2186,7 @@
                 <w:noProof/>
                 <w:webHidden/>
               </w:rPr>
-              <w:instrText xml:space="preserve"> PAGEREF _Toc225109735 \h </w:instrText>
+              <w:instrText xml:space="preserve"> PAGEREF _Toc225179777 \h </w:instrText>
             </w:r>
             <w:r>
               <w:rPr>
@@ -2292,7 +2206,7 @@
                 <w:noProof/>
                 <w:webHidden/>
               </w:rPr>
-              <w:t>11</w:t>
+              <w:t>12</w:t>
             </w:r>
             <w:r>
               <w:rPr>
@@ -2316,7 +2230,7 @@
               <w:szCs w:val="24"/>
             </w:rPr>
           </w:pPr>
-          <w:hyperlink w:anchor="_Toc225109736" w:history="1">
+          <w:hyperlink w:anchor="_Toc225179778" w:history="1">
             <w:r>
               <w:rPr>
                 <w:rStyle w:val="Hyperlink"/>
@@ -2343,7 +2257,7 @@
                 <w:noProof/>
                 <w:webHidden/>
               </w:rPr>
-              <w:instrText xml:space="preserve"> PAGEREF _Toc225109736 \h </w:instrText>
+              <w:instrText xml:space="preserve"> PAGEREF _Toc225179778 \h </w:instrText>
             </w:r>
             <w:r>
               <w:rPr>
@@ -2363,7 +2277,7 @@
                 <w:noProof/>
                 <w:webHidden/>
               </w:rPr>
-              <w:t>11</w:t>
+              <w:t>12</w:t>
             </w:r>
             <w:r>
               <w:rPr>
@@ -2387,7 +2301,7 @@
               <w:szCs w:val="24"/>
             </w:rPr>
           </w:pPr>
-          <w:hyperlink w:anchor="_Toc225109737" w:history="1">
+          <w:hyperlink w:anchor="_Toc225179779" w:history="1">
             <w:r>
               <w:rPr>
                 <w:rStyle w:val="Hyperlink"/>
@@ -2414,7 +2328,7 @@
                 <w:noProof/>
                 <w:webHidden/>
               </w:rPr>
-              <w:instrText xml:space="preserve"> PAGEREF _Toc225109737 \h </w:instrText>
+              <w:instrText xml:space="preserve"> PAGEREF _Toc225179779 \h </w:instrText>
             </w:r>
             <w:r>
               <w:rPr>
@@ -2458,7 +2372,7 @@
               <w:szCs w:val="24"/>
             </w:rPr>
           </w:pPr>
-          <w:hyperlink w:anchor="_Toc225109738" w:history="1">
+          <w:hyperlink w:anchor="_Toc225179780" w:history="1">
             <w:r>
               <w:rPr>
                 <w:rStyle w:val="Hyperlink"/>
@@ -2485,7 +2399,7 @@
                 <w:noProof/>
                 <w:webHidden/>
               </w:rPr>
-              <w:instrText xml:space="preserve"> PAGEREF _Toc225109738 \h </w:instrText>
+              <w:instrText xml:space="preserve"> PAGEREF _Toc225179780 \h </w:instrText>
             </w:r>
             <w:r>
               <w:rPr>
@@ -2529,7 +2443,7 @@
               <w:szCs w:val="24"/>
             </w:rPr>
           </w:pPr>
-          <w:hyperlink w:anchor="_Toc225109739" w:history="1">
+          <w:hyperlink w:anchor="_Toc225179781" w:history="1">
             <w:r>
               <w:rPr>
                 <w:rStyle w:val="Hyperlink"/>
@@ -2556,7 +2470,7 @@
                 <w:noProof/>
                 <w:webHidden/>
               </w:rPr>
-              <w:instrText xml:space="preserve"> PAGEREF _Toc225109739 \h </w:instrText>
+              <w:instrText xml:space="preserve"> PAGEREF _Toc225179781 \h </w:instrText>
             </w:r>
             <w:r>
               <w:rPr>
@@ -2576,7 +2490,7 @@
                 <w:noProof/>
                 <w:webHidden/>
               </w:rPr>
-              <w:t>12</w:t>
+              <w:t>13</w:t>
             </w:r>
             <w:r>
               <w:rPr>
@@ -2600,7 +2514,7 @@
               <w:szCs w:val="24"/>
             </w:rPr>
           </w:pPr>
-          <w:hyperlink w:anchor="_Toc225109740" w:history="1">
+          <w:hyperlink w:anchor="_Toc225179782" w:history="1">
             <w:r>
               <w:rPr>
                 <w:rStyle w:val="Hyperlink"/>
@@ -2627,7 +2541,7 @@
                 <w:noProof/>
                 <w:webHidden/>
               </w:rPr>
-              <w:instrText xml:space="preserve"> PAGEREF _Toc225109740 \h </w:instrText>
+              <w:instrText xml:space="preserve"> PAGEREF _Toc225179782 \h </w:instrText>
             </w:r>
             <w:r>
               <w:rPr>
@@ -2647,7 +2561,7 @@
                 <w:noProof/>
                 <w:webHidden/>
               </w:rPr>
-              <w:t>12</w:t>
+              <w:t>13</w:t>
             </w:r>
             <w:r>
               <w:rPr>
@@ -2673,7 +2587,7 @@
               <w:noProof/>
             </w:rPr>
           </w:pPr>
-          <w:hyperlink w:anchor="_Toc225109741" w:history="1">
+          <w:hyperlink w:anchor="_Toc225179783" w:history="1">
             <w:r>
               <w:rPr>
                 <w:rStyle w:val="Hyperlink"/>
@@ -2700,7 +2614,7 @@
                 <w:noProof/>
                 <w:webHidden/>
               </w:rPr>
-              <w:instrText xml:space="preserve"> PAGEREF _Toc225109741 \h </w:instrText>
+              <w:instrText xml:space="preserve"> PAGEREF _Toc225179783 \h </w:instrText>
             </w:r>
             <w:r>
               <w:rPr>
@@ -2720,7 +2634,7 @@
                 <w:noProof/>
                 <w:webHidden/>
               </w:rPr>
-              <w:t>12</w:t>
+              <w:t>13</w:t>
             </w:r>
             <w:r>
               <w:rPr>
@@ -2746,7 +2660,7 @@
               <w:szCs w:val="24"/>
             </w:rPr>
           </w:pPr>
-          <w:hyperlink w:anchor="_Toc225109742" w:history="1">
+          <w:hyperlink w:anchor="_Toc225179784" w:history="1">
             <w:r>
               <w:rPr>
                 <w:rStyle w:val="Hyperlink"/>
@@ -2773,7 +2687,7 @@
                 <w:noProof/>
                 <w:webHidden/>
               </w:rPr>
-              <w:instrText xml:space="preserve"> PAGEREF _Toc225109742 \h </w:instrText>
+              <w:instrText xml:space="preserve"> PAGEREF _Toc225179784 \h </w:instrText>
             </w:r>
             <w:r>
               <w:rPr>
@@ -2793,7 +2707,7 @@
                 <w:noProof/>
                 <w:webHidden/>
               </w:rPr>
-              <w:t>12</w:t>
+              <w:t>13</w:t>
             </w:r>
             <w:r>
               <w:rPr>
@@ -2817,7 +2731,7 @@
               <w:szCs w:val="24"/>
             </w:rPr>
           </w:pPr>
-          <w:hyperlink w:anchor="_Toc225109743" w:history="1">
+          <w:hyperlink w:anchor="_Toc225179785" w:history="1">
             <w:r>
               <w:rPr>
                 <w:rStyle w:val="Hyperlink"/>
@@ -2844,7 +2758,7 @@
                 <w:noProof/>
                 <w:webHidden/>
               </w:rPr>
-              <w:instrText xml:space="preserve"> PAGEREF _Toc225109743 \h </w:instrText>
+              <w:instrText xml:space="preserve"> PAGEREF _Toc225179785 \h </w:instrText>
             </w:r>
             <w:r>
               <w:rPr>
@@ -2864,7 +2778,7 @@
                 <w:noProof/>
                 <w:webHidden/>
               </w:rPr>
-              <w:t>12</w:t>
+              <w:t>13</w:t>
             </w:r>
             <w:r>
               <w:rPr>
@@ -2888,7 +2802,7 @@
               <w:szCs w:val="24"/>
             </w:rPr>
           </w:pPr>
-          <w:hyperlink w:anchor="_Toc225109744" w:history="1">
+          <w:hyperlink w:anchor="_Toc225179786" w:history="1">
             <w:r>
               <w:rPr>
                 <w:rStyle w:val="Hyperlink"/>
@@ -2915,7 +2829,7 @@
                 <w:noProof/>
                 <w:webHidden/>
               </w:rPr>
-              <w:instrText xml:space="preserve"> PAGEREF _Toc225109744 \h </w:instrText>
+              <w:instrText xml:space="preserve"> PAGEREF _Toc225179786 \h </w:instrText>
             </w:r>
             <w:r>
               <w:rPr>
@@ -2959,7 +2873,7 @@
               <w:szCs w:val="24"/>
             </w:rPr>
           </w:pPr>
-          <w:hyperlink w:anchor="_Toc225109745" w:history="1">
+          <w:hyperlink w:anchor="_Toc225179787" w:history="1">
             <w:r>
               <w:rPr>
                 <w:rStyle w:val="Hyperlink"/>
@@ -2986,7 +2900,7 @@
                 <w:noProof/>
                 <w:webHidden/>
               </w:rPr>
-              <w:instrText xml:space="preserve"> PAGEREF _Toc225109745 \h </w:instrText>
+              <w:instrText xml:space="preserve"> PAGEREF _Toc225179787 \h </w:instrText>
             </w:r>
             <w:r>
               <w:rPr>
@@ -3006,7 +2920,7 @@
                 <w:noProof/>
                 <w:webHidden/>
               </w:rPr>
-              <w:t>13</w:t>
+              <w:t>14</w:t>
             </w:r>
             <w:r>
               <w:rPr>
@@ -3030,7 +2944,7 @@
               <w:szCs w:val="24"/>
             </w:rPr>
           </w:pPr>
-          <w:hyperlink w:anchor="_Toc225109746" w:history="1">
+          <w:hyperlink w:anchor="_Toc225179788" w:history="1">
             <w:r>
               <w:rPr>
                 <w:rStyle w:val="Hyperlink"/>
@@ -3057,7 +2971,7 @@
                 <w:noProof/>
                 <w:webHidden/>
               </w:rPr>
-              <w:instrText xml:space="preserve"> PAGEREF _Toc225109746 \h </w:instrText>
+              <w:instrText xml:space="preserve"> PAGEREF _Toc225179788 \h </w:instrText>
             </w:r>
             <w:r>
               <w:rPr>
@@ -3077,7 +2991,7 @@
                 <w:noProof/>
                 <w:webHidden/>
               </w:rPr>
-              <w:t>13</w:t>
+              <w:t>14</w:t>
             </w:r>
             <w:r>
               <w:rPr>
@@ -3101,7 +3015,7 @@
               <w:szCs w:val="24"/>
             </w:rPr>
           </w:pPr>
-          <w:hyperlink w:anchor="_Toc225109747" w:history="1">
+          <w:hyperlink w:anchor="_Toc225179789" w:history="1">
             <w:r>
               <w:rPr>
                 <w:rStyle w:val="Hyperlink"/>
@@ -3128,7 +3042,7 @@
                 <w:noProof/>
                 <w:webHidden/>
               </w:rPr>
-              <w:instrText xml:space="preserve"> PAGEREF _Toc225109747 \h </w:instrText>
+              <w:instrText xml:space="preserve"> PAGEREF _Toc225179789 \h </w:instrText>
             </w:r>
             <w:r>
               <w:rPr>
@@ -3174,7 +3088,7 @@
               <w:szCs w:val="24"/>
             </w:rPr>
           </w:pPr>
-          <w:hyperlink w:anchor="_Toc225109748" w:history="1">
+          <w:hyperlink w:anchor="_Toc225179790" w:history="1">
             <w:r>
               <w:rPr>
                 <w:rStyle w:val="Hyperlink"/>
@@ -3201,7 +3115,7 @@
                 <w:noProof/>
                 <w:webHidden/>
               </w:rPr>
-              <w:instrText xml:space="preserve"> PAGEREF _Toc225109748 \h </w:instrText>
+              <w:instrText xml:space="preserve"> PAGEREF _Toc225179790 \h </w:instrText>
             </w:r>
             <w:r>
               <w:rPr>
@@ -3245,7 +3159,7 @@
               <w:szCs w:val="24"/>
             </w:rPr>
           </w:pPr>
-          <w:hyperlink w:anchor="_Toc225109749" w:history="1">
+          <w:hyperlink w:anchor="_Toc225179791" w:history="1">
             <w:r>
               <w:rPr>
                 <w:rStyle w:val="Hyperlink"/>
@@ -3272,7 +3186,7 @@
                 <w:noProof/>
                 <w:webHidden/>
               </w:rPr>
-              <w:instrText xml:space="preserve"> PAGEREF _Toc225109749 \h </w:instrText>
+              <w:instrText xml:space="preserve"> PAGEREF _Toc225179791 \h </w:instrText>
             </w:r>
             <w:r>
               <w:rPr>
@@ -3316,7 +3230,7 @@
               <w:szCs w:val="24"/>
             </w:rPr>
           </w:pPr>
-          <w:hyperlink w:anchor="_Toc225109750" w:history="1">
+          <w:hyperlink w:anchor="_Toc225179792" w:history="1">
             <w:r>
               <w:rPr>
                 <w:rStyle w:val="Hyperlink"/>
@@ -3343,7 +3257,7 @@
                 <w:noProof/>
                 <w:webHidden/>
               </w:rPr>
-              <w:instrText xml:space="preserve"> PAGEREF _Toc225109750 \h </w:instrText>
+              <w:instrText xml:space="preserve"> PAGEREF _Toc225179792 \h </w:instrText>
             </w:r>
             <w:r>
               <w:rPr>
@@ -3363,7 +3277,7 @@
                 <w:noProof/>
                 <w:webHidden/>
               </w:rPr>
-              <w:t>15</w:t>
+              <w:t>16</w:t>
             </w:r>
             <w:r>
               <w:rPr>
@@ -3387,7 +3301,7 @@
               <w:szCs w:val="24"/>
             </w:rPr>
           </w:pPr>
-          <w:hyperlink w:anchor="_Toc225109751" w:history="1">
+          <w:hyperlink w:anchor="_Toc225179793" w:history="1">
             <w:r>
               <w:rPr>
                 <w:rStyle w:val="Hyperlink"/>
@@ -3414,7 +3328,7 @@
                 <w:noProof/>
                 <w:webHidden/>
               </w:rPr>
-              <w:instrText xml:space="preserve"> PAGEREF _Toc225109751 \h </w:instrText>
+              <w:instrText xml:space="preserve"> PAGEREF _Toc225179793 \h </w:instrText>
             </w:r>
             <w:r>
               <w:rPr>
@@ -3434,7 +3348,7 @@
                 <w:noProof/>
                 <w:webHidden/>
               </w:rPr>
-              <w:t>16</w:t>
+              <w:t>18</w:t>
             </w:r>
             <w:r>
               <w:rPr>
@@ -3458,7 +3372,7 @@
               <w:szCs w:val="24"/>
             </w:rPr>
           </w:pPr>
-          <w:hyperlink w:anchor="_Toc225109752" w:history="1">
+          <w:hyperlink w:anchor="_Toc225179794" w:history="1">
             <w:r>
               <w:rPr>
                 <w:rStyle w:val="Hyperlink"/>
@@ -3485,7 +3399,7 @@
                 <w:noProof/>
                 <w:webHidden/>
               </w:rPr>
-              <w:instrText xml:space="preserve"> PAGEREF _Toc225109752 \h </w:instrText>
+              <w:instrText xml:space="preserve"> PAGEREF _Toc225179794 \h </w:instrText>
             </w:r>
             <w:r>
               <w:rPr>
@@ -3505,7 +3419,7 @@
                 <w:noProof/>
                 <w:webHidden/>
               </w:rPr>
-              <w:t>17</w:t>
+              <w:t>18</w:t>
             </w:r>
             <w:r>
               <w:rPr>
@@ -3531,7 +3445,7 @@
               <w:szCs w:val="24"/>
             </w:rPr>
           </w:pPr>
-          <w:hyperlink w:anchor="_Toc225109753" w:history="1">
+          <w:hyperlink w:anchor="_Toc225179795" w:history="1">
             <w:r>
               <w:rPr>
                 <w:rStyle w:val="Hyperlink"/>
@@ -3558,7 +3472,7 @@
                 <w:noProof/>
                 <w:webHidden/>
               </w:rPr>
-              <w:instrText xml:space="preserve"> PAGEREF _Toc225109753 \h </w:instrText>
+              <w:instrText xml:space="preserve"> PAGEREF _Toc225179795 \h </w:instrText>
             </w:r>
             <w:r>
               <w:rPr>
@@ -3578,7 +3492,7 @@
                 <w:noProof/>
                 <w:webHidden/>
               </w:rPr>
-              <w:t>17</w:t>
+              <w:t>18</w:t>
             </w:r>
             <w:r>
               <w:rPr>
@@ -3602,7 +3516,7 @@
               <w:szCs w:val="24"/>
             </w:rPr>
           </w:pPr>
-          <w:hyperlink w:anchor="_Toc225109754" w:history="1">
+          <w:hyperlink w:anchor="_Toc225179796" w:history="1">
             <w:r>
               <w:rPr>
                 <w:rStyle w:val="Hyperlink"/>
@@ -3629,7 +3543,7 @@
                 <w:noProof/>
                 <w:webHidden/>
               </w:rPr>
-              <w:instrText xml:space="preserve"> PAGEREF _Toc225109754 \h </w:instrText>
+              <w:instrText xml:space="preserve"> PAGEREF _Toc225179796 \h </w:instrText>
             </w:r>
             <w:r>
               <w:rPr>
@@ -3649,7 +3563,7 @@
                 <w:noProof/>
                 <w:webHidden/>
               </w:rPr>
-              <w:t>17</w:t>
+              <w:t>18</w:t>
             </w:r>
             <w:r>
               <w:rPr>
@@ -3673,7 +3587,7 @@
               <w:szCs w:val="24"/>
             </w:rPr>
           </w:pPr>
-          <w:hyperlink w:anchor="_Toc225109755" w:history="1">
+          <w:hyperlink w:anchor="_Toc225179797" w:history="1">
             <w:r>
               <w:rPr>
                 <w:rStyle w:val="Hyperlink"/>
@@ -3700,7 +3614,7 @@
                 <w:noProof/>
                 <w:webHidden/>
               </w:rPr>
-              <w:instrText xml:space="preserve"> PAGEREF _Toc225109755 \h </w:instrText>
+              <w:instrText xml:space="preserve"> PAGEREF _Toc225179797 \h </w:instrText>
             </w:r>
             <w:r>
               <w:rPr>
@@ -3720,7 +3634,7 @@
                 <w:noProof/>
                 <w:webHidden/>
               </w:rPr>
-              <w:t>17</w:t>
+              <w:t>21</w:t>
             </w:r>
             <w:r>
               <w:rPr>
@@ -3744,7 +3658,7 @@
               <w:szCs w:val="24"/>
             </w:rPr>
           </w:pPr>
-          <w:hyperlink w:anchor="_Toc225109756" w:history="1">
+          <w:hyperlink w:anchor="_Toc225179798" w:history="1">
             <w:r>
               <w:rPr>
                 <w:rStyle w:val="Hyperlink"/>
@@ -3771,7 +3685,7 @@
                 <w:noProof/>
                 <w:webHidden/>
               </w:rPr>
-              <w:instrText xml:space="preserve"> PAGEREF _Toc225109756 \h </w:instrText>
+              <w:instrText xml:space="preserve"> PAGEREF _Toc225179798 \h </w:instrText>
             </w:r>
             <w:r>
               <w:rPr>
@@ -3791,7 +3705,7 @@
                 <w:noProof/>
                 <w:webHidden/>
               </w:rPr>
-              <w:t>17</w:t>
+              <w:t>21</w:t>
             </w:r>
             <w:r>
               <w:rPr>
@@ -3815,7 +3729,7 @@
               <w:szCs w:val="24"/>
             </w:rPr>
           </w:pPr>
-          <w:hyperlink w:anchor="_Toc225109757" w:history="1">
+          <w:hyperlink w:anchor="_Toc225179799" w:history="1">
             <w:r>
               <w:rPr>
                 <w:rStyle w:val="Hyperlink"/>
@@ -3842,7 +3756,7 @@
                 <w:noProof/>
                 <w:webHidden/>
               </w:rPr>
-              <w:instrText xml:space="preserve"> PAGEREF _Toc225109757 \h </w:instrText>
+              <w:instrText xml:space="preserve"> PAGEREF _Toc225179799 \h </w:instrText>
             </w:r>
             <w:r>
               <w:rPr>
@@ -3862,7 +3776,7 @@
                 <w:noProof/>
                 <w:webHidden/>
               </w:rPr>
-              <w:t>17</w:t>
+              <w:t>23</w:t>
             </w:r>
             <w:r>
               <w:rPr>
@@ -3886,7 +3800,7 @@
               <w:szCs w:val="24"/>
             </w:rPr>
           </w:pPr>
-          <w:hyperlink w:anchor="_Toc225109758" w:history="1">
+          <w:hyperlink w:anchor="_Toc225179800" w:history="1">
             <w:r>
               <w:rPr>
                 <w:rStyle w:val="Hyperlink"/>
@@ -3913,7 +3827,7 @@
                 <w:noProof/>
                 <w:webHidden/>
               </w:rPr>
-              <w:instrText xml:space="preserve"> PAGEREF _Toc225109758 \h </w:instrText>
+              <w:instrText xml:space="preserve"> PAGEREF _Toc225179800 \h </w:instrText>
             </w:r>
             <w:r>
               <w:rPr>
@@ -3933,7 +3847,7 @@
                 <w:noProof/>
                 <w:webHidden/>
               </w:rPr>
-              <w:t>17</w:t>
+              <w:t>23</w:t>
             </w:r>
             <w:r>
               <w:rPr>
@@ -3959,7 +3873,7 @@
               <w:szCs w:val="24"/>
             </w:rPr>
           </w:pPr>
-          <w:hyperlink w:anchor="_Toc225109759" w:history="1">
+          <w:hyperlink w:anchor="_Toc225179801" w:history="1">
             <w:r>
               <w:rPr>
                 <w:rStyle w:val="Hyperlink"/>
@@ -3986,7 +3900,7 @@
                 <w:noProof/>
                 <w:webHidden/>
               </w:rPr>
-              <w:instrText xml:space="preserve"> PAGEREF _Toc225109759 \h </w:instrText>
+              <w:instrText xml:space="preserve"> PAGEREF _Toc225179801 \h </w:instrText>
             </w:r>
             <w:r>
               <w:rPr>
@@ -4006,7 +3920,7 @@
                 <w:noProof/>
                 <w:webHidden/>
               </w:rPr>
-              <w:t>17</w:t>
+              <w:t>24</w:t>
             </w:r>
             <w:r>
               <w:rPr>
@@ -4030,7 +3944,7 @@
               <w:szCs w:val="24"/>
             </w:rPr>
           </w:pPr>
-          <w:hyperlink w:anchor="_Toc225109760" w:history="1">
+          <w:hyperlink w:anchor="_Toc225179802" w:history="1">
             <w:r>
               <w:rPr>
                 <w:rStyle w:val="Hyperlink"/>
@@ -4057,7 +3971,7 @@
                 <w:noProof/>
                 <w:webHidden/>
               </w:rPr>
-              <w:instrText xml:space="preserve"> PAGEREF _Toc225109760 \h </w:instrText>
+              <w:instrText xml:space="preserve"> PAGEREF _Toc225179802 \h </w:instrText>
             </w:r>
             <w:r>
               <w:rPr>
@@ -4077,7 +3991,7 @@
                 <w:noProof/>
                 <w:webHidden/>
               </w:rPr>
-              <w:t>17</w:t>
+              <w:t>24</w:t>
             </w:r>
             <w:r>
               <w:rPr>
@@ -4101,7 +4015,7 @@
               <w:szCs w:val="24"/>
             </w:rPr>
           </w:pPr>
-          <w:hyperlink w:anchor="_Toc225109761" w:history="1">
+          <w:hyperlink w:anchor="_Toc225179803" w:history="1">
             <w:r>
               <w:rPr>
                 <w:rStyle w:val="Hyperlink"/>
@@ -4128,7 +4042,7 @@
                 <w:noProof/>
                 <w:webHidden/>
               </w:rPr>
-              <w:instrText xml:space="preserve"> PAGEREF _Toc225109761 \h </w:instrText>
+              <w:instrText xml:space="preserve"> PAGEREF _Toc225179803 \h </w:instrText>
             </w:r>
             <w:r>
               <w:rPr>
@@ -4148,7 +4062,7 @@
                 <w:noProof/>
                 <w:webHidden/>
               </w:rPr>
-              <w:t>17</w:t>
+              <w:t>25</w:t>
             </w:r>
             <w:r>
               <w:rPr>
@@ -4172,7 +4086,7 @@
               <w:szCs w:val="24"/>
             </w:rPr>
           </w:pPr>
-          <w:hyperlink w:anchor="_Toc225109762" w:history="1">
+          <w:hyperlink w:anchor="_Toc225179804" w:history="1">
             <w:r>
               <w:rPr>
                 <w:rStyle w:val="Hyperlink"/>
@@ -4199,7 +4113,7 @@
                 <w:noProof/>
                 <w:webHidden/>
               </w:rPr>
-              <w:instrText xml:space="preserve"> PAGEREF _Toc225109762 \h </w:instrText>
+              <w:instrText xml:space="preserve"> PAGEREF _Toc225179804 \h </w:instrText>
             </w:r>
             <w:r>
               <w:rPr>
@@ -4219,7 +4133,7 @@
                 <w:noProof/>
                 <w:webHidden/>
               </w:rPr>
-              <w:t>17</w:t>
+              <w:t>25</w:t>
             </w:r>
             <w:r>
               <w:rPr>
@@ -4245,7 +4159,7 @@
               <w:szCs w:val="24"/>
             </w:rPr>
           </w:pPr>
-          <w:hyperlink w:anchor="_Toc225109763" w:history="1">
+          <w:hyperlink w:anchor="_Toc225179805" w:history="1">
             <w:r>
               <w:rPr>
                 <w:rStyle w:val="Hyperlink"/>
@@ -4272,7 +4186,7 @@
                 <w:noProof/>
                 <w:webHidden/>
               </w:rPr>
-              <w:instrText xml:space="preserve"> PAGEREF _Toc225109763 \h </w:instrText>
+              <w:instrText xml:space="preserve"> PAGEREF _Toc225179805 \h </w:instrText>
             </w:r>
             <w:r>
               <w:rPr>
@@ -4292,7 +4206,7 @@
                 <w:noProof/>
                 <w:webHidden/>
               </w:rPr>
-              <w:t>17</w:t>
+              <w:t>25</w:t>
             </w:r>
             <w:r>
               <w:rPr>
@@ -4318,7 +4232,7 @@
               <w:noProof/>
             </w:rPr>
           </w:pPr>
-          <w:hyperlink w:anchor="_Toc225109764" w:history="1">
+          <w:hyperlink w:anchor="_Toc225179806" w:history="1">
             <w:r>
               <w:rPr>
                 <w:rStyle w:val="Hyperlink"/>
@@ -4345,7 +4259,7 @@
                 <w:noProof/>
                 <w:webHidden/>
               </w:rPr>
-              <w:instrText xml:space="preserve"> PAGEREF _Toc225109764 \h </w:instrText>
+              <w:instrText xml:space="preserve"> PAGEREF _Toc225179806 \h </w:instrText>
             </w:r>
             <w:r>
               <w:rPr>
@@ -4365,7 +4279,7 @@
                 <w:noProof/>
                 <w:webHidden/>
               </w:rPr>
-              <w:t>18</w:t>
+              <w:t>27</w:t>
             </w:r>
             <w:r>
               <w:rPr>
@@ -4391,29 +4305,13 @@
               <w:noProof/>
             </w:rPr>
           </w:pPr>
-          <w:hyperlink w:anchor="_Toc225109765" w:history="1">
+          <w:hyperlink w:anchor="_Toc225179807" w:history="1">
             <w:r>
               <w:rPr>
                 <w:rStyle w:val="Hyperlink"/>
                 <w:noProof/>
               </w:rPr>
-              <w:t xml:space="preserve">Appendix B: Coded </w:t>
-            </w:r>
-            <w:r>
-              <w:rPr>
-                <w:rStyle w:val="Hyperlink"/>
-                <w:rFonts w:cs="Times New Roman (Headings CS)"/>
-                <w:smallCaps/>
-                <w:noProof/>
-              </w:rPr>
-              <w:t>crash</w:t>
-            </w:r>
-            <w:r>
-              <w:rPr>
-                <w:rStyle w:val="Hyperlink"/>
-                <w:noProof/>
-              </w:rPr>
-              <w:t xml:space="preserve"> Variable Fields</w:t>
+              <w:t>Appendix B: Coded CRASH Variable Fields</w:t>
             </w:r>
             <w:r>
               <w:rPr>
@@ -4434,7 +4332,7 @@
                 <w:noProof/>
                 <w:webHidden/>
               </w:rPr>
-              <w:instrText xml:space="preserve"> PAGEREF _Toc225109765 \h </w:instrText>
+              <w:instrText xml:space="preserve"> PAGEREF _Toc225179807 \h </w:instrText>
             </w:r>
             <w:r>
               <w:rPr>
@@ -4454,7 +4352,7 @@
                 <w:noProof/>
                 <w:webHidden/>
               </w:rPr>
-              <w:t>20</w:t>
+              <w:t>29</w:t>
             </w:r>
             <w:r>
               <w:rPr>
@@ -4480,7 +4378,7 @@
               <w:noProof/>
             </w:rPr>
           </w:pPr>
-          <w:hyperlink w:anchor="_Toc225109766" w:history="1">
+          <w:hyperlink w:anchor="_Toc225179808" w:history="1">
             <w:r>
               <w:rPr>
                 <w:rStyle w:val="Hyperlink"/>
@@ -4507,7 +4405,7 @@
                 <w:noProof/>
                 <w:webHidden/>
               </w:rPr>
-              <w:instrText xml:space="preserve"> PAGEREF _Toc225109766 \h </w:instrText>
+              <w:instrText xml:space="preserve"> PAGEREF _Toc225179808 \h </w:instrText>
             </w:r>
             <w:r>
               <w:rPr>
@@ -4527,7 +4425,7 @@
                 <w:noProof/>
                 <w:webHidden/>
               </w:rPr>
-              <w:t>21</w:t>
+              <w:t>30</w:t>
             </w:r>
             <w:r>
               <w:rPr>
@@ -4553,7 +4451,7 @@
               <w:noProof/>
             </w:rPr>
           </w:pPr>
-          <w:hyperlink w:anchor="_Toc225109767" w:history="1">
+          <w:hyperlink w:anchor="_Toc225179809" w:history="1">
             <w:r>
               <w:rPr>
                 <w:rStyle w:val="Hyperlink"/>
@@ -4580,7 +4478,7 @@
                 <w:noProof/>
                 <w:webHidden/>
               </w:rPr>
-              <w:instrText xml:space="preserve"> PAGEREF _Toc225109767 \h </w:instrText>
+              <w:instrText xml:space="preserve"> PAGEREF _Toc225179809 \h </w:instrText>
             </w:r>
             <w:r>
               <w:rPr>
@@ -4600,7 +4498,7 @@
                 <w:noProof/>
                 <w:webHidden/>
               </w:rPr>
-              <w:t>21</w:t>
+              <w:t>30</w:t>
             </w:r>
             <w:r>
               <w:rPr>
@@ -4648,7 +4546,7 @@
       <w:pPr>
         <w:pStyle w:val="Heading1"/>
       </w:pPr>
-      <w:bookmarkStart w:id="0" w:name="_Toc225109713"/>
+      <w:bookmarkStart w:id="0" w:name="_Toc225179756"/>
       <w:r>
         <w:lastRenderedPageBreak/>
         <w:t>Introduction</w:t>
@@ -5087,7 +4985,7 @@
       <w:pPr>
         <w:pStyle w:val="Heading1"/>
       </w:pPr>
-      <w:bookmarkStart w:id="1" w:name="_Toc225109714"/>
+      <w:bookmarkStart w:id="1" w:name="_Toc225179757"/>
       <w:r>
         <w:lastRenderedPageBreak/>
         <w:t xml:space="preserve">Section 1: </w:t>
@@ -5105,7 +5003,7 @@
           <w:numId w:val="22"/>
         </w:numPr>
       </w:pPr>
-      <w:bookmarkStart w:id="2" w:name="_Toc225109715"/>
+      <w:bookmarkStart w:id="2" w:name="_Toc225179758"/>
       <w:r>
         <w:t>Data Selection Rationale</w:t>
       </w:r>
@@ -5115,7 +5013,7 @@
       <w:pPr>
         <w:pStyle w:val="Heading3"/>
       </w:pPr>
-      <w:bookmarkStart w:id="3" w:name="_Toc225109716"/>
+      <w:bookmarkStart w:id="3" w:name="_Toc225179759"/>
       <w:r>
         <w:t>Introduction</w:t>
       </w:r>
@@ -5123,10 +5021,7 @@
     </w:p>
     <w:p>
       <w:r>
-        <w:t xml:space="preserve">Data selection was influenced by personal communication with </w:t>
-      </w:r>
-      <w:r>
-        <w:t xml:space="preserve">R. Ranieri (personal communication, February 19, 2026), </w:t>
+        <w:t xml:space="preserve">Data selection was influenced by personal communication with R. Ranieri (personal communication, February 19, 2026), </w:t>
       </w:r>
       <w:r>
         <w:t>Crash Analysis Manager</w:t>
@@ -5222,13 +5117,7 @@
         <w:t xml:space="preserve">listed </w:t>
       </w:r>
       <w:r>
-        <w:t xml:space="preserve">below, including </w:t>
-      </w:r>
-      <w:r>
-        <w:t>those</w:t>
-      </w:r>
-      <w:r>
-        <w:t xml:space="preserve"> not included in the public dataset. </w:t>
+        <w:t xml:space="preserve">below, including those not included in the public dataset. </w:t>
       </w:r>
     </w:p>
     <w:tbl>
@@ -6008,54 +5897,58 @@
     </w:tbl>
     <w:p>
       <w:pPr>
-        <w:pStyle w:val="Heading3"/>
-      </w:pPr>
-      <w:bookmarkStart w:id="4" w:name="_Toc225109717"/>
-      <w:r>
+        <w:spacing w:before="120" w:after="120"/>
+        <w:rPr>
+          <w:sz w:val="22"/>
+          <w:szCs w:val="22"/>
+        </w:rPr>
+      </w:pPr>
+      <w:r>
+        <w:rPr>
+          <w:sz w:val="22"/>
+          <w:szCs w:val="22"/>
+        </w:rPr>
         <w:t>†</w:t>
       </w:r>
       <w:r>
         <w:rPr>
+          <w:sz w:val="22"/>
+          <w:szCs w:val="22"/>
           <w:vertAlign w:val="superscript"/>
         </w:rPr>
         <w:t xml:space="preserve"> </w:t>
       </w:r>
       <w:r>
+        <w:rPr>
+          <w:sz w:val="22"/>
+          <w:szCs w:val="22"/>
+        </w:rPr>
         <w:t>SPEEDING_RELATED encompasses all three of speeding, driving too fast for conditions, and driver fleeing police</w:t>
       </w:r>
       <w:r>
-        <w:t xml:space="preserve"> (</w:t>
-      </w:r>
-      <w:r>
-        <w:t>R. Ranieri</w:t>
-      </w:r>
-      <w:r>
-        <w:t>,</w:t>
-      </w:r>
-      <w:r>
-        <w:t xml:space="preserve"> personal communication, February 19, 2026)</w:t>
+        <w:rPr>
+          <w:sz w:val="22"/>
+          <w:szCs w:val="22"/>
+        </w:rPr>
+        <w:t xml:space="preserve"> (R. Ranieri, personal communication, February 19, 2026)</w:t>
+      </w:r>
+    </w:p>
+    <w:p>
+      <w:pPr>
+        <w:pStyle w:val="Heading3"/>
+      </w:pPr>
+      <w:bookmarkStart w:id="4" w:name="_Toc225179760"/>
+      <w:r>
+        <w:t>Variable Selection</w:t>
       </w:r>
       <w:bookmarkEnd w:id="4"/>
     </w:p>
     <w:p>
       <w:pPr>
-        <w:pStyle w:val="Heading3"/>
-      </w:pPr>
-      <w:bookmarkStart w:id="5" w:name="_Toc225109718"/>
-      <w:r>
-        <w:t>Variable Selection</w:t>
-      </w:r>
-      <w:bookmarkEnd w:id="5"/>
-    </w:p>
-    <w:p>
-      <w:pPr>
         <w:spacing w:before="120" w:after="120"/>
       </w:pPr>
       <w:r>
-        <w:t>The features for this project were selected or derived to address the primary and secondary objectives.</w:t>
-      </w:r>
-      <w:r>
-        <w:t xml:space="preserve"> </w:t>
+        <w:t xml:space="preserve">The features for this project were selected or derived to address the primary and secondary objectives. </w:t>
       </w:r>
       <w:r>
         <w:t>The variables</w:t>
@@ -6370,19 +6263,7 @@
               <w:cnfStyle w:val="000000100000" w:firstRow="0" w:lastRow="0" w:firstColumn="0" w:lastColumn="0" w:oddVBand="0" w:evenVBand="0" w:oddHBand="1" w:evenHBand="0" w:firstRowFirstColumn="0" w:firstRowLastColumn="0" w:lastRowFirstColumn="0" w:lastRowLastColumn="0"/>
             </w:pPr>
             <w:r>
-              <w:t xml:space="preserve">Outcome variable as 1 if </w:t>
-            </w:r>
-            <w:r>
-              <w:t xml:space="preserve">on or </w:t>
-            </w:r>
-            <w:r>
-              <w:t xml:space="preserve">after March </w:t>
-            </w:r>
-            <w:r>
-              <w:t>1</w:t>
-            </w:r>
-            <w:r>
-              <w:t>, 2020 and 0 if before March 30, 2020.</w:t>
+              <w:t>Outcome variable as 1 if on or after March 1, 2020 and 0 if before March 30, 2020.</w:t>
             </w:r>
           </w:p>
         </w:tc>
@@ -6590,13 +6471,7 @@
               <w:cnfStyle w:val="000000100000" w:firstRow="0" w:lastRow="0" w:firstColumn="0" w:lastColumn="0" w:oddVBand="0" w:evenVBand="0" w:oddHBand="1" w:evenHBand="0" w:firstRowFirstColumn="0" w:firstRowLastColumn="0" w:lastRowFirstColumn="0" w:lastRowLastColumn="0"/>
             </w:pPr>
             <w:r>
-              <w:t xml:space="preserve">To determine if instances of </w:t>
-            </w:r>
-            <w:r>
-              <w:t>distracted driving</w:t>
-            </w:r>
-            <w:r>
-              <w:t xml:space="preserve"> increased during COVID-19</w:t>
+              <w:t>To determine if instances of distracted driving increased during COVID-19</w:t>
             </w:r>
           </w:p>
         </w:tc>
@@ -6645,13 +6520,7 @@
               <w:cnfStyle w:val="000000000000" w:firstRow="0" w:lastRow="0" w:firstColumn="0" w:lastColumn="0" w:oddVBand="0" w:evenVBand="0" w:oddHBand="0" w:evenHBand="0" w:firstRowFirstColumn="0" w:firstRowLastColumn="0" w:lastRowFirstColumn="0" w:lastRowLastColumn="0"/>
             </w:pPr>
             <w:r>
-              <w:t xml:space="preserve">To determine if driver </w:t>
-            </w:r>
-            <w:r>
-              <w:t>fatigue or being asleep</w:t>
-            </w:r>
-            <w:r>
-              <w:t xml:space="preserve"> is a co-factor with COVID-19 in predicting aggressive driving</w:t>
+              <w:t>To determine if driver fatigue or being asleep is a co-factor with COVID-19 in predicting aggressive driving</w:t>
             </w:r>
           </w:p>
         </w:tc>
@@ -6703,13 +6572,7 @@
               <w:cnfStyle w:val="000000100000" w:firstRow="0" w:lastRow="0" w:firstColumn="0" w:lastColumn="0" w:oddVBand="0" w:evenVBand="0" w:oddHBand="1" w:evenHBand="0" w:firstRowFirstColumn="0" w:firstRowLastColumn="0" w:lastRowFirstColumn="0" w:lastRowLastColumn="0"/>
             </w:pPr>
             <w:r>
-              <w:t xml:space="preserve">To determine if driver </w:t>
-            </w:r>
-            <w:r>
-              <w:t>hit and run</w:t>
-            </w:r>
-            <w:r>
-              <w:t xml:space="preserve"> is a co-factor with COVID-19 in predicting aggressive driving</w:t>
+              <w:t>To determine if driver hit and run is a co-factor with COVID-19 in predicting aggressive driving</w:t>
             </w:r>
           </w:p>
         </w:tc>
@@ -6836,14 +6699,7 @@
                 <w:b w:val="0"/>
                 <w:bCs w:val="0"/>
               </w:rPr>
-              <w:t>MATURE</w:t>
-            </w:r>
-            <w:r>
-              <w:rPr>
-                <w:b w:val="0"/>
-                <w:bCs w:val="0"/>
-              </w:rPr>
-              <w:t>_DRIVER</w:t>
+              <w:t>MATURE_DRIVER</w:t>
             </w:r>
           </w:p>
         </w:tc>
@@ -6869,13 +6725,7 @@
               <w:cnfStyle w:val="000000000000" w:firstRow="0" w:lastRow="0" w:firstColumn="0" w:lastColumn="0" w:oddVBand="0" w:evenVBand="0" w:oddHBand="0" w:evenHBand="0" w:firstRowFirstColumn="0" w:firstRowLastColumn="0" w:lastRowFirstColumn="0" w:lastRowLastColumn="0"/>
             </w:pPr>
             <w:r>
-              <w:t xml:space="preserve">To determine if driver </w:t>
-            </w:r>
-            <w:r>
-              <w:t>age</w:t>
-            </w:r>
-            <w:r>
-              <w:t xml:space="preserve"> is a co-factor with COVID-19 in predicting aggressive driving</w:t>
+              <w:t>To determine if driver age is a co-factor with COVID-19 in predicting aggressive driving</w:t>
             </w:r>
           </w:p>
         </w:tc>
@@ -7248,13 +7098,7 @@
               <w:cnfStyle w:val="000000100000" w:firstRow="0" w:lastRow="0" w:firstColumn="0" w:lastColumn="0" w:oddVBand="0" w:evenVBand="0" w:oddHBand="1" w:evenHBand="0" w:firstRowFirstColumn="0" w:firstRowLastColumn="0" w:lastRowFirstColumn="0" w:lastRowLastColumn="0"/>
             </w:pPr>
             <w:r>
-              <w:t>To determine if driver</w:t>
-            </w:r>
-            <w:r>
-              <w:t xml:space="preserve"> being unlicensed</w:t>
-            </w:r>
-            <w:r>
-              <w:t xml:space="preserve"> is a co-factor with COVID-19 in predicting aggressive driving</w:t>
+              <w:t>To determine if driver being unlicensed is a co-factor with COVID-19 in predicting aggressive driving</w:t>
             </w:r>
           </w:p>
         </w:tc>
@@ -7303,13 +7147,7 @@
               <w:cnfStyle w:val="000000000000" w:firstRow="0" w:lastRow="0" w:firstColumn="0" w:lastColumn="0" w:oddVBand="0" w:evenVBand="0" w:oddHBand="0" w:evenHBand="0" w:firstRowFirstColumn="0" w:firstRowLastColumn="0" w:lastRowFirstColumn="0" w:lastRowLastColumn="0"/>
             </w:pPr>
             <w:r>
-              <w:t xml:space="preserve">To determine if </w:t>
-            </w:r>
-            <w:r>
-              <w:t>crash urban or rural location</w:t>
-            </w:r>
-            <w:r>
-              <w:t xml:space="preserve"> is a co-factor with COVID-19 in predicting aggressive driving</w:t>
+              <w:t>To determine if crash urban or rural location is a co-factor with COVID-19 in predicting aggressive driving</w:t>
             </w:r>
           </w:p>
         </w:tc>
@@ -7335,14 +7173,7 @@
                 <w:b w:val="0"/>
                 <w:bCs w:val="0"/>
               </w:rPr>
-              <w:t>YOUNG</w:t>
-            </w:r>
-            <w:r>
-              <w:rPr>
-                <w:b w:val="0"/>
-                <w:bCs w:val="0"/>
-              </w:rPr>
-              <w:t>_DRIVER</w:t>
+              <w:t>YOUNG_DRIVER</w:t>
             </w:r>
           </w:p>
         </w:tc>
@@ -7368,13 +7199,7 @@
               <w:cnfStyle w:val="000000100000" w:firstRow="0" w:lastRow="0" w:firstColumn="0" w:lastColumn="0" w:oddVBand="0" w:evenVBand="0" w:oddHBand="1" w:evenHBand="0" w:firstRowFirstColumn="0" w:firstRowLastColumn="0" w:lastRowFirstColumn="0" w:lastRowLastColumn="0"/>
             </w:pPr>
             <w:r>
-              <w:t xml:space="preserve">To determine if driver </w:t>
-            </w:r>
-            <w:r>
-              <w:t>age</w:t>
-            </w:r>
-            <w:r>
-              <w:t xml:space="preserve"> is a co-factor with COVID-19 in predicting aggressive driving</w:t>
+              <w:t>To determine if driver age is a co-factor with COVID-19 in predicting aggressive driving</w:t>
             </w:r>
           </w:p>
         </w:tc>
@@ -7536,60 +7361,139 @@
       <w:pPr>
         <w:pStyle w:val="Heading3"/>
       </w:pPr>
-      <w:bookmarkStart w:id="6" w:name="_Toc225109719"/>
+      <w:bookmarkStart w:id="5" w:name="_Toc225179761"/>
       <w:r>
         <w:t>Temporal Selection</w:t>
+      </w:r>
+      <w:bookmarkEnd w:id="5"/>
+    </w:p>
+    <w:p>
+      <w:r>
+        <w:t>A</w:t>
+      </w:r>
+      <w:r>
+        <w:t xml:space="preserve">ll records from 2005 through 2024 will be used in the analysis. The established trends before COVID-19 are necessary for determining change points </w:t>
+      </w:r>
+      <w:r>
+        <w:t>and altered trends during and after</w:t>
+      </w:r>
+      <w:r>
+        <w:t xml:space="preserve"> COVID-19.</w:t>
+      </w:r>
+    </w:p>
+    <w:p>
+      <w:pPr>
+        <w:pStyle w:val="Heading3"/>
+      </w:pPr>
+      <w:bookmarkStart w:id="6" w:name="_Toc225179762"/>
+      <w:r>
+        <w:t>Record Selection</w:t>
       </w:r>
       <w:bookmarkEnd w:id="6"/>
     </w:p>
     <w:p>
       <w:r>
-        <w:t>A</w:t>
-      </w:r>
-      <w:r>
-        <w:t xml:space="preserve">ll records from 2005 through 2024 will be used in the analysis. The established trends before COVID-19 are necessary for determining change points </w:t>
-      </w:r>
-      <w:r>
-        <w:t>and altered trends during and after</w:t>
-      </w:r>
-      <w:r>
-        <w:t xml:space="preserve"> COVID-19.</w:t>
+        <w:t xml:space="preserve">Per R. Ranieri (personal communication, February 19, 2026), </w:t>
+      </w:r>
+      <w:r>
+        <w:t>crashes that involved at least one motor vehicle in transit or that was a hit and run are the records of interest for analyzing aggressive driving behaviors.</w:t>
+      </w:r>
+      <w:r>
+        <w:t xml:space="preserve"> There has to be a</w:t>
+      </w:r>
+      <w:r>
+        <w:t>t least one</w:t>
+      </w:r>
+      <w:r>
+        <w:t xml:space="preserve"> driver of a vehicle in motion for there to be aggressive driving.</w:t>
       </w:r>
     </w:p>
     <w:p>
       <w:pPr>
         <w:pStyle w:val="Heading3"/>
       </w:pPr>
-      <w:bookmarkStart w:id="7" w:name="_Toc225109720"/>
-      <w:r>
-        <w:t>Record Selection</w:t>
+      <w:bookmarkStart w:id="7" w:name="_Toc225179763"/>
+      <w:r>
+        <w:t>Sampling Strategy</w:t>
       </w:r>
       <w:bookmarkEnd w:id="7"/>
     </w:p>
     <w:p>
-      <w:r>
-        <w:t xml:space="preserve">Per R. Ranieri (personal communication, February 19, 2026), </w:t>
-      </w:r>
-      <w:r>
-        <w:t>crashes that involved at least one motor vehicle in transit or that was a hit and run are the records of interest for analyzing aggressive driving behaviors.</w:t>
-      </w:r>
-      <w:r>
-        <w:t xml:space="preserve"> There has to be a</w:t>
-      </w:r>
-      <w:r>
-        <w:t>t least one</w:t>
-      </w:r>
-      <w:r>
-        <w:t xml:space="preserve"> driver of a vehicle in motion for there to be aggressive driving.</w:t>
+      <w:pPr>
+        <w:spacing w:before="120" w:after="120"/>
+      </w:pPr>
+      <w:r>
+        <w:t>The dataset was prepared for time series analysis</w:t>
+      </w:r>
+      <w:r>
+        <w:t xml:space="preserve"> to produce visualizations of the trends</w:t>
+      </w:r>
+      <w:r>
+        <w:t xml:space="preserve">. This involved creating a datetime variable from the CRASH_MONTH and CRASH_YEAR where the day was consistently the first of the month. </w:t>
+      </w:r>
+      <w:r>
+        <w:t xml:space="preserve">Then </w:t>
+      </w:r>
+      <w:proofErr w:type="spellStart"/>
+      <w:proofErr w:type="gramStart"/>
+      <w:r>
+        <w:t>df.resample</w:t>
+      </w:r>
+      <w:proofErr w:type="spellEnd"/>
+      <w:proofErr w:type="gramEnd"/>
+      <w:r>
+        <w:t>(‘MS’).mean() was used to summarize the dataset by taking the mean value over the months.</w:t>
       </w:r>
     </w:p>
     <w:p>
       <w:pPr>
+        <w:spacing w:before="120" w:after="120"/>
+      </w:pPr>
+      <w:r>
+        <w:t>The dataset was prepared for Random</w:t>
+      </w:r>
+      <w:r>
+        <w:t xml:space="preserve"> </w:t>
+      </w:r>
+      <w:r>
+        <w:t>Forest, Logistic</w:t>
+      </w:r>
+      <w:r>
+        <w:t xml:space="preserve"> </w:t>
+      </w:r>
+      <w:r>
+        <w:t xml:space="preserve">Regression, and </w:t>
+      </w:r>
+      <w:proofErr w:type="spellStart"/>
+      <w:r>
+        <w:t>XGBoost</w:t>
+      </w:r>
+      <w:proofErr w:type="spellEnd"/>
+      <w:r>
+        <w:t xml:space="preserve"> machine learning algorithms by splitting the data into </w:t>
+      </w:r>
+      <w:r>
+        <w:t>training and test sets.</w:t>
+      </w:r>
+      <w:r>
+        <w:t xml:space="preserve"> The </w:t>
+      </w:r>
+      <w:proofErr w:type="spellStart"/>
+      <w:r>
+        <w:t>random_state</w:t>
+      </w:r>
+      <w:proofErr w:type="spellEnd"/>
+      <w:r>
+        <w:t xml:space="preserve"> parameter was set to the same value for all training-test splits and all algorithms to ensure consistent and comparable results.</w:t>
+      </w:r>
+    </w:p>
+    <w:p>
+      <w:pPr>
         <w:pStyle w:val="Heading3"/>
       </w:pPr>
-      <w:bookmarkStart w:id="8" w:name="_Toc225109721"/>
-      <w:r>
-        <w:t>Sampling Strategy</w:t>
+      <w:bookmarkStart w:id="8" w:name="_Toc225179764"/>
+      <w:r>
+        <w:t>Connection to Data Science Goals from Business and Data Understanding</w:t>
       </w:r>
       <w:bookmarkEnd w:id="8"/>
     </w:p>
@@ -7598,26 +7502,72 @@
         <w:spacing w:before="120" w:after="120"/>
       </w:pPr>
       <w:r>
-        <w:t>The dataset was prepared for time series analysis</w:t>
-      </w:r>
-      <w:r>
-        <w:t xml:space="preserve"> to produce visualizations of the trends</w:t>
-      </w:r>
-      <w:r>
-        <w:t xml:space="preserve">. This involved creating a datetime variable from the CRASH_MONTH and CRASH_YEAR where the day was consistently the first of the month. </w:t>
-      </w:r>
-      <w:r>
-        <w:t xml:space="preserve">Then </w:t>
+        <w:t>One</w:t>
+      </w:r>
+      <w:r>
+        <w:t xml:space="preserve"> impetus for this study was </w:t>
+      </w:r>
+      <w:r>
+        <w:t>the Pew Research Study “</w:t>
+      </w:r>
+      <w:r>
+        <w:t>Many Americans perceive a rise in dangerous driving; 78% see cellphone distraction as major problem</w:t>
+      </w:r>
+      <w:r>
+        <w:t>”</w:t>
+      </w:r>
+      <w:r>
+        <w:t xml:space="preserve"> (</w:t>
       </w:r>
       <w:proofErr w:type="spellStart"/>
-      <w:proofErr w:type="gramStart"/>
-      <w:r>
-        <w:t>df.resample</w:t>
+      <w:r>
+        <w:t>Leppert</w:t>
       </w:r>
       <w:proofErr w:type="spellEnd"/>
-      <w:proofErr w:type="gramEnd"/>
-      <w:r>
-        <w:t>(‘MS’).mean() was used to summarize the dataset by taking the mean value over the months.</w:t>
+      <w:r>
+        <w:t>, 2024, November 12)</w:t>
+      </w:r>
+      <w:r>
+        <w:t>. This study</w:t>
+      </w:r>
+      <w:r>
+        <w:t xml:space="preserve"> </w:t>
+      </w:r>
+      <w:r>
+        <w:t>showed</w:t>
+      </w:r>
+      <w:r>
+        <w:t xml:space="preserve"> that</w:t>
+      </w:r>
+      <w:r>
+        <w:t xml:space="preserve"> </w:t>
+      </w:r>
+      <w:r>
+        <w:t>Americans believe</w:t>
+      </w:r>
+      <w:r>
+        <w:t xml:space="preserve"> </w:t>
+      </w:r>
+      <w:r>
+        <w:t xml:space="preserve">that both </w:t>
+      </w:r>
+      <w:r>
+        <w:t xml:space="preserve">aggressive </w:t>
+      </w:r>
+      <w:r>
+        <w:t xml:space="preserve">and distracted </w:t>
+      </w:r>
+      <w:r>
+        <w:t>driving increased during COVID-19 and</w:t>
+      </w:r>
+      <w:r>
+        <w:t xml:space="preserve"> </w:t>
+      </w:r>
+      <w:r>
+        <w:t xml:space="preserve">remain high. </w:t>
+      </w:r>
+      <w:r>
+        <w:t xml:space="preserve">The choice of variables includes the aggressive driving behaviors in the public dataset and two other flags: CELL_PHONE and DISTRACTED. This choice was made to address public sentiments around aggressive driving and cell phone use or distracted driving. </w:t>
       </w:r>
     </w:p>
     <w:p>
@@ -7625,155 +7575,27 @@
         <w:spacing w:before="120" w:after="120"/>
       </w:pPr>
       <w:r>
-        <w:t>The dataset was prepared for Random</w:t>
+        <w:t>A</w:t>
+      </w:r>
+      <w:r>
+        <w:t xml:space="preserve">lgorithms for this study </w:t>
+      </w:r>
+      <w:r>
+        <w:t xml:space="preserve">were </w:t>
+      </w:r>
+      <w:r>
+        <w:t>selected</w:t>
+      </w:r>
+      <w:r>
+        <w:t xml:space="preserve"> to </w:t>
+      </w:r>
+      <w:r>
+        <w:t>predict</w:t>
       </w:r>
       <w:r>
         <w:t xml:space="preserve"> </w:t>
       </w:r>
       <w:r>
-        <w:t>Forest, Logistic</w:t>
-      </w:r>
-      <w:r>
-        <w:t xml:space="preserve"> </w:t>
-      </w:r>
-      <w:r>
-        <w:t xml:space="preserve">Regression, and </w:t>
-      </w:r>
-      <w:proofErr w:type="spellStart"/>
-      <w:r>
-        <w:t>XGBoost</w:t>
-      </w:r>
-      <w:proofErr w:type="spellEnd"/>
-      <w:r>
-        <w:t xml:space="preserve"> machine learning algorithms by splitting the data into </w:t>
-      </w:r>
-      <w:r>
-        <w:t>training and test sets.</w:t>
-      </w:r>
-      <w:r>
-        <w:t xml:space="preserve"> The </w:t>
-      </w:r>
-      <w:proofErr w:type="spellStart"/>
-      <w:r>
-        <w:t>random_state</w:t>
-      </w:r>
-      <w:proofErr w:type="spellEnd"/>
-      <w:r>
-        <w:t xml:space="preserve"> parameter was set to the same value for all training-test splits and all algorithms to ensure consistent and comparable results.</w:t>
-      </w:r>
-    </w:p>
-    <w:p>
-      <w:pPr>
-        <w:pStyle w:val="Heading3"/>
-      </w:pPr>
-      <w:bookmarkStart w:id="9" w:name="_Toc225109722"/>
-      <w:r>
-        <w:t>Connection to Data Science Goals from Business and Data Understanding</w:t>
-      </w:r>
-      <w:bookmarkEnd w:id="9"/>
-    </w:p>
-    <w:p>
-      <w:pPr>
-        <w:spacing w:before="120" w:after="120"/>
-      </w:pPr>
-      <w:r>
-        <w:t>One</w:t>
-      </w:r>
-      <w:r>
-        <w:t xml:space="preserve"> impetus for this study was </w:t>
-      </w:r>
-      <w:r>
-        <w:t>the Pew Research Study “</w:t>
-      </w:r>
-      <w:r>
-        <w:t>Many Americans perceive a rise in dangerous driving; 78% see cellphone distraction as major problem</w:t>
-      </w:r>
-      <w:r>
-        <w:t>”</w:t>
-      </w:r>
-      <w:r>
-        <w:t xml:space="preserve"> </w:t>
-      </w:r>
-      <w:r>
-        <w:t>(</w:t>
-      </w:r>
-      <w:proofErr w:type="spellStart"/>
-      <w:r>
-        <w:t>Leppert</w:t>
-      </w:r>
-      <w:proofErr w:type="spellEnd"/>
-      <w:r>
-        <w:t>, 2024, November 12)</w:t>
-      </w:r>
-      <w:r>
-        <w:t>. This study</w:t>
-      </w:r>
-      <w:r>
-        <w:t xml:space="preserve"> </w:t>
-      </w:r>
-      <w:r>
-        <w:t>showed</w:t>
-      </w:r>
-      <w:r>
-        <w:t xml:space="preserve"> that</w:t>
-      </w:r>
-      <w:r>
-        <w:t xml:space="preserve"> </w:t>
-      </w:r>
-      <w:r>
-        <w:t>Americans believe</w:t>
-      </w:r>
-      <w:r>
-        <w:t xml:space="preserve"> </w:t>
-      </w:r>
-      <w:r>
-        <w:t xml:space="preserve">that both </w:t>
-      </w:r>
-      <w:r>
-        <w:t xml:space="preserve">aggressive </w:t>
-      </w:r>
-      <w:r>
-        <w:t xml:space="preserve">and distracted </w:t>
-      </w:r>
-      <w:r>
-        <w:t>driving increased during COVID-19 and</w:t>
-      </w:r>
-      <w:r>
-        <w:t xml:space="preserve"> </w:t>
-      </w:r>
-      <w:r>
-        <w:t xml:space="preserve">remain high. </w:t>
-      </w:r>
-      <w:r>
-        <w:t xml:space="preserve">The choice of variables includes the aggressive driving behaviors in the public dataset and two other flags: CELL_PHONE and DISTRACTED. This choice was made to address public sentiments around aggressive driving and cell phone use or distracted driving. </w:t>
-      </w:r>
-    </w:p>
-    <w:p>
-      <w:pPr>
-        <w:spacing w:before="120" w:after="120"/>
-      </w:pPr>
-      <w:r>
-        <w:t>A</w:t>
-      </w:r>
-      <w:r>
-        <w:t xml:space="preserve">lgorithms for this study </w:t>
-      </w:r>
-      <w:r>
-        <w:t xml:space="preserve">were </w:t>
-      </w:r>
-      <w:r>
-        <w:t>selected</w:t>
-      </w:r>
-      <w:r>
-        <w:t xml:space="preserve"> to </w:t>
-      </w:r>
-      <w:r>
-        <w:t>predict</w:t>
-      </w:r>
-      <w:r>
-        <w:t xml:space="preserve"> </w:t>
-      </w:r>
-      <w:r>
         <w:t xml:space="preserve">if crashes </w:t>
       </w:r>
       <w:r>
@@ -7795,13 +7617,7 @@
         <w:t xml:space="preserve">. </w:t>
       </w:r>
       <w:r>
-        <w:t xml:space="preserve">A </w:t>
-      </w:r>
-      <w:r>
-        <w:t>change in behavior would be confirmed</w:t>
-      </w:r>
-      <w:r>
-        <w:t xml:space="preserve"> if more crashes during and after COVID-19 involve aggressive or distracted driving than before COVID-19, and public sentiment would also be confirmed. </w:t>
+        <w:t xml:space="preserve">A change in behavior would be confirmed if more crashes during and after COVID-19 involve aggressive or distracted driving than before COVID-19, and public sentiment would also be confirmed. </w:t>
       </w:r>
     </w:p>
     <w:p>
@@ -7847,61 +7663,61 @@
           <w:numId w:val="22"/>
         </w:numPr>
       </w:pPr>
-      <w:bookmarkStart w:id="10" w:name="_Toc225109723"/>
+      <w:bookmarkStart w:id="9" w:name="_Toc225179765"/>
       <w:r>
         <w:lastRenderedPageBreak/>
         <w:t>Data Cleaning Process</w:t>
+      </w:r>
+      <w:bookmarkEnd w:id="9"/>
+    </w:p>
+    <w:p>
+      <w:pPr>
+        <w:pStyle w:val="Heading3"/>
+      </w:pPr>
+      <w:bookmarkStart w:id="10" w:name="_Toc225179766"/>
+      <w:r>
+        <w:t>Missing Data Treatment</w:t>
       </w:r>
       <w:bookmarkEnd w:id="10"/>
     </w:p>
     <w:p>
       <w:pPr>
-        <w:pStyle w:val="Heading3"/>
-      </w:pPr>
-      <w:bookmarkStart w:id="11" w:name="_Toc225109724"/>
-      <w:r>
-        <w:t>Missing Data Treatment</w:t>
-      </w:r>
-      <w:bookmarkEnd w:id="11"/>
+        <w:spacing w:before="120" w:after="120"/>
+      </w:pPr>
+      <w:r>
+        <w:t xml:space="preserve">There are no missing values in the selected </w:t>
+      </w:r>
+      <w:r>
+        <w:t xml:space="preserve">row and </w:t>
+      </w:r>
+      <w:r>
+        <w:t>columns of the CRASH</w:t>
+      </w:r>
+      <w:r>
+        <w:t>,</w:t>
+      </w:r>
+      <w:r>
+        <w:t xml:space="preserve"> </w:t>
+      </w:r>
+      <w:r>
+        <w:t>FLAGS</w:t>
+      </w:r>
+      <w:r>
+        <w:t>, or VEHICLE</w:t>
+      </w:r>
+      <w:r>
+        <w:t xml:space="preserve"> datasets.</w:t>
+      </w:r>
     </w:p>
     <w:p>
       <w:pPr>
-        <w:spacing w:before="120" w:after="120"/>
-      </w:pPr>
-      <w:r>
-        <w:t xml:space="preserve">There are no missing values in the selected </w:t>
-      </w:r>
-      <w:r>
-        <w:t xml:space="preserve">row and </w:t>
-      </w:r>
-      <w:r>
-        <w:t>columns of the CRASH</w:t>
-      </w:r>
-      <w:r>
-        <w:t>,</w:t>
-      </w:r>
-      <w:r>
-        <w:t xml:space="preserve"> </w:t>
-      </w:r>
-      <w:r>
-        <w:t>FLAGS</w:t>
-      </w:r>
-      <w:r>
-        <w:t>, or VEHICLE</w:t>
-      </w:r>
-      <w:r>
-        <w:t xml:space="preserve"> datasets.</w:t>
-      </w:r>
-    </w:p>
-    <w:p>
-      <w:pPr>
         <w:pStyle w:val="Heading3"/>
       </w:pPr>
-      <w:bookmarkStart w:id="12" w:name="_Toc225109725"/>
+      <w:bookmarkStart w:id="11" w:name="_Toc225179767"/>
       <w:r>
         <w:t>Outlier Detection and Handling</w:t>
       </w:r>
-      <w:bookmarkEnd w:id="12"/>
+      <w:bookmarkEnd w:id="11"/>
     </w:p>
     <w:p>
       <w:r>
@@ -8175,11 +7991,11 @@
       <w:pPr>
         <w:pStyle w:val="Heading3"/>
       </w:pPr>
-      <w:bookmarkStart w:id="13" w:name="_Toc225109726"/>
+      <w:bookmarkStart w:id="12" w:name="_Toc225179768"/>
       <w:r>
         <w:t>Inconsistency Resolution</w:t>
       </w:r>
-      <w:bookmarkEnd w:id="13"/>
+      <w:bookmarkEnd w:id="12"/>
     </w:p>
     <w:p>
       <w:pPr>
@@ -8298,25 +8114,13 @@
         <w:spacing w:before="120" w:after="120"/>
       </w:pPr>
       <w:r>
-        <w:t>T</w:t>
-      </w:r>
-      <w:r>
-        <w:t>he</w:t>
+        <w:t>The</w:t>
       </w:r>
       <w:r>
         <w:t>refore, the</w:t>
       </w:r>
       <w:r>
-        <w:t xml:space="preserve"> CRASH variable URBAN_RURAL was </w:t>
-      </w:r>
-      <w:r>
-        <w:t xml:space="preserve">selected for the secondary objective to </w:t>
-      </w:r>
-      <w:r>
-        <w:t>determine if urban/rural location is a co-factor with COVID-19 in predicting aggressive or distracted driving</w:t>
-      </w:r>
-      <w:r>
-        <w:t>.</w:t>
+        <w:t xml:space="preserve"> CRASH variable URBAN_RURAL was selected for the secondary objective to determine if urban/rural location is a co-factor with COVID-19 in predicting aggressive or distracted driving.</w:t>
       </w:r>
     </w:p>
     <w:p>
@@ -8349,13 +8153,7 @@
         <w:spacing w:before="120" w:after="120"/>
       </w:pPr>
       <w:r>
-        <w:t xml:space="preserve">An attempt was made to calculate the counts and derive the flags. R. </w:t>
-      </w:r>
-      <w:r>
-        <w:t>Ranieri (personal communication, February 19, 2026)</w:t>
-      </w:r>
-      <w:r>
-        <w:t xml:space="preserve"> </w:t>
+        <w:t xml:space="preserve">An attempt was made to calculate the counts and derive the flags. R. Ranieri (personal communication, February 19, 2026) </w:t>
       </w:r>
       <w:r>
         <w:t>instructed to use crashes that involved a vehicle in transit or hit and run and to filter out bicycles as the VEHICLE dataset includes bicycles. Most calculated counts matched the counts in the CRASH dataset with only 138 still not matching. The difficulty in performing the same calculation as PennDOT made this activity untenable for the time available for this project. The FLAGS variables MATURE_DRIVER and YOUNG_DRIVER were used to determine if age was a co-factor with COVID-19 in predicting aggressive or distracted driving.</w:t>
@@ -8426,11 +8224,11 @@
       <w:pPr>
         <w:pStyle w:val="Heading3"/>
       </w:pPr>
-      <w:bookmarkStart w:id="14" w:name="_Toc225109727"/>
+      <w:bookmarkStart w:id="13" w:name="_Toc225179769"/>
       <w:r>
         <w:t>Error Correction</w:t>
       </w:r>
-      <w:bookmarkEnd w:id="14"/>
+      <w:bookmarkEnd w:id="13"/>
     </w:p>
     <w:p>
       <w:r>
@@ -8441,11 +8239,11 @@
       <w:pPr>
         <w:pStyle w:val="Heading3"/>
       </w:pPr>
-      <w:bookmarkStart w:id="15" w:name="_Toc225109728"/>
+      <w:bookmarkStart w:id="14" w:name="_Toc225179770"/>
       <w:r>
         <w:t>Impact Assessment</w:t>
       </w:r>
-      <w:bookmarkEnd w:id="15"/>
+      <w:bookmarkEnd w:id="14"/>
     </w:p>
     <w:p>
       <w:r>
@@ -8460,80 +8258,80 @@
           <w:numId w:val="22"/>
         </w:numPr>
       </w:pPr>
-      <w:bookmarkStart w:id="16" w:name="_Toc225109729"/>
+      <w:bookmarkStart w:id="15" w:name="_Toc225179771"/>
       <w:r>
         <w:t>Feature Engineering</w:t>
+      </w:r>
+      <w:bookmarkEnd w:id="15"/>
+    </w:p>
+    <w:p>
+      <w:pPr>
+        <w:pStyle w:val="Heading3"/>
+      </w:pPr>
+      <w:bookmarkStart w:id="16" w:name="_Toc225179772"/>
+      <w:r>
+        <w:t>Derived Features</w:t>
       </w:r>
       <w:bookmarkEnd w:id="16"/>
     </w:p>
     <w:p>
       <w:pPr>
-        <w:pStyle w:val="Heading3"/>
-      </w:pPr>
-      <w:bookmarkStart w:id="17" w:name="_Toc225109730"/>
-      <w:r>
-        <w:t>Derived Features</w:t>
-      </w:r>
-      <w:bookmarkEnd w:id="17"/>
+        <w:spacing w:before="120" w:after="120"/>
+      </w:pPr>
+      <w:r>
+        <w:t xml:space="preserve">POST_COVID was derived as a flag variable to indicate if a month was before COVID-19 or during or after. </w:t>
+      </w:r>
+      <w:r>
+        <w:t xml:space="preserve">The lockdown for COVID-19 began </w:t>
+      </w:r>
+      <w:r>
+        <w:t xml:space="preserve">in early March of 2020. </w:t>
+      </w:r>
+      <w:r>
+        <w:t>The</w:t>
+      </w:r>
+      <w:r>
+        <w:t xml:space="preserve"> POST_COVID</w:t>
+      </w:r>
+      <w:r>
+        <w:t xml:space="preserve"> variable was set to 1 </w:t>
+      </w:r>
+      <w:r>
+        <w:t xml:space="preserve">for </w:t>
+      </w:r>
+      <w:r>
+        <w:t>crashes</w:t>
+      </w:r>
+      <w:r>
+        <w:t xml:space="preserve"> where CRASH_YEAR is greater than 2020 or where CRASH_YEAR is equal to 2020 and CRASH_MONTH </w:t>
+      </w:r>
+      <w:r>
+        <w:t>i</w:t>
+      </w:r>
+      <w:r>
+        <w:t>s greater than or equal to 3 to indicate the crash occurred during or after COVID-19. Otherwise, POST_COVID was set to 0 to indicate the crash occurred before COVID-19.</w:t>
+      </w:r>
+      <w:r>
+        <w:t xml:space="preserve"> </w:t>
+      </w:r>
     </w:p>
     <w:p>
       <w:pPr>
         <w:spacing w:before="120" w:after="120"/>
       </w:pPr>
       <w:r>
-        <w:t xml:space="preserve">POST_COVID was derived as a flag variable to indicate if a month was before COVID-19 or during or after. </w:t>
-      </w:r>
-      <w:r>
-        <w:t xml:space="preserve">The lockdown for COVID-19 began </w:t>
-      </w:r>
-      <w:r>
-        <w:t xml:space="preserve">in early March of 2020. </w:t>
-      </w:r>
-      <w:r>
-        <w:t>The</w:t>
-      </w:r>
-      <w:r>
-        <w:t xml:space="preserve"> POST_COVID</w:t>
-      </w:r>
-      <w:r>
-        <w:t xml:space="preserve"> variable was set to 1 </w:t>
-      </w:r>
-      <w:r>
-        <w:t xml:space="preserve">for </w:t>
-      </w:r>
-      <w:r>
-        <w:t>crashes</w:t>
-      </w:r>
-      <w:r>
-        <w:t xml:space="preserve"> where CRASH_YEAR is greater than 2020 or where CRASH_YEAR is equal to 2020 and CRASH_MONTH </w:t>
-      </w:r>
-      <w:r>
-        <w:t>i</w:t>
-      </w:r>
-      <w:r>
-        <w:t>s greater than or equal to 3 to indicate the crash occurred during or after COVID-19. Otherwise, POST_COVID was set to 0 to indicate the crash occurred before COVID-19.</w:t>
-      </w:r>
-      <w:r>
-        <w:t xml:space="preserve"> </w:t>
+        <w:t>CRASH_DATE was derived from CRASH_MONTH and CRASH_YEAR to create a timestamp for visualizing the data as a time series. This showed the trend and seasonality of variables with respect to COVID-19.</w:t>
       </w:r>
     </w:p>
     <w:p>
       <w:pPr>
-        <w:spacing w:before="120" w:after="120"/>
-      </w:pPr>
-      <w:r>
-        <w:t>CRASH_DATE was derived from CRASH_MONTH and CRASH_YEAR to create a timestamp for visualizing the data as a time series. This showed the trend and seasonality of variables with respect to COVID-19.</w:t>
-      </w:r>
-    </w:p>
-    <w:p>
-      <w:pPr>
         <w:pStyle w:val="Heading3"/>
       </w:pPr>
-      <w:bookmarkStart w:id="18" w:name="_Toc225109731"/>
+      <w:bookmarkStart w:id="17" w:name="_Toc225179773"/>
       <w:r>
         <w:t>Transformations</w:t>
       </w:r>
-      <w:bookmarkEnd w:id="18"/>
+      <w:bookmarkEnd w:id="17"/>
     </w:p>
     <w:p>
       <w:pPr>
@@ -8774,41 +8572,41 @@
       <w:pPr>
         <w:pStyle w:val="Heading3"/>
       </w:pPr>
-      <w:bookmarkStart w:id="19" w:name="_Toc225109732"/>
+      <w:bookmarkStart w:id="18" w:name="_Toc225179774"/>
       <w:r>
         <w:t>Temporal Features</w:t>
+      </w:r>
+      <w:bookmarkEnd w:id="18"/>
+    </w:p>
+    <w:p>
+      <w:r>
+        <w:t>The POST_COVID flag was used in time series plots to clearly differentiate between pre- and post-COVID-19 crashes. This enabled a preliminary, visual review of changes in aggressive driving patterns during and after COVID-19, if they occurred.</w:t>
+      </w:r>
+    </w:p>
+    <w:p>
+      <w:pPr>
+        <w:pStyle w:val="Heading3"/>
+      </w:pPr>
+      <w:bookmarkStart w:id="19" w:name="_Toc225179775"/>
+      <w:r>
+        <w:t>Domain-specific Features</w:t>
       </w:r>
       <w:bookmarkEnd w:id="19"/>
     </w:p>
     <w:p>
       <w:r>
-        <w:t>The POST_COVID flag was used in time series plots to clearly differentiate between pre- and post-COVID-19 crashes. This enabled a preliminary, visual review of changes in aggressive driving patterns during and after COVID-19, if they occurred.</w:t>
+        <w:t>No domain-specific features were created.</w:t>
       </w:r>
     </w:p>
     <w:p>
       <w:pPr>
         <w:pStyle w:val="Heading3"/>
       </w:pPr>
-      <w:bookmarkStart w:id="20" w:name="_Toc225109733"/>
-      <w:r>
-        <w:t>Domain-specific Features</w:t>
+      <w:bookmarkStart w:id="20" w:name="_Toc225179776"/>
+      <w:r>
+        <w:t>Feature Justification</w:t>
       </w:r>
       <w:bookmarkEnd w:id="20"/>
-    </w:p>
-    <w:p>
-      <w:r>
-        <w:t>No domain-specific features were created.</w:t>
-      </w:r>
-    </w:p>
-    <w:p>
-      <w:pPr>
-        <w:pStyle w:val="Heading3"/>
-      </w:pPr>
-      <w:bookmarkStart w:id="21" w:name="_Toc225109734"/>
-      <w:r>
-        <w:t>Feature Justification</w:t>
-      </w:r>
-      <w:bookmarkEnd w:id="21"/>
     </w:p>
     <w:p>
       <w:pPr>
@@ -8900,7 +8698,7 @@
           <w:rFonts w:eastAsia="Times New Roman"/>
         </w:rPr>
       </w:pPr>
-      <w:bookmarkStart w:id="22" w:name="_Toc225109735"/>
+      <w:bookmarkStart w:id="21" w:name="_Toc225179777"/>
       <w:r>
         <w:rPr>
           <w:rFonts w:eastAsia="Times New Roman"/>
@@ -8919,17 +8717,17 @@
         </w:rPr>
         <w:t xml:space="preserve"> and Final Preparation</w:t>
       </w:r>
-      <w:bookmarkEnd w:id="22"/>
+      <w:bookmarkEnd w:id="21"/>
     </w:p>
     <w:p>
       <w:pPr>
         <w:pStyle w:val="Heading3"/>
       </w:pPr>
-      <w:bookmarkStart w:id="23" w:name="_Toc225109736"/>
+      <w:bookmarkStart w:id="22" w:name="_Toc225179778"/>
       <w:r>
         <w:t>Integration Approach</w:t>
       </w:r>
-      <w:bookmarkEnd w:id="23"/>
+      <w:bookmarkEnd w:id="22"/>
     </w:p>
     <w:p>
       <w:pPr>
@@ -9003,11 +8801,11 @@
       <w:pPr>
         <w:pStyle w:val="Heading3"/>
       </w:pPr>
-      <w:bookmarkStart w:id="24" w:name="_Toc225109737"/>
+      <w:bookmarkStart w:id="23" w:name="_Toc225179779"/>
       <w:r>
         <w:t>Data Formatting</w:t>
       </w:r>
-      <w:bookmarkEnd w:id="24"/>
+      <w:bookmarkEnd w:id="23"/>
     </w:p>
     <w:p>
       <w:r>
@@ -9035,13 +8833,13 @@
           <w:i/>
           <w:iCs/>
         </w:rPr>
+        <w:instrText xml:space="preserve"> \* MERGEFORMAT </w:instrText>
       </w:r>
       <w:r>
         <w:rPr>
           <w:i/>
           <w:iCs/>
         </w:rPr>
-        <w:instrText xml:space="preserve"> \* MERGEFORMAT </w:instrText>
       </w:r>
       <w:r>
         <w:rPr>
@@ -9072,141 +8870,117 @@
       <w:pPr>
         <w:pStyle w:val="Heading3"/>
       </w:pPr>
-      <w:bookmarkStart w:id="25" w:name="_Toc225109738"/>
+      <w:bookmarkStart w:id="24" w:name="_Toc225179780"/>
       <w:r>
         <w:t>Train/Validation/Test Splitting</w:t>
+      </w:r>
+      <w:bookmarkEnd w:id="24"/>
+    </w:p>
+    <w:p>
+      <w:pPr>
+        <w:spacing w:before="120" w:after="120"/>
+      </w:pPr>
+      <w:r>
+        <w:t xml:space="preserve">Used 80/20 split with stratification on the target variable </w:t>
+      </w:r>
+      <w:r>
+        <w:t>to ensure the splits are representative of the dataset</w:t>
+      </w:r>
+      <w:r>
+        <w:t>.</w:t>
+      </w:r>
+      <w:r>
+        <w:t xml:space="preserve"> Random state was set consistently so results were comparable between algorithms focused on the same objective.</w:t>
+      </w:r>
+      <w:r>
+        <w:t xml:space="preserve"> </w:t>
+      </w:r>
+    </w:p>
+    <w:p>
+      <w:pPr>
+        <w:spacing w:before="120" w:after="120"/>
+      </w:pPr>
+      <w:r>
+        <w:t xml:space="preserve">AGGRESSIVE_DRIVING and NHTSA_AGG_DRIVING </w:t>
+      </w:r>
+      <w:proofErr w:type="gramStart"/>
+      <w:r>
+        <w:t>were</w:t>
+      </w:r>
+      <w:proofErr w:type="gramEnd"/>
+      <w:r>
+        <w:t xml:space="preserve"> used as target variables, separately. The class balance with NHTSA_AGG_DRIVING required the class weight property </w:t>
+      </w:r>
+      <w:r>
+        <w:lastRenderedPageBreak/>
+        <w:t>to be set to ‘balance’ or ‘</w:t>
+      </w:r>
+      <w:proofErr w:type="spellStart"/>
+      <w:r>
+        <w:t>balanced_subsample</w:t>
+      </w:r>
+      <w:proofErr w:type="spellEnd"/>
+      <w:r>
+        <w:t>’ to ensure the loss function paid attention to the minority class during training.</w:t>
+      </w:r>
+    </w:p>
+    <w:p>
+      <w:pPr>
+        <w:pStyle w:val="Heading3"/>
+      </w:pPr>
+      <w:bookmarkStart w:id="25" w:name="_Toc225179781"/>
+      <w:r>
+        <w:t>Final Dataset Characteristics</w:t>
       </w:r>
       <w:bookmarkEnd w:id="25"/>
     </w:p>
     <w:p>
-      <w:pPr>
-        <w:spacing w:before="120" w:after="120"/>
-      </w:pPr>
-      <w:r>
-        <w:t xml:space="preserve">Used 80/20 split with stratification on the target variable </w:t>
-      </w:r>
-      <w:r>
-        <w:t>to ensure the splits are representative of the dataset</w:t>
-      </w:r>
-      <w:r>
-        <w:t>.</w:t>
-      </w:r>
-      <w:r>
-        <w:t xml:space="preserve"> Random state was set consistently so results were comparable between algorithms focused on the same objective.</w:t>
+      <w:r>
+        <w:t>Final dataset</w:t>
+      </w:r>
+      <w:r>
+        <w:t xml:space="preserve"> contains </w:t>
+      </w:r>
+      <w:r>
+        <w:t>2</w:t>
+      </w:r>
+      <w:r>
+        <w:t>,</w:t>
+      </w:r>
+      <w:r>
+        <w:t>460</w:t>
+      </w:r>
+      <w:r>
+        <w:t>,</w:t>
+      </w:r>
+      <w:r>
+        <w:t>484</w:t>
       </w:r>
       <w:r>
         <w:t xml:space="preserve"> </w:t>
+      </w:r>
+      <w:r>
+        <w:t xml:space="preserve">crash </w:t>
+      </w:r>
+      <w:r>
+        <w:t>records with 15</w:t>
+      </w:r>
+      <w:r>
+        <w:t xml:space="preserve"> features (12 numeric, 1 datetime, 1 categorical, 1 numeric key)</w:t>
+      </w:r>
+      <w:r>
+        <w:t xml:space="preserve"> with a 56/44 class split in the target variable AGGRESSIVE_DRIVING and a 5/95 class split in the target variable NHTSA_AGG_DRIVING. </w:t>
       </w:r>
     </w:p>
     <w:p>
       <w:pPr>
-        <w:spacing w:before="120" w:after="120"/>
-      </w:pPr>
-      <w:r>
-        <w:t xml:space="preserve">AGGRESSIVE_DRIVING and NHTSA_AGG_DRIVING </w:t>
-      </w:r>
-      <w:proofErr w:type="gramStart"/>
-      <w:r>
-        <w:t>were</w:t>
-      </w:r>
-      <w:proofErr w:type="gramEnd"/>
-      <w:r>
-        <w:t xml:space="preserve"> used as target variables, separately. The class balance with </w:t>
-      </w:r>
-      <w:r>
-        <w:t xml:space="preserve">NHTSA_AGG_DRIVING </w:t>
-      </w:r>
-      <w:r>
-        <w:t xml:space="preserve">required the </w:t>
-      </w:r>
-      <w:r>
-        <w:t xml:space="preserve">class weight </w:t>
-      </w:r>
-      <w:r>
-        <w:t xml:space="preserve">property </w:t>
-      </w:r>
-      <w:r>
-        <w:lastRenderedPageBreak/>
-        <w:t>to be set to ‘balance’ or ‘</w:t>
-      </w:r>
-      <w:proofErr w:type="spellStart"/>
-      <w:r>
-        <w:t>balanced_subsample</w:t>
-      </w:r>
-      <w:proofErr w:type="spellEnd"/>
-      <w:r>
-        <w:t xml:space="preserve">’ </w:t>
-      </w:r>
-      <w:r>
-        <w:t>to ensure the loss function pa</w:t>
-      </w:r>
-      <w:r>
-        <w:t>id</w:t>
-      </w:r>
-      <w:r>
-        <w:t xml:space="preserve"> attention to the minority class during training</w:t>
-      </w:r>
-      <w:r>
-        <w:t>.</w:t>
-      </w:r>
-    </w:p>
-    <w:p>
-      <w:pPr>
         <w:pStyle w:val="Heading3"/>
       </w:pPr>
-      <w:bookmarkStart w:id="26" w:name="_Toc225109739"/>
-      <w:r>
-        <w:t>Final Dataset Characteristics</w:t>
+      <w:bookmarkStart w:id="26" w:name="_Toc225179782"/>
+      <w:r>
+        <w:t>Preparation Pipeline</w:t>
       </w:r>
       <w:bookmarkEnd w:id="26"/>
-    </w:p>
-    <w:p>
-      <w:r>
-        <w:t>Final dataset</w:t>
-      </w:r>
-      <w:r>
-        <w:t xml:space="preserve"> contains </w:t>
-      </w:r>
-      <w:r>
-        <w:t>2</w:t>
-      </w:r>
-      <w:r>
-        <w:t>,</w:t>
-      </w:r>
-      <w:r>
-        <w:t>460</w:t>
-      </w:r>
-      <w:r>
-        <w:t>,</w:t>
-      </w:r>
-      <w:r>
-        <w:t>484</w:t>
-      </w:r>
-      <w:r>
-        <w:t xml:space="preserve"> </w:t>
-      </w:r>
-      <w:r>
-        <w:t xml:space="preserve">crash </w:t>
-      </w:r>
-      <w:r>
-        <w:t>records with 15</w:t>
-      </w:r>
-      <w:r>
-        <w:t xml:space="preserve"> features (12 numeric, 1 datetime, 1 categorical, 1 numeric key)</w:t>
-      </w:r>
-      <w:r>
-        <w:t xml:space="preserve"> with a 56/44 class split in the target variable AGGRESSIVE_DRIVING and a 5/95 class split in the target variable NHTSA_AGG_DRIVING. </w:t>
-      </w:r>
-    </w:p>
-    <w:p>
-      <w:pPr>
-        <w:pStyle w:val="Heading3"/>
-      </w:pPr>
-      <w:bookmarkStart w:id="27" w:name="_Toc225109740"/>
-      <w:r>
-        <w:t>Preparation Pipeline</w:t>
-      </w:r>
-      <w:bookmarkEnd w:id="27"/>
     </w:p>
     <w:p>
       <w:r>
@@ -9541,13 +9315,7 @@
               <w:t>c</w:t>
             </w:r>
             <w:r>
-              <w:t>ovid_drivers_0</w:t>
-            </w:r>
-            <w:r>
-              <w:t>7</w:t>
-            </w:r>
-            <w:r>
-              <w:t>_</w:t>
+              <w:t>ovid_drivers_07_</w:t>
             </w:r>
           </w:p>
           <w:p>
@@ -9558,13 +9326,7 @@
               <w:t>c</w:t>
             </w:r>
             <w:r>
-              <w:t>ovid_drivers_0</w:t>
-            </w:r>
-            <w:r>
-              <w:t>8</w:t>
-            </w:r>
-            <w:r>
-              <w:t>_</w:t>
+              <w:t>ovid_drivers_08_</w:t>
             </w:r>
           </w:p>
           <w:p>
@@ -9572,16 +9334,7 @@
               <w:cnfStyle w:val="000000100000" w:firstRow="0" w:lastRow="0" w:firstColumn="0" w:lastColumn="0" w:oddVBand="0" w:evenVBand="0" w:oddHBand="1" w:evenHBand="0" w:firstRowFirstColumn="0" w:firstRowLastColumn="0" w:lastRowFirstColumn="0" w:lastRowLastColumn="0"/>
             </w:pPr>
             <w:r>
-              <w:t>c</w:t>
-            </w:r>
-            <w:r>
-              <w:t>ovid_drivers_0</w:t>
-            </w:r>
-            <w:r>
-              <w:t>9</w:t>
-            </w:r>
-            <w:r>
-              <w:t>_</w:t>
+              <w:t>covid_drivers_09_</w:t>
             </w:r>
           </w:p>
         </w:tc>
@@ -9637,50 +9390,155 @@
       <w:pPr>
         <w:pStyle w:val="Heading1"/>
       </w:pPr>
-      <w:bookmarkStart w:id="28" w:name="_Toc225109741"/>
+      <w:bookmarkStart w:id="27" w:name="_Toc225179783"/>
       <w:r>
         <w:t xml:space="preserve">Section 2: </w:t>
       </w:r>
       <w:r>
         <w:t>Modeling</w:t>
+      </w:r>
+      <w:bookmarkEnd w:id="27"/>
+    </w:p>
+    <w:p>
+      <w:pPr>
+        <w:pStyle w:val="Heading2"/>
+      </w:pPr>
+      <w:bookmarkStart w:id="28" w:name="_Toc225179784"/>
+      <w:r>
+        <w:t xml:space="preserve">2.1 </w:t>
+      </w:r>
+      <w:r>
+        <w:t>Modeling Strategy</w:t>
       </w:r>
       <w:bookmarkEnd w:id="28"/>
     </w:p>
     <w:p>
       <w:pPr>
-        <w:pStyle w:val="Heading2"/>
-      </w:pPr>
-      <w:bookmarkStart w:id="29" w:name="_Toc225109742"/>
-      <w:r>
-        <w:t xml:space="preserve">2.1 </w:t>
-      </w:r>
-      <w:r>
-        <w:t>Modeling Strategy</w:t>
+        <w:pStyle w:val="Heading3"/>
+      </w:pPr>
+      <w:bookmarkStart w:id="29" w:name="_Toc225179785"/>
+      <w:r>
+        <w:t>Problem Framing</w:t>
       </w:r>
       <w:bookmarkEnd w:id="29"/>
     </w:p>
     <w:p>
+      <w:r>
+        <w:t xml:space="preserve">Framed as a binary classification problem to predict aggressive driving because this directly addresses the business goal of identifying if aggressive driving increased during COVID-19 and remained high. </w:t>
+      </w:r>
+    </w:p>
+    <w:p>
       <w:pPr>
         <w:pStyle w:val="Heading3"/>
       </w:pPr>
-      <w:bookmarkStart w:id="30" w:name="_Toc225109743"/>
-      <w:r>
-        <w:t>Problem Framing</w:t>
+      <w:bookmarkStart w:id="30" w:name="_Toc225179786"/>
+      <w:r>
+        <w:t>Algorithm Selection Rationale</w:t>
       </w:r>
       <w:bookmarkEnd w:id="30"/>
     </w:p>
     <w:p>
-      <w:r>
-        <w:t xml:space="preserve">Framed as a binary classification problem to predict aggressive driving because this directly addresses the business goal of identifying if aggressive driving increased during COVID-19 and remained high. </w:t>
+      <w:pPr>
+        <w:spacing w:before="120" w:after="120"/>
+      </w:pPr>
+      <w:r>
+        <w:t>Selected logistic regression because the results are easy to interpret</w:t>
+      </w:r>
+      <w:r>
+        <w:t>;</w:t>
+      </w:r>
+      <w:r>
+        <w:t xml:space="preserve"> random forest because it </w:t>
+      </w:r>
+      <w:r>
+        <w:t xml:space="preserve">is a nonparametric algorithm that </w:t>
+      </w:r>
+      <w:r>
+        <w:t>handles both linear and non-linear relationships</w:t>
+      </w:r>
+      <w:r>
+        <w:t>, is resistant to noise and outliers, and provides estimates of feature relevance</w:t>
+      </w:r>
+      <w:r>
+        <w:t xml:space="preserve"> (Geeks for Geeks, 2025a)</w:t>
+      </w:r>
+      <w:r>
+        <w:t>;</w:t>
+      </w:r>
+      <w:r>
+        <w:t xml:space="preserve"> and</w:t>
+      </w:r>
+      <w:r>
+        <w:t xml:space="preserve"> gradient boosting because it handles imbalanced data well</w:t>
+      </w:r>
+      <w:r>
+        <w:t xml:space="preserve"> and provides maximum predictive performance</w:t>
+      </w:r>
+      <w:r>
+        <w:t xml:space="preserve">. These three algorithms </w:t>
+      </w:r>
+      <w:r>
+        <w:t xml:space="preserve">provide both </w:t>
+      </w:r>
+      <w:r>
+        <w:t xml:space="preserve">simple and complex modeling </w:t>
+      </w:r>
+      <w:r>
+        <w:t>for thorough analysis and comparison</w:t>
+      </w:r>
+      <w:r>
+        <w:t>.</w:t>
       </w:r>
     </w:p>
     <w:p>
       <w:pPr>
+        <w:spacing w:before="120" w:after="120"/>
+      </w:pPr>
+      <w:r>
+        <w:t xml:space="preserve">One-class classification </w:t>
+      </w:r>
+      <w:r>
+        <w:t xml:space="preserve">was </w:t>
+      </w:r>
+      <w:r>
+        <w:t xml:space="preserve">also </w:t>
+      </w:r>
+      <w:r>
+        <w:t>chosen because it handles imbalanced data</w:t>
+      </w:r>
+      <w:r>
+        <w:t xml:space="preserve"> well</w:t>
+      </w:r>
+      <w:r>
+        <w:t>.</w:t>
+      </w:r>
+      <w:r>
+        <w:t xml:space="preserve"> One class classification</w:t>
+      </w:r>
+      <w:r>
+        <w:t xml:space="preserve"> is an unsupervised learning algorithm that learns of the majority class and then classifies each record in the minority class as either an inlier or outlier.</w:t>
+      </w:r>
+      <w:r>
+        <w:t xml:space="preserve"> This algorithm was selected to model outcome variables when the minority class comprised less than 15% of the data.</w:t>
+      </w:r>
+      <w:r>
+        <w:t xml:space="preserve"> (Brownlee, 2019</w:t>
+      </w:r>
+      <w:r>
+        <w:t xml:space="preserve">; Brownlee, </w:t>
+      </w:r>
+      <w:r>
+        <w:t>2020)</w:t>
+      </w:r>
+    </w:p>
+    <w:p>
+      <w:pPr>
         <w:pStyle w:val="Heading3"/>
       </w:pPr>
-      <w:bookmarkStart w:id="31" w:name="_Toc225109744"/>
-      <w:r>
-        <w:t>Algorithm Selection Rationale</w:t>
+      <w:bookmarkStart w:id="31" w:name="_Toc225179787"/>
+      <w:r>
+        <w:lastRenderedPageBreak/>
+        <w:t>Evaluation Strategy</w:t>
       </w:r>
       <w:bookmarkEnd w:id="31"/>
     </w:p>
@@ -9689,52 +9547,37 @@
         <w:spacing w:before="120" w:after="120"/>
       </w:pPr>
       <w:r>
-        <w:t>Selected logistic regression because the results are easy to interpret</w:t>
-      </w:r>
-      <w:r>
-        <w:t>;</w:t>
-      </w:r>
-      <w:r>
-        <w:t xml:space="preserve"> random forest because it </w:t>
-      </w:r>
-      <w:r>
-        <w:t xml:space="preserve">is a nonparametric algorithm that </w:t>
-      </w:r>
-      <w:r>
-        <w:t>handles both linear and non-linear relationships</w:t>
-      </w:r>
-      <w:r>
-        <w:t>, is resistant to noise and outliers, and provides estimates of feature relevance</w:t>
-      </w:r>
-      <w:r>
-        <w:t xml:space="preserve"> (Geeks for Geeks, 2025a)</w:t>
-      </w:r>
-      <w:r>
-        <w:t>;</w:t>
+        <w:t xml:space="preserve">Evaluation involved an 80/20 train/test split </w:t>
+      </w:r>
+      <w:r>
+        <w:t>with</w:t>
+      </w:r>
+      <w:r>
+        <w:t xml:space="preserve"> </w:t>
+      </w:r>
+      <w:r>
+        <w:t>the F1 score</w:t>
       </w:r>
       <w:r>
         <w:t xml:space="preserve"> and</w:t>
       </w:r>
       <w:r>
-        <w:t xml:space="preserve"> gradient boosting because it handles imbalanced data well</w:t>
-      </w:r>
-      <w:r>
-        <w:t xml:space="preserve"> and provides maximum predictive performance</w:t>
-      </w:r>
-      <w:r>
-        <w:t xml:space="preserve">. These three algorithms </w:t>
-      </w:r>
-      <w:r>
-        <w:t xml:space="preserve">provide both </w:t>
-      </w:r>
-      <w:r>
-        <w:t xml:space="preserve">simple and complex modeling </w:t>
-      </w:r>
-      <w:r>
-        <w:t>for thorough analysis and comparison</w:t>
-      </w:r>
-      <w:r>
-        <w:t>.</w:t>
+        <w:t xml:space="preserve"> ROC AUC as the primary metrics. </w:t>
+      </w:r>
+      <w:r>
+        <w:t>The F1 score is a measure of both precision</w:t>
+      </w:r>
+      <w:r>
+        <w:t>*</w:t>
+      </w:r>
+      <w:r>
+        <w:t xml:space="preserve"> and recall</w:t>
+      </w:r>
+      <w:r>
+        <w:t>**</w:t>
+      </w:r>
+      <w:r>
+        <w:t xml:space="preserve"> with a high score indicating a balance between the two. In this problem domain, it is important to balance precision and recall, because many false positives or false negatives indicates a failure to identify a clear change in behavior. </w:t>
       </w:r>
     </w:p>
     <w:p>
@@ -9742,464 +9585,330 @@
         <w:spacing w:before="120" w:after="120"/>
       </w:pPr>
       <w:r>
-        <w:t xml:space="preserve">One-class classification </w:t>
-      </w:r>
-      <w:r>
-        <w:t xml:space="preserve">was </w:t>
-      </w:r>
-      <w:r>
-        <w:t xml:space="preserve">also </w:t>
-      </w:r>
-      <w:r>
-        <w:t>chosen because it handles imbalanced data</w:t>
-      </w:r>
-      <w:r>
-        <w:t xml:space="preserve"> well</w:t>
+        <w:t xml:space="preserve">The ROC AUC is the area under the curve of the </w:t>
+      </w:r>
+      <w:r>
+        <w:t xml:space="preserve">plot </w:t>
+      </w:r>
+      <w:r>
+        <w:t xml:space="preserve">of the </w:t>
+      </w:r>
+      <w:r>
+        <w:t xml:space="preserve">true positive rate </w:t>
+      </w:r>
+      <w:r>
+        <w:t>verses the</w:t>
+      </w:r>
+      <w:r>
+        <w:t xml:space="preserve"> false positive rate</w:t>
+      </w:r>
+      <w:r>
+        <w:t>, and it reflects the ability of the model to distinguish between the classes</w:t>
       </w:r>
       <w:r>
         <w:t>.</w:t>
       </w:r>
       <w:r>
-        <w:t xml:space="preserve"> One class classification</w:t>
-      </w:r>
-      <w:r>
-        <w:t xml:space="preserve"> is an unsupervised learning algorithm that learns of the majority class and then classifies each record in the minority class as either an inlier or outlier.</w:t>
-      </w:r>
-      <w:r>
-        <w:t xml:space="preserve"> This algorithm was selected to model outcome variables when the minority class comprised less than 15% of the data.</w:t>
-      </w:r>
-      <w:r>
-        <w:t xml:space="preserve"> (Brownlee, 2019</w:t>
-      </w:r>
-      <w:r>
-        <w:t xml:space="preserve">; Brownlee, </w:t>
-      </w:r>
-      <w:r>
-        <w:t>2020)</w:t>
+        <w:t xml:space="preserve"> This measure is important to consider </w:t>
+      </w:r>
+      <w:r>
+        <w:t>in addition to</w:t>
+      </w:r>
+      <w:r>
+        <w:t xml:space="preserve"> the F1 score, because </w:t>
+      </w:r>
+      <w:r>
+        <w:t>the primary model results</w:t>
+      </w:r>
+      <w:r>
+        <w:t xml:space="preserve"> </w:t>
+      </w:r>
+      <w:r>
+        <w:t>were</w:t>
+      </w:r>
+      <w:r>
+        <w:t xml:space="preserve"> F1 s</w:t>
+      </w:r>
+      <w:r>
+        <w:t>core=</w:t>
+      </w:r>
+      <w:r>
+        <w:t>0.7</w:t>
+      </w:r>
+      <w:r>
+        <w:t>,</w:t>
+      </w:r>
+      <w:r>
+        <w:t xml:space="preserve"> precision</w:t>
+      </w:r>
+      <w:r>
+        <w:t>=0.56, recall=</w:t>
+      </w:r>
+      <w:r>
+        <w:t>1</w:t>
+      </w:r>
+      <w:r>
+        <w:t>, and ROC AUC=0.5</w:t>
+      </w:r>
+      <w:r>
+        <w:t xml:space="preserve">. </w:t>
+      </w:r>
+      <w:r>
+        <w:t xml:space="preserve">A high recall, in this case </w:t>
+      </w:r>
+      <w:r>
+        <w:t xml:space="preserve">a </w:t>
+      </w:r>
+      <w:r>
+        <w:t>perfect</w:t>
+      </w:r>
+      <w:r>
+        <w:t xml:space="preserve"> recall</w:t>
+      </w:r>
+      <w:r>
+        <w:t xml:space="preserve">, means the model is optimized to identify </w:t>
+      </w:r>
+      <w:r>
+        <w:t>as many actual positives as possible so it incorrectly labels negatives as positives</w:t>
+      </w:r>
+      <w:r>
+        <w:t>,</w:t>
+      </w:r>
+      <w:r>
+        <w:t xml:space="preserve"> leading to a high number of false positives.</w:t>
+      </w:r>
+      <w:r>
+        <w:t xml:space="preserve"> If the false positive rate is high, the ROC AUC will be lower, and a</w:t>
+      </w:r>
+      <w:r>
+        <w:t>n</w:t>
+      </w:r>
+      <w:r>
+        <w:t xml:space="preserve"> ROC AUC 0.5 </w:t>
+      </w:r>
+      <w:r>
+        <w:t>is no better than random guessing</w:t>
+      </w:r>
+      <w:r>
+        <w:t xml:space="preserve">. </w:t>
+      </w:r>
+      <w:r>
+        <w:t>(Geeks for Geeks, 2026)</w:t>
       </w:r>
     </w:p>
     <w:p>
       <w:pPr>
+        <w:spacing w:before="120" w:after="120"/>
+      </w:pPr>
+      <w:r>
+        <w:t>Both F1 score and ROC AUC are expected to be at least 0.7 to meet the business goal of predicting aggressive driving.</w:t>
+      </w:r>
+    </w:p>
+    <w:p>
+      <w:pPr>
+        <w:spacing w:before="120" w:after="120"/>
+      </w:pPr>
+      <w:r>
+        <w:t xml:space="preserve">* </w:t>
+      </w:r>
+      <w:r>
+        <w:t>Precision is a measure of how accurate the model is in predicting positive results; a higher precision means fewer false positives</w:t>
+      </w:r>
+      <w:r>
+        <w:t>. A false positive in this domain means that crashes not involving aggressive driving behaviors are classified as such.</w:t>
+      </w:r>
+      <w:r>
+        <w:t xml:space="preserve"> (Geeks for Geeks, 2025b)</w:t>
+      </w:r>
+    </w:p>
+    <w:p>
+      <w:pPr>
+        <w:spacing w:before="120" w:after="120"/>
+      </w:pPr>
+      <w:r>
+        <w:t xml:space="preserve">** </w:t>
+      </w:r>
+      <w:r>
+        <w:t xml:space="preserve">Recall </w:t>
+      </w:r>
+      <w:r>
+        <w:t>(</w:t>
+      </w:r>
+      <w:r>
+        <w:t>true positive rate or</w:t>
+      </w:r>
+      <w:r>
+        <w:t xml:space="preserve"> </w:t>
+      </w:r>
+      <w:r>
+        <w:t>sensitivity</w:t>
+      </w:r>
+      <w:r>
+        <w:t xml:space="preserve">) </w:t>
+      </w:r>
+      <w:r>
+        <w:t xml:space="preserve">is a measure of the ability of the model to find all positive instances; a higher recall means fewer false negatives. </w:t>
+      </w:r>
+      <w:r>
+        <w:t>A false negative in this domain means that crashes involving aggressive driving are classified as not.</w:t>
+      </w:r>
+      <w:r>
+        <w:t xml:space="preserve"> (Geeks for Geeks, 2025b)</w:t>
+      </w:r>
+    </w:p>
+    <w:p>
+      <w:pPr>
         <w:pStyle w:val="Heading3"/>
       </w:pPr>
-      <w:bookmarkStart w:id="32" w:name="_Toc225109745"/>
-      <w:r>
-        <w:lastRenderedPageBreak/>
-        <w:t>Evaluation Strategy</w:t>
+      <w:bookmarkStart w:id="32" w:name="_Toc225179788"/>
+      <w:r>
+        <w:t>Computational Considerations</w:t>
       </w:r>
       <w:bookmarkEnd w:id="32"/>
     </w:p>
     <w:p>
-      <w:pPr>
-        <w:spacing w:before="120" w:after="120"/>
-      </w:pPr>
-      <w:r>
-        <w:t xml:space="preserve">Evaluation involved an 80/20 train/test split </w:t>
-      </w:r>
-      <w:r>
-        <w:t>with</w:t>
+      <w:r>
+        <w:t xml:space="preserve">Working with a large dataset with </w:t>
+      </w:r>
+      <w:r>
+        <w:t>almost 2.5M records.</w:t>
       </w:r>
       <w:r>
         <w:t xml:space="preserve"> </w:t>
       </w:r>
       <w:r>
-        <w:t>the F1 score</w:t>
-      </w:r>
-      <w:r>
-        <w:t xml:space="preserve"> and</w:t>
-      </w:r>
-      <w:r>
-        <w:t xml:space="preserve"> ROC AUC as the primary metrics. </w:t>
-      </w:r>
-      <w:r>
-        <w:t>The F1 score is a measure of both precision</w:t>
-      </w:r>
-      <w:r>
-        <w:t>*</w:t>
-      </w:r>
-      <w:r>
-        <w:t xml:space="preserve"> and recall</w:t>
-      </w:r>
-      <w:r>
-        <w:t>**</w:t>
-      </w:r>
-      <w:r>
-        <w:t xml:space="preserve"> with a high score indicating a balance between the two</w:t>
-      </w:r>
-      <w:r>
-        <w:t xml:space="preserve">. </w:t>
-      </w:r>
-      <w:r>
-        <w:t>In this problem domain, it is important to balance precision and recall</w:t>
-      </w:r>
-      <w:r>
-        <w:t>,</w:t>
+        <w:t xml:space="preserve">The number of features were kept to less than 10 because </w:t>
+      </w:r>
+      <w:r>
+        <w:t xml:space="preserve">the dataset includes </w:t>
+      </w:r>
+      <w:r>
+        <w:t xml:space="preserve">variables that </w:t>
+      </w:r>
+      <w:r>
+        <w:t>combine many factors into one</w:t>
+      </w:r>
+      <w:r>
+        <w:t xml:space="preserve">, </w:t>
+      </w:r>
+      <w:r>
+        <w:t xml:space="preserve">e.g., YOUNG_DRIVER combines drivers aged 16-20. </w:t>
+      </w:r>
+      <w:r>
+        <w:t xml:space="preserve">Standard models without grid search were initially run on a standard laptop. </w:t>
+      </w:r>
+      <w:r>
+        <w:t xml:space="preserve">When using grid search and cross validation, Google </w:t>
+      </w:r>
+      <w:proofErr w:type="spellStart"/>
+      <w:r>
+        <w:t>Colaboratory</w:t>
+      </w:r>
+      <w:proofErr w:type="spellEnd"/>
+      <w:r>
+        <w:t xml:space="preserve"> was used</w:t>
       </w:r>
       <w:r>
         <w:t xml:space="preserve"> </w:t>
       </w:r>
       <w:r>
-        <w:t xml:space="preserve">because many </w:t>
-      </w:r>
-      <w:r>
-        <w:t xml:space="preserve">false positives or false negatives indicates a failure to identify a clear change in behavior. </w:t>
+        <w:t>with a reduced number of fits</w:t>
+      </w:r>
+      <w:r>
+        <w:t xml:space="preserve"> by running the models multiple times with fewer parameter options </w:t>
+      </w:r>
+      <w:r>
+        <w:t>on</w:t>
+      </w:r>
+      <w:r>
+        <w:t xml:space="preserve"> each run.</w:t>
       </w:r>
     </w:p>
     <w:p>
       <w:pPr>
-        <w:spacing w:before="120" w:after="120"/>
-      </w:pPr>
-      <w:r>
-        <w:t xml:space="preserve">The ROC AUC is the area under the curve of the </w:t>
-      </w:r>
-      <w:r>
-        <w:t xml:space="preserve">plot </w:t>
-      </w:r>
-      <w:r>
-        <w:t xml:space="preserve">of the </w:t>
-      </w:r>
-      <w:r>
-        <w:t xml:space="preserve">true positive rate </w:t>
-      </w:r>
-      <w:r>
-        <w:t>verses the</w:t>
-      </w:r>
-      <w:r>
-        <w:t xml:space="preserve"> false positive rate</w:t>
-      </w:r>
-      <w:r>
-        <w:t>, and it reflects the ability of the model to distinguish between the classes</w:t>
-      </w:r>
-      <w:r>
-        <w:t>.</w:t>
-      </w:r>
-      <w:r>
-        <w:t xml:space="preserve"> This measure is important to consider </w:t>
-      </w:r>
-      <w:r>
-        <w:t>in addition to</w:t>
-      </w:r>
-      <w:r>
-        <w:t xml:space="preserve"> the F1 score, because </w:t>
-      </w:r>
-      <w:r>
-        <w:t>the primary model results</w:t>
-      </w:r>
-      <w:r>
-        <w:t xml:space="preserve"> </w:t>
-      </w:r>
-      <w:r>
-        <w:t>were</w:t>
-      </w:r>
-      <w:r>
-        <w:t xml:space="preserve"> F1 s</w:t>
-      </w:r>
-      <w:r>
-        <w:t>core=</w:t>
-      </w:r>
-      <w:r>
-        <w:t>0.7</w:t>
-      </w:r>
-      <w:r>
-        <w:t>,</w:t>
-      </w:r>
-      <w:r>
-        <w:t xml:space="preserve"> precision</w:t>
-      </w:r>
-      <w:r>
-        <w:t>=0.56, recall=</w:t>
-      </w:r>
-      <w:r>
-        <w:t>1</w:t>
-      </w:r>
-      <w:r>
-        <w:t>, and ROC AUC=0.5</w:t>
-      </w:r>
-      <w:r>
-        <w:t xml:space="preserve">. </w:t>
-      </w:r>
-      <w:r>
-        <w:t xml:space="preserve">A high recall, in this case </w:t>
-      </w:r>
-      <w:r>
-        <w:t xml:space="preserve">a </w:t>
-      </w:r>
-      <w:r>
-        <w:t>perfect</w:t>
-      </w:r>
-      <w:r>
-        <w:t xml:space="preserve"> recall</w:t>
-      </w:r>
-      <w:r>
-        <w:t xml:space="preserve">, means the model is optimized to identify </w:t>
-      </w:r>
-      <w:r>
-        <w:t>as many actual positives as possible so it incorrectly labels negatives as positives</w:t>
-      </w:r>
-      <w:r>
-        <w:t>,</w:t>
-      </w:r>
-      <w:r>
-        <w:t xml:space="preserve"> leading to a high number of false positives.</w:t>
-      </w:r>
-      <w:r>
-        <w:t xml:space="preserve"> If the false positive rate is high, the ROC AUC will be lower, and a</w:t>
-      </w:r>
-      <w:r>
-        <w:t>n</w:t>
-      </w:r>
-      <w:r>
-        <w:t xml:space="preserve"> </w:t>
-      </w:r>
-      <w:r>
-        <w:t>ROC AUC</w:t>
-      </w:r>
-      <w:r>
-        <w:t xml:space="preserve"> 0.5 </w:t>
-      </w:r>
-      <w:r>
-        <w:t>is no better than random guessing</w:t>
-      </w:r>
-      <w:r>
-        <w:t xml:space="preserve">. </w:t>
-      </w:r>
-      <w:r>
-        <w:t>(Geeks for Geeks, 2026)</w:t>
-      </w:r>
-    </w:p>
-    <w:p>
-      <w:pPr>
-        <w:spacing w:before="120" w:after="120"/>
-      </w:pPr>
-      <w:r>
-        <w:t>Both F1 score and ROC AUC are expected to be at least 0.7 to meet the business goal of predicting aggressive driving.</w:t>
-      </w:r>
-    </w:p>
-    <w:p>
-      <w:pPr>
-        <w:spacing w:before="120" w:after="120"/>
-      </w:pPr>
-      <w:r>
-        <w:t>*</w:t>
-      </w:r>
-      <w:r>
-        <w:t xml:space="preserve"> </w:t>
-      </w:r>
-      <w:r>
-        <w:t>Precision is a measure of how accurate the model is in predicting positive results; a higher precision means fewer false positives</w:t>
-      </w:r>
-      <w:r>
-        <w:t>. A false positive in this domain means that crashes not involving aggressive driving behaviors are classified as such.</w:t>
-      </w:r>
-      <w:r>
-        <w:t xml:space="preserve"> (Geeks for Geeks, 2025b)</w:t>
-      </w:r>
-    </w:p>
-    <w:p>
-      <w:pPr>
-        <w:spacing w:before="120" w:after="120"/>
-      </w:pPr>
-      <w:r>
-        <w:t>**</w:t>
-      </w:r>
-      <w:r>
-        <w:t xml:space="preserve"> </w:t>
-      </w:r>
-      <w:r>
-        <w:t xml:space="preserve">Recall </w:t>
-      </w:r>
-      <w:r>
-        <w:t>(</w:t>
-      </w:r>
-      <w:r>
-        <w:t>true positive rate or</w:t>
-      </w:r>
-      <w:r>
-        <w:t xml:space="preserve"> </w:t>
-      </w:r>
-      <w:r>
-        <w:t>sensitivity</w:t>
-      </w:r>
-      <w:r>
-        <w:t xml:space="preserve">) </w:t>
-      </w:r>
-      <w:r>
-        <w:t>is a measure of the ability of the model to find all positive instances; a higher recall means fewer false negatives.</w:t>
-      </w:r>
-      <w:r>
-        <w:t xml:space="preserve"> </w:t>
-      </w:r>
-      <w:r>
-        <w:t>A false negative in this domain means that crashes involving aggressive driving are classified as not.</w:t>
-      </w:r>
-      <w:r>
-        <w:t xml:space="preserve"> </w:t>
-      </w:r>
-      <w:r>
-        <w:t>(Geeks for Geeks, 2025b)</w:t>
-      </w:r>
-    </w:p>
-    <w:p>
-      <w:pPr>
         <w:pStyle w:val="Heading3"/>
       </w:pPr>
-      <w:bookmarkStart w:id="33" w:name="_Toc225109746"/>
-      <w:r>
-        <w:t>Computational Considerations</w:t>
+      <w:bookmarkStart w:id="33" w:name="_Toc225179789"/>
+      <w:r>
+        <w:t>Connection to Data Science Goals and Success Criteria</w:t>
       </w:r>
       <w:bookmarkEnd w:id="33"/>
     </w:p>
     <w:p>
-      <w:r>
-        <w:t xml:space="preserve">Working with a large dataset with </w:t>
-      </w:r>
-      <w:r>
-        <w:t>almost 2.5M records.</w:t>
+      <w:pPr>
+        <w:spacing w:before="120" w:after="120"/>
+      </w:pPr>
+      <w:r>
+        <w:t xml:space="preserve">Model evaluation prioritizes F1 score and ROC AUC. </w:t>
+      </w:r>
+      <w:r>
+        <w:t xml:space="preserve">A balance between </w:t>
+      </w:r>
+      <w:r>
+        <w:t>accurately classifying positive cases (precision)</w:t>
+      </w:r>
+      <w:r>
+        <w:t xml:space="preserve"> and</w:t>
       </w:r>
       <w:r>
         <w:t xml:space="preserve"> </w:t>
       </w:r>
       <w:r>
-        <w:t xml:space="preserve">The number of features were kept to less than 10 because </w:t>
-      </w:r>
-      <w:r>
-        <w:t xml:space="preserve">the dataset includes </w:t>
-      </w:r>
-      <w:r>
-        <w:t xml:space="preserve">variables that </w:t>
-      </w:r>
-      <w:r>
-        <w:t>combine many factors into one</w:t>
-      </w:r>
-      <w:r>
-        <w:t xml:space="preserve">, </w:t>
-      </w:r>
-      <w:r>
-        <w:t xml:space="preserve">e.g., YOUNG_DRIVER combines drivers aged 16-20. </w:t>
-      </w:r>
-      <w:r>
-        <w:t xml:space="preserve">Standard models without grid search were initially run on a standard laptop. </w:t>
-      </w:r>
-      <w:r>
-        <w:t xml:space="preserve">When using grid search and cross validation, Google </w:t>
-      </w:r>
-      <w:proofErr w:type="spellStart"/>
-      <w:r>
-        <w:t>Colaboratory</w:t>
-      </w:r>
-      <w:proofErr w:type="spellEnd"/>
-      <w:r>
-        <w:t xml:space="preserve"> was used</w:t>
-      </w:r>
-      <w:r>
-        <w:t xml:space="preserve"> </w:t>
-      </w:r>
-      <w:r>
-        <w:t>with a reduced number of fits</w:t>
-      </w:r>
-      <w:r>
-        <w:t xml:space="preserve"> by running the </w:t>
-      </w:r>
-      <w:proofErr w:type="gramStart"/>
-      <w:r>
-        <w:t>models</w:t>
-      </w:r>
-      <w:proofErr w:type="gramEnd"/>
-      <w:r>
-        <w:t xml:space="preserve"> multiple times with fewer parameter options </w:t>
-      </w:r>
-      <w:r>
-        <w:t>on</w:t>
-      </w:r>
-      <w:r>
-        <w:t xml:space="preserve"> each run.</w:t>
+        <w:t>finding all positive cases (</w:t>
+      </w:r>
+      <w:r>
+        <w:t>recall</w:t>
+      </w:r>
+      <w:r>
+        <w:t>) as measured by the F1 score is not sufficient to identify aggressive driving</w:t>
+      </w:r>
+      <w:r>
+        <w:t>. H</w:t>
+      </w:r>
+      <w:r>
+        <w:t>igh recall at the expense of precision means that the model is labeling too many non-aggressive driving crashes as instances of aggressive driving. Misleading the public with a false narrative would not solve any problems. Requiring the model to be good at distinguishing between the classes (</w:t>
+      </w:r>
+      <w:r>
+        <w:t>ROC AUC</w:t>
+      </w:r>
+      <w:r>
+        <w:t xml:space="preserve">) is necessary </w:t>
+      </w:r>
+      <w:r>
+        <w:t xml:space="preserve">to identify </w:t>
+      </w:r>
+      <w:r>
+        <w:t xml:space="preserve">and report that COVID-19 resulted in </w:t>
+      </w:r>
+      <w:r>
+        <w:t xml:space="preserve">a clear </w:t>
+      </w:r>
+      <w:r>
+        <w:t>increase in aggressive or distracted driving</w:t>
+      </w:r>
+      <w:r>
+        <w:t xml:space="preserve"> behavior. </w:t>
       </w:r>
     </w:p>
     <w:p>
       <w:pPr>
-        <w:pStyle w:val="Heading3"/>
-      </w:pPr>
-      <w:bookmarkStart w:id="34" w:name="_Toc225109747"/>
-      <w:r>
-        <w:t>Connection to Data Science Goals and Success Criteria</w:t>
+        <w:pStyle w:val="Heading2"/>
+      </w:pPr>
+      <w:bookmarkStart w:id="34" w:name="_Toc225179790"/>
+      <w:r>
+        <w:t>2.2 Model Development</w:t>
       </w:r>
       <w:bookmarkEnd w:id="34"/>
     </w:p>
     <w:p>
       <w:pPr>
-        <w:spacing w:before="120" w:after="120"/>
-      </w:pPr>
-      <w:r>
-        <w:t xml:space="preserve">Model evaluation prioritizes F1 score and ROC AUC. </w:t>
-      </w:r>
-      <w:r>
-        <w:t xml:space="preserve">A balance between </w:t>
-      </w:r>
-      <w:r>
-        <w:t>accurately classifying positive cases (precision)</w:t>
-      </w:r>
-      <w:r>
-        <w:t xml:space="preserve"> and</w:t>
-      </w:r>
-      <w:r>
-        <w:t xml:space="preserve"> </w:t>
-      </w:r>
-      <w:r>
-        <w:t>finding all positive cases (</w:t>
-      </w:r>
-      <w:r>
-        <w:t>recall</w:t>
-      </w:r>
-      <w:r>
-        <w:t>) as measured by the F1 score is not sufficient to identify aggressive driving</w:t>
-      </w:r>
-      <w:r>
-        <w:t>. H</w:t>
-      </w:r>
-      <w:r>
-        <w:t>igh recall at the expense of precision means that the model is labeling too many non-aggressive driving crashes as instances of aggressive driving. Misleading the public with a false narrative would not solve any problems. Requiring the model to be good at distinguishing between the classes (</w:t>
-      </w:r>
-      <w:r>
-        <w:t>ROC AUC</w:t>
-      </w:r>
-      <w:r>
-        <w:t xml:space="preserve">) is necessary </w:t>
-      </w:r>
-      <w:r>
-        <w:t xml:space="preserve">to identify </w:t>
-      </w:r>
-      <w:r>
-        <w:t xml:space="preserve">and report that COVID-19 resulted in </w:t>
-      </w:r>
-      <w:r>
-        <w:t xml:space="preserve">a clear </w:t>
-      </w:r>
-      <w:r>
-        <w:t>increase in aggressive or distracted driving</w:t>
-      </w:r>
-      <w:r>
-        <w:t xml:space="preserve"> behavior. </w:t>
-      </w:r>
-    </w:p>
-    <w:p>
-      <w:pPr>
-        <w:pStyle w:val="Heading2"/>
-      </w:pPr>
-      <w:bookmarkStart w:id="35" w:name="_Toc225109748"/>
-      <w:r>
-        <w:t>2.2 Model Development</w:t>
+        <w:pStyle w:val="Heading3"/>
+      </w:pPr>
+      <w:bookmarkStart w:id="35" w:name="_Toc225179791"/>
+      <w:r>
+        <w:t>Baseline Model</w:t>
       </w:r>
       <w:bookmarkEnd w:id="35"/>
-    </w:p>
-    <w:p>
-      <w:pPr>
-        <w:pStyle w:val="Heading3"/>
-      </w:pPr>
-      <w:bookmarkStart w:id="36" w:name="_Toc225109749"/>
-      <w:r>
-        <w:t>Baseline Model</w:t>
-      </w:r>
-      <w:bookmarkEnd w:id="36"/>
     </w:p>
     <w:p>
       <w:pPr>
@@ -10305,14 +10014,7 @@
                 <w:sz w:val="22"/>
                 <w:szCs w:val="22"/>
               </w:rPr>
-              <w:t>Notebook</w:t>
-            </w:r>
-            <w:r>
-              <w:rPr>
-                <w:sz w:val="22"/>
-                <w:szCs w:val="22"/>
-              </w:rPr>
-              <w:t>(s)</w:t>
+              <w:t>Notebook(s)</w:t>
             </w:r>
           </w:p>
         </w:tc>
@@ -10429,12 +10131,6 @@
                 <w:szCs w:val="22"/>
               </w:rPr>
               <w:br/>
-            </w:r>
-            <w:r>
-              <w:rPr>
-                <w:sz w:val="22"/>
-                <w:szCs w:val="22"/>
-              </w:rPr>
               <w:t>covid_drivers_06_PRIM_MODL_RF</w:t>
             </w:r>
             <w:r>
@@ -10443,12 +10139,6 @@
                 <w:szCs w:val="22"/>
               </w:rPr>
               <w:br/>
-            </w:r>
-            <w:r>
-              <w:rPr>
-                <w:sz w:val="22"/>
-                <w:szCs w:val="22"/>
-              </w:rPr>
               <w:t>covid_drivers_06_PRIM_MODL_XGB</w:t>
             </w:r>
           </w:p>
@@ -10545,21 +10235,7 @@
                 <w:sz w:val="22"/>
                 <w:szCs w:val="22"/>
               </w:rPr>
-              <w:t>covid_drivers_0</w:t>
-            </w:r>
-            <w:r>
-              <w:rPr>
-                <w:sz w:val="22"/>
-                <w:szCs w:val="22"/>
-              </w:rPr>
-              <w:t>7</w:t>
-            </w:r>
-            <w:r>
-              <w:rPr>
-                <w:sz w:val="22"/>
-                <w:szCs w:val="22"/>
-              </w:rPr>
-              <w:t>_PRIM_MODL_LGR</w:t>
+              <w:t>covid_drivers_07_PRIM_MODL_LGR</w:t>
             </w:r>
             <w:r>
               <w:rPr>
@@ -10567,27 +10243,7 @@
                 <w:szCs w:val="22"/>
               </w:rPr>
               <w:br/>
-            </w:r>
-            <w:r>
-              <w:rPr>
-                <w:sz w:val="22"/>
-                <w:szCs w:val="22"/>
-              </w:rPr>
-              <w:t>covid_drivers_0</w:t>
-            </w:r>
-            <w:r>
-              <w:rPr>
-                <w:sz w:val="22"/>
-                <w:szCs w:val="22"/>
-              </w:rPr>
-              <w:t>7</w:t>
-            </w:r>
-            <w:r>
-              <w:rPr>
-                <w:sz w:val="22"/>
-                <w:szCs w:val="22"/>
-              </w:rPr>
-              <w:t>_PRIM_MODL_RF</w:t>
+              <w:t>covid_drivers_07_PRIM_MODL_RF</w:t>
             </w:r>
             <w:r>
               <w:rPr>
@@ -10595,27 +10251,7 @@
                 <w:szCs w:val="22"/>
               </w:rPr>
               <w:br/>
-            </w:r>
-            <w:r>
-              <w:rPr>
-                <w:sz w:val="22"/>
-                <w:szCs w:val="22"/>
-              </w:rPr>
-              <w:t>covid_drivers_0</w:t>
-            </w:r>
-            <w:r>
-              <w:rPr>
-                <w:sz w:val="22"/>
-                <w:szCs w:val="22"/>
-              </w:rPr>
-              <w:t>7</w:t>
-            </w:r>
-            <w:r>
-              <w:rPr>
-                <w:sz w:val="22"/>
-                <w:szCs w:val="22"/>
-              </w:rPr>
-              <w:t>_PRIM_MODL_XGB</w:t>
+              <w:t>covid_drivers_07_PRIM_MODL_XGB</w:t>
             </w:r>
           </w:p>
         </w:tc>
@@ -10648,25 +10284,7 @@
                 <w:sz w:val="22"/>
                 <w:szCs w:val="22"/>
               </w:rPr>
-              <w:t xml:space="preserve">Objective </w:t>
-            </w:r>
-            <w:r>
-              <w:rPr>
-                <w:b w:val="0"/>
-                <w:bCs w:val="0"/>
-                <w:sz w:val="22"/>
-                <w:szCs w:val="22"/>
-              </w:rPr>
-              <w:t>2</w:t>
-            </w:r>
-            <w:r>
-              <w:rPr>
-                <w:b w:val="0"/>
-                <w:bCs w:val="0"/>
-                <w:sz w:val="22"/>
-                <w:szCs w:val="22"/>
-              </w:rPr>
-              <w:t xml:space="preserve">: </w:t>
+              <w:t xml:space="preserve">Objective 2: </w:t>
             </w:r>
           </w:p>
           <w:p>
@@ -10826,7 +10444,16 @@
                 <w:sz w:val="22"/>
                 <w:szCs w:val="22"/>
               </w:rPr>
-              <w:t>POST_COVID ~ TAILGAITING</w:t>
+              <w:t xml:space="preserve">POST_COVID ~ </w:t>
+            </w:r>
+            <w:r>
+              <w:rPr>
+                <w:b w:val="0"/>
+                <w:bCs w:val="0"/>
+                <w:sz w:val="22"/>
+                <w:szCs w:val="22"/>
+              </w:rPr>
+              <w:t>TAILGATING</w:t>
             </w:r>
           </w:p>
         </w:tc>
@@ -10920,25 +10547,7 @@
                 <w:sz w:val="22"/>
                 <w:szCs w:val="22"/>
               </w:rPr>
-              <w:t xml:space="preserve">Objective </w:t>
-            </w:r>
-            <w:r>
-              <w:rPr>
-                <w:b w:val="0"/>
-                <w:bCs w:val="0"/>
-                <w:sz w:val="22"/>
-                <w:szCs w:val="22"/>
-              </w:rPr>
-              <w:t>3</w:t>
-            </w:r>
-            <w:r>
-              <w:rPr>
-                <w:b w:val="0"/>
-                <w:bCs w:val="0"/>
-                <w:sz w:val="22"/>
-                <w:szCs w:val="22"/>
-              </w:rPr>
-              <w:t xml:space="preserve">: </w:t>
+              <w:t xml:space="preserve">Objective 3: </w:t>
             </w:r>
           </w:p>
           <w:p>
@@ -11192,25 +10801,7 @@
                 <w:sz w:val="22"/>
                 <w:szCs w:val="22"/>
               </w:rPr>
-              <w:t xml:space="preserve">Objective </w:t>
-            </w:r>
-            <w:r>
-              <w:rPr>
-                <w:b w:val="0"/>
-                <w:bCs w:val="0"/>
-                <w:sz w:val="22"/>
-                <w:szCs w:val="22"/>
-              </w:rPr>
-              <w:t>3</w:t>
-            </w:r>
-            <w:r>
-              <w:rPr>
-                <w:b w:val="0"/>
-                <w:bCs w:val="0"/>
-                <w:sz w:val="22"/>
-                <w:szCs w:val="22"/>
-              </w:rPr>
-              <w:t>:</w:t>
+              <w:t>Objective 3:</w:t>
             </w:r>
           </w:p>
           <w:p>
@@ -11431,14 +11022,7 @@
                 <w:sz w:val="22"/>
                 <w:szCs w:val="22"/>
               </w:rPr>
-              <w:t>covid_drivers_09_SEC_MODL_COFAC_</w:t>
-            </w:r>
-            <w:r>
-              <w:rPr>
-                <w:sz w:val="22"/>
-                <w:szCs w:val="22"/>
-              </w:rPr>
-              <w:t>NHTSA</w:t>
+              <w:t>covid_drivers_09_SEC_MODL_COFAC_NHTSA</w:t>
             </w:r>
           </w:p>
         </w:tc>
@@ -11448,12 +11032,12 @@
       <w:pPr>
         <w:pStyle w:val="Heading3"/>
       </w:pPr>
-      <w:bookmarkStart w:id="37" w:name="_Toc225109750"/>
+      <w:bookmarkStart w:id="36" w:name="_Toc225179792"/>
       <w:r>
         <w:lastRenderedPageBreak/>
         <w:t>Primary Models</w:t>
       </w:r>
-      <w:bookmarkEnd w:id="37"/>
+      <w:bookmarkEnd w:id="36"/>
     </w:p>
     <w:p>
       <w:pPr>
@@ -11861,7 +11445,16 @@
                 <w:sz w:val="22"/>
                 <w:szCs w:val="22"/>
               </w:rPr>
-              <w:t>POST_COVID ~ TAILGAITING</w:t>
+              <w:t xml:space="preserve">POST_COVID ~ </w:t>
+            </w:r>
+            <w:r>
+              <w:rPr>
+                <w:b w:val="0"/>
+                <w:bCs w:val="0"/>
+                <w:sz w:val="22"/>
+                <w:szCs w:val="22"/>
+              </w:rPr>
+              <w:t>TAILGATING</w:t>
             </w:r>
           </w:p>
         </w:tc>
@@ -12235,14 +11828,7 @@
                 <w:sz w:val="22"/>
                 <w:szCs w:val="22"/>
               </w:rPr>
-              <w:t xml:space="preserve">with </w:t>
-            </w:r>
-            <w:r>
-              <w:rPr>
-                <w:sz w:val="22"/>
-                <w:szCs w:val="22"/>
-              </w:rPr>
-              <w:t xml:space="preserve">stratified, shuffled, 5-fold cross validation and best hyperparameters selected from </w:t>
+              <w:t xml:space="preserve">with stratified, shuffled, 5-fold cross validation and best hyperparameters selected from </w:t>
             </w:r>
             <w:proofErr w:type="spellStart"/>
             <w:r>
@@ -12353,9 +11939,11 @@
           <w:tcPr>
             <w:cnfStyle w:val="001000000000" w:firstRow="0" w:lastRow="0" w:firstColumn="1" w:lastColumn="0" w:oddVBand="0" w:evenVBand="0" w:oddHBand="0" w:evenHBand="0" w:firstRowFirstColumn="0" w:firstRowLastColumn="0" w:lastRowFirstColumn="0" w:lastRowLastColumn="0"/>
             <w:tcW w:w="2057" w:type="dxa"/>
-          </w:tcPr>
-          <w:p>
-            <w:pPr>
+            <w:vAlign w:val="center"/>
+          </w:tcPr>
+          <w:p>
+            <w:pPr>
+              <w:jc w:val="center"/>
               <w:rPr>
                 <w:sz w:val="22"/>
                 <w:szCs w:val="22"/>
@@ -12380,6 +11968,7 @@
         <w:tc>
           <w:tcPr>
             <w:tcW w:w="1494" w:type="dxa"/>
+            <w:vAlign w:val="center"/>
           </w:tcPr>
           <w:p>
             <w:pPr>
@@ -12402,6 +11991,7 @@
         <w:tc>
           <w:tcPr>
             <w:tcW w:w="1490" w:type="dxa"/>
+            <w:vAlign w:val="center"/>
           </w:tcPr>
           <w:p>
             <w:pPr>
@@ -12424,6 +12014,7 @@
         <w:tc>
           <w:tcPr>
             <w:tcW w:w="1437" w:type="dxa"/>
+            <w:vAlign w:val="center"/>
           </w:tcPr>
           <w:p>
             <w:pPr>
@@ -12446,6 +12037,7 @@
         <w:tc>
           <w:tcPr>
             <w:tcW w:w="1441" w:type="dxa"/>
+            <w:vAlign w:val="center"/>
           </w:tcPr>
           <w:p>
             <w:pPr>
@@ -12468,6 +12060,7 @@
         <w:tc>
           <w:tcPr>
             <w:tcW w:w="1441" w:type="dxa"/>
+            <w:vAlign w:val="center"/>
           </w:tcPr>
           <w:p>
             <w:pPr>
@@ -12498,6 +12091,7 @@
           <w:tcPr>
             <w:cnfStyle w:val="001000000000" w:firstRow="0" w:lastRow="0" w:firstColumn="1" w:lastColumn="0" w:oddVBand="0" w:evenVBand="0" w:oddHBand="0" w:evenHBand="0" w:firstRowFirstColumn="0" w:firstRowLastColumn="0" w:lastRowFirstColumn="0" w:lastRowLastColumn="0"/>
             <w:tcW w:w="2057" w:type="dxa"/>
+            <w:vAlign w:val="center"/>
           </w:tcPr>
           <w:p>
             <w:pPr>
@@ -12516,7 +12110,7 @@
                 <w:sz w:val="22"/>
                 <w:szCs w:val="22"/>
               </w:rPr>
-              <w:t xml:space="preserve">Objective 1: </w:t>
+              <w:t>Objective 1:</w:t>
             </w:r>
           </w:p>
           <w:p>
@@ -12542,6 +12136,7 @@
         <w:tc>
           <w:tcPr>
             <w:tcW w:w="1494" w:type="dxa"/>
+            <w:vAlign w:val="center"/>
           </w:tcPr>
           <w:p>
             <w:pPr>
@@ -12564,6 +12159,7 @@
         <w:tc>
           <w:tcPr>
             <w:tcW w:w="1490" w:type="dxa"/>
+            <w:vAlign w:val="center"/>
           </w:tcPr>
           <w:p>
             <w:pPr>
@@ -12586,6 +12182,7 @@
         <w:tc>
           <w:tcPr>
             <w:tcW w:w="1437" w:type="dxa"/>
+            <w:vAlign w:val="center"/>
           </w:tcPr>
           <w:p>
             <w:pPr>
@@ -12608,6 +12205,7 @@
         <w:tc>
           <w:tcPr>
             <w:tcW w:w="1441" w:type="dxa"/>
+            <w:vAlign w:val="center"/>
           </w:tcPr>
           <w:p>
             <w:pPr>
@@ -12630,6 +12228,7 @@
         <w:tc>
           <w:tcPr>
             <w:tcW w:w="1441" w:type="dxa"/>
+            <w:vAlign w:val="center"/>
           </w:tcPr>
           <w:p>
             <w:pPr>
@@ -12658,6 +12257,7 @@
           <w:tcPr>
             <w:cnfStyle w:val="001000000000" w:firstRow="0" w:lastRow="0" w:firstColumn="1" w:lastColumn="0" w:oddVBand="0" w:evenVBand="0" w:oddHBand="0" w:evenHBand="0" w:firstRowFirstColumn="0" w:firstRowLastColumn="0" w:lastRowFirstColumn="0" w:lastRowLastColumn="0"/>
             <w:tcW w:w="2057" w:type="dxa"/>
+            <w:vAlign w:val="center"/>
           </w:tcPr>
           <w:p>
             <w:pPr>
@@ -12676,7 +12276,7 @@
                 <w:sz w:val="22"/>
                 <w:szCs w:val="22"/>
               </w:rPr>
-              <w:t xml:space="preserve">Objective 2: </w:t>
+              <w:t>Objective 2:</w:t>
             </w:r>
           </w:p>
           <w:p>
@@ -12702,6 +12302,7 @@
         <w:tc>
           <w:tcPr>
             <w:tcW w:w="1494" w:type="dxa"/>
+            <w:vAlign w:val="center"/>
           </w:tcPr>
           <w:p>
             <w:pPr>
@@ -12717,6 +12318,7 @@
         <w:tc>
           <w:tcPr>
             <w:tcW w:w="1490" w:type="dxa"/>
+            <w:vAlign w:val="center"/>
           </w:tcPr>
           <w:p>
             <w:pPr>
@@ -12732,6 +12334,7 @@
         <w:tc>
           <w:tcPr>
             <w:tcW w:w="1437" w:type="dxa"/>
+            <w:vAlign w:val="center"/>
           </w:tcPr>
           <w:p>
             <w:pPr>
@@ -12747,6 +12350,7 @@
         <w:tc>
           <w:tcPr>
             <w:tcW w:w="1441" w:type="dxa"/>
+            <w:vAlign w:val="center"/>
           </w:tcPr>
           <w:p>
             <w:pPr>
@@ -12769,6 +12373,7 @@
         <w:tc>
           <w:tcPr>
             <w:tcW w:w="1441" w:type="dxa"/>
+            <w:vAlign w:val="center"/>
           </w:tcPr>
           <w:p>
             <w:pPr>
@@ -12791,6 +12396,7 @@
           <w:tcPr>
             <w:cnfStyle w:val="001000000000" w:firstRow="0" w:lastRow="0" w:firstColumn="1" w:lastColumn="0" w:oddVBand="0" w:evenVBand="0" w:oddHBand="0" w:evenHBand="0" w:firstRowFirstColumn="0" w:firstRowLastColumn="0" w:lastRowFirstColumn="0" w:lastRowLastColumn="0"/>
             <w:tcW w:w="2057" w:type="dxa"/>
+            <w:vAlign w:val="center"/>
           </w:tcPr>
           <w:p>
             <w:pPr>
@@ -12809,41 +12415,33 @@
                 <w:sz w:val="22"/>
                 <w:szCs w:val="22"/>
               </w:rPr>
-              <w:t xml:space="preserve">Objective 2: </w:t>
-            </w:r>
-          </w:p>
-          <w:p>
-            <w:pPr>
-              <w:rPr>
-                <w:b w:val="0"/>
-                <w:bCs w:val="0"/>
-                <w:sz w:val="22"/>
-                <w:szCs w:val="22"/>
-              </w:rPr>
-            </w:pPr>
-            <w:r>
-              <w:rPr>
-                <w:b w:val="0"/>
-                <w:bCs w:val="0"/>
-                <w:sz w:val="22"/>
-                <w:szCs w:val="22"/>
-              </w:rPr>
-              <w:t xml:space="preserve">POST_COVID ~ </w:t>
-            </w:r>
-            <w:r>
-              <w:rPr>
-                <w:b w:val="0"/>
-                <w:bCs w:val="0"/>
-                <w:sz w:val="22"/>
-                <w:szCs w:val="22"/>
-              </w:rPr>
-              <w:t>CELL_PHONE</w:t>
+              <w:t>Objective 2:</w:t>
+            </w:r>
+          </w:p>
+          <w:p>
+            <w:pPr>
+              <w:rPr>
+                <w:b w:val="0"/>
+                <w:bCs w:val="0"/>
+                <w:sz w:val="22"/>
+                <w:szCs w:val="22"/>
+              </w:rPr>
+            </w:pPr>
+            <w:r>
+              <w:rPr>
+                <w:b w:val="0"/>
+                <w:bCs w:val="0"/>
+                <w:sz w:val="22"/>
+                <w:szCs w:val="22"/>
+              </w:rPr>
+              <w:t>POST_COVID ~ CELL_PHONE</w:t>
             </w:r>
           </w:p>
         </w:tc>
         <w:tc>
           <w:tcPr>
             <w:tcW w:w="1494" w:type="dxa"/>
+            <w:vAlign w:val="center"/>
           </w:tcPr>
           <w:p>
             <w:pPr>
@@ -12859,6 +12457,7 @@
         <w:tc>
           <w:tcPr>
             <w:tcW w:w="1490" w:type="dxa"/>
+            <w:vAlign w:val="center"/>
           </w:tcPr>
           <w:p>
             <w:pPr>
@@ -12874,6 +12473,7 @@
         <w:tc>
           <w:tcPr>
             <w:tcW w:w="1437" w:type="dxa"/>
+            <w:vAlign w:val="center"/>
           </w:tcPr>
           <w:p>
             <w:pPr>
@@ -12889,6 +12489,7 @@
         <w:tc>
           <w:tcPr>
             <w:tcW w:w="1441" w:type="dxa"/>
+            <w:vAlign w:val="center"/>
           </w:tcPr>
           <w:p>
             <w:pPr>
@@ -12911,6 +12512,7 @@
         <w:tc>
           <w:tcPr>
             <w:tcW w:w="1441" w:type="dxa"/>
+            <w:vAlign w:val="center"/>
           </w:tcPr>
           <w:p>
             <w:pPr>
@@ -12932,6 +12534,7 @@
           <w:tcPr>
             <w:cnfStyle w:val="001000000000" w:firstRow="0" w:lastRow="0" w:firstColumn="1" w:lastColumn="0" w:oddVBand="0" w:evenVBand="0" w:oddHBand="0" w:evenHBand="0" w:firstRowFirstColumn="0" w:firstRowLastColumn="0" w:lastRowFirstColumn="0" w:lastRowLastColumn="0"/>
             <w:tcW w:w="2057" w:type="dxa"/>
+            <w:vAlign w:val="center"/>
           </w:tcPr>
           <w:p>
             <w:pPr>
@@ -12950,41 +12553,33 @@
                 <w:sz w:val="22"/>
                 <w:szCs w:val="22"/>
               </w:rPr>
-              <w:t xml:space="preserve">Objective 2: </w:t>
-            </w:r>
-          </w:p>
-          <w:p>
-            <w:pPr>
-              <w:rPr>
-                <w:b w:val="0"/>
-                <w:bCs w:val="0"/>
-                <w:sz w:val="22"/>
-                <w:szCs w:val="22"/>
-              </w:rPr>
-            </w:pPr>
-            <w:r>
-              <w:rPr>
-                <w:b w:val="0"/>
-                <w:bCs w:val="0"/>
-                <w:sz w:val="22"/>
-                <w:szCs w:val="22"/>
-              </w:rPr>
-              <w:t xml:space="preserve">POST_COVID ~ </w:t>
-            </w:r>
-            <w:r>
-              <w:rPr>
-                <w:b w:val="0"/>
-                <w:bCs w:val="0"/>
-                <w:sz w:val="22"/>
-                <w:szCs w:val="22"/>
-              </w:rPr>
-              <w:t>DISTRACTED</w:t>
+              <w:t>Objective 2:</w:t>
+            </w:r>
+          </w:p>
+          <w:p>
+            <w:pPr>
+              <w:rPr>
+                <w:b w:val="0"/>
+                <w:bCs w:val="0"/>
+                <w:sz w:val="22"/>
+                <w:szCs w:val="22"/>
+              </w:rPr>
+            </w:pPr>
+            <w:r>
+              <w:rPr>
+                <w:b w:val="0"/>
+                <w:bCs w:val="0"/>
+                <w:sz w:val="22"/>
+                <w:szCs w:val="22"/>
+              </w:rPr>
+              <w:t>POST_COVID ~ DISTRACTED</w:t>
             </w:r>
           </w:p>
         </w:tc>
         <w:tc>
           <w:tcPr>
             <w:tcW w:w="1494" w:type="dxa"/>
+            <w:vAlign w:val="center"/>
           </w:tcPr>
           <w:p>
             <w:pPr>
@@ -13000,6 +12595,7 @@
         <w:tc>
           <w:tcPr>
             <w:tcW w:w="1490" w:type="dxa"/>
+            <w:vAlign w:val="center"/>
           </w:tcPr>
           <w:p>
             <w:pPr>
@@ -13015,6 +12611,7 @@
         <w:tc>
           <w:tcPr>
             <w:tcW w:w="1437" w:type="dxa"/>
+            <w:vAlign w:val="center"/>
           </w:tcPr>
           <w:p>
             <w:pPr>
@@ -13030,6 +12627,7 @@
         <w:tc>
           <w:tcPr>
             <w:tcW w:w="1441" w:type="dxa"/>
+            <w:vAlign w:val="center"/>
           </w:tcPr>
           <w:p>
             <w:pPr>
@@ -13052,6 +12650,7 @@
         <w:tc>
           <w:tcPr>
             <w:tcW w:w="1441" w:type="dxa"/>
+            <w:vAlign w:val="center"/>
           </w:tcPr>
           <w:p>
             <w:pPr>
@@ -13074,6 +12673,7 @@
           <w:tcPr>
             <w:cnfStyle w:val="001000000000" w:firstRow="0" w:lastRow="0" w:firstColumn="1" w:lastColumn="0" w:oddVBand="0" w:evenVBand="0" w:oddHBand="0" w:evenHBand="0" w:firstRowFirstColumn="0" w:firstRowLastColumn="0" w:lastRowFirstColumn="0" w:lastRowLastColumn="0"/>
             <w:tcW w:w="2057" w:type="dxa"/>
+            <w:vAlign w:val="center"/>
           </w:tcPr>
           <w:p>
             <w:pPr>
@@ -13092,41 +12692,33 @@
                 <w:sz w:val="22"/>
                 <w:szCs w:val="22"/>
               </w:rPr>
-              <w:t xml:space="preserve">Objective 2: </w:t>
-            </w:r>
-          </w:p>
-          <w:p>
-            <w:pPr>
-              <w:rPr>
-                <w:b w:val="0"/>
-                <w:bCs w:val="0"/>
-                <w:sz w:val="22"/>
-                <w:szCs w:val="22"/>
-              </w:rPr>
-            </w:pPr>
-            <w:r>
-              <w:rPr>
-                <w:b w:val="0"/>
-                <w:bCs w:val="0"/>
-                <w:sz w:val="22"/>
-                <w:szCs w:val="22"/>
-              </w:rPr>
-              <w:t xml:space="preserve">POST_COVID ~ </w:t>
-            </w:r>
-            <w:r>
-              <w:rPr>
-                <w:b w:val="0"/>
-                <w:bCs w:val="0"/>
-                <w:sz w:val="22"/>
-                <w:szCs w:val="22"/>
-              </w:rPr>
-              <w:t>RUNNING_RED_LT</w:t>
+              <w:t>Objective 2:</w:t>
+            </w:r>
+          </w:p>
+          <w:p>
+            <w:pPr>
+              <w:rPr>
+                <w:b w:val="0"/>
+                <w:bCs w:val="0"/>
+                <w:sz w:val="22"/>
+                <w:szCs w:val="22"/>
+              </w:rPr>
+            </w:pPr>
+            <w:r>
+              <w:rPr>
+                <w:b w:val="0"/>
+                <w:bCs w:val="0"/>
+                <w:sz w:val="22"/>
+                <w:szCs w:val="22"/>
+              </w:rPr>
+              <w:t>POST_COVID ~ RUNNING_RED_LT</w:t>
             </w:r>
           </w:p>
         </w:tc>
         <w:tc>
           <w:tcPr>
             <w:tcW w:w="1494" w:type="dxa"/>
+            <w:vAlign w:val="center"/>
           </w:tcPr>
           <w:p>
             <w:pPr>
@@ -13142,6 +12734,7 @@
         <w:tc>
           <w:tcPr>
             <w:tcW w:w="1490" w:type="dxa"/>
+            <w:vAlign w:val="center"/>
           </w:tcPr>
           <w:p>
             <w:pPr>
@@ -13157,6 +12750,7 @@
         <w:tc>
           <w:tcPr>
             <w:tcW w:w="1437" w:type="dxa"/>
+            <w:vAlign w:val="center"/>
           </w:tcPr>
           <w:p>
             <w:pPr>
@@ -13172,6 +12766,7 @@
         <w:tc>
           <w:tcPr>
             <w:tcW w:w="1441" w:type="dxa"/>
+            <w:vAlign w:val="center"/>
           </w:tcPr>
           <w:p>
             <w:pPr>
@@ -13194,6 +12789,7 @@
         <w:tc>
           <w:tcPr>
             <w:tcW w:w="1441" w:type="dxa"/>
+            <w:vAlign w:val="center"/>
           </w:tcPr>
           <w:p>
             <w:pPr>
@@ -13215,6 +12811,7 @@
           <w:tcPr>
             <w:cnfStyle w:val="001000000000" w:firstRow="0" w:lastRow="0" w:firstColumn="1" w:lastColumn="0" w:oddVBand="0" w:evenVBand="0" w:oddHBand="0" w:evenHBand="0" w:firstRowFirstColumn="0" w:firstRowLastColumn="0" w:lastRowFirstColumn="0" w:lastRowLastColumn="0"/>
             <w:tcW w:w="2057" w:type="dxa"/>
+            <w:vAlign w:val="center"/>
           </w:tcPr>
           <w:p>
             <w:pPr>
@@ -13233,41 +12830,33 @@
                 <w:sz w:val="22"/>
                 <w:szCs w:val="22"/>
               </w:rPr>
-              <w:t xml:space="preserve">Objective 2: </w:t>
-            </w:r>
-          </w:p>
-          <w:p>
-            <w:pPr>
-              <w:rPr>
-                <w:b w:val="0"/>
-                <w:bCs w:val="0"/>
-                <w:sz w:val="22"/>
-                <w:szCs w:val="22"/>
-              </w:rPr>
-            </w:pPr>
-            <w:r>
-              <w:rPr>
-                <w:b w:val="0"/>
-                <w:bCs w:val="0"/>
-                <w:sz w:val="22"/>
-                <w:szCs w:val="22"/>
-              </w:rPr>
-              <w:t xml:space="preserve">POST_COVID ~ </w:t>
-            </w:r>
-            <w:r>
-              <w:rPr>
-                <w:b w:val="0"/>
-                <w:bCs w:val="0"/>
-                <w:sz w:val="22"/>
-                <w:szCs w:val="22"/>
-              </w:rPr>
-              <w:t>RUNNING_STOP_SIGN</w:t>
+              <w:t>Objective 2:</w:t>
+            </w:r>
+          </w:p>
+          <w:p>
+            <w:pPr>
+              <w:rPr>
+                <w:b w:val="0"/>
+                <w:bCs w:val="0"/>
+                <w:sz w:val="22"/>
+                <w:szCs w:val="22"/>
+              </w:rPr>
+            </w:pPr>
+            <w:r>
+              <w:rPr>
+                <w:b w:val="0"/>
+                <w:bCs w:val="0"/>
+                <w:sz w:val="22"/>
+                <w:szCs w:val="22"/>
+              </w:rPr>
+              <w:t>POST_COVID ~ RUNNING_STOP_SIGN</w:t>
             </w:r>
           </w:p>
         </w:tc>
         <w:tc>
           <w:tcPr>
             <w:tcW w:w="1494" w:type="dxa"/>
+            <w:vAlign w:val="center"/>
           </w:tcPr>
           <w:p>
             <w:pPr>
@@ -13283,6 +12872,7 @@
         <w:tc>
           <w:tcPr>
             <w:tcW w:w="1490" w:type="dxa"/>
+            <w:vAlign w:val="center"/>
           </w:tcPr>
           <w:p>
             <w:pPr>
@@ -13298,6 +12888,7 @@
         <w:tc>
           <w:tcPr>
             <w:tcW w:w="1437" w:type="dxa"/>
+            <w:vAlign w:val="center"/>
           </w:tcPr>
           <w:p>
             <w:pPr>
@@ -13313,6 +12904,7 @@
         <w:tc>
           <w:tcPr>
             <w:tcW w:w="1441" w:type="dxa"/>
+            <w:vAlign w:val="center"/>
           </w:tcPr>
           <w:p>
             <w:pPr>
@@ -13335,6 +12927,7 @@
         <w:tc>
           <w:tcPr>
             <w:tcW w:w="1441" w:type="dxa"/>
+            <w:vAlign w:val="center"/>
           </w:tcPr>
           <w:p>
             <w:pPr>
@@ -13357,6 +12950,7 @@
           <w:tcPr>
             <w:cnfStyle w:val="001000000000" w:firstRow="0" w:lastRow="0" w:firstColumn="1" w:lastColumn="0" w:oddVBand="0" w:evenVBand="0" w:oddHBand="0" w:evenHBand="0" w:firstRowFirstColumn="0" w:firstRowLastColumn="0" w:lastRowFirstColumn="0" w:lastRowLastColumn="0"/>
             <w:tcW w:w="2057" w:type="dxa"/>
+            <w:vAlign w:val="center"/>
           </w:tcPr>
           <w:p>
             <w:pPr>
@@ -13375,41 +12969,33 @@
                 <w:sz w:val="22"/>
                 <w:szCs w:val="22"/>
               </w:rPr>
-              <w:t xml:space="preserve">Objective 2: </w:t>
-            </w:r>
-          </w:p>
-          <w:p>
-            <w:pPr>
-              <w:rPr>
-                <w:b w:val="0"/>
-                <w:bCs w:val="0"/>
-                <w:sz w:val="22"/>
-                <w:szCs w:val="22"/>
-              </w:rPr>
-            </w:pPr>
-            <w:r>
-              <w:rPr>
-                <w:b w:val="0"/>
-                <w:bCs w:val="0"/>
-                <w:sz w:val="22"/>
-                <w:szCs w:val="22"/>
-              </w:rPr>
-              <w:t xml:space="preserve">POST_COVID ~ </w:t>
-            </w:r>
-            <w:r>
-              <w:rPr>
-                <w:b w:val="0"/>
-                <w:bCs w:val="0"/>
-                <w:sz w:val="22"/>
-                <w:szCs w:val="22"/>
-              </w:rPr>
-              <w:t>SPEEDING</w:t>
+              <w:t>Objective 2:</w:t>
+            </w:r>
+          </w:p>
+          <w:p>
+            <w:pPr>
+              <w:rPr>
+                <w:b w:val="0"/>
+                <w:bCs w:val="0"/>
+                <w:sz w:val="22"/>
+                <w:szCs w:val="22"/>
+              </w:rPr>
+            </w:pPr>
+            <w:r>
+              <w:rPr>
+                <w:b w:val="0"/>
+                <w:bCs w:val="0"/>
+                <w:sz w:val="22"/>
+                <w:szCs w:val="22"/>
+              </w:rPr>
+              <w:t>POST_COVID ~ SPEEDING</w:t>
             </w:r>
           </w:p>
         </w:tc>
         <w:tc>
           <w:tcPr>
             <w:tcW w:w="1494" w:type="dxa"/>
+            <w:vAlign w:val="center"/>
           </w:tcPr>
           <w:p>
             <w:pPr>
@@ -13425,6 +13011,7 @@
         <w:tc>
           <w:tcPr>
             <w:tcW w:w="1490" w:type="dxa"/>
+            <w:vAlign w:val="center"/>
           </w:tcPr>
           <w:p>
             <w:pPr>
@@ -13440,6 +13027,7 @@
         <w:tc>
           <w:tcPr>
             <w:tcW w:w="1437" w:type="dxa"/>
+            <w:vAlign w:val="center"/>
           </w:tcPr>
           <w:p>
             <w:pPr>
@@ -13455,6 +13043,7 @@
         <w:tc>
           <w:tcPr>
             <w:tcW w:w="1441" w:type="dxa"/>
+            <w:vAlign w:val="center"/>
           </w:tcPr>
           <w:p>
             <w:pPr>
@@ -13477,6 +13066,7 @@
         <w:tc>
           <w:tcPr>
             <w:tcW w:w="1441" w:type="dxa"/>
+            <w:vAlign w:val="center"/>
           </w:tcPr>
           <w:p>
             <w:pPr>
@@ -13498,6 +13088,7 @@
           <w:tcPr>
             <w:cnfStyle w:val="001000000000" w:firstRow="0" w:lastRow="0" w:firstColumn="1" w:lastColumn="0" w:oddVBand="0" w:evenVBand="0" w:oddHBand="0" w:evenHBand="0" w:firstRowFirstColumn="0" w:firstRowLastColumn="0" w:lastRowFirstColumn="0" w:lastRowLastColumn="0"/>
             <w:tcW w:w="2057" w:type="dxa"/>
+            <w:vAlign w:val="center"/>
           </w:tcPr>
           <w:p>
             <w:pPr>
@@ -13516,41 +13107,33 @@
                 <w:sz w:val="22"/>
                 <w:szCs w:val="22"/>
               </w:rPr>
-              <w:t xml:space="preserve">Objective 2: </w:t>
-            </w:r>
-          </w:p>
-          <w:p>
-            <w:pPr>
-              <w:rPr>
-                <w:b w:val="0"/>
-                <w:bCs w:val="0"/>
-                <w:sz w:val="22"/>
-                <w:szCs w:val="22"/>
-              </w:rPr>
-            </w:pPr>
-            <w:r>
-              <w:rPr>
-                <w:b w:val="0"/>
-                <w:bCs w:val="0"/>
-                <w:sz w:val="22"/>
-                <w:szCs w:val="22"/>
-              </w:rPr>
-              <w:t xml:space="preserve">POST_COVID ~ </w:t>
-            </w:r>
-            <w:r>
-              <w:rPr>
-                <w:b w:val="0"/>
-                <w:bCs w:val="0"/>
-                <w:sz w:val="22"/>
-                <w:szCs w:val="22"/>
-              </w:rPr>
-              <w:t>SPEEDING_RELATED</w:t>
+              <w:t>Objective 2:</w:t>
+            </w:r>
+          </w:p>
+          <w:p>
+            <w:pPr>
+              <w:rPr>
+                <w:b w:val="0"/>
+                <w:bCs w:val="0"/>
+                <w:sz w:val="22"/>
+                <w:szCs w:val="22"/>
+              </w:rPr>
+            </w:pPr>
+            <w:r>
+              <w:rPr>
+                <w:b w:val="0"/>
+                <w:bCs w:val="0"/>
+                <w:sz w:val="22"/>
+                <w:szCs w:val="22"/>
+              </w:rPr>
+              <w:t>POST_COVID ~ SPEEDING_RELATED</w:t>
             </w:r>
           </w:p>
         </w:tc>
         <w:tc>
           <w:tcPr>
             <w:tcW w:w="1494" w:type="dxa"/>
+            <w:vAlign w:val="center"/>
           </w:tcPr>
           <w:p>
             <w:pPr>
@@ -13566,6 +13149,7 @@
         <w:tc>
           <w:tcPr>
             <w:tcW w:w="1490" w:type="dxa"/>
+            <w:vAlign w:val="center"/>
           </w:tcPr>
           <w:p>
             <w:pPr>
@@ -13581,6 +13165,7 @@
         <w:tc>
           <w:tcPr>
             <w:tcW w:w="1437" w:type="dxa"/>
+            <w:vAlign w:val="center"/>
           </w:tcPr>
           <w:p>
             <w:pPr>
@@ -13596,6 +13181,7 @@
         <w:tc>
           <w:tcPr>
             <w:tcW w:w="1441" w:type="dxa"/>
+            <w:vAlign w:val="center"/>
           </w:tcPr>
           <w:p>
             <w:pPr>
@@ -13611,27 +13197,14 @@
                 <w:sz w:val="22"/>
                 <w:szCs w:val="22"/>
               </w:rPr>
-              <w:t>0.</w:t>
-            </w:r>
-            <w:r>
-              <w:rPr>
-                <w:sz w:val="22"/>
-                <w:szCs w:val="22"/>
-              </w:rPr>
-              <w:t>402</w:t>
-            </w:r>
-            <w:r>
-              <w:rPr>
-                <w:sz w:val="22"/>
-                <w:szCs w:val="22"/>
-              </w:rPr>
-              <w:t>0</w:t>
+              <w:t>0.4020</w:t>
             </w:r>
           </w:p>
         </w:tc>
         <w:tc>
           <w:tcPr>
             <w:tcW w:w="1441" w:type="dxa"/>
+            <w:vAlign w:val="center"/>
           </w:tcPr>
           <w:p>
             <w:pPr>
@@ -13654,6 +13227,7 @@
           <w:tcPr>
             <w:cnfStyle w:val="001000000000" w:firstRow="0" w:lastRow="0" w:firstColumn="1" w:lastColumn="0" w:oddVBand="0" w:evenVBand="0" w:oddHBand="0" w:evenHBand="0" w:firstRowFirstColumn="0" w:firstRowLastColumn="0" w:lastRowFirstColumn="0" w:lastRowLastColumn="0"/>
             <w:tcW w:w="2057" w:type="dxa"/>
+            <w:vAlign w:val="center"/>
           </w:tcPr>
           <w:p>
             <w:pPr>
@@ -13672,7 +13246,7 @@
                 <w:sz w:val="22"/>
                 <w:szCs w:val="22"/>
               </w:rPr>
-              <w:t xml:space="preserve">Objective 2: </w:t>
+              <w:t>Objective 2:</w:t>
             </w:r>
           </w:p>
           <w:p>
@@ -13700,13 +13274,14 @@
                 <w:sz w:val="22"/>
                 <w:szCs w:val="22"/>
               </w:rPr>
-              <w:t>TAILGAITING</w:t>
+              <w:t>TAILGATING</w:t>
             </w:r>
           </w:p>
         </w:tc>
         <w:tc>
           <w:tcPr>
             <w:tcW w:w="1494" w:type="dxa"/>
+            <w:vAlign w:val="center"/>
           </w:tcPr>
           <w:p>
             <w:pPr>
@@ -13722,6 +13297,7 @@
         <w:tc>
           <w:tcPr>
             <w:tcW w:w="1490" w:type="dxa"/>
+            <w:vAlign w:val="center"/>
           </w:tcPr>
           <w:p>
             <w:pPr>
@@ -13737,6 +13313,7 @@
         <w:tc>
           <w:tcPr>
             <w:tcW w:w="1437" w:type="dxa"/>
+            <w:vAlign w:val="center"/>
           </w:tcPr>
           <w:p>
             <w:pPr>
@@ -13752,6 +13329,7 @@
         <w:tc>
           <w:tcPr>
             <w:tcW w:w="1441" w:type="dxa"/>
+            <w:vAlign w:val="center"/>
           </w:tcPr>
           <w:p>
             <w:pPr>
@@ -13767,27 +13345,14 @@
                 <w:sz w:val="22"/>
                 <w:szCs w:val="22"/>
               </w:rPr>
-              <w:t>0.0</w:t>
-            </w:r>
-            <w:r>
-              <w:rPr>
-                <w:sz w:val="22"/>
-                <w:szCs w:val="22"/>
-              </w:rPr>
-              <w:t>89</w:t>
-            </w:r>
-            <w:r>
-              <w:rPr>
-                <w:sz w:val="22"/>
-                <w:szCs w:val="22"/>
-              </w:rPr>
-              <w:t>0</w:t>
+              <w:t>0.0890</w:t>
             </w:r>
           </w:p>
         </w:tc>
         <w:tc>
           <w:tcPr>
             <w:tcW w:w="1441" w:type="dxa"/>
+            <w:vAlign w:val="center"/>
           </w:tcPr>
           <w:p>
             <w:pPr>
@@ -13810,6 +13375,7 @@
           <w:tcPr>
             <w:cnfStyle w:val="001000000000" w:firstRow="0" w:lastRow="0" w:firstColumn="1" w:lastColumn="0" w:oddVBand="0" w:evenVBand="0" w:oddHBand="0" w:evenHBand="0" w:firstRowFirstColumn="0" w:firstRowLastColumn="0" w:lastRowFirstColumn="0" w:lastRowLastColumn="0"/>
             <w:tcW w:w="2057" w:type="dxa"/>
+            <w:vAlign w:val="center"/>
           </w:tcPr>
           <w:p>
             <w:pPr>
@@ -13829,25 +13395,7 @@
                 <w:szCs w:val="22"/>
               </w:rPr>
               <w:lastRenderedPageBreak/>
-              <w:t xml:space="preserve">Objective </w:t>
-            </w:r>
-            <w:r>
-              <w:rPr>
-                <w:b w:val="0"/>
-                <w:bCs w:val="0"/>
-                <w:sz w:val="22"/>
-                <w:szCs w:val="22"/>
-              </w:rPr>
-              <w:t>3</w:t>
-            </w:r>
-            <w:r>
-              <w:rPr>
-                <w:b w:val="0"/>
-                <w:bCs w:val="0"/>
-                <w:sz w:val="22"/>
-                <w:szCs w:val="22"/>
-              </w:rPr>
-              <w:t xml:space="preserve">: </w:t>
+              <w:t>Objective 3:</w:t>
             </w:r>
           </w:p>
           <w:p>
@@ -14018,6 +13566,7 @@
         <w:tc>
           <w:tcPr>
             <w:tcW w:w="1494" w:type="dxa"/>
+            <w:vAlign w:val="center"/>
           </w:tcPr>
           <w:p>
             <w:pPr>
@@ -14040,6 +13589,7 @@
         <w:tc>
           <w:tcPr>
             <w:tcW w:w="1490" w:type="dxa"/>
+            <w:vAlign w:val="center"/>
           </w:tcPr>
           <w:p>
             <w:pPr>
@@ -14062,6 +13612,7 @@
         <w:tc>
           <w:tcPr>
             <w:tcW w:w="1437" w:type="dxa"/>
+            <w:vAlign w:val="center"/>
           </w:tcPr>
           <w:p>
             <w:pPr>
@@ -14084,6 +13635,7 @@
         <w:tc>
           <w:tcPr>
             <w:tcW w:w="1441" w:type="dxa"/>
+            <w:vAlign w:val="center"/>
           </w:tcPr>
           <w:p>
             <w:pPr>
@@ -14106,6 +13658,7 @@
         <w:tc>
           <w:tcPr>
             <w:tcW w:w="1441" w:type="dxa"/>
+            <w:vAlign w:val="center"/>
           </w:tcPr>
           <w:p>
             <w:pPr>
@@ -14132,94 +13685,70 @@
       <w:pPr>
         <w:pStyle w:val="Heading3"/>
       </w:pPr>
-      <w:bookmarkStart w:id="38" w:name="_Toc225109751"/>
+      <w:bookmarkStart w:id="37" w:name="_Toc225179793"/>
       <w:r>
         <w:t>Computational Requirements</w:t>
+      </w:r>
+      <w:bookmarkEnd w:id="37"/>
+    </w:p>
+    <w:p>
+      <w:pPr>
+        <w:spacing w:before="120" w:after="120"/>
+      </w:pPr>
+      <w:r>
+        <w:t xml:space="preserve">Models with default parameters ran in a couple of minutes. Models involving grid search and the outcome variable AGGRESSIVE_DRIVING ran within an hour. Models involving grid search and the imbalanced outcome variable NHTSA_AGG_DRIVING ran for several hours and had to be stopped. All models took similar amounts of time whether running on a standard laptop with 8GB RAM and on Google </w:t>
+      </w:r>
+      <w:proofErr w:type="spellStart"/>
+      <w:r>
+        <w:t>Colaboratory</w:t>
+      </w:r>
+      <w:proofErr w:type="spellEnd"/>
+      <w:r>
+        <w:t xml:space="preserve"> with 12.67GB RAM. The support vector machine ran for several hours, but was not interrupted. However, the F1 score was the only measure collected and re-running to obtain additional metrics was impractical.</w:t>
+      </w:r>
+    </w:p>
+    <w:p>
+      <w:pPr>
+        <w:spacing w:before="120" w:after="120"/>
+      </w:pPr>
+      <w:r>
+        <w:t>Too much time was spent on models with NHTSA_AGG_DRIVING since grid search ran too long. These models should have been abandoned early on in the process.</w:t>
+      </w:r>
+    </w:p>
+    <w:p>
+      <w:pPr>
+        <w:pStyle w:val="Heading3"/>
+      </w:pPr>
+      <w:bookmarkStart w:id="38" w:name="_Toc225179794"/>
+      <w:r>
+        <w:t>Model Interpretation</w:t>
       </w:r>
       <w:bookmarkEnd w:id="38"/>
     </w:p>
     <w:p>
-      <w:pPr>
-        <w:spacing w:before="120" w:after="120"/>
-      </w:pPr>
-      <w:r>
-        <w:t xml:space="preserve">Models with default parameters ran in a couple of minutes. Models involving grid search and the outcome variable AGGRESSIVE_DRIVING ran </w:t>
-      </w:r>
-      <w:r>
-        <w:t>within</w:t>
-      </w:r>
-      <w:r>
-        <w:t xml:space="preserve"> an hour. Models involving grid search and the imbalanced outcome variable NHTSA_AGG_DRIVING ran</w:t>
-      </w:r>
-      <w:r>
-        <w:t xml:space="preserve"> for</w:t>
-      </w:r>
-      <w:r>
-        <w:t xml:space="preserve"> several hours and had to be stopped. All models took similar amounts of time </w:t>
-      </w:r>
-      <w:r>
-        <w:t xml:space="preserve">whether running </w:t>
-      </w:r>
-      <w:r>
-        <w:t xml:space="preserve">on a standard laptop with 8GB RAM and on Google </w:t>
-      </w:r>
-      <w:proofErr w:type="spellStart"/>
-      <w:r>
-        <w:t>Colaboratory</w:t>
-      </w:r>
-      <w:proofErr w:type="spellEnd"/>
-      <w:r>
-        <w:t xml:space="preserve"> with 12.67GB RAM. The support vector machine ran for several hours, but was not interrupted. However, the F1 score was the only measure collected and re</w:t>
-      </w:r>
-      <w:r>
-        <w:t>-</w:t>
-      </w:r>
-      <w:r>
-        <w:t>running to obtain additional metrics was impractical.</w:t>
+      <w:r>
+        <w:t>Each model consistently told the same story, that is, there is no evidence that aggressive driving increase during COVID-19 and remained high after.</w:t>
       </w:r>
     </w:p>
     <w:p>
       <w:pPr>
-        <w:spacing w:before="120" w:after="120"/>
-      </w:pPr>
-      <w:r>
-        <w:t>Too much time was spent on models with NHTSA_AGG_DRIVING since grid search ran too long. These models should have been abandoned early on in the process.</w:t>
-      </w:r>
-    </w:p>
-    <w:p>
-      <w:pPr>
-        <w:pStyle w:val="Heading3"/>
-      </w:pPr>
-      <w:bookmarkStart w:id="39" w:name="_Toc225109752"/>
-      <w:r>
-        <w:t>Model Interpretation</w:t>
+        <w:pStyle w:val="Heading2"/>
+      </w:pPr>
+      <w:bookmarkStart w:id="39" w:name="_Toc225179795"/>
+      <w:r>
+        <w:t>2.3 Model Evaluation and Comparison</w:t>
       </w:r>
       <w:bookmarkEnd w:id="39"/>
     </w:p>
     <w:p>
-      <w:r>
-        <w:t>Each model consistently told the same story, that is, there is no evidence that aggressive driving increase during COVID-19 and remained high after.</w:t>
-      </w:r>
-    </w:p>
-    <w:p>
-      <w:pPr>
-        <w:pStyle w:val="Heading2"/>
-      </w:pPr>
-      <w:bookmarkStart w:id="40" w:name="_Toc225109753"/>
-      <w:r>
-        <w:t>2.3 Model Evaluation and Comparison</w:t>
+      <w:pPr>
+        <w:pStyle w:val="Heading3"/>
+      </w:pPr>
+      <w:bookmarkStart w:id="40" w:name="_Toc225179796"/>
+      <w:r>
+        <w:t>Performance Metrics</w:t>
       </w:r>
       <w:bookmarkEnd w:id="40"/>
-    </w:p>
-    <w:p>
-      <w:pPr>
-        <w:pStyle w:val="Heading3"/>
-      </w:pPr>
-      <w:bookmarkStart w:id="41" w:name="_Toc225109754"/>
-      <w:r>
-        <w:t>Performance Metrics</w:t>
-      </w:r>
-      <w:bookmarkEnd w:id="41"/>
     </w:p>
     <w:p>
       <w:pPr>
@@ -14257,6 +13786,7 @@
           <w:tcPr>
             <w:cnfStyle w:val="001000000000" w:firstRow="0" w:lastRow="0" w:firstColumn="1" w:lastColumn="0" w:oddVBand="0" w:evenVBand="0" w:oddHBand="0" w:evenHBand="0" w:firstRowFirstColumn="0" w:firstRowLastColumn="0" w:lastRowFirstColumn="0" w:lastRowLastColumn="0"/>
             <w:tcW w:w="2844" w:type="dxa"/>
+            <w:vAlign w:val="center"/>
           </w:tcPr>
           <w:p>
             <w:r>
@@ -14267,6 +13797,7 @@
         <w:tc>
           <w:tcPr>
             <w:tcW w:w="1296" w:type="dxa"/>
+            <w:vAlign w:val="center"/>
           </w:tcPr>
           <w:p>
             <w:pPr>
@@ -14281,6 +13812,7 @@
         <w:tc>
           <w:tcPr>
             <w:tcW w:w="1350" w:type="dxa"/>
+            <w:vAlign w:val="center"/>
           </w:tcPr>
           <w:p>
             <w:pPr>
@@ -14295,6 +13827,7 @@
         <w:tc>
           <w:tcPr>
             <w:tcW w:w="1170" w:type="dxa"/>
+            <w:vAlign w:val="center"/>
           </w:tcPr>
           <w:p>
             <w:pPr>
@@ -14309,6 +13842,7 @@
         <w:tc>
           <w:tcPr>
             <w:tcW w:w="1260" w:type="dxa"/>
+            <w:vAlign w:val="center"/>
           </w:tcPr>
           <w:p>
             <w:pPr>
@@ -14323,6 +13857,7 @@
         <w:tc>
           <w:tcPr>
             <w:tcW w:w="1440" w:type="dxa"/>
+            <w:vAlign w:val="center"/>
           </w:tcPr>
           <w:p>
             <w:pPr>
@@ -14345,6 +13880,7 @@
           <w:tcPr>
             <w:cnfStyle w:val="001000000000" w:firstRow="0" w:lastRow="0" w:firstColumn="1" w:lastColumn="0" w:oddVBand="0" w:evenVBand="0" w:oddHBand="0" w:evenHBand="0" w:firstRowFirstColumn="0" w:firstRowLastColumn="0" w:lastRowFirstColumn="0" w:lastRowLastColumn="0"/>
             <w:tcW w:w="2844" w:type="dxa"/>
+            <w:vAlign w:val="center"/>
           </w:tcPr>
           <w:p>
             <w:pPr>
@@ -14359,7 +13895,7 @@
                 <w:b w:val="0"/>
                 <w:bCs w:val="0"/>
               </w:rPr>
-              <w:t xml:space="preserve">Objective 1: </w:t>
+              <w:t>Objective 1:</w:t>
             </w:r>
           </w:p>
           <w:p>
@@ -14381,6 +13917,7 @@
         <w:tc>
           <w:tcPr>
             <w:tcW w:w="1296" w:type="dxa"/>
+            <w:vAlign w:val="center"/>
           </w:tcPr>
           <w:p>
             <w:pPr>
@@ -14395,6 +13932,7 @@
         <w:tc>
           <w:tcPr>
             <w:tcW w:w="1350" w:type="dxa"/>
+            <w:vAlign w:val="center"/>
           </w:tcPr>
           <w:p>
             <w:pPr>
@@ -14409,6 +13947,7 @@
         <w:tc>
           <w:tcPr>
             <w:tcW w:w="1170" w:type="dxa"/>
+            <w:vAlign w:val="center"/>
           </w:tcPr>
           <w:p>
             <w:pPr>
@@ -14423,6 +13962,7 @@
         <w:tc>
           <w:tcPr>
             <w:tcW w:w="1260" w:type="dxa"/>
+            <w:vAlign w:val="center"/>
           </w:tcPr>
           <w:p>
             <w:pPr>
@@ -14437,6 +13977,7 @@
         <w:tc>
           <w:tcPr>
             <w:tcW w:w="1440" w:type="dxa"/>
+            <w:vAlign w:val="center"/>
           </w:tcPr>
           <w:p>
             <w:pPr>
@@ -14458,6 +13999,7 @@
           <w:tcPr>
             <w:cnfStyle w:val="001000000000" w:firstRow="0" w:lastRow="0" w:firstColumn="1" w:lastColumn="0" w:oddVBand="0" w:evenVBand="0" w:oddHBand="0" w:evenHBand="0" w:firstRowFirstColumn="0" w:firstRowLastColumn="0" w:lastRowFirstColumn="0" w:lastRowLastColumn="0"/>
             <w:tcW w:w="2844" w:type="dxa"/>
+            <w:vAlign w:val="center"/>
           </w:tcPr>
           <w:p>
             <w:pPr>
@@ -14473,7 +14015,7 @@
                 <w:bCs w:val="0"/>
               </w:rPr>
               <w:lastRenderedPageBreak/>
-              <w:t xml:space="preserve">Objective 3: </w:t>
+              <w:t>Objective 3:</w:t>
             </w:r>
           </w:p>
           <w:p>
@@ -14603,6 +14145,7 @@
         <w:tc>
           <w:tcPr>
             <w:tcW w:w="1296" w:type="dxa"/>
+            <w:vAlign w:val="center"/>
           </w:tcPr>
           <w:p>
             <w:pPr>
@@ -14617,6 +14160,7 @@
         <w:tc>
           <w:tcPr>
             <w:tcW w:w="1350" w:type="dxa"/>
+            <w:vAlign w:val="center"/>
           </w:tcPr>
           <w:p>
             <w:pPr>
@@ -14631,6 +14175,7 @@
         <w:tc>
           <w:tcPr>
             <w:tcW w:w="1170" w:type="dxa"/>
+            <w:vAlign w:val="center"/>
           </w:tcPr>
           <w:p>
             <w:pPr>
@@ -14645,6 +14190,7 @@
         <w:tc>
           <w:tcPr>
             <w:tcW w:w="1260" w:type="dxa"/>
+            <w:vAlign w:val="center"/>
           </w:tcPr>
           <w:p>
             <w:pPr>
@@ -14659,6 +14205,7 @@
         <w:tc>
           <w:tcPr>
             <w:tcW w:w="1440" w:type="dxa"/>
+            <w:vAlign w:val="center"/>
           </w:tcPr>
           <w:p>
             <w:pPr>
@@ -14725,6 +14272,7 @@
           <w:tcPr>
             <w:cnfStyle w:val="001000000000" w:firstRow="0" w:lastRow="0" w:firstColumn="1" w:lastColumn="0" w:oddVBand="0" w:evenVBand="0" w:oddHBand="0" w:evenHBand="0" w:firstRowFirstColumn="0" w:firstRowLastColumn="0" w:lastRowFirstColumn="0" w:lastRowLastColumn="0"/>
             <w:tcW w:w="2844" w:type="dxa"/>
+            <w:vAlign w:val="center"/>
           </w:tcPr>
           <w:p>
             <w:r>
@@ -14735,6 +14283,7 @@
         <w:tc>
           <w:tcPr>
             <w:tcW w:w="1296" w:type="dxa"/>
+            <w:vAlign w:val="center"/>
           </w:tcPr>
           <w:p>
             <w:pPr>
@@ -14749,6 +14298,7 @@
         <w:tc>
           <w:tcPr>
             <w:tcW w:w="1350" w:type="dxa"/>
+            <w:vAlign w:val="center"/>
           </w:tcPr>
           <w:p>
             <w:pPr>
@@ -14763,6 +14313,7 @@
         <w:tc>
           <w:tcPr>
             <w:tcW w:w="1170" w:type="dxa"/>
+            <w:vAlign w:val="center"/>
           </w:tcPr>
           <w:p>
             <w:pPr>
@@ -14777,6 +14328,7 @@
         <w:tc>
           <w:tcPr>
             <w:tcW w:w="1260" w:type="dxa"/>
+            <w:vAlign w:val="center"/>
           </w:tcPr>
           <w:p>
             <w:pPr>
@@ -14791,6 +14343,7 @@
         <w:tc>
           <w:tcPr>
             <w:tcW w:w="1440" w:type="dxa"/>
+            <w:vAlign w:val="center"/>
           </w:tcPr>
           <w:p>
             <w:pPr>
@@ -14813,6 +14366,7 @@
           <w:tcPr>
             <w:cnfStyle w:val="001000000000" w:firstRow="0" w:lastRow="0" w:firstColumn="1" w:lastColumn="0" w:oddVBand="0" w:evenVBand="0" w:oddHBand="0" w:evenHBand="0" w:firstRowFirstColumn="0" w:firstRowLastColumn="0" w:lastRowFirstColumn="0" w:lastRowLastColumn="0"/>
             <w:tcW w:w="2844" w:type="dxa"/>
+            <w:vAlign w:val="center"/>
           </w:tcPr>
           <w:p>
             <w:pPr>
@@ -14827,7 +14381,7 @@
                 <w:b w:val="0"/>
                 <w:bCs w:val="0"/>
               </w:rPr>
-              <w:t xml:space="preserve">Objective 1: </w:t>
+              <w:t>Objective 1:</w:t>
             </w:r>
           </w:p>
           <w:p>
@@ -14849,6 +14403,7 @@
         <w:tc>
           <w:tcPr>
             <w:tcW w:w="1296" w:type="dxa"/>
+            <w:vAlign w:val="center"/>
           </w:tcPr>
           <w:p>
             <w:pPr>
@@ -14863,6 +14418,7 @@
         <w:tc>
           <w:tcPr>
             <w:tcW w:w="1350" w:type="dxa"/>
+            <w:vAlign w:val="center"/>
           </w:tcPr>
           <w:p>
             <w:pPr>
@@ -14877,6 +14433,7 @@
         <w:tc>
           <w:tcPr>
             <w:tcW w:w="1170" w:type="dxa"/>
+            <w:vAlign w:val="center"/>
           </w:tcPr>
           <w:p>
             <w:pPr>
@@ -14891,6 +14448,7 @@
         <w:tc>
           <w:tcPr>
             <w:tcW w:w="1260" w:type="dxa"/>
+            <w:vAlign w:val="center"/>
           </w:tcPr>
           <w:p>
             <w:pPr>
@@ -14905,6 +14463,7 @@
         <w:tc>
           <w:tcPr>
             <w:tcW w:w="1440" w:type="dxa"/>
+            <w:vAlign w:val="center"/>
           </w:tcPr>
           <w:p>
             <w:pPr>
@@ -14926,6 +14485,7 @@
           <w:tcPr>
             <w:cnfStyle w:val="001000000000" w:firstRow="0" w:lastRow="0" w:firstColumn="1" w:lastColumn="0" w:oddVBand="0" w:evenVBand="0" w:oddHBand="0" w:evenHBand="0" w:firstRowFirstColumn="0" w:firstRowLastColumn="0" w:lastRowFirstColumn="0" w:lastRowLastColumn="0"/>
             <w:tcW w:w="2844" w:type="dxa"/>
+            <w:vAlign w:val="center"/>
           </w:tcPr>
           <w:p>
             <w:pPr>
@@ -14940,7 +14500,7 @@
                 <w:b w:val="0"/>
                 <w:bCs w:val="0"/>
               </w:rPr>
-              <w:t xml:space="preserve">Objective 3: </w:t>
+              <w:t>Objective 3:</w:t>
             </w:r>
           </w:p>
           <w:p>
@@ -15070,6 +14630,7 @@
         <w:tc>
           <w:tcPr>
             <w:tcW w:w="1296" w:type="dxa"/>
+            <w:vAlign w:val="center"/>
           </w:tcPr>
           <w:p>
             <w:pPr>
@@ -15084,6 +14645,7 @@
         <w:tc>
           <w:tcPr>
             <w:tcW w:w="1350" w:type="dxa"/>
+            <w:vAlign w:val="center"/>
           </w:tcPr>
           <w:p>
             <w:pPr>
@@ -15098,6 +14660,7 @@
         <w:tc>
           <w:tcPr>
             <w:tcW w:w="1170" w:type="dxa"/>
+            <w:vAlign w:val="center"/>
           </w:tcPr>
           <w:p>
             <w:pPr>
@@ -15112,6 +14675,7 @@
         <w:tc>
           <w:tcPr>
             <w:tcW w:w="1260" w:type="dxa"/>
+            <w:vAlign w:val="center"/>
           </w:tcPr>
           <w:p>
             <w:pPr>
@@ -15126,6 +14690,7 @@
         <w:tc>
           <w:tcPr>
             <w:tcW w:w="1440" w:type="dxa"/>
+            <w:vAlign w:val="center"/>
           </w:tcPr>
           <w:p>
             <w:pPr>
@@ -15151,13 +14716,7 @@
       </w:r>
       <w:proofErr w:type="spellEnd"/>
       <w:r>
-        <w:t xml:space="preserve"> (</w:t>
-      </w:r>
-      <w:r>
-        <w:t>default</w:t>
-      </w:r>
-      <w:r>
-        <w:t>)</w:t>
+        <w:t xml:space="preserve"> (default)</w:t>
       </w:r>
     </w:p>
     <w:tbl>
@@ -15184,6 +14743,7 @@
           <w:tcPr>
             <w:cnfStyle w:val="001000000000" w:firstRow="0" w:lastRow="0" w:firstColumn="1" w:lastColumn="0" w:oddVBand="0" w:evenVBand="0" w:oddHBand="0" w:evenHBand="0" w:firstRowFirstColumn="0" w:firstRowLastColumn="0" w:lastRowFirstColumn="0" w:lastRowLastColumn="0"/>
             <w:tcW w:w="2844" w:type="dxa"/>
+            <w:vAlign w:val="center"/>
           </w:tcPr>
           <w:p>
             <w:r>
@@ -15194,6 +14754,7 @@
         <w:tc>
           <w:tcPr>
             <w:tcW w:w="1296" w:type="dxa"/>
+            <w:vAlign w:val="center"/>
           </w:tcPr>
           <w:p>
             <w:pPr>
@@ -15208,6 +14769,7 @@
         <w:tc>
           <w:tcPr>
             <w:tcW w:w="1350" w:type="dxa"/>
+            <w:vAlign w:val="center"/>
           </w:tcPr>
           <w:p>
             <w:pPr>
@@ -15222,6 +14784,7 @@
         <w:tc>
           <w:tcPr>
             <w:tcW w:w="1170" w:type="dxa"/>
+            <w:vAlign w:val="center"/>
           </w:tcPr>
           <w:p>
             <w:pPr>
@@ -15236,6 +14799,7 @@
         <w:tc>
           <w:tcPr>
             <w:tcW w:w="1260" w:type="dxa"/>
+            <w:vAlign w:val="center"/>
           </w:tcPr>
           <w:p>
             <w:pPr>
@@ -15250,6 +14814,7 @@
         <w:tc>
           <w:tcPr>
             <w:tcW w:w="1440" w:type="dxa"/>
+            <w:vAlign w:val="center"/>
           </w:tcPr>
           <w:p>
             <w:pPr>
@@ -15272,6 +14837,7 @@
           <w:tcPr>
             <w:cnfStyle w:val="001000000000" w:firstRow="0" w:lastRow="0" w:firstColumn="1" w:lastColumn="0" w:oddVBand="0" w:evenVBand="0" w:oddHBand="0" w:evenHBand="0" w:firstRowFirstColumn="0" w:firstRowLastColumn="0" w:lastRowFirstColumn="0" w:lastRowLastColumn="0"/>
             <w:tcW w:w="2844" w:type="dxa"/>
+            <w:vAlign w:val="center"/>
           </w:tcPr>
           <w:p>
             <w:pPr>
@@ -15286,7 +14852,7 @@
                 <w:b w:val="0"/>
                 <w:bCs w:val="0"/>
               </w:rPr>
-              <w:t xml:space="preserve">Objective 1: </w:t>
+              <w:t>Objective 1:</w:t>
             </w:r>
           </w:p>
           <w:p>
@@ -15308,6 +14874,7 @@
         <w:tc>
           <w:tcPr>
             <w:tcW w:w="1296" w:type="dxa"/>
+            <w:vAlign w:val="center"/>
           </w:tcPr>
           <w:p>
             <w:pPr>
@@ -15325,6 +14892,7 @@
         <w:tc>
           <w:tcPr>
             <w:tcW w:w="1350" w:type="dxa"/>
+            <w:vAlign w:val="center"/>
           </w:tcPr>
           <w:p>
             <w:pPr>
@@ -15342,6 +14910,7 @@
         <w:tc>
           <w:tcPr>
             <w:tcW w:w="1170" w:type="dxa"/>
+            <w:vAlign w:val="center"/>
           </w:tcPr>
           <w:p>
             <w:pPr>
@@ -15356,6 +14925,7 @@
         <w:tc>
           <w:tcPr>
             <w:tcW w:w="1260" w:type="dxa"/>
+            <w:vAlign w:val="center"/>
           </w:tcPr>
           <w:p>
             <w:pPr>
@@ -15373,6 +14943,7 @@
         <w:tc>
           <w:tcPr>
             <w:tcW w:w="1440" w:type="dxa"/>
+            <w:vAlign w:val="center"/>
           </w:tcPr>
           <w:p>
             <w:pPr>
@@ -15397,6 +14968,7 @@
           <w:tcPr>
             <w:cnfStyle w:val="001000000000" w:firstRow="0" w:lastRow="0" w:firstColumn="1" w:lastColumn="0" w:oddVBand="0" w:evenVBand="0" w:oddHBand="0" w:evenHBand="0" w:firstRowFirstColumn="0" w:firstRowLastColumn="0" w:lastRowFirstColumn="0" w:lastRowLastColumn="0"/>
             <w:tcW w:w="2844" w:type="dxa"/>
+            <w:vAlign w:val="center"/>
           </w:tcPr>
           <w:p>
             <w:pPr>
@@ -15412,7 +14984,7 @@
                 <w:bCs w:val="0"/>
               </w:rPr>
               <w:lastRenderedPageBreak/>
-              <w:t xml:space="preserve">Objective 3: </w:t>
+              <w:t>Objective 3:</w:t>
             </w:r>
           </w:p>
           <w:p>
@@ -15542,6 +15114,7 @@
         <w:tc>
           <w:tcPr>
             <w:tcW w:w="1296" w:type="dxa"/>
+            <w:vAlign w:val="center"/>
           </w:tcPr>
           <w:p>
             <w:pPr>
@@ -15556,6 +15129,7 @@
         <w:tc>
           <w:tcPr>
             <w:tcW w:w="1350" w:type="dxa"/>
+            <w:vAlign w:val="center"/>
           </w:tcPr>
           <w:p>
             <w:pPr>
@@ -15570,6 +15144,7 @@
         <w:tc>
           <w:tcPr>
             <w:tcW w:w="1170" w:type="dxa"/>
+            <w:vAlign w:val="center"/>
           </w:tcPr>
           <w:p>
             <w:pPr>
@@ -15584,6 +15159,7 @@
         <w:tc>
           <w:tcPr>
             <w:tcW w:w="1260" w:type="dxa"/>
+            <w:vAlign w:val="center"/>
           </w:tcPr>
           <w:p>
             <w:pPr>
@@ -15598,6 +15174,7 @@
         <w:tc>
           <w:tcPr>
             <w:tcW w:w="1440" w:type="dxa"/>
+            <w:vAlign w:val="center"/>
           </w:tcPr>
           <w:p>
             <w:pPr>
@@ -15648,6 +15225,7 @@
           <w:tcPr>
             <w:cnfStyle w:val="001000000000" w:firstRow="0" w:lastRow="0" w:firstColumn="1" w:lastColumn="0" w:oddVBand="0" w:evenVBand="0" w:oddHBand="0" w:evenHBand="0" w:firstRowFirstColumn="0" w:firstRowLastColumn="0" w:lastRowFirstColumn="0" w:lastRowLastColumn="0"/>
             <w:tcW w:w="2844" w:type="dxa"/>
+            <w:vAlign w:val="center"/>
           </w:tcPr>
           <w:p>
             <w:r>
@@ -15658,6 +15236,7 @@
         <w:tc>
           <w:tcPr>
             <w:tcW w:w="1296" w:type="dxa"/>
+            <w:vAlign w:val="center"/>
           </w:tcPr>
           <w:p>
             <w:pPr>
@@ -15672,6 +15251,7 @@
         <w:tc>
           <w:tcPr>
             <w:tcW w:w="1350" w:type="dxa"/>
+            <w:vAlign w:val="center"/>
           </w:tcPr>
           <w:p>
             <w:pPr>
@@ -15686,6 +15266,7 @@
         <w:tc>
           <w:tcPr>
             <w:tcW w:w="1260" w:type="dxa"/>
+            <w:vAlign w:val="center"/>
           </w:tcPr>
           <w:p>
             <w:pPr>
@@ -15700,6 +15281,7 @@
         <w:tc>
           <w:tcPr>
             <w:tcW w:w="1260" w:type="dxa"/>
+            <w:vAlign w:val="center"/>
           </w:tcPr>
           <w:p>
             <w:pPr>
@@ -15714,6 +15296,7 @@
         <w:tc>
           <w:tcPr>
             <w:tcW w:w="1350" w:type="dxa"/>
+            <w:vAlign w:val="center"/>
           </w:tcPr>
           <w:p>
             <w:pPr>
@@ -15735,6 +15318,7 @@
           <w:tcPr>
             <w:cnfStyle w:val="001000000000" w:firstRow="0" w:lastRow="0" w:firstColumn="1" w:lastColumn="0" w:oddVBand="0" w:evenVBand="0" w:oddHBand="0" w:evenHBand="0" w:firstRowFirstColumn="0" w:firstRowLastColumn="0" w:lastRowFirstColumn="0" w:lastRowLastColumn="0"/>
             <w:tcW w:w="2844" w:type="dxa"/>
+            <w:vAlign w:val="center"/>
           </w:tcPr>
           <w:p>
             <w:pPr>
@@ -15749,7 +15333,7 @@
                 <w:b w:val="0"/>
                 <w:bCs w:val="0"/>
               </w:rPr>
-              <w:t xml:space="preserve">Objective 2: </w:t>
+              <w:t>Objective 2:</w:t>
             </w:r>
           </w:p>
           <w:p>
@@ -15771,6 +15355,7 @@
         <w:tc>
           <w:tcPr>
             <w:tcW w:w="1296" w:type="dxa"/>
+            <w:vAlign w:val="center"/>
           </w:tcPr>
           <w:p>
             <w:pPr>
@@ -15782,6 +15367,7 @@
         <w:tc>
           <w:tcPr>
             <w:tcW w:w="1350" w:type="dxa"/>
+            <w:vAlign w:val="center"/>
           </w:tcPr>
           <w:p>
             <w:pPr>
@@ -15793,6 +15379,7 @@
         <w:tc>
           <w:tcPr>
             <w:tcW w:w="1260" w:type="dxa"/>
+            <w:vAlign w:val="center"/>
           </w:tcPr>
           <w:p>
             <w:pPr>
@@ -15804,6 +15391,7 @@
         <w:tc>
           <w:tcPr>
             <w:tcW w:w="1260" w:type="dxa"/>
+            <w:vAlign w:val="center"/>
           </w:tcPr>
           <w:p>
             <w:pPr>
@@ -15818,6 +15406,7 @@
         <w:tc>
           <w:tcPr>
             <w:tcW w:w="1350" w:type="dxa"/>
+            <w:vAlign w:val="center"/>
           </w:tcPr>
           <w:p>
             <w:pPr>
@@ -15835,6 +15424,7 @@
           <w:tcPr>
             <w:cnfStyle w:val="001000000000" w:firstRow="0" w:lastRow="0" w:firstColumn="1" w:lastColumn="0" w:oddVBand="0" w:evenVBand="0" w:oddHBand="0" w:evenHBand="0" w:firstRowFirstColumn="0" w:firstRowLastColumn="0" w:lastRowFirstColumn="0" w:lastRowLastColumn="0"/>
             <w:tcW w:w="2844" w:type="dxa"/>
+            <w:vAlign w:val="center"/>
           </w:tcPr>
           <w:p>
             <w:pPr>
@@ -15849,7 +15439,7 @@
                 <w:b w:val="0"/>
                 <w:bCs w:val="0"/>
               </w:rPr>
-              <w:t xml:space="preserve">Objective 2: </w:t>
+              <w:t>Objective 2:</w:t>
             </w:r>
           </w:p>
           <w:p>
@@ -15871,6 +15461,7 @@
         <w:tc>
           <w:tcPr>
             <w:tcW w:w="1296" w:type="dxa"/>
+            <w:vAlign w:val="center"/>
           </w:tcPr>
           <w:p>
             <w:pPr>
@@ -15882,6 +15473,7 @@
         <w:tc>
           <w:tcPr>
             <w:tcW w:w="1350" w:type="dxa"/>
+            <w:vAlign w:val="center"/>
           </w:tcPr>
           <w:p>
             <w:pPr>
@@ -15893,6 +15485,7 @@
         <w:tc>
           <w:tcPr>
             <w:tcW w:w="1260" w:type="dxa"/>
+            <w:vAlign w:val="center"/>
           </w:tcPr>
           <w:p>
             <w:pPr>
@@ -15904,6 +15497,7 @@
         <w:tc>
           <w:tcPr>
             <w:tcW w:w="1260" w:type="dxa"/>
+            <w:vAlign w:val="center"/>
           </w:tcPr>
           <w:p>
             <w:pPr>
@@ -15918,6 +15512,7 @@
         <w:tc>
           <w:tcPr>
             <w:tcW w:w="1350" w:type="dxa"/>
+            <w:vAlign w:val="center"/>
           </w:tcPr>
           <w:p>
             <w:pPr>
@@ -15936,6 +15531,7 @@
           <w:tcPr>
             <w:cnfStyle w:val="001000000000" w:firstRow="0" w:lastRow="0" w:firstColumn="1" w:lastColumn="0" w:oddVBand="0" w:evenVBand="0" w:oddHBand="0" w:evenHBand="0" w:firstRowFirstColumn="0" w:firstRowLastColumn="0" w:lastRowFirstColumn="0" w:lastRowLastColumn="0"/>
             <w:tcW w:w="2844" w:type="dxa"/>
+            <w:vAlign w:val="center"/>
           </w:tcPr>
           <w:p>
             <w:pPr>
@@ -15950,7 +15546,7 @@
                 <w:b w:val="0"/>
                 <w:bCs w:val="0"/>
               </w:rPr>
-              <w:t xml:space="preserve">Objective 2: </w:t>
+              <w:t>Objective 2:</w:t>
             </w:r>
           </w:p>
           <w:p>
@@ -15972,6 +15568,7 @@
         <w:tc>
           <w:tcPr>
             <w:tcW w:w="1296" w:type="dxa"/>
+            <w:vAlign w:val="center"/>
           </w:tcPr>
           <w:p>
             <w:pPr>
@@ -15983,6 +15580,7 @@
         <w:tc>
           <w:tcPr>
             <w:tcW w:w="1350" w:type="dxa"/>
+            <w:vAlign w:val="center"/>
           </w:tcPr>
           <w:p>
             <w:pPr>
@@ -15994,6 +15592,7 @@
         <w:tc>
           <w:tcPr>
             <w:tcW w:w="1260" w:type="dxa"/>
+            <w:vAlign w:val="center"/>
           </w:tcPr>
           <w:p>
             <w:pPr>
@@ -16005,6 +15604,7 @@
         <w:tc>
           <w:tcPr>
             <w:tcW w:w="1260" w:type="dxa"/>
+            <w:vAlign w:val="center"/>
           </w:tcPr>
           <w:p>
             <w:pPr>
@@ -16019,6 +15619,7 @@
         <w:tc>
           <w:tcPr>
             <w:tcW w:w="1350" w:type="dxa"/>
+            <w:vAlign w:val="center"/>
           </w:tcPr>
           <w:p>
             <w:pPr>
@@ -16036,6 +15637,7 @@
           <w:tcPr>
             <w:cnfStyle w:val="001000000000" w:firstRow="0" w:lastRow="0" w:firstColumn="1" w:lastColumn="0" w:oddVBand="0" w:evenVBand="0" w:oddHBand="0" w:evenHBand="0" w:firstRowFirstColumn="0" w:firstRowLastColumn="0" w:lastRowFirstColumn="0" w:lastRowLastColumn="0"/>
             <w:tcW w:w="2844" w:type="dxa"/>
+            <w:vAlign w:val="center"/>
           </w:tcPr>
           <w:p>
             <w:pPr>
@@ -16050,7 +15652,7 @@
                 <w:b w:val="0"/>
                 <w:bCs w:val="0"/>
               </w:rPr>
-              <w:t xml:space="preserve">Objective 2: </w:t>
+              <w:t>Objective 2:</w:t>
             </w:r>
           </w:p>
           <w:p>
@@ -16072,6 +15674,7 @@
         <w:tc>
           <w:tcPr>
             <w:tcW w:w="1296" w:type="dxa"/>
+            <w:vAlign w:val="center"/>
           </w:tcPr>
           <w:p>
             <w:pPr>
@@ -16083,6 +15686,7 @@
         <w:tc>
           <w:tcPr>
             <w:tcW w:w="1350" w:type="dxa"/>
+            <w:vAlign w:val="center"/>
           </w:tcPr>
           <w:p>
             <w:pPr>
@@ -16094,6 +15698,7 @@
         <w:tc>
           <w:tcPr>
             <w:tcW w:w="1260" w:type="dxa"/>
+            <w:vAlign w:val="center"/>
           </w:tcPr>
           <w:p>
             <w:pPr>
@@ -16105,6 +15710,7 @@
         <w:tc>
           <w:tcPr>
             <w:tcW w:w="1260" w:type="dxa"/>
+            <w:vAlign w:val="center"/>
           </w:tcPr>
           <w:p>
             <w:pPr>
@@ -16119,6 +15725,7 @@
         <w:tc>
           <w:tcPr>
             <w:tcW w:w="1350" w:type="dxa"/>
+            <w:vAlign w:val="center"/>
           </w:tcPr>
           <w:p>
             <w:pPr>
@@ -16137,6 +15744,7 @@
           <w:tcPr>
             <w:cnfStyle w:val="001000000000" w:firstRow="0" w:lastRow="0" w:firstColumn="1" w:lastColumn="0" w:oddVBand="0" w:evenVBand="0" w:oddHBand="0" w:evenHBand="0" w:firstRowFirstColumn="0" w:firstRowLastColumn="0" w:lastRowFirstColumn="0" w:lastRowLastColumn="0"/>
             <w:tcW w:w="2844" w:type="dxa"/>
+            <w:vAlign w:val="center"/>
           </w:tcPr>
           <w:p>
             <w:pPr>
@@ -16151,7 +15759,7 @@
                 <w:b w:val="0"/>
                 <w:bCs w:val="0"/>
               </w:rPr>
-              <w:t xml:space="preserve">Objective 2: </w:t>
+              <w:t>Objective 2:</w:t>
             </w:r>
           </w:p>
           <w:p>
@@ -16173,6 +15781,7 @@
         <w:tc>
           <w:tcPr>
             <w:tcW w:w="1296" w:type="dxa"/>
+            <w:vAlign w:val="center"/>
           </w:tcPr>
           <w:p>
             <w:pPr>
@@ -16184,6 +15793,7 @@
         <w:tc>
           <w:tcPr>
             <w:tcW w:w="1350" w:type="dxa"/>
+            <w:vAlign w:val="center"/>
           </w:tcPr>
           <w:p>
             <w:pPr>
@@ -16195,6 +15805,7 @@
         <w:tc>
           <w:tcPr>
             <w:tcW w:w="1260" w:type="dxa"/>
+            <w:vAlign w:val="center"/>
           </w:tcPr>
           <w:p>
             <w:pPr>
@@ -16206,6 +15817,7 @@
         <w:tc>
           <w:tcPr>
             <w:tcW w:w="1260" w:type="dxa"/>
+            <w:vAlign w:val="center"/>
           </w:tcPr>
           <w:p>
             <w:pPr>
@@ -16220,6 +15832,7 @@
         <w:tc>
           <w:tcPr>
             <w:tcW w:w="1350" w:type="dxa"/>
+            <w:vAlign w:val="center"/>
           </w:tcPr>
           <w:p>
             <w:pPr>
@@ -16237,6 +15850,7 @@
           <w:tcPr>
             <w:cnfStyle w:val="001000000000" w:firstRow="0" w:lastRow="0" w:firstColumn="1" w:lastColumn="0" w:oddVBand="0" w:evenVBand="0" w:oddHBand="0" w:evenHBand="0" w:firstRowFirstColumn="0" w:firstRowLastColumn="0" w:lastRowFirstColumn="0" w:lastRowLastColumn="0"/>
             <w:tcW w:w="2844" w:type="dxa"/>
+            <w:vAlign w:val="center"/>
           </w:tcPr>
           <w:p>
             <w:pPr>
@@ -16251,7 +15865,7 @@
                 <w:b w:val="0"/>
                 <w:bCs w:val="0"/>
               </w:rPr>
-              <w:t xml:space="preserve">Objective 2: </w:t>
+              <w:t>Objective 2:</w:t>
             </w:r>
           </w:p>
           <w:p>
@@ -16273,6 +15887,7 @@
         <w:tc>
           <w:tcPr>
             <w:tcW w:w="1296" w:type="dxa"/>
+            <w:vAlign w:val="center"/>
           </w:tcPr>
           <w:p>
             <w:pPr>
@@ -16284,6 +15899,7 @@
         <w:tc>
           <w:tcPr>
             <w:tcW w:w="1350" w:type="dxa"/>
+            <w:vAlign w:val="center"/>
           </w:tcPr>
           <w:p>
             <w:pPr>
@@ -16295,6 +15911,7 @@
         <w:tc>
           <w:tcPr>
             <w:tcW w:w="1260" w:type="dxa"/>
+            <w:vAlign w:val="center"/>
           </w:tcPr>
           <w:p>
             <w:pPr>
@@ -16306,6 +15923,7 @@
         <w:tc>
           <w:tcPr>
             <w:tcW w:w="1260" w:type="dxa"/>
+            <w:vAlign w:val="center"/>
           </w:tcPr>
           <w:p>
             <w:pPr>
@@ -16320,6 +15938,7 @@
         <w:tc>
           <w:tcPr>
             <w:tcW w:w="1350" w:type="dxa"/>
+            <w:vAlign w:val="center"/>
           </w:tcPr>
           <w:p>
             <w:pPr>
@@ -16338,6 +15957,7 @@
           <w:tcPr>
             <w:cnfStyle w:val="001000000000" w:firstRow="0" w:lastRow="0" w:firstColumn="1" w:lastColumn="0" w:oddVBand="0" w:evenVBand="0" w:oddHBand="0" w:evenHBand="0" w:firstRowFirstColumn="0" w:firstRowLastColumn="0" w:lastRowFirstColumn="0" w:lastRowLastColumn="0"/>
             <w:tcW w:w="2844" w:type="dxa"/>
+            <w:vAlign w:val="center"/>
           </w:tcPr>
           <w:p>
             <w:pPr>
@@ -16352,7 +15972,7 @@
                 <w:b w:val="0"/>
                 <w:bCs w:val="0"/>
               </w:rPr>
-              <w:t xml:space="preserve">Objective 2: </w:t>
+              <w:t>Objective 2:</w:t>
             </w:r>
           </w:p>
           <w:p>
@@ -16374,6 +15994,7 @@
         <w:tc>
           <w:tcPr>
             <w:tcW w:w="1296" w:type="dxa"/>
+            <w:vAlign w:val="center"/>
           </w:tcPr>
           <w:p>
             <w:pPr>
@@ -16385,6 +16006,7 @@
         <w:tc>
           <w:tcPr>
             <w:tcW w:w="1350" w:type="dxa"/>
+            <w:vAlign w:val="center"/>
           </w:tcPr>
           <w:p>
             <w:pPr>
@@ -16396,6 +16018,7 @@
         <w:tc>
           <w:tcPr>
             <w:tcW w:w="1260" w:type="dxa"/>
+            <w:vAlign w:val="center"/>
           </w:tcPr>
           <w:p>
             <w:pPr>
@@ -16407,6 +16030,7 @@
         <w:tc>
           <w:tcPr>
             <w:tcW w:w="1260" w:type="dxa"/>
+            <w:vAlign w:val="center"/>
           </w:tcPr>
           <w:p>
             <w:pPr>
@@ -16421,6 +16045,7 @@
         <w:tc>
           <w:tcPr>
             <w:tcW w:w="1350" w:type="dxa"/>
+            <w:vAlign w:val="center"/>
           </w:tcPr>
           <w:p>
             <w:pPr>
@@ -16438,6 +16063,7 @@
           <w:tcPr>
             <w:cnfStyle w:val="001000000000" w:firstRow="0" w:lastRow="0" w:firstColumn="1" w:lastColumn="0" w:oddVBand="0" w:evenVBand="0" w:oddHBand="0" w:evenHBand="0" w:firstRowFirstColumn="0" w:firstRowLastColumn="0" w:lastRowFirstColumn="0" w:lastRowLastColumn="0"/>
             <w:tcW w:w="2844" w:type="dxa"/>
+            <w:vAlign w:val="center"/>
           </w:tcPr>
           <w:p>
             <w:pPr>
@@ -16453,28 +16079,36 @@
                 <w:bCs w:val="0"/>
               </w:rPr>
               <w:lastRenderedPageBreak/>
-              <w:t xml:space="preserve">Objective 2: </w:t>
-            </w:r>
-          </w:p>
-          <w:p>
-            <w:pPr>
-              <w:rPr>
-                <w:b w:val="0"/>
-                <w:bCs w:val="0"/>
-              </w:rPr>
-            </w:pPr>
-            <w:r>
-              <w:rPr>
-                <w:b w:val="0"/>
-                <w:bCs w:val="0"/>
-              </w:rPr>
-              <w:t>POST_COVID ~ TAILGAITING</w:t>
+              <w:t>Objective 2:</w:t>
+            </w:r>
+          </w:p>
+          <w:p>
+            <w:pPr>
+              <w:rPr>
+                <w:b w:val="0"/>
+                <w:bCs w:val="0"/>
+              </w:rPr>
+            </w:pPr>
+            <w:r>
+              <w:rPr>
+                <w:b w:val="0"/>
+                <w:bCs w:val="0"/>
+              </w:rPr>
+              <w:t xml:space="preserve">POST_COVID ~ </w:t>
+            </w:r>
+            <w:r>
+              <w:rPr>
+                <w:b w:val="0"/>
+                <w:bCs w:val="0"/>
+              </w:rPr>
+              <w:t>TAILGATING</w:t>
             </w:r>
           </w:p>
         </w:tc>
         <w:tc>
           <w:tcPr>
             <w:tcW w:w="1296" w:type="dxa"/>
+            <w:vAlign w:val="center"/>
           </w:tcPr>
           <w:p>
             <w:pPr>
@@ -16486,6 +16120,7 @@
         <w:tc>
           <w:tcPr>
             <w:tcW w:w="1350" w:type="dxa"/>
+            <w:vAlign w:val="center"/>
           </w:tcPr>
           <w:p>
             <w:pPr>
@@ -16497,6 +16132,7 @@
         <w:tc>
           <w:tcPr>
             <w:tcW w:w="1260" w:type="dxa"/>
+            <w:vAlign w:val="center"/>
           </w:tcPr>
           <w:p>
             <w:pPr>
@@ -16508,6 +16144,7 @@
         <w:tc>
           <w:tcPr>
             <w:tcW w:w="1260" w:type="dxa"/>
+            <w:vAlign w:val="center"/>
           </w:tcPr>
           <w:p>
             <w:pPr>
@@ -16522,6 +16159,7 @@
         <w:tc>
           <w:tcPr>
             <w:tcW w:w="1350" w:type="dxa"/>
+            <w:vAlign w:val="center"/>
           </w:tcPr>
           <w:p>
             <w:pPr>
@@ -16537,104 +16175,122 @@
       <w:pPr>
         <w:pStyle w:val="Heading3"/>
       </w:pPr>
-      <w:bookmarkStart w:id="42" w:name="_Toc225109755"/>
+      <w:bookmarkStart w:id="41" w:name="_Toc225179797"/>
       <w:r>
         <w:t>Comparative Analysis</w:t>
+      </w:r>
+      <w:bookmarkEnd w:id="41"/>
+    </w:p>
+    <w:p>
+      <w:r>
+        <w:t xml:space="preserve">Logistic regression provides coefficients for independent variables that are easily interpretable to a wide audience. Random forest is not as easily interpreted for </w:t>
+      </w:r>
+      <w:r>
+        <w:t xml:space="preserve">the </w:t>
+      </w:r>
+      <w:r>
+        <w:t>public</w:t>
+      </w:r>
+      <w:r>
+        <w:t>;</w:t>
+      </w:r>
+      <w:r>
+        <w:t xml:space="preserve"> however, it </w:t>
+      </w:r>
+      <w:r>
+        <w:t>is a good option for comparison</w:t>
+      </w:r>
+      <w:r>
+        <w:t xml:space="preserve"> </w:t>
+      </w:r>
+      <w:r>
+        <w:t xml:space="preserve">because it is a nonparametric algorithm that handles both linear and non-linear relationships and is resistant to noise and outliers (Geeks for Geeks, 2025a). Gradient boosting handles imbalanced data well and provides maximum predictive performance. </w:t>
+      </w:r>
+    </w:p>
+    <w:p>
+      <w:pPr>
+        <w:pStyle w:val="Heading3"/>
+      </w:pPr>
+      <w:bookmarkStart w:id="42" w:name="_Toc225179798"/>
+      <w:r>
+        <w:t>Diagnostic Evaluation</w:t>
       </w:r>
       <w:bookmarkEnd w:id="42"/>
     </w:p>
     <w:p>
       <w:r>
-        <w:t xml:space="preserve">Logistic regression provides coefficients for independent variables that are easily interpretable to a wide audience. Random forest is not as easily interpreted for </w:t>
+        <w:t>Confusion matrices were not obtained for support vector machine models.</w:t>
+      </w:r>
+      <w:r>
+        <w:t xml:space="preserve"> The confusion matrices below</w:t>
+      </w:r>
+      <w:r>
+        <w:t>, along with the low ROC AUC</w:t>
+      </w:r>
+      <w:r>
+        <w:t xml:space="preserve"> values</w:t>
+      </w:r>
+      <w:r>
+        <w:t xml:space="preserve">, </w:t>
+      </w:r>
+      <w:r>
+        <w:t>suggest</w:t>
+      </w:r>
+      <w:r>
+        <w:t xml:space="preserve"> that all models are overfitting the data.</w:t>
+      </w:r>
+      <w:r>
+        <w:t xml:space="preserve"> The </w:t>
+      </w:r>
+      <w:proofErr w:type="spellStart"/>
+      <w:r>
+        <w:t>random_state</w:t>
+      </w:r>
+      <w:proofErr w:type="spellEnd"/>
+      <w:r>
+        <w:t xml:space="preserve"> value is </w:t>
+      </w:r>
+      <w:r>
+        <w:t xml:space="preserve">set to 42 </w:t>
+      </w:r>
+      <w:r>
+        <w:t xml:space="preserve">for </w:t>
       </w:r>
       <w:r>
         <w:t xml:space="preserve">the </w:t>
       </w:r>
       <w:r>
-        <w:t>public</w:t>
-      </w:r>
-      <w:r>
-        <w:t>;</w:t>
-      </w:r>
-      <w:r>
-        <w:t xml:space="preserve"> however, it </w:t>
-      </w:r>
-      <w:r>
-        <w:t>is a good option for comparison</w:t>
-      </w:r>
-      <w:r>
-        <w:t xml:space="preserve"> </w:t>
-      </w:r>
-      <w:r>
-        <w:t xml:space="preserve">because it is a </w:t>
-      </w:r>
-      <w:r>
-        <w:t>nonparametric algorithm that handles both linear and non-linear relationships</w:t>
-      </w:r>
-      <w:r>
-        <w:t xml:space="preserve"> and</w:t>
-      </w:r>
-      <w:r>
-        <w:t xml:space="preserve"> is resistant to noise and outliers</w:t>
-      </w:r>
-      <w:r>
-        <w:t xml:space="preserve"> </w:t>
-      </w:r>
-      <w:r>
-        <w:t>(Geeks for Geeks, 2025a)</w:t>
-      </w:r>
-      <w:r>
-        <w:t>. G</w:t>
-      </w:r>
-      <w:r>
-        <w:t xml:space="preserve">radient boosting </w:t>
-      </w:r>
-      <w:r>
-        <w:t>handles</w:t>
-      </w:r>
-      <w:r>
-        <w:t xml:space="preserve"> imbalanced data well and provides maximum predictive performance. </w:t>
+        <w:t xml:space="preserve">logistic regression, random forest, and </w:t>
+      </w:r>
+      <w:r>
+        <w:t xml:space="preserve">gradient boosting algorithms for consistent results and comparability. The support vector machine </w:t>
+      </w:r>
+      <w:proofErr w:type="spellStart"/>
+      <w:r>
+        <w:t>random_state</w:t>
+      </w:r>
+      <w:proofErr w:type="spellEnd"/>
+      <w:r>
+        <w:t xml:space="preserve"> setting is set to 2 for all runs. This was an oversite, but the models run by this algorithm are different from the models run by logistic regression, random forest, and gradient boosting and </w:t>
+      </w:r>
+      <w:r>
+        <w:t>would not be</w:t>
+      </w:r>
+      <w:r>
+        <w:t xml:space="preserve"> compared </w:t>
+      </w:r>
+      <w:r>
+        <w:t xml:space="preserve">to them </w:t>
+      </w:r>
+      <w:r>
+        <w:t>anyway.</w:t>
       </w:r>
     </w:p>
     <w:p>
       <w:pPr>
-        <w:pStyle w:val="Heading3"/>
-      </w:pPr>
-      <w:bookmarkStart w:id="43" w:name="_Toc225109756"/>
-      <w:r>
-        <w:t>Diagnostic Evaluation</w:t>
-      </w:r>
-      <w:bookmarkEnd w:id="43"/>
-    </w:p>
-    <w:p>
-      <w:r>
-        <w:t>Confusion matrices were not obtained for support vector machine models.</w:t>
-      </w:r>
-      <w:r>
-        <w:t xml:space="preserve"> The confusion matrices below</w:t>
-      </w:r>
-      <w:r>
-        <w:t>, along with the low ROC AUC</w:t>
-      </w:r>
-      <w:r>
-        <w:t xml:space="preserve"> values</w:t>
-      </w:r>
-      <w:r>
-        <w:t xml:space="preserve">, </w:t>
-      </w:r>
-      <w:r>
-        <w:t>suggest</w:t>
-      </w:r>
-      <w:r>
-        <w:t xml:space="preserve"> that all models are overfitting the data.</w:t>
-      </w:r>
-    </w:p>
-    <w:p>
-      <w:pPr>
         <w:pStyle w:val="Heading4"/>
         <w:spacing w:before="120" w:after="120"/>
       </w:pPr>
-      <w:bookmarkStart w:id="44" w:name="_Toc225109757"/>
       <w:r>
         <w:t>Logistic Regression (C=0.01, l1_ratio=0)</w:t>
       </w:r>
@@ -16659,6 +16315,7 @@
           <w:tcPr>
             <w:cnfStyle w:val="001000000000" w:firstRow="0" w:lastRow="0" w:firstColumn="1" w:lastColumn="0" w:oddVBand="0" w:evenVBand="0" w:oddHBand="0" w:evenHBand="0" w:firstRowFirstColumn="0" w:firstRowLastColumn="0" w:lastRowFirstColumn="0" w:lastRowLastColumn="0"/>
             <w:tcW w:w="4751" w:type="dxa"/>
+            <w:vAlign w:val="center"/>
           </w:tcPr>
           <w:p>
             <w:r>
@@ -16669,6 +16326,7 @@
         <w:tc>
           <w:tcPr>
             <w:tcW w:w="4789" w:type="dxa"/>
+            <w:vAlign w:val="center"/>
           </w:tcPr>
           <w:p>
             <w:pPr>
@@ -16687,6 +16345,7 @@
           <w:tcPr>
             <w:cnfStyle w:val="001000000000" w:firstRow="0" w:lastRow="0" w:firstColumn="1" w:lastColumn="0" w:oddVBand="0" w:evenVBand="0" w:oddHBand="0" w:evenHBand="0" w:firstRowFirstColumn="0" w:firstRowLastColumn="0" w:lastRowFirstColumn="0" w:lastRowLastColumn="0"/>
             <w:tcW w:w="4751" w:type="dxa"/>
+            <w:vAlign w:val="center"/>
           </w:tcPr>
           <w:p>
             <w:pPr>
@@ -16723,6 +16382,7 @@
         <w:tc>
           <w:tcPr>
             <w:tcW w:w="4789" w:type="dxa"/>
+            <w:vAlign w:val="center"/>
           </w:tcPr>
           <w:p>
             <w:pPr>
@@ -16794,6 +16454,7 @@
           <w:tcPr>
             <w:cnfStyle w:val="001000000000" w:firstRow="0" w:lastRow="0" w:firstColumn="1" w:lastColumn="0" w:oddVBand="0" w:evenVBand="0" w:oddHBand="0" w:evenHBand="0" w:firstRowFirstColumn="0" w:firstRowLastColumn="0" w:lastRowFirstColumn="0" w:lastRowLastColumn="0"/>
             <w:tcW w:w="4751" w:type="dxa"/>
+            <w:vAlign w:val="center"/>
           </w:tcPr>
           <w:p>
             <w:pPr>
@@ -16939,6 +16600,7 @@
         <w:tc>
           <w:tcPr>
             <w:tcW w:w="4789" w:type="dxa"/>
+            <w:vAlign w:val="center"/>
           </w:tcPr>
           <w:p>
             <w:pPr>
@@ -17126,6 +16788,55 @@
                 <w:bCs/>
               </w:rPr>
             </w:pPr>
+            <w:r>
+              <w:rPr>
+                <w:b/>
+                <w:bCs/>
+                <w:noProof/>
+                <w14:ligatures w14:val="standardContextual"/>
+              </w:rPr>
+              <w:drawing>
+                <wp:inline distT="0" distB="0" distL="0" distR="0" wp14:anchorId="4CFAF02B" wp14:editId="2039C077">
+                  <wp:extent cx="2800342" cy="2195995"/>
+                  <wp:effectExtent l="0" t="0" r="0" b="1270"/>
+                  <wp:docPr id="245021938" name="Picture 12"/>
+                  <wp:cNvGraphicFramePr>
+                    <a:graphicFrameLocks xmlns:a="http://schemas.openxmlformats.org/drawingml/2006/main" noChangeAspect="1"/>
+                  </wp:cNvGraphicFramePr>
+                  <a:graphic xmlns:a="http://schemas.openxmlformats.org/drawingml/2006/main">
+                    <a:graphicData uri="http://schemas.openxmlformats.org/drawingml/2006/picture">
+                      <pic:pic xmlns:pic="http://schemas.openxmlformats.org/drawingml/2006/picture">
+                        <pic:nvPicPr>
+                          <pic:cNvPr id="245021938" name="Picture 245021938"/>
+                          <pic:cNvPicPr/>
+                        </pic:nvPicPr>
+                        <pic:blipFill>
+                          <a:blip r:embed="rId18" cstate="print">
+                            <a:extLst>
+                              <a:ext uri="{28A0092B-C50C-407E-A947-70E740481C1C}">
+                                <a14:useLocalDpi xmlns:a14="http://schemas.microsoft.com/office/drawing/2010/main" val="0"/>
+                              </a:ext>
+                            </a:extLst>
+                          </a:blip>
+                          <a:stretch>
+                            <a:fillRect/>
+                          </a:stretch>
+                        </pic:blipFill>
+                        <pic:spPr>
+                          <a:xfrm>
+                            <a:off x="0" y="0"/>
+                            <a:ext cx="2832117" cy="2220913"/>
+                          </a:xfrm>
+                          <a:prstGeom prst="rect">
+                            <a:avLst/>
+                          </a:prstGeom>
+                        </pic:spPr>
+                      </pic:pic>
+                    </a:graphicData>
+                  </a:graphic>
+                </wp:inline>
+              </w:drawing>
+            </w:r>
           </w:p>
         </w:tc>
       </w:tr>
@@ -17315,7 +17026,7 @@
                           <pic:cNvPicPr/>
                         </pic:nvPicPr>
                         <pic:blipFill>
-                          <a:blip r:embed="rId18" cstate="print">
+                          <a:blip r:embed="rId19" cstate="print">
                             <a:extLst>
                               <a:ext uri="{28A0092B-C50C-407E-A947-70E740481C1C}">
                                 <a14:useLocalDpi xmlns:a14="http://schemas.microsoft.com/office/drawing/2010/main" val="0"/>
@@ -17355,8 +17066,13 @@
         <w:pStyle w:val="Heading4"/>
         <w:spacing w:before="120" w:after="120"/>
       </w:pPr>
-      <w:r>
-        <w:t>XGBoost (default)</w:t>
+      <w:proofErr w:type="spellStart"/>
+      <w:r>
+        <w:t>XGBoost</w:t>
+      </w:r>
+      <w:proofErr w:type="spellEnd"/>
+      <w:r>
+        <w:t xml:space="preserve"> (default)</w:t>
       </w:r>
     </w:p>
     <w:tbl>
@@ -17379,6 +17095,7 @@
           <w:tcPr>
             <w:cnfStyle w:val="001000000000" w:firstRow="0" w:lastRow="0" w:firstColumn="1" w:lastColumn="0" w:oddVBand="0" w:evenVBand="0" w:oddHBand="0" w:evenHBand="0" w:firstRowFirstColumn="0" w:firstRowLastColumn="0" w:lastRowFirstColumn="0" w:lastRowLastColumn="0"/>
             <w:tcW w:w="4751" w:type="dxa"/>
+            <w:vAlign w:val="center"/>
           </w:tcPr>
           <w:p>
             <w:r>
@@ -17389,6 +17106,7 @@
         <w:tc>
           <w:tcPr>
             <w:tcW w:w="4789" w:type="dxa"/>
+            <w:vAlign w:val="center"/>
           </w:tcPr>
           <w:p>
             <w:pPr>
@@ -17407,6 +17125,7 @@
           <w:tcPr>
             <w:cnfStyle w:val="001000000000" w:firstRow="0" w:lastRow="0" w:firstColumn="1" w:lastColumn="0" w:oddVBand="0" w:evenVBand="0" w:oddHBand="0" w:evenHBand="0" w:firstRowFirstColumn="0" w:firstRowLastColumn="0" w:lastRowFirstColumn="0" w:lastRowLastColumn="0"/>
             <w:tcW w:w="4751" w:type="dxa"/>
+            <w:vAlign w:val="center"/>
           </w:tcPr>
           <w:p>
             <w:pPr>
@@ -17443,6 +17162,7 @@
         <w:tc>
           <w:tcPr>
             <w:tcW w:w="4789" w:type="dxa"/>
+            <w:vAlign w:val="center"/>
           </w:tcPr>
           <w:p>
             <w:pPr>
@@ -17453,6 +17173,55 @@
                 <w:bCs/>
               </w:rPr>
             </w:pPr>
+            <w:r>
+              <w:rPr>
+                <w:b/>
+                <w:bCs/>
+                <w:noProof/>
+                <w14:ligatures w14:val="standardContextual"/>
+              </w:rPr>
+              <w:drawing>
+                <wp:inline distT="0" distB="0" distL="0" distR="0" wp14:anchorId="67440F9C" wp14:editId="2128DD00">
+                  <wp:extent cx="2911054" cy="2296187"/>
+                  <wp:effectExtent l="0" t="0" r="0" b="2540"/>
+                  <wp:docPr id="1338454243" name="Picture 13"/>
+                  <wp:cNvGraphicFramePr>
+                    <a:graphicFrameLocks xmlns:a="http://schemas.openxmlformats.org/drawingml/2006/main" noChangeAspect="1"/>
+                  </wp:cNvGraphicFramePr>
+                  <a:graphic xmlns:a="http://schemas.openxmlformats.org/drawingml/2006/main">
+                    <a:graphicData uri="http://schemas.openxmlformats.org/drawingml/2006/picture">
+                      <pic:pic xmlns:pic="http://schemas.openxmlformats.org/drawingml/2006/picture">
+                        <pic:nvPicPr>
+                          <pic:cNvPr id="1338454243" name="Picture 1338454243"/>
+                          <pic:cNvPicPr/>
+                        </pic:nvPicPr>
+                        <pic:blipFill>
+                          <a:blip r:embed="rId20" cstate="print">
+                            <a:extLst>
+                              <a:ext uri="{28A0092B-C50C-407E-A947-70E740481C1C}">
+                                <a14:useLocalDpi xmlns:a14="http://schemas.microsoft.com/office/drawing/2010/main" val="0"/>
+                              </a:ext>
+                            </a:extLst>
+                          </a:blip>
+                          <a:stretch>
+                            <a:fillRect/>
+                          </a:stretch>
+                        </pic:blipFill>
+                        <pic:spPr>
+                          <a:xfrm>
+                            <a:off x="0" y="0"/>
+                            <a:ext cx="2937040" cy="2316684"/>
+                          </a:xfrm>
+                          <a:prstGeom prst="rect">
+                            <a:avLst/>
+                          </a:prstGeom>
+                        </pic:spPr>
+                      </pic:pic>
+                    </a:graphicData>
+                  </a:graphic>
+                </wp:inline>
+              </w:drawing>
+            </w:r>
           </w:p>
         </w:tc>
       </w:tr>
@@ -17465,6 +17234,7 @@
           <w:tcPr>
             <w:cnfStyle w:val="001000000000" w:firstRow="0" w:lastRow="0" w:firstColumn="1" w:lastColumn="0" w:oddVBand="0" w:evenVBand="0" w:oddHBand="0" w:evenHBand="0" w:firstRowFirstColumn="0" w:firstRowLastColumn="0" w:lastRowFirstColumn="0" w:lastRowLastColumn="0"/>
             <w:tcW w:w="4751" w:type="dxa"/>
+            <w:vAlign w:val="center"/>
           </w:tcPr>
           <w:p>
             <w:pPr>
@@ -17479,7 +17249,6 @@
                 <w:b w:val="0"/>
                 <w:bCs w:val="0"/>
               </w:rPr>
-              <w:lastRenderedPageBreak/>
               <w:t xml:space="preserve">Objective 3: </w:t>
             </w:r>
           </w:p>
@@ -17610,6 +17379,7 @@
         <w:tc>
           <w:tcPr>
             <w:tcW w:w="4789" w:type="dxa"/>
+            <w:vAlign w:val="center"/>
           </w:tcPr>
           <w:p>
             <w:pPr>
@@ -17643,7 +17413,7 @@
                           <pic:cNvPicPr/>
                         </pic:nvPicPr>
                         <pic:blipFill>
-                          <a:blip r:embed="rId19" cstate="print">
+                          <a:blip r:embed="rId21" cstate="print">
                             <a:extLst>
                               <a:ext uri="{28A0092B-C50C-407E-A947-70E740481C1C}">
                                 <a14:useLocalDpi xmlns:a14="http://schemas.microsoft.com/office/drawing/2010/main" val="0"/>
@@ -17682,10 +17452,11 @@
       <w:pPr>
         <w:pStyle w:val="Heading3"/>
       </w:pPr>
+      <w:bookmarkStart w:id="43" w:name="_Toc225179799"/>
       <w:r>
         <w:t>Robustness Testing</w:t>
       </w:r>
-      <w:bookmarkEnd w:id="44"/>
+      <w:bookmarkEnd w:id="43"/>
     </w:p>
     <w:p>
       <w:r>
@@ -17704,21 +17475,18 @@
         <w:t xml:space="preserve"> </w:t>
       </w:r>
       <w:r>
-        <w:t xml:space="preserve">All </w:t>
-      </w:r>
-      <w:r>
-        <w:t>models were run on the complete dataset.</w:t>
+        <w:t>All models were run on the complete dataset.</w:t>
       </w:r>
     </w:p>
     <w:p>
       <w:pPr>
         <w:pStyle w:val="Heading3"/>
       </w:pPr>
-      <w:bookmarkStart w:id="45" w:name="_Toc225109758"/>
+      <w:bookmarkStart w:id="44" w:name="_Toc225179800"/>
       <w:r>
         <w:t>Organizational Metric Translation</w:t>
       </w:r>
-      <w:bookmarkEnd w:id="45"/>
+      <w:bookmarkEnd w:id="44"/>
     </w:p>
     <w:tbl>
       <w:tblPr>
@@ -17882,7 +17650,15 @@
                 <w:sz w:val="22"/>
                 <w:szCs w:val="22"/>
               </w:rPr>
-              <w:t>, the ROC AUC values were low at 0.5. This means the model is not good at distinguishing between the classes. There is no evidence that aggressive driving increased during COVID-19 and remained high after.</w:t>
+              <w:t xml:space="preserve">, the ROC AUC values were low at 0.5. This means the model is not good at distinguishing between the classes. There is no </w:t>
+            </w:r>
+            <w:r>
+              <w:rPr>
+                <w:sz w:val="22"/>
+                <w:szCs w:val="22"/>
+              </w:rPr>
+              <w:lastRenderedPageBreak/>
+              <w:t>evidence that aggressive driving increased during COVID-19 and remained high after.</w:t>
             </w:r>
           </w:p>
         </w:tc>
@@ -17914,6 +17690,7 @@
                 <w:sz w:val="22"/>
                 <w:szCs w:val="22"/>
               </w:rPr>
+              <w:lastRenderedPageBreak/>
               <w:t xml:space="preserve">Objective 2: </w:t>
             </w:r>
           </w:p>
@@ -18073,7 +17850,16 @@
                 <w:sz w:val="22"/>
                 <w:szCs w:val="22"/>
               </w:rPr>
-              <w:t>POST_COVID ~ TAILGAITING</w:t>
+              <w:t xml:space="preserve">POST_COVID ~ </w:t>
+            </w:r>
+            <w:r>
+              <w:rPr>
+                <w:b w:val="0"/>
+                <w:bCs w:val="0"/>
+                <w:sz w:val="22"/>
+                <w:szCs w:val="22"/>
+              </w:rPr>
+              <w:t>TAILGATING</w:t>
             </w:r>
           </w:p>
         </w:tc>
@@ -18129,7 +17915,6 @@
                 <w:sz w:val="22"/>
                 <w:szCs w:val="22"/>
               </w:rPr>
-              <w:lastRenderedPageBreak/>
               <w:t>Objective 3:</w:t>
             </w:r>
           </w:p>
@@ -18416,64 +18201,535 @@
       <w:pPr>
         <w:pStyle w:val="Heading2"/>
       </w:pPr>
-      <w:bookmarkStart w:id="46" w:name="_Toc225109759"/>
+      <w:bookmarkStart w:id="45" w:name="_Toc225179801"/>
       <w:r>
         <w:t>2.4 Model Selection and Recommendations</w:t>
       </w:r>
+      <w:bookmarkEnd w:id="45"/>
+    </w:p>
+    <w:p>
+      <w:pPr>
+        <w:pStyle w:val="Heading3"/>
+      </w:pPr>
+      <w:bookmarkStart w:id="46" w:name="_Toc225179802"/>
+      <w:r>
+        <w:t>Selected Model</w:t>
+      </w:r>
       <w:bookmarkEnd w:id="46"/>
+    </w:p>
+    <w:p>
+      <w:r>
+        <w:t>None of the models indicate a statistically significant increase in aggressive or distracted driving behavior during</w:t>
+      </w:r>
+      <w:r>
+        <w:t xml:space="preserve"> and after</w:t>
+      </w:r>
+      <w:r>
+        <w:t xml:space="preserve"> COVID-19. All models produced similar results. The time series plots indicate some change</w:t>
+      </w:r>
+      <w:r>
+        <w:t>—either a drop or spike—</w:t>
+      </w:r>
+      <w:r>
+        <w:t>in aggressive and distracted driving, specifically with speeding</w:t>
+      </w:r>
+      <w:r>
+        <w:t>,</w:t>
+      </w:r>
+      <w:r>
+        <w:t xml:space="preserve"> cell phone use</w:t>
+      </w:r>
+      <w:r>
+        <w:t>, no clearance, and tailgating</w:t>
+      </w:r>
+      <w:r>
+        <w:t xml:space="preserve"> as shown below.</w:t>
+      </w:r>
+      <w:r>
+        <w:t xml:space="preserve"> A different algorithm or approach may detect these changes.</w:t>
+      </w:r>
+    </w:p>
+    <w:p/>
+    <w:tbl>
+      <w:tblPr>
+        <w:tblStyle w:val="TableGrid"/>
+        <w:tblW w:w="0" w:type="auto"/>
+        <w:tblBorders>
+          <w:top w:val="none" w:sz="0" w:space="0" w:color="auto"/>
+          <w:left w:val="none" w:sz="0" w:space="0" w:color="auto"/>
+          <w:bottom w:val="none" w:sz="0" w:space="0" w:color="auto"/>
+          <w:right w:val="none" w:sz="0" w:space="0" w:color="auto"/>
+          <w:insideH w:val="none" w:sz="0" w:space="0" w:color="auto"/>
+          <w:insideV w:val="none" w:sz="0" w:space="0" w:color="auto"/>
+        </w:tblBorders>
+        <w:tblLook w:val="04A0" w:firstRow="1" w:lastRow="0" w:firstColumn="1" w:lastColumn="0" w:noHBand="0" w:noVBand="1"/>
+      </w:tblPr>
+      <w:tblGrid>
+        <w:gridCol w:w="4680"/>
+        <w:gridCol w:w="4680"/>
+      </w:tblGrid>
+      <w:tr>
+        <w:tc>
+          <w:tcPr>
+            <w:tcW w:w="4675" w:type="dxa"/>
+          </w:tcPr>
+          <w:p>
+            <w:r>
+              <w:rPr>
+                <w:noProof/>
+                <w14:ligatures w14:val="standardContextual"/>
+              </w:rPr>
+              <w:lastRenderedPageBreak/>
+              <w:drawing>
+                <wp:inline distT="0" distB="0" distL="0" distR="0" wp14:anchorId="54DC84AB" wp14:editId="348A8F6A">
+                  <wp:extent cx="2853635" cy="2140226"/>
+                  <wp:effectExtent l="0" t="0" r="4445" b="0"/>
+                  <wp:docPr id="336778952" name="Picture 16"/>
+                  <wp:cNvGraphicFramePr>
+                    <a:graphicFrameLocks xmlns:a="http://schemas.openxmlformats.org/drawingml/2006/main" noChangeAspect="1"/>
+                  </wp:cNvGraphicFramePr>
+                  <a:graphic xmlns:a="http://schemas.openxmlformats.org/drawingml/2006/main">
+                    <a:graphicData uri="http://schemas.openxmlformats.org/drawingml/2006/picture">
+                      <pic:pic xmlns:pic="http://schemas.openxmlformats.org/drawingml/2006/picture">
+                        <pic:nvPicPr>
+                          <pic:cNvPr id="336778952" name="Picture 336778952"/>
+                          <pic:cNvPicPr/>
+                        </pic:nvPicPr>
+                        <pic:blipFill>
+                          <a:blip r:embed="rId9">
+                            <a:extLst>
+                              <a:ext uri="{28A0092B-C50C-407E-A947-70E740481C1C}">
+                                <a14:useLocalDpi xmlns:a14="http://schemas.microsoft.com/office/drawing/2010/main" val="0"/>
+                              </a:ext>
+                            </a:extLst>
+                          </a:blip>
+                          <a:stretch>
+                            <a:fillRect/>
+                          </a:stretch>
+                        </pic:blipFill>
+                        <pic:spPr>
+                          <a:xfrm>
+                            <a:off x="0" y="0"/>
+                            <a:ext cx="2918726" cy="2189044"/>
+                          </a:xfrm>
+                          <a:prstGeom prst="rect">
+                            <a:avLst/>
+                          </a:prstGeom>
+                        </pic:spPr>
+                      </pic:pic>
+                    </a:graphicData>
+                  </a:graphic>
+                </wp:inline>
+              </w:drawing>
+            </w:r>
+          </w:p>
+        </w:tc>
+        <w:tc>
+          <w:tcPr>
+            <w:tcW w:w="4675" w:type="dxa"/>
+          </w:tcPr>
+          <w:p>
+            <w:r>
+              <w:rPr>
+                <w:noProof/>
+                <w14:ligatures w14:val="standardContextual"/>
+              </w:rPr>
+              <w:drawing>
+                <wp:inline distT="0" distB="0" distL="0" distR="0" wp14:anchorId="72CC848C" wp14:editId="48280BA7">
+                  <wp:extent cx="2873513" cy="2155135"/>
+                  <wp:effectExtent l="0" t="0" r="0" b="4445"/>
+                  <wp:docPr id="836624654" name="Picture 14"/>
+                  <wp:cNvGraphicFramePr>
+                    <a:graphicFrameLocks xmlns:a="http://schemas.openxmlformats.org/drawingml/2006/main" noChangeAspect="1"/>
+                  </wp:cNvGraphicFramePr>
+                  <a:graphic xmlns:a="http://schemas.openxmlformats.org/drawingml/2006/main">
+                    <a:graphicData uri="http://schemas.openxmlformats.org/drawingml/2006/picture">
+                      <pic:pic xmlns:pic="http://schemas.openxmlformats.org/drawingml/2006/picture">
+                        <pic:nvPicPr>
+                          <pic:cNvPr id="836624654" name="Picture 836624654"/>
+                          <pic:cNvPicPr/>
+                        </pic:nvPicPr>
+                        <pic:blipFill>
+                          <a:blip r:embed="rId22">
+                            <a:extLst>
+                              <a:ext uri="{28A0092B-C50C-407E-A947-70E740481C1C}">
+                                <a14:useLocalDpi xmlns:a14="http://schemas.microsoft.com/office/drawing/2010/main" val="0"/>
+                              </a:ext>
+                            </a:extLst>
+                          </a:blip>
+                          <a:stretch>
+                            <a:fillRect/>
+                          </a:stretch>
+                        </pic:blipFill>
+                        <pic:spPr>
+                          <a:xfrm>
+                            <a:off x="0" y="0"/>
+                            <a:ext cx="2893129" cy="2169847"/>
+                          </a:xfrm>
+                          <a:prstGeom prst="rect">
+                            <a:avLst/>
+                          </a:prstGeom>
+                        </pic:spPr>
+                      </pic:pic>
+                    </a:graphicData>
+                  </a:graphic>
+                </wp:inline>
+              </w:drawing>
+            </w:r>
+          </w:p>
+        </w:tc>
+      </w:tr>
+      <w:tr>
+        <w:tc>
+          <w:tcPr>
+            <w:tcW w:w="4675" w:type="dxa"/>
+          </w:tcPr>
+          <w:p>
+            <w:r>
+              <w:rPr>
+                <w:noProof/>
+                <w14:ligatures w14:val="standardContextual"/>
+              </w:rPr>
+              <w:drawing>
+                <wp:inline distT="0" distB="0" distL="0" distR="0" wp14:anchorId="141EF66D" wp14:editId="53BDC33A">
+                  <wp:extent cx="2873513" cy="2155135"/>
+                  <wp:effectExtent l="0" t="0" r="0" b="4445"/>
+                  <wp:docPr id="1676704562" name="Picture 18"/>
+                  <wp:cNvGraphicFramePr>
+                    <a:graphicFrameLocks xmlns:a="http://schemas.openxmlformats.org/drawingml/2006/main" noChangeAspect="1"/>
+                  </wp:cNvGraphicFramePr>
+                  <a:graphic xmlns:a="http://schemas.openxmlformats.org/drawingml/2006/main">
+                    <a:graphicData uri="http://schemas.openxmlformats.org/drawingml/2006/picture">
+                      <pic:pic xmlns:pic="http://schemas.openxmlformats.org/drawingml/2006/picture">
+                        <pic:nvPicPr>
+                          <pic:cNvPr id="1676704562" name="Picture 1676704562"/>
+                          <pic:cNvPicPr/>
+                        </pic:nvPicPr>
+                        <pic:blipFill>
+                          <a:blip r:embed="rId15">
+                            <a:extLst>
+                              <a:ext uri="{28A0092B-C50C-407E-A947-70E740481C1C}">
+                                <a14:useLocalDpi xmlns:a14="http://schemas.microsoft.com/office/drawing/2010/main" val="0"/>
+                              </a:ext>
+                            </a:extLst>
+                          </a:blip>
+                          <a:stretch>
+                            <a:fillRect/>
+                          </a:stretch>
+                        </pic:blipFill>
+                        <pic:spPr>
+                          <a:xfrm>
+                            <a:off x="0" y="0"/>
+                            <a:ext cx="2885415" cy="2164061"/>
+                          </a:xfrm>
+                          <a:prstGeom prst="rect">
+                            <a:avLst/>
+                          </a:prstGeom>
+                        </pic:spPr>
+                      </pic:pic>
+                    </a:graphicData>
+                  </a:graphic>
+                </wp:inline>
+              </w:drawing>
+            </w:r>
+          </w:p>
+        </w:tc>
+        <w:tc>
+          <w:tcPr>
+            <w:tcW w:w="4675" w:type="dxa"/>
+          </w:tcPr>
+          <w:p>
+            <w:r>
+              <w:rPr>
+                <w:noProof/>
+                <w14:ligatures w14:val="standardContextual"/>
+              </w:rPr>
+              <w:drawing>
+                <wp:inline distT="0" distB="0" distL="0" distR="0" wp14:anchorId="0F9E6A20" wp14:editId="414819BA">
+                  <wp:extent cx="2833756" cy="2125317"/>
+                  <wp:effectExtent l="0" t="0" r="0" b="0"/>
+                  <wp:docPr id="1015462133" name="Picture 19"/>
+                  <wp:cNvGraphicFramePr>
+                    <a:graphicFrameLocks xmlns:a="http://schemas.openxmlformats.org/drawingml/2006/main" noChangeAspect="1"/>
+                  </wp:cNvGraphicFramePr>
+                  <a:graphic xmlns:a="http://schemas.openxmlformats.org/drawingml/2006/main">
+                    <a:graphicData uri="http://schemas.openxmlformats.org/drawingml/2006/picture">
+                      <pic:pic xmlns:pic="http://schemas.openxmlformats.org/drawingml/2006/picture">
+                        <pic:nvPicPr>
+                          <pic:cNvPr id="1015462133" name="Picture 1015462133"/>
+                          <pic:cNvPicPr/>
+                        </pic:nvPicPr>
+                        <pic:blipFill>
+                          <a:blip r:embed="rId23">
+                            <a:extLst>
+                              <a:ext uri="{28A0092B-C50C-407E-A947-70E740481C1C}">
+                                <a14:useLocalDpi xmlns:a14="http://schemas.microsoft.com/office/drawing/2010/main" val="0"/>
+                              </a:ext>
+                            </a:extLst>
+                          </a:blip>
+                          <a:stretch>
+                            <a:fillRect/>
+                          </a:stretch>
+                        </pic:blipFill>
+                        <pic:spPr>
+                          <a:xfrm>
+                            <a:off x="0" y="0"/>
+                            <a:ext cx="2863376" cy="2147532"/>
+                          </a:xfrm>
+                          <a:prstGeom prst="rect">
+                            <a:avLst/>
+                          </a:prstGeom>
+                        </pic:spPr>
+                      </pic:pic>
+                    </a:graphicData>
+                  </a:graphic>
+                </wp:inline>
+              </w:drawing>
+            </w:r>
+          </w:p>
+        </w:tc>
+      </w:tr>
+    </w:tbl>
+    <w:p/>
+    <w:p>
+      <w:pPr>
+        <w:pStyle w:val="Heading3"/>
+      </w:pPr>
+      <w:bookmarkStart w:id="47" w:name="_Toc225179803"/>
+      <w:r>
+        <w:t>Selection Justification</w:t>
+      </w:r>
+      <w:bookmarkEnd w:id="47"/>
+    </w:p>
+    <w:p>
+      <w:r>
+        <w:t xml:space="preserve">No model was selected for its ability to differentiate the aggressive driving classes. The logistic regression models for objectives 1 and 3 </w:t>
+      </w:r>
+      <w:r>
+        <w:t>were selected because the stakeholders are more likely to be familiar with this approach. T</w:t>
+      </w:r>
+      <w:r>
+        <w:t>he support vector machine models for objective 2</w:t>
+      </w:r>
+      <w:r>
+        <w:t xml:space="preserve"> were selected because they were the only models run for objective 3.</w:t>
+      </w:r>
+      <w:r>
+        <w:t xml:space="preserve"> </w:t>
+      </w:r>
+      <w:r>
+        <w:t xml:space="preserve">All selected models </w:t>
+      </w:r>
+      <w:r>
+        <w:t xml:space="preserve">were </w:t>
+      </w:r>
+      <w:r>
+        <w:t>chosen</w:t>
+      </w:r>
+      <w:r>
+        <w:t xml:space="preserve"> to show that there is no evidence that aggressive or distracted driving increased during COVID-19 and remained high.</w:t>
+      </w:r>
+      <w:r>
+        <w:t xml:space="preserve"> </w:t>
+      </w:r>
+    </w:p>
+    <w:p>
+      <w:pPr>
+        <w:pStyle w:val="Heading3"/>
+      </w:pPr>
+      <w:bookmarkStart w:id="48" w:name="_Toc225179804"/>
+      <w:r>
+        <w:t>Limitations and Risks</w:t>
+      </w:r>
+      <w:bookmarkEnd w:id="48"/>
+    </w:p>
+    <w:p>
+      <w:r>
+        <w:t>Model performance may accurately reflect reality; however, the computational drain when running multiple models with grid search was a significant limitation. Models ran for several hours even when grid search involved only 40 fits. This may be because of the nature of the data, which suggests these algorithms may not be the best choice for this data and problem scenario.</w:t>
+      </w:r>
+    </w:p>
+    <w:p>
+      <w:pPr>
+        <w:pStyle w:val="Heading2"/>
+      </w:pPr>
+      <w:bookmarkStart w:id="49" w:name="_Toc225179805"/>
+      <w:r>
+        <w:t>Conclusion</w:t>
+      </w:r>
+      <w:bookmarkEnd w:id="49"/>
+    </w:p>
+    <w:p>
+      <w:pPr>
+        <w:spacing w:before="120" w:after="120"/>
+      </w:pPr>
+      <w:r>
+        <w:t>The selected dataset consist</w:t>
+      </w:r>
+      <w:r>
+        <w:t>ing</w:t>
+      </w:r>
+      <w:r>
+        <w:t xml:space="preserve"> of </w:t>
+      </w:r>
+      <w:r>
+        <w:t>2</w:t>
+      </w:r>
+      <w:r>
+        <w:t>,</w:t>
+      </w:r>
+      <w:r>
+        <w:t>460</w:t>
+      </w:r>
+      <w:r>
+        <w:t>,</w:t>
+      </w:r>
+      <w:r>
+        <w:t>484</w:t>
+      </w:r>
+      <w:r>
+        <w:t xml:space="preserve"> crash records with 15 features (12 numeric, 1 datetime, 1 categorical, 1 numeric key) and with a 56/44 class split in the target variable AGGRESSIVE_DRIVING and a 5/95 class split in the target variable NHTSA_AGG_DRIVING. </w:t>
+      </w:r>
+    </w:p>
+    <w:p>
+      <w:pPr>
+        <w:spacing w:before="120" w:after="120"/>
+      </w:pPr>
+      <w:r>
+        <w:lastRenderedPageBreak/>
+        <w:t>R</w:t>
+      </w:r>
+      <w:r>
+        <w:t>esults</w:t>
+      </w:r>
+      <w:r>
+        <w:t xml:space="preserve"> from </w:t>
+      </w:r>
+      <w:r>
+        <w:t>modeling</w:t>
+      </w:r>
+      <w:r>
+        <w:t xml:space="preserve"> </w:t>
+      </w:r>
+      <w:r>
+        <w:t>PennDOT crash</w:t>
+      </w:r>
+      <w:r>
+        <w:t xml:space="preserve"> data</w:t>
+      </w:r>
+      <w:r>
+        <w:t xml:space="preserve"> do not support the public sentiment that aggressive or distracted driving increased during COVID-19 and remained high. </w:t>
+      </w:r>
+      <w:r>
+        <w:t xml:space="preserve">Results also do not support a change in </w:t>
+      </w:r>
+      <w:r>
+        <w:t xml:space="preserve">any </w:t>
+      </w:r>
+      <w:r>
+        <w:t>specific aggressive or distracted driving behaviors, modeled individually.</w:t>
+      </w:r>
+      <w:r>
+        <w:t xml:space="preserve"> Finally, r</w:t>
+      </w:r>
+      <w:r>
+        <w:t xml:space="preserve">esults do not support a </w:t>
+      </w:r>
+      <w:r>
+        <w:t>relationship</w:t>
+      </w:r>
+      <w:r>
+        <w:t xml:space="preserve"> between </w:t>
+      </w:r>
+      <w:r>
+        <w:t xml:space="preserve">COVID-19; </w:t>
+      </w:r>
+      <w:r>
+        <w:t>aggressive or distracted driving</w:t>
+      </w:r>
+      <w:r>
+        <w:t xml:space="preserve">; and </w:t>
+      </w:r>
+      <w:r>
+        <w:t xml:space="preserve">demographic characteristics </w:t>
+      </w:r>
+      <w:r>
+        <w:t>such as</w:t>
+      </w:r>
+      <w:r>
+        <w:t xml:space="preserve"> </w:t>
+      </w:r>
+      <w:r>
+        <w:t>age of the driver, urban or rural location of the crash, driver impairment, and status of the driver’s license</w:t>
+      </w:r>
+      <w:r>
+        <w:t>.</w:t>
+      </w:r>
+      <w:r>
+        <w:t xml:space="preserve"> </w:t>
+      </w:r>
+      <w:r>
+        <w:t xml:space="preserve">However, some visualizations </w:t>
+      </w:r>
+      <w:r>
+        <w:t xml:space="preserve">indicate </w:t>
+      </w:r>
+      <w:r>
+        <w:t>clear drops and spikes</w:t>
+      </w:r>
+      <w:r>
+        <w:t xml:space="preserve"> in specific driving behaviors of interest to the public.</w:t>
+      </w:r>
+      <w:r>
+        <w:t xml:space="preserve"> </w:t>
+      </w:r>
+    </w:p>
+    <w:p>
+      <w:pPr>
+        <w:spacing w:before="120" w:after="120"/>
+      </w:pPr>
+      <w:r>
+        <w:t>It is recommended that ARIMA modeling be conducted on pre-COVID data</w:t>
+      </w:r>
+      <w:r>
+        <w:t xml:space="preserve"> </w:t>
+      </w:r>
+      <w:r>
+        <w:t xml:space="preserve">to determine if the predicted time series diverge </w:t>
+      </w:r>
+      <w:r>
+        <w:t xml:space="preserve">from the post-COVID data. This could be done </w:t>
+      </w:r>
+      <w:r>
+        <w:t xml:space="preserve">for </w:t>
+      </w:r>
+      <w:r>
+        <w:t xml:space="preserve">AGGRESSIVE_DRIVING, NHTSA_AGG_DRIVING, and </w:t>
+      </w:r>
+      <w:r>
+        <w:t>individual aggressive and distracted driving behaviors.</w:t>
+      </w:r>
+      <w:r>
+        <w:t xml:space="preserve"> Additional data may also provide information that supports public sentiment. Traffic citations are public and </w:t>
+      </w:r>
+      <w:r>
+        <w:t>could be obtained from court records.</w:t>
+      </w:r>
+    </w:p>
+    <w:p>
+      <w:pPr>
+        <w:spacing w:before="120" w:after="120"/>
+      </w:pPr>
+      <w:r>
+        <w:t xml:space="preserve">The imbalanced nature of NHTSA_AGG_DRIVING and specific driving behaviors make modeling these outcomes difficult. Not all aggressive driving actions result in a crash, so the public sentiment could still be accurate even if the crash data do not support it. If the recommended time series analysis still indicates no statistically significant change in behavior, it is important to inform the public in a way that does not dismiss their personal experience. </w:t>
+      </w:r>
     </w:p>
     <w:p/>
     <w:p>
       <w:pPr>
-        <w:pStyle w:val="Heading3"/>
-      </w:pPr>
-      <w:bookmarkStart w:id="47" w:name="_Toc225109760"/>
-      <w:r>
-        <w:t>Selected Model</w:t>
-      </w:r>
-      <w:bookmarkEnd w:id="47"/>
-    </w:p>
-    <w:p/>
-    <w:p>
-      <w:pPr>
-        <w:pStyle w:val="Heading3"/>
-      </w:pPr>
-      <w:bookmarkStart w:id="48" w:name="_Toc225109761"/>
-      <w:r>
-        <w:t>Selection Justification</w:t>
-      </w:r>
-      <w:bookmarkEnd w:id="48"/>
-    </w:p>
-    <w:p/>
-    <w:p>
-      <w:pPr>
-        <w:pStyle w:val="Heading3"/>
-      </w:pPr>
-      <w:bookmarkStart w:id="49" w:name="_Toc225109762"/>
-      <w:r>
-        <w:t>Limitations and Risks</w:t>
-      </w:r>
-      <w:bookmarkEnd w:id="49"/>
-    </w:p>
-    <w:p/>
-    <w:p>
-      <w:pPr>
-        <w:pStyle w:val="Heading2"/>
-      </w:pPr>
-      <w:bookmarkStart w:id="50" w:name="_Toc225109763"/>
-      <w:r>
-        <w:t>Conclusion</w:t>
-      </w:r>
-      <w:bookmarkEnd w:id="50"/>
-    </w:p>
-    <w:p/>
-    <w:p/>
-    <w:p>
-      <w:pPr>
         <w:sectPr>
-          <w:footerReference w:type="even" r:id="rId20"/>
-          <w:footerReference w:type="default" r:id="rId21"/>
-          <w:footerReference w:type="first" r:id="rId22"/>
+          <w:footerReference w:type="even" r:id="rId24"/>
+          <w:footerReference w:type="default" r:id="rId25"/>
+          <w:footerReference w:type="first" r:id="rId26"/>
           <w:pgSz w:w="12240" w:h="15840"/>
           <w:pgMar w:top="1440" w:right="1440" w:bottom="1440" w:left="1440" w:header="720" w:footer="720" w:gutter="0"/>
           <w:cols w:space="720"/>
@@ -18486,9 +18742,9 @@
       <w:pPr>
         <w:pStyle w:val="Heading1"/>
       </w:pPr>
-      <w:bookmarkStart w:id="51" w:name="_Ref222161412"/>
-      <w:bookmarkStart w:id="52" w:name="_Ref225011442"/>
-      <w:bookmarkStart w:id="53" w:name="_Toc225109764"/>
+      <w:bookmarkStart w:id="50" w:name="_Ref222161412"/>
+      <w:bookmarkStart w:id="51" w:name="_Ref225011442"/>
+      <w:bookmarkStart w:id="52" w:name="_Toc225179806"/>
       <w:r>
         <w:lastRenderedPageBreak/>
         <w:t xml:space="preserve">Appendix A: </w:t>
@@ -18496,12 +18752,12 @@
       <w:r>
         <w:t xml:space="preserve">Data Dictionary for </w:t>
       </w:r>
+      <w:bookmarkEnd w:id="50"/>
+      <w:r>
+        <w:t>Final Dataset</w:t>
+      </w:r>
       <w:bookmarkEnd w:id="51"/>
-      <w:r>
-        <w:t>Final Dataset</w:t>
-      </w:r>
       <w:bookmarkEnd w:id="52"/>
-      <w:bookmarkEnd w:id="53"/>
     </w:p>
     <w:tbl>
       <w:tblPr>
@@ -18942,15 +19198,7 @@
                 <w:sz w:val="20"/>
                 <w:szCs w:val="20"/>
               </w:rPr>
-              <w:t xml:space="preserve">At least one driver </w:t>
-            </w:r>
-            <w:r>
-              <w:rPr>
-                <w:color w:val="000000"/>
-                <w:sz w:val="20"/>
-                <w:szCs w:val="20"/>
-              </w:rPr>
-              <w:t>using cell phone, either hand-held or hands-free</w:t>
+              <w:t>At least one driver using cell phone, either hand-held or hands-free</w:t>
             </w:r>
           </w:p>
         </w:tc>
@@ -21246,17 +21494,7 @@
                 <w:sz w:val="20"/>
                 <w:szCs w:val="20"/>
               </w:rPr>
-              <w:t>URBAN_RURAL</w:t>
-            </w:r>
-            <w:r>
-              <w:rPr>
-                <w:b w:val="0"/>
-                <w:bCs w:val="0"/>
-                <w:color w:val="000000"/>
-                <w:sz w:val="20"/>
-                <w:szCs w:val="20"/>
-              </w:rPr>
-              <w:t>x</w:t>
+              <w:t>URBAN_RURALx</w:t>
             </w:r>
             <w:proofErr w:type="spellEnd"/>
             <w:r>
@@ -21304,31 +21542,7 @@
                 <w:sz w:val="20"/>
                 <w:szCs w:val="20"/>
               </w:rPr>
-              <w:t>Decoded values</w:t>
-            </w:r>
-            <w:r>
-              <w:rPr>
-                <w:color w:val="000000"/>
-                <w:sz w:val="20"/>
-                <w:szCs w:val="20"/>
-              </w:rPr>
-              <w:t xml:space="preserve"> that identif</w:t>
-            </w:r>
-            <w:r>
-              <w:rPr>
-                <w:color w:val="000000"/>
-                <w:sz w:val="20"/>
-                <w:szCs w:val="20"/>
-              </w:rPr>
-              <w:t>y</w:t>
-            </w:r>
-            <w:r>
-              <w:rPr>
-                <w:color w:val="000000"/>
-                <w:sz w:val="20"/>
-                <w:szCs w:val="20"/>
-              </w:rPr>
-              <w:t xml:space="preserve"> the location of the crash as either urban or rural</w:t>
+              <w:t>Decoded values that identify the location of the crash as either urban or rural</w:t>
             </w:r>
           </w:p>
         </w:tc>
@@ -21444,23 +21658,7 @@
                 <w:sz w:val="20"/>
                 <w:szCs w:val="20"/>
               </w:rPr>
-              <w:t>[</w:t>
-            </w:r>
-            <w:r>
-              <w:rPr>
-                <w:color w:val="000000"/>
-                <w:sz w:val="20"/>
-                <w:szCs w:val="20"/>
-              </w:rPr>
-              <w:t>Rural, Urbanized</w:t>
-            </w:r>
-            <w:r>
-              <w:rPr>
-                <w:color w:val="000000"/>
-                <w:sz w:val="20"/>
-                <w:szCs w:val="20"/>
-              </w:rPr>
-              <w:t>]</w:t>
+              <w:t>[Rural, Urbanized]</w:t>
             </w:r>
           </w:p>
         </w:tc>
@@ -21539,7 +21737,7 @@
           <w:iCs/>
           <w:smallCaps/>
         </w:rPr>
-        <w:t>crash</w:t>
+        <w:t>CRASH</w:t>
       </w:r>
       <w:r>
         <w:rPr>
@@ -21567,8 +21765,8 @@
       <w:r>
         <w:t xml:space="preserve"> </w:t>
       </w:r>
-      <w:bookmarkStart w:id="54" w:name="_Ref221359088"/>
-      <w:bookmarkStart w:id="55" w:name="_Ref221449793"/>
+      <w:bookmarkStart w:id="53" w:name="_Ref221359088"/>
+      <w:bookmarkStart w:id="54" w:name="_Ref221449793"/>
     </w:p>
     <w:p>
       <w:pPr>
@@ -21585,11 +21783,11 @@
       <w:pPr>
         <w:pStyle w:val="Heading1"/>
       </w:pPr>
-      <w:bookmarkStart w:id="56" w:name="_Ref221902899"/>
+      <w:bookmarkStart w:id="55" w:name="_Ref221902899"/>
+      <w:bookmarkStart w:id="56" w:name="_Toc225179807"/>
       <w:bookmarkStart w:id="57" w:name="_Ref221819746"/>
-      <w:bookmarkStart w:id="58" w:name="_Toc225109765"/>
+      <w:bookmarkEnd w:id="53"/>
       <w:bookmarkEnd w:id="54"/>
-      <w:bookmarkEnd w:id="55"/>
       <w:r>
         <w:lastRenderedPageBreak/>
         <w:t xml:space="preserve">Appendix </w:t>
@@ -21604,26 +21802,19 @@
         <w:t>Coded</w:t>
       </w:r>
       <w:r>
+        <w:t xml:space="preserve"> CRASH</w:t>
+      </w:r>
+      <w:r>
         <w:t xml:space="preserve"> </w:t>
       </w:r>
       <w:r>
-        <w:rPr>
-          <w:rFonts w:cs="Times New Roman (Headings CS)"/>
-          <w:smallCaps/>
-        </w:rPr>
-        <w:t>crash</w:t>
-      </w:r>
-      <w:r>
-        <w:t xml:space="preserve"> </w:t>
-      </w:r>
-      <w:r>
         <w:t>Variable</w:t>
       </w:r>
       <w:r>
         <w:t xml:space="preserve"> Fields</w:t>
       </w:r>
+      <w:bookmarkEnd w:id="55"/>
       <w:bookmarkEnd w:id="56"/>
-      <w:bookmarkEnd w:id="58"/>
     </w:p>
     <w:tbl>
       <w:tblPr>
@@ -21880,7 +22071,6 @@
               </w:rPr>
               <w:t>: '</w:t>
             </w:r>
-            <w:proofErr w:type="gramStart"/>
             <w:r>
               <w:rPr>
                 <w:sz w:val="21"/>
@@ -21888,7 +22078,6 @@
               </w:rPr>
               <w:t>Non-Motorist</w:t>
             </w:r>
-            <w:proofErr w:type="gramEnd"/>
             <w:r>
               <w:rPr>
                 <w:sz w:val="21"/>
@@ -22043,7 +22232,7 @@
       </w:tr>
     </w:tbl>
     <w:p>
-      <w:bookmarkStart w:id="59" w:name="_Ref221902922"/>
+      <w:bookmarkStart w:id="58" w:name="_Ref221902922"/>
     </w:p>
     <w:p>
       <w:pPr>
@@ -22060,18 +22249,18 @@
         <w:br w:type="page"/>
       </w:r>
       <w:bookmarkEnd w:id="57"/>
-      <w:bookmarkEnd w:id="59"/>
+      <w:bookmarkEnd w:id="58"/>
     </w:p>
     <w:p>
       <w:pPr>
         <w:pStyle w:val="Heading1"/>
       </w:pPr>
-      <w:bookmarkStart w:id="60" w:name="_Toc225109766"/>
+      <w:bookmarkStart w:id="59" w:name="_Toc225179808"/>
       <w:r>
         <w:lastRenderedPageBreak/>
         <w:t>AI Statement of Use</w:t>
       </w:r>
-      <w:bookmarkEnd w:id="60"/>
+      <w:bookmarkEnd w:id="59"/>
     </w:p>
     <w:p>
       <w:r>
@@ -22092,11 +22281,11 @@
       <w:pPr>
         <w:pStyle w:val="Heading1"/>
       </w:pPr>
-      <w:bookmarkStart w:id="61" w:name="_Toc225109767"/>
+      <w:bookmarkStart w:id="60" w:name="_Toc225179809"/>
       <w:r>
         <w:t>Bibliography</w:t>
       </w:r>
-      <w:bookmarkEnd w:id="61"/>
+      <w:bookmarkEnd w:id="60"/>
     </w:p>
     <w:p>
       <w:pPr>
@@ -22116,7 +22305,7 @@
       <w:r>
         <w:t xml:space="preserve">. </w:t>
       </w:r>
-      <w:hyperlink r:id="rId23" w:history="1">
+      <w:hyperlink r:id="rId27" w:history="1">
         <w:r>
           <w:rPr>
             <w:rStyle w:val="Hyperlink"/>
@@ -22143,7 +22332,7 @@
       <w:r>
         <w:t xml:space="preserve">. </w:t>
       </w:r>
-      <w:hyperlink r:id="rId24" w:history="1">
+      <w:hyperlink r:id="rId28" w:history="1">
         <w:r>
           <w:rPr>
             <w:rStyle w:val="Hyperlink"/>
@@ -22167,7 +22356,7 @@
       <w:r>
         <w:t xml:space="preserve">. (n.d.). Retrieved February 1, 2026, from </w:t>
       </w:r>
-      <w:hyperlink r:id="rId25" w:history="1">
+      <w:hyperlink r:id="rId29" w:history="1">
         <w:r>
           <w:rPr>
             <w:rStyle w:val="Hyperlink"/>
@@ -22208,7 +22397,7 @@
       <w:r>
         <w:t xml:space="preserve">. </w:t>
       </w:r>
-      <w:hyperlink r:id="rId26" w:history="1">
+      <w:hyperlink r:id="rId30" w:history="1">
         <w:r>
           <w:rPr>
             <w:rStyle w:val="Hyperlink"/>
@@ -22243,7 +22432,7 @@
       <w:r>
         <w:t xml:space="preserve">. </w:t>
       </w:r>
-      <w:hyperlink r:id="rId27" w:history="1">
+      <w:hyperlink r:id="rId31" w:history="1">
         <w:r>
           <w:rPr>
             <w:rStyle w:val="Hyperlink"/>
@@ -22278,7 +22467,7 @@
       <w:r>
         <w:t xml:space="preserve">. </w:t>
       </w:r>
-      <w:hyperlink r:id="rId28" w:history="1">
+      <w:hyperlink r:id="rId32" w:history="1">
         <w:r>
           <w:rPr>
             <w:rStyle w:val="Hyperlink"/>
@@ -22305,7 +22494,7 @@
       <w:r>
         <w:t xml:space="preserve">. </w:t>
       </w:r>
-      <w:hyperlink r:id="rId29" w:history="1">
+      <w:hyperlink r:id="rId33" w:history="1">
         <w:r>
           <w:rPr>
             <w:rStyle w:val="Hyperlink"/>
@@ -22338,7 +22527,7 @@
       <w:r>
         <w:t xml:space="preserve">. </w:t>
       </w:r>
-      <w:hyperlink r:id="rId30" w:history="1">
+      <w:hyperlink r:id="rId34" w:history="1">
         <w:r>
           <w:rPr>
             <w:rStyle w:val="Hyperlink"/>
@@ -22365,7 +22554,7 @@
       <w:r>
         <w:t xml:space="preserve">. </w:t>
       </w:r>
-      <w:hyperlink r:id="rId31" w:history="1">
+      <w:hyperlink r:id="rId35" w:history="1">
         <w:r>
           <w:rPr>
             <w:rStyle w:val="Hyperlink"/>
@@ -22395,7 +22584,7 @@
       <w:r>
         <w:t xml:space="preserve">. Retrieved January 22, 2026, from </w:t>
       </w:r>
-      <w:hyperlink r:id="rId32" w:history="1">
+      <w:hyperlink r:id="rId36" w:history="1">
         <w:r>
           <w:rPr>
             <w:rStyle w:val="Hyperlink"/>
@@ -22419,7 +22608,7 @@
       <w:r>
         <w:t xml:space="preserve">. (n.d.). Pennsylvania Department of Transportation. Retrieved January 25, 2026, from </w:t>
       </w:r>
-      <w:hyperlink r:id="rId33" w:history="1">
+      <w:hyperlink r:id="rId37" w:history="1">
         <w:r>
           <w:rPr>
             <w:rStyle w:val="Hyperlink"/>
@@ -22446,7 +22635,7 @@
       <w:r>
         <w:t xml:space="preserve">. (n.d.). Retrieved January 25, 2026, from </w:t>
       </w:r>
-      <w:hyperlink r:id="rId34" w:history="1">
+      <w:hyperlink r:id="rId38" w:history="1">
         <w:r>
           <w:rPr>
             <w:rStyle w:val="Hyperlink"/>
@@ -22460,137 +22649,6 @@
         <w:spacing w:line="480" w:lineRule="auto"/>
         <w:ind w:left="480" w:hanging="480"/>
       </w:pPr>
-    </w:p>
-    <w:p>
-      <w:pPr>
-        <w:spacing w:line="480" w:lineRule="auto"/>
-        <w:ind w:left="480" w:hanging="480"/>
-      </w:pPr>
-    </w:p>
-    <w:p>
-      <w:pPr>
-        <w:spacing w:line="480" w:lineRule="auto"/>
-        <w:ind w:left="480" w:hanging="480"/>
-      </w:pPr>
-    </w:p>
-    <w:p>
-      <w:pPr>
-        <w:spacing w:line="480" w:lineRule="auto"/>
-        <w:ind w:left="480" w:hanging="480"/>
-      </w:pPr>
-      <w:r>
-        <w:lastRenderedPageBreak/>
-        <w:t xml:space="preserve">Brownlee, J. (2019, December 22). A Gentle Introduction to Imbalanced Classification. </w:t>
-      </w:r>
-      <w:r>
-        <w:rPr>
-          <w:i/>
-          <w:iCs/>
-        </w:rPr>
-        <w:t>MachineLearningMastery.Com</w:t>
-      </w:r>
-      <w:r>
-        <w:t xml:space="preserve">. </w:t>
-      </w:r>
-      <w:hyperlink r:id="rId35" w:history="1">
-        <w:r>
-          <w:rPr>
-            <w:rStyle w:val="Hyperlink"/>
-          </w:rPr>
-          <w:t>https://www.machinelearningmastery.com/what-is-imbalanced-classification/</w:t>
-        </w:r>
-      </w:hyperlink>
-    </w:p>
-    <w:p>
-      <w:pPr>
-        <w:spacing w:line="480" w:lineRule="auto"/>
-        <w:ind w:left="480" w:hanging="480"/>
-      </w:pPr>
-      <w:r>
-        <w:t xml:space="preserve">Brownlee, J. (2020, February 13). One-Class Classification Algorithms for Imbalanced Datasets. </w:t>
-      </w:r>
-      <w:r>
-        <w:rPr>
-          <w:i/>
-          <w:iCs/>
-        </w:rPr>
-        <w:t>MachineLearningMastery.Com</w:t>
-      </w:r>
-      <w:r>
-        <w:t xml:space="preserve">. </w:t>
-      </w:r>
-      <w:hyperlink r:id="rId36" w:history="1">
-        <w:r>
-          <w:rPr>
-            <w:rStyle w:val="Hyperlink"/>
-          </w:rPr>
-          <w:t>https://www.machinelearningmastery.com/one-class-classification-algorithms/</w:t>
-        </w:r>
-      </w:hyperlink>
-    </w:p>
-    <w:p>
-      <w:pPr>
-        <w:spacing w:line="480" w:lineRule="auto"/>
-        <w:ind w:left="480" w:hanging="480"/>
-      </w:pPr>
-      <w:r>
-        <w:rPr>
-          <w:i/>
-          <w:iCs/>
-        </w:rPr>
-        <w:t>Precision and Recall in Machine Learning</w:t>
-      </w:r>
-      <w:r>
-        <w:t xml:space="preserve">. (01:58:47+00:00). </w:t>
-      </w:r>
-      <w:proofErr w:type="spellStart"/>
-      <w:r>
-        <w:t>GeeksforGeeks</w:t>
-      </w:r>
-      <w:proofErr w:type="spellEnd"/>
-      <w:r>
-        <w:t xml:space="preserve">. </w:t>
-      </w:r>
-      <w:hyperlink r:id="rId37" w:history="1">
-        <w:r>
-          <w:rPr>
-            <w:rStyle w:val="Hyperlink"/>
-          </w:rPr>
-          <w:t>https://www.geeksforgeeks.org/machine-learning/precision-and-recall-in-machine-learning/</w:t>
-        </w:r>
-      </w:hyperlink>
-    </w:p>
-    <w:p>
-      <w:pPr>
-        <w:spacing w:line="480" w:lineRule="auto"/>
-        <w:ind w:left="480" w:hanging="480"/>
-      </w:pPr>
-      <w:r>
-        <w:rPr>
-          <w:i/>
-          <w:iCs/>
-        </w:rPr>
-        <w:t>What are the Advantages and Disadvantages of Random Forest?</w:t>
-      </w:r>
-      <w:r>
-        <w:t xml:space="preserve"> (17:42:10+00:00). </w:t>
-      </w:r>
-      <w:proofErr w:type="spellStart"/>
-      <w:r>
-        <w:t>GeeksforGeeks</w:t>
-      </w:r>
-      <w:proofErr w:type="spellEnd"/>
-      <w:r>
-        <w:t xml:space="preserve">. </w:t>
-      </w:r>
-      <w:hyperlink r:id="rId38" w:history="1">
-        <w:r>
-          <w:rPr>
-            <w:rStyle w:val="Hyperlink"/>
-          </w:rPr>
-          <w:t>https://www.geeksforgeeks.org/machine-learning/what-are-the-advantages-and-disadvantages-of-random-forest/</w:t>
-        </w:r>
-      </w:hyperlink>
     </w:p>
     <w:p/>
     <w:p>
@@ -22780,77 +22838,20 @@
 
 <file path=word/footer3.xml><?xml version="1.0" encoding="utf-8"?>
 <w:ftr xmlns:wpc="http://schemas.microsoft.com/office/word/2010/wordprocessingCanvas" xmlns:cx="http://schemas.microsoft.com/office/drawing/2014/chartex" xmlns:cx1="http://schemas.microsoft.com/office/drawing/2015/9/8/chartex" xmlns:cx2="http://schemas.microsoft.com/office/drawing/2015/10/21/chartex" xmlns:cx3="http://schemas.microsoft.com/office/drawing/2016/5/9/chartex" xmlns:cx4="http://schemas.microsoft.com/office/drawing/2016/5/10/chartex" xmlns:cx5="http://schemas.microsoft.com/office/drawing/2016/5/11/chartex" xmlns:cx6="http://schemas.microsoft.com/office/drawing/2016/5/12/chartex" xmlns:cx7="http://schemas.microsoft.com/office/drawing/2016/5/13/chartex" xmlns:cx8="http://schemas.microsoft.com/office/drawing/2016/5/14/chartex" xmlns:mc="http://schemas.openxmlformats.org/markup-compatibility/2006" xmlns:aink="http://schemas.microsoft.com/office/drawing/2016/ink" xmlns:am3d="http://schemas.microsoft.com/office/drawing/2017/model3d" xmlns:o="urn:schemas-microsoft-com:office:office" xmlns:oel="http://schemas.microsoft.com/office/2019/extlst" xmlns:r="http://schemas.openxmlformats.org/officeDocument/2006/relationships" xmlns:m="http://schemas.openxmlformats.org/officeDocument/2006/math" xmlns:v="urn:schemas-microsoft-com:vml" xmlns:wp14="http://schemas.microsoft.com/office/word/2010/wordprocessingDrawing" xmlns:wp="http://schemas.openxmlformats.org/drawingml/2006/wordprocessingDrawing" xmlns:w10="urn:schemas-microsoft-com:office:word" xmlns:w="http://schemas.openxmlformats.org/wordprocessingml/2006/main" xmlns:w14="http://schemas.microsoft.com/office/word/2010/wordml" xmlns:w15="http://schemas.microsoft.com/office/word/2012/wordml" xmlns:w16cex="http://schemas.microsoft.com/office/word/2018/wordml/cex" xmlns:w16cid="http://schemas.microsoft.com/office/word/2016/wordml/cid" xmlns:w16="http://schemas.microsoft.com/office/word/2018/wordml" xmlns:w16sdtdh="http://schemas.microsoft.com/office/word/2020/wordml/sdtdatahash" xmlns:w16se="http://schemas.microsoft.com/office/word/2015/wordml/symex" xmlns:wpg="http://schemas.microsoft.com/office/word/2010/wordprocessingGroup" xmlns:wpi="http://schemas.microsoft.com/office/word/2010/wordprocessingInk" xmlns:wne="http://schemas.microsoft.com/office/word/2006/wordml" xmlns:wps="http://schemas.microsoft.com/office/word/2010/wordprocessingShape" mc:Ignorable="w14 w15 w16se w16cid w16 w16cex w16sdtdh wp14">
-  <w:sdt>
-    <w:sdtPr>
+  <w:p>
+    <w:pPr>
+      <w:pStyle w:val="Footer"/>
+      <w:framePr w:wrap="none" w:vAnchor="text" w:hAnchor="margin" w:xAlign="right" w:y="1"/>
       <w:rPr>
         <w:rStyle w:val="PageNumber"/>
       </w:rPr>
-      <w:id w:val="1765717861"/>
-      <w:docPartObj>
-        <w:docPartGallery w:val="Page Numbers (Bottom of Page)"/>
-        <w:docPartUnique/>
-      </w:docPartObj>
-    </w:sdtPr>
-    <w:sdtContent>
-      <w:p>
-        <w:pPr>
-          <w:pStyle w:val="Footer"/>
-          <w:framePr w:wrap="none" w:vAnchor="text" w:hAnchor="margin" w:xAlign="right" w:y="1"/>
-          <w:rPr>
-            <w:rStyle w:val="PageNumber"/>
-          </w:rPr>
-        </w:pPr>
-        <w:r>
-          <w:rPr>
-            <w:rStyle w:val="PageNumber"/>
-          </w:rPr>
-          <w:fldChar w:fldCharType="begin"/>
-        </w:r>
-        <w:r>
-          <w:rPr>
-            <w:rStyle w:val="PageNumber"/>
-          </w:rPr>
-          <w:instrText xml:space="preserve"> PAGE </w:instrText>
-        </w:r>
-        <w:r>
-          <w:rPr>
-            <w:rStyle w:val="PageNumber"/>
-          </w:rPr>
-          <w:fldChar w:fldCharType="separate"/>
-        </w:r>
-        <w:r>
-          <w:rPr>
-            <w:rStyle w:val="PageNumber"/>
-            <w:noProof/>
-          </w:rPr>
-          <w:t>11</w:t>
-        </w:r>
-        <w:r>
-          <w:rPr>
-            <w:rStyle w:val="PageNumber"/>
-          </w:rPr>
-          <w:fldChar w:fldCharType="end"/>
-        </w:r>
-      </w:p>
-    </w:sdtContent>
-  </w:sdt>
+    </w:pPr>
+  </w:p>
   <w:p>
     <w:pPr>
       <w:pStyle w:val="Footer"/>
       <w:ind w:right="360"/>
     </w:pPr>
-    <w:r>
-      <w:t>Over</w:t>
-    </w:r>
-    <w:r>
-      <w:ptab w:relativeTo="margin" w:alignment="center" w:leader="none"/>
-    </w:r>
-    <w:r>
-      <w:t>COVID Drivers</w:t>
-    </w:r>
-    <w:r>
-      <w:ptab w:relativeTo="margin" w:alignment="right" w:leader="none"/>
-    </w:r>
   </w:p>
 </w:ftr>
 </file>
@@ -27142,6 +27143,7 @@
   <w:style w:type="character" w:default="1" w:styleId="DefaultParagraphFont">
     <w:name w:val="Default Paragraph Font"/>
     <w:uiPriority w:val="1"/>
+    <w:semiHidden/>
     <w:unhideWhenUsed/>
   </w:style>
   <w:style w:type="table" w:default="1" w:styleId="TableNormal">

--- a/Data_Preparation_and_Modeling_Report_over_lisa .docx
+++ b/Data_Preparation_and_Modeling_Report_over_lisa .docx
@@ -600,7 +600,7 @@
             </w:rPr>
             <w:fldChar w:fldCharType="separate"/>
           </w:r>
-          <w:hyperlink w:anchor="_Toc225179756" w:history="1">
+          <w:hyperlink w:anchor="_Toc225256895" w:history="1">
             <w:r>
               <w:rPr>
                 <w:rStyle w:val="Hyperlink"/>
@@ -627,7 +627,7 @@
                 <w:noProof/>
                 <w:webHidden/>
               </w:rPr>
-              <w:instrText xml:space="preserve"> PAGEREF _Toc225179756 \h </w:instrText>
+              <w:instrText xml:space="preserve"> PAGEREF _Toc225256895 \h </w:instrText>
             </w:r>
             <w:r>
               <w:rPr>
@@ -673,7 +673,7 @@
               <w:noProof/>
             </w:rPr>
           </w:pPr>
-          <w:hyperlink w:anchor="_Toc225179757" w:history="1">
+          <w:hyperlink w:anchor="_Toc225256896" w:history="1">
             <w:r>
               <w:rPr>
                 <w:rStyle w:val="Hyperlink"/>
@@ -700,7 +700,7 @@
                 <w:noProof/>
                 <w:webHidden/>
               </w:rPr>
-              <w:instrText xml:space="preserve"> PAGEREF _Toc225179757 \h </w:instrText>
+              <w:instrText xml:space="preserve"> PAGEREF _Toc225256896 \h </w:instrText>
             </w:r>
             <w:r>
               <w:rPr>
@@ -747,7 +747,7 @@
               <w:szCs w:val="24"/>
             </w:rPr>
           </w:pPr>
-          <w:hyperlink w:anchor="_Toc225179758" w:history="1">
+          <w:hyperlink w:anchor="_Toc225256897" w:history="1">
             <w:r>
               <w:rPr>
                 <w:rStyle w:val="Hyperlink"/>
@@ -792,7 +792,7 @@
                 <w:noProof/>
                 <w:webHidden/>
               </w:rPr>
-              <w:instrText xml:space="preserve"> PAGEREF _Toc225179758 \h </w:instrText>
+              <w:instrText xml:space="preserve"> PAGEREF _Toc225256897 \h </w:instrText>
             </w:r>
             <w:r>
               <w:rPr>
@@ -836,7 +836,7 @@
               <w:szCs w:val="24"/>
             </w:rPr>
           </w:pPr>
-          <w:hyperlink w:anchor="_Toc225179759" w:history="1">
+          <w:hyperlink w:anchor="_Toc225256898" w:history="1">
             <w:r>
               <w:rPr>
                 <w:rStyle w:val="Hyperlink"/>
@@ -863,7 +863,7 @@
                 <w:noProof/>
                 <w:webHidden/>
               </w:rPr>
-              <w:instrText xml:space="preserve"> PAGEREF _Toc225179759 \h </w:instrText>
+              <w:instrText xml:space="preserve"> PAGEREF _Toc225256898 \h </w:instrText>
             </w:r>
             <w:r>
               <w:rPr>
@@ -907,7 +907,7 @@
               <w:szCs w:val="24"/>
             </w:rPr>
           </w:pPr>
-          <w:hyperlink w:anchor="_Toc225179760" w:history="1">
+          <w:hyperlink w:anchor="_Toc225256899" w:history="1">
             <w:r>
               <w:rPr>
                 <w:rStyle w:val="Hyperlink"/>
@@ -934,7 +934,7 @@
                 <w:noProof/>
                 <w:webHidden/>
               </w:rPr>
-              <w:instrText xml:space="preserve"> PAGEREF _Toc225179760 \h </w:instrText>
+              <w:instrText xml:space="preserve"> PAGEREF _Toc225256899 \h </w:instrText>
             </w:r>
             <w:r>
               <w:rPr>
@@ -978,7 +978,7 @@
               <w:szCs w:val="24"/>
             </w:rPr>
           </w:pPr>
-          <w:hyperlink w:anchor="_Toc225179761" w:history="1">
+          <w:hyperlink w:anchor="_Toc225256900" w:history="1">
             <w:r>
               <w:rPr>
                 <w:rStyle w:val="Hyperlink"/>
@@ -1005,7 +1005,7 @@
                 <w:noProof/>
                 <w:webHidden/>
               </w:rPr>
-              <w:instrText xml:space="preserve"> PAGEREF _Toc225179761 \h </w:instrText>
+              <w:instrText xml:space="preserve"> PAGEREF _Toc225256900 \h </w:instrText>
             </w:r>
             <w:r>
               <w:rPr>
@@ -1049,7 +1049,7 @@
               <w:szCs w:val="24"/>
             </w:rPr>
           </w:pPr>
-          <w:hyperlink w:anchor="_Toc225179762" w:history="1">
+          <w:hyperlink w:anchor="_Toc225256901" w:history="1">
             <w:r>
               <w:rPr>
                 <w:rStyle w:val="Hyperlink"/>
@@ -1076,7 +1076,7 @@
                 <w:noProof/>
                 <w:webHidden/>
               </w:rPr>
-              <w:instrText xml:space="preserve"> PAGEREF _Toc225179762 \h </w:instrText>
+              <w:instrText xml:space="preserve"> PAGEREF _Toc225256901 \h </w:instrText>
             </w:r>
             <w:r>
               <w:rPr>
@@ -1120,7 +1120,7 @@
               <w:szCs w:val="24"/>
             </w:rPr>
           </w:pPr>
-          <w:hyperlink w:anchor="_Toc225179763" w:history="1">
+          <w:hyperlink w:anchor="_Toc225256902" w:history="1">
             <w:r>
               <w:rPr>
                 <w:rStyle w:val="Hyperlink"/>
@@ -1147,7 +1147,7 @@
                 <w:noProof/>
                 <w:webHidden/>
               </w:rPr>
-              <w:instrText xml:space="preserve"> PAGEREF _Toc225179763 \h </w:instrText>
+              <w:instrText xml:space="preserve"> PAGEREF _Toc225256902 \h </w:instrText>
             </w:r>
             <w:r>
               <w:rPr>
@@ -1191,7 +1191,7 @@
               <w:szCs w:val="24"/>
             </w:rPr>
           </w:pPr>
-          <w:hyperlink w:anchor="_Toc225179764" w:history="1">
+          <w:hyperlink w:anchor="_Toc225256903" w:history="1">
             <w:r>
               <w:rPr>
                 <w:rStyle w:val="Hyperlink"/>
@@ -1218,7 +1218,7 @@
                 <w:noProof/>
                 <w:webHidden/>
               </w:rPr>
-              <w:instrText xml:space="preserve"> PAGEREF _Toc225179764 \h </w:instrText>
+              <w:instrText xml:space="preserve"> PAGEREF _Toc225256903 \h </w:instrText>
             </w:r>
             <w:r>
               <w:rPr>
@@ -1265,7 +1265,7 @@
               <w:szCs w:val="24"/>
             </w:rPr>
           </w:pPr>
-          <w:hyperlink w:anchor="_Toc225179765" w:history="1">
+          <w:hyperlink w:anchor="_Toc225256904" w:history="1">
             <w:r>
               <w:rPr>
                 <w:rStyle w:val="Hyperlink"/>
@@ -1310,7 +1310,7 @@
                 <w:noProof/>
                 <w:webHidden/>
               </w:rPr>
-              <w:instrText xml:space="preserve"> PAGEREF _Toc225179765 \h </w:instrText>
+              <w:instrText xml:space="preserve"> PAGEREF _Toc225256904 \h </w:instrText>
             </w:r>
             <w:r>
               <w:rPr>
@@ -1354,7 +1354,7 @@
               <w:szCs w:val="24"/>
             </w:rPr>
           </w:pPr>
-          <w:hyperlink w:anchor="_Toc225179766" w:history="1">
+          <w:hyperlink w:anchor="_Toc225256905" w:history="1">
             <w:r>
               <w:rPr>
                 <w:rStyle w:val="Hyperlink"/>
@@ -1381,7 +1381,7 @@
                 <w:noProof/>
                 <w:webHidden/>
               </w:rPr>
-              <w:instrText xml:space="preserve"> PAGEREF _Toc225179766 \h </w:instrText>
+              <w:instrText xml:space="preserve"> PAGEREF _Toc225256905 \h </w:instrText>
             </w:r>
             <w:r>
               <w:rPr>
@@ -1425,7 +1425,7 @@
               <w:szCs w:val="24"/>
             </w:rPr>
           </w:pPr>
-          <w:hyperlink w:anchor="_Toc225179767" w:history="1">
+          <w:hyperlink w:anchor="_Toc225256906" w:history="1">
             <w:r>
               <w:rPr>
                 <w:rStyle w:val="Hyperlink"/>
@@ -1452,7 +1452,7 @@
                 <w:noProof/>
                 <w:webHidden/>
               </w:rPr>
-              <w:instrText xml:space="preserve"> PAGEREF _Toc225179767 \h </w:instrText>
+              <w:instrText xml:space="preserve"> PAGEREF _Toc225256906 \h </w:instrText>
             </w:r>
             <w:r>
               <w:rPr>
@@ -1496,7 +1496,7 @@
               <w:szCs w:val="24"/>
             </w:rPr>
           </w:pPr>
-          <w:hyperlink w:anchor="_Toc225179768" w:history="1">
+          <w:hyperlink w:anchor="_Toc225256907" w:history="1">
             <w:r>
               <w:rPr>
                 <w:rStyle w:val="Hyperlink"/>
@@ -1523,7 +1523,7 @@
                 <w:noProof/>
                 <w:webHidden/>
               </w:rPr>
-              <w:instrText xml:space="preserve"> PAGEREF _Toc225179768 \h </w:instrText>
+              <w:instrText xml:space="preserve"> PAGEREF _Toc225256907 \h </w:instrText>
             </w:r>
             <w:r>
               <w:rPr>
@@ -1567,7 +1567,7 @@
               <w:szCs w:val="24"/>
             </w:rPr>
           </w:pPr>
-          <w:hyperlink w:anchor="_Toc225179769" w:history="1">
+          <w:hyperlink w:anchor="_Toc225256908" w:history="1">
             <w:r>
               <w:rPr>
                 <w:rStyle w:val="Hyperlink"/>
@@ -1594,7 +1594,7 @@
                 <w:noProof/>
                 <w:webHidden/>
               </w:rPr>
-              <w:instrText xml:space="preserve"> PAGEREF _Toc225179769 \h </w:instrText>
+              <w:instrText xml:space="preserve"> PAGEREF _Toc225256908 \h </w:instrText>
             </w:r>
             <w:r>
               <w:rPr>
@@ -1638,7 +1638,7 @@
               <w:szCs w:val="24"/>
             </w:rPr>
           </w:pPr>
-          <w:hyperlink w:anchor="_Toc225179770" w:history="1">
+          <w:hyperlink w:anchor="_Toc225256909" w:history="1">
             <w:r>
               <w:rPr>
                 <w:rStyle w:val="Hyperlink"/>
@@ -1665,7 +1665,7 @@
                 <w:noProof/>
                 <w:webHidden/>
               </w:rPr>
-              <w:instrText xml:space="preserve"> PAGEREF _Toc225179770 \h </w:instrText>
+              <w:instrText xml:space="preserve"> PAGEREF _Toc225256909 \h </w:instrText>
             </w:r>
             <w:r>
               <w:rPr>
@@ -1712,7 +1712,7 @@
               <w:szCs w:val="24"/>
             </w:rPr>
           </w:pPr>
-          <w:hyperlink w:anchor="_Toc225179771" w:history="1">
+          <w:hyperlink w:anchor="_Toc225256910" w:history="1">
             <w:r>
               <w:rPr>
                 <w:rStyle w:val="Hyperlink"/>
@@ -1757,7 +1757,7 @@
                 <w:noProof/>
                 <w:webHidden/>
               </w:rPr>
-              <w:instrText xml:space="preserve"> PAGEREF _Toc225179771 \h </w:instrText>
+              <w:instrText xml:space="preserve"> PAGEREF _Toc225256910 \h </w:instrText>
             </w:r>
             <w:r>
               <w:rPr>
@@ -1801,7 +1801,7 @@
               <w:szCs w:val="24"/>
             </w:rPr>
           </w:pPr>
-          <w:hyperlink w:anchor="_Toc225179772" w:history="1">
+          <w:hyperlink w:anchor="_Toc225256911" w:history="1">
             <w:r>
               <w:rPr>
                 <w:rStyle w:val="Hyperlink"/>
@@ -1828,7 +1828,7 @@
                 <w:noProof/>
                 <w:webHidden/>
               </w:rPr>
-              <w:instrText xml:space="preserve"> PAGEREF _Toc225179772 \h </w:instrText>
+              <w:instrText xml:space="preserve"> PAGEREF _Toc225256911 \h </w:instrText>
             </w:r>
             <w:r>
               <w:rPr>
@@ -1872,7 +1872,7 @@
               <w:szCs w:val="24"/>
             </w:rPr>
           </w:pPr>
-          <w:hyperlink w:anchor="_Toc225179773" w:history="1">
+          <w:hyperlink w:anchor="_Toc225256912" w:history="1">
             <w:r>
               <w:rPr>
                 <w:rStyle w:val="Hyperlink"/>
@@ -1899,7 +1899,7 @@
                 <w:noProof/>
                 <w:webHidden/>
               </w:rPr>
-              <w:instrText xml:space="preserve"> PAGEREF _Toc225179773 \h </w:instrText>
+              <w:instrText xml:space="preserve"> PAGEREF _Toc225256912 \h </w:instrText>
             </w:r>
             <w:r>
               <w:rPr>
@@ -1943,7 +1943,7 @@
               <w:szCs w:val="24"/>
             </w:rPr>
           </w:pPr>
-          <w:hyperlink w:anchor="_Toc225179774" w:history="1">
+          <w:hyperlink w:anchor="_Toc225256913" w:history="1">
             <w:r>
               <w:rPr>
                 <w:rStyle w:val="Hyperlink"/>
@@ -1970,7 +1970,7 @@
                 <w:noProof/>
                 <w:webHidden/>
               </w:rPr>
-              <w:instrText xml:space="preserve"> PAGEREF _Toc225179774 \h </w:instrText>
+              <w:instrText xml:space="preserve"> PAGEREF _Toc225256913 \h </w:instrText>
             </w:r>
             <w:r>
               <w:rPr>
@@ -2014,7 +2014,7 @@
               <w:szCs w:val="24"/>
             </w:rPr>
           </w:pPr>
-          <w:hyperlink w:anchor="_Toc225179775" w:history="1">
+          <w:hyperlink w:anchor="_Toc225256914" w:history="1">
             <w:r>
               <w:rPr>
                 <w:rStyle w:val="Hyperlink"/>
@@ -2041,7 +2041,7 @@
                 <w:noProof/>
                 <w:webHidden/>
               </w:rPr>
-              <w:instrText xml:space="preserve"> PAGEREF _Toc225179775 \h </w:instrText>
+              <w:instrText xml:space="preserve"> PAGEREF _Toc225256914 \h </w:instrText>
             </w:r>
             <w:r>
               <w:rPr>
@@ -2085,7 +2085,7 @@
               <w:szCs w:val="24"/>
             </w:rPr>
           </w:pPr>
-          <w:hyperlink w:anchor="_Toc225179776" w:history="1">
+          <w:hyperlink w:anchor="_Toc225256915" w:history="1">
             <w:r>
               <w:rPr>
                 <w:rStyle w:val="Hyperlink"/>
@@ -2112,7 +2112,7 @@
                 <w:noProof/>
                 <w:webHidden/>
               </w:rPr>
-              <w:instrText xml:space="preserve"> PAGEREF _Toc225179776 \h </w:instrText>
+              <w:instrText xml:space="preserve"> PAGEREF _Toc225256915 \h </w:instrText>
             </w:r>
             <w:r>
               <w:rPr>
@@ -2158,7 +2158,7 @@
               <w:szCs w:val="24"/>
             </w:rPr>
           </w:pPr>
-          <w:hyperlink w:anchor="_Toc225179777" w:history="1">
+          <w:hyperlink w:anchor="_Toc225256916" w:history="1">
             <w:r>
               <w:rPr>
                 <w:rStyle w:val="Hyperlink"/>
@@ -2186,7 +2186,7 @@
                 <w:noProof/>
                 <w:webHidden/>
               </w:rPr>
-              <w:instrText xml:space="preserve"> PAGEREF _Toc225179777 \h </w:instrText>
+              <w:instrText xml:space="preserve"> PAGEREF _Toc225256916 \h </w:instrText>
             </w:r>
             <w:r>
               <w:rPr>
@@ -2230,7 +2230,7 @@
               <w:szCs w:val="24"/>
             </w:rPr>
           </w:pPr>
-          <w:hyperlink w:anchor="_Toc225179778" w:history="1">
+          <w:hyperlink w:anchor="_Toc225256917" w:history="1">
             <w:r>
               <w:rPr>
                 <w:rStyle w:val="Hyperlink"/>
@@ -2257,7 +2257,7 @@
                 <w:noProof/>
                 <w:webHidden/>
               </w:rPr>
-              <w:instrText xml:space="preserve"> PAGEREF _Toc225179778 \h </w:instrText>
+              <w:instrText xml:space="preserve"> PAGEREF _Toc225256917 \h </w:instrText>
             </w:r>
             <w:r>
               <w:rPr>
@@ -2301,7 +2301,7 @@
               <w:szCs w:val="24"/>
             </w:rPr>
           </w:pPr>
-          <w:hyperlink w:anchor="_Toc225179779" w:history="1">
+          <w:hyperlink w:anchor="_Toc225256918" w:history="1">
             <w:r>
               <w:rPr>
                 <w:rStyle w:val="Hyperlink"/>
@@ -2328,7 +2328,7 @@
                 <w:noProof/>
                 <w:webHidden/>
               </w:rPr>
-              <w:instrText xml:space="preserve"> PAGEREF _Toc225179779 \h </w:instrText>
+              <w:instrText xml:space="preserve"> PAGEREF _Toc225256918 \h </w:instrText>
             </w:r>
             <w:r>
               <w:rPr>
@@ -2372,7 +2372,7 @@
               <w:szCs w:val="24"/>
             </w:rPr>
           </w:pPr>
-          <w:hyperlink w:anchor="_Toc225179780" w:history="1">
+          <w:hyperlink w:anchor="_Toc225256919" w:history="1">
             <w:r>
               <w:rPr>
                 <w:rStyle w:val="Hyperlink"/>
@@ -2399,7 +2399,7 @@
                 <w:noProof/>
                 <w:webHidden/>
               </w:rPr>
-              <w:instrText xml:space="preserve"> PAGEREF _Toc225179780 \h </w:instrText>
+              <w:instrText xml:space="preserve"> PAGEREF _Toc225256919 \h </w:instrText>
             </w:r>
             <w:r>
               <w:rPr>
@@ -2443,7 +2443,7 @@
               <w:szCs w:val="24"/>
             </w:rPr>
           </w:pPr>
-          <w:hyperlink w:anchor="_Toc225179781" w:history="1">
+          <w:hyperlink w:anchor="_Toc225256920" w:history="1">
             <w:r>
               <w:rPr>
                 <w:rStyle w:val="Hyperlink"/>
@@ -2470,7 +2470,7 @@
                 <w:noProof/>
                 <w:webHidden/>
               </w:rPr>
-              <w:instrText xml:space="preserve"> PAGEREF _Toc225179781 \h </w:instrText>
+              <w:instrText xml:space="preserve"> PAGEREF _Toc225256920 \h </w:instrText>
             </w:r>
             <w:r>
               <w:rPr>
@@ -2514,7 +2514,7 @@
               <w:szCs w:val="24"/>
             </w:rPr>
           </w:pPr>
-          <w:hyperlink w:anchor="_Toc225179782" w:history="1">
+          <w:hyperlink w:anchor="_Toc225256921" w:history="1">
             <w:r>
               <w:rPr>
                 <w:rStyle w:val="Hyperlink"/>
@@ -2541,7 +2541,7 @@
                 <w:noProof/>
                 <w:webHidden/>
               </w:rPr>
-              <w:instrText xml:space="preserve"> PAGEREF _Toc225179782 \h </w:instrText>
+              <w:instrText xml:space="preserve"> PAGEREF _Toc225256921 \h </w:instrText>
             </w:r>
             <w:r>
               <w:rPr>
@@ -2587,7 +2587,7 @@
               <w:noProof/>
             </w:rPr>
           </w:pPr>
-          <w:hyperlink w:anchor="_Toc225179783" w:history="1">
+          <w:hyperlink w:anchor="_Toc225256922" w:history="1">
             <w:r>
               <w:rPr>
                 <w:rStyle w:val="Hyperlink"/>
@@ -2614,7 +2614,7 @@
                 <w:noProof/>
                 <w:webHidden/>
               </w:rPr>
-              <w:instrText xml:space="preserve"> PAGEREF _Toc225179783 \h </w:instrText>
+              <w:instrText xml:space="preserve"> PAGEREF _Toc225256922 \h </w:instrText>
             </w:r>
             <w:r>
               <w:rPr>
@@ -2660,7 +2660,7 @@
               <w:szCs w:val="24"/>
             </w:rPr>
           </w:pPr>
-          <w:hyperlink w:anchor="_Toc225179784" w:history="1">
+          <w:hyperlink w:anchor="_Toc225256923" w:history="1">
             <w:r>
               <w:rPr>
                 <w:rStyle w:val="Hyperlink"/>
@@ -2687,7 +2687,7 @@
                 <w:noProof/>
                 <w:webHidden/>
               </w:rPr>
-              <w:instrText xml:space="preserve"> PAGEREF _Toc225179784 \h </w:instrText>
+              <w:instrText xml:space="preserve"> PAGEREF _Toc225256923 \h </w:instrText>
             </w:r>
             <w:r>
               <w:rPr>
@@ -2731,7 +2731,7 @@
               <w:szCs w:val="24"/>
             </w:rPr>
           </w:pPr>
-          <w:hyperlink w:anchor="_Toc225179785" w:history="1">
+          <w:hyperlink w:anchor="_Toc225256924" w:history="1">
             <w:r>
               <w:rPr>
                 <w:rStyle w:val="Hyperlink"/>
@@ -2758,7 +2758,7 @@
                 <w:noProof/>
                 <w:webHidden/>
               </w:rPr>
-              <w:instrText xml:space="preserve"> PAGEREF _Toc225179785 \h </w:instrText>
+              <w:instrText xml:space="preserve"> PAGEREF _Toc225256924 \h </w:instrText>
             </w:r>
             <w:r>
               <w:rPr>
@@ -2802,7 +2802,7 @@
               <w:szCs w:val="24"/>
             </w:rPr>
           </w:pPr>
-          <w:hyperlink w:anchor="_Toc225179786" w:history="1">
+          <w:hyperlink w:anchor="_Toc225256925" w:history="1">
             <w:r>
               <w:rPr>
                 <w:rStyle w:val="Hyperlink"/>
@@ -2829,7 +2829,7 @@
                 <w:noProof/>
                 <w:webHidden/>
               </w:rPr>
-              <w:instrText xml:space="preserve"> PAGEREF _Toc225179786 \h </w:instrText>
+              <w:instrText xml:space="preserve"> PAGEREF _Toc225256925 \h </w:instrText>
             </w:r>
             <w:r>
               <w:rPr>
@@ -2873,7 +2873,7 @@
               <w:szCs w:val="24"/>
             </w:rPr>
           </w:pPr>
-          <w:hyperlink w:anchor="_Toc225179787" w:history="1">
+          <w:hyperlink w:anchor="_Toc225256926" w:history="1">
             <w:r>
               <w:rPr>
                 <w:rStyle w:val="Hyperlink"/>
@@ -2900,7 +2900,7 @@
                 <w:noProof/>
                 <w:webHidden/>
               </w:rPr>
-              <w:instrText xml:space="preserve"> PAGEREF _Toc225179787 \h </w:instrText>
+              <w:instrText xml:space="preserve"> PAGEREF _Toc225256926 \h </w:instrText>
             </w:r>
             <w:r>
               <w:rPr>
@@ -2944,7 +2944,7 @@
               <w:szCs w:val="24"/>
             </w:rPr>
           </w:pPr>
-          <w:hyperlink w:anchor="_Toc225179788" w:history="1">
+          <w:hyperlink w:anchor="_Toc225256927" w:history="1">
             <w:r>
               <w:rPr>
                 <w:rStyle w:val="Hyperlink"/>
@@ -2971,7 +2971,7 @@
                 <w:noProof/>
                 <w:webHidden/>
               </w:rPr>
-              <w:instrText xml:space="preserve"> PAGEREF _Toc225179788 \h </w:instrText>
+              <w:instrText xml:space="preserve"> PAGEREF _Toc225256927 \h </w:instrText>
             </w:r>
             <w:r>
               <w:rPr>
@@ -3015,7 +3015,7 @@
               <w:szCs w:val="24"/>
             </w:rPr>
           </w:pPr>
-          <w:hyperlink w:anchor="_Toc225179789" w:history="1">
+          <w:hyperlink w:anchor="_Toc225256928" w:history="1">
             <w:r>
               <w:rPr>
                 <w:rStyle w:val="Hyperlink"/>
@@ -3042,7 +3042,7 @@
                 <w:noProof/>
                 <w:webHidden/>
               </w:rPr>
-              <w:instrText xml:space="preserve"> PAGEREF _Toc225179789 \h </w:instrText>
+              <w:instrText xml:space="preserve"> PAGEREF _Toc225256928 \h </w:instrText>
             </w:r>
             <w:r>
               <w:rPr>
@@ -3088,7 +3088,7 @@
               <w:szCs w:val="24"/>
             </w:rPr>
           </w:pPr>
-          <w:hyperlink w:anchor="_Toc225179790" w:history="1">
+          <w:hyperlink w:anchor="_Toc225256929" w:history="1">
             <w:r>
               <w:rPr>
                 <w:rStyle w:val="Hyperlink"/>
@@ -3115,7 +3115,7 @@
                 <w:noProof/>
                 <w:webHidden/>
               </w:rPr>
-              <w:instrText xml:space="preserve"> PAGEREF _Toc225179790 \h </w:instrText>
+              <w:instrText xml:space="preserve"> PAGEREF _Toc225256929 \h </w:instrText>
             </w:r>
             <w:r>
               <w:rPr>
@@ -3159,7 +3159,7 @@
               <w:szCs w:val="24"/>
             </w:rPr>
           </w:pPr>
-          <w:hyperlink w:anchor="_Toc225179791" w:history="1">
+          <w:hyperlink w:anchor="_Toc225256930" w:history="1">
             <w:r>
               <w:rPr>
                 <w:rStyle w:val="Hyperlink"/>
@@ -3186,7 +3186,7 @@
                 <w:noProof/>
                 <w:webHidden/>
               </w:rPr>
-              <w:instrText xml:space="preserve"> PAGEREF _Toc225179791 \h </w:instrText>
+              <w:instrText xml:space="preserve"> PAGEREF _Toc225256930 \h </w:instrText>
             </w:r>
             <w:r>
               <w:rPr>
@@ -3230,7 +3230,7 @@
               <w:szCs w:val="24"/>
             </w:rPr>
           </w:pPr>
-          <w:hyperlink w:anchor="_Toc225179792" w:history="1">
+          <w:hyperlink w:anchor="_Toc225256931" w:history="1">
             <w:r>
               <w:rPr>
                 <w:rStyle w:val="Hyperlink"/>
@@ -3257,7 +3257,7 @@
                 <w:noProof/>
                 <w:webHidden/>
               </w:rPr>
-              <w:instrText xml:space="preserve"> PAGEREF _Toc225179792 \h </w:instrText>
+              <w:instrText xml:space="preserve"> PAGEREF _Toc225256931 \h </w:instrText>
             </w:r>
             <w:r>
               <w:rPr>
@@ -3301,7 +3301,7 @@
               <w:szCs w:val="24"/>
             </w:rPr>
           </w:pPr>
-          <w:hyperlink w:anchor="_Toc225179793" w:history="1">
+          <w:hyperlink w:anchor="_Toc225256932" w:history="1">
             <w:r>
               <w:rPr>
                 <w:rStyle w:val="Hyperlink"/>
@@ -3328,7 +3328,7 @@
                 <w:noProof/>
                 <w:webHidden/>
               </w:rPr>
-              <w:instrText xml:space="preserve"> PAGEREF _Toc225179793 \h </w:instrText>
+              <w:instrText xml:space="preserve"> PAGEREF _Toc225256932 \h </w:instrText>
             </w:r>
             <w:r>
               <w:rPr>
@@ -3372,7 +3372,7 @@
               <w:szCs w:val="24"/>
             </w:rPr>
           </w:pPr>
-          <w:hyperlink w:anchor="_Toc225179794" w:history="1">
+          <w:hyperlink w:anchor="_Toc225256933" w:history="1">
             <w:r>
               <w:rPr>
                 <w:rStyle w:val="Hyperlink"/>
@@ -3399,7 +3399,7 @@
                 <w:noProof/>
                 <w:webHidden/>
               </w:rPr>
-              <w:instrText xml:space="preserve"> PAGEREF _Toc225179794 \h </w:instrText>
+              <w:instrText xml:space="preserve"> PAGEREF _Toc225256933 \h </w:instrText>
             </w:r>
             <w:r>
               <w:rPr>
@@ -3445,7 +3445,7 @@
               <w:szCs w:val="24"/>
             </w:rPr>
           </w:pPr>
-          <w:hyperlink w:anchor="_Toc225179795" w:history="1">
+          <w:hyperlink w:anchor="_Toc225256934" w:history="1">
             <w:r>
               <w:rPr>
                 <w:rStyle w:val="Hyperlink"/>
@@ -3472,7 +3472,7 @@
                 <w:noProof/>
                 <w:webHidden/>
               </w:rPr>
-              <w:instrText xml:space="preserve"> PAGEREF _Toc225179795 \h </w:instrText>
+              <w:instrText xml:space="preserve"> PAGEREF _Toc225256934 \h </w:instrText>
             </w:r>
             <w:r>
               <w:rPr>
@@ -3516,7 +3516,7 @@
               <w:szCs w:val="24"/>
             </w:rPr>
           </w:pPr>
-          <w:hyperlink w:anchor="_Toc225179796" w:history="1">
+          <w:hyperlink w:anchor="_Toc225256935" w:history="1">
             <w:r>
               <w:rPr>
                 <w:rStyle w:val="Hyperlink"/>
@@ -3543,7 +3543,7 @@
                 <w:noProof/>
                 <w:webHidden/>
               </w:rPr>
-              <w:instrText xml:space="preserve"> PAGEREF _Toc225179796 \h </w:instrText>
+              <w:instrText xml:space="preserve"> PAGEREF _Toc225256935 \h </w:instrText>
             </w:r>
             <w:r>
               <w:rPr>
@@ -3587,7 +3587,7 @@
               <w:szCs w:val="24"/>
             </w:rPr>
           </w:pPr>
-          <w:hyperlink w:anchor="_Toc225179797" w:history="1">
+          <w:hyperlink w:anchor="_Toc225256936" w:history="1">
             <w:r>
               <w:rPr>
                 <w:rStyle w:val="Hyperlink"/>
@@ -3614,7 +3614,7 @@
                 <w:noProof/>
                 <w:webHidden/>
               </w:rPr>
-              <w:instrText xml:space="preserve"> PAGEREF _Toc225179797 \h </w:instrText>
+              <w:instrText xml:space="preserve"> PAGEREF _Toc225256936 \h </w:instrText>
             </w:r>
             <w:r>
               <w:rPr>
@@ -3658,7 +3658,7 @@
               <w:szCs w:val="24"/>
             </w:rPr>
           </w:pPr>
-          <w:hyperlink w:anchor="_Toc225179798" w:history="1">
+          <w:hyperlink w:anchor="_Toc225256937" w:history="1">
             <w:r>
               <w:rPr>
                 <w:rStyle w:val="Hyperlink"/>
@@ -3685,7 +3685,7 @@
                 <w:noProof/>
                 <w:webHidden/>
               </w:rPr>
-              <w:instrText xml:space="preserve"> PAGEREF _Toc225179798 \h </w:instrText>
+              <w:instrText xml:space="preserve"> PAGEREF _Toc225256937 \h </w:instrText>
             </w:r>
             <w:r>
               <w:rPr>
@@ -3729,7 +3729,7 @@
               <w:szCs w:val="24"/>
             </w:rPr>
           </w:pPr>
-          <w:hyperlink w:anchor="_Toc225179799" w:history="1">
+          <w:hyperlink w:anchor="_Toc225256938" w:history="1">
             <w:r>
               <w:rPr>
                 <w:rStyle w:val="Hyperlink"/>
@@ -3756,7 +3756,7 @@
                 <w:noProof/>
                 <w:webHidden/>
               </w:rPr>
-              <w:instrText xml:space="preserve"> PAGEREF _Toc225179799 \h </w:instrText>
+              <w:instrText xml:space="preserve"> PAGEREF _Toc225256938 \h </w:instrText>
             </w:r>
             <w:r>
               <w:rPr>
@@ -3800,7 +3800,7 @@
               <w:szCs w:val="24"/>
             </w:rPr>
           </w:pPr>
-          <w:hyperlink w:anchor="_Toc225179800" w:history="1">
+          <w:hyperlink w:anchor="_Toc225256939" w:history="1">
             <w:r>
               <w:rPr>
                 <w:rStyle w:val="Hyperlink"/>
@@ -3827,7 +3827,7 @@
                 <w:noProof/>
                 <w:webHidden/>
               </w:rPr>
-              <w:instrText xml:space="preserve"> PAGEREF _Toc225179800 \h </w:instrText>
+              <w:instrText xml:space="preserve"> PAGEREF _Toc225256939 \h </w:instrText>
             </w:r>
             <w:r>
               <w:rPr>
@@ -3873,7 +3873,7 @@
               <w:szCs w:val="24"/>
             </w:rPr>
           </w:pPr>
-          <w:hyperlink w:anchor="_Toc225179801" w:history="1">
+          <w:hyperlink w:anchor="_Toc225256940" w:history="1">
             <w:r>
               <w:rPr>
                 <w:rStyle w:val="Hyperlink"/>
@@ -3900,7 +3900,7 @@
                 <w:noProof/>
                 <w:webHidden/>
               </w:rPr>
-              <w:instrText xml:space="preserve"> PAGEREF _Toc225179801 \h </w:instrText>
+              <w:instrText xml:space="preserve"> PAGEREF _Toc225256940 \h </w:instrText>
             </w:r>
             <w:r>
               <w:rPr>
@@ -3944,7 +3944,7 @@
               <w:szCs w:val="24"/>
             </w:rPr>
           </w:pPr>
-          <w:hyperlink w:anchor="_Toc225179802" w:history="1">
+          <w:hyperlink w:anchor="_Toc225256941" w:history="1">
             <w:r>
               <w:rPr>
                 <w:rStyle w:val="Hyperlink"/>
@@ -3971,7 +3971,7 @@
                 <w:noProof/>
                 <w:webHidden/>
               </w:rPr>
-              <w:instrText xml:space="preserve"> PAGEREF _Toc225179802 \h </w:instrText>
+              <w:instrText xml:space="preserve"> PAGEREF _Toc225256941 \h </w:instrText>
             </w:r>
             <w:r>
               <w:rPr>
@@ -4015,7 +4015,7 @@
               <w:szCs w:val="24"/>
             </w:rPr>
           </w:pPr>
-          <w:hyperlink w:anchor="_Toc225179803" w:history="1">
+          <w:hyperlink w:anchor="_Toc225256942" w:history="1">
             <w:r>
               <w:rPr>
                 <w:rStyle w:val="Hyperlink"/>
@@ -4042,7 +4042,7 @@
                 <w:noProof/>
                 <w:webHidden/>
               </w:rPr>
-              <w:instrText xml:space="preserve"> PAGEREF _Toc225179803 \h </w:instrText>
+              <w:instrText xml:space="preserve"> PAGEREF _Toc225256942 \h </w:instrText>
             </w:r>
             <w:r>
               <w:rPr>
@@ -4086,7 +4086,7 @@
               <w:szCs w:val="24"/>
             </w:rPr>
           </w:pPr>
-          <w:hyperlink w:anchor="_Toc225179804" w:history="1">
+          <w:hyperlink w:anchor="_Toc225256943" w:history="1">
             <w:r>
               <w:rPr>
                 <w:rStyle w:val="Hyperlink"/>
@@ -4113,80 +4113,7 @@
                 <w:noProof/>
                 <w:webHidden/>
               </w:rPr>
-              <w:instrText xml:space="preserve"> PAGEREF _Toc225179804 \h </w:instrText>
-            </w:r>
-            <w:r>
-              <w:rPr>
-                <w:noProof/>
-                <w:webHidden/>
-              </w:rPr>
-            </w:r>
-            <w:r>
-              <w:rPr>
-                <w:noProof/>
-                <w:webHidden/>
-              </w:rPr>
-              <w:fldChar w:fldCharType="separate"/>
-            </w:r>
-            <w:r>
-              <w:rPr>
-                <w:noProof/>
-                <w:webHidden/>
-              </w:rPr>
-              <w:t>25</w:t>
-            </w:r>
-            <w:r>
-              <w:rPr>
-                <w:noProof/>
-                <w:webHidden/>
-              </w:rPr>
-              <w:fldChar w:fldCharType="end"/>
-            </w:r>
-          </w:hyperlink>
-        </w:p>
-        <w:p>
-          <w:pPr>
-            <w:pStyle w:val="TOC2"/>
-            <w:tabs>
-              <w:tab w:val="right" w:leader="dot" w:pos="9350"/>
-            </w:tabs>
-            <w:rPr>
-              <w:rFonts w:eastAsiaTheme="minorEastAsia" w:cstheme="minorBidi"/>
-              <w:b w:val="0"/>
-              <w:bCs w:val="0"/>
-              <w:noProof/>
-              <w:sz w:val="24"/>
-              <w:szCs w:val="24"/>
-            </w:rPr>
-          </w:pPr>
-          <w:hyperlink w:anchor="_Toc225179805" w:history="1">
-            <w:r>
-              <w:rPr>
-                <w:rStyle w:val="Hyperlink"/>
-                <w:noProof/>
-              </w:rPr>
-              <w:t>Conclusion</w:t>
-            </w:r>
-            <w:r>
-              <w:rPr>
-                <w:noProof/>
-                <w:webHidden/>
-              </w:rPr>
-              <w:tab/>
-            </w:r>
-            <w:r>
-              <w:rPr>
-                <w:noProof/>
-                <w:webHidden/>
-              </w:rPr>
-              <w:fldChar w:fldCharType="begin"/>
-            </w:r>
-            <w:r>
-              <w:rPr>
-                <w:noProof/>
-                <w:webHidden/>
-              </w:rPr>
-              <w:instrText xml:space="preserve"> PAGEREF _Toc225179805 \h </w:instrText>
+              <w:instrText xml:space="preserve"> PAGEREF _Toc225256943 \h </w:instrText>
             </w:r>
             <w:r>
               <w:rPr>
@@ -4232,13 +4159,13 @@
               <w:noProof/>
             </w:rPr>
           </w:pPr>
-          <w:hyperlink w:anchor="_Toc225179806" w:history="1">
+          <w:hyperlink w:anchor="_Toc225256944" w:history="1">
             <w:r>
               <w:rPr>
                 <w:rStyle w:val="Hyperlink"/>
                 <w:noProof/>
               </w:rPr>
-              <w:t>Appendix A: Data Dictionary for Final Dataset</w:t>
+              <w:t>Conclusion</w:t>
             </w:r>
             <w:r>
               <w:rPr>
@@ -4259,7 +4186,7 @@
                 <w:noProof/>
                 <w:webHidden/>
               </w:rPr>
-              <w:instrText xml:space="preserve"> PAGEREF _Toc225179806 \h </w:instrText>
+              <w:instrText xml:space="preserve"> PAGEREF _Toc225256944 \h </w:instrText>
             </w:r>
             <w:r>
               <w:rPr>
@@ -4279,7 +4206,7 @@
                 <w:noProof/>
                 <w:webHidden/>
               </w:rPr>
-              <w:t>27</w:t>
+              <w:t>25</w:t>
             </w:r>
             <w:r>
               <w:rPr>
@@ -4305,13 +4232,13 @@
               <w:noProof/>
             </w:rPr>
           </w:pPr>
-          <w:hyperlink w:anchor="_Toc225179807" w:history="1">
+          <w:hyperlink w:anchor="_Toc225256945" w:history="1">
             <w:r>
               <w:rPr>
                 <w:rStyle w:val="Hyperlink"/>
                 <w:noProof/>
               </w:rPr>
-              <w:t>Appendix B: Coded CRASH Variable Fields</w:t>
+              <w:t>Appendix A: Data Dictionary for Final Dataset</w:t>
             </w:r>
             <w:r>
               <w:rPr>
@@ -4332,7 +4259,7 @@
                 <w:noProof/>
                 <w:webHidden/>
               </w:rPr>
-              <w:instrText xml:space="preserve"> PAGEREF _Toc225179807 \h </w:instrText>
+              <w:instrText xml:space="preserve"> PAGEREF _Toc225256945 \h </w:instrText>
             </w:r>
             <w:r>
               <w:rPr>
@@ -4352,7 +4279,7 @@
                 <w:noProof/>
                 <w:webHidden/>
               </w:rPr>
-              <w:t>29</w:t>
+              <w:t>27</w:t>
             </w:r>
             <w:r>
               <w:rPr>
@@ -4378,13 +4305,13 @@
               <w:noProof/>
             </w:rPr>
           </w:pPr>
-          <w:hyperlink w:anchor="_Toc225179808" w:history="1">
+          <w:hyperlink w:anchor="_Toc225256946" w:history="1">
             <w:r>
               <w:rPr>
                 <w:rStyle w:val="Hyperlink"/>
                 <w:noProof/>
               </w:rPr>
-              <w:t>AI Statement of Use</w:t>
+              <w:t>Appendix B: Coded CRASH Variable Fields</w:t>
             </w:r>
             <w:r>
               <w:rPr>
@@ -4405,7 +4332,7 @@
                 <w:noProof/>
                 <w:webHidden/>
               </w:rPr>
-              <w:instrText xml:space="preserve"> PAGEREF _Toc225179808 \h </w:instrText>
+              <w:instrText xml:space="preserve"> PAGEREF _Toc225256946 \h </w:instrText>
             </w:r>
             <w:r>
               <w:rPr>
@@ -4425,7 +4352,7 @@
                 <w:noProof/>
                 <w:webHidden/>
               </w:rPr>
-              <w:t>30</w:t>
+              <w:t>29</w:t>
             </w:r>
             <w:r>
               <w:rPr>
@@ -4451,12 +4378,85 @@
               <w:noProof/>
             </w:rPr>
           </w:pPr>
-          <w:hyperlink w:anchor="_Toc225179809" w:history="1">
+          <w:hyperlink w:anchor="_Toc225256947" w:history="1">
             <w:r>
               <w:rPr>
                 <w:rStyle w:val="Hyperlink"/>
                 <w:noProof/>
               </w:rPr>
+              <w:t>AI Statement of Use</w:t>
+            </w:r>
+            <w:r>
+              <w:rPr>
+                <w:noProof/>
+                <w:webHidden/>
+              </w:rPr>
+              <w:tab/>
+            </w:r>
+            <w:r>
+              <w:rPr>
+                <w:noProof/>
+                <w:webHidden/>
+              </w:rPr>
+              <w:fldChar w:fldCharType="begin"/>
+            </w:r>
+            <w:r>
+              <w:rPr>
+                <w:noProof/>
+                <w:webHidden/>
+              </w:rPr>
+              <w:instrText xml:space="preserve"> PAGEREF _Toc225256947 \h </w:instrText>
+            </w:r>
+            <w:r>
+              <w:rPr>
+                <w:noProof/>
+                <w:webHidden/>
+              </w:rPr>
+            </w:r>
+            <w:r>
+              <w:rPr>
+                <w:noProof/>
+                <w:webHidden/>
+              </w:rPr>
+              <w:fldChar w:fldCharType="separate"/>
+            </w:r>
+            <w:r>
+              <w:rPr>
+                <w:noProof/>
+                <w:webHidden/>
+              </w:rPr>
+              <w:t>30</w:t>
+            </w:r>
+            <w:r>
+              <w:rPr>
+                <w:noProof/>
+                <w:webHidden/>
+              </w:rPr>
+              <w:fldChar w:fldCharType="end"/>
+            </w:r>
+          </w:hyperlink>
+        </w:p>
+        <w:p>
+          <w:pPr>
+            <w:pStyle w:val="TOC1"/>
+            <w:tabs>
+              <w:tab w:val="right" w:leader="dot" w:pos="9350"/>
+            </w:tabs>
+            <w:rPr>
+              <w:rFonts w:eastAsiaTheme="minorEastAsia" w:cstheme="minorBidi"/>
+              <w:b w:val="0"/>
+              <w:bCs w:val="0"/>
+              <w:i w:val="0"/>
+              <w:iCs w:val="0"/>
+              <w:noProof/>
+            </w:rPr>
+          </w:pPr>
+          <w:hyperlink w:anchor="_Toc225256948" w:history="1">
+            <w:r>
+              <w:rPr>
+                <w:rStyle w:val="Hyperlink"/>
+                <w:noProof/>
+              </w:rPr>
               <w:t>Bibliography</w:t>
             </w:r>
             <w:r>
@@ -4478,7 +4478,7 @@
                 <w:noProof/>
                 <w:webHidden/>
               </w:rPr>
-              <w:instrText xml:space="preserve"> PAGEREF _Toc225179809 \h </w:instrText>
+              <w:instrText xml:space="preserve"> PAGEREF _Toc225256948 \h </w:instrText>
             </w:r>
             <w:r>
               <w:rPr>
@@ -4546,7 +4546,7 @@
       <w:pPr>
         <w:pStyle w:val="Heading1"/>
       </w:pPr>
-      <w:bookmarkStart w:id="0" w:name="_Toc225179756"/>
+      <w:bookmarkStart w:id="0" w:name="_Toc225256895"/>
       <w:r>
         <w:lastRenderedPageBreak/>
         <w:t>Introduction</w:t>
@@ -4985,7 +4985,7 @@
       <w:pPr>
         <w:pStyle w:val="Heading1"/>
       </w:pPr>
-      <w:bookmarkStart w:id="1" w:name="_Toc225179757"/>
+      <w:bookmarkStart w:id="1" w:name="_Toc225256896"/>
       <w:r>
         <w:lastRenderedPageBreak/>
         <w:t xml:space="preserve">Section 1: </w:t>
@@ -5003,7 +5003,7 @@
           <w:numId w:val="22"/>
         </w:numPr>
       </w:pPr>
-      <w:bookmarkStart w:id="2" w:name="_Toc225179758"/>
+      <w:bookmarkStart w:id="2" w:name="_Toc225256897"/>
       <w:r>
         <w:t>Data Selection Rationale</w:t>
       </w:r>
@@ -5013,7 +5013,7 @@
       <w:pPr>
         <w:pStyle w:val="Heading3"/>
       </w:pPr>
-      <w:bookmarkStart w:id="3" w:name="_Toc225179759"/>
+      <w:bookmarkStart w:id="3" w:name="_Toc225256898"/>
       <w:r>
         <w:t>Introduction</w:t>
       </w:r>
@@ -5937,7 +5937,7 @@
       <w:pPr>
         <w:pStyle w:val="Heading3"/>
       </w:pPr>
-      <w:bookmarkStart w:id="4" w:name="_Toc225179760"/>
+      <w:bookmarkStart w:id="4" w:name="_Toc225256899"/>
       <w:r>
         <w:t>Variable Selection</w:t>
       </w:r>
@@ -7361,7 +7361,7 @@
       <w:pPr>
         <w:pStyle w:val="Heading3"/>
       </w:pPr>
-      <w:bookmarkStart w:id="5" w:name="_Toc225179761"/>
+      <w:bookmarkStart w:id="5" w:name="_Toc225256900"/>
       <w:r>
         <w:t>Temporal Selection</w:t>
       </w:r>
@@ -7385,7 +7385,7 @@
       <w:pPr>
         <w:pStyle w:val="Heading3"/>
       </w:pPr>
-      <w:bookmarkStart w:id="6" w:name="_Toc225179762"/>
+      <w:bookmarkStart w:id="6" w:name="_Toc225256901"/>
       <w:r>
         <w:t>Record Selection</w:t>
       </w:r>
@@ -7412,7 +7412,7 @@
       <w:pPr>
         <w:pStyle w:val="Heading3"/>
       </w:pPr>
-      <w:bookmarkStart w:id="7" w:name="_Toc225179763"/>
+      <w:bookmarkStart w:id="7" w:name="_Toc225256902"/>
       <w:r>
         <w:t>Sampling Strategy</w:t>
       </w:r>
@@ -7491,7 +7491,7 @@
       <w:pPr>
         <w:pStyle w:val="Heading3"/>
       </w:pPr>
-      <w:bookmarkStart w:id="8" w:name="_Toc225179764"/>
+      <w:bookmarkStart w:id="8" w:name="_Toc225256903"/>
       <w:r>
         <w:t>Connection to Data Science Goals from Business and Data Understanding</w:t>
       </w:r>
@@ -7663,7 +7663,7 @@
           <w:numId w:val="22"/>
         </w:numPr>
       </w:pPr>
-      <w:bookmarkStart w:id="9" w:name="_Toc225179765"/>
+      <w:bookmarkStart w:id="9" w:name="_Toc225256904"/>
       <w:r>
         <w:lastRenderedPageBreak/>
         <w:t>Data Cleaning Process</w:t>
@@ -7674,7 +7674,7 @@
       <w:pPr>
         <w:pStyle w:val="Heading3"/>
       </w:pPr>
-      <w:bookmarkStart w:id="10" w:name="_Toc225179766"/>
+      <w:bookmarkStart w:id="10" w:name="_Toc225256905"/>
       <w:r>
         <w:t>Missing Data Treatment</w:t>
       </w:r>
@@ -7713,7 +7713,7 @@
       <w:pPr>
         <w:pStyle w:val="Heading3"/>
       </w:pPr>
-      <w:bookmarkStart w:id="11" w:name="_Toc225179767"/>
+      <w:bookmarkStart w:id="11" w:name="_Toc225256906"/>
       <w:r>
         <w:t>Outlier Detection and Handling</w:t>
       </w:r>
@@ -7991,7 +7991,7 @@
       <w:pPr>
         <w:pStyle w:val="Heading3"/>
       </w:pPr>
-      <w:bookmarkStart w:id="12" w:name="_Toc225179768"/>
+      <w:bookmarkStart w:id="12" w:name="_Toc225256907"/>
       <w:r>
         <w:t>Inconsistency Resolution</w:t>
       </w:r>
@@ -8224,7 +8224,7 @@
       <w:pPr>
         <w:pStyle w:val="Heading3"/>
       </w:pPr>
-      <w:bookmarkStart w:id="13" w:name="_Toc225179769"/>
+      <w:bookmarkStart w:id="13" w:name="_Toc225256908"/>
       <w:r>
         <w:t>Error Correction</w:t>
       </w:r>
@@ -8239,7 +8239,7 @@
       <w:pPr>
         <w:pStyle w:val="Heading3"/>
       </w:pPr>
-      <w:bookmarkStart w:id="14" w:name="_Toc225179770"/>
+      <w:bookmarkStart w:id="14" w:name="_Toc225256909"/>
       <w:r>
         <w:t>Impact Assessment</w:t>
       </w:r>
@@ -8258,7 +8258,7 @@
           <w:numId w:val="22"/>
         </w:numPr>
       </w:pPr>
-      <w:bookmarkStart w:id="15" w:name="_Toc225179771"/>
+      <w:bookmarkStart w:id="15" w:name="_Toc225256910"/>
       <w:r>
         <w:t>Feature Engineering</w:t>
       </w:r>
@@ -8268,7 +8268,7 @@
       <w:pPr>
         <w:pStyle w:val="Heading3"/>
       </w:pPr>
-      <w:bookmarkStart w:id="16" w:name="_Toc225179772"/>
+      <w:bookmarkStart w:id="16" w:name="_Toc225256911"/>
       <w:r>
         <w:t>Derived Features</w:t>
       </w:r>
@@ -8327,7 +8327,7 @@
       <w:pPr>
         <w:pStyle w:val="Heading3"/>
       </w:pPr>
-      <w:bookmarkStart w:id="17" w:name="_Toc225179773"/>
+      <w:bookmarkStart w:id="17" w:name="_Toc225256912"/>
       <w:r>
         <w:t>Transformations</w:t>
       </w:r>
@@ -8572,7 +8572,7 @@
       <w:pPr>
         <w:pStyle w:val="Heading3"/>
       </w:pPr>
-      <w:bookmarkStart w:id="18" w:name="_Toc225179774"/>
+      <w:bookmarkStart w:id="18" w:name="_Toc225256913"/>
       <w:r>
         <w:t>Temporal Features</w:t>
       </w:r>
@@ -8587,7 +8587,7 @@
       <w:pPr>
         <w:pStyle w:val="Heading3"/>
       </w:pPr>
-      <w:bookmarkStart w:id="19" w:name="_Toc225179775"/>
+      <w:bookmarkStart w:id="19" w:name="_Toc225256914"/>
       <w:r>
         <w:t>Domain-specific Features</w:t>
       </w:r>
@@ -8602,7 +8602,7 @@
       <w:pPr>
         <w:pStyle w:val="Heading3"/>
       </w:pPr>
-      <w:bookmarkStart w:id="20" w:name="_Toc225179776"/>
+      <w:bookmarkStart w:id="20" w:name="_Toc225256915"/>
       <w:r>
         <w:t>Feature Justification</w:t>
       </w:r>
@@ -8698,7 +8698,7 @@
           <w:rFonts w:eastAsia="Times New Roman"/>
         </w:rPr>
       </w:pPr>
-      <w:bookmarkStart w:id="21" w:name="_Toc225179777"/>
+      <w:bookmarkStart w:id="21" w:name="_Toc225256916"/>
       <w:r>
         <w:rPr>
           <w:rFonts w:eastAsia="Times New Roman"/>
@@ -8723,7 +8723,7 @@
       <w:pPr>
         <w:pStyle w:val="Heading3"/>
       </w:pPr>
-      <w:bookmarkStart w:id="22" w:name="_Toc225179778"/>
+      <w:bookmarkStart w:id="22" w:name="_Toc225256917"/>
       <w:r>
         <w:t>Integration Approach</w:t>
       </w:r>
@@ -8801,7 +8801,7 @@
       <w:pPr>
         <w:pStyle w:val="Heading3"/>
       </w:pPr>
-      <w:bookmarkStart w:id="23" w:name="_Toc225179779"/>
+      <w:bookmarkStart w:id="23" w:name="_Toc225256918"/>
       <w:r>
         <w:t>Data Formatting</w:t>
       </w:r>
@@ -8870,7 +8870,7 @@
       <w:pPr>
         <w:pStyle w:val="Heading3"/>
       </w:pPr>
-      <w:bookmarkStart w:id="24" w:name="_Toc225179780"/>
+      <w:bookmarkStart w:id="24" w:name="_Toc225256919"/>
       <w:r>
         <w:t>Train/Validation/Test Splitting</w:t>
       </w:r>
@@ -8928,7 +8928,7 @@
       <w:pPr>
         <w:pStyle w:val="Heading3"/>
       </w:pPr>
-      <w:bookmarkStart w:id="25" w:name="_Toc225179781"/>
+      <w:bookmarkStart w:id="25" w:name="_Toc225256920"/>
       <w:r>
         <w:t>Final Dataset Characteristics</w:t>
       </w:r>
@@ -8976,7 +8976,7 @@
       <w:pPr>
         <w:pStyle w:val="Heading3"/>
       </w:pPr>
-      <w:bookmarkStart w:id="26" w:name="_Toc225179782"/>
+      <w:bookmarkStart w:id="26" w:name="_Toc225256921"/>
       <w:r>
         <w:t>Preparation Pipeline</w:t>
       </w:r>
@@ -9390,7 +9390,7 @@
       <w:pPr>
         <w:pStyle w:val="Heading1"/>
       </w:pPr>
-      <w:bookmarkStart w:id="27" w:name="_Toc225179783"/>
+      <w:bookmarkStart w:id="27" w:name="_Toc225256922"/>
       <w:r>
         <w:t xml:space="preserve">Section 2: </w:t>
       </w:r>
@@ -9403,7 +9403,7 @@
       <w:pPr>
         <w:pStyle w:val="Heading2"/>
       </w:pPr>
-      <w:bookmarkStart w:id="28" w:name="_Toc225179784"/>
+      <w:bookmarkStart w:id="28" w:name="_Toc225256923"/>
       <w:r>
         <w:t xml:space="preserve">2.1 </w:t>
       </w:r>
@@ -9416,7 +9416,7 @@
       <w:pPr>
         <w:pStyle w:val="Heading3"/>
       </w:pPr>
-      <w:bookmarkStart w:id="29" w:name="_Toc225179785"/>
+      <w:bookmarkStart w:id="29" w:name="_Toc225256924"/>
       <w:r>
         <w:t>Problem Framing</w:t>
       </w:r>
@@ -9431,7 +9431,7 @@
       <w:pPr>
         <w:pStyle w:val="Heading3"/>
       </w:pPr>
-      <w:bookmarkStart w:id="30" w:name="_Toc225179786"/>
+      <w:bookmarkStart w:id="30" w:name="_Toc225256925"/>
       <w:r>
         <w:t>Algorithm Selection Rationale</w:t>
       </w:r>
@@ -9535,7 +9535,7 @@
       <w:pPr>
         <w:pStyle w:val="Heading3"/>
       </w:pPr>
-      <w:bookmarkStart w:id="31" w:name="_Toc225179787"/>
+      <w:bookmarkStart w:id="31" w:name="_Toc225256926"/>
       <w:r>
         <w:lastRenderedPageBreak/>
         <w:t>Evaluation Strategy</w:t>
@@ -9760,7 +9760,7 @@
       <w:pPr>
         <w:pStyle w:val="Heading3"/>
       </w:pPr>
-      <w:bookmarkStart w:id="32" w:name="_Toc225179788"/>
+      <w:bookmarkStart w:id="32" w:name="_Toc225256927"/>
       <w:r>
         <w:t>Computational Considerations</w:t>
       </w:r>
@@ -9828,7 +9828,7 @@
       <w:pPr>
         <w:pStyle w:val="Heading3"/>
       </w:pPr>
-      <w:bookmarkStart w:id="33" w:name="_Toc225179789"/>
+      <w:bookmarkStart w:id="33" w:name="_Toc225256928"/>
       <w:r>
         <w:t>Connection to Data Science Goals and Success Criteria</w:t>
       </w:r>
@@ -9894,7 +9894,7 @@
       <w:pPr>
         <w:pStyle w:val="Heading2"/>
       </w:pPr>
-      <w:bookmarkStart w:id="34" w:name="_Toc225179790"/>
+      <w:bookmarkStart w:id="34" w:name="_Toc225256929"/>
       <w:r>
         <w:t>2.2 Model Development</w:t>
       </w:r>
@@ -9904,7 +9904,7 @@
       <w:pPr>
         <w:pStyle w:val="Heading3"/>
       </w:pPr>
-      <w:bookmarkStart w:id="35" w:name="_Toc225179791"/>
+      <w:bookmarkStart w:id="35" w:name="_Toc225256930"/>
       <w:r>
         <w:t>Baseline Model</w:t>
       </w:r>
@@ -11032,7 +11032,7 @@
       <w:pPr>
         <w:pStyle w:val="Heading3"/>
       </w:pPr>
-      <w:bookmarkStart w:id="36" w:name="_Toc225179792"/>
+      <w:bookmarkStart w:id="36" w:name="_Toc225256931"/>
       <w:r>
         <w:lastRenderedPageBreak/>
         <w:t>Primary Models</w:t>
@@ -13685,7 +13685,7 @@
       <w:pPr>
         <w:pStyle w:val="Heading3"/>
       </w:pPr>
-      <w:bookmarkStart w:id="37" w:name="_Toc225179793"/>
+      <w:bookmarkStart w:id="37" w:name="_Toc225256932"/>
       <w:r>
         <w:t>Computational Requirements</w:t>
       </w:r>
@@ -13719,7 +13719,7 @@
       <w:pPr>
         <w:pStyle w:val="Heading3"/>
       </w:pPr>
-      <w:bookmarkStart w:id="38" w:name="_Toc225179794"/>
+      <w:bookmarkStart w:id="38" w:name="_Toc225256933"/>
       <w:r>
         <w:t>Model Interpretation</w:t>
       </w:r>
@@ -13734,7 +13734,7 @@
       <w:pPr>
         <w:pStyle w:val="Heading2"/>
       </w:pPr>
-      <w:bookmarkStart w:id="39" w:name="_Toc225179795"/>
+      <w:bookmarkStart w:id="39" w:name="_Toc225256934"/>
       <w:r>
         <w:t>2.3 Model Evaluation and Comparison</w:t>
       </w:r>
@@ -13744,7 +13744,7 @@
       <w:pPr>
         <w:pStyle w:val="Heading3"/>
       </w:pPr>
-      <w:bookmarkStart w:id="40" w:name="_Toc225179796"/>
+      <w:bookmarkStart w:id="40" w:name="_Toc225256935"/>
       <w:r>
         <w:t>Performance Metrics</w:t>
       </w:r>
@@ -16175,7 +16175,7 @@
       <w:pPr>
         <w:pStyle w:val="Heading3"/>
       </w:pPr>
-      <w:bookmarkStart w:id="41" w:name="_Toc225179797"/>
+      <w:bookmarkStart w:id="41" w:name="_Toc225256936"/>
       <w:r>
         <w:t>Comparative Analysis</w:t>
       </w:r>
@@ -16211,7 +16211,7 @@
       <w:pPr>
         <w:pStyle w:val="Heading3"/>
       </w:pPr>
-      <w:bookmarkStart w:id="42" w:name="_Toc225179798"/>
+      <w:bookmarkStart w:id="42" w:name="_Toc225256937"/>
       <w:r>
         <w:t>Diagnostic Evaluation</w:t>
       </w:r>
@@ -17452,7 +17452,7 @@
       <w:pPr>
         <w:pStyle w:val="Heading3"/>
       </w:pPr>
-      <w:bookmarkStart w:id="43" w:name="_Toc225179799"/>
+      <w:bookmarkStart w:id="43" w:name="_Toc225256938"/>
       <w:r>
         <w:t>Robustness Testing</w:t>
       </w:r>
@@ -17482,7 +17482,7 @@
       <w:pPr>
         <w:pStyle w:val="Heading3"/>
       </w:pPr>
-      <w:bookmarkStart w:id="44" w:name="_Toc225179800"/>
+      <w:bookmarkStart w:id="44" w:name="_Toc225256939"/>
       <w:r>
         <w:t>Organizational Metric Translation</w:t>
       </w:r>
@@ -18201,7 +18201,7 @@
       <w:pPr>
         <w:pStyle w:val="Heading2"/>
       </w:pPr>
-      <w:bookmarkStart w:id="45" w:name="_Toc225179801"/>
+      <w:bookmarkStart w:id="45" w:name="_Toc225256940"/>
       <w:r>
         <w:t>2.4 Model Selection and Recommendations</w:t>
       </w:r>
@@ -18211,7 +18211,7 @@
       <w:pPr>
         <w:pStyle w:val="Heading3"/>
       </w:pPr>
-      <w:bookmarkStart w:id="46" w:name="_Toc225179802"/>
+      <w:bookmarkStart w:id="46" w:name="_Toc225256941"/>
       <w:r>
         <w:t>Selected Model</w:t>
       </w:r>
@@ -18495,7 +18495,7 @@
       <w:pPr>
         <w:pStyle w:val="Heading3"/>
       </w:pPr>
-      <w:bookmarkStart w:id="47" w:name="_Toc225179803"/>
+      <w:bookmarkStart w:id="47" w:name="_Toc225256942"/>
       <w:r>
         <w:t>Selection Justification</w:t>
       </w:r>
@@ -18537,7 +18537,7 @@
       <w:pPr>
         <w:pStyle w:val="Heading3"/>
       </w:pPr>
-      <w:bookmarkStart w:id="48" w:name="_Toc225179804"/>
+      <w:bookmarkStart w:id="48" w:name="_Toc225256943"/>
       <w:r>
         <w:t>Limitations and Risks</w:t>
       </w:r>
@@ -18550,9 +18550,9 @@
     </w:p>
     <w:p>
       <w:pPr>
-        <w:pStyle w:val="Heading2"/>
-      </w:pPr>
-      <w:bookmarkStart w:id="49" w:name="_Toc225179805"/>
+        <w:pStyle w:val="Heading1"/>
+      </w:pPr>
+      <w:bookmarkStart w:id="49" w:name="_Toc225256944"/>
       <w:r>
         <w:t>Conclusion</w:t>
       </w:r>
@@ -18626,10 +18626,7 @@
         <w:t xml:space="preserve">any </w:t>
       </w:r>
       <w:r>
-        <w:t>specific aggressive or distracted driving behaviors, modeled individually.</w:t>
-      </w:r>
-      <w:r>
-        <w:t xml:space="preserve"> Finally, r</w:t>
+        <w:t>specific aggressive or distracted driving behaviors, modeled individually. Finally, r</w:t>
       </w:r>
       <w:r>
         <w:t xml:space="preserve">esults do not support a </w:t>
@@ -18644,10 +18641,7 @@
         <w:t xml:space="preserve">COVID-19; </w:t>
       </w:r>
       <w:r>
-        <w:t>aggressive or distracted driving</w:t>
-      </w:r>
-      <w:r>
-        <w:t xml:space="preserve">; and </w:t>
+        <w:t xml:space="preserve">aggressive or distracted driving; and </w:t>
       </w:r>
       <w:r>
         <w:t xml:space="preserve">demographic characteristics </w:t>
@@ -18744,7 +18738,7 @@
       </w:pPr>
       <w:bookmarkStart w:id="50" w:name="_Ref222161412"/>
       <w:bookmarkStart w:id="51" w:name="_Ref225011442"/>
-      <w:bookmarkStart w:id="52" w:name="_Toc225179806"/>
+      <w:bookmarkStart w:id="52" w:name="_Toc225256945"/>
       <w:r>
         <w:lastRenderedPageBreak/>
         <w:t xml:space="preserve">Appendix A: </w:t>
@@ -21784,8 +21778,8 @@
         <w:pStyle w:val="Heading1"/>
       </w:pPr>
       <w:bookmarkStart w:id="55" w:name="_Ref221902899"/>
-      <w:bookmarkStart w:id="56" w:name="_Toc225179807"/>
-      <w:bookmarkStart w:id="57" w:name="_Ref221819746"/>
+      <w:bookmarkStart w:id="56" w:name="_Ref221819746"/>
+      <w:bookmarkStart w:id="57" w:name="_Toc225256946"/>
       <w:bookmarkEnd w:id="53"/>
       <w:bookmarkEnd w:id="54"/>
       <w:r>
@@ -21814,7 +21808,7 @@
         <w:t xml:space="preserve"> Fields</w:t>
       </w:r>
       <w:bookmarkEnd w:id="55"/>
-      <w:bookmarkEnd w:id="56"/>
+      <w:bookmarkEnd w:id="57"/>
     </w:p>
     <w:tbl>
       <w:tblPr>
@@ -22248,14 +22242,14 @@
       <w:r>
         <w:br w:type="page"/>
       </w:r>
-      <w:bookmarkEnd w:id="57"/>
+      <w:bookmarkEnd w:id="56"/>
       <w:bookmarkEnd w:id="58"/>
     </w:p>
     <w:p>
       <w:pPr>
         <w:pStyle w:val="Heading1"/>
       </w:pPr>
-      <w:bookmarkStart w:id="59" w:name="_Toc225179808"/>
+      <w:bookmarkStart w:id="59" w:name="_Toc225256947"/>
       <w:r>
         <w:lastRenderedPageBreak/>
         <w:t>AI Statement of Use</w:t>
@@ -22281,7 +22275,7 @@
       <w:pPr>
         <w:pStyle w:val="Heading1"/>
       </w:pPr>
-      <w:bookmarkStart w:id="60" w:name="_Toc225179809"/>
+      <w:bookmarkStart w:id="60" w:name="_Toc225256948"/>
       <w:r>
         <w:t>Bibliography</w:t>
       </w:r>

--- a/Data_Preparation_and_Modeling_Report_over_lisa .docx
+++ b/Data_Preparation_and_Modeling_Report_over_lisa .docx
@@ -4799,6 +4799,7 @@
           </w:tcPr>
           <w:p>
             <w:pPr>
+              <w:spacing w:before="120" w:after="120"/>
               <w:cnfStyle w:val="000000100000" w:firstRow="0" w:lastRow="0" w:firstColumn="0" w:lastColumn="0" w:oddVBand="0" w:evenVBand="0" w:oddHBand="1" w:evenHBand="0" w:firstRowFirstColumn="0" w:firstRowLastColumn="0" w:lastRowFirstColumn="0" w:lastRowLastColumn="0"/>
             </w:pPr>
             <w:r>
@@ -4918,7 +4919,13 @@
               </w:rPr>
             </w:pPr>
             <w:r>
-              <w:t>Demographics such as age of the driver, urban or rural location of the crash, driver impairment, and status of the driver’s license were modeled along with the COVID-19 flag to determine if any of these factors covaried with aggressive driving behaviors. Resulting models indicated that none of these factors sufficiently predicted aggressive driving.</w:t>
+              <w:t xml:space="preserve">Demographics such as age of the driver, urban or rural location of the crash, driver impairment, and status of the driver’s license were modeled along with the COVID-19 flag to determine if any of these factors covaried </w:t>
+            </w:r>
+            <w:r>
+              <w:t>to predict</w:t>
+            </w:r>
+            <w:r>
+              <w:t xml:space="preserve"> aggressive driving behaviors. Resulting models indicated that none of these factors sufficiently predicted aggressive driving.</w:t>
             </w:r>
           </w:p>
         </w:tc>
@@ -21778,8 +21785,8 @@
         <w:pStyle w:val="Heading1"/>
       </w:pPr>
       <w:bookmarkStart w:id="55" w:name="_Ref221902899"/>
-      <w:bookmarkStart w:id="56" w:name="_Ref221819746"/>
-      <w:bookmarkStart w:id="57" w:name="_Toc225256946"/>
+      <w:bookmarkStart w:id="56" w:name="_Toc225256946"/>
+      <w:bookmarkStart w:id="57" w:name="_Ref221819746"/>
       <w:bookmarkEnd w:id="53"/>
       <w:bookmarkEnd w:id="54"/>
       <w:r>
@@ -21808,7 +21815,7 @@
         <w:t xml:space="preserve"> Fields</w:t>
       </w:r>
       <w:bookmarkEnd w:id="55"/>
-      <w:bookmarkEnd w:id="57"/>
+      <w:bookmarkEnd w:id="56"/>
     </w:p>
     <w:tbl>
       <w:tblPr>
@@ -22242,7 +22249,7 @@
       <w:r>
         <w:br w:type="page"/>
       </w:r>
-      <w:bookmarkEnd w:id="56"/>
+      <w:bookmarkEnd w:id="57"/>
       <w:bookmarkEnd w:id="58"/>
     </w:p>
     <w:p>
